--- a/doc/Улитка.docx
+++ b/doc/Улитка.docx
@@ -1,6 +1,6 @@
 
 <file path=word/document.xml><?xml version="1.0" encoding="utf-8"?>
-<w:document xmlns:wpc="http://schemas.microsoft.com/office/word/2010/wordprocessingCanvas" xmlns:cx="http://schemas.microsoft.com/office/drawing/2014/chartex" xmlns:cx1="http://schemas.microsoft.com/office/drawing/2015/9/8/chartex" xmlns:cx2="http://schemas.microsoft.com/office/drawing/2015/10/21/chartex" xmlns:cx3="http://schemas.microsoft.com/office/drawing/2016/5/9/chartex" xmlns:cx4="http://schemas.microsoft.com/office/drawing/2016/5/10/chartex" xmlns:cx5="http://schemas.microsoft.com/office/drawing/2016/5/11/chartex" xmlns:cx6="http://schemas.microsoft.com/office/drawing/2016/5/12/chartex" xmlns:cx7="http://schemas.microsoft.com/office/drawing/2016/5/13/chartex" xmlns:cx8="http://schemas.microsoft.com/office/drawing/2016/5/14/chartex" xmlns:mc="http://schemas.openxmlformats.org/markup-compatibility/2006" xmlns:aink="http://schemas.microsoft.com/office/drawing/2016/ink" xmlns:am3d="http://schemas.microsoft.com/office/drawing/2017/model3d" xmlns:o="urn:schemas-microsoft-com:office:office" xmlns:oel="http://schemas.microsoft.com/office/2019/extlst" xmlns:r="http://schemas.openxmlformats.org/officeDocument/2006/relationships" xmlns:m="http://schemas.openxmlformats.org/officeDocument/2006/math" xmlns:v="urn:schemas-microsoft-com:vml" xmlns:wp14="http://schemas.microsoft.com/office/word/2010/wordprocessingDrawing" xmlns:wp="http://schemas.openxmlformats.org/drawingml/2006/wordprocessingDrawing" xmlns:w10="urn:schemas-microsoft-com:office:word" xmlns:w="http://schemas.openxmlformats.org/wordprocessingml/2006/main" xmlns:w14="http://schemas.microsoft.com/office/word/2010/wordml" xmlns:w15="http://schemas.microsoft.com/office/word/2012/wordml" xmlns:w16cex="http://schemas.microsoft.com/office/word/2018/wordml/cex" xmlns:w16cid="http://schemas.microsoft.com/office/word/2016/wordml/cid" xmlns:w16="http://schemas.microsoft.com/office/word/2018/wordml" xmlns:w16du="http://schemas.microsoft.com/office/word/2023/wordml/word16du" xmlns:w16sdtdh="http://schemas.microsoft.com/office/word/2020/wordml/sdtdatahash" xmlns:w16sdtfl="http://schemas.microsoft.com/office/word/2024/wordml/sdtformatlock" xmlns:w16se="http://schemas.microsoft.com/office/word/2015/wordml/symex" xmlns:wpg="http://schemas.microsoft.com/office/word/2010/wordprocessingGroup" xmlns:wpi="http://schemas.microsoft.com/office/word/2010/wordprocessingInk" xmlns:wne="http://schemas.microsoft.com/office/word/2006/wordml" xmlns:wps="http://schemas.microsoft.com/office/word/2010/wordprocessingShape" mc:Ignorable="w14 w15 w16se w16cid w16 w16cex w16sdtdh w16sdtfl w16du wp14">
+<w:document xmlns:wpc="http://schemas.microsoft.com/office/word/2010/wordprocessingCanvas" xmlns:cx="http://schemas.microsoft.com/office/drawing/2014/chartex" xmlns:cx1="http://schemas.microsoft.com/office/drawing/2015/9/8/chartex" xmlns:cx2="http://schemas.microsoft.com/office/drawing/2015/10/21/chartex" xmlns:cx3="http://schemas.microsoft.com/office/drawing/2016/5/9/chartex" xmlns:cx4="http://schemas.microsoft.com/office/drawing/2016/5/10/chartex" xmlns:cx5="http://schemas.microsoft.com/office/drawing/2016/5/11/chartex" xmlns:cx6="http://schemas.microsoft.com/office/drawing/2016/5/12/chartex" xmlns:cx7="http://schemas.microsoft.com/office/drawing/2016/5/13/chartex" xmlns:cx8="http://schemas.microsoft.com/office/drawing/2016/5/14/chartex" xmlns:mc="http://schemas.openxmlformats.org/markup-compatibility/2006" xmlns:aink="http://schemas.microsoft.com/office/drawing/2016/ink" xmlns:am3d="http://schemas.microsoft.com/office/drawing/2017/model3d" xmlns:o="urn:schemas-microsoft-com:office:office" xmlns:r="http://schemas.openxmlformats.org/officeDocument/2006/relationships" xmlns:m="http://schemas.openxmlformats.org/officeDocument/2006/math" xmlns:v="urn:schemas-microsoft-com:vml" xmlns:wp14="http://schemas.microsoft.com/office/word/2010/wordprocessingDrawing" xmlns:wp="http://schemas.openxmlformats.org/drawingml/2006/wordprocessingDrawing" xmlns:w10="urn:schemas-microsoft-com:office:word" xmlns:w="http://schemas.openxmlformats.org/wordprocessingml/2006/main" xmlns:w14="http://schemas.microsoft.com/office/word/2010/wordml" xmlns:w15="http://schemas.microsoft.com/office/word/2012/wordml" xmlns:w16cex="http://schemas.microsoft.com/office/word/2018/wordml/cex" xmlns:w16cid="http://schemas.microsoft.com/office/word/2016/wordml/cid" xmlns:w16="http://schemas.microsoft.com/office/word/2018/wordml" xmlns:w16sdtdh="http://schemas.microsoft.com/office/word/2020/wordml/sdtdatahash" xmlns:w16se="http://schemas.microsoft.com/office/word/2015/wordml/symex" xmlns:wpg="http://schemas.microsoft.com/office/word/2010/wordprocessingGroup" xmlns:wpi="http://schemas.microsoft.com/office/word/2010/wordprocessingInk" xmlns:wne="http://schemas.microsoft.com/office/word/2006/wordml" xmlns:wps="http://schemas.microsoft.com/office/word/2010/wordprocessingShape" mc:Ignorable="w14 w15 w16se w16cid w16 w16cex w16sdtdh wp14">
   <w:body>
     <w:p>
       <w:pPr>
@@ -1522,6 +1522,7 @@
       <w:pPr>
         <w:spacing w:line="360" w:lineRule="auto"/>
         <w:ind w:left="284" w:right="284" w:firstLine="851"/>
+        <w:jc w:val="both"/>
         <w:rPr>
           <w:sz w:val="28"/>
           <w:szCs w:val="28"/>
@@ -1539,6 +1540,7 @@
       <w:pPr>
         <w:spacing w:line="360" w:lineRule="auto"/>
         <w:ind w:left="284" w:right="284" w:firstLine="851"/>
+        <w:jc w:val="both"/>
         <w:rPr>
           <w:sz w:val="28"/>
           <w:szCs w:val="28"/>
@@ -1560,6 +1562,7 @@
         </w:numPr>
         <w:spacing w:line="360" w:lineRule="auto"/>
         <w:ind w:left="357" w:right="284" w:firstLine="851"/>
+        <w:jc w:val="both"/>
         <w:rPr>
           <w:sz w:val="28"/>
           <w:szCs w:val="28"/>
@@ -1581,6 +1584,7 @@
         </w:numPr>
         <w:spacing w:line="360" w:lineRule="auto"/>
         <w:ind w:left="357" w:right="284" w:firstLine="851"/>
+        <w:jc w:val="both"/>
         <w:rPr>
           <w:sz w:val="28"/>
           <w:szCs w:val="28"/>
@@ -1602,6 +1606,7 @@
         </w:numPr>
         <w:spacing w:line="360" w:lineRule="auto"/>
         <w:ind w:left="357" w:right="284" w:firstLine="851"/>
+        <w:jc w:val="both"/>
         <w:rPr>
           <w:sz w:val="28"/>
           <w:szCs w:val="28"/>
@@ -1623,6 +1628,7 @@
         </w:numPr>
         <w:spacing w:line="360" w:lineRule="auto"/>
         <w:ind w:left="357" w:right="284" w:firstLine="851"/>
+        <w:jc w:val="both"/>
         <w:rPr>
           <w:sz w:val="28"/>
           <w:szCs w:val="28"/>
@@ -1640,6 +1646,7 @@
       <w:pPr>
         <w:spacing w:line="360" w:lineRule="auto"/>
         <w:ind w:left="284" w:right="284" w:firstLine="851"/>
+        <w:jc w:val="both"/>
         <w:rPr>
           <w:sz w:val="28"/>
           <w:szCs w:val="28"/>
@@ -1657,6 +1664,7 @@
       <w:pPr>
         <w:spacing w:line="360" w:lineRule="auto"/>
         <w:ind w:left="284" w:right="284" w:firstLine="851"/>
+        <w:jc w:val="both"/>
         <w:rPr>
           <w:sz w:val="28"/>
           <w:szCs w:val="28"/>
@@ -1687,15 +1695,6 @@
           <w:szCs w:val="28"/>
         </w:rPr>
         <w:br w:type="page"/>
-      </w:r>
-      <w:r>
-        <w:rPr>
-          <w:color w:val="000000" w:themeColor="text1"/>
-          <w:sz w:val="28"/>
-          <w:szCs w:val="28"/>
-        </w:rPr>
-        <w:lastRenderedPageBreak/>
-        <w:tab/>
       </w:r>
     </w:p>
     <w:p>
@@ -1714,6 +1713,7 @@
           <w:sz w:val="28"/>
           <w:szCs w:val="28"/>
         </w:rPr>
+        <w:lastRenderedPageBreak/>
         <w:t>1 Анализ технического задания</w:t>
       </w:r>
       <w:r>
@@ -2098,7 +2098,78 @@
     </w:p>
     <w:p>
       <w:pPr>
-        <w:shd w:val="clear" w:color="auto" w:fill="FFFFFF" w:themeFill="background1"/>
+        <w:spacing w:after="200" w:line="276" w:lineRule="auto"/>
+        <w:rPr>
+          <w:sz w:val="28"/>
+          <w:szCs w:val="28"/>
+        </w:rPr>
+      </w:pPr>
+      <w:r>
+        <w:rPr>
+          <w:sz w:val="28"/>
+          <w:szCs w:val="28"/>
+        </w:rPr>
+        <w:br w:type="page"/>
+      </w:r>
+    </w:p>
+    <w:p>
+      <w:pPr>
+        <w:spacing w:line="360" w:lineRule="auto"/>
+        <w:ind w:left="284" w:right="284" w:firstLine="709"/>
+        <w:jc w:val="both"/>
+        <w:rPr>
+          <w:sz w:val="28"/>
+          <w:szCs w:val="28"/>
+        </w:rPr>
+      </w:pPr>
+      <w:r>
+        <w:rPr>
+          <w:sz w:val="28"/>
+          <w:szCs w:val="28"/>
+        </w:rPr>
+        <w:lastRenderedPageBreak/>
+        <w:t xml:space="preserve">2 </w:t>
+      </w:r>
+      <w:r>
+        <w:rPr>
+          <w:color w:val="000000"/>
+          <w:sz w:val="28"/>
+          <w:szCs w:val="28"/>
+        </w:rPr>
+        <w:t>Разработка</w:t>
+      </w:r>
+      <w:r>
+        <w:rPr>
+          <w:color w:val="000000"/>
+          <w:sz w:val="28"/>
+          <w:szCs w:val="28"/>
+        </w:rPr>
+        <w:t xml:space="preserve"> схемы электрической структурной</w:t>
+      </w:r>
+    </w:p>
+    <w:p>
+      <w:pPr>
+        <w:ind w:left="284" w:right="284" w:firstLine="709"/>
+        <w:jc w:val="both"/>
+        <w:rPr>
+          <w:sz w:val="28"/>
+          <w:szCs w:val="28"/>
+        </w:rPr>
+      </w:pPr>
+    </w:p>
+    <w:p>
+      <w:pPr>
+        <w:spacing w:line="360" w:lineRule="auto"/>
+        <w:ind w:left="284" w:right="284" w:firstLine="709"/>
+        <w:jc w:val="both"/>
+        <w:rPr>
+          <w:sz w:val="28"/>
+          <w:szCs w:val="28"/>
+        </w:rPr>
+      </w:pPr>
+    </w:p>
+    <w:p>
+      <w:pPr>
         <w:spacing w:line="360" w:lineRule="auto"/>
         <w:ind w:left="284" w:right="284" w:firstLine="851"/>
         <w:jc w:val="both"/>
@@ -2107,78 +2178,33 @@
           <w:szCs w:val="28"/>
         </w:rPr>
       </w:pPr>
-    </w:p>
-    <w:p>
-      <w:pPr>
-        <w:spacing w:line="360" w:lineRule="auto"/>
-        <w:ind w:left="284" w:right="284" w:firstLine="709"/>
-        <w:jc w:val="both"/>
-        <w:rPr>
-          <w:sz w:val="28"/>
-          <w:szCs w:val="28"/>
-        </w:rPr>
-      </w:pPr>
-      <w:r>
-        <w:rPr>
-          <w:sz w:val="28"/>
-          <w:szCs w:val="28"/>
-        </w:rPr>
-        <w:t xml:space="preserve">2 </w:t>
-      </w:r>
-      <w:r>
-        <w:rPr>
-          <w:color w:val="000000"/>
-          <w:sz w:val="28"/>
-          <w:szCs w:val="28"/>
-        </w:rPr>
-        <w:t>Разработка</w:t>
-      </w:r>
-      <w:r>
-        <w:rPr>
-          <w:color w:val="000000"/>
-          <w:sz w:val="28"/>
-          <w:szCs w:val="28"/>
-        </w:rPr>
-        <w:t xml:space="preserve"> схемы электрической структурной</w:t>
-      </w:r>
-    </w:p>
-    <w:p>
-      <w:pPr>
-        <w:ind w:left="284" w:right="284" w:firstLine="709"/>
-        <w:jc w:val="both"/>
-        <w:rPr>
-          <w:sz w:val="28"/>
-          <w:szCs w:val="28"/>
-        </w:rPr>
-      </w:pPr>
-    </w:p>
-    <w:p>
-      <w:pPr>
-        <w:spacing w:line="360" w:lineRule="auto"/>
-        <w:ind w:left="284" w:right="284" w:firstLine="709"/>
-        <w:jc w:val="both"/>
-        <w:rPr>
-          <w:sz w:val="28"/>
-          <w:szCs w:val="28"/>
-        </w:rPr>
-      </w:pPr>
-    </w:p>
-    <w:p>
-      <w:pPr>
-        <w:spacing w:line="360" w:lineRule="auto"/>
-        <w:ind w:left="284" w:right="284" w:firstLine="851"/>
-        <w:jc w:val="both"/>
-        <w:rPr>
-          <w:sz w:val="28"/>
-          <w:szCs w:val="28"/>
-        </w:rPr>
-      </w:pPr>
-      <w:r>
-        <w:rPr>
-          <w:sz w:val="28"/>
-          <w:szCs w:val="28"/>
-        </w:rPr>
-        <w:t>В этом разделе будет представлена электрическая структурная схема разрабатываемого устройства. Этот документ определяет основные функциональные блоки системы, их назначение и взаимосвязи между ними. На рисунке 1 показана структурная схема устройства, отражающая логику его работы и взаимодействие компонентов.</w:t>
+      <w:r>
+        <w:rPr>
+          <w:sz w:val="28"/>
+          <w:szCs w:val="28"/>
+        </w:rPr>
+        <w:t xml:space="preserve">В этом разделе будет представлена </w:t>
+      </w:r>
+      <w:r>
+        <w:rPr>
+          <w:sz w:val="28"/>
+          <w:szCs w:val="28"/>
+        </w:rPr>
+        <w:t>схема</w:t>
+      </w:r>
+      <w:r>
+        <w:rPr>
+          <w:sz w:val="28"/>
+          <w:szCs w:val="28"/>
+        </w:rPr>
+        <w:t xml:space="preserve"> </w:t>
+      </w:r>
+      <w:r>
+        <w:rPr>
+          <w:sz w:val="28"/>
+          <w:szCs w:val="28"/>
+        </w:rPr>
+        <w:t>электрическая структурная разрабатываемого устройства. Этот документ определяет основные функциональные блоки системы, их назначение и взаимосвязи между ними. На рисунке 1 показана структурная схема устройства, отражающая логику его работы и взаимодействие компонентов.</w:t>
       </w:r>
     </w:p>
     <w:p>
@@ -2333,33 +2359,52 @@
     </w:p>
     <w:p>
       <w:pPr>
+        <w:pStyle w:val="ab"/>
         <w:numPr>
           <w:ilvl w:val="0"/>
-          <w:numId w:val="17"/>
+          <w:numId w:val="18"/>
         </w:numPr>
         <w:spacing w:line="360" w:lineRule="auto"/>
         <w:ind w:left="284" w:right="284" w:firstLine="851"/>
         <w:jc w:val="both"/>
-        <w:rPr>
-          <w:sz w:val="28"/>
-          <w:szCs w:val="28"/>
-        </w:rPr>
-      </w:pPr>
-      <w:r>
-        <w:rPr>
-          <w:sz w:val="28"/>
-          <w:szCs w:val="28"/>
-        </w:rPr>
-        <w:t>Источник питания – отвечает за подачу электроэнергии на все компоненты устройства, обеспечивая стабильную работу системы.</w:t>
-      </w:r>
-    </w:p>
-    <w:p>
-      <w:pPr>
+      </w:pPr>
+      <w:r>
+        <w:rPr>
+          <w:sz w:val="28"/>
+          <w:szCs w:val="28"/>
+        </w:rPr>
+        <w:t>и</w:t>
+      </w:r>
+      <w:r>
+        <w:rPr>
+          <w:sz w:val="28"/>
+          <w:szCs w:val="28"/>
+        </w:rPr>
+        <w:t>сточник питания –</w:t>
+      </w:r>
+      <w:r>
+        <w:rPr>
+          <w:sz w:val="28"/>
+          <w:szCs w:val="28"/>
+        </w:rPr>
+        <w:t xml:space="preserve"> Обеспечивает подачу электроэнергии ко всем модулям устройства. Преобразует внешнее напряжение (например, от сети 220 В или от аккумулятора) в напряжение, необходимое для работы системы. Стабилизирует выходное напряжение, защищая систему от перепадов и помех. Может включать в себя элементы защиты: предохранители, варисторы, схемы защиты от перенапряжения и перегрузок</w:t>
+      </w:r>
+      <w:r>
+        <w:rPr>
+          <w:sz w:val="28"/>
+          <w:szCs w:val="28"/>
+        </w:rPr>
+        <w:t>;</w:t>
+      </w:r>
+    </w:p>
+    <w:p>
+      <w:pPr>
+        <w:pStyle w:val="ab"/>
         <w:numPr>
           <w:ilvl w:val="0"/>
-          <w:numId w:val="17"/>
+          <w:numId w:val="18"/>
         </w:numPr>
-        <w:spacing w:line="360" w:lineRule="auto"/>
+        <w:spacing w:before="100" w:beforeAutospacing="1" w:after="100" w:afterAutospacing="1" w:line="360" w:lineRule="auto"/>
         <w:ind w:left="284" w:right="284" w:firstLine="851"/>
         <w:jc w:val="both"/>
         <w:rPr>
@@ -2372,16 +2417,71 @@
           <w:sz w:val="28"/>
           <w:szCs w:val="28"/>
         </w:rPr>
-        <w:t>DC-DC преобразователь – регулирует и стабилизирует напряжение, необходимое для корректного функционирования всех электронных модулей.</w:t>
-      </w:r>
-    </w:p>
-    <w:p>
-      <w:pPr>
+        <w:t xml:space="preserve">DC-DC преобразователь – </w:t>
+      </w:r>
+      <w:r>
+        <w:rPr>
+          <w:sz w:val="28"/>
+          <w:szCs w:val="28"/>
+        </w:rPr>
+        <w:t>п</w:t>
+      </w:r>
+      <w:r>
+        <w:rPr>
+          <w:sz w:val="28"/>
+          <w:szCs w:val="28"/>
+        </w:rPr>
+        <w:t xml:space="preserve">реобразование одного уровня постоянного напряжения в другой (например, с 12 В до 5 В или 3.3 В). Обеспечение стабильного напряжения для питания чувствительных электронных компонентов. Повышение </w:t>
+      </w:r>
+      <w:r>
+        <w:rPr>
+          <w:sz w:val="28"/>
+          <w:szCs w:val="28"/>
+        </w:rPr>
+        <w:lastRenderedPageBreak/>
+        <w:t>(</w:t>
+      </w:r>
+      <w:proofErr w:type="spellStart"/>
+      <w:r>
+        <w:rPr>
+          <w:sz w:val="28"/>
+          <w:szCs w:val="28"/>
+        </w:rPr>
+        <w:t>boost</w:t>
+      </w:r>
+      <w:proofErr w:type="spellEnd"/>
+      <w:r>
+        <w:rPr>
+          <w:sz w:val="28"/>
+          <w:szCs w:val="28"/>
+        </w:rPr>
+        <w:t>) или понижение (</w:t>
+      </w:r>
+      <w:proofErr w:type="spellStart"/>
+      <w:r>
+        <w:rPr>
+          <w:sz w:val="28"/>
+          <w:szCs w:val="28"/>
+        </w:rPr>
+        <w:t>buck</w:t>
+      </w:r>
+      <w:proofErr w:type="spellEnd"/>
+      <w:r>
+        <w:rPr>
+          <w:sz w:val="28"/>
+          <w:szCs w:val="28"/>
+        </w:rPr>
+        <w:t>) входного напряжения в зависимости от потребностей схемы. Возможность управления или регулировки выходного напряжения в реальном времени, при необходимости.</w:t>
+      </w:r>
+    </w:p>
+    <w:p>
+      <w:pPr>
+        <w:pStyle w:val="ab"/>
         <w:numPr>
           <w:ilvl w:val="0"/>
-          <w:numId w:val="17"/>
+          <w:numId w:val="18"/>
         </w:numPr>
-        <w:spacing w:line="360" w:lineRule="auto"/>
+        <w:spacing w:before="100" w:beforeAutospacing="1" w:after="100" w:afterAutospacing="1" w:line="360" w:lineRule="auto"/>
         <w:ind w:left="284" w:right="284" w:firstLine="851"/>
         <w:jc w:val="both"/>
         <w:rPr>
@@ -2394,16 +2494,120 @@
           <w:sz w:val="28"/>
           <w:szCs w:val="28"/>
         </w:rPr>
-        <w:t>Микроконтроллер – основной управляющий элемент системы, отвечающий за обработку команд, управление периферийными устройствами и взаимодействие с интерфейсом пользователя.</w:t>
-      </w:r>
-    </w:p>
-    <w:p>
-      <w:pPr>
+        <w:t>Микроконтроллер –</w:t>
+      </w:r>
+      <w:r>
+        <w:rPr>
+          <w:sz w:val="28"/>
+          <w:szCs w:val="28"/>
+        </w:rPr>
+        <w:t xml:space="preserve"> Принимает сигналы от кнопок, </w:t>
+      </w:r>
+      <w:proofErr w:type="spellStart"/>
+      <w:r>
+        <w:rPr>
+          <w:sz w:val="28"/>
+          <w:szCs w:val="28"/>
+        </w:rPr>
+        <w:t>энкодеров</w:t>
+      </w:r>
+      <w:proofErr w:type="spellEnd"/>
+      <w:r>
+        <w:rPr>
+          <w:sz w:val="28"/>
+          <w:szCs w:val="28"/>
+        </w:rPr>
+        <w:t xml:space="preserve"> и других интерфейсных элементов.</w:t>
+      </w:r>
+      <w:r>
+        <w:rPr>
+          <w:sz w:val="28"/>
+          <w:szCs w:val="28"/>
+        </w:rPr>
+        <w:t xml:space="preserve"> </w:t>
+      </w:r>
+      <w:r>
+        <w:rPr>
+          <w:sz w:val="28"/>
+          <w:szCs w:val="28"/>
+        </w:rPr>
+        <w:t xml:space="preserve">Управляет остальными компонентами системы (дисплей, подсветка, звуковые сигналы и </w:t>
+      </w:r>
+      <w:r>
+        <w:rPr>
+          <w:sz w:val="28"/>
+          <w:szCs w:val="28"/>
+          <w:highlight w:val="yellow"/>
+        </w:rPr>
+        <w:t>т.д.).</w:t>
+      </w:r>
+      <w:r>
+        <w:rPr>
+          <w:sz w:val="28"/>
+          <w:szCs w:val="28"/>
+        </w:rPr>
+        <w:t xml:space="preserve"> </w:t>
+      </w:r>
+      <w:r>
+        <w:rPr>
+          <w:sz w:val="28"/>
+          <w:szCs w:val="28"/>
+        </w:rPr>
+        <w:t>Обрабатывает команды пользователя и взаимодействует с одноплатным ПК.</w:t>
+      </w:r>
+      <w:r>
+        <w:rPr>
+          <w:sz w:val="28"/>
+          <w:szCs w:val="28"/>
+        </w:rPr>
+        <w:t xml:space="preserve"> </w:t>
+      </w:r>
+      <w:r>
+        <w:rPr>
+          <w:sz w:val="28"/>
+          <w:szCs w:val="28"/>
+        </w:rPr>
+        <w:t>Может содержать встроенные интерфейсы: UART, SPI, I2C, ADC и др. для связи с периферийными устройствами.</w:t>
+      </w:r>
+      <w:r>
+        <w:rPr>
+          <w:sz w:val="28"/>
+          <w:szCs w:val="28"/>
+        </w:rPr>
+        <w:t xml:space="preserve"> </w:t>
+      </w:r>
+      <w:r>
+        <w:rPr>
+          <w:sz w:val="28"/>
+          <w:szCs w:val="28"/>
+        </w:rPr>
+        <w:t>Выполняет прошивку (</w:t>
+      </w:r>
+      <w:proofErr w:type="spellStart"/>
+      <w:r>
+        <w:rPr>
+          <w:sz w:val="28"/>
+          <w:szCs w:val="28"/>
+        </w:rPr>
+        <w:t>firmware</w:t>
+      </w:r>
+      <w:proofErr w:type="spellEnd"/>
+      <w:r>
+        <w:rPr>
+          <w:sz w:val="28"/>
+          <w:szCs w:val="28"/>
+        </w:rPr>
+        <w:t>), которая определяет логику работы устройства.</w:t>
+      </w:r>
+    </w:p>
+    <w:p>
+      <w:pPr>
+        <w:pStyle w:val="ab"/>
         <w:numPr>
           <w:ilvl w:val="0"/>
-          <w:numId w:val="17"/>
+          <w:numId w:val="18"/>
         </w:numPr>
-        <w:spacing w:line="360" w:lineRule="auto"/>
+        <w:spacing w:before="100" w:beforeAutospacing="1" w:after="100" w:afterAutospacing="1" w:line="360" w:lineRule="auto"/>
         <w:ind w:left="284" w:right="284" w:firstLine="851"/>
         <w:jc w:val="both"/>
         <w:rPr>
@@ -2416,8 +2620,21 @@
           <w:sz w:val="28"/>
           <w:szCs w:val="28"/>
         </w:rPr>
-        <w:lastRenderedPageBreak/>
-        <w:t xml:space="preserve">Интерфейс управления – включает в себя кнопки, </w:t>
+        <w:t xml:space="preserve">Интерфейс управления – Механические кнопки и тумблеры </w:t>
+      </w:r>
+      <w:r>
+        <w:rPr>
+          <w:sz w:val="28"/>
+          <w:szCs w:val="28"/>
+        </w:rPr>
+        <w:t>–</w:t>
+      </w:r>
+      <w:r>
+        <w:rPr>
+          <w:sz w:val="28"/>
+          <w:szCs w:val="28"/>
+        </w:rPr>
+        <w:t xml:space="preserve"> для простого и надежного ввода команд. </w:t>
       </w:r>
       <w:proofErr w:type="spellStart"/>
       <w:r>
@@ -2425,7 +2642,7 @@
           <w:sz w:val="28"/>
           <w:szCs w:val="28"/>
         </w:rPr>
-        <w:t>энкодеры</w:t>
+        <w:t>Энкодеры</w:t>
       </w:r>
       <w:proofErr w:type="spellEnd"/>
       <w:r>
@@ -2433,16 +2650,62 @@
           <w:sz w:val="28"/>
           <w:szCs w:val="28"/>
         </w:rPr>
-        <w:t xml:space="preserve"> или сенсорные элементы, позволяющие пользователю управлять консолью и настраивать её параметры.</w:t>
-      </w:r>
-    </w:p>
-    <w:p>
-      <w:pPr>
+        <w:t xml:space="preserve"> (поворотные регуляторы с нажатием) </w:t>
+      </w:r>
+      <w:r>
+        <w:rPr>
+          <w:sz w:val="28"/>
+          <w:szCs w:val="28"/>
+          <w:highlight w:val="yellow"/>
+        </w:rPr>
+        <w:t>—</w:t>
+      </w:r>
+      <w:r>
+        <w:rPr>
+          <w:sz w:val="28"/>
+          <w:szCs w:val="28"/>
+        </w:rPr>
+        <w:t xml:space="preserve"> удобны для навигации по меню и настройки параметров. Сенсорные панели или экраны </w:t>
+      </w:r>
+      <w:r>
+        <w:rPr>
+          <w:sz w:val="28"/>
+          <w:szCs w:val="28"/>
+          <w:highlight w:val="yellow"/>
+        </w:rPr>
+        <w:t>—</w:t>
+      </w:r>
+      <w:r>
+        <w:rPr>
+          <w:sz w:val="28"/>
+          <w:szCs w:val="28"/>
+        </w:rPr>
+        <w:t xml:space="preserve"> обеспечивают современный и интуитивный способ управления. Индикаторы (светодиоды) или дисплеи состояния </w:t>
+      </w:r>
+      <w:r>
+        <w:rPr>
+          <w:sz w:val="28"/>
+          <w:szCs w:val="28"/>
+          <w:highlight w:val="yellow"/>
+        </w:rPr>
+        <w:t>—</w:t>
+      </w:r>
+      <w:r>
+        <w:rPr>
+          <w:sz w:val="28"/>
+          <w:szCs w:val="28"/>
+        </w:rPr>
+        <w:t xml:space="preserve"> для отображения текущего режима работы или ошибок.</w:t>
+      </w:r>
+    </w:p>
+    <w:p>
+      <w:pPr>
+        <w:pStyle w:val="ab"/>
         <w:numPr>
           <w:ilvl w:val="0"/>
-          <w:numId w:val="17"/>
+          <w:numId w:val="18"/>
         </w:numPr>
-        <w:spacing w:line="360" w:lineRule="auto"/>
+        <w:spacing w:before="100" w:beforeAutospacing="1" w:after="100" w:afterAutospacing="1" w:line="360" w:lineRule="auto"/>
         <w:ind w:left="284" w:right="284" w:firstLine="851"/>
         <w:jc w:val="both"/>
         <w:rPr>
@@ -2455,16 +2718,40 @@
           <w:sz w:val="28"/>
           <w:szCs w:val="28"/>
         </w:rPr>
-        <w:t>Одноплатный ПК – дополнительный вычислительный модуль, обеспечивающий выполнение сложных вычислений, обработку графики и работу с программным обеспечением консоли.</w:t>
-      </w:r>
-    </w:p>
-    <w:p>
-      <w:pPr>
+        <w:t xml:space="preserve">Одноплатный ПК – </w:t>
+      </w:r>
+      <w:r>
+        <w:rPr>
+          <w:sz w:val="28"/>
+          <w:szCs w:val="28"/>
+        </w:rPr>
+        <w:t xml:space="preserve">Выполнение ресурсоемких операций: графика, мультимедиа, игры, работа с ОС. Поддержка программных интерфейсов и приложений. Связь с микроконтроллером через последовательный порт или другие интерфейсы. Обработка и вывод пользовательского интерфейса на дисплей. Работа с периферийными устройствами через USB, </w:t>
+      </w:r>
+      <w:proofErr w:type="spellStart"/>
+      <w:r>
+        <w:rPr>
+          <w:sz w:val="28"/>
+          <w:szCs w:val="28"/>
+        </w:rPr>
+        <w:t>Wi</w:t>
+      </w:r>
+      <w:proofErr w:type="spellEnd"/>
+      <w:r>
+        <w:rPr>
+          <w:sz w:val="28"/>
+          <w:szCs w:val="28"/>
+        </w:rPr>
+        <w:t>-Fi, Bluetooth и другие протоколы.</w:t>
+      </w:r>
+    </w:p>
+    <w:p>
+      <w:pPr>
+        <w:pStyle w:val="ab"/>
         <w:numPr>
           <w:ilvl w:val="0"/>
-          <w:numId w:val="17"/>
+          <w:numId w:val="18"/>
         </w:numPr>
-        <w:spacing w:line="360" w:lineRule="auto"/>
+        <w:spacing w:before="100" w:beforeAutospacing="1" w:after="100" w:afterAutospacing="1" w:line="360" w:lineRule="auto"/>
         <w:ind w:left="284" w:right="284" w:firstLine="851"/>
         <w:jc w:val="both"/>
         <w:rPr>
@@ -2477,14 +2764,35 @@
           <w:sz w:val="28"/>
           <w:szCs w:val="28"/>
         </w:rPr>
-        <w:t>Дисплей – устройство вывода информации, отображающее интерфейс пользователя, игровые элементы и другие визуальные данные.</w:t>
-      </w:r>
-    </w:p>
-    <w:p>
-      <w:pPr>
-        <w:spacing w:line="360" w:lineRule="auto"/>
-        <w:ind w:left="284" w:right="284" w:firstLine="851"/>
-        <w:jc w:val="both"/>
+        <w:t xml:space="preserve">Дисплей – </w:t>
+      </w:r>
+      <w:r>
+        <w:rPr>
+          <w:sz w:val="28"/>
+          <w:szCs w:val="28"/>
+        </w:rPr>
+        <w:t>ЖК-экран, OLED-дисплей, TFT или e-</w:t>
+      </w:r>
+      <w:proofErr w:type="spellStart"/>
+      <w:r>
+        <w:rPr>
+          <w:sz w:val="28"/>
+          <w:szCs w:val="28"/>
+        </w:rPr>
+        <w:t>ink</w:t>
+      </w:r>
+      <w:proofErr w:type="spellEnd"/>
+      <w:r>
+        <w:rPr>
+          <w:sz w:val="28"/>
+          <w:szCs w:val="28"/>
+        </w:rPr>
+        <w:t xml:space="preserve"> — в зависимости от требований по цвету, потреблению и стоимости. Сенсорным или несенсорным. Использоваться для отображения интерфейса, графики, текста, состояния устройства. Подключен напрямую к микроконтроллеру или к одноплатному ПК.</w:t>
+      </w:r>
+    </w:p>
+    <w:p>
+      <w:pPr>
+        <w:spacing w:after="200" w:line="276" w:lineRule="auto"/>
         <w:rPr>
           <w:sz w:val="28"/>
           <w:szCs w:val="28"/>
@@ -2608,15 +2916,14 @@
       </w:pPr>
       <w:r>
         <w:rPr>
-          <w:noProof/>
           <w:sz w:val="28"/>
           <w:szCs w:val="28"/>
         </w:rPr>
         <w:drawing>
-          <wp:inline distT="0" distB="0" distL="0" distR="0" wp14:anchorId="61BC2802" wp14:editId="38DFE942">
-            <wp:extent cx="5433531" cy="4983912"/>
-            <wp:effectExtent l="19050" t="19050" r="15240" b="26670"/>
-            <wp:docPr id="68" name="Рисунок 68"/>
+          <wp:inline distT="0" distB="0" distL="0" distR="0" wp14:anchorId="4DABA692" wp14:editId="4C7F41DD">
+            <wp:extent cx="6144260" cy="3759200"/>
+            <wp:effectExtent l="19050" t="19050" r="27940" b="12700"/>
+            <wp:docPr id="1" name="Рисунок 1"/>
             <wp:cNvGraphicFramePr>
               <a:graphicFrameLocks xmlns:a="http://schemas.openxmlformats.org/drawingml/2006/main" noChangeAspect="1"/>
             </wp:cNvGraphicFramePr>
@@ -2636,20 +2943,16 @@
                   <pic:spPr>
                     <a:xfrm>
                       <a:off x="0" y="0"/>
-                      <a:ext cx="5433531" cy="4983912"/>
+                      <a:ext cx="6155205" cy="3765896"/>
                     </a:xfrm>
                     <a:prstGeom prst="rect">
                       <a:avLst/>
                     </a:prstGeom>
                     <a:ln w="12700">
                       <a:solidFill>
-                        <a:schemeClr val="tx1">
-                          <a:lumMod val="85000"/>
-                          <a:lumOff val="15000"/>
-                        </a:schemeClr>
+                        <a:schemeClr val="tx1"/>
                       </a:solidFill>
                     </a:ln>
-                    <a:effectLst/>
                   </pic:spPr>
                 </pic:pic>
               </a:graphicData>
@@ -2855,16 +3158,7 @@
           <w:sz w:val="28"/>
           <w:szCs w:val="28"/>
         </w:rPr>
-        <w:t xml:space="preserve"> имеет большое количество встроенных периферийных устройств, таких </w:t>
-      </w:r>
-      <w:r>
-        <w:rPr>
-          <w:color w:val="000000" w:themeColor="text1"/>
-          <w:sz w:val="28"/>
-          <w:szCs w:val="28"/>
-        </w:rPr>
-        <w:lastRenderedPageBreak/>
-        <w:t>как USART, SPI, I2C, PWM и таймеры, что упрощает разработку различных проектов. Данный микроконтроллер обладает низким энергопотреблением, что позволяет использовать его в портативных устройствах и проектах с батарейным питанием.</w:t>
+        <w:t xml:space="preserve"> имеет большое количество встроенных периферийных устройств, таких как USART, SPI, I2C, PWM и таймеры, что упрощает разработку различных проектов. Данный микроконтроллер обладает низким энергопотреблением, что позволяет использовать его в портативных устройствах и проектах с батарейным питанием.</w:t>
       </w:r>
       <w:r>
         <w:rPr>
@@ -2892,6 +3186,7 @@
           <w:sz w:val="28"/>
           <w:szCs w:val="28"/>
         </w:rPr>
+        <w:lastRenderedPageBreak/>
         <w:t xml:space="preserve">В </w:t>
       </w:r>
       <w:r>
@@ -10393,6 +10688,7 @@
         </w:rPr>
         <w:t xml:space="preserve">где, </w:t>
       </w:r>
+      <w:proofErr w:type="spellStart"/>
       <w:r>
         <w:rPr>
           <w:color w:val="000000" w:themeColor="text1"/>
@@ -10412,6 +10708,7 @@
         </w:rPr>
         <w:t>i</w:t>
       </w:r>
+      <w:proofErr w:type="spellEnd"/>
       <w:r>
         <w:rPr>
           <w:color w:val="000000" w:themeColor="text1"/>
@@ -14658,7 +14955,6 @@
         </w:rPr>
         <w:t>·</w:t>
       </w:r>
-      <w:proofErr w:type="gramStart"/>
       <w:r>
         <w:rPr>
           <w:color w:val="000000" w:themeColor="text1"/>
@@ -14673,16 +14969,7 @@
           <w:sz w:val="28"/>
           <w:szCs w:val="28"/>
         </w:rPr>
-        <w:t>·</w:t>
-      </w:r>
-      <w:proofErr w:type="gramEnd"/>
-      <w:r>
-        <w:rPr>
-          <w:color w:val="000000" w:themeColor="text1"/>
-          <w:sz w:val="28"/>
-          <w:szCs w:val="28"/>
-        </w:rPr>
-        <w:t xml:space="preserve">10 </w:t>
+        <w:t xml:space="preserve">·10 </w:t>
       </w:r>
       <w:r>
         <w:rPr>
@@ -18012,7 +18299,7 @@
               </wp:anchor>
             </w:drawing>
           </mc:Choice>
-          <mc:Fallback>
+          <mc:Fallback xmlns:oel="http://schemas.microsoft.com/office/2019/extlst" xmlns:w16du="http://schemas.microsoft.com/office/word/2023/wordml/word16du" xmlns:w16sdtfl="http://schemas.microsoft.com/office/word/2024/wordml/sdtformatlock">
             <w:pict>
               <v:rect w14:anchorId="429941F6" id="Прямоугольник 111" o:spid="_x0000_s1026" style="position:absolute;margin-left:137.7pt;margin-top:5pt;width:244.45pt;height:13.85pt;z-index:251659264;visibility:visible;mso-wrap-style:square;mso-height-percent:0;mso-wrap-distance-left:9pt;mso-wrap-distance-top:0;mso-wrap-distance-right:9pt;mso-wrap-distance-bottom:0;mso-position-horizontal:absolute;mso-position-horizontal-relative:text;mso-position-vertical:absolute;mso-position-vertical-relative:text;mso-height-percent:0;mso-height-relative:margin;v-text-anchor:middle" o:gfxdata="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" fillcolor="white [3212]" strokecolor="white [3212]" strokeweight="2pt"/>
             </w:pict>
@@ -21828,25 +22115,7 @@
           <w:sz w:val="28"/>
           <w:szCs w:val="28"/>
         </w:rPr>
-        <w:t>100·</w:t>
-      </w:r>
-      <w:proofErr w:type="gramStart"/>
-      <w:r>
-        <w:rPr>
-          <w:color w:val="000000" w:themeColor="text1"/>
-          <w:sz w:val="28"/>
-          <w:szCs w:val="28"/>
-        </w:rPr>
-        <w:t>0,035)=</w:t>
-      </w:r>
-      <w:proofErr w:type="gramEnd"/>
-      <w:r>
-        <w:rPr>
-          <w:color w:val="000000" w:themeColor="text1"/>
-          <w:sz w:val="28"/>
-          <w:szCs w:val="28"/>
-        </w:rPr>
-        <w:t>0,5мм.</w:t>
+        <w:t>100·0,035)=0,5мм.</w:t>
       </w:r>
     </w:p>
     <w:p>
@@ -21946,25 +22215,7 @@
           <w:sz w:val="28"/>
           <w:szCs w:val="28"/>
         </w:rPr>
-        <w:t>100·</w:t>
-      </w:r>
-      <w:proofErr w:type="gramStart"/>
-      <w:r>
-        <w:rPr>
-          <w:color w:val="000000" w:themeColor="text1"/>
-          <w:sz w:val="28"/>
-          <w:szCs w:val="28"/>
-        </w:rPr>
-        <w:t>0,035)=</w:t>
-      </w:r>
-      <w:proofErr w:type="gramEnd"/>
-      <w:r>
-        <w:rPr>
-          <w:color w:val="000000" w:themeColor="text1"/>
-          <w:sz w:val="28"/>
-          <w:szCs w:val="28"/>
-        </w:rPr>
-        <w:t xml:space="preserve"> 0,25мм.</w:t>
+        <w:t>100·0,035)= 0,25мм.</w:t>
       </w:r>
     </w:p>
     <w:p>
@@ -27943,6 +28194,7 @@
         </w:rPr>
         <w:t xml:space="preserve"> </w:t>
       </w:r>
+      <w:proofErr w:type="spellStart"/>
       <w:r>
         <w:rPr>
           <w:color w:val="000000" w:themeColor="text1"/>
@@ -27952,6 +28204,7 @@
         </w:rPr>
         <w:t>Cura</w:t>
       </w:r>
+      <w:proofErr w:type="spellEnd"/>
       <w:r>
         <w:rPr>
           <w:color w:val="000000" w:themeColor="text1"/>
@@ -32744,19 +32997,8 @@
           <w:szCs w:val="28"/>
           <w:lang w:val="en-US"/>
         </w:rPr>
-        <w:t>LED, OUTPUT</w:t>
-      </w:r>
-      <w:proofErr w:type="gramStart"/>
-      <w:r>
-        <w:rPr>
-          <w:color w:val="000000" w:themeColor="text1"/>
-          <w:sz w:val="28"/>
-          <w:szCs w:val="28"/>
-          <w:lang w:val="en-US"/>
-        </w:rPr>
-        <w:t>);</w:t>
-      </w:r>
-      <w:proofErr w:type="gramEnd"/>
+        <w:t>LED, OUTPUT);</w:t>
+      </w:r>
     </w:p>
     <w:p>
       <w:pPr>
@@ -32810,19 +33052,8 @@
           <w:szCs w:val="28"/>
           <w:lang w:val="en-US"/>
         </w:rPr>
-        <w:t>, INPUT_PULLUP</w:t>
-      </w:r>
-      <w:proofErr w:type="gramStart"/>
-      <w:r>
-        <w:rPr>
-          <w:color w:val="000000" w:themeColor="text1"/>
-          <w:sz w:val="28"/>
-          <w:szCs w:val="28"/>
-          <w:lang w:val="en-US"/>
-        </w:rPr>
-        <w:t>);</w:t>
-      </w:r>
-      <w:proofErr w:type="gramEnd"/>
+        <w:t>, INPUT_PULLUP);</w:t>
+      </w:r>
     </w:p>
     <w:p>
       <w:pPr>
@@ -32864,9 +33095,18 @@
           <w:szCs w:val="28"/>
           <w:lang w:val="en-US"/>
         </w:rPr>
-        <w:t>1,INPUT);</w:t>
+        <w:t>1,INPUT</w:t>
       </w:r>
       <w:proofErr w:type="gramEnd"/>
+      <w:r>
+        <w:rPr>
+          <w:color w:val="000000" w:themeColor="text1"/>
+          <w:sz w:val="28"/>
+          <w:szCs w:val="28"/>
+          <w:lang w:val="en-US"/>
+        </w:rPr>
+        <w:t>);</w:t>
+      </w:r>
     </w:p>
     <w:p>
       <w:pPr>
@@ -32908,9 +33148,18 @@
           <w:szCs w:val="28"/>
           <w:lang w:val="en-US"/>
         </w:rPr>
-        <w:t>12,OUTPUT);</w:t>
+        <w:t>12,OUTPUT</w:t>
       </w:r>
       <w:proofErr w:type="gramEnd"/>
+      <w:r>
+        <w:rPr>
+          <w:color w:val="000000" w:themeColor="text1"/>
+          <w:sz w:val="28"/>
+          <w:szCs w:val="28"/>
+          <w:lang w:val="en-US"/>
+        </w:rPr>
+        <w:t>);</w:t>
+      </w:r>
     </w:p>
     <w:p>
       <w:pPr>
@@ -33275,19 +33524,8 @@
           <w:szCs w:val="28"/>
           <w:lang w:val="en-US"/>
         </w:rPr>
-        <w:t>12,1</w:t>
-      </w:r>
-      <w:proofErr w:type="gramStart"/>
-      <w:r>
-        <w:rPr>
-          <w:color w:val="000000" w:themeColor="text1"/>
-          <w:sz w:val="28"/>
-          <w:szCs w:val="28"/>
-          <w:lang w:val="en-US"/>
-        </w:rPr>
-        <w:t>);</w:t>
-      </w:r>
-      <w:proofErr w:type="gramEnd"/>
+        <w:t>12,1);</w:t>
+      </w:r>
     </w:p>
     <w:p>
       <w:pPr>
@@ -33339,19 +33577,8 @@
           <w:szCs w:val="28"/>
           <w:lang w:val="en-US"/>
         </w:rPr>
-        <w:t>)/1000</w:t>
-      </w:r>
-      <w:proofErr w:type="gramStart"/>
-      <w:r>
-        <w:rPr>
-          <w:color w:val="000000" w:themeColor="text1"/>
-          <w:sz w:val="28"/>
-          <w:szCs w:val="28"/>
-          <w:lang w:val="en-US"/>
-        </w:rPr>
-        <w:t>);</w:t>
-      </w:r>
-      <w:proofErr w:type="gramEnd"/>
+        <w:t>)/1000);</w:t>
+      </w:r>
     </w:p>
     <w:p>
       <w:pPr>
@@ -33461,9 +33688,18 @@
           <w:szCs w:val="28"/>
           <w:lang w:val="en-US"/>
         </w:rPr>
-        <w:t>(LED,HIGH);</w:t>
+        <w:t>(</w:t>
       </w:r>
       <w:proofErr w:type="gramEnd"/>
+      <w:r>
+        <w:rPr>
+          <w:color w:val="000000" w:themeColor="text1"/>
+          <w:sz w:val="28"/>
+          <w:szCs w:val="28"/>
+          <w:lang w:val="en-US"/>
+        </w:rPr>
+        <w:t>LED,HIGH);</w:t>
+      </w:r>
     </w:p>
     <w:p>
       <w:pPr>
@@ -33495,19 +33731,8 @@
           <w:szCs w:val="28"/>
           <w:lang w:val="en-US"/>
         </w:rPr>
-        <w:t>5000</w:t>
-      </w:r>
-      <w:proofErr w:type="gramStart"/>
-      <w:r>
-        <w:rPr>
-          <w:color w:val="000000" w:themeColor="text1"/>
-          <w:sz w:val="28"/>
-          <w:szCs w:val="28"/>
-          <w:lang w:val="en-US"/>
-        </w:rPr>
-        <w:t>);</w:t>
-      </w:r>
-      <w:proofErr w:type="gramEnd"/>
+        <w:t>5000);</w:t>
+      </w:r>
     </w:p>
     <w:p>
       <w:pPr>
@@ -33540,9 +33765,18 @@
           <w:szCs w:val="28"/>
           <w:lang w:val="en-US"/>
         </w:rPr>
-        <w:t>(LED,LOW);</w:t>
+        <w:t>(</w:t>
       </w:r>
       <w:proofErr w:type="gramEnd"/>
+      <w:r>
+        <w:rPr>
+          <w:color w:val="000000" w:themeColor="text1"/>
+          <w:sz w:val="28"/>
+          <w:szCs w:val="28"/>
+          <w:lang w:val="en-US"/>
+        </w:rPr>
+        <w:t>LED,LOW);</w:t>
+      </w:r>
     </w:p>
     <w:p>
       <w:pPr>
@@ -33574,19 +33808,8 @@
           <w:szCs w:val="28"/>
           <w:lang w:val="en-US"/>
         </w:rPr>
-        <w:t>5000</w:t>
-      </w:r>
-      <w:proofErr w:type="gramStart"/>
-      <w:r>
-        <w:rPr>
-          <w:color w:val="000000" w:themeColor="text1"/>
-          <w:sz w:val="28"/>
-          <w:szCs w:val="28"/>
-          <w:lang w:val="en-US"/>
-        </w:rPr>
-        <w:t>);</w:t>
-      </w:r>
-      <w:proofErr w:type="gramEnd"/>
+        <w:t>5000);</w:t>
+      </w:r>
     </w:p>
     <w:p>
       <w:pPr>
@@ -33672,7 +33895,6 @@
         <w:t>pinToButtonMap</w:t>
       </w:r>
       <w:proofErr w:type="spellEnd"/>
-      <w:proofErr w:type="gramStart"/>
       <w:r>
         <w:rPr>
           <w:color w:val="000000" w:themeColor="text1"/>
@@ -33682,7 +33904,6 @@
         </w:rPr>
         <w:t>);</w:t>
       </w:r>
-      <w:proofErr w:type="gramEnd"/>
     </w:p>
     <w:p>
       <w:pPr>
@@ -33737,7 +33958,6 @@
         <w:t xml:space="preserve">= </w:t>
       </w:r>
       <w:proofErr w:type="spellStart"/>
-      <w:proofErr w:type="gramStart"/>
       <w:r>
         <w:rPr>
           <w:color w:val="000000" w:themeColor="text1"/>
@@ -33757,7 +33977,6 @@
         </w:rPr>
         <w:t>){</w:t>
       </w:r>
-      <w:proofErr w:type="gramEnd"/>
     </w:p>
     <w:p>
       <w:pPr>
@@ -34216,7 +34435,7 @@
 </file>
 
 <file path=word/endnotes.xml><?xml version="1.0" encoding="utf-8"?>
-<w:endnotes xmlns:wpc="http://schemas.microsoft.com/office/word/2010/wordprocessingCanvas" xmlns:cx="http://schemas.microsoft.com/office/drawing/2014/chartex" xmlns:cx1="http://schemas.microsoft.com/office/drawing/2015/9/8/chartex" xmlns:cx2="http://schemas.microsoft.com/office/drawing/2015/10/21/chartex" xmlns:cx3="http://schemas.microsoft.com/office/drawing/2016/5/9/chartex" xmlns:cx4="http://schemas.microsoft.com/office/drawing/2016/5/10/chartex" xmlns:cx5="http://schemas.microsoft.com/office/drawing/2016/5/11/chartex" xmlns:cx6="http://schemas.microsoft.com/office/drawing/2016/5/12/chartex" xmlns:cx7="http://schemas.microsoft.com/office/drawing/2016/5/13/chartex" xmlns:cx8="http://schemas.microsoft.com/office/drawing/2016/5/14/chartex" xmlns:mc="http://schemas.openxmlformats.org/markup-compatibility/2006" xmlns:aink="http://schemas.microsoft.com/office/drawing/2016/ink" xmlns:am3d="http://schemas.microsoft.com/office/drawing/2017/model3d" xmlns:o="urn:schemas-microsoft-com:office:office" xmlns:oel="http://schemas.microsoft.com/office/2019/extlst" xmlns:r="http://schemas.openxmlformats.org/officeDocument/2006/relationships" xmlns:m="http://schemas.openxmlformats.org/officeDocument/2006/math" xmlns:v="urn:schemas-microsoft-com:vml" xmlns:wp14="http://schemas.microsoft.com/office/word/2010/wordprocessingDrawing" xmlns:wp="http://schemas.openxmlformats.org/drawingml/2006/wordprocessingDrawing" xmlns:w10="urn:schemas-microsoft-com:office:word" xmlns:w="http://schemas.openxmlformats.org/wordprocessingml/2006/main" xmlns:w14="http://schemas.microsoft.com/office/word/2010/wordml" xmlns:w15="http://schemas.microsoft.com/office/word/2012/wordml" xmlns:w16cex="http://schemas.microsoft.com/office/word/2018/wordml/cex" xmlns:w16cid="http://schemas.microsoft.com/office/word/2016/wordml/cid" xmlns:w16="http://schemas.microsoft.com/office/word/2018/wordml" xmlns:w16du="http://schemas.microsoft.com/office/word/2023/wordml/word16du" xmlns:w16sdtdh="http://schemas.microsoft.com/office/word/2020/wordml/sdtdatahash" xmlns:w16sdtfl="http://schemas.microsoft.com/office/word/2024/wordml/sdtformatlock" xmlns:w16se="http://schemas.microsoft.com/office/word/2015/wordml/symex" xmlns:wpg="http://schemas.microsoft.com/office/word/2010/wordprocessingGroup" xmlns:wpi="http://schemas.microsoft.com/office/word/2010/wordprocessingInk" xmlns:wne="http://schemas.microsoft.com/office/word/2006/wordml" xmlns:wps="http://schemas.microsoft.com/office/word/2010/wordprocessingShape" mc:Ignorable="w14 w15 w16se w16cid w16 w16cex w16sdtdh w16sdtfl w16du wp14">
+<w:endnotes xmlns:wpc="http://schemas.microsoft.com/office/word/2010/wordprocessingCanvas" xmlns:cx="http://schemas.microsoft.com/office/drawing/2014/chartex" xmlns:cx1="http://schemas.microsoft.com/office/drawing/2015/9/8/chartex" xmlns:cx2="http://schemas.microsoft.com/office/drawing/2015/10/21/chartex" xmlns:cx3="http://schemas.microsoft.com/office/drawing/2016/5/9/chartex" xmlns:cx4="http://schemas.microsoft.com/office/drawing/2016/5/10/chartex" xmlns:cx5="http://schemas.microsoft.com/office/drawing/2016/5/11/chartex" xmlns:cx6="http://schemas.microsoft.com/office/drawing/2016/5/12/chartex" xmlns:cx7="http://schemas.microsoft.com/office/drawing/2016/5/13/chartex" xmlns:cx8="http://schemas.microsoft.com/office/drawing/2016/5/14/chartex" xmlns:mc="http://schemas.openxmlformats.org/markup-compatibility/2006" xmlns:aink="http://schemas.microsoft.com/office/drawing/2016/ink" xmlns:am3d="http://schemas.microsoft.com/office/drawing/2017/model3d" xmlns:o="urn:schemas-microsoft-com:office:office" xmlns:r="http://schemas.openxmlformats.org/officeDocument/2006/relationships" xmlns:m="http://schemas.openxmlformats.org/officeDocument/2006/math" xmlns:v="urn:schemas-microsoft-com:vml" xmlns:wp14="http://schemas.microsoft.com/office/word/2010/wordprocessingDrawing" xmlns:wp="http://schemas.openxmlformats.org/drawingml/2006/wordprocessingDrawing" xmlns:w10="urn:schemas-microsoft-com:office:word" xmlns:w="http://schemas.openxmlformats.org/wordprocessingml/2006/main" xmlns:w14="http://schemas.microsoft.com/office/word/2010/wordml" xmlns:w15="http://schemas.microsoft.com/office/word/2012/wordml" xmlns:w16cex="http://schemas.microsoft.com/office/word/2018/wordml/cex" xmlns:w16cid="http://schemas.microsoft.com/office/word/2016/wordml/cid" xmlns:w16="http://schemas.microsoft.com/office/word/2018/wordml" xmlns:w16sdtdh="http://schemas.microsoft.com/office/word/2020/wordml/sdtdatahash" xmlns:w16se="http://schemas.microsoft.com/office/word/2015/wordml/symex" xmlns:wpg="http://schemas.microsoft.com/office/word/2010/wordprocessingGroup" xmlns:wpi="http://schemas.microsoft.com/office/word/2010/wordprocessingInk" xmlns:wne="http://schemas.microsoft.com/office/word/2006/wordml" xmlns:wps="http://schemas.microsoft.com/office/word/2010/wordprocessingShape" mc:Ignorable="w14 w15 w16se w16cid w16 w16cex w16sdtdh wp14">
   <w:endnote w:type="separator" w:id="-1">
     <w:p>
       <w:r>
@@ -34235,7 +34454,7 @@
 </file>
 
 <file path=word/footer1.xml><?xml version="1.0" encoding="utf-8"?>
-<w:ftr xmlns:wpc="http://schemas.microsoft.com/office/word/2010/wordprocessingCanvas" xmlns:cx="http://schemas.microsoft.com/office/drawing/2014/chartex" xmlns:cx1="http://schemas.microsoft.com/office/drawing/2015/9/8/chartex" xmlns:cx2="http://schemas.microsoft.com/office/drawing/2015/10/21/chartex" xmlns:cx3="http://schemas.microsoft.com/office/drawing/2016/5/9/chartex" xmlns:cx4="http://schemas.microsoft.com/office/drawing/2016/5/10/chartex" xmlns:cx5="http://schemas.microsoft.com/office/drawing/2016/5/11/chartex" xmlns:cx6="http://schemas.microsoft.com/office/drawing/2016/5/12/chartex" xmlns:cx7="http://schemas.microsoft.com/office/drawing/2016/5/13/chartex" xmlns:cx8="http://schemas.microsoft.com/office/drawing/2016/5/14/chartex" xmlns:mc="http://schemas.openxmlformats.org/markup-compatibility/2006" xmlns:aink="http://schemas.microsoft.com/office/drawing/2016/ink" xmlns:am3d="http://schemas.microsoft.com/office/drawing/2017/model3d" xmlns:o="urn:schemas-microsoft-com:office:office" xmlns:oel="http://schemas.microsoft.com/office/2019/extlst" xmlns:r="http://schemas.openxmlformats.org/officeDocument/2006/relationships" xmlns:m="http://schemas.openxmlformats.org/officeDocument/2006/math" xmlns:v="urn:schemas-microsoft-com:vml" xmlns:wp14="http://schemas.microsoft.com/office/word/2010/wordprocessingDrawing" xmlns:wp="http://schemas.openxmlformats.org/drawingml/2006/wordprocessingDrawing" xmlns:w10="urn:schemas-microsoft-com:office:word" xmlns:w="http://schemas.openxmlformats.org/wordprocessingml/2006/main" xmlns:w14="http://schemas.microsoft.com/office/word/2010/wordml" xmlns:w15="http://schemas.microsoft.com/office/word/2012/wordml" xmlns:w16cex="http://schemas.microsoft.com/office/word/2018/wordml/cex" xmlns:w16cid="http://schemas.microsoft.com/office/word/2016/wordml/cid" xmlns:w16="http://schemas.microsoft.com/office/word/2018/wordml" xmlns:w16du="http://schemas.microsoft.com/office/word/2023/wordml/word16du" xmlns:w16sdtdh="http://schemas.microsoft.com/office/word/2020/wordml/sdtdatahash" xmlns:w16sdtfl="http://schemas.microsoft.com/office/word/2024/wordml/sdtformatlock" xmlns:w16se="http://schemas.microsoft.com/office/word/2015/wordml/symex" xmlns:wpg="http://schemas.microsoft.com/office/word/2010/wordprocessingGroup" xmlns:wpi="http://schemas.microsoft.com/office/word/2010/wordprocessingInk" xmlns:wne="http://schemas.microsoft.com/office/word/2006/wordml" xmlns:wps="http://schemas.microsoft.com/office/word/2010/wordprocessingShape" mc:Ignorable="w14 w15 w16se w16cid w16 w16cex w16sdtdh w16sdtfl w16du wp14">
+<w:ftr xmlns:wpc="http://schemas.microsoft.com/office/word/2010/wordprocessingCanvas" xmlns:cx="http://schemas.microsoft.com/office/drawing/2014/chartex" xmlns:cx1="http://schemas.microsoft.com/office/drawing/2015/9/8/chartex" xmlns:cx2="http://schemas.microsoft.com/office/drawing/2015/10/21/chartex" xmlns:cx3="http://schemas.microsoft.com/office/drawing/2016/5/9/chartex" xmlns:cx4="http://schemas.microsoft.com/office/drawing/2016/5/10/chartex" xmlns:cx5="http://schemas.microsoft.com/office/drawing/2016/5/11/chartex" xmlns:cx6="http://schemas.microsoft.com/office/drawing/2016/5/12/chartex" xmlns:cx7="http://schemas.microsoft.com/office/drawing/2016/5/13/chartex" xmlns:cx8="http://schemas.microsoft.com/office/drawing/2016/5/14/chartex" xmlns:mc="http://schemas.openxmlformats.org/markup-compatibility/2006" xmlns:aink="http://schemas.microsoft.com/office/drawing/2016/ink" xmlns:am3d="http://schemas.microsoft.com/office/drawing/2017/model3d" xmlns:o="urn:schemas-microsoft-com:office:office" xmlns:r="http://schemas.openxmlformats.org/officeDocument/2006/relationships" xmlns:m="http://schemas.openxmlformats.org/officeDocument/2006/math" xmlns:v="urn:schemas-microsoft-com:vml" xmlns:wp14="http://schemas.microsoft.com/office/word/2010/wordprocessingDrawing" xmlns:wp="http://schemas.openxmlformats.org/drawingml/2006/wordprocessingDrawing" xmlns:w10="urn:schemas-microsoft-com:office:word" xmlns:w="http://schemas.openxmlformats.org/wordprocessingml/2006/main" xmlns:w14="http://schemas.microsoft.com/office/word/2010/wordml" xmlns:w15="http://schemas.microsoft.com/office/word/2012/wordml" xmlns:w16cex="http://schemas.microsoft.com/office/word/2018/wordml/cex" xmlns:w16cid="http://schemas.microsoft.com/office/word/2016/wordml/cid" xmlns:w16="http://schemas.microsoft.com/office/word/2018/wordml" xmlns:w16sdtdh="http://schemas.microsoft.com/office/word/2020/wordml/sdtdatahash" xmlns:w16se="http://schemas.microsoft.com/office/word/2015/wordml/symex" xmlns:wpg="http://schemas.microsoft.com/office/word/2010/wordprocessingGroup" xmlns:wpi="http://schemas.microsoft.com/office/word/2010/wordprocessingInk" xmlns:wne="http://schemas.microsoft.com/office/word/2006/wordml" xmlns:wps="http://schemas.microsoft.com/office/word/2010/wordprocessingShape" mc:Ignorable="w14 w15 w16se w16cid w16 w16cex w16sdtdh wp14">
   <w:p>
     <w:pPr>
       <w:pStyle w:val="a5"/>
@@ -34255,7 +34474,7 @@
 </file>
 
 <file path=word/footer2.xml><?xml version="1.0" encoding="utf-8"?>
-<w:ftr xmlns:wpc="http://schemas.microsoft.com/office/word/2010/wordprocessingCanvas" xmlns:cx="http://schemas.microsoft.com/office/drawing/2014/chartex" xmlns:cx1="http://schemas.microsoft.com/office/drawing/2015/9/8/chartex" xmlns:cx2="http://schemas.microsoft.com/office/drawing/2015/10/21/chartex" xmlns:cx3="http://schemas.microsoft.com/office/drawing/2016/5/9/chartex" xmlns:cx4="http://schemas.microsoft.com/office/drawing/2016/5/10/chartex" xmlns:cx5="http://schemas.microsoft.com/office/drawing/2016/5/11/chartex" xmlns:cx6="http://schemas.microsoft.com/office/drawing/2016/5/12/chartex" xmlns:cx7="http://schemas.microsoft.com/office/drawing/2016/5/13/chartex" xmlns:cx8="http://schemas.microsoft.com/office/drawing/2016/5/14/chartex" xmlns:mc="http://schemas.openxmlformats.org/markup-compatibility/2006" xmlns:aink="http://schemas.microsoft.com/office/drawing/2016/ink" xmlns:am3d="http://schemas.microsoft.com/office/drawing/2017/model3d" xmlns:o="urn:schemas-microsoft-com:office:office" xmlns:oel="http://schemas.microsoft.com/office/2019/extlst" xmlns:r="http://schemas.openxmlformats.org/officeDocument/2006/relationships" xmlns:m="http://schemas.openxmlformats.org/officeDocument/2006/math" xmlns:v="urn:schemas-microsoft-com:vml" xmlns:wp14="http://schemas.microsoft.com/office/word/2010/wordprocessingDrawing" xmlns:wp="http://schemas.openxmlformats.org/drawingml/2006/wordprocessingDrawing" xmlns:w10="urn:schemas-microsoft-com:office:word" xmlns:w="http://schemas.openxmlformats.org/wordprocessingml/2006/main" xmlns:w14="http://schemas.microsoft.com/office/word/2010/wordml" xmlns:w15="http://schemas.microsoft.com/office/word/2012/wordml" xmlns:w16cex="http://schemas.microsoft.com/office/word/2018/wordml/cex" xmlns:w16cid="http://schemas.microsoft.com/office/word/2016/wordml/cid" xmlns:w16="http://schemas.microsoft.com/office/word/2018/wordml" xmlns:w16du="http://schemas.microsoft.com/office/word/2023/wordml/word16du" xmlns:w16sdtdh="http://schemas.microsoft.com/office/word/2020/wordml/sdtdatahash" xmlns:w16sdtfl="http://schemas.microsoft.com/office/word/2024/wordml/sdtformatlock" xmlns:w16se="http://schemas.microsoft.com/office/word/2015/wordml/symex" xmlns:wpg="http://schemas.microsoft.com/office/word/2010/wordprocessingGroup" xmlns:wpi="http://schemas.microsoft.com/office/word/2010/wordprocessingInk" xmlns:wne="http://schemas.microsoft.com/office/word/2006/wordml" xmlns:wps="http://schemas.microsoft.com/office/word/2010/wordprocessingShape" mc:Ignorable="w14 w15 w16se w16cid w16 w16cex w16sdtdh w16sdtfl w16du wp14">
+<w:ftr xmlns:wpc="http://schemas.microsoft.com/office/word/2010/wordprocessingCanvas" xmlns:cx="http://schemas.microsoft.com/office/drawing/2014/chartex" xmlns:cx1="http://schemas.microsoft.com/office/drawing/2015/9/8/chartex" xmlns:cx2="http://schemas.microsoft.com/office/drawing/2015/10/21/chartex" xmlns:cx3="http://schemas.microsoft.com/office/drawing/2016/5/9/chartex" xmlns:cx4="http://schemas.microsoft.com/office/drawing/2016/5/10/chartex" xmlns:cx5="http://schemas.microsoft.com/office/drawing/2016/5/11/chartex" xmlns:cx6="http://schemas.microsoft.com/office/drawing/2016/5/12/chartex" xmlns:cx7="http://schemas.microsoft.com/office/drawing/2016/5/13/chartex" xmlns:cx8="http://schemas.microsoft.com/office/drawing/2016/5/14/chartex" xmlns:mc="http://schemas.openxmlformats.org/markup-compatibility/2006" xmlns:aink="http://schemas.microsoft.com/office/drawing/2016/ink" xmlns:am3d="http://schemas.microsoft.com/office/drawing/2017/model3d" xmlns:o="urn:schemas-microsoft-com:office:office" xmlns:r="http://schemas.openxmlformats.org/officeDocument/2006/relationships" xmlns:m="http://schemas.openxmlformats.org/officeDocument/2006/math" xmlns:v="urn:schemas-microsoft-com:vml" xmlns:wp14="http://schemas.microsoft.com/office/word/2010/wordprocessingDrawing" xmlns:wp="http://schemas.openxmlformats.org/drawingml/2006/wordprocessingDrawing" xmlns:w10="urn:schemas-microsoft-com:office:word" xmlns:w="http://schemas.openxmlformats.org/wordprocessingml/2006/main" xmlns:w14="http://schemas.microsoft.com/office/word/2010/wordml" xmlns:w15="http://schemas.microsoft.com/office/word/2012/wordml" xmlns:w16cex="http://schemas.microsoft.com/office/word/2018/wordml/cex" xmlns:w16cid="http://schemas.microsoft.com/office/word/2016/wordml/cid" xmlns:w16="http://schemas.microsoft.com/office/word/2018/wordml" xmlns:w16sdtdh="http://schemas.microsoft.com/office/word/2020/wordml/sdtdatahash" xmlns:w16se="http://schemas.microsoft.com/office/word/2015/wordml/symex" xmlns:wpg="http://schemas.microsoft.com/office/word/2010/wordprocessingGroup" xmlns:wpi="http://schemas.microsoft.com/office/word/2010/wordprocessingInk" xmlns:wne="http://schemas.microsoft.com/office/word/2006/wordml" xmlns:wps="http://schemas.microsoft.com/office/word/2010/wordprocessingShape" mc:Ignorable="w14 w15 w16se w16cid w16 w16cex w16sdtdh wp14">
   <w:p/>
   <w:p/>
   <w:p/>
@@ -34358,7 +34577,7 @@
               <v:stroke joinstyle="miter"/>
               <v:path gradientshapeok="t" o:connecttype="rect"/>
             </v:shapetype>
-            <v:shape id="Надпись 67" o:spid="_x0000_s1096" type="#_x0000_t202" style="position:absolute;margin-left:380.35pt;margin-top:9.25pt;width:26.5pt;height:17.95pt;z-index:251662336;visibility:visible;mso-wrap-style:square;mso-width-percent:0;mso-height-percent:0;mso-wrap-distance-left:9pt;mso-wrap-distance-top:0;mso-wrap-distance-right:9pt;mso-wrap-distance-bottom:0;mso-position-horizontal:absolute;mso-position-horizontal-relative:text;mso-position-vertical:absolute;mso-position-vertical-relative:text;mso-width-percent:0;mso-height-percent:0;mso-width-relative:margin;mso-height-relative:margin;v-text-anchor:top" o:gfxdata="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" filled="f" stroked="f" strokeweight=".5pt">
+            <v:shape id="Надпись 67" o:spid="_x0000_s1096" type="#_x0000_t202" style="position:absolute;margin-left:380.35pt;margin-top:9.25pt;width:26.5pt;height:17.95pt;z-index:251662336;visibility:visible;mso-wrap-style:square;mso-width-percent:0;mso-height-percent:0;mso-wrap-distance-left:9pt;mso-wrap-distance-top:0;mso-wrap-distance-right:9pt;mso-wrap-distance-bottom:0;mso-position-horizontal:absolute;mso-position-horizontal-relative:text;mso-position-vertical:absolute;mso-position-vertical-relative:text;mso-width-percent:0;mso-height-percent:0;mso-width-relative:margin;mso-height-relative:margin;v-text-anchor:top" o:gfxdata="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" filled="f" stroked="f" strokeweight=".5pt">
               <v:textbox>
                 <w:txbxContent>
                   <w:p>
@@ -34404,7 +34623,7 @@
 </file>
 
 <file path=word/footnotes.xml><?xml version="1.0" encoding="utf-8"?>
-<w:footnotes xmlns:wpc="http://schemas.microsoft.com/office/word/2010/wordprocessingCanvas" xmlns:cx="http://schemas.microsoft.com/office/drawing/2014/chartex" xmlns:cx1="http://schemas.microsoft.com/office/drawing/2015/9/8/chartex" xmlns:cx2="http://schemas.microsoft.com/office/drawing/2015/10/21/chartex" xmlns:cx3="http://schemas.microsoft.com/office/drawing/2016/5/9/chartex" xmlns:cx4="http://schemas.microsoft.com/office/drawing/2016/5/10/chartex" xmlns:cx5="http://schemas.microsoft.com/office/drawing/2016/5/11/chartex" xmlns:cx6="http://schemas.microsoft.com/office/drawing/2016/5/12/chartex" xmlns:cx7="http://schemas.microsoft.com/office/drawing/2016/5/13/chartex" xmlns:cx8="http://schemas.microsoft.com/office/drawing/2016/5/14/chartex" xmlns:mc="http://schemas.openxmlformats.org/markup-compatibility/2006" xmlns:aink="http://schemas.microsoft.com/office/drawing/2016/ink" xmlns:am3d="http://schemas.microsoft.com/office/drawing/2017/model3d" xmlns:o="urn:schemas-microsoft-com:office:office" xmlns:oel="http://schemas.microsoft.com/office/2019/extlst" xmlns:r="http://schemas.openxmlformats.org/officeDocument/2006/relationships" xmlns:m="http://schemas.openxmlformats.org/officeDocument/2006/math" xmlns:v="urn:schemas-microsoft-com:vml" xmlns:wp14="http://schemas.microsoft.com/office/word/2010/wordprocessingDrawing" xmlns:wp="http://schemas.openxmlformats.org/drawingml/2006/wordprocessingDrawing" xmlns:w10="urn:schemas-microsoft-com:office:word" xmlns:w="http://schemas.openxmlformats.org/wordprocessingml/2006/main" xmlns:w14="http://schemas.microsoft.com/office/word/2010/wordml" xmlns:w15="http://schemas.microsoft.com/office/word/2012/wordml" xmlns:w16cex="http://schemas.microsoft.com/office/word/2018/wordml/cex" xmlns:w16cid="http://schemas.microsoft.com/office/word/2016/wordml/cid" xmlns:w16="http://schemas.microsoft.com/office/word/2018/wordml" xmlns:w16du="http://schemas.microsoft.com/office/word/2023/wordml/word16du" xmlns:w16sdtdh="http://schemas.microsoft.com/office/word/2020/wordml/sdtdatahash" xmlns:w16sdtfl="http://schemas.microsoft.com/office/word/2024/wordml/sdtformatlock" xmlns:w16se="http://schemas.microsoft.com/office/word/2015/wordml/symex" xmlns:wpg="http://schemas.microsoft.com/office/word/2010/wordprocessingGroup" xmlns:wpi="http://schemas.microsoft.com/office/word/2010/wordprocessingInk" xmlns:wne="http://schemas.microsoft.com/office/word/2006/wordml" xmlns:wps="http://schemas.microsoft.com/office/word/2010/wordprocessingShape" mc:Ignorable="w14 w15 w16se w16cid w16 w16cex w16sdtdh w16sdtfl w16du wp14">
+<w:footnotes xmlns:wpc="http://schemas.microsoft.com/office/word/2010/wordprocessingCanvas" xmlns:cx="http://schemas.microsoft.com/office/drawing/2014/chartex" xmlns:cx1="http://schemas.microsoft.com/office/drawing/2015/9/8/chartex" xmlns:cx2="http://schemas.microsoft.com/office/drawing/2015/10/21/chartex" xmlns:cx3="http://schemas.microsoft.com/office/drawing/2016/5/9/chartex" xmlns:cx4="http://schemas.microsoft.com/office/drawing/2016/5/10/chartex" xmlns:cx5="http://schemas.microsoft.com/office/drawing/2016/5/11/chartex" xmlns:cx6="http://schemas.microsoft.com/office/drawing/2016/5/12/chartex" xmlns:cx7="http://schemas.microsoft.com/office/drawing/2016/5/13/chartex" xmlns:cx8="http://schemas.microsoft.com/office/drawing/2016/5/14/chartex" xmlns:mc="http://schemas.openxmlformats.org/markup-compatibility/2006" xmlns:aink="http://schemas.microsoft.com/office/drawing/2016/ink" xmlns:am3d="http://schemas.microsoft.com/office/drawing/2017/model3d" xmlns:o="urn:schemas-microsoft-com:office:office" xmlns:r="http://schemas.openxmlformats.org/officeDocument/2006/relationships" xmlns:m="http://schemas.openxmlformats.org/officeDocument/2006/math" xmlns:v="urn:schemas-microsoft-com:vml" xmlns:wp14="http://schemas.microsoft.com/office/word/2010/wordprocessingDrawing" xmlns:wp="http://schemas.openxmlformats.org/drawingml/2006/wordprocessingDrawing" xmlns:w10="urn:schemas-microsoft-com:office:word" xmlns:w="http://schemas.openxmlformats.org/wordprocessingml/2006/main" xmlns:w14="http://schemas.microsoft.com/office/word/2010/wordml" xmlns:w15="http://schemas.microsoft.com/office/word/2012/wordml" xmlns:w16cex="http://schemas.microsoft.com/office/word/2018/wordml/cex" xmlns:w16cid="http://schemas.microsoft.com/office/word/2016/wordml/cid" xmlns:w16="http://schemas.microsoft.com/office/word/2018/wordml" xmlns:w16sdtdh="http://schemas.microsoft.com/office/word/2020/wordml/sdtdatahash" xmlns:w16se="http://schemas.microsoft.com/office/word/2015/wordml/symex" xmlns:wpg="http://schemas.microsoft.com/office/word/2010/wordprocessingGroup" xmlns:wpi="http://schemas.microsoft.com/office/word/2010/wordprocessingInk" xmlns:wne="http://schemas.microsoft.com/office/word/2006/wordml" xmlns:wps="http://schemas.microsoft.com/office/word/2010/wordprocessingShape" mc:Ignorable="w14 w15 w16se w16cid w16 w16cex w16sdtdh wp14">
   <w:footnote w:type="separator" w:id="-1">
     <w:p>
       <w:r>
@@ -34423,7 +34642,7 @@
 </file>
 
 <file path=word/header1.xml><?xml version="1.0" encoding="utf-8"?>
-<w:hdr xmlns:wpc="http://schemas.microsoft.com/office/word/2010/wordprocessingCanvas" xmlns:cx="http://schemas.microsoft.com/office/drawing/2014/chartex" xmlns:cx1="http://schemas.microsoft.com/office/drawing/2015/9/8/chartex" xmlns:cx2="http://schemas.microsoft.com/office/drawing/2015/10/21/chartex" xmlns:cx3="http://schemas.microsoft.com/office/drawing/2016/5/9/chartex" xmlns:cx4="http://schemas.microsoft.com/office/drawing/2016/5/10/chartex" xmlns:cx5="http://schemas.microsoft.com/office/drawing/2016/5/11/chartex" xmlns:cx6="http://schemas.microsoft.com/office/drawing/2016/5/12/chartex" xmlns:cx7="http://schemas.microsoft.com/office/drawing/2016/5/13/chartex" xmlns:cx8="http://schemas.microsoft.com/office/drawing/2016/5/14/chartex" xmlns:mc="http://schemas.openxmlformats.org/markup-compatibility/2006" xmlns:aink="http://schemas.microsoft.com/office/drawing/2016/ink" xmlns:am3d="http://schemas.microsoft.com/office/drawing/2017/model3d" xmlns:o="urn:schemas-microsoft-com:office:office" xmlns:oel="http://schemas.microsoft.com/office/2019/extlst" xmlns:r="http://schemas.openxmlformats.org/officeDocument/2006/relationships" xmlns:m="http://schemas.openxmlformats.org/officeDocument/2006/math" xmlns:v="urn:schemas-microsoft-com:vml" xmlns:wp14="http://schemas.microsoft.com/office/word/2010/wordprocessingDrawing" xmlns:wp="http://schemas.openxmlformats.org/drawingml/2006/wordprocessingDrawing" xmlns:w10="urn:schemas-microsoft-com:office:word" xmlns:w="http://schemas.openxmlformats.org/wordprocessingml/2006/main" xmlns:w14="http://schemas.microsoft.com/office/word/2010/wordml" xmlns:w15="http://schemas.microsoft.com/office/word/2012/wordml" xmlns:w16cex="http://schemas.microsoft.com/office/word/2018/wordml/cex" xmlns:w16cid="http://schemas.microsoft.com/office/word/2016/wordml/cid" xmlns:w16="http://schemas.microsoft.com/office/word/2018/wordml" xmlns:w16du="http://schemas.microsoft.com/office/word/2023/wordml/word16du" xmlns:w16sdtdh="http://schemas.microsoft.com/office/word/2020/wordml/sdtdatahash" xmlns:w16sdtfl="http://schemas.microsoft.com/office/word/2024/wordml/sdtformatlock" xmlns:w16se="http://schemas.microsoft.com/office/word/2015/wordml/symex" xmlns:wpg="http://schemas.microsoft.com/office/word/2010/wordprocessingGroup" xmlns:wpi="http://schemas.microsoft.com/office/word/2010/wordprocessingInk" xmlns:wne="http://schemas.microsoft.com/office/word/2006/wordml" xmlns:wps="http://schemas.microsoft.com/office/word/2010/wordprocessingShape" mc:Ignorable="w14 w15 w16se w16cid w16 w16cex w16sdtdh w16sdtfl w16du wp14">
+<w:hdr xmlns:wpc="http://schemas.microsoft.com/office/word/2010/wordprocessingCanvas" xmlns:cx="http://schemas.microsoft.com/office/drawing/2014/chartex" xmlns:cx1="http://schemas.microsoft.com/office/drawing/2015/9/8/chartex" xmlns:cx2="http://schemas.microsoft.com/office/drawing/2015/10/21/chartex" xmlns:cx3="http://schemas.microsoft.com/office/drawing/2016/5/9/chartex" xmlns:cx4="http://schemas.microsoft.com/office/drawing/2016/5/10/chartex" xmlns:cx5="http://schemas.microsoft.com/office/drawing/2016/5/11/chartex" xmlns:cx6="http://schemas.microsoft.com/office/drawing/2016/5/12/chartex" xmlns:cx7="http://schemas.microsoft.com/office/drawing/2016/5/13/chartex" xmlns:cx8="http://schemas.microsoft.com/office/drawing/2016/5/14/chartex" xmlns:mc="http://schemas.openxmlformats.org/markup-compatibility/2006" xmlns:aink="http://schemas.microsoft.com/office/drawing/2016/ink" xmlns:am3d="http://schemas.microsoft.com/office/drawing/2017/model3d" xmlns:o="urn:schemas-microsoft-com:office:office" xmlns:r="http://schemas.openxmlformats.org/officeDocument/2006/relationships" xmlns:m="http://schemas.openxmlformats.org/officeDocument/2006/math" xmlns:v="urn:schemas-microsoft-com:vml" xmlns:wp14="http://schemas.microsoft.com/office/word/2010/wordprocessingDrawing" xmlns:wp="http://schemas.openxmlformats.org/drawingml/2006/wordprocessingDrawing" xmlns:w10="urn:schemas-microsoft-com:office:word" xmlns:w="http://schemas.openxmlformats.org/wordprocessingml/2006/main" xmlns:w14="http://schemas.microsoft.com/office/word/2010/wordml" xmlns:w15="http://schemas.microsoft.com/office/word/2012/wordml" xmlns:w16cex="http://schemas.microsoft.com/office/word/2018/wordml/cex" xmlns:w16cid="http://schemas.microsoft.com/office/word/2016/wordml/cid" xmlns:w16="http://schemas.microsoft.com/office/word/2018/wordml" xmlns:w16sdtdh="http://schemas.microsoft.com/office/word/2020/wordml/sdtdatahash" xmlns:w16se="http://schemas.microsoft.com/office/word/2015/wordml/symex" xmlns:wpg="http://schemas.microsoft.com/office/word/2010/wordprocessingGroup" xmlns:wpi="http://schemas.microsoft.com/office/word/2010/wordprocessingInk" xmlns:wne="http://schemas.microsoft.com/office/word/2006/wordml" xmlns:wps="http://schemas.microsoft.com/office/word/2010/wordprocessingShape" mc:Ignorable="w14 w15 w16se w16cid w16 w16cex w16sdtdh wp14">
   <w:p>
     <w:pPr>
       <w:ind w:right="-284"/>
@@ -35501,7 +35720,7 @@
         </mc:Choice>
         <mc:Fallback>
           <w:pict>
-            <v:group w14:anchorId="200A33D3" id="Group 51" o:spid="_x0000_s1026" style="position:absolute;margin-left:58.2pt;margin-top:15pt;width:518.5pt;height:811.8pt;z-index:251661312;mso-position-horizontal-relative:page;mso-position-vertical-relative:page" coordsize="20000,20000" o:gfxdata="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">
+            <v:group w14:anchorId="200A33D3" id="Group 51" o:spid="_x0000_s1026" style="position:absolute;margin-left:58.2pt;margin-top:15pt;width:518.5pt;height:811.8pt;z-index:251661312;mso-position-horizontal-relative:page;mso-position-vertical-relative:page" coordsize="20000,20000" o:gfxdata="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">
               <v:rect id="Rectangle 52" o:spid="_x0000_s1027" style="position:absolute;width:20000;height:20000;visibility:visible;mso-wrap-style:square;v-text-anchor:top" o:gfxdata="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" filled="f" strokeweight="2pt"/>
               <v:line id="Line 53" o:spid="_x0000_s1028" style="position:absolute;visibility:visible;mso-wrap-style:square" from="1093,18949" to="1095,19989" o:connectortype="straight" o:gfxdata="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" strokeweight="2pt"/>
               <v:line id="Line 54" o:spid="_x0000_s1029" style="position:absolute;visibility:visible;mso-wrap-style:square" from="10,18941" to="19977,18942" o:connectortype="straight" o:gfxdata="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" strokeweight="2pt"/>
@@ -35880,7 +36099,7 @@
 </file>
 
 <file path=word/header2.xml><?xml version="1.0" encoding="utf-8"?>
-<w:hdr xmlns:wpc="http://schemas.microsoft.com/office/word/2010/wordprocessingCanvas" xmlns:cx="http://schemas.microsoft.com/office/drawing/2014/chartex" xmlns:cx1="http://schemas.microsoft.com/office/drawing/2015/9/8/chartex" xmlns:cx2="http://schemas.microsoft.com/office/drawing/2015/10/21/chartex" xmlns:cx3="http://schemas.microsoft.com/office/drawing/2016/5/9/chartex" xmlns:cx4="http://schemas.microsoft.com/office/drawing/2016/5/10/chartex" xmlns:cx5="http://schemas.microsoft.com/office/drawing/2016/5/11/chartex" xmlns:cx6="http://schemas.microsoft.com/office/drawing/2016/5/12/chartex" xmlns:cx7="http://schemas.microsoft.com/office/drawing/2016/5/13/chartex" xmlns:cx8="http://schemas.microsoft.com/office/drawing/2016/5/14/chartex" xmlns:mc="http://schemas.openxmlformats.org/markup-compatibility/2006" xmlns:aink="http://schemas.microsoft.com/office/drawing/2016/ink" xmlns:am3d="http://schemas.microsoft.com/office/drawing/2017/model3d" xmlns:o="urn:schemas-microsoft-com:office:office" xmlns:oel="http://schemas.microsoft.com/office/2019/extlst" xmlns:r="http://schemas.openxmlformats.org/officeDocument/2006/relationships" xmlns:m="http://schemas.openxmlformats.org/officeDocument/2006/math" xmlns:v="urn:schemas-microsoft-com:vml" xmlns:wp14="http://schemas.microsoft.com/office/word/2010/wordprocessingDrawing" xmlns:wp="http://schemas.openxmlformats.org/drawingml/2006/wordprocessingDrawing" xmlns:w10="urn:schemas-microsoft-com:office:word" xmlns:w="http://schemas.openxmlformats.org/wordprocessingml/2006/main" xmlns:w14="http://schemas.microsoft.com/office/word/2010/wordml" xmlns:w15="http://schemas.microsoft.com/office/word/2012/wordml" xmlns:w16cex="http://schemas.microsoft.com/office/word/2018/wordml/cex" xmlns:w16cid="http://schemas.microsoft.com/office/word/2016/wordml/cid" xmlns:w16="http://schemas.microsoft.com/office/word/2018/wordml" xmlns:w16du="http://schemas.microsoft.com/office/word/2023/wordml/word16du" xmlns:w16sdtdh="http://schemas.microsoft.com/office/word/2020/wordml/sdtdatahash" xmlns:w16sdtfl="http://schemas.microsoft.com/office/word/2024/wordml/sdtformatlock" xmlns:w16se="http://schemas.microsoft.com/office/word/2015/wordml/symex" xmlns:wpg="http://schemas.microsoft.com/office/word/2010/wordprocessingGroup" xmlns:wpi="http://schemas.microsoft.com/office/word/2010/wordprocessingInk" xmlns:wne="http://schemas.microsoft.com/office/word/2006/wordml" xmlns:wps="http://schemas.microsoft.com/office/word/2010/wordprocessingShape" mc:Ignorable="w14 w15 w16se w16cid w16 w16cex w16sdtdh w16sdtfl w16du wp14">
+<w:hdr xmlns:wpc="http://schemas.microsoft.com/office/word/2010/wordprocessingCanvas" xmlns:cx="http://schemas.microsoft.com/office/drawing/2014/chartex" xmlns:cx1="http://schemas.microsoft.com/office/drawing/2015/9/8/chartex" xmlns:cx2="http://schemas.microsoft.com/office/drawing/2015/10/21/chartex" xmlns:cx3="http://schemas.microsoft.com/office/drawing/2016/5/9/chartex" xmlns:cx4="http://schemas.microsoft.com/office/drawing/2016/5/10/chartex" xmlns:cx5="http://schemas.microsoft.com/office/drawing/2016/5/11/chartex" xmlns:cx6="http://schemas.microsoft.com/office/drawing/2016/5/12/chartex" xmlns:cx7="http://schemas.microsoft.com/office/drawing/2016/5/13/chartex" xmlns:cx8="http://schemas.microsoft.com/office/drawing/2016/5/14/chartex" xmlns:mc="http://schemas.openxmlformats.org/markup-compatibility/2006" xmlns:aink="http://schemas.microsoft.com/office/drawing/2016/ink" xmlns:am3d="http://schemas.microsoft.com/office/drawing/2017/model3d" xmlns:o="urn:schemas-microsoft-com:office:office" xmlns:r="http://schemas.openxmlformats.org/officeDocument/2006/relationships" xmlns:m="http://schemas.openxmlformats.org/officeDocument/2006/math" xmlns:v="urn:schemas-microsoft-com:vml" xmlns:wp14="http://schemas.microsoft.com/office/word/2010/wordprocessingDrawing" xmlns:wp="http://schemas.openxmlformats.org/drawingml/2006/wordprocessingDrawing" xmlns:w10="urn:schemas-microsoft-com:office:word" xmlns:w="http://schemas.openxmlformats.org/wordprocessingml/2006/main" xmlns:w14="http://schemas.microsoft.com/office/word/2010/wordml" xmlns:w15="http://schemas.microsoft.com/office/word/2012/wordml" xmlns:w16cex="http://schemas.microsoft.com/office/word/2018/wordml/cex" xmlns:w16cid="http://schemas.microsoft.com/office/word/2016/wordml/cid" xmlns:w16="http://schemas.microsoft.com/office/word/2018/wordml" xmlns:w16sdtdh="http://schemas.microsoft.com/office/word/2020/wordml/sdtdatahash" xmlns:w16se="http://schemas.microsoft.com/office/word/2015/wordml/symex" xmlns:wpg="http://schemas.microsoft.com/office/word/2010/wordprocessingGroup" xmlns:wpi="http://schemas.microsoft.com/office/word/2010/wordprocessingInk" xmlns:wne="http://schemas.microsoft.com/office/word/2006/wordml" xmlns:wps="http://schemas.microsoft.com/office/word/2010/wordprocessingShape" mc:Ignorable="w14 w15 w16se w16cid w16 w16cex w16sdtdh wp14">
   <w:p>
     <w:pPr>
       <w:ind w:right="-284"/>
@@ -37880,7 +38099,6 @@
                                 <w:i/>
                                 <w:sz w:val="18"/>
                                 <w:szCs w:val="18"/>
-                                <w:lang w:val="en-US"/>
                               </w:rPr>
                             </w:pPr>
                             <w:r>
@@ -38510,7 +38728,7 @@
         </mc:Choice>
         <mc:Fallback>
           <w:pict>
-            <v:group w14:anchorId="4C6AC85D" id="Group 1" o:spid="_x0000_s1046" style="position:absolute;margin-left:60pt;margin-top:15pt;width:519.1pt;height:811.05pt;z-index:251660288;mso-position-horizontal-relative:page;mso-position-vertical-relative:page" coordorigin="-29" coordsize="20019,20000" o:gfxdata="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">
+            <v:group w14:anchorId="4C6AC85D" id="Group 1" o:spid="_x0000_s1046" style="position:absolute;margin-left:60pt;margin-top:15pt;width:519.1pt;height:811.05pt;z-index:251660288;mso-position-horizontal-relative:page;mso-position-vertical-relative:page" coordorigin="-29" coordsize="20019,20000" o:gfxdata="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">
               <v:rect id="Rectangle 2" o:spid="_x0000_s1047" style="position:absolute;left:-29;width:20000;height:20000;visibility:visible;mso-wrap-style:square;v-text-anchor:top" o:gfxdata="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" filled="f" strokeweight="2pt"/>
               <v:line id="Line 3" o:spid="_x0000_s1048" style="position:absolute;visibility:visible;mso-wrap-style:square" from="993,17183" to="995,18221" o:connectortype="straight" o:gfxdata="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" strokeweight="2pt"/>
               <v:line id="Line 4" o:spid="_x0000_s1049" style="position:absolute;visibility:visible;mso-wrap-style:square" from="10,17173" to="19977,17174" o:connectortype="straight" o:gfxdata="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" strokeweight="2pt"/>
@@ -39172,7 +39390,6 @@
                           <w:i/>
                           <w:sz w:val="18"/>
                           <w:szCs w:val="18"/>
-                          <w:lang w:val="en-US"/>
                         </w:rPr>
                       </w:pPr>
                       <w:r>
@@ -39486,7 +39703,7 @@
 </file>
 
 <file path=word/numbering.xml><?xml version="1.0" encoding="utf-8"?>
-<w:numbering xmlns:wpc="http://schemas.microsoft.com/office/word/2010/wordprocessingCanvas" xmlns:cx="http://schemas.microsoft.com/office/drawing/2014/chartex" xmlns:cx1="http://schemas.microsoft.com/office/drawing/2015/9/8/chartex" xmlns:cx2="http://schemas.microsoft.com/office/drawing/2015/10/21/chartex" xmlns:cx3="http://schemas.microsoft.com/office/drawing/2016/5/9/chartex" xmlns:cx4="http://schemas.microsoft.com/office/drawing/2016/5/10/chartex" xmlns:cx5="http://schemas.microsoft.com/office/drawing/2016/5/11/chartex" xmlns:cx6="http://schemas.microsoft.com/office/drawing/2016/5/12/chartex" xmlns:cx7="http://schemas.microsoft.com/office/drawing/2016/5/13/chartex" xmlns:cx8="http://schemas.microsoft.com/office/drawing/2016/5/14/chartex" xmlns:mc="http://schemas.openxmlformats.org/markup-compatibility/2006" xmlns:aink="http://schemas.microsoft.com/office/drawing/2016/ink" xmlns:am3d="http://schemas.microsoft.com/office/drawing/2017/model3d" xmlns:o="urn:schemas-microsoft-com:office:office" xmlns:oel="http://schemas.microsoft.com/office/2019/extlst" xmlns:r="http://schemas.openxmlformats.org/officeDocument/2006/relationships" xmlns:m="http://schemas.openxmlformats.org/officeDocument/2006/math" xmlns:v="urn:schemas-microsoft-com:vml" xmlns:wp14="http://schemas.microsoft.com/office/word/2010/wordprocessingDrawing" xmlns:wp="http://schemas.openxmlformats.org/drawingml/2006/wordprocessingDrawing" xmlns:w10="urn:schemas-microsoft-com:office:word" xmlns:w="http://schemas.openxmlformats.org/wordprocessingml/2006/main" xmlns:w14="http://schemas.microsoft.com/office/word/2010/wordml" xmlns:w15="http://schemas.microsoft.com/office/word/2012/wordml" xmlns:w16cex="http://schemas.microsoft.com/office/word/2018/wordml/cex" xmlns:w16cid="http://schemas.microsoft.com/office/word/2016/wordml/cid" xmlns:w16="http://schemas.microsoft.com/office/word/2018/wordml" xmlns:w16du="http://schemas.microsoft.com/office/word/2023/wordml/word16du" xmlns:w16sdtdh="http://schemas.microsoft.com/office/word/2020/wordml/sdtdatahash" xmlns:w16sdtfl="http://schemas.microsoft.com/office/word/2024/wordml/sdtformatlock" xmlns:w16se="http://schemas.microsoft.com/office/word/2015/wordml/symex" xmlns:wpg="http://schemas.microsoft.com/office/word/2010/wordprocessingGroup" xmlns:wpi="http://schemas.microsoft.com/office/word/2010/wordprocessingInk" xmlns:wne="http://schemas.microsoft.com/office/word/2006/wordml" xmlns:wps="http://schemas.microsoft.com/office/word/2010/wordprocessingShape" mc:Ignorable="w14 w15 w16se w16cid w16 w16cex w16sdtdh w16sdtfl w16du wp14">
+<w:numbering xmlns:wpc="http://schemas.microsoft.com/office/word/2010/wordprocessingCanvas" xmlns:cx="http://schemas.microsoft.com/office/drawing/2014/chartex" xmlns:cx1="http://schemas.microsoft.com/office/drawing/2015/9/8/chartex" xmlns:cx2="http://schemas.microsoft.com/office/drawing/2015/10/21/chartex" xmlns:cx3="http://schemas.microsoft.com/office/drawing/2016/5/9/chartex" xmlns:cx4="http://schemas.microsoft.com/office/drawing/2016/5/10/chartex" xmlns:cx5="http://schemas.microsoft.com/office/drawing/2016/5/11/chartex" xmlns:cx6="http://schemas.microsoft.com/office/drawing/2016/5/12/chartex" xmlns:cx7="http://schemas.microsoft.com/office/drawing/2016/5/13/chartex" xmlns:cx8="http://schemas.microsoft.com/office/drawing/2016/5/14/chartex" xmlns:mc="http://schemas.openxmlformats.org/markup-compatibility/2006" xmlns:aink="http://schemas.microsoft.com/office/drawing/2016/ink" xmlns:am3d="http://schemas.microsoft.com/office/drawing/2017/model3d" xmlns:o="urn:schemas-microsoft-com:office:office" xmlns:r="http://schemas.openxmlformats.org/officeDocument/2006/relationships" xmlns:m="http://schemas.openxmlformats.org/officeDocument/2006/math" xmlns:v="urn:schemas-microsoft-com:vml" xmlns:wp14="http://schemas.microsoft.com/office/word/2010/wordprocessingDrawing" xmlns:wp="http://schemas.openxmlformats.org/drawingml/2006/wordprocessingDrawing" xmlns:w10="urn:schemas-microsoft-com:office:word" xmlns:w="http://schemas.openxmlformats.org/wordprocessingml/2006/main" xmlns:w14="http://schemas.microsoft.com/office/word/2010/wordml" xmlns:w15="http://schemas.microsoft.com/office/word/2012/wordml" xmlns:w16cex="http://schemas.microsoft.com/office/word/2018/wordml/cex" xmlns:w16cid="http://schemas.microsoft.com/office/word/2016/wordml/cid" xmlns:w16="http://schemas.microsoft.com/office/word/2018/wordml" xmlns:w16sdtdh="http://schemas.microsoft.com/office/word/2020/wordml/sdtdatahash" xmlns:w16se="http://schemas.microsoft.com/office/word/2015/wordml/symex" xmlns:wpg="http://schemas.microsoft.com/office/word/2010/wordprocessingGroup" xmlns:wpi="http://schemas.microsoft.com/office/word/2010/wordprocessingInk" xmlns:wne="http://schemas.microsoft.com/office/word/2006/wordml" xmlns:wps="http://schemas.microsoft.com/office/word/2010/wordprocessingShape" mc:Ignorable="w14 w15 w16se w16cid w16 w16cex w16sdtdh wp14">
   <w:abstractNum w:abstractNumId="0" w15:restartNumberingAfterBreak="0">
     <w:nsid w:val="13FB3B31"/>
     <w:multiLevelType w:val="multilevel"/>
@@ -40837,16 +41054,16 @@
     </w:lvl>
   </w:abstractNum>
   <w:abstractNum w:abstractNumId="10" w15:restartNumberingAfterBreak="0">
-    <w:nsid w:val="569F49D3"/>
+    <w:nsid w:val="503372F4"/>
     <w:multiLevelType w:val="hybridMultilevel"/>
-    <w:tmpl w:val="789A0F48"/>
+    <w:tmpl w:val="C9684C98"/>
     <w:lvl w:ilvl="0" w:tplc="B97A2CDA">
       <w:start w:val="1"/>
       <w:numFmt w:val="bullet"/>
       <w:lvlText w:val=""/>
       <w:lvlJc w:val="center"/>
       <w:pPr>
-        <w:ind w:left="1920" w:hanging="360"/>
+        <w:ind w:left="1495" w:hanging="360"/>
       </w:pPr>
       <w:rPr>
         <w:rFonts w:ascii="Symbol" w:hAnsi="Symbol" w:hint="default"/>
@@ -40858,7 +41075,7 @@
       <w:lvlText w:val="o"/>
       <w:lvlJc w:val="left"/>
       <w:pPr>
-        <w:ind w:left="2291" w:hanging="360"/>
+        <w:ind w:left="2215" w:hanging="360"/>
       </w:pPr>
       <w:rPr>
         <w:rFonts w:ascii="Courier New" w:hAnsi="Courier New" w:cs="Courier New" w:hint="default"/>
@@ -40870,7 +41087,7 @@
       <w:lvlText w:val=""/>
       <w:lvlJc w:val="left"/>
       <w:pPr>
-        <w:ind w:left="3011" w:hanging="360"/>
+        <w:ind w:left="2935" w:hanging="360"/>
       </w:pPr>
       <w:rPr>
         <w:rFonts w:ascii="Wingdings" w:hAnsi="Wingdings" w:hint="default"/>
@@ -40882,7 +41099,7 @@
       <w:lvlText w:val=""/>
       <w:lvlJc w:val="left"/>
       <w:pPr>
-        <w:ind w:left="3731" w:hanging="360"/>
+        <w:ind w:left="3655" w:hanging="360"/>
       </w:pPr>
       <w:rPr>
         <w:rFonts w:ascii="Symbol" w:hAnsi="Symbol" w:hint="default"/>
@@ -40894,7 +41111,7 @@
       <w:lvlText w:val="o"/>
       <w:lvlJc w:val="left"/>
       <w:pPr>
-        <w:ind w:left="4451" w:hanging="360"/>
+        <w:ind w:left="4375" w:hanging="360"/>
       </w:pPr>
       <w:rPr>
         <w:rFonts w:ascii="Courier New" w:hAnsi="Courier New" w:cs="Courier New" w:hint="default"/>
@@ -40906,7 +41123,7 @@
       <w:lvlText w:val=""/>
       <w:lvlJc w:val="left"/>
       <w:pPr>
-        <w:ind w:left="5171" w:hanging="360"/>
+        <w:ind w:left="5095" w:hanging="360"/>
       </w:pPr>
       <w:rPr>
         <w:rFonts w:ascii="Wingdings" w:hAnsi="Wingdings" w:hint="default"/>
@@ -40918,7 +41135,7 @@
       <w:lvlText w:val=""/>
       <w:lvlJc w:val="left"/>
       <w:pPr>
-        <w:ind w:left="5891" w:hanging="360"/>
+        <w:ind w:left="5815" w:hanging="360"/>
       </w:pPr>
       <w:rPr>
         <w:rFonts w:ascii="Symbol" w:hAnsi="Symbol" w:hint="default"/>
@@ -40930,7 +41147,7 @@
       <w:lvlText w:val="o"/>
       <w:lvlJc w:val="left"/>
       <w:pPr>
-        <w:ind w:left="6611" w:hanging="360"/>
+        <w:ind w:left="6535" w:hanging="360"/>
       </w:pPr>
       <w:rPr>
         <w:rFonts w:ascii="Courier New" w:hAnsi="Courier New" w:cs="Courier New" w:hint="default"/>
@@ -40942,7 +41159,7 @@
       <w:lvlText w:val=""/>
       <w:lvlJc w:val="left"/>
       <w:pPr>
-        <w:ind w:left="7331" w:hanging="360"/>
+        <w:ind w:left="7255" w:hanging="360"/>
       </w:pPr>
       <w:rPr>
         <w:rFonts w:ascii="Wingdings" w:hAnsi="Wingdings" w:hint="default"/>
@@ -40950,6 +41167,119 @@
     </w:lvl>
   </w:abstractNum>
   <w:abstractNum w:abstractNumId="11" w15:restartNumberingAfterBreak="0">
+    <w:nsid w:val="569F49D3"/>
+    <w:multiLevelType w:val="hybridMultilevel"/>
+    <w:tmpl w:val="789A0F48"/>
+    <w:lvl w:ilvl="0" w:tplc="B97A2CDA">
+      <w:start w:val="1"/>
+      <w:numFmt w:val="bullet"/>
+      <w:lvlText w:val=""/>
+      <w:lvlJc w:val="center"/>
+      <w:pPr>
+        <w:ind w:left="1920" w:hanging="360"/>
+      </w:pPr>
+      <w:rPr>
+        <w:rFonts w:ascii="Symbol" w:hAnsi="Symbol" w:hint="default"/>
+      </w:rPr>
+    </w:lvl>
+    <w:lvl w:ilvl="1" w:tplc="04190003" w:tentative="1">
+      <w:start w:val="1"/>
+      <w:numFmt w:val="bullet"/>
+      <w:lvlText w:val="o"/>
+      <w:lvlJc w:val="left"/>
+      <w:pPr>
+        <w:ind w:left="2291" w:hanging="360"/>
+      </w:pPr>
+      <w:rPr>
+        <w:rFonts w:ascii="Courier New" w:hAnsi="Courier New" w:cs="Courier New" w:hint="default"/>
+      </w:rPr>
+    </w:lvl>
+    <w:lvl w:ilvl="2" w:tplc="04190005" w:tentative="1">
+      <w:start w:val="1"/>
+      <w:numFmt w:val="bullet"/>
+      <w:lvlText w:val=""/>
+      <w:lvlJc w:val="left"/>
+      <w:pPr>
+        <w:ind w:left="3011" w:hanging="360"/>
+      </w:pPr>
+      <w:rPr>
+        <w:rFonts w:ascii="Wingdings" w:hAnsi="Wingdings" w:hint="default"/>
+      </w:rPr>
+    </w:lvl>
+    <w:lvl w:ilvl="3" w:tplc="04190001" w:tentative="1">
+      <w:start w:val="1"/>
+      <w:numFmt w:val="bullet"/>
+      <w:lvlText w:val=""/>
+      <w:lvlJc w:val="left"/>
+      <w:pPr>
+        <w:ind w:left="3731" w:hanging="360"/>
+      </w:pPr>
+      <w:rPr>
+        <w:rFonts w:ascii="Symbol" w:hAnsi="Symbol" w:hint="default"/>
+      </w:rPr>
+    </w:lvl>
+    <w:lvl w:ilvl="4" w:tplc="04190003" w:tentative="1">
+      <w:start w:val="1"/>
+      <w:numFmt w:val="bullet"/>
+      <w:lvlText w:val="o"/>
+      <w:lvlJc w:val="left"/>
+      <w:pPr>
+        <w:ind w:left="4451" w:hanging="360"/>
+      </w:pPr>
+      <w:rPr>
+        <w:rFonts w:ascii="Courier New" w:hAnsi="Courier New" w:cs="Courier New" w:hint="default"/>
+      </w:rPr>
+    </w:lvl>
+    <w:lvl w:ilvl="5" w:tplc="04190005" w:tentative="1">
+      <w:start w:val="1"/>
+      <w:numFmt w:val="bullet"/>
+      <w:lvlText w:val=""/>
+      <w:lvlJc w:val="left"/>
+      <w:pPr>
+        <w:ind w:left="5171" w:hanging="360"/>
+      </w:pPr>
+      <w:rPr>
+        <w:rFonts w:ascii="Wingdings" w:hAnsi="Wingdings" w:hint="default"/>
+      </w:rPr>
+    </w:lvl>
+    <w:lvl w:ilvl="6" w:tplc="04190001" w:tentative="1">
+      <w:start w:val="1"/>
+      <w:numFmt w:val="bullet"/>
+      <w:lvlText w:val=""/>
+      <w:lvlJc w:val="left"/>
+      <w:pPr>
+        <w:ind w:left="5891" w:hanging="360"/>
+      </w:pPr>
+      <w:rPr>
+        <w:rFonts w:ascii="Symbol" w:hAnsi="Symbol" w:hint="default"/>
+      </w:rPr>
+    </w:lvl>
+    <w:lvl w:ilvl="7" w:tplc="04190003" w:tentative="1">
+      <w:start w:val="1"/>
+      <w:numFmt w:val="bullet"/>
+      <w:lvlText w:val="o"/>
+      <w:lvlJc w:val="left"/>
+      <w:pPr>
+        <w:ind w:left="6611" w:hanging="360"/>
+      </w:pPr>
+      <w:rPr>
+        <w:rFonts w:ascii="Courier New" w:hAnsi="Courier New" w:cs="Courier New" w:hint="default"/>
+      </w:rPr>
+    </w:lvl>
+    <w:lvl w:ilvl="8" w:tplc="04190005" w:tentative="1">
+      <w:start w:val="1"/>
+      <w:numFmt w:val="bullet"/>
+      <w:lvlText w:val=""/>
+      <w:lvlJc w:val="left"/>
+      <w:pPr>
+        <w:ind w:left="7331" w:hanging="360"/>
+      </w:pPr>
+      <w:rPr>
+        <w:rFonts w:ascii="Wingdings" w:hAnsi="Wingdings" w:hint="default"/>
+      </w:rPr>
+    </w:lvl>
+  </w:abstractNum>
+  <w:abstractNum w:abstractNumId="12" w15:restartNumberingAfterBreak="0">
     <w:nsid w:val="59C77A0E"/>
     <w:multiLevelType w:val="multilevel"/>
     <w:tmpl w:val="772C5AA0"/>
@@ -41098,7 +41428,7 @@
       </w:rPr>
     </w:lvl>
   </w:abstractNum>
-  <w:abstractNum w:abstractNumId="12" w15:restartNumberingAfterBreak="0">
+  <w:abstractNum w:abstractNumId="13" w15:restartNumberingAfterBreak="0">
     <w:nsid w:val="5FF222B7"/>
     <w:multiLevelType w:val="hybridMultilevel"/>
     <w:tmpl w:val="2B7A3B98"/>
@@ -41191,7 +41521,7 @@
       </w:pPr>
     </w:lvl>
   </w:abstractNum>
-  <w:abstractNum w:abstractNumId="13" w15:restartNumberingAfterBreak="0">
+  <w:abstractNum w:abstractNumId="14" w15:restartNumberingAfterBreak="0">
     <w:nsid w:val="694C4C7E"/>
     <w:multiLevelType w:val="multilevel"/>
     <w:tmpl w:val="9E68721C"/>
@@ -41340,7 +41670,7 @@
       </w:rPr>
     </w:lvl>
   </w:abstractNum>
-  <w:abstractNum w:abstractNumId="14" w15:restartNumberingAfterBreak="0">
+  <w:abstractNum w:abstractNumId="15" w15:restartNumberingAfterBreak="0">
     <w:nsid w:val="69CA36C3"/>
     <w:multiLevelType w:val="hybridMultilevel"/>
     <w:tmpl w:val="39B43F7C"/>
@@ -41453,7 +41783,7 @@
       </w:rPr>
     </w:lvl>
   </w:abstractNum>
-  <w:abstractNum w:abstractNumId="15" w15:restartNumberingAfterBreak="0">
+  <w:abstractNum w:abstractNumId="16" w15:restartNumberingAfterBreak="0">
     <w:nsid w:val="7A5A2BD8"/>
     <w:multiLevelType w:val="multilevel"/>
     <w:tmpl w:val="B2866854"/>
@@ -41602,7 +41932,7 @@
       </w:rPr>
     </w:lvl>
   </w:abstractNum>
-  <w:abstractNum w:abstractNumId="16" w15:restartNumberingAfterBreak="0">
+  <w:abstractNum w:abstractNumId="17" w15:restartNumberingAfterBreak="0">
     <w:nsid w:val="7AB8320D"/>
     <w:multiLevelType w:val="hybridMultilevel"/>
     <w:tmpl w:val="A3C6912C"/>
@@ -41715,63 +42045,66 @@
       </w:rPr>
     </w:lvl>
   </w:abstractNum>
-  <w:num w:numId="1" w16cid:durableId="743140034">
-    <w:abstractNumId w:val="10"/>
+  <w:num w:numId="1">
+    <w:abstractNumId w:val="11"/>
   </w:num>
-  <w:num w:numId="2" w16cid:durableId="2133597104">
+  <w:num w:numId="2">
     <w:abstractNumId w:val="9"/>
   </w:num>
-  <w:num w:numId="3" w16cid:durableId="1817643712">
+  <w:num w:numId="3">
+    <w:abstractNumId w:val="17"/>
+  </w:num>
+  <w:num w:numId="4">
+    <w:abstractNumId w:val="13"/>
+  </w:num>
+  <w:num w:numId="5">
+    <w:abstractNumId w:val="15"/>
+  </w:num>
+  <w:num w:numId="6">
+    <w:abstractNumId w:val="1"/>
+  </w:num>
+  <w:num w:numId="7">
+    <w:abstractNumId w:val="8"/>
+  </w:num>
+  <w:num w:numId="8">
+    <w:abstractNumId w:val="7"/>
+  </w:num>
+  <w:num w:numId="9">
+    <w:abstractNumId w:val="14"/>
+  </w:num>
+  <w:num w:numId="10">
+    <w:abstractNumId w:val="6"/>
+  </w:num>
+  <w:num w:numId="11">
+    <w:abstractNumId w:val="0"/>
+  </w:num>
+  <w:num w:numId="12">
+    <w:abstractNumId w:val="5"/>
+  </w:num>
+  <w:num w:numId="13">
+    <w:abstractNumId w:val="4"/>
+  </w:num>
+  <w:num w:numId="14">
+    <w:abstractNumId w:val="2"/>
+  </w:num>
+  <w:num w:numId="15">
     <w:abstractNumId w:val="16"/>
   </w:num>
-  <w:num w:numId="4" w16cid:durableId="1886982434">
+  <w:num w:numId="16">
     <w:abstractNumId w:val="12"/>
   </w:num>
-  <w:num w:numId="5" w16cid:durableId="750930843">
-    <w:abstractNumId w:val="14"/>
+  <w:num w:numId="17">
+    <w:abstractNumId w:val="3"/>
   </w:num>
-  <w:num w:numId="6" w16cid:durableId="319237930">
-    <w:abstractNumId w:val="1"/>
-  </w:num>
-  <w:num w:numId="7" w16cid:durableId="1702318738">
-    <w:abstractNumId w:val="8"/>
-  </w:num>
-  <w:num w:numId="8" w16cid:durableId="642465678">
-    <w:abstractNumId w:val="7"/>
-  </w:num>
-  <w:num w:numId="9" w16cid:durableId="74784827">
-    <w:abstractNumId w:val="13"/>
-  </w:num>
-  <w:num w:numId="10" w16cid:durableId="175769741">
-    <w:abstractNumId w:val="6"/>
-  </w:num>
-  <w:num w:numId="11" w16cid:durableId="1973170236">
-    <w:abstractNumId w:val="0"/>
-  </w:num>
-  <w:num w:numId="12" w16cid:durableId="134567642">
-    <w:abstractNumId w:val="5"/>
-  </w:num>
-  <w:num w:numId="13" w16cid:durableId="118885294">
-    <w:abstractNumId w:val="4"/>
-  </w:num>
-  <w:num w:numId="14" w16cid:durableId="197813659">
-    <w:abstractNumId w:val="2"/>
-  </w:num>
-  <w:num w:numId="15" w16cid:durableId="1068839490">
-    <w:abstractNumId w:val="15"/>
-  </w:num>
-  <w:num w:numId="16" w16cid:durableId="142938583">
-    <w:abstractNumId w:val="11"/>
-  </w:num>
-  <w:num w:numId="17" w16cid:durableId="1394815645">
-    <w:abstractNumId w:val="3"/>
+  <w:num w:numId="18">
+    <w:abstractNumId w:val="10"/>
   </w:num>
   <w:numIdMacAtCleanup w:val="6"/>
 </w:numbering>
 </file>
 
 <file path=word/styles.xml><?xml version="1.0" encoding="utf-8"?>
-<w:styles xmlns:mc="http://schemas.openxmlformats.org/markup-compatibility/2006" xmlns:r="http://schemas.openxmlformats.org/officeDocument/2006/relationships" xmlns:w="http://schemas.openxmlformats.org/wordprocessingml/2006/main" xmlns:w14="http://schemas.microsoft.com/office/word/2010/wordml" xmlns:w15="http://schemas.microsoft.com/office/word/2012/wordml" xmlns:w16cex="http://schemas.microsoft.com/office/word/2018/wordml/cex" xmlns:w16cid="http://schemas.microsoft.com/office/word/2016/wordml/cid" xmlns:w16="http://schemas.microsoft.com/office/word/2018/wordml" xmlns:w16du="http://schemas.microsoft.com/office/word/2023/wordml/word16du" xmlns:w16sdtdh="http://schemas.microsoft.com/office/word/2020/wordml/sdtdatahash" xmlns:w16sdtfl="http://schemas.microsoft.com/office/word/2024/wordml/sdtformatlock" xmlns:w16se="http://schemas.microsoft.com/office/word/2015/wordml/symex" mc:Ignorable="w14 w15 w16se w16cid w16 w16cex w16sdtdh w16sdtfl w16du">
+<w:styles xmlns:mc="http://schemas.openxmlformats.org/markup-compatibility/2006" xmlns:r="http://schemas.openxmlformats.org/officeDocument/2006/relationships" xmlns:w="http://schemas.openxmlformats.org/wordprocessingml/2006/main" xmlns:w14="http://schemas.microsoft.com/office/word/2010/wordml" xmlns:w15="http://schemas.microsoft.com/office/word/2012/wordml" xmlns:w16cex="http://schemas.microsoft.com/office/word/2018/wordml/cex" xmlns:w16cid="http://schemas.microsoft.com/office/word/2016/wordml/cid" xmlns:w16="http://schemas.microsoft.com/office/word/2018/wordml" xmlns:w16sdtdh="http://schemas.microsoft.com/office/word/2020/wordml/sdtdatahash" xmlns:w16se="http://schemas.microsoft.com/office/word/2015/wordml/symex" mc:Ignorable="w14 w15 w16se w16cid w16 w16cex w16sdtdh">
   <w:docDefaults>
     <w:rPrDefault>
       <w:rPr>
@@ -42367,6 +42700,7 @@
   <w:style w:type="character" w:default="1" w:styleId="a0">
     <w:name w:val="Default Paragraph Font"/>
     <w:uiPriority w:val="1"/>
+    <w:semiHidden/>
     <w:unhideWhenUsed/>
   </w:style>
   <w:style w:type="table" w:default="1" w:styleId="a1">

--- a/doc/Улитка.docx
+++ b/doc/Улитка.docx
@@ -1410,50 +1410,6 @@
     </w:p>
     <w:p>
       <w:pPr>
-        <w:tabs>
-          <w:tab w:val="left" w:pos="1276"/>
-        </w:tabs>
-        <w:spacing w:line="360" w:lineRule="auto"/>
-        <w:ind w:right="-2"/>
-        <w:contextualSpacing/>
-        <w:rPr>
-          <w:color w:val="333333"/>
-          <w:kern w:val="36"/>
-          <w:sz w:val="28"/>
-          <w:szCs w:val="28"/>
-        </w:rPr>
-      </w:pPr>
-    </w:p>
-    <w:p>
-      <w:pPr>
-        <w:tabs>
-          <w:tab w:val="left" w:pos="1276"/>
-        </w:tabs>
-        <w:spacing w:line="360" w:lineRule="auto"/>
-        <w:ind w:right="-2"/>
-        <w:contextualSpacing/>
-        <w:jc w:val="center"/>
-        <w:rPr>
-          <w:color w:val="333333"/>
-          <w:kern w:val="36"/>
-          <w:sz w:val="28"/>
-          <w:szCs w:val="28"/>
-        </w:rPr>
-      </w:pPr>
-    </w:p>
-    <w:p>
-      <w:pPr>
-        <w:spacing w:line="360" w:lineRule="auto"/>
-        <w:ind w:left="284" w:right="284" w:firstLine="709"/>
-        <w:jc w:val="both"/>
-        <w:rPr>
-          <w:sz w:val="28"/>
-          <w:szCs w:val="28"/>
-        </w:rPr>
-      </w:pPr>
-    </w:p>
-    <w:p>
-      <w:pPr>
         <w:spacing w:line="276" w:lineRule="auto"/>
         <w:jc w:val="both"/>
         <w:rPr>
@@ -1573,7 +1529,14 @@
           <w:sz w:val="28"/>
           <w:szCs w:val="28"/>
         </w:rPr>
-        <w:t>поддержка различных режимов работы, позволяющих гибко настраивать устройство;</w:t>
+        <w:t>поддержка различных режимов работы, позволяющих гибко настраивать устройство</w:t>
+      </w:r>
+      <w:r>
+        <w:rPr>
+          <w:sz w:val="28"/>
+          <w:szCs w:val="28"/>
+        </w:rPr>
+        <w:t>;</w:t>
       </w:r>
     </w:p>
     <w:p>
@@ -1595,7 +1558,14 @@
           <w:sz w:val="28"/>
           <w:szCs w:val="28"/>
         </w:rPr>
-        <w:t>надёжность и устойчивость к внешним воздействиям;</w:t>
+        <w:t>надёжность и устойчивость к внешним воздействиям</w:t>
+      </w:r>
+      <w:r>
+        <w:rPr>
+          <w:sz w:val="28"/>
+          <w:szCs w:val="28"/>
+        </w:rPr>
+        <w:t>;</w:t>
       </w:r>
     </w:p>
     <w:p>
@@ -1617,7 +1587,14 @@
           <w:sz w:val="28"/>
           <w:szCs w:val="28"/>
         </w:rPr>
-        <w:t>удобный интерфейс, который будет понятен как опытным пользователям, так и новичкам;</w:t>
+        <w:t>удобный интерфейс, который будет понятен как опытным пользователям, так и новичкам</w:t>
+      </w:r>
+      <w:r>
+        <w:rPr>
+          <w:sz w:val="28"/>
+          <w:szCs w:val="28"/>
+        </w:rPr>
+        <w:t>;</w:t>
       </w:r>
     </w:p>
     <w:p>
@@ -1813,7 +1790,14 @@
           <w:sz w:val="28"/>
           <w:szCs w:val="28"/>
         </w:rPr>
-        <w:t>точное и быстрое распознавание пользовательских команд;</w:t>
+        <w:t>точное и быстрое распознавание пользовательских команд</w:t>
+      </w:r>
+      <w:r>
+        <w:rPr>
+          <w:sz w:val="28"/>
+          <w:szCs w:val="28"/>
+        </w:rPr>
+        <w:t>;</w:t>
       </w:r>
     </w:p>
     <w:p>
@@ -1836,7 +1820,14 @@
           <w:sz w:val="28"/>
           <w:szCs w:val="28"/>
         </w:rPr>
-        <w:t>простоту в использовании и интуитивно понятный интерфейс;</w:t>
+        <w:t>простоту в использовании и интуитивно понятный интерфейс</w:t>
+      </w:r>
+      <w:r>
+        <w:rPr>
+          <w:sz w:val="28"/>
+          <w:szCs w:val="28"/>
+        </w:rPr>
+        <w:t>;</w:t>
       </w:r>
     </w:p>
     <w:p>
@@ -1859,7 +1850,14 @@
           <w:sz w:val="28"/>
           <w:szCs w:val="28"/>
         </w:rPr>
-        <w:t>удобство взаимодействия с устройством и возможность гибкой настройки параметров;</w:t>
+        <w:t>удобство взаимодействия с устройством и возможность гибкой настройки параметров</w:t>
+      </w:r>
+      <w:r>
+        <w:rPr>
+          <w:sz w:val="28"/>
+          <w:szCs w:val="28"/>
+        </w:rPr>
+        <w:t>;</w:t>
       </w:r>
     </w:p>
     <w:p>
@@ -1990,7 +1988,21 @@
           <w:sz w:val="28"/>
           <w:szCs w:val="28"/>
         </w:rPr>
-        <w:t>Проверка соответствия проекта требованиям</w:t>
+        <w:t>Проверка</w:t>
+      </w:r>
+      <w:r>
+        <w:rPr>
+          <w:sz w:val="28"/>
+          <w:szCs w:val="28"/>
+        </w:rPr>
+        <w:t xml:space="preserve"> </w:t>
+      </w:r>
+      <w:r>
+        <w:rPr>
+          <w:sz w:val="28"/>
+          <w:szCs w:val="28"/>
+        </w:rPr>
+        <w:t>соответствия проекта требованиям</w:t>
       </w:r>
       <w:r>
         <w:rPr>
@@ -2190,14 +2202,7 @@
           <w:sz w:val="28"/>
           <w:szCs w:val="28"/>
         </w:rPr>
-        <w:t>схема</w:t>
-      </w:r>
-      <w:r>
-        <w:rPr>
-          <w:sz w:val="28"/>
-          <w:szCs w:val="28"/>
-        </w:rPr>
-        <w:t xml:space="preserve"> </w:t>
+        <w:t xml:space="preserve">схема </w:t>
       </w:r>
       <w:r>
         <w:rPr>
@@ -2380,14 +2385,28 @@
           <w:sz w:val="28"/>
           <w:szCs w:val="28"/>
         </w:rPr>
-        <w:t>сточник питания –</w:t>
-      </w:r>
-      <w:r>
-        <w:rPr>
-          <w:sz w:val="28"/>
-          <w:szCs w:val="28"/>
-        </w:rPr>
-        <w:t xml:space="preserve"> Обеспечивает подачу электроэнергии ко всем модулям устройства. Преобразует внешнее напряжение (например, от сети 220 В или от аккумулятора) в напряжение, необходимое для работы системы. Стабилизирует выходное напряжение, защищая систему от перепадов и помех. Может включать в себя элементы защиты: предохранители, варисторы, схемы защиты от перенапряжения и перегрузок</w:t>
+        <w:t xml:space="preserve">сточник питания </w:t>
+      </w:r>
+      <w:r>
+        <w:rPr>
+          <w:sz w:val="28"/>
+          <w:szCs w:val="28"/>
+        </w:rPr>
+        <w:t xml:space="preserve">– </w:t>
+      </w:r>
+      <w:r>
+        <w:rPr>
+          <w:sz w:val="28"/>
+          <w:szCs w:val="28"/>
+        </w:rPr>
+        <w:t>о</w:t>
+      </w:r>
+      <w:r>
+        <w:rPr>
+          <w:sz w:val="28"/>
+          <w:szCs w:val="28"/>
+        </w:rPr>
+        <w:t>беспечивает подачу электроэнергии ко всем модулям устройства. Преобразует внешнее напряжение (например, от сети 220 В или от аккумулятора) в напряжение, необходимое для работы системы. Стабилизирует выходное напряжение, защищая систему от перепадов и помех. Может включать в себя элементы защиты: предохранители, варисторы, схемы защиты от перенапряжения и перегрузок</w:t>
       </w:r>
       <w:r>
         <w:rPr>
@@ -2471,7 +2490,14 @@
           <w:sz w:val="28"/>
           <w:szCs w:val="28"/>
         </w:rPr>
-        <w:t>) входного напряжения в зависимости от потребностей схемы. Возможность управления или регулировки выходного напряжения в реальном времени, при необходимости.</w:t>
+        <w:t>) входного напряжения в зависимости от потребностей схемы. Возможность управления или регулировки выходного напряжения в реальном времени, при необходимости</w:t>
+      </w:r>
+      <w:r>
+        <w:rPr>
+          <w:sz w:val="28"/>
+          <w:szCs w:val="28"/>
+        </w:rPr>
+        <w:t>;</w:t>
       </w:r>
     </w:p>
     <w:p>
@@ -2494,14 +2520,70 @@
           <w:sz w:val="28"/>
           <w:szCs w:val="28"/>
         </w:rPr>
-        <w:t>Микроконтроллер –</w:t>
-      </w:r>
-      <w:r>
-        <w:rPr>
-          <w:sz w:val="28"/>
-          <w:szCs w:val="28"/>
-        </w:rPr>
-        <w:t xml:space="preserve"> Принимает сигналы от кнопок, </w:t>
+        <w:t>м</w:t>
+      </w:r>
+      <w:r>
+        <w:rPr>
+          <w:sz w:val="28"/>
+          <w:szCs w:val="28"/>
+        </w:rPr>
+        <w:t>икроконтроллер</w:t>
+      </w:r>
+      <w:r>
+        <w:rPr>
+          <w:sz w:val="28"/>
+          <w:szCs w:val="28"/>
+        </w:rPr>
+        <w:t xml:space="preserve"> </w:t>
+      </w:r>
+      <w:r>
+        <w:rPr>
+          <w:sz w:val="28"/>
+          <w:szCs w:val="28"/>
+        </w:rPr>
+        <w:t>(</w:t>
+      </w:r>
+      <w:r>
+        <w:rPr>
+          <w:sz w:val="28"/>
+          <w:szCs w:val="28"/>
+        </w:rPr>
+        <w:t>в дальнейшем «МК»</w:t>
+      </w:r>
+      <w:r>
+        <w:rPr>
+          <w:sz w:val="28"/>
+          <w:szCs w:val="28"/>
+        </w:rPr>
+        <w:t xml:space="preserve"> )</w:t>
+      </w:r>
+      <w:r>
+        <w:rPr>
+          <w:sz w:val="28"/>
+          <w:szCs w:val="28"/>
+        </w:rPr>
+        <w:t xml:space="preserve"> –</w:t>
+      </w:r>
+      <w:r>
+        <w:rPr>
+          <w:sz w:val="28"/>
+          <w:szCs w:val="28"/>
+        </w:rPr>
+        <w:t xml:space="preserve"> </w:t>
+      </w:r>
+      <w:r>
+        <w:rPr>
+          <w:sz w:val="28"/>
+          <w:szCs w:val="28"/>
+        </w:rPr>
+        <w:t>п</w:t>
+      </w:r>
+      <w:r>
+        <w:rPr>
+          <w:sz w:val="28"/>
+          <w:szCs w:val="28"/>
+        </w:rPr>
+        <w:t xml:space="preserve">ринимает сигналы от кнопок, </w:t>
       </w:r>
       <w:proofErr w:type="spellStart"/>
       <w:r>
@@ -2537,9 +2619,15 @@
         <w:rPr>
           <w:sz w:val="28"/>
           <w:szCs w:val="28"/>
-          <w:highlight w:val="yellow"/>
-        </w:rPr>
-        <w:t>т.д.).</w:t>
+        </w:rPr>
+        <w:t>так далее</w:t>
+      </w:r>
+      <w:r>
+        <w:rPr>
+          <w:sz w:val="28"/>
+          <w:szCs w:val="28"/>
+        </w:rPr>
+        <w:t>).</w:t>
       </w:r>
       <w:r>
         <w:rPr>
@@ -2553,7 +2641,7 @@
           <w:sz w:val="28"/>
           <w:szCs w:val="28"/>
         </w:rPr>
-        <w:t>Обрабатывает команды пользователя и взаимодействует с одноплатным ПК.</w:t>
+        <w:t>Обрабатывает команды пользователя и взаимодействует с одноплатным ПК</w:t>
       </w:r>
       <w:r>
         <w:rPr>
@@ -2567,7 +2655,14 @@
           <w:sz w:val="28"/>
           <w:szCs w:val="28"/>
         </w:rPr>
-        <w:t>Может содержать встроенные интерфейсы: UART, SPI, I2C, ADC и др. для связи с периферийными устройствами.</w:t>
+        <w:t>(Персональный компьютер)</w:t>
+      </w:r>
+      <w:r>
+        <w:rPr>
+          <w:sz w:val="28"/>
+          <w:szCs w:val="28"/>
+        </w:rPr>
+        <w:t>.</w:t>
       </w:r>
       <w:r>
         <w:rPr>
@@ -2581,6 +2676,34 @@
           <w:sz w:val="28"/>
           <w:szCs w:val="28"/>
         </w:rPr>
+        <w:t xml:space="preserve">Может содержать встроенные интерфейсы: UART, SPI, I2C, ADC и </w:t>
+      </w:r>
+      <w:r>
+        <w:rPr>
+          <w:sz w:val="28"/>
+          <w:szCs w:val="28"/>
+        </w:rPr>
+        <w:t>другие</w:t>
+      </w:r>
+      <w:r>
+        <w:rPr>
+          <w:sz w:val="28"/>
+          <w:szCs w:val="28"/>
+        </w:rPr>
+        <w:t>. для связи с периферийными устройствами.</w:t>
+      </w:r>
+      <w:r>
+        <w:rPr>
+          <w:sz w:val="28"/>
+          <w:szCs w:val="28"/>
+        </w:rPr>
+        <w:t xml:space="preserve"> </w:t>
+      </w:r>
+      <w:r>
+        <w:rPr>
+          <w:sz w:val="28"/>
+          <w:szCs w:val="28"/>
+        </w:rPr>
         <w:t>Выполняет прошивку (</w:t>
       </w:r>
       <w:proofErr w:type="spellStart"/>
@@ -2597,7 +2720,14 @@
           <w:sz w:val="28"/>
           <w:szCs w:val="28"/>
         </w:rPr>
-        <w:t>), которая определяет логику работы устройства.</w:t>
+        <w:t>), которая определяет логику работы устройства</w:t>
+      </w:r>
+      <w:r>
+        <w:rPr>
+          <w:sz w:val="28"/>
+          <w:szCs w:val="28"/>
+        </w:rPr>
+        <w:t>;</w:t>
       </w:r>
     </w:p>
     <w:p>
@@ -2620,7 +2750,28 @@
           <w:sz w:val="28"/>
           <w:szCs w:val="28"/>
         </w:rPr>
-        <w:t xml:space="preserve">Интерфейс управления – Механические кнопки и тумблеры </w:t>
+        <w:t>и</w:t>
+      </w:r>
+      <w:r>
+        <w:rPr>
+          <w:sz w:val="28"/>
+          <w:szCs w:val="28"/>
+        </w:rPr>
+        <w:t xml:space="preserve">нтерфейс управления – </w:t>
+      </w:r>
+      <w:r>
+        <w:rPr>
+          <w:sz w:val="28"/>
+          <w:szCs w:val="28"/>
+        </w:rPr>
+        <w:t>м</w:t>
+      </w:r>
+      <w:r>
+        <w:rPr>
+          <w:sz w:val="28"/>
+          <w:szCs w:val="28"/>
+        </w:rPr>
+        <w:t xml:space="preserve">еханические кнопки и тумблеры </w:t>
       </w:r>
       <w:r>
         <w:rPr>
@@ -2650,52 +2801,42 @@
           <w:sz w:val="28"/>
           <w:szCs w:val="28"/>
         </w:rPr>
-        <w:t xml:space="preserve"> (поворотные регуляторы с нажатием) </w:t>
-      </w:r>
-      <w:r>
-        <w:rPr>
-          <w:sz w:val="28"/>
-          <w:szCs w:val="28"/>
-          <w:highlight w:val="yellow"/>
-        </w:rPr>
-        <w:t>—</w:t>
-      </w:r>
-      <w:r>
-        <w:rPr>
-          <w:sz w:val="28"/>
-          <w:szCs w:val="28"/>
-        </w:rPr>
-        <w:t xml:space="preserve"> удобны для навигации по меню и настройки параметров. Сенсорные панели или экраны </w:t>
-      </w:r>
-      <w:r>
-        <w:rPr>
-          <w:sz w:val="28"/>
-          <w:szCs w:val="28"/>
-          <w:highlight w:val="yellow"/>
-        </w:rPr>
-        <w:t>—</w:t>
-      </w:r>
-      <w:r>
-        <w:rPr>
-          <w:sz w:val="28"/>
-          <w:szCs w:val="28"/>
-        </w:rPr>
-        <w:t xml:space="preserve"> обеспечивают современный и интуитивный способ управления. Индикаторы (светодиоды) или дисплеи состояния </w:t>
-      </w:r>
-      <w:r>
-        <w:rPr>
-          <w:sz w:val="28"/>
-          <w:szCs w:val="28"/>
-          <w:highlight w:val="yellow"/>
-        </w:rPr>
-        <w:t>—</w:t>
-      </w:r>
-      <w:r>
-        <w:rPr>
-          <w:sz w:val="28"/>
-          <w:szCs w:val="28"/>
-        </w:rPr>
-        <w:t xml:space="preserve"> для отображения текущего режима работы или ошибок.</w:t>
+        <w:t xml:space="preserve"> (поворотные регуляторы с нажатием) удобны для навигации по меню и настройки параметров. Сенсорные панели или экраны </w:t>
+      </w:r>
+      <w:r>
+        <w:rPr>
+          <w:sz w:val="28"/>
+          <w:szCs w:val="28"/>
+        </w:rPr>
+        <w:t xml:space="preserve">– </w:t>
+      </w:r>
+      <w:r>
+        <w:rPr>
+          <w:sz w:val="28"/>
+          <w:szCs w:val="28"/>
+        </w:rPr>
+        <w:t xml:space="preserve">обеспечивают современный и интуитивный способ управления. Индикаторы (светодиоды) или дисплеи состояния </w:t>
+      </w:r>
+      <w:r>
+        <w:rPr>
+          <w:sz w:val="28"/>
+          <w:szCs w:val="28"/>
+        </w:rPr>
+        <w:t>–</w:t>
+      </w:r>
+      <w:r>
+        <w:rPr>
+          <w:sz w:val="28"/>
+          <w:szCs w:val="28"/>
+        </w:rPr>
+        <w:t xml:space="preserve"> для отображения текущего режима работы или ошибок</w:t>
+      </w:r>
+      <w:r>
+        <w:rPr>
+          <w:sz w:val="28"/>
+          <w:szCs w:val="28"/>
+        </w:rPr>
+        <w:t>;</w:t>
       </w:r>
     </w:p>
     <w:p>
@@ -2718,14 +2859,35 @@
           <w:sz w:val="28"/>
           <w:szCs w:val="28"/>
         </w:rPr>
-        <w:t xml:space="preserve">Одноплатный ПК – </w:t>
-      </w:r>
-      <w:r>
-        <w:rPr>
-          <w:sz w:val="28"/>
-          <w:szCs w:val="28"/>
-        </w:rPr>
-        <w:t xml:space="preserve">Выполнение ресурсоемких операций: графика, мультимедиа, игры, работа с ОС. Поддержка программных интерфейсов и приложений. Связь с микроконтроллером через последовательный порт или другие интерфейсы. Обработка и вывод пользовательского интерфейса на дисплей. Работа с периферийными устройствами через USB, </w:t>
+        <w:t>о</w:t>
+      </w:r>
+      <w:r>
+        <w:rPr>
+          <w:sz w:val="28"/>
+          <w:szCs w:val="28"/>
+        </w:rPr>
+        <w:t xml:space="preserve">дноплатный ПК – </w:t>
+      </w:r>
+      <w:r>
+        <w:rPr>
+          <w:sz w:val="28"/>
+          <w:szCs w:val="28"/>
+        </w:rPr>
+        <w:t>Выполнение ресурсоемких операций: графика, мультимедиа, игры, работа с ОС</w:t>
+      </w:r>
+      <w:r>
+        <w:rPr>
+          <w:sz w:val="28"/>
+          <w:szCs w:val="28"/>
+        </w:rPr>
+        <w:t xml:space="preserve"> (Операционная система)</w:t>
+      </w:r>
+      <w:r>
+        <w:rPr>
+          <w:sz w:val="28"/>
+          <w:szCs w:val="28"/>
+        </w:rPr>
+        <w:t xml:space="preserve">. Поддержка программных интерфейсов и приложений. Связь с микроконтроллером через последовательный порт или другие интерфейсы. Обработка и вывод пользовательского интерфейса на дисплей. Работа с периферийными устройствами через USB, </w:t>
       </w:r>
       <w:proofErr w:type="spellStart"/>
       <w:r>
@@ -2741,7 +2903,14 @@
           <w:sz w:val="28"/>
           <w:szCs w:val="28"/>
         </w:rPr>
-        <w:t>-Fi, Bluetooth и другие протоколы.</w:t>
+        <w:t>-Fi, Bluetooth и другие протоколы</w:t>
+      </w:r>
+      <w:r>
+        <w:rPr>
+          <w:sz w:val="28"/>
+          <w:szCs w:val="28"/>
+        </w:rPr>
+        <w:t>;</w:t>
       </w:r>
     </w:p>
     <w:p>
@@ -2764,14 +2933,59 @@
           <w:sz w:val="28"/>
           <w:szCs w:val="28"/>
         </w:rPr>
-        <w:t xml:space="preserve">Дисплей – </w:t>
-      </w:r>
-      <w:r>
-        <w:rPr>
-          <w:sz w:val="28"/>
-          <w:szCs w:val="28"/>
-        </w:rPr>
-        <w:t>ЖК-экран, OLED-дисплей, TFT или e-</w:t>
+        <w:t>д</w:t>
+      </w:r>
+      <w:r>
+        <w:rPr>
+          <w:sz w:val="28"/>
+          <w:szCs w:val="28"/>
+        </w:rPr>
+        <w:t xml:space="preserve">исплей – </w:t>
+      </w:r>
+      <w:r>
+        <w:rPr>
+          <w:sz w:val="28"/>
+          <w:szCs w:val="28"/>
+        </w:rPr>
+        <w:t>ЖК-экран</w:t>
+      </w:r>
+      <w:r>
+        <w:rPr>
+          <w:sz w:val="28"/>
+          <w:szCs w:val="28"/>
+        </w:rPr>
+        <w:t xml:space="preserve"> (</w:t>
+      </w:r>
+      <w:r>
+        <w:rPr>
+          <w:sz w:val="28"/>
+          <w:szCs w:val="28"/>
+        </w:rPr>
+        <w:t>Жидко-</w:t>
+      </w:r>
+      <w:r>
+        <w:t xml:space="preserve"> </w:t>
+      </w:r>
+      <w:r>
+        <w:rPr>
+          <w:sz w:val="28"/>
+          <w:szCs w:val="28"/>
+        </w:rPr>
+        <w:t>кристаллический</w:t>
+      </w:r>
+      <w:r>
+        <w:rPr>
+          <w:sz w:val="28"/>
+          <w:szCs w:val="28"/>
+        </w:rPr>
+        <w:t>)</w:t>
+      </w:r>
+      <w:r>
+        <w:rPr>
+          <w:sz w:val="28"/>
+          <w:szCs w:val="28"/>
+        </w:rPr>
+        <w:t>, OLED-дисплей, TFT или e-</w:t>
       </w:r>
       <w:proofErr w:type="spellStart"/>
       <w:r>
@@ -2787,7 +3001,21 @@
           <w:sz w:val="28"/>
           <w:szCs w:val="28"/>
         </w:rPr>
-        <w:t xml:space="preserve"> — в зависимости от требований по цвету, потреблению и стоимости. Сенсорным или несенсорным. Использоваться для отображения интерфейса, графики, текста, состояния устройства. Подключен напрямую к микроконтроллеру или к одноплатному ПК.</w:t>
+        <w:t xml:space="preserve"> </w:t>
+      </w:r>
+      <w:r>
+        <w:rPr>
+          <w:sz w:val="28"/>
+          <w:szCs w:val="28"/>
+        </w:rPr>
+        <w:t>–</w:t>
+      </w:r>
+      <w:r>
+        <w:rPr>
+          <w:sz w:val="28"/>
+          <w:szCs w:val="28"/>
+        </w:rPr>
+        <w:t xml:space="preserve"> в зависимости от требований по цвету, потреблению и стоимости. Сенсорным или несенсорным. Использоваться для отображения интерфейса, графики, текста, состояния устройства. Подключен напрямую к микроконтроллеру или к одноплатному ПК.</w:t>
       </w:r>
     </w:p>
     <w:p>
@@ -2916,6 +3144,7 @@
       </w:pPr>
       <w:r>
         <w:rPr>
+          <w:noProof/>
           <w:sz w:val="28"/>
           <w:szCs w:val="28"/>
         </w:rPr>
@@ -3006,690 +3235,8 @@
     </w:p>
     <w:p>
       <w:pPr>
-        <w:ind w:left="284" w:right="284" w:firstLine="851"/>
-        <w:jc w:val="both"/>
-        <w:rPr>
-          <w:sz w:val="28"/>
-          <w:szCs w:val="28"/>
-        </w:rPr>
-      </w:pPr>
-    </w:p>
-    <w:p>
-      <w:pPr>
         <w:spacing w:line="360" w:lineRule="auto"/>
-        <w:ind w:left="284" w:right="284" w:firstLine="709"/>
-        <w:jc w:val="both"/>
-        <w:rPr>
-          <w:sz w:val="28"/>
-          <w:szCs w:val="28"/>
-        </w:rPr>
-      </w:pPr>
-      <w:r>
-        <w:rPr>
-          <w:sz w:val="28"/>
-          <w:szCs w:val="28"/>
-        </w:rPr>
-        <w:t xml:space="preserve">В состав </w:t>
-      </w:r>
-      <w:r>
-        <w:rPr>
-          <w:sz w:val="28"/>
-          <w:szCs w:val="28"/>
-        </w:rPr>
-        <w:t>геймпада для персонального компьютера</w:t>
-      </w:r>
-      <w:r>
-        <w:rPr>
-          <w:sz w:val="28"/>
-          <w:szCs w:val="28"/>
-        </w:rPr>
-        <w:t xml:space="preserve"> входят</w:t>
-      </w:r>
-      <w:r>
-        <w:rPr>
-          <w:sz w:val="28"/>
-          <w:szCs w:val="28"/>
-        </w:rPr>
-        <w:t>.</w:t>
-      </w:r>
-      <w:r>
-        <w:rPr>
-          <w:sz w:val="28"/>
-          <w:szCs w:val="28"/>
-        </w:rPr>
-        <w:t xml:space="preserve"> </w:t>
-      </w:r>
-      <w:r>
-        <w:rPr>
-          <w:sz w:val="28"/>
-          <w:szCs w:val="28"/>
-        </w:rPr>
-        <w:t>Б</w:t>
-      </w:r>
-      <w:r>
-        <w:rPr>
-          <w:sz w:val="28"/>
-          <w:szCs w:val="28"/>
-        </w:rPr>
-        <w:t xml:space="preserve">лок питания, </w:t>
-      </w:r>
-      <w:r>
-        <w:rPr>
-          <w:sz w:val="28"/>
-          <w:szCs w:val="28"/>
-        </w:rPr>
-        <w:t>блок кнопок, блок стиков</w:t>
-      </w:r>
-      <w:r>
-        <w:rPr>
-          <w:sz w:val="28"/>
-          <w:szCs w:val="28"/>
-        </w:rPr>
-        <w:t xml:space="preserve">, </w:t>
-      </w:r>
-      <w:r>
-        <w:rPr>
-          <w:sz w:val="28"/>
-          <w:szCs w:val="28"/>
-        </w:rPr>
-        <w:t>блок вибромоторов</w:t>
-      </w:r>
-      <w:r>
-        <w:rPr>
-          <w:sz w:val="28"/>
-          <w:szCs w:val="28"/>
-        </w:rPr>
-        <w:t>, блок микропроцессора</w:t>
-      </w:r>
-      <w:r>
-        <w:rPr>
-          <w:sz w:val="28"/>
-          <w:szCs w:val="28"/>
-        </w:rPr>
-        <w:t>.</w:t>
-      </w:r>
-    </w:p>
-    <w:p>
-      <w:pPr>
-        <w:spacing w:line="360" w:lineRule="auto"/>
-        <w:ind w:left="284" w:right="284" w:firstLine="709"/>
-        <w:jc w:val="both"/>
-        <w:rPr>
-          <w:color w:val="000000"/>
-          <w:sz w:val="28"/>
-          <w:szCs w:val="28"/>
-        </w:rPr>
-      </w:pPr>
-      <w:r>
-        <w:rPr>
-          <w:color w:val="000000" w:themeColor="text1"/>
-          <w:sz w:val="28"/>
-          <w:szCs w:val="28"/>
-        </w:rPr>
-        <w:t xml:space="preserve">В основе блока использован микроконтроллер </w:t>
-      </w:r>
-      <w:r>
-        <w:rPr>
-          <w:color w:val="000000" w:themeColor="text1"/>
-          <w:sz w:val="28"/>
-          <w:szCs w:val="28"/>
-        </w:rPr>
-        <w:t>с минимальной обвязкой из конденсаторов, кварцевого резонатора, кнопки перезагруз</w:t>
-      </w:r>
-      <w:r>
-        <w:rPr>
-          <w:color w:val="000000" w:themeColor="text1"/>
-          <w:sz w:val="28"/>
-          <w:szCs w:val="28"/>
-        </w:rPr>
-        <w:t>к</w:t>
-      </w:r>
-      <w:r>
-        <w:rPr>
-          <w:color w:val="000000" w:themeColor="text1"/>
-          <w:sz w:val="28"/>
-          <w:szCs w:val="28"/>
-        </w:rPr>
-        <w:t>и с подтягивающим резистором,</w:t>
-      </w:r>
-      <w:r>
-        <w:rPr>
-          <w:color w:val="000000" w:themeColor="text1"/>
-          <w:sz w:val="28"/>
-          <w:szCs w:val="28"/>
-        </w:rPr>
-        <w:t xml:space="preserve"> имеет большое количество встроенных периферийных устройств, таких как USART, SPI, I2C, PWM и таймеры, что упрощает разработку различных проектов. Данный микроконтроллер обладает низким энергопотреблением, что позволяет использовать его в портативных устройствах и проектах с батарейным питанием.</w:t>
-      </w:r>
-      <w:r>
-        <w:rPr>
-          <w:color w:val="000000" w:themeColor="text1"/>
-          <w:sz w:val="28"/>
-          <w:szCs w:val="28"/>
-        </w:rPr>
-        <w:t>[7]</w:t>
-      </w:r>
-    </w:p>
-    <w:p>
-      <w:pPr>
-        <w:spacing w:line="360" w:lineRule="auto"/>
-        <w:ind w:left="284" w:right="284" w:firstLine="709"/>
-        <w:jc w:val="both"/>
-        <w:rPr>
-          <w:color w:val="000000"/>
-          <w:sz w:val="28"/>
-          <w:szCs w:val="28"/>
-        </w:rPr>
-      </w:pPr>
-      <w:r>
-        <w:rPr>
-          <w:color w:val="000000"/>
-          <w:sz w:val="28"/>
-          <w:szCs w:val="28"/>
-        </w:rPr>
-        <w:lastRenderedPageBreak/>
-        <w:t xml:space="preserve">В </w:t>
-      </w:r>
-      <w:r>
-        <w:rPr>
-          <w:color w:val="000000"/>
-          <w:sz w:val="28"/>
-          <w:szCs w:val="28"/>
-        </w:rPr>
-        <w:t xml:space="preserve">качестве блока питания выступает несколько компонентов. </w:t>
-      </w:r>
-      <w:r>
-        <w:rPr>
-          <w:color w:val="000000"/>
-          <w:sz w:val="28"/>
-          <w:szCs w:val="28"/>
-          <w:lang w:val="en-US"/>
-        </w:rPr>
-        <w:t>XS</w:t>
-      </w:r>
-      <w:r>
-        <w:rPr>
-          <w:color w:val="000000"/>
-          <w:sz w:val="28"/>
-          <w:szCs w:val="28"/>
-        </w:rPr>
-        <w:t xml:space="preserve">1 является батарей, после батареи идёт предохранитель </w:t>
-      </w:r>
-      <w:r>
-        <w:rPr>
-          <w:color w:val="000000"/>
-          <w:sz w:val="28"/>
-          <w:szCs w:val="28"/>
-          <w:lang w:val="en-US"/>
-        </w:rPr>
-        <w:t>F</w:t>
-      </w:r>
-      <w:r>
-        <w:rPr>
-          <w:color w:val="000000"/>
-          <w:sz w:val="28"/>
-          <w:szCs w:val="28"/>
-        </w:rPr>
-        <w:t xml:space="preserve">1. Затем стоит обратный диод, который не даёт течь току в обратном направлении. </w:t>
-      </w:r>
-      <w:r>
-        <w:rPr>
-          <w:color w:val="000000"/>
-          <w:sz w:val="28"/>
-          <w:szCs w:val="28"/>
-        </w:rPr>
-        <w:t xml:space="preserve">Далее идут </w:t>
-      </w:r>
-      <w:r>
-        <w:rPr>
-          <w:color w:val="000000"/>
-          <w:sz w:val="28"/>
-          <w:szCs w:val="28"/>
-        </w:rPr>
-        <w:t>два</w:t>
-      </w:r>
-      <w:r>
-        <w:rPr>
-          <w:color w:val="000000"/>
-          <w:sz w:val="28"/>
-          <w:szCs w:val="28"/>
-        </w:rPr>
-        <w:t xml:space="preserve"> </w:t>
-      </w:r>
-      <w:r>
-        <w:rPr>
-          <w:color w:val="000000"/>
-          <w:sz w:val="28"/>
-          <w:szCs w:val="28"/>
-        </w:rPr>
-        <w:t>конденсатора</w:t>
-      </w:r>
-      <w:r>
-        <w:rPr>
-          <w:color w:val="000000"/>
-          <w:sz w:val="28"/>
-          <w:szCs w:val="28"/>
-        </w:rPr>
-        <w:t xml:space="preserve"> разной ёмкости, чтобы сглаживать пульсации в питание. Затем стоит понижающий </w:t>
-      </w:r>
-      <w:r>
-        <w:rPr>
-          <w:color w:val="000000"/>
-          <w:sz w:val="28"/>
-          <w:szCs w:val="28"/>
-          <w:lang w:val="en-US"/>
-        </w:rPr>
-        <w:t>DC</w:t>
-      </w:r>
-      <w:r>
-        <w:rPr>
-          <w:color w:val="000000"/>
-          <w:sz w:val="28"/>
-          <w:szCs w:val="28"/>
-        </w:rPr>
-        <w:t>-</w:t>
-      </w:r>
-      <w:r>
-        <w:rPr>
-          <w:color w:val="000000"/>
-          <w:sz w:val="28"/>
-          <w:szCs w:val="28"/>
-          <w:lang w:val="en-US"/>
-        </w:rPr>
-        <w:t>DC</w:t>
-      </w:r>
-      <w:r>
-        <w:rPr>
-          <w:color w:val="000000"/>
-          <w:sz w:val="28"/>
-          <w:szCs w:val="28"/>
-        </w:rPr>
-        <w:t xml:space="preserve"> преобразователь на 5В, после него стоят ещё два конденсатор</w:t>
-      </w:r>
-      <w:r>
-        <w:rPr>
-          <w:color w:val="000000"/>
-          <w:sz w:val="28"/>
-          <w:szCs w:val="28"/>
-        </w:rPr>
-        <w:t>а</w:t>
-      </w:r>
-      <w:r>
-        <w:rPr>
-          <w:color w:val="000000"/>
-          <w:sz w:val="28"/>
-          <w:szCs w:val="28"/>
-        </w:rPr>
-        <w:t xml:space="preserve">, которые отвечают за сглаживание помех. На выходе с блока питания стоит светодиод с ограничивающим резистором, который в свою очередь показывает, </w:t>
-      </w:r>
-      <w:r>
-        <w:rPr>
-          <w:color w:val="000000"/>
-          <w:sz w:val="28"/>
-          <w:szCs w:val="28"/>
-        </w:rPr>
-        <w:t>есть</w:t>
-      </w:r>
-      <w:r>
-        <w:rPr>
-          <w:color w:val="000000"/>
-          <w:sz w:val="28"/>
-          <w:szCs w:val="28"/>
-        </w:rPr>
-        <w:t xml:space="preserve"> ли питани</w:t>
-      </w:r>
-      <w:r>
-        <w:rPr>
-          <w:color w:val="000000"/>
-          <w:sz w:val="28"/>
-          <w:szCs w:val="28"/>
-        </w:rPr>
-        <w:t>е</w:t>
-      </w:r>
-      <w:r>
-        <w:rPr>
-          <w:color w:val="000000"/>
-          <w:sz w:val="28"/>
-          <w:szCs w:val="28"/>
-        </w:rPr>
-        <w:t xml:space="preserve">. </w:t>
-      </w:r>
-    </w:p>
-    <w:p>
-      <w:pPr>
-        <w:widowControl w:val="0"/>
-        <w:spacing w:line="360" w:lineRule="auto"/>
-        <w:ind w:left="284" w:right="284" w:firstLine="709"/>
-        <w:jc w:val="both"/>
-        <w:rPr>
-          <w:color w:val="000000" w:themeColor="text1"/>
-          <w:sz w:val="28"/>
-          <w:szCs w:val="28"/>
-        </w:rPr>
-      </w:pPr>
-      <w:r>
-        <w:rPr>
-          <w:color w:val="000000"/>
-          <w:sz w:val="28"/>
-          <w:szCs w:val="28"/>
-        </w:rPr>
-        <w:t>Блок кнопок представляет собой тактовые кнопки, с подтягивающими резисторами</w:t>
-      </w:r>
-      <w:r>
-        <w:rPr>
-          <w:color w:val="000000" w:themeColor="text1"/>
-          <w:sz w:val="28"/>
-          <w:szCs w:val="28"/>
-        </w:rPr>
-        <w:t>, это необходимо для того, чтобы микроконтроллер мог определить, нажата кнопка или нет. Подтягивающий резистор помогает обеспечить более стабильное состояние входа и улучшает помехоустойчивость схемы.</w:t>
-      </w:r>
-    </w:p>
-    <w:p>
-      <w:pPr>
-        <w:widowControl w:val="0"/>
-        <w:spacing w:line="360" w:lineRule="auto"/>
-        <w:ind w:left="284" w:right="284" w:firstLine="709"/>
-        <w:jc w:val="both"/>
-        <w:rPr>
-          <w:color w:val="000000"/>
-          <w:sz w:val="28"/>
-          <w:szCs w:val="28"/>
-        </w:rPr>
-      </w:pPr>
-      <w:r>
-        <w:rPr>
-          <w:color w:val="000000"/>
-          <w:sz w:val="28"/>
-          <w:szCs w:val="28"/>
-        </w:rPr>
-        <w:t xml:space="preserve">Блок стиков сделан при помощи разъёмов </w:t>
-      </w:r>
-      <w:r>
-        <w:rPr>
-          <w:color w:val="000000"/>
-          <w:sz w:val="28"/>
-          <w:szCs w:val="28"/>
-          <w:lang w:val="en-US"/>
-        </w:rPr>
-        <w:t>XS</w:t>
-      </w:r>
-      <w:r>
-        <w:rPr>
-          <w:color w:val="000000"/>
-          <w:sz w:val="28"/>
-          <w:szCs w:val="28"/>
-        </w:rPr>
-        <w:t xml:space="preserve">3, </w:t>
-      </w:r>
-      <w:r>
-        <w:rPr>
-          <w:color w:val="000000"/>
-          <w:sz w:val="28"/>
-          <w:szCs w:val="28"/>
-          <w:lang w:val="en-US"/>
-        </w:rPr>
-        <w:t>XS</w:t>
-      </w:r>
-      <w:r>
-        <w:rPr>
-          <w:color w:val="000000"/>
-          <w:sz w:val="28"/>
-          <w:szCs w:val="28"/>
-        </w:rPr>
-        <w:t xml:space="preserve">5. Такие элементы представляют из себя 5 </w:t>
-      </w:r>
-      <w:r>
-        <w:rPr>
-          <w:color w:val="000000"/>
-          <w:sz w:val="28"/>
-          <w:szCs w:val="28"/>
-          <w:lang w:val="en-US"/>
-        </w:rPr>
-        <w:t>pin</w:t>
-      </w:r>
-      <w:r>
-        <w:rPr>
-          <w:color w:val="000000"/>
-          <w:sz w:val="28"/>
-          <w:szCs w:val="28"/>
-        </w:rPr>
-        <w:t xml:space="preserve"> </w:t>
-      </w:r>
-      <w:proofErr w:type="spellStart"/>
-      <w:r>
-        <w:rPr>
-          <w:color w:val="000000"/>
-          <w:sz w:val="28"/>
-          <w:szCs w:val="28"/>
-        </w:rPr>
-        <w:t>конектор</w:t>
-      </w:r>
-      <w:proofErr w:type="spellEnd"/>
-      <w:r>
-        <w:rPr>
-          <w:color w:val="000000"/>
-          <w:sz w:val="28"/>
-          <w:szCs w:val="28"/>
-        </w:rPr>
-        <w:t>, куда подключается питание и логические выводы самого двухосевого модуля.</w:t>
-      </w:r>
-    </w:p>
-    <w:p>
-      <w:pPr>
-        <w:widowControl w:val="0"/>
-        <w:spacing w:line="360" w:lineRule="auto"/>
-        <w:ind w:left="284" w:right="284" w:firstLine="709"/>
-        <w:jc w:val="both"/>
-        <w:rPr>
-          <w:color w:val="000000"/>
-          <w:sz w:val="28"/>
-          <w:szCs w:val="28"/>
-        </w:rPr>
-      </w:pPr>
-      <w:r>
-        <w:rPr>
-          <w:color w:val="000000"/>
-          <w:sz w:val="28"/>
-          <w:szCs w:val="28"/>
-        </w:rPr>
-        <w:t xml:space="preserve">В блоке вибромоторов разведены два разъёма </w:t>
-      </w:r>
-      <w:r>
-        <w:rPr>
-          <w:color w:val="000000"/>
-          <w:sz w:val="28"/>
-          <w:szCs w:val="28"/>
-          <w:lang w:val="en-US"/>
-        </w:rPr>
-        <w:t>XS</w:t>
-      </w:r>
-      <w:r>
-        <w:rPr>
-          <w:color w:val="000000"/>
-          <w:sz w:val="28"/>
-          <w:szCs w:val="28"/>
-        </w:rPr>
-        <w:t xml:space="preserve">2, </w:t>
-      </w:r>
-      <w:r>
-        <w:rPr>
-          <w:color w:val="000000"/>
-          <w:sz w:val="28"/>
-          <w:szCs w:val="28"/>
-          <w:lang w:val="en-US"/>
-        </w:rPr>
-        <w:t>XS</w:t>
-      </w:r>
-      <w:r>
-        <w:rPr>
-          <w:color w:val="000000"/>
-          <w:sz w:val="28"/>
-          <w:szCs w:val="28"/>
-        </w:rPr>
-        <w:t xml:space="preserve">4, представляющие из себя 3 </w:t>
-      </w:r>
-      <w:r>
-        <w:rPr>
-          <w:color w:val="000000"/>
-          <w:sz w:val="28"/>
-          <w:szCs w:val="28"/>
-          <w:lang w:val="en-US"/>
-        </w:rPr>
-        <w:t>pin</w:t>
-      </w:r>
-      <w:r>
-        <w:rPr>
-          <w:color w:val="000000"/>
-          <w:sz w:val="28"/>
-          <w:szCs w:val="28"/>
-        </w:rPr>
-        <w:t xml:space="preserve"> </w:t>
-      </w:r>
-      <w:proofErr w:type="spellStart"/>
-      <w:r>
-        <w:rPr>
-          <w:color w:val="000000"/>
-          <w:sz w:val="28"/>
-          <w:szCs w:val="28"/>
-        </w:rPr>
-        <w:t>конектор</w:t>
-      </w:r>
-      <w:proofErr w:type="spellEnd"/>
-      <w:r>
-        <w:rPr>
-          <w:color w:val="000000"/>
-          <w:sz w:val="28"/>
-          <w:szCs w:val="28"/>
-        </w:rPr>
-        <w:t>, куда будут подключатся вибромоторы.</w:t>
-      </w:r>
-    </w:p>
-    <w:p>
-      <w:pPr>
-        <w:widowControl w:val="0"/>
-        <w:spacing w:line="360" w:lineRule="auto"/>
-        <w:ind w:left="284" w:right="284" w:firstLine="709"/>
-        <w:jc w:val="both"/>
-        <w:rPr>
-          <w:color w:val="000000"/>
-          <w:sz w:val="28"/>
-          <w:szCs w:val="28"/>
-        </w:rPr>
-      </w:pPr>
-      <w:r>
-        <w:rPr>
-          <w:color w:val="000000"/>
-          <w:sz w:val="28"/>
-          <w:szCs w:val="28"/>
-        </w:rPr>
-        <w:t xml:space="preserve">Чтобы </w:t>
-      </w:r>
-      <w:r>
-        <w:rPr>
-          <w:color w:val="000000"/>
-          <w:sz w:val="28"/>
-          <w:szCs w:val="28"/>
-        </w:rPr>
-        <w:t>обеспечить надёжное соединение между джойстиком и компьютером, есть разъём</w:t>
-      </w:r>
-      <w:r>
-        <w:rPr>
-          <w:color w:val="000000"/>
-          <w:sz w:val="28"/>
-          <w:szCs w:val="28"/>
-        </w:rPr>
-        <w:t xml:space="preserve"> </w:t>
-      </w:r>
-      <w:r>
-        <w:rPr>
-          <w:color w:val="000000"/>
-          <w:sz w:val="28"/>
-          <w:szCs w:val="28"/>
-          <w:lang w:val="en-US"/>
-        </w:rPr>
-        <w:t>U</w:t>
-      </w:r>
-      <w:r>
-        <w:rPr>
-          <w:color w:val="000000"/>
-          <w:sz w:val="28"/>
-          <w:szCs w:val="28"/>
-          <w:lang w:val="en-US"/>
-        </w:rPr>
-        <w:t>SB</w:t>
-      </w:r>
-      <w:r>
-        <w:rPr>
-          <w:color w:val="000000"/>
-          <w:sz w:val="28"/>
-          <w:szCs w:val="28"/>
-        </w:rPr>
-        <w:t xml:space="preserve"> </w:t>
-      </w:r>
-      <w:r>
-        <w:rPr>
-          <w:color w:val="000000"/>
-          <w:sz w:val="28"/>
-          <w:szCs w:val="28"/>
-          <w:lang w:val="en-US"/>
-        </w:rPr>
-        <w:t>M</w:t>
-      </w:r>
-      <w:r>
-        <w:rPr>
-          <w:color w:val="000000"/>
-          <w:sz w:val="28"/>
-          <w:szCs w:val="28"/>
-          <w:lang w:val="en-US"/>
-        </w:rPr>
-        <w:t>ini</w:t>
-      </w:r>
-      <w:r>
-        <w:rPr>
-          <w:color w:val="000000"/>
-          <w:sz w:val="28"/>
-          <w:szCs w:val="28"/>
-        </w:rPr>
-        <w:t xml:space="preserve"> </w:t>
-      </w:r>
-      <w:r>
-        <w:rPr>
-          <w:color w:val="000000"/>
-          <w:sz w:val="28"/>
-          <w:szCs w:val="28"/>
-          <w:lang w:val="en-US"/>
-        </w:rPr>
-        <w:t>B</w:t>
-      </w:r>
-      <w:r>
-        <w:rPr>
-          <w:color w:val="000000"/>
-          <w:sz w:val="28"/>
-          <w:szCs w:val="28"/>
-        </w:rPr>
-        <w:t xml:space="preserve">, который на схеме обозначается, как </w:t>
-      </w:r>
-      <w:r>
-        <w:rPr>
-          <w:color w:val="000000"/>
-          <w:sz w:val="28"/>
-          <w:szCs w:val="28"/>
-          <w:lang w:val="en-US"/>
-        </w:rPr>
-        <w:t>CN</w:t>
-      </w:r>
-      <w:r>
-        <w:rPr>
-          <w:color w:val="000000"/>
-          <w:sz w:val="28"/>
-          <w:szCs w:val="28"/>
-        </w:rPr>
-        <w:t>1.</w:t>
-      </w:r>
-    </w:p>
-    <w:p>
-      <w:pPr>
-        <w:spacing w:line="360" w:lineRule="auto"/>
-        <w:ind w:left="284" w:right="284" w:firstLine="709"/>
+        <w:ind w:right="284"/>
         <w:rPr>
           <w:color w:val="000000"/>
           <w:sz w:val="28"/>
@@ -8602,7 +8149,6 @@
         <w:t xml:space="preserve">Затем в функции </w:t>
       </w:r>
       <w:proofErr w:type="spellStart"/>
-      <w:proofErr w:type="gramStart"/>
       <w:r>
         <w:rPr>
           <w:color w:val="000000" w:themeColor="text1"/>
@@ -8618,16 +8164,7 @@
           <w:sz w:val="28"/>
           <w:szCs w:val="28"/>
         </w:rPr>
-        <w:t>(</w:t>
-      </w:r>
-      <w:proofErr w:type="gramEnd"/>
-      <w:r>
-        <w:rPr>
-          <w:color w:val="000000" w:themeColor="text1"/>
-          <w:sz w:val="28"/>
-          <w:szCs w:val="28"/>
-        </w:rPr>
-        <w:t>) настраиваются выводы для в</w:t>
+        <w:t>() настраиваются выводы для в</w:t>
       </w:r>
       <w:r>
         <w:rPr>
@@ -8840,7 +8377,6 @@
         <w:t xml:space="preserve">Далее в цикле </w:t>
       </w:r>
       <w:proofErr w:type="spellStart"/>
-      <w:proofErr w:type="gramStart"/>
       <w:r>
         <w:rPr>
           <w:color w:val="000000" w:themeColor="text1"/>
@@ -8856,16 +8392,7 @@
           <w:sz w:val="28"/>
           <w:szCs w:val="28"/>
         </w:rPr>
-        <w:t>(</w:t>
-      </w:r>
-      <w:proofErr w:type="gramEnd"/>
-      <w:r>
-        <w:rPr>
-          <w:color w:val="000000" w:themeColor="text1"/>
-          <w:sz w:val="28"/>
-          <w:szCs w:val="28"/>
-        </w:rPr>
-        <w:t xml:space="preserve">) считываются данные с кнопки и </w:t>
+        <w:t xml:space="preserve">() считываются данные с кнопки и </w:t>
       </w:r>
       <w:r>
         <w:rPr>
@@ -14654,18 +14181,8 @@
           <w:sz w:val="28"/>
           <w:szCs w:val="28"/>
         </w:rPr>
-        <w:t>Λ</w:t>
-      </w:r>
-      <w:proofErr w:type="gramStart"/>
-      <w:r>
-        <w:rPr>
-          <w:color w:val="000000" w:themeColor="text1"/>
-          <w:sz w:val="28"/>
-          <w:szCs w:val="28"/>
-        </w:rPr>
-        <w:t>=(</w:t>
-      </w:r>
-      <w:proofErr w:type="gramEnd"/>
+        <w:t>Λ=(</w:t>
+      </w:r>
       <w:r>
         <w:rPr>
           <w:color w:val="000000" w:themeColor="text1"/>
@@ -15648,23 +15165,13 @@
           <w:lang w:val="en-US"/>
         </w:rPr>
       </w:pPr>
-      <w:proofErr w:type="gramStart"/>
       <w:r>
         <w:rPr>
           <w:sz w:val="28"/>
           <w:szCs w:val="28"/>
           <w:lang w:val="en-US"/>
         </w:rPr>
-        <w:t>P(</w:t>
-      </w:r>
-      <w:proofErr w:type="gramEnd"/>
-      <w:r>
-        <w:rPr>
-          <w:sz w:val="28"/>
-          <w:szCs w:val="28"/>
-          <w:lang w:val="en-US"/>
-        </w:rPr>
-        <w:t>0)</w:t>
+        <w:t>P(0)</w:t>
       </w:r>
       <w:r>
         <w:rPr>
@@ -15769,23 +15276,13 @@
           <w:lang w:val="en-US"/>
         </w:rPr>
       </w:pPr>
-      <w:proofErr w:type="gramStart"/>
       <w:r>
         <w:rPr>
           <w:sz w:val="28"/>
           <w:szCs w:val="28"/>
           <w:lang w:val="en-US"/>
         </w:rPr>
-        <w:t>P(</w:t>
-      </w:r>
-      <w:proofErr w:type="gramEnd"/>
-      <w:r>
-        <w:rPr>
-          <w:sz w:val="28"/>
-          <w:szCs w:val="28"/>
-          <w:lang w:val="en-US"/>
-        </w:rPr>
-        <w:t>2059)</w:t>
+        <w:t>P(2059)</w:t>
       </w:r>
       <w:r>
         <w:rPr>
@@ -15911,23 +15408,13 @@
           <w:lang w:val="en-US"/>
         </w:rPr>
       </w:pPr>
-      <w:proofErr w:type="gramStart"/>
       <w:r>
         <w:rPr>
           <w:sz w:val="28"/>
           <w:szCs w:val="28"/>
           <w:lang w:val="en-US"/>
         </w:rPr>
-        <w:t>P(</w:t>
-      </w:r>
-      <w:proofErr w:type="gramEnd"/>
-      <w:r>
-        <w:rPr>
-          <w:sz w:val="28"/>
-          <w:szCs w:val="28"/>
-          <w:lang w:val="en-US"/>
-        </w:rPr>
-        <w:t>4118)</w:t>
+        <w:t>P(4118)</w:t>
       </w:r>
       <w:r>
         <w:rPr>
@@ -16053,23 +15540,13 @@
           <w:lang w:val="en-US"/>
         </w:rPr>
       </w:pPr>
-      <w:proofErr w:type="gramStart"/>
       <w:r>
         <w:rPr>
           <w:sz w:val="28"/>
           <w:szCs w:val="28"/>
           <w:lang w:val="en-US"/>
         </w:rPr>
-        <w:t>P(</w:t>
-      </w:r>
-      <w:proofErr w:type="gramEnd"/>
-      <w:r>
-        <w:rPr>
-          <w:sz w:val="28"/>
-          <w:szCs w:val="28"/>
-          <w:lang w:val="en-US"/>
-        </w:rPr>
-        <w:t>6177)</w:t>
+        <w:t>P(6177)</w:t>
       </w:r>
       <w:r>
         <w:rPr>
@@ -16195,23 +15672,13 @@
           <w:lang w:val="en-US"/>
         </w:rPr>
       </w:pPr>
-      <w:proofErr w:type="gramStart"/>
       <w:r>
         <w:rPr>
           <w:sz w:val="28"/>
           <w:szCs w:val="28"/>
           <w:lang w:val="en-US"/>
         </w:rPr>
-        <w:t>P(</w:t>
-      </w:r>
-      <w:proofErr w:type="gramEnd"/>
-      <w:r>
-        <w:rPr>
-          <w:sz w:val="28"/>
-          <w:szCs w:val="28"/>
-          <w:lang w:val="en-US"/>
-        </w:rPr>
-        <w:t>8236)</w:t>
+        <w:t>P(8236)</w:t>
       </w:r>
       <w:r>
         <w:rPr>
@@ -16337,23 +15804,13 @@
           <w:lang w:val="en-US"/>
         </w:rPr>
       </w:pPr>
-      <w:proofErr w:type="gramStart"/>
       <w:r>
         <w:rPr>
           <w:sz w:val="28"/>
           <w:szCs w:val="28"/>
           <w:lang w:val="en-US"/>
         </w:rPr>
-        <w:t>P(</w:t>
-      </w:r>
-      <w:proofErr w:type="gramEnd"/>
-      <w:r>
-        <w:rPr>
-          <w:sz w:val="28"/>
-          <w:szCs w:val="28"/>
-          <w:lang w:val="en-US"/>
-        </w:rPr>
-        <w:t>10295)</w:t>
+        <w:t>P(10295)</w:t>
       </w:r>
       <w:r>
         <w:rPr>
@@ -16487,23 +15944,13 @@
           <w:lang w:val="en-US"/>
         </w:rPr>
       </w:pPr>
-      <w:proofErr w:type="gramStart"/>
       <w:r>
         <w:rPr>
           <w:sz w:val="28"/>
           <w:szCs w:val="28"/>
           <w:lang w:val="en-US"/>
         </w:rPr>
-        <w:t>P(</w:t>
-      </w:r>
-      <w:proofErr w:type="gramEnd"/>
-      <w:r>
-        <w:rPr>
-          <w:sz w:val="28"/>
-          <w:szCs w:val="28"/>
-          <w:lang w:val="en-US"/>
-        </w:rPr>
-        <w:t>12354)</w:t>
+        <w:t>P(12354)</w:t>
       </w:r>
       <w:r>
         <w:rPr>
@@ -16637,23 +16084,13 @@
           <w:lang w:val="en-US"/>
         </w:rPr>
       </w:pPr>
-      <w:proofErr w:type="gramStart"/>
       <w:r>
         <w:rPr>
           <w:sz w:val="28"/>
           <w:szCs w:val="28"/>
           <w:lang w:val="en-US"/>
         </w:rPr>
-        <w:t>P(</w:t>
-      </w:r>
-      <w:proofErr w:type="gramEnd"/>
-      <w:r>
-        <w:rPr>
-          <w:sz w:val="28"/>
-          <w:szCs w:val="28"/>
-          <w:lang w:val="en-US"/>
-        </w:rPr>
-        <w:t>14413)</w:t>
+        <w:t>P(14413)</w:t>
       </w:r>
       <w:r>
         <w:rPr>
@@ -16779,7 +16216,6 @@
           <w:lang w:val="en-US"/>
         </w:rPr>
       </w:pPr>
-      <w:proofErr w:type="gramStart"/>
       <w:r>
         <w:rPr>
           <w:sz w:val="28"/>
@@ -16794,16 +16230,7 @@
           <w:szCs w:val="28"/>
           <w:lang w:val="en-US"/>
         </w:rPr>
-        <w:t>(</w:t>
-      </w:r>
-      <w:proofErr w:type="gramEnd"/>
-      <w:r>
-        <w:rPr>
-          <w:sz w:val="28"/>
-          <w:szCs w:val="28"/>
-          <w:lang w:val="en-US"/>
-        </w:rPr>
-        <w:t>16472)</w:t>
+        <w:t>(16472)</w:t>
       </w:r>
       <w:r>
         <w:rPr>
@@ -16929,7 +16356,6 @@
           <w:lang w:val="en-US"/>
         </w:rPr>
       </w:pPr>
-      <w:proofErr w:type="gramStart"/>
       <w:r>
         <w:rPr>
           <w:sz w:val="28"/>
@@ -16944,16 +16370,7 @@
           <w:szCs w:val="28"/>
           <w:lang w:val="en-US"/>
         </w:rPr>
-        <w:t>(</w:t>
-      </w:r>
-      <w:proofErr w:type="gramEnd"/>
-      <w:r>
-        <w:rPr>
-          <w:sz w:val="28"/>
-          <w:szCs w:val="28"/>
-          <w:lang w:val="en-US"/>
-        </w:rPr>
-        <w:t>18531)</w:t>
+        <w:t>(18531)</w:t>
       </w:r>
       <w:r>
         <w:rPr>
@@ -17078,7 +16495,6 @@
           <w:szCs w:val="28"/>
         </w:rPr>
       </w:pPr>
-      <w:proofErr w:type="gramStart"/>
       <w:r>
         <w:rPr>
           <w:sz w:val="28"/>
@@ -17092,15 +16508,7 @@
           <w:sz w:val="28"/>
           <w:szCs w:val="28"/>
         </w:rPr>
-        <w:t>(</w:t>
-      </w:r>
-      <w:proofErr w:type="gramEnd"/>
-      <w:r>
-        <w:rPr>
-          <w:sz w:val="28"/>
-          <w:szCs w:val="28"/>
-        </w:rPr>
-        <w:t>20590) =</w:t>
+        <w:t>(20590) =</w:t>
       </w:r>
       <m:oMath>
         <m:r>
@@ -18154,7 +17562,6 @@
         </w:rPr>
         <w:t>устройства</w:t>
       </w:r>
-      <w:proofErr w:type="gramStart"/>
       <w:r>
         <w:rPr>
           <w:iCs/>
@@ -18163,7 +17570,6 @@
         </w:rPr>
         <w:t>.</w:t>
       </w:r>
-      <w:proofErr w:type="gramEnd"/>
       <w:r>
         <w:rPr>
           <w:sz w:val="28"/>
@@ -18299,7 +17705,7 @@
               </wp:anchor>
             </w:drawing>
           </mc:Choice>
-          <mc:Fallback xmlns:oel="http://schemas.microsoft.com/office/2019/extlst" xmlns:w16du="http://schemas.microsoft.com/office/word/2023/wordml/word16du" xmlns:w16sdtfl="http://schemas.microsoft.com/office/word/2024/wordml/sdtformatlock">
+          <mc:Fallback xmlns:w16sdtfl="http://schemas.microsoft.com/office/word/2024/wordml/sdtformatlock" xmlns:w16du="http://schemas.microsoft.com/office/word/2023/wordml/word16du" xmlns:oel="http://schemas.microsoft.com/office/2019/extlst">
             <w:pict>
               <v:rect w14:anchorId="429941F6" id="Прямоугольник 111" o:spid="_x0000_s1026" style="position:absolute;margin-left:137.7pt;margin-top:5pt;width:244.45pt;height:13.85pt;z-index:251659264;visibility:visible;mso-wrap-style:square;mso-height-percent:0;mso-wrap-distance-left:9pt;mso-wrap-distance-top:0;mso-wrap-distance-right:9pt;mso-wrap-distance-bottom:0;mso-position-horizontal:absolute;mso-position-horizontal-relative:text;mso-position-vertical:absolute;mso-position-vertical-relative:text;mso-height-percent:0;mso-height-relative:margin;v-text-anchor:middle" o:gfxdata="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" fillcolor="white [3212]" strokecolor="white [3212]" strokeweight="2pt"/>
             </w:pict>
@@ -20639,25 +20045,7 @@
           <w:sz w:val="28"/>
           <w:szCs w:val="28"/>
         </w:rPr>
-        <w:t>0,5+0,05/2+(0,025+0,</w:t>
-      </w:r>
-      <w:proofErr w:type="gramStart"/>
-      <w:r>
-        <w:rPr>
-          <w:color w:val="000000" w:themeColor="text1"/>
-          <w:sz w:val="28"/>
-          <w:szCs w:val="28"/>
-        </w:rPr>
-        <w:t>05)√</w:t>
-      </w:r>
-      <w:proofErr w:type="gramEnd"/>
-      <w:r>
-        <w:rPr>
-          <w:color w:val="000000" w:themeColor="text1"/>
-          <w:sz w:val="28"/>
-          <w:szCs w:val="28"/>
-        </w:rPr>
-        <w:t>2 = 0,63мм;</w:t>
+        <w:t>0,5+0,05/2+(0,025+0,05)√2 = 0,63мм;</w:t>
       </w:r>
     </w:p>
     <w:p>
@@ -20756,25 +20144,7 @@
           <w:sz w:val="28"/>
           <w:szCs w:val="28"/>
         </w:rPr>
-        <w:t>+(0,05+0,05)/2·2·0,2+(0,05+0,05+0,</w:t>
-      </w:r>
-      <w:proofErr w:type="gramStart"/>
-      <w:r>
-        <w:rPr>
-          <w:color w:val="000000" w:themeColor="text1"/>
-          <w:sz w:val="28"/>
-          <w:szCs w:val="28"/>
-        </w:rPr>
-        <w:t>2)√</w:t>
-      </w:r>
-      <w:proofErr w:type="gramEnd"/>
-      <w:r>
-        <w:rPr>
-          <w:color w:val="000000" w:themeColor="text1"/>
-          <w:sz w:val="28"/>
-          <w:szCs w:val="28"/>
-        </w:rPr>
-        <w:t>2</w:t>
+        <w:t>+(0,05+0,05)/2·2·0,2+(0,05+0,05+0,2)√2</w:t>
       </w:r>
       <w:r>
         <w:rPr>
@@ -21284,7 +20654,6 @@
         </w:rPr>
         <w:t xml:space="preserve">, </w:t>
       </w:r>
-      <w:proofErr w:type="gramStart"/>
       <w:r>
         <w:rPr>
           <w:i/>
@@ -21337,16 +20706,7 @@
           <w:sz w:val="28"/>
           <w:szCs w:val="28"/>
         </w:rPr>
-        <w:t>–</w:t>
-      </w:r>
-      <w:proofErr w:type="gramEnd"/>
-      <w:r>
-        <w:rPr>
-          <w:color w:val="000000" w:themeColor="text1"/>
-          <w:sz w:val="28"/>
-          <w:szCs w:val="28"/>
-        </w:rPr>
-        <w:t xml:space="preserve"> </w:t>
+        <w:t xml:space="preserve">– </w:t>
       </w:r>
       <w:r>
         <w:rPr>
@@ -22097,25 +21457,7 @@
           <w:sz w:val="28"/>
           <w:szCs w:val="28"/>
         </w:rPr>
-        <w:t>8</w:t>
-      </w:r>
-      <w:proofErr w:type="gramStart"/>
-      <w:r>
-        <w:rPr>
-          <w:color w:val="000000" w:themeColor="text1"/>
-          <w:sz w:val="28"/>
-          <w:szCs w:val="28"/>
-        </w:rPr>
-        <w:t>/(</w:t>
-      </w:r>
-      <w:proofErr w:type="gramEnd"/>
-      <w:r>
-        <w:rPr>
-          <w:color w:val="000000" w:themeColor="text1"/>
-          <w:sz w:val="28"/>
-          <w:szCs w:val="28"/>
-        </w:rPr>
-        <w:t>100·0,035)=0,5мм.</w:t>
+        <w:t>8/(100·0,035)=0,5мм.</w:t>
       </w:r>
     </w:p>
     <w:p>
@@ -22197,25 +21539,7 @@
           <w:sz w:val="28"/>
           <w:szCs w:val="28"/>
         </w:rPr>
-        <w:t>1</w:t>
-      </w:r>
-      <w:proofErr w:type="gramStart"/>
-      <w:r>
-        <w:rPr>
-          <w:color w:val="000000" w:themeColor="text1"/>
-          <w:sz w:val="28"/>
-          <w:szCs w:val="28"/>
-        </w:rPr>
-        <w:t>/(</w:t>
-      </w:r>
-      <w:proofErr w:type="gramEnd"/>
-      <w:r>
-        <w:rPr>
-          <w:color w:val="000000" w:themeColor="text1"/>
-          <w:sz w:val="28"/>
-          <w:szCs w:val="28"/>
-        </w:rPr>
-        <w:t>100·0,035)= 0,25мм.</w:t>
+        <w:t>1/(100·0,035)= 0,25мм.</w:t>
       </w:r>
     </w:p>
     <w:p>
@@ -26089,15 +25413,7 @@
           <w:sz w:val="28"/>
           <w:szCs w:val="28"/>
         </w:rPr>
-        <w:t xml:space="preserve">, в котором необходимо выполнить экспорт бинарного файла с расширением </w:t>
-      </w:r>
-      <w:proofErr w:type="gramStart"/>
-      <w:r>
-        <w:rPr>
-          <w:sz w:val="28"/>
-          <w:szCs w:val="28"/>
-        </w:rPr>
-        <w:t>«.</w:t>
+        <w:t>, в котором необходимо выполнить экспорт бинарного файла с расширением «.</w:t>
       </w:r>
       <w:r>
         <w:rPr>
@@ -26107,7 +25423,6 @@
         </w:rPr>
         <w:t>HEX</w:t>
       </w:r>
-      <w:proofErr w:type="gramEnd"/>
       <w:r>
         <w:rPr>
           <w:sz w:val="28"/>
@@ -32892,7 +32207,6 @@
         <w:t xml:space="preserve">int </w:t>
       </w:r>
       <w:proofErr w:type="spellStart"/>
-      <w:proofErr w:type="gramStart"/>
       <w:r>
         <w:rPr>
           <w:color w:val="000000" w:themeColor="text1"/>
@@ -32903,7 +32217,6 @@
         <w:t>p,sw</w:t>
       </w:r>
       <w:proofErr w:type="spellEnd"/>
-      <w:proofErr w:type="gramEnd"/>
       <w:r>
         <w:rPr>
           <w:color w:val="000000" w:themeColor="text1"/>
@@ -32933,27 +32246,7 @@
           <w:szCs w:val="28"/>
           <w:lang w:val="en-US"/>
         </w:rPr>
-        <w:t xml:space="preserve">void </w:t>
-      </w:r>
-      <w:proofErr w:type="gramStart"/>
-      <w:r>
-        <w:rPr>
-          <w:color w:val="000000" w:themeColor="text1"/>
-          <w:sz w:val="28"/>
-          <w:szCs w:val="28"/>
-          <w:lang w:val="en-US"/>
-        </w:rPr>
-        <w:t>setup(</w:t>
-      </w:r>
-      <w:proofErr w:type="gramEnd"/>
-      <w:r>
-        <w:rPr>
-          <w:color w:val="000000" w:themeColor="text1"/>
-          <w:sz w:val="28"/>
-          <w:szCs w:val="28"/>
-          <w:lang w:val="en-US"/>
-        </w:rPr>
-        <w:t>) {</w:t>
+        <w:t>void setup() {</w:t>
       </w:r>
     </w:p>
     <w:p>
@@ -32969,7 +32262,6 @@
         </w:rPr>
       </w:pPr>
       <w:proofErr w:type="spellStart"/>
-      <w:proofErr w:type="gramStart"/>
       <w:r>
         <w:rPr>
           <w:color w:val="000000" w:themeColor="text1"/>
@@ -32987,17 +32279,7 @@
           <w:szCs w:val="28"/>
           <w:lang w:val="en-US"/>
         </w:rPr>
-        <w:t>(</w:t>
-      </w:r>
-      <w:proofErr w:type="gramEnd"/>
-      <w:r>
-        <w:rPr>
-          <w:color w:val="000000" w:themeColor="text1"/>
-          <w:sz w:val="28"/>
-          <w:szCs w:val="28"/>
-          <w:lang w:val="en-US"/>
-        </w:rPr>
-        <w:t>LED, OUTPUT);</w:t>
+        <w:t>(LED, OUTPUT);</w:t>
       </w:r>
     </w:p>
     <w:p>
@@ -33013,7 +32295,6 @@
         </w:rPr>
       </w:pPr>
       <w:proofErr w:type="spellStart"/>
-      <w:proofErr w:type="gramStart"/>
       <w:r>
         <w:rPr>
           <w:color w:val="000000" w:themeColor="text1"/>
@@ -33034,7 +32315,6 @@
         <w:t>(</w:t>
       </w:r>
       <w:proofErr w:type="spellStart"/>
-      <w:proofErr w:type="gramEnd"/>
       <w:r>
         <w:rPr>
           <w:color w:val="000000" w:themeColor="text1"/>
@@ -33085,27 +32365,7 @@
           <w:szCs w:val="28"/>
           <w:lang w:val="en-US"/>
         </w:rPr>
-        <w:t>(</w:t>
-      </w:r>
-      <w:proofErr w:type="gramStart"/>
-      <w:r>
-        <w:rPr>
-          <w:color w:val="000000" w:themeColor="text1"/>
-          <w:sz w:val="28"/>
-          <w:szCs w:val="28"/>
-          <w:lang w:val="en-US"/>
-        </w:rPr>
-        <w:t>1,INPUT</w:t>
-      </w:r>
-      <w:proofErr w:type="gramEnd"/>
-      <w:r>
-        <w:rPr>
-          <w:color w:val="000000" w:themeColor="text1"/>
-          <w:sz w:val="28"/>
-          <w:szCs w:val="28"/>
-          <w:lang w:val="en-US"/>
-        </w:rPr>
-        <w:t>);</w:t>
+        <w:t>(1,INPUT);</w:t>
       </w:r>
     </w:p>
     <w:p>
@@ -33138,27 +32398,7 @@
           <w:szCs w:val="28"/>
           <w:lang w:val="en-US"/>
         </w:rPr>
-        <w:t>(</w:t>
-      </w:r>
-      <w:proofErr w:type="gramStart"/>
-      <w:r>
-        <w:rPr>
-          <w:color w:val="000000" w:themeColor="text1"/>
-          <w:sz w:val="28"/>
-          <w:szCs w:val="28"/>
-          <w:lang w:val="en-US"/>
-        </w:rPr>
-        <w:t>12,OUTPUT</w:t>
-      </w:r>
-      <w:proofErr w:type="gramEnd"/>
-      <w:r>
-        <w:rPr>
-          <w:color w:val="000000" w:themeColor="text1"/>
-          <w:sz w:val="28"/>
-          <w:szCs w:val="28"/>
-          <w:lang w:val="en-US"/>
-        </w:rPr>
-        <w:t>);</w:t>
+        <w:t>(12,OUTPUT);</w:t>
       </w:r>
     </w:p>
     <w:p>
@@ -33310,27 +32550,7 @@
           <w:szCs w:val="28"/>
           <w:lang w:val="en-US"/>
         </w:rPr>
-        <w:t xml:space="preserve">void </w:t>
-      </w:r>
-      <w:proofErr w:type="gramStart"/>
-      <w:r>
-        <w:rPr>
-          <w:color w:val="000000" w:themeColor="text1"/>
-          <w:sz w:val="28"/>
-          <w:szCs w:val="28"/>
-          <w:lang w:val="en-US"/>
-        </w:rPr>
-        <w:t>loop(</w:t>
-      </w:r>
-      <w:proofErr w:type="gramEnd"/>
-      <w:r>
-        <w:rPr>
-          <w:color w:val="000000" w:themeColor="text1"/>
-          <w:sz w:val="28"/>
-          <w:szCs w:val="28"/>
-          <w:lang w:val="en-US"/>
-        </w:rPr>
-        <w:t>) {</w:t>
+        <w:t>void loop() {</w:t>
       </w:r>
     </w:p>
     <w:p>
@@ -33372,20 +32592,9 @@
           <w:szCs w:val="28"/>
           <w:lang w:val="en-US"/>
         </w:rPr>
-        <w:t>(1)&gt;</w:t>
-      </w:r>
-      <w:proofErr w:type="gramStart"/>
-      <w:r>
-        <w:rPr>
-          <w:color w:val="000000" w:themeColor="text1"/>
-          <w:sz w:val="28"/>
-          <w:szCs w:val="28"/>
-          <w:lang w:val="en-US"/>
-        </w:rPr>
-        <w:t>0){</w:t>
+        <w:t>(1)&gt;0){</w:t>
       </w:r>
       <w:proofErr w:type="spellStart"/>
-      <w:proofErr w:type="gramEnd"/>
       <w:r>
         <w:rPr>
           <w:color w:val="000000" w:themeColor="text1"/>
@@ -33418,7 +32627,6 @@
           <w:lang w:val="en-US"/>
         </w:rPr>
       </w:pPr>
-      <w:proofErr w:type="gramStart"/>
       <w:r>
         <w:rPr>
           <w:color w:val="000000" w:themeColor="text1"/>
@@ -33428,7 +32636,6 @@
         </w:rPr>
         <w:t>else{</w:t>
       </w:r>
-      <w:proofErr w:type="gramEnd"/>
     </w:p>
     <w:p>
       <w:pPr>
@@ -33469,19 +32676,8 @@
           <w:szCs w:val="28"/>
           <w:lang w:val="en-US"/>
         </w:rPr>
-        <w:t>&gt;</w:t>
-      </w:r>
-      <w:proofErr w:type="gramStart"/>
-      <w:r>
-        <w:rPr>
-          <w:color w:val="000000" w:themeColor="text1"/>
-          <w:sz w:val="28"/>
-          <w:szCs w:val="28"/>
-          <w:lang w:val="en-US"/>
-        </w:rPr>
-        <w:t>1){</w:t>
-      </w:r>
-      <w:proofErr w:type="gramEnd"/>
+        <w:t>&gt;1){</w:t>
+      </w:r>
     </w:p>
     <w:p>
       <w:pPr>
@@ -33496,7 +32692,6 @@
         </w:rPr>
       </w:pPr>
       <w:proofErr w:type="spellStart"/>
-      <w:proofErr w:type="gramStart"/>
       <w:r>
         <w:rPr>
           <w:color w:val="000000" w:themeColor="text1"/>
@@ -33514,17 +32709,7 @@
           <w:szCs w:val="28"/>
           <w:lang w:val="en-US"/>
         </w:rPr>
-        <w:t>(</w:t>
-      </w:r>
-      <w:proofErr w:type="gramEnd"/>
-      <w:r>
-        <w:rPr>
-          <w:color w:val="000000" w:themeColor="text1"/>
-          <w:sz w:val="28"/>
-          <w:szCs w:val="28"/>
-          <w:lang w:val="en-US"/>
-        </w:rPr>
-        <w:t>12,1);</w:t>
+        <w:t>(12,1);</w:t>
       </w:r>
     </w:p>
     <w:p>
@@ -33549,7 +32734,6 @@
         <w:t>p=(</w:t>
       </w:r>
       <w:proofErr w:type="spellStart"/>
-      <w:proofErr w:type="gramStart"/>
       <w:r>
         <w:rPr>
           <w:color w:val="000000" w:themeColor="text1"/>
@@ -33567,17 +32751,7 @@
           <w:szCs w:val="28"/>
           <w:lang w:val="en-US"/>
         </w:rPr>
-        <w:t>(</w:t>
-      </w:r>
-      <w:proofErr w:type="gramEnd"/>
-      <w:r>
-        <w:rPr>
-          <w:color w:val="000000" w:themeColor="text1"/>
-          <w:sz w:val="28"/>
-          <w:szCs w:val="28"/>
-          <w:lang w:val="en-US"/>
-        </w:rPr>
-        <w:t>)/1000);</w:t>
+        <w:t>()/1000);</w:t>
       </w:r>
     </w:p>
     <w:p>
@@ -33599,19 +32773,8 @@
           <w:szCs w:val="28"/>
           <w:lang w:val="en-US"/>
         </w:rPr>
-        <w:t>if (p==</w:t>
-      </w:r>
-      <w:proofErr w:type="gramStart"/>
-      <w:r>
-        <w:rPr>
-          <w:color w:val="000000" w:themeColor="text1"/>
-          <w:sz w:val="28"/>
-          <w:szCs w:val="28"/>
-          <w:lang w:val="en-US"/>
-        </w:rPr>
-        <w:t>5){</w:t>
-      </w:r>
-      <w:proofErr w:type="gramEnd"/>
+        <w:t>if (p==5){</w:t>
+      </w:r>
     </w:p>
     <w:p>
       <w:pPr>
@@ -33626,7 +32789,6 @@
         </w:rPr>
       </w:pPr>
       <w:proofErr w:type="spellStart"/>
-      <w:proofErr w:type="gramStart"/>
       <w:r>
         <w:rPr>
           <w:color w:val="000000" w:themeColor="text1"/>
@@ -33644,17 +32806,7 @@
           <w:szCs w:val="28"/>
           <w:lang w:val="en-US"/>
         </w:rPr>
-        <w:t>(</w:t>
-      </w:r>
-      <w:proofErr w:type="gramEnd"/>
-      <w:r>
-        <w:rPr>
-          <w:color w:val="000000" w:themeColor="text1"/>
-          <w:sz w:val="28"/>
-          <w:szCs w:val="28"/>
-          <w:lang w:val="en-US"/>
-        </w:rPr>
-        <w:t>12,0);}}}</w:t>
+        <w:t>(12,0);}}}</w:t>
       </w:r>
     </w:p>
     <w:p>
@@ -33670,7 +32822,6 @@
         </w:rPr>
       </w:pPr>
       <w:proofErr w:type="spellStart"/>
-      <w:proofErr w:type="gramStart"/>
       <w:r>
         <w:rPr>
           <w:color w:val="000000" w:themeColor="text1"/>
@@ -33688,17 +32839,7 @@
           <w:szCs w:val="28"/>
           <w:lang w:val="en-US"/>
         </w:rPr>
-        <w:t>(</w:t>
-      </w:r>
-      <w:proofErr w:type="gramEnd"/>
-      <w:r>
-        <w:rPr>
-          <w:color w:val="000000" w:themeColor="text1"/>
-          <w:sz w:val="28"/>
-          <w:szCs w:val="28"/>
-          <w:lang w:val="en-US"/>
-        </w:rPr>
-        <w:t>LED,HIGH);</w:t>
+        <w:t>(LED,HIGH);</w:t>
       </w:r>
     </w:p>
     <w:p>
@@ -33713,7 +32854,6 @@
           <w:lang w:val="en-US"/>
         </w:rPr>
       </w:pPr>
-      <w:proofErr w:type="gramStart"/>
       <w:r>
         <w:rPr>
           <w:color w:val="000000" w:themeColor="text1"/>
@@ -33721,17 +32861,7 @@
           <w:szCs w:val="28"/>
           <w:lang w:val="en-US"/>
         </w:rPr>
-        <w:t>delay(</w:t>
-      </w:r>
-      <w:proofErr w:type="gramEnd"/>
-      <w:r>
-        <w:rPr>
-          <w:color w:val="000000" w:themeColor="text1"/>
-          <w:sz w:val="28"/>
-          <w:szCs w:val="28"/>
-          <w:lang w:val="en-US"/>
-        </w:rPr>
-        <w:t>5000);</w:t>
+        <w:t>delay(5000);</w:t>
       </w:r>
     </w:p>
     <w:p>
@@ -33747,7 +32877,6 @@
         </w:rPr>
       </w:pPr>
       <w:proofErr w:type="spellStart"/>
-      <w:proofErr w:type="gramStart"/>
       <w:r>
         <w:rPr>
           <w:color w:val="000000" w:themeColor="text1"/>
@@ -33765,17 +32894,7 @@
           <w:szCs w:val="28"/>
           <w:lang w:val="en-US"/>
         </w:rPr>
-        <w:t>(</w:t>
-      </w:r>
-      <w:proofErr w:type="gramEnd"/>
-      <w:r>
-        <w:rPr>
-          <w:color w:val="000000" w:themeColor="text1"/>
-          <w:sz w:val="28"/>
-          <w:szCs w:val="28"/>
-          <w:lang w:val="en-US"/>
-        </w:rPr>
-        <w:t>LED,LOW);</w:t>
+        <w:t>(LED,LOW);</w:t>
       </w:r>
     </w:p>
     <w:p>
@@ -33790,7 +32909,6 @@
           <w:lang w:val="en-US"/>
         </w:rPr>
       </w:pPr>
-      <w:proofErr w:type="gramStart"/>
       <w:r>
         <w:rPr>
           <w:color w:val="000000" w:themeColor="text1"/>
@@ -33798,17 +32916,7 @@
           <w:szCs w:val="28"/>
           <w:lang w:val="en-US"/>
         </w:rPr>
-        <w:t>delay(</w:t>
-      </w:r>
-      <w:proofErr w:type="gramEnd"/>
-      <w:r>
-        <w:rPr>
-          <w:color w:val="000000" w:themeColor="text1"/>
-          <w:sz w:val="28"/>
-          <w:szCs w:val="28"/>
-          <w:lang w:val="en-US"/>
-        </w:rPr>
-        <w:t>5000);</w:t>
+        <w:t>delay(5000);</w:t>
       </w:r>
     </w:p>
     <w:p>
@@ -33851,9 +32959,9 @@
           <w:szCs w:val="28"/>
           <w:lang w:val="en-US"/>
         </w:rPr>
-        <w:t xml:space="preserve"> </w:t>
-      </w:r>
-      <w:proofErr w:type="gramStart"/>
+        <w:t xml:space="preserve"> = !</w:t>
+      </w:r>
+      <w:proofErr w:type="spellStart"/>
       <w:r>
         <w:rPr>
           <w:color w:val="000000" w:themeColor="text1"/>
@@ -33861,20 +32969,9 @@
           <w:szCs w:val="28"/>
           <w:lang w:val="en-US"/>
         </w:rPr>
-        <w:t>= !</w:t>
-      </w:r>
-      <w:proofErr w:type="spellStart"/>
-      <w:r>
-        <w:rPr>
-          <w:color w:val="000000" w:themeColor="text1"/>
-          <w:sz w:val="28"/>
-          <w:szCs w:val="28"/>
-          <w:lang w:val="en-US"/>
-        </w:rPr>
         <w:t>digitalRead</w:t>
       </w:r>
       <w:proofErr w:type="spellEnd"/>
-      <w:proofErr w:type="gramEnd"/>
       <w:r>
         <w:rPr>
           <w:color w:val="000000" w:themeColor="text1"/>
@@ -33927,7 +33024,6 @@
         <w:t>if (</w:t>
       </w:r>
       <w:proofErr w:type="spellStart"/>
-      <w:proofErr w:type="gramStart"/>
       <w:r>
         <w:rPr>
           <w:color w:val="000000" w:themeColor="text1"/>
@@ -33945,17 +33041,7 @@
           <w:szCs w:val="28"/>
           <w:lang w:val="en-US"/>
         </w:rPr>
-        <w:t xml:space="preserve"> !</w:t>
-      </w:r>
-      <w:proofErr w:type="gramEnd"/>
-      <w:r>
-        <w:rPr>
-          <w:color w:val="000000" w:themeColor="text1"/>
-          <w:sz w:val="28"/>
-          <w:szCs w:val="28"/>
-          <w:lang w:val="en-US"/>
-        </w:rPr>
-        <w:t xml:space="preserve">= </w:t>
+        <w:t xml:space="preserve"> != </w:t>
       </w:r>
       <w:proofErr w:type="spellStart"/>
       <w:r>
@@ -34096,7 +33182,6 @@
           <w:lang w:val="en-US"/>
         </w:rPr>
       </w:pPr>
-      <w:proofErr w:type="gramStart"/>
       <w:r>
         <w:rPr>
           <w:color w:val="000000" w:themeColor="text1"/>
@@ -34104,17 +33189,7 @@
           <w:szCs w:val="28"/>
           <w:lang w:val="en-US"/>
         </w:rPr>
-        <w:t>delay(</w:t>
-      </w:r>
-      <w:proofErr w:type="gramEnd"/>
-      <w:r>
-        <w:rPr>
-          <w:color w:val="000000" w:themeColor="text1"/>
-          <w:sz w:val="28"/>
-          <w:szCs w:val="28"/>
-          <w:lang w:val="en-US"/>
-        </w:rPr>
-        <w:t>50);}</w:t>
+        <w:t>delay(50);}</w:t>
       </w:r>
     </w:p>
     <w:p>

--- a/doc/Улитка.docx
+++ b/doc/Улитка.docx
@@ -1,6 +1,6 @@
 
 <file path=word/document.xml><?xml version="1.0" encoding="utf-8"?>
-<w:document xmlns:wpc="http://schemas.microsoft.com/office/word/2010/wordprocessingCanvas" xmlns:cx="http://schemas.microsoft.com/office/drawing/2014/chartex" xmlns:cx1="http://schemas.microsoft.com/office/drawing/2015/9/8/chartex" xmlns:cx2="http://schemas.microsoft.com/office/drawing/2015/10/21/chartex" xmlns:cx3="http://schemas.microsoft.com/office/drawing/2016/5/9/chartex" xmlns:cx4="http://schemas.microsoft.com/office/drawing/2016/5/10/chartex" xmlns:cx5="http://schemas.microsoft.com/office/drawing/2016/5/11/chartex" xmlns:cx6="http://schemas.microsoft.com/office/drawing/2016/5/12/chartex" xmlns:cx7="http://schemas.microsoft.com/office/drawing/2016/5/13/chartex" xmlns:cx8="http://schemas.microsoft.com/office/drawing/2016/5/14/chartex" xmlns:mc="http://schemas.openxmlformats.org/markup-compatibility/2006" xmlns:aink="http://schemas.microsoft.com/office/drawing/2016/ink" xmlns:am3d="http://schemas.microsoft.com/office/drawing/2017/model3d" xmlns:o="urn:schemas-microsoft-com:office:office" xmlns:r="http://schemas.openxmlformats.org/officeDocument/2006/relationships" xmlns:m="http://schemas.openxmlformats.org/officeDocument/2006/math" xmlns:v="urn:schemas-microsoft-com:vml" xmlns:wp14="http://schemas.microsoft.com/office/word/2010/wordprocessingDrawing" xmlns:wp="http://schemas.openxmlformats.org/drawingml/2006/wordprocessingDrawing" xmlns:w10="urn:schemas-microsoft-com:office:word" xmlns:w="http://schemas.openxmlformats.org/wordprocessingml/2006/main" xmlns:w14="http://schemas.microsoft.com/office/word/2010/wordml" xmlns:w15="http://schemas.microsoft.com/office/word/2012/wordml" xmlns:w16cex="http://schemas.microsoft.com/office/word/2018/wordml/cex" xmlns:w16cid="http://schemas.microsoft.com/office/word/2016/wordml/cid" xmlns:w16="http://schemas.microsoft.com/office/word/2018/wordml" xmlns:w16sdtdh="http://schemas.microsoft.com/office/word/2020/wordml/sdtdatahash" xmlns:w16se="http://schemas.microsoft.com/office/word/2015/wordml/symex" xmlns:wpg="http://schemas.microsoft.com/office/word/2010/wordprocessingGroup" xmlns:wpi="http://schemas.microsoft.com/office/word/2010/wordprocessingInk" xmlns:wne="http://schemas.microsoft.com/office/word/2006/wordml" xmlns:wps="http://schemas.microsoft.com/office/word/2010/wordprocessingShape" mc:Ignorable="w14 w15 w16se w16cid w16 w16cex w16sdtdh wp14">
+<w:document xmlns:wpc="http://schemas.microsoft.com/office/word/2010/wordprocessingCanvas" xmlns:cx="http://schemas.microsoft.com/office/drawing/2014/chartex" xmlns:cx1="http://schemas.microsoft.com/office/drawing/2015/9/8/chartex" xmlns:cx2="http://schemas.microsoft.com/office/drawing/2015/10/21/chartex" xmlns:cx3="http://schemas.microsoft.com/office/drawing/2016/5/9/chartex" xmlns:cx4="http://schemas.microsoft.com/office/drawing/2016/5/10/chartex" xmlns:cx5="http://schemas.microsoft.com/office/drawing/2016/5/11/chartex" xmlns:cx6="http://schemas.microsoft.com/office/drawing/2016/5/12/chartex" xmlns:cx7="http://schemas.microsoft.com/office/drawing/2016/5/13/chartex" xmlns:cx8="http://schemas.microsoft.com/office/drawing/2016/5/14/chartex" xmlns:mc="http://schemas.openxmlformats.org/markup-compatibility/2006" xmlns:aink="http://schemas.microsoft.com/office/drawing/2016/ink" xmlns:am3d="http://schemas.microsoft.com/office/drawing/2017/model3d" xmlns:o="urn:schemas-microsoft-com:office:office" xmlns:oel="http://schemas.microsoft.com/office/2019/extlst" xmlns:r="http://schemas.openxmlformats.org/officeDocument/2006/relationships" xmlns:m="http://schemas.openxmlformats.org/officeDocument/2006/math" xmlns:v="urn:schemas-microsoft-com:vml" xmlns:wp14="http://schemas.microsoft.com/office/word/2010/wordprocessingDrawing" xmlns:wp="http://schemas.openxmlformats.org/drawingml/2006/wordprocessingDrawing" xmlns:w10="urn:schemas-microsoft-com:office:word" xmlns:w="http://schemas.openxmlformats.org/wordprocessingml/2006/main" xmlns:w14="http://schemas.microsoft.com/office/word/2010/wordml" xmlns:w15="http://schemas.microsoft.com/office/word/2012/wordml" xmlns:w16cex="http://schemas.microsoft.com/office/word/2018/wordml/cex" xmlns:w16cid="http://schemas.microsoft.com/office/word/2016/wordml/cid" xmlns:w16="http://schemas.microsoft.com/office/word/2018/wordml" xmlns:w16du="http://schemas.microsoft.com/office/word/2023/wordml/word16du" xmlns:w16sdtdh="http://schemas.microsoft.com/office/word/2020/wordml/sdtdatahash" xmlns:w16sdtfl="http://schemas.microsoft.com/office/word/2024/wordml/sdtformatlock" xmlns:w16se="http://schemas.microsoft.com/office/word/2015/wordml/symex" xmlns:wpg="http://schemas.microsoft.com/office/word/2010/wordprocessingGroup" xmlns:wpi="http://schemas.microsoft.com/office/word/2010/wordprocessingInk" xmlns:wne="http://schemas.microsoft.com/office/word/2006/wordml" xmlns:wps="http://schemas.microsoft.com/office/word/2010/wordprocessingShape" mc:Ignorable="w14 w15 w16se w16cid w16 w16cex w16sdtdh w16sdtfl w16du wp14">
   <w:body>
     <w:p>
       <w:pPr>
@@ -2239,10 +2239,10 @@
           <w:szCs w:val="28"/>
         </w:rPr>
         <w:drawing>
-          <wp:inline distT="0" distB="0" distL="0" distR="0" wp14:anchorId="6EADB931" wp14:editId="19661A5E">
-            <wp:extent cx="6064431" cy="2613660"/>
-            <wp:effectExtent l="0" t="0" r="0" b="0"/>
-            <wp:docPr id="2117416140" name="Рисунок 1" descr="Изображение выглядит как текст, снимок экрана, диаграмма, Прямоугольник&#10;&#10;Контент, сгенерированный ИИ, может содержать ошибки."/>
+          <wp:inline distT="0" distB="0" distL="0" distR="0" wp14:anchorId="0E6EEF2E" wp14:editId="570A43B8">
+            <wp:extent cx="5907819" cy="2354680"/>
+            <wp:effectExtent l="19050" t="19050" r="17145" b="26670"/>
+            <wp:docPr id="1258972451" name="Рисунок 1" descr="Изображение выглядит как текст, диаграмма, линия, снимок экрана&#10;&#10;Контент, сгенерированный ИИ, может содержать ошибки."/>
             <wp:cNvGraphicFramePr>
               <a:graphicFrameLocks xmlns:a="http://schemas.openxmlformats.org/drawingml/2006/main" noChangeAspect="1"/>
             </wp:cNvGraphicFramePr>
@@ -2250,7 +2250,7 @@
               <a:graphicData uri="http://schemas.openxmlformats.org/drawingml/2006/picture">
                 <pic:pic xmlns:pic="http://schemas.openxmlformats.org/drawingml/2006/picture">
                   <pic:nvPicPr>
-                    <pic:cNvPr id="2117416140" name="Рисунок 1" descr="Изображение выглядит как текст, снимок экрана, диаграмма, Прямоугольник&#10;&#10;Контент, сгенерированный ИИ, может содержать ошибки."/>
+                    <pic:cNvPr id="1258972451" name="Рисунок 1" descr="Изображение выглядит как текст, диаграмма, линия, снимок экрана&#10;&#10;Контент, сгенерированный ИИ, может содержать ошибки."/>
                     <pic:cNvPicPr/>
                   </pic:nvPicPr>
                   <pic:blipFill>
@@ -2262,11 +2262,16 @@
                   <pic:spPr>
                     <a:xfrm>
                       <a:off x="0" y="0"/>
-                      <a:ext cx="6074612" cy="2618048"/>
+                      <a:ext cx="5920434" cy="2359708"/>
                     </a:xfrm>
                     <a:prstGeom prst="rect">
                       <a:avLst/>
                     </a:prstGeom>
+                    <a:ln w="12700">
+                      <a:solidFill>
+                        <a:schemeClr val="tx1"/>
+                      </a:solidFill>
+                    </a:ln>
                   </pic:spPr>
                 </pic:pic>
               </a:graphicData>
@@ -2450,7 +2455,39 @@
           <w:sz w:val="28"/>
           <w:szCs w:val="28"/>
         </w:rPr>
-        <w:t xml:space="preserve">реобразование одного уровня постоянного напряжения в другой (например, с 12 В до 5 В или 3.3 В). Обеспечение стабильного напряжения для питания чувствительных электронных компонентов. Повышение </w:t>
+        <w:t>реобразование одного уровня постоянного напряжения в другой (например, с 12 В до 5 В или 3.3 В). Обеспечение стабильного напряжения для питания чувствительных электронных компонентов. Повышение (</w:t>
+      </w:r>
+      <w:proofErr w:type="spellStart"/>
+      <w:r>
+        <w:rPr>
+          <w:sz w:val="28"/>
+          <w:szCs w:val="28"/>
+        </w:rPr>
+        <w:t>boost</w:t>
+      </w:r>
+      <w:proofErr w:type="spellEnd"/>
+      <w:r>
+        <w:rPr>
+          <w:sz w:val="28"/>
+          <w:szCs w:val="28"/>
+        </w:rPr>
+        <w:t>) или понижение (</w:t>
+      </w:r>
+      <w:proofErr w:type="spellStart"/>
+      <w:r>
+        <w:rPr>
+          <w:sz w:val="28"/>
+          <w:szCs w:val="28"/>
+        </w:rPr>
+        <w:t>buck</w:t>
+      </w:r>
+      <w:proofErr w:type="spellEnd"/>
+      <w:r>
+        <w:rPr>
+          <w:sz w:val="28"/>
+          <w:szCs w:val="28"/>
+        </w:rPr>
+        <w:t xml:space="preserve">) входного напряжения в зависимости от потребностей </w:t>
       </w:r>
       <w:r>
         <w:rPr>
@@ -2458,39 +2495,7 @@
           <w:szCs w:val="28"/>
         </w:rPr>
         <w:lastRenderedPageBreak/>
-        <w:t>(</w:t>
-      </w:r>
-      <w:proofErr w:type="spellStart"/>
-      <w:r>
-        <w:rPr>
-          <w:sz w:val="28"/>
-          <w:szCs w:val="28"/>
-        </w:rPr>
-        <w:t>boost</w:t>
-      </w:r>
-      <w:proofErr w:type="spellEnd"/>
-      <w:r>
-        <w:rPr>
-          <w:sz w:val="28"/>
-          <w:szCs w:val="28"/>
-        </w:rPr>
-        <w:t>) или понижение (</w:t>
-      </w:r>
-      <w:proofErr w:type="spellStart"/>
-      <w:r>
-        <w:rPr>
-          <w:sz w:val="28"/>
-          <w:szCs w:val="28"/>
-        </w:rPr>
-        <w:t>buck</w:t>
-      </w:r>
-      <w:proofErr w:type="spellEnd"/>
-      <w:r>
-        <w:rPr>
-          <w:sz w:val="28"/>
-          <w:szCs w:val="28"/>
-        </w:rPr>
-        <w:t>) входного напряжения в зависимости от потребностей схемы. Возможность управления или регулировки выходного напряжения в реальном времени, при необходимости</w:t>
+        <w:t>схемы. Возможность управления или регулировки выходного напряжения в реальном времени, при необходимости</w:t>
       </w:r>
       <w:r>
         <w:rPr>
@@ -2971,14 +2976,7 @@
           <w:sz w:val="28"/>
           <w:szCs w:val="28"/>
         </w:rPr>
-        <w:t>кристаллический</w:t>
-      </w:r>
-      <w:r>
-        <w:rPr>
-          <w:sz w:val="28"/>
-          <w:szCs w:val="28"/>
-        </w:rPr>
-        <w:t>)</w:t>
+        <w:t>кристаллический)</w:t>
       </w:r>
       <w:r>
         <w:rPr>
@@ -3235,14 +3233,418 @@
     </w:p>
     <w:p>
       <w:pPr>
+        <w:ind w:left="284" w:right="284" w:firstLine="851"/>
+        <w:jc w:val="center"/>
+        <w:rPr>
+          <w:sz w:val="28"/>
+          <w:szCs w:val="28"/>
+        </w:rPr>
+      </w:pPr>
+    </w:p>
+    <w:p>
+      <w:pPr>
         <w:spacing w:line="360" w:lineRule="auto"/>
-        <w:ind w:right="284"/>
+        <w:ind w:left="284" w:right="284" w:firstLine="851"/>
+        <w:jc w:val="both"/>
+        <w:rPr>
+          <w:sz w:val="28"/>
+          <w:szCs w:val="28"/>
+        </w:rPr>
+      </w:pPr>
+      <w:r>
+        <w:rPr>
+          <w:sz w:val="28"/>
+          <w:szCs w:val="28"/>
+        </w:rPr>
+        <w:t>В состав игровой портативной консоли входит</w:t>
+      </w:r>
+      <w:r>
+        <w:rPr>
+          <w:sz w:val="28"/>
+          <w:szCs w:val="28"/>
+        </w:rPr>
+        <w:t>:</w:t>
+      </w:r>
+      <w:r>
+        <w:rPr>
+          <w:sz w:val="28"/>
+          <w:szCs w:val="28"/>
+        </w:rPr>
+        <w:t xml:space="preserve"> </w:t>
+      </w:r>
+    </w:p>
+    <w:p>
+      <w:pPr>
+        <w:pStyle w:val="ab"/>
+        <w:numPr>
+          <w:ilvl w:val="0"/>
+          <w:numId w:val="19"/>
+        </w:numPr>
+        <w:spacing w:line="360" w:lineRule="auto"/>
+        <w:ind w:left="284" w:right="284" w:firstLine="851"/>
+        <w:jc w:val="both"/>
+        <w:rPr>
+          <w:sz w:val="28"/>
+          <w:szCs w:val="28"/>
+        </w:rPr>
+      </w:pPr>
+      <w:r>
+        <w:rPr>
+          <w:sz w:val="28"/>
+          <w:szCs w:val="28"/>
+        </w:rPr>
+        <w:t xml:space="preserve">источник питания. Обеспечивает питание для всей системы и предоставлен на схеме виде разъема </w:t>
+      </w:r>
+      <w:r>
+        <w:rPr>
+          <w:sz w:val="28"/>
+          <w:szCs w:val="28"/>
+          <w:lang w:val="en-US"/>
+        </w:rPr>
+        <w:t>XS</w:t>
+      </w:r>
+      <w:r>
+        <w:rPr>
+          <w:sz w:val="28"/>
+          <w:szCs w:val="28"/>
+        </w:rPr>
+        <w:t>1 для аккумулятора;</w:t>
+      </w:r>
+    </w:p>
+    <w:p>
+      <w:pPr>
+        <w:pStyle w:val="ab"/>
+        <w:numPr>
+          <w:ilvl w:val="0"/>
+          <w:numId w:val="19"/>
+        </w:numPr>
+        <w:spacing w:line="360" w:lineRule="auto"/>
+        <w:ind w:left="284" w:right="284" w:firstLine="851"/>
+        <w:jc w:val="both"/>
+        <w:rPr>
+          <w:sz w:val="28"/>
+          <w:szCs w:val="28"/>
+        </w:rPr>
+      </w:pPr>
+      <w:r>
+        <w:rPr>
+          <w:sz w:val="28"/>
+          <w:szCs w:val="28"/>
+        </w:rPr>
+        <w:t>б</w:t>
+      </w:r>
+      <w:r>
+        <w:rPr>
+          <w:sz w:val="28"/>
+          <w:szCs w:val="28"/>
+        </w:rPr>
+        <w:t>лок питания представляет собой связку готовых решений, включающую модули DA1, SW1 и DA2. Модуль DA1 отвечает за зарядку аккумулятора, обеспечивая стабильные параметры тока и напряжения с необходимыми защитами. Кнопка SW1 служит для включения и выключения устройства, управляя подачей питания. Модуль DA2 является DC-DC преобразователем с возможностью регули</w:t>
+      </w:r>
+      <w:r>
+        <w:rPr>
+          <w:sz w:val="28"/>
+          <w:szCs w:val="28"/>
+        </w:rPr>
+        <w:lastRenderedPageBreak/>
+        <w:t>ровки выходного напряжения, преобразуя энергию аккумулятора в стабильное питание для нагрузки. Все компоненты работают совместно, обеспечивая безопасную зарядку аккумулятора и подачу необходимого выходного напряжения, а схема блока питания представлена на рисунке 3</w:t>
+      </w:r>
+      <w:r>
+        <w:rPr>
+          <w:sz w:val="28"/>
+          <w:szCs w:val="28"/>
+        </w:rPr>
+        <w:t>;</w:t>
+      </w:r>
+      <w:r>
+        <w:rPr>
+          <w:noProof/>
+        </w:rPr>
+        <w:t xml:space="preserve"> </w:t>
+      </w:r>
+    </w:p>
+    <w:p>
+      <w:pPr>
+        <w:ind w:left="284" w:right="284"/>
+        <w:jc w:val="center"/>
+        <w:rPr>
+          <w:sz w:val="28"/>
+          <w:szCs w:val="28"/>
+        </w:rPr>
+      </w:pPr>
+      <w:r>
+        <w:drawing>
+          <wp:inline distT="0" distB="0" distL="0" distR="0" wp14:anchorId="0D471C28" wp14:editId="33C1FC00">
+            <wp:extent cx="4242849" cy="1051612"/>
+            <wp:effectExtent l="19050" t="19050" r="24765" b="15240"/>
+            <wp:docPr id="960913781" name="Рисунок 1" descr="Изображение выглядит как текст, диаграмма, линия, План&#10;&#10;Контент, сгенерированный ИИ, может содержать ошибки."/>
+            <wp:cNvGraphicFramePr>
+              <a:graphicFrameLocks xmlns:a="http://schemas.openxmlformats.org/drawingml/2006/main" noChangeAspect="1"/>
+            </wp:cNvGraphicFramePr>
+            <a:graphic xmlns:a="http://schemas.openxmlformats.org/drawingml/2006/main">
+              <a:graphicData uri="http://schemas.openxmlformats.org/drawingml/2006/picture">
+                <pic:pic xmlns:pic="http://schemas.openxmlformats.org/drawingml/2006/picture">
+                  <pic:nvPicPr>
+                    <pic:cNvPr id="960913781" name="Рисунок 1" descr="Изображение выглядит как текст, диаграмма, линия, План&#10;&#10;Контент, сгенерированный ИИ, может содержать ошибки."/>
+                    <pic:cNvPicPr/>
+                  </pic:nvPicPr>
+                  <pic:blipFill>
+                    <a:blip r:embed="rId10"/>
+                    <a:stretch>
+                      <a:fillRect/>
+                    </a:stretch>
+                  </pic:blipFill>
+                  <pic:spPr>
+                    <a:xfrm>
+                      <a:off x="0" y="0"/>
+                      <a:ext cx="4291123" cy="1063577"/>
+                    </a:xfrm>
+                    <a:prstGeom prst="rect">
+                      <a:avLst/>
+                    </a:prstGeom>
+                    <a:ln w="12700">
+                      <a:solidFill>
+                        <a:schemeClr val="tx1"/>
+                      </a:solidFill>
+                    </a:ln>
+                  </pic:spPr>
+                </pic:pic>
+              </a:graphicData>
+            </a:graphic>
+          </wp:inline>
+        </w:drawing>
+      </w:r>
+    </w:p>
+    <w:p>
+      <w:pPr>
+        <w:ind w:left="284" w:right="284"/>
+        <w:jc w:val="center"/>
+        <w:rPr>
+          <w:sz w:val="28"/>
+          <w:szCs w:val="28"/>
+        </w:rPr>
+      </w:pPr>
+    </w:p>
+    <w:p>
+      <w:pPr>
+        <w:spacing w:line="360" w:lineRule="auto"/>
+        <w:ind w:left="284" w:right="284"/>
+        <w:jc w:val="center"/>
+        <w:rPr>
+          <w:sz w:val="28"/>
+          <w:szCs w:val="28"/>
+        </w:rPr>
+      </w:pPr>
+      <w:r>
+        <w:rPr>
+          <w:sz w:val="28"/>
+          <w:szCs w:val="28"/>
+        </w:rPr>
+        <w:t xml:space="preserve">Рисунок </w:t>
+      </w:r>
+      <w:r>
+        <w:rPr>
+          <w:sz w:val="28"/>
+          <w:szCs w:val="28"/>
+        </w:rPr>
+        <w:t>3</w:t>
+      </w:r>
+      <w:r>
+        <w:rPr>
+          <w:sz w:val="28"/>
+          <w:szCs w:val="28"/>
+        </w:rPr>
+        <w:t xml:space="preserve"> </w:t>
+      </w:r>
+      <w:r>
         <w:rPr>
           <w:color w:val="000000"/>
           <w:sz w:val="28"/>
           <w:szCs w:val="28"/>
         </w:rPr>
-      </w:pPr>
+        <w:t>–</w:t>
+      </w:r>
+      <w:r>
+        <w:rPr>
+          <w:sz w:val="28"/>
+          <w:szCs w:val="28"/>
+        </w:rPr>
+        <w:t xml:space="preserve"> </w:t>
+      </w:r>
+      <w:r>
+        <w:rPr>
+          <w:sz w:val="28"/>
+          <w:szCs w:val="28"/>
+        </w:rPr>
+        <w:t>Блок блока питания</w:t>
+      </w:r>
+    </w:p>
+    <w:p>
+      <w:pPr>
+        <w:ind w:left="284" w:right="284"/>
+        <w:jc w:val="center"/>
+        <w:rPr>
+          <w:sz w:val="28"/>
+          <w:szCs w:val="28"/>
+        </w:rPr>
+      </w:pPr>
+    </w:p>
+    <w:p>
+      <w:pPr>
+        <w:pStyle w:val="ab"/>
+        <w:numPr>
+          <w:ilvl w:val="0"/>
+          <w:numId w:val="19"/>
+        </w:numPr>
+        <w:spacing w:line="360" w:lineRule="auto"/>
+        <w:ind w:left="284" w:right="284" w:firstLine="851"/>
+        <w:rPr>
+          <w:sz w:val="28"/>
+          <w:szCs w:val="28"/>
+        </w:rPr>
+      </w:pPr>
+      <w:proofErr w:type="spellStart"/>
+      <w:r>
+        <w:rPr>
+          <w:sz w:val="28"/>
+          <w:szCs w:val="28"/>
+        </w:rPr>
+        <w:t>микроконтролер</w:t>
+      </w:r>
+      <w:proofErr w:type="spellEnd"/>
+      <w:r>
+        <w:rPr>
+          <w:sz w:val="28"/>
+          <w:szCs w:val="28"/>
+        </w:rPr>
+        <w:t xml:space="preserve"> – </w:t>
+      </w:r>
+      <w:r>
+        <w:rPr>
+          <w:sz w:val="28"/>
+          <w:szCs w:val="28"/>
+        </w:rPr>
+        <w:t>В составе схемы используется микроконтроллер DD2, для работы которого организована минимальная обвязка: подведено питание +5В на соответствующие выводы VCC и AVCC, а также обеспечено заземление на выводы GND. Для работы встроенного тактового генератора подключён кварцевый резонатор ZQ1 и согласующие конденсаторы C1 и C2 между выводами XTAL1 и XTAL2. Также предусмотрена кнопка сброса SW12 через подтягивающий резистор R11 к линии питания для принудительной перезагрузки микроконтроллера. Входы и выходы микроконтроллера подключены к управляющим кнопкам обеспечивая считывание состояния орган</w:t>
+      </w:r>
+      <w:r>
+        <w:rPr>
+          <w:sz w:val="28"/>
+          <w:szCs w:val="28"/>
+        </w:rPr>
+        <w:t xml:space="preserve"> </w:t>
+      </w:r>
+      <w:r>
+        <w:rPr>
+          <w:sz w:val="28"/>
+          <w:szCs w:val="28"/>
+        </w:rPr>
+        <w:t>управления.</w:t>
+      </w:r>
+      <w:r>
+        <w:rPr>
+          <w:sz w:val="28"/>
+          <w:szCs w:val="28"/>
+        </w:rPr>
+        <w:t xml:space="preserve"> </w:t>
+      </w:r>
+      <w:r>
+        <w:rPr>
+          <w:sz w:val="28"/>
+          <w:szCs w:val="28"/>
+        </w:rPr>
+        <w:t>Блок предоставлен на рисунке 4</w:t>
+      </w:r>
+    </w:p>
+    <w:p>
+      <w:pPr>
+        <w:pStyle w:val="ab"/>
+        <w:ind w:left="0"/>
+        <w:jc w:val="center"/>
+        <w:rPr>
+          <w:sz w:val="28"/>
+          <w:szCs w:val="28"/>
+        </w:rPr>
+      </w:pPr>
+    </w:p>
+    <w:p>
+      <w:pPr>
+        <w:spacing w:line="360" w:lineRule="auto"/>
+        <w:jc w:val="center"/>
+        <w:rPr>
+          <w:sz w:val="28"/>
+          <w:szCs w:val="28"/>
+          <w:lang w:val="en-US"/>
+        </w:rPr>
+      </w:pPr>
+      <w:r>
+        <w:drawing>
+          <wp:inline distT="0" distB="0" distL="0" distR="0" wp14:anchorId="56EFE5B2" wp14:editId="4294B667">
+            <wp:extent cx="2697667" cy="2552369"/>
+            <wp:effectExtent l="19050" t="19050" r="26670" b="19685"/>
+            <wp:docPr id="510070553" name="Рисунок 1" descr="Изображение выглядит как текст, диаграмма, План, Технический чертеж&#10;&#10;Контент, сгенерированный ИИ, может содержать ошибки."/>
+            <wp:cNvGraphicFramePr>
+              <a:graphicFrameLocks xmlns:a="http://schemas.openxmlformats.org/drawingml/2006/main" noChangeAspect="1"/>
+            </wp:cNvGraphicFramePr>
+            <a:graphic xmlns:a="http://schemas.openxmlformats.org/drawingml/2006/main">
+              <a:graphicData uri="http://schemas.openxmlformats.org/drawingml/2006/picture">
+                <pic:pic xmlns:pic="http://schemas.openxmlformats.org/drawingml/2006/picture">
+                  <pic:nvPicPr>
+                    <pic:cNvPr id="510070553" name="Рисунок 1" descr="Изображение выглядит как текст, диаграмма, План, Технический чертеж&#10;&#10;Контент, сгенерированный ИИ, может содержать ошибки."/>
+                    <pic:cNvPicPr/>
+                  </pic:nvPicPr>
+                  <pic:blipFill>
+                    <a:blip r:embed="rId11"/>
+                    <a:stretch>
+                      <a:fillRect/>
+                    </a:stretch>
+                  </pic:blipFill>
+                  <pic:spPr>
+                    <a:xfrm>
+                      <a:off x="0" y="0"/>
+                      <a:ext cx="2731547" cy="2584424"/>
+                    </a:xfrm>
+                    <a:prstGeom prst="rect">
+                      <a:avLst/>
+                    </a:prstGeom>
+                    <a:ln w="12700">
+                      <a:solidFill>
+                        <a:schemeClr val="tx1"/>
+                      </a:solidFill>
+                    </a:ln>
+                  </pic:spPr>
+                </pic:pic>
+              </a:graphicData>
+            </a:graphic>
+          </wp:inline>
+        </w:drawing>
+      </w:r>
+    </w:p>
+    <w:p>
+      <w:pPr>
+        <w:ind w:firstLine="851"/>
+        <w:jc w:val="center"/>
+        <w:rPr>
+          <w:sz w:val="28"/>
+          <w:szCs w:val="28"/>
+          <w:lang w:val="en-US"/>
+        </w:rPr>
+      </w:pPr>
+    </w:p>
+    <w:p>
+      <w:pPr>
+        <w:spacing w:line="360" w:lineRule="auto"/>
+        <w:jc w:val="center"/>
+        <w:rPr>
+          <w:sz w:val="28"/>
+          <w:szCs w:val="28"/>
+        </w:rPr>
+      </w:pPr>
+      <w:r>
+        <w:rPr>
+          <w:sz w:val="28"/>
+          <w:szCs w:val="28"/>
+        </w:rPr>
+        <w:t>Рисунок 4 – Блок микроконтроллер</w:t>
+      </w:r>
       <w:r>
         <w:rPr>
           <w:color w:val="000000"/>
@@ -3420,7 +3822,7 @@
                     <pic:cNvPicPr/>
                   </pic:nvPicPr>
                   <pic:blipFill>
-                    <a:blip r:embed="rId10"/>
+                    <a:blip r:embed="rId12"/>
                     <a:stretch>
                       <a:fillRect/>
                     </a:stretch>
@@ -3658,7 +4060,7 @@
                     </pic:cNvPicPr>
                   </pic:nvPicPr>
                   <pic:blipFill>
-                    <a:blip r:embed="rId11" cstate="print">
+                    <a:blip r:embed="rId13" cstate="print">
                       <a:extLst>
                         <a:ext uri="{28A0092B-C50C-407E-A947-70E740481C1C}">
                           <a14:useLocalDpi xmlns:a14="http://schemas.microsoft.com/office/drawing/2010/main" val="0"/>
@@ -3920,7 +4322,7 @@
                     </pic:cNvPicPr>
                   </pic:nvPicPr>
                   <pic:blipFill>
-                    <a:blip r:embed="rId12" cstate="print">
+                    <a:blip r:embed="rId14" cstate="print">
                       <a:extLst>
                         <a:ext uri="{28A0092B-C50C-407E-A947-70E740481C1C}">
                           <a14:useLocalDpi xmlns:a14="http://schemas.microsoft.com/office/drawing/2010/main" val="0"/>
@@ -4160,7 +4562,7 @@
                     </pic:cNvPicPr>
                   </pic:nvPicPr>
                   <pic:blipFill rotWithShape="1">
-                    <a:blip r:embed="rId13" cstate="print">
+                    <a:blip r:embed="rId15" cstate="print">
                       <a:extLst>
                         <a:ext uri="{28A0092B-C50C-407E-A947-70E740481C1C}">
                           <a14:useLocalDpi xmlns:a14="http://schemas.microsoft.com/office/drawing/2010/main" val="0"/>
@@ -4484,7 +4886,7 @@
                     </pic:cNvPicPr>
                   </pic:nvPicPr>
                   <pic:blipFill rotWithShape="1">
-                    <a:blip r:embed="rId14" cstate="print">
+                    <a:blip r:embed="rId16" cstate="print">
                       <a:extLst>
                         <a:ext uri="{28A0092B-C50C-407E-A947-70E740481C1C}">
                           <a14:useLocalDpi xmlns:a14="http://schemas.microsoft.com/office/drawing/2010/main" val="0"/>
@@ -4905,7 +5307,7 @@
                     </pic:cNvPicPr>
                   </pic:nvPicPr>
                   <pic:blipFill>
-                    <a:blip r:embed="rId15" cstate="print">
+                    <a:blip r:embed="rId17" cstate="print">
                       <a:extLst>
                         <a:ext uri="{28A0092B-C50C-407E-A947-70E740481C1C}">
                           <a14:useLocalDpi xmlns:a14="http://schemas.microsoft.com/office/drawing/2010/main" val="0"/>
@@ -5242,7 +5644,7 @@
                     <pic:cNvPicPr/>
                   </pic:nvPicPr>
                   <pic:blipFill>
-                    <a:blip r:embed="rId16"/>
+                    <a:blip r:embed="rId18"/>
                     <a:stretch>
                       <a:fillRect/>
                     </a:stretch>
@@ -5419,7 +5821,7 @@
         </w:rPr>
         <w:t xml:space="preserve"> для этого подойдут тактовые кнопки </w:t>
       </w:r>
-      <w:hyperlink r:id="rId17" w:history="1">
+      <w:hyperlink r:id="rId19" w:history="1">
         <w:r>
           <w:rPr>
             <w:rStyle w:val="ac"/>
@@ -5482,7 +5884,7 @@
         </w:rPr>
         <w:t xml:space="preserve">, для этого подойдут тактовые кнопки </w:t>
       </w:r>
-      <w:hyperlink r:id="rId18" w:history="1">
+      <w:hyperlink r:id="rId20" w:history="1">
         <w:r>
           <w:rPr>
             <w:rStyle w:val="ac"/>
@@ -5530,7 +5932,7 @@
         </w:rPr>
         <w:t xml:space="preserve"> Тактовая кнопка </w:t>
       </w:r>
-      <w:hyperlink r:id="rId19" w:history="1">
+      <w:hyperlink r:id="rId21" w:history="1">
         <w:r>
           <w:rPr>
             <w:rStyle w:val="ac"/>
@@ -5596,7 +5998,7 @@
                     </pic:cNvPicPr>
                   </pic:nvPicPr>
                   <pic:blipFill>
-                    <a:blip r:embed="rId20">
+                    <a:blip r:embed="rId22">
                       <a:extLst>
                         <a:ext uri="{28A0092B-C50C-407E-A947-70E740481C1C}">
                           <a14:useLocalDpi xmlns:a14="http://schemas.microsoft.com/office/drawing/2010/main" val="0"/>
@@ -5710,7 +6112,7 @@
         </w:rPr>
         <w:t xml:space="preserve">Тактовая кнопка </w:t>
       </w:r>
-      <w:hyperlink r:id="rId21" w:history="1">
+      <w:hyperlink r:id="rId23" w:history="1">
         <w:r>
           <w:rPr>
             <w:rStyle w:val="ac"/>
@@ -5888,7 +6290,7 @@
                     </pic:cNvPicPr>
                   </pic:nvPicPr>
                   <pic:blipFill>
-                    <a:blip r:embed="rId22" cstate="print">
+                    <a:blip r:embed="rId24" cstate="print">
                       <a:extLst>
                         <a:ext uri="{28A0092B-C50C-407E-A947-70E740481C1C}">
                           <a14:useLocalDpi xmlns:a14="http://schemas.microsoft.com/office/drawing/2010/main" val="0"/>
@@ -6141,7 +6543,7 @@
                     </pic:cNvPicPr>
                   </pic:nvPicPr>
                   <pic:blipFill>
-                    <a:blip r:embed="rId23" cstate="print">
+                    <a:blip r:embed="rId25" cstate="print">
                       <a:extLst>
                         <a:ext uri="{28A0092B-C50C-407E-A947-70E740481C1C}">
                           <a14:useLocalDpi xmlns:a14="http://schemas.microsoft.com/office/drawing/2010/main" val="0"/>
@@ -6456,7 +6858,7 @@
           <w:noProof/>
         </w:rPr>
         <w:drawing>
-          <wp:inline distT="0" distB="0" distL="0" distR="0" wp14:anchorId="7F9B08B3" wp14:editId="2A384A4F">
+          <wp:inline distT="0" distB="0" distL="0" distR="0" wp14:anchorId="7F9B08B3" wp14:editId="34ACDF22">
             <wp:extent cx="2382520" cy="1786890"/>
             <wp:effectExtent l="57150" t="57150" r="55880" b="60960"/>
             <wp:docPr id="78" name="Рисунок 78"/>
@@ -6473,7 +6875,7 @@
                     </pic:cNvPicPr>
                   </pic:nvPicPr>
                   <pic:blipFill>
-                    <a:blip r:embed="rId24" cstate="print">
+                    <a:blip r:embed="rId26" cstate="print">
                       <a:extLst>
                         <a:ext uri="{28A0092B-C50C-407E-A947-70E740481C1C}">
                           <a14:useLocalDpi xmlns:a14="http://schemas.microsoft.com/office/drawing/2010/main" val="0"/>
@@ -6912,7 +7314,7 @@
                     <pic:cNvPicPr/>
                   </pic:nvPicPr>
                   <pic:blipFill>
-                    <a:blip r:embed="rId25"/>
+                    <a:blip r:embed="rId27"/>
                     <a:stretch>
                       <a:fillRect/>
                     </a:stretch>
@@ -7587,7 +7989,7 @@
                     <pic:cNvPicPr/>
                   </pic:nvPicPr>
                   <pic:blipFill>
-                    <a:blip r:embed="rId26"/>
+                    <a:blip r:embed="rId28"/>
                     <a:stretch>
                       <a:fillRect/>
                     </a:stretch>
@@ -8007,7 +8409,7 @@
                     <pic:cNvPicPr/>
                   </pic:nvPicPr>
                   <pic:blipFill>
-                    <a:blip r:embed="rId27"/>
+                    <a:blip r:embed="rId29"/>
                     <a:stretch>
                       <a:fillRect/>
                     </a:stretch>
@@ -8257,7 +8659,7 @@
                     <pic:cNvPicPr/>
                   </pic:nvPicPr>
                   <pic:blipFill>
-                    <a:blip r:embed="rId28"/>
+                    <a:blip r:embed="rId30"/>
                     <a:stretch>
                       <a:fillRect/>
                     </a:stretch>
@@ -8578,7 +8980,7 @@
                     <pic:cNvPicPr/>
                   </pic:nvPicPr>
                   <pic:blipFill>
-                    <a:blip r:embed="rId29"/>
+                    <a:blip r:embed="rId31"/>
                     <a:stretch>
                       <a:fillRect/>
                     </a:stretch>
@@ -10215,7 +10617,6 @@
         </w:rPr>
         <w:t xml:space="preserve">где, </w:t>
       </w:r>
-      <w:proofErr w:type="spellStart"/>
       <w:r>
         <w:rPr>
           <w:color w:val="000000" w:themeColor="text1"/>
@@ -10235,7 +10636,6 @@
         </w:rPr>
         <w:t>i</w:t>
       </w:r>
-      <w:proofErr w:type="spellEnd"/>
       <w:r>
         <w:rPr>
           <w:color w:val="000000" w:themeColor="text1"/>
@@ -17705,7 +18105,7 @@
               </wp:anchor>
             </w:drawing>
           </mc:Choice>
-          <mc:Fallback xmlns:w16sdtfl="http://schemas.microsoft.com/office/word/2024/wordml/sdtformatlock" xmlns:w16du="http://schemas.microsoft.com/office/word/2023/wordml/word16du" xmlns:oel="http://schemas.microsoft.com/office/2019/extlst">
+          <mc:Fallback>
             <w:pict>
               <v:rect w14:anchorId="429941F6" id="Прямоугольник 111" o:spid="_x0000_s1026" style="position:absolute;margin-left:137.7pt;margin-top:5pt;width:244.45pt;height:13.85pt;z-index:251659264;visibility:visible;mso-wrap-style:square;mso-height-percent:0;mso-wrap-distance-left:9pt;mso-wrap-distance-top:0;mso-wrap-distance-right:9pt;mso-wrap-distance-bottom:0;mso-position-horizontal:absolute;mso-position-horizontal-relative:text;mso-position-vertical:absolute;mso-position-vertical-relative:text;mso-height-percent:0;mso-height-relative:margin;v-text-anchor:middle" o:gfxdata="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" fillcolor="white [3212]" strokecolor="white [3212]" strokeweight="2pt"/>
             </w:pict>
@@ -17726,7 +18126,7 @@
             <wp:cNvGraphicFramePr/>
             <a:graphic xmlns:a="http://schemas.openxmlformats.org/drawingml/2006/main">
               <a:graphicData uri="http://schemas.openxmlformats.org/drawingml/2006/chart">
-                <c:chart xmlns:c="http://schemas.openxmlformats.org/drawingml/2006/chart" xmlns:r="http://schemas.openxmlformats.org/officeDocument/2006/relationships" r:id="rId30"/>
+                <c:chart xmlns:c="http://schemas.openxmlformats.org/drawingml/2006/chart" xmlns:r="http://schemas.openxmlformats.org/officeDocument/2006/relationships" r:id="rId32"/>
               </a:graphicData>
             </a:graphic>
           </wp:inline>
@@ -23016,7 +23416,7 @@
                     <pic:cNvPicPr/>
                   </pic:nvPicPr>
                   <pic:blipFill>
-                    <a:blip r:embed="rId31"/>
+                    <a:blip r:embed="rId33"/>
                     <a:stretch>
                       <a:fillRect/>
                     </a:stretch>
@@ -23476,7 +23876,7 @@
                     <pic:cNvPicPr/>
                   </pic:nvPicPr>
                   <pic:blipFill>
-                    <a:blip r:embed="rId32"/>
+                    <a:blip r:embed="rId34"/>
                     <a:stretch>
                       <a:fillRect/>
                     </a:stretch>
@@ -23615,7 +24015,7 @@
                     <pic:cNvPicPr/>
                   </pic:nvPicPr>
                   <pic:blipFill>
-                    <a:blip r:embed="rId33"/>
+                    <a:blip r:embed="rId35"/>
                     <a:stretch>
                       <a:fillRect/>
                     </a:stretch>
@@ -23873,7 +24273,7 @@
                     <pic:cNvPicPr/>
                   </pic:nvPicPr>
                   <pic:blipFill>
-                    <a:blip r:embed="rId34"/>
+                    <a:blip r:embed="rId36"/>
                     <a:stretch>
                       <a:fillRect/>
                     </a:stretch>
@@ -24449,7 +24849,7 @@
                     <pic:cNvPicPr/>
                   </pic:nvPicPr>
                   <pic:blipFill>
-                    <a:blip r:embed="rId35"/>
+                    <a:blip r:embed="rId37"/>
                     <a:stretch>
                       <a:fillRect/>
                     </a:stretch>
@@ -24746,7 +25146,7 @@
                     <pic:cNvPicPr/>
                   </pic:nvPicPr>
                   <pic:blipFill>
-                    <a:blip r:embed="rId36"/>
+                    <a:blip r:embed="rId38"/>
                     <a:stretch>
                       <a:fillRect/>
                     </a:stretch>
@@ -25057,7 +25457,7 @@
                     <pic:cNvPicPr/>
                   </pic:nvPicPr>
                   <pic:blipFill>
-                    <a:blip r:embed="rId37"/>
+                    <a:blip r:embed="rId39"/>
                     <a:stretch>
                       <a:fillRect/>
                     </a:stretch>
@@ -25511,7 +25911,7 @@
                     <pic:cNvPicPr/>
                   </pic:nvPicPr>
                   <pic:blipFill>
-                    <a:blip r:embed="rId38"/>
+                    <a:blip r:embed="rId40"/>
                     <a:stretch>
                       <a:fillRect/>
                     </a:stretch>
@@ -25686,7 +26086,7 @@
                     <pic:cNvPicPr/>
                   </pic:nvPicPr>
                   <pic:blipFill rotWithShape="1">
-                    <a:blip r:embed="rId39"/>
+                    <a:blip r:embed="rId41"/>
                     <a:srcRect l="3992" t="2578"/>
                     <a:stretch/>
                   </pic:blipFill>
@@ -26315,7 +26715,7 @@
                     </pic:cNvPicPr>
                   </pic:nvPicPr>
                   <pic:blipFill rotWithShape="1">
-                    <a:blip r:embed="rId40" cstate="print">
+                    <a:blip r:embed="rId42" cstate="print">
                       <a:extLst>
                         <a:ext uri="{28A0092B-C50C-407E-A947-70E740481C1C}">
                           <a14:useLocalDpi xmlns:a14="http://schemas.microsoft.com/office/drawing/2010/main" val="0"/>
@@ -26513,7 +26913,7 @@
                     </pic:cNvPicPr>
                   </pic:nvPicPr>
                   <pic:blipFill rotWithShape="1">
-                    <a:blip r:embed="rId41" cstate="print">
+                    <a:blip r:embed="rId43" cstate="print">
                       <a:extLst>
                         <a:ext uri="{28A0092B-C50C-407E-A947-70E740481C1C}">
                           <a14:useLocalDpi xmlns:a14="http://schemas.microsoft.com/office/drawing/2010/main" val="0"/>
@@ -26755,7 +27155,7 @@
                     </pic:cNvPicPr>
                   </pic:nvPicPr>
                   <pic:blipFill rotWithShape="1">
-                    <a:blip r:embed="rId42" cstate="print">
+                    <a:blip r:embed="rId44" cstate="print">
                       <a:extLst>
                         <a:ext uri="{28A0092B-C50C-407E-A947-70E740481C1C}">
                           <a14:useLocalDpi xmlns:a14="http://schemas.microsoft.com/office/drawing/2010/main" val="0"/>
@@ -26934,7 +27334,7 @@
                     </pic:cNvPicPr>
                   </pic:nvPicPr>
                   <pic:blipFill rotWithShape="1">
-                    <a:blip r:embed="rId43" cstate="print">
+                    <a:blip r:embed="rId45" cstate="print">
                       <a:extLst>
                         <a:ext uri="{28A0092B-C50C-407E-A947-70E740481C1C}">
                           <a14:useLocalDpi xmlns:a14="http://schemas.microsoft.com/office/drawing/2010/main" val="0"/>
@@ -27176,7 +27576,7 @@
                     </pic:cNvPicPr>
                   </pic:nvPicPr>
                   <pic:blipFill rotWithShape="1">
-                    <a:blip r:embed="rId44" cstate="print">
+                    <a:blip r:embed="rId46" cstate="print">
                       <a:extLst>
                         <a:ext uri="{28A0092B-C50C-407E-A947-70E740481C1C}">
                           <a14:useLocalDpi xmlns:a14="http://schemas.microsoft.com/office/drawing/2010/main" val="0"/>
@@ -27509,7 +27909,6 @@
         </w:rPr>
         <w:t xml:space="preserve"> </w:t>
       </w:r>
-      <w:proofErr w:type="spellStart"/>
       <w:r>
         <w:rPr>
           <w:color w:val="000000" w:themeColor="text1"/>
@@ -27519,7 +27918,6 @@
         </w:rPr>
         <w:t>Cura</w:t>
       </w:r>
-      <w:proofErr w:type="spellEnd"/>
       <w:r>
         <w:rPr>
           <w:color w:val="000000" w:themeColor="text1"/>
@@ -29398,7 +29796,7 @@
         </w:rPr>
         <w:t xml:space="preserve">: </w:t>
       </w:r>
-      <w:hyperlink r:id="rId45" w:history="1">
+      <w:hyperlink r:id="rId47" w:history="1">
         <w:r>
           <w:rPr>
             <w:rStyle w:val="ac"/>
@@ -29854,7 +30252,7 @@
         </w:rPr>
         <w:t xml:space="preserve">: [Сайт] – Москва, 2023. – Текст. Изображение: электронные. – URL: </w:t>
       </w:r>
-      <w:hyperlink r:id="rId46" w:history="1">
+      <w:hyperlink r:id="rId48" w:history="1">
         <w:r>
           <w:rPr>
             <w:rStyle w:val="ac"/>
@@ -31370,7 +31768,7 @@
         </w:rPr>
         <w:t xml:space="preserve">. – Текст. Изображение: электронные. – URL: </w:t>
       </w:r>
-      <w:hyperlink r:id="rId47" w:history="1">
+      <w:hyperlink r:id="rId49" w:history="1">
         <w:r>
           <w:rPr>
             <w:rStyle w:val="ac"/>
@@ -31760,7 +32158,7 @@
                     <pic:cNvPicPr/>
                   </pic:nvPicPr>
                   <pic:blipFill>
-                    <a:blip r:embed="rId25"/>
+                    <a:blip r:embed="rId27"/>
                     <a:stretch>
                       <a:fillRect/>
                     </a:stretch>
@@ -33405,7 +33803,7 @@
                     <pic:cNvPicPr/>
                   </pic:nvPicPr>
                   <pic:blipFill rotWithShape="1">
-                    <a:blip r:embed="rId39"/>
+                    <a:blip r:embed="rId41"/>
                     <a:srcRect l="3992" t="2578"/>
                     <a:stretch/>
                   </pic:blipFill>
@@ -33494,10 +33892,10 @@
       </w:pPr>
     </w:p>
     <w:sectPr>
-      <w:headerReference w:type="default" r:id="rId48"/>
-      <w:footerReference w:type="default" r:id="rId49"/>
-      <w:headerReference w:type="first" r:id="rId50"/>
-      <w:footerReference w:type="first" r:id="rId51"/>
+      <w:headerReference w:type="default" r:id="rId50"/>
+      <w:footerReference w:type="default" r:id="rId51"/>
+      <w:headerReference w:type="first" r:id="rId52"/>
+      <w:footerReference w:type="first" r:id="rId53"/>
       <w:pgSz w:w="11906" w:h="16838" w:code="9"/>
       <w:pgMar w:top="426" w:right="282" w:bottom="1134" w:left="1134" w:header="567" w:footer="567" w:gutter="0"/>
       <w:pgNumType w:start="2"/>
@@ -33510,7 +33908,7 @@
 </file>
 
 <file path=word/endnotes.xml><?xml version="1.0" encoding="utf-8"?>
-<w:endnotes xmlns:wpc="http://schemas.microsoft.com/office/word/2010/wordprocessingCanvas" xmlns:cx="http://schemas.microsoft.com/office/drawing/2014/chartex" xmlns:cx1="http://schemas.microsoft.com/office/drawing/2015/9/8/chartex" xmlns:cx2="http://schemas.microsoft.com/office/drawing/2015/10/21/chartex" xmlns:cx3="http://schemas.microsoft.com/office/drawing/2016/5/9/chartex" xmlns:cx4="http://schemas.microsoft.com/office/drawing/2016/5/10/chartex" xmlns:cx5="http://schemas.microsoft.com/office/drawing/2016/5/11/chartex" xmlns:cx6="http://schemas.microsoft.com/office/drawing/2016/5/12/chartex" xmlns:cx7="http://schemas.microsoft.com/office/drawing/2016/5/13/chartex" xmlns:cx8="http://schemas.microsoft.com/office/drawing/2016/5/14/chartex" xmlns:mc="http://schemas.openxmlformats.org/markup-compatibility/2006" xmlns:aink="http://schemas.microsoft.com/office/drawing/2016/ink" xmlns:am3d="http://schemas.microsoft.com/office/drawing/2017/model3d" xmlns:o="urn:schemas-microsoft-com:office:office" xmlns:r="http://schemas.openxmlformats.org/officeDocument/2006/relationships" xmlns:m="http://schemas.openxmlformats.org/officeDocument/2006/math" xmlns:v="urn:schemas-microsoft-com:vml" xmlns:wp14="http://schemas.microsoft.com/office/word/2010/wordprocessingDrawing" xmlns:wp="http://schemas.openxmlformats.org/drawingml/2006/wordprocessingDrawing" xmlns:w10="urn:schemas-microsoft-com:office:word" xmlns:w="http://schemas.openxmlformats.org/wordprocessingml/2006/main" xmlns:w14="http://schemas.microsoft.com/office/word/2010/wordml" xmlns:w15="http://schemas.microsoft.com/office/word/2012/wordml" xmlns:w16cex="http://schemas.microsoft.com/office/word/2018/wordml/cex" xmlns:w16cid="http://schemas.microsoft.com/office/word/2016/wordml/cid" xmlns:w16="http://schemas.microsoft.com/office/word/2018/wordml" xmlns:w16sdtdh="http://schemas.microsoft.com/office/word/2020/wordml/sdtdatahash" xmlns:w16se="http://schemas.microsoft.com/office/word/2015/wordml/symex" xmlns:wpg="http://schemas.microsoft.com/office/word/2010/wordprocessingGroup" xmlns:wpi="http://schemas.microsoft.com/office/word/2010/wordprocessingInk" xmlns:wne="http://schemas.microsoft.com/office/word/2006/wordml" xmlns:wps="http://schemas.microsoft.com/office/word/2010/wordprocessingShape" mc:Ignorable="w14 w15 w16se w16cid w16 w16cex w16sdtdh wp14">
+<w:endnotes xmlns:wpc="http://schemas.microsoft.com/office/word/2010/wordprocessingCanvas" xmlns:cx="http://schemas.microsoft.com/office/drawing/2014/chartex" xmlns:cx1="http://schemas.microsoft.com/office/drawing/2015/9/8/chartex" xmlns:cx2="http://schemas.microsoft.com/office/drawing/2015/10/21/chartex" xmlns:cx3="http://schemas.microsoft.com/office/drawing/2016/5/9/chartex" xmlns:cx4="http://schemas.microsoft.com/office/drawing/2016/5/10/chartex" xmlns:cx5="http://schemas.microsoft.com/office/drawing/2016/5/11/chartex" xmlns:cx6="http://schemas.microsoft.com/office/drawing/2016/5/12/chartex" xmlns:cx7="http://schemas.microsoft.com/office/drawing/2016/5/13/chartex" xmlns:cx8="http://schemas.microsoft.com/office/drawing/2016/5/14/chartex" xmlns:mc="http://schemas.openxmlformats.org/markup-compatibility/2006" xmlns:aink="http://schemas.microsoft.com/office/drawing/2016/ink" xmlns:am3d="http://schemas.microsoft.com/office/drawing/2017/model3d" xmlns:o="urn:schemas-microsoft-com:office:office" xmlns:oel="http://schemas.microsoft.com/office/2019/extlst" xmlns:r="http://schemas.openxmlformats.org/officeDocument/2006/relationships" xmlns:m="http://schemas.openxmlformats.org/officeDocument/2006/math" xmlns:v="urn:schemas-microsoft-com:vml" xmlns:wp14="http://schemas.microsoft.com/office/word/2010/wordprocessingDrawing" xmlns:wp="http://schemas.openxmlformats.org/drawingml/2006/wordprocessingDrawing" xmlns:w10="urn:schemas-microsoft-com:office:word" xmlns:w="http://schemas.openxmlformats.org/wordprocessingml/2006/main" xmlns:w14="http://schemas.microsoft.com/office/word/2010/wordml" xmlns:w15="http://schemas.microsoft.com/office/word/2012/wordml" xmlns:w16cex="http://schemas.microsoft.com/office/word/2018/wordml/cex" xmlns:w16cid="http://schemas.microsoft.com/office/word/2016/wordml/cid" xmlns:w16="http://schemas.microsoft.com/office/word/2018/wordml" xmlns:w16du="http://schemas.microsoft.com/office/word/2023/wordml/word16du" xmlns:w16sdtdh="http://schemas.microsoft.com/office/word/2020/wordml/sdtdatahash" xmlns:w16sdtfl="http://schemas.microsoft.com/office/word/2024/wordml/sdtformatlock" xmlns:w16se="http://schemas.microsoft.com/office/word/2015/wordml/symex" xmlns:wpg="http://schemas.microsoft.com/office/word/2010/wordprocessingGroup" xmlns:wpi="http://schemas.microsoft.com/office/word/2010/wordprocessingInk" xmlns:wne="http://schemas.microsoft.com/office/word/2006/wordml" xmlns:wps="http://schemas.microsoft.com/office/word/2010/wordprocessingShape" mc:Ignorable="w14 w15 w16se w16cid w16 w16cex w16sdtdh w16sdtfl w16du wp14">
   <w:endnote w:type="separator" w:id="-1">
     <w:p>
       <w:r>
@@ -33529,7 +33927,7 @@
 </file>
 
 <file path=word/footer1.xml><?xml version="1.0" encoding="utf-8"?>
-<w:ftr xmlns:wpc="http://schemas.microsoft.com/office/word/2010/wordprocessingCanvas" xmlns:cx="http://schemas.microsoft.com/office/drawing/2014/chartex" xmlns:cx1="http://schemas.microsoft.com/office/drawing/2015/9/8/chartex" xmlns:cx2="http://schemas.microsoft.com/office/drawing/2015/10/21/chartex" xmlns:cx3="http://schemas.microsoft.com/office/drawing/2016/5/9/chartex" xmlns:cx4="http://schemas.microsoft.com/office/drawing/2016/5/10/chartex" xmlns:cx5="http://schemas.microsoft.com/office/drawing/2016/5/11/chartex" xmlns:cx6="http://schemas.microsoft.com/office/drawing/2016/5/12/chartex" xmlns:cx7="http://schemas.microsoft.com/office/drawing/2016/5/13/chartex" xmlns:cx8="http://schemas.microsoft.com/office/drawing/2016/5/14/chartex" xmlns:mc="http://schemas.openxmlformats.org/markup-compatibility/2006" xmlns:aink="http://schemas.microsoft.com/office/drawing/2016/ink" xmlns:am3d="http://schemas.microsoft.com/office/drawing/2017/model3d" xmlns:o="urn:schemas-microsoft-com:office:office" xmlns:r="http://schemas.openxmlformats.org/officeDocument/2006/relationships" xmlns:m="http://schemas.openxmlformats.org/officeDocument/2006/math" xmlns:v="urn:schemas-microsoft-com:vml" xmlns:wp14="http://schemas.microsoft.com/office/word/2010/wordprocessingDrawing" xmlns:wp="http://schemas.openxmlformats.org/drawingml/2006/wordprocessingDrawing" xmlns:w10="urn:schemas-microsoft-com:office:word" xmlns:w="http://schemas.openxmlformats.org/wordprocessingml/2006/main" xmlns:w14="http://schemas.microsoft.com/office/word/2010/wordml" xmlns:w15="http://schemas.microsoft.com/office/word/2012/wordml" xmlns:w16cex="http://schemas.microsoft.com/office/word/2018/wordml/cex" xmlns:w16cid="http://schemas.microsoft.com/office/word/2016/wordml/cid" xmlns:w16="http://schemas.microsoft.com/office/word/2018/wordml" xmlns:w16sdtdh="http://schemas.microsoft.com/office/word/2020/wordml/sdtdatahash" xmlns:w16se="http://schemas.microsoft.com/office/word/2015/wordml/symex" xmlns:wpg="http://schemas.microsoft.com/office/word/2010/wordprocessingGroup" xmlns:wpi="http://schemas.microsoft.com/office/word/2010/wordprocessingInk" xmlns:wne="http://schemas.microsoft.com/office/word/2006/wordml" xmlns:wps="http://schemas.microsoft.com/office/word/2010/wordprocessingShape" mc:Ignorable="w14 w15 w16se w16cid w16 w16cex w16sdtdh wp14">
+<w:ftr xmlns:wpc="http://schemas.microsoft.com/office/word/2010/wordprocessingCanvas" xmlns:cx="http://schemas.microsoft.com/office/drawing/2014/chartex" xmlns:cx1="http://schemas.microsoft.com/office/drawing/2015/9/8/chartex" xmlns:cx2="http://schemas.microsoft.com/office/drawing/2015/10/21/chartex" xmlns:cx3="http://schemas.microsoft.com/office/drawing/2016/5/9/chartex" xmlns:cx4="http://schemas.microsoft.com/office/drawing/2016/5/10/chartex" xmlns:cx5="http://schemas.microsoft.com/office/drawing/2016/5/11/chartex" xmlns:cx6="http://schemas.microsoft.com/office/drawing/2016/5/12/chartex" xmlns:cx7="http://schemas.microsoft.com/office/drawing/2016/5/13/chartex" xmlns:cx8="http://schemas.microsoft.com/office/drawing/2016/5/14/chartex" xmlns:mc="http://schemas.openxmlformats.org/markup-compatibility/2006" xmlns:aink="http://schemas.microsoft.com/office/drawing/2016/ink" xmlns:am3d="http://schemas.microsoft.com/office/drawing/2017/model3d" xmlns:o="urn:schemas-microsoft-com:office:office" xmlns:oel="http://schemas.microsoft.com/office/2019/extlst" xmlns:r="http://schemas.openxmlformats.org/officeDocument/2006/relationships" xmlns:m="http://schemas.openxmlformats.org/officeDocument/2006/math" xmlns:v="urn:schemas-microsoft-com:vml" xmlns:wp14="http://schemas.microsoft.com/office/word/2010/wordprocessingDrawing" xmlns:wp="http://schemas.openxmlformats.org/drawingml/2006/wordprocessingDrawing" xmlns:w10="urn:schemas-microsoft-com:office:word" xmlns:w="http://schemas.openxmlformats.org/wordprocessingml/2006/main" xmlns:w14="http://schemas.microsoft.com/office/word/2010/wordml" xmlns:w15="http://schemas.microsoft.com/office/word/2012/wordml" xmlns:w16cex="http://schemas.microsoft.com/office/word/2018/wordml/cex" xmlns:w16cid="http://schemas.microsoft.com/office/word/2016/wordml/cid" xmlns:w16="http://schemas.microsoft.com/office/word/2018/wordml" xmlns:w16du="http://schemas.microsoft.com/office/word/2023/wordml/word16du" xmlns:w16sdtdh="http://schemas.microsoft.com/office/word/2020/wordml/sdtdatahash" xmlns:w16sdtfl="http://schemas.microsoft.com/office/word/2024/wordml/sdtformatlock" xmlns:w16se="http://schemas.microsoft.com/office/word/2015/wordml/symex" xmlns:wpg="http://schemas.microsoft.com/office/word/2010/wordprocessingGroup" xmlns:wpi="http://schemas.microsoft.com/office/word/2010/wordprocessingInk" xmlns:wne="http://schemas.microsoft.com/office/word/2006/wordml" xmlns:wps="http://schemas.microsoft.com/office/word/2010/wordprocessingShape" mc:Ignorable="w14 w15 w16se w16cid w16 w16cex w16sdtdh w16sdtfl w16du wp14">
   <w:p>
     <w:pPr>
       <w:pStyle w:val="a5"/>
@@ -33549,7 +33947,7 @@
 </file>
 
 <file path=word/footer2.xml><?xml version="1.0" encoding="utf-8"?>
-<w:ftr xmlns:wpc="http://schemas.microsoft.com/office/word/2010/wordprocessingCanvas" xmlns:cx="http://schemas.microsoft.com/office/drawing/2014/chartex" xmlns:cx1="http://schemas.microsoft.com/office/drawing/2015/9/8/chartex" xmlns:cx2="http://schemas.microsoft.com/office/drawing/2015/10/21/chartex" xmlns:cx3="http://schemas.microsoft.com/office/drawing/2016/5/9/chartex" xmlns:cx4="http://schemas.microsoft.com/office/drawing/2016/5/10/chartex" xmlns:cx5="http://schemas.microsoft.com/office/drawing/2016/5/11/chartex" xmlns:cx6="http://schemas.microsoft.com/office/drawing/2016/5/12/chartex" xmlns:cx7="http://schemas.microsoft.com/office/drawing/2016/5/13/chartex" xmlns:cx8="http://schemas.microsoft.com/office/drawing/2016/5/14/chartex" xmlns:mc="http://schemas.openxmlformats.org/markup-compatibility/2006" xmlns:aink="http://schemas.microsoft.com/office/drawing/2016/ink" xmlns:am3d="http://schemas.microsoft.com/office/drawing/2017/model3d" xmlns:o="urn:schemas-microsoft-com:office:office" xmlns:r="http://schemas.openxmlformats.org/officeDocument/2006/relationships" xmlns:m="http://schemas.openxmlformats.org/officeDocument/2006/math" xmlns:v="urn:schemas-microsoft-com:vml" xmlns:wp14="http://schemas.microsoft.com/office/word/2010/wordprocessingDrawing" xmlns:wp="http://schemas.openxmlformats.org/drawingml/2006/wordprocessingDrawing" xmlns:w10="urn:schemas-microsoft-com:office:word" xmlns:w="http://schemas.openxmlformats.org/wordprocessingml/2006/main" xmlns:w14="http://schemas.microsoft.com/office/word/2010/wordml" xmlns:w15="http://schemas.microsoft.com/office/word/2012/wordml" xmlns:w16cex="http://schemas.microsoft.com/office/word/2018/wordml/cex" xmlns:w16cid="http://schemas.microsoft.com/office/word/2016/wordml/cid" xmlns:w16="http://schemas.microsoft.com/office/word/2018/wordml" xmlns:w16sdtdh="http://schemas.microsoft.com/office/word/2020/wordml/sdtdatahash" xmlns:w16se="http://schemas.microsoft.com/office/word/2015/wordml/symex" xmlns:wpg="http://schemas.microsoft.com/office/word/2010/wordprocessingGroup" xmlns:wpi="http://schemas.microsoft.com/office/word/2010/wordprocessingInk" xmlns:wne="http://schemas.microsoft.com/office/word/2006/wordml" xmlns:wps="http://schemas.microsoft.com/office/word/2010/wordprocessingShape" mc:Ignorable="w14 w15 w16se w16cid w16 w16cex w16sdtdh wp14">
+<w:ftr xmlns:wpc="http://schemas.microsoft.com/office/word/2010/wordprocessingCanvas" xmlns:cx="http://schemas.microsoft.com/office/drawing/2014/chartex" xmlns:cx1="http://schemas.microsoft.com/office/drawing/2015/9/8/chartex" xmlns:cx2="http://schemas.microsoft.com/office/drawing/2015/10/21/chartex" xmlns:cx3="http://schemas.microsoft.com/office/drawing/2016/5/9/chartex" xmlns:cx4="http://schemas.microsoft.com/office/drawing/2016/5/10/chartex" xmlns:cx5="http://schemas.microsoft.com/office/drawing/2016/5/11/chartex" xmlns:cx6="http://schemas.microsoft.com/office/drawing/2016/5/12/chartex" xmlns:cx7="http://schemas.microsoft.com/office/drawing/2016/5/13/chartex" xmlns:cx8="http://schemas.microsoft.com/office/drawing/2016/5/14/chartex" xmlns:mc="http://schemas.openxmlformats.org/markup-compatibility/2006" xmlns:aink="http://schemas.microsoft.com/office/drawing/2016/ink" xmlns:am3d="http://schemas.microsoft.com/office/drawing/2017/model3d" xmlns:o="urn:schemas-microsoft-com:office:office" xmlns:oel="http://schemas.microsoft.com/office/2019/extlst" xmlns:r="http://schemas.openxmlformats.org/officeDocument/2006/relationships" xmlns:m="http://schemas.openxmlformats.org/officeDocument/2006/math" xmlns:v="urn:schemas-microsoft-com:vml" xmlns:wp14="http://schemas.microsoft.com/office/word/2010/wordprocessingDrawing" xmlns:wp="http://schemas.openxmlformats.org/drawingml/2006/wordprocessingDrawing" xmlns:w10="urn:schemas-microsoft-com:office:word" xmlns:w="http://schemas.openxmlformats.org/wordprocessingml/2006/main" xmlns:w14="http://schemas.microsoft.com/office/word/2010/wordml" xmlns:w15="http://schemas.microsoft.com/office/word/2012/wordml" xmlns:w16cex="http://schemas.microsoft.com/office/word/2018/wordml/cex" xmlns:w16cid="http://schemas.microsoft.com/office/word/2016/wordml/cid" xmlns:w16="http://schemas.microsoft.com/office/word/2018/wordml" xmlns:w16du="http://schemas.microsoft.com/office/word/2023/wordml/word16du" xmlns:w16sdtdh="http://schemas.microsoft.com/office/word/2020/wordml/sdtdatahash" xmlns:w16sdtfl="http://schemas.microsoft.com/office/word/2024/wordml/sdtformatlock" xmlns:w16se="http://schemas.microsoft.com/office/word/2015/wordml/symex" xmlns:wpg="http://schemas.microsoft.com/office/word/2010/wordprocessingGroup" xmlns:wpi="http://schemas.microsoft.com/office/word/2010/wordprocessingInk" xmlns:wne="http://schemas.microsoft.com/office/word/2006/wordml" xmlns:wps="http://schemas.microsoft.com/office/word/2010/wordprocessingShape" mc:Ignorable="w14 w15 w16se w16cid w16 w16cex w16sdtdh w16sdtfl w16du wp14">
   <w:p/>
   <w:p/>
   <w:p/>
@@ -33652,7 +34050,7 @@
               <v:stroke joinstyle="miter"/>
               <v:path gradientshapeok="t" o:connecttype="rect"/>
             </v:shapetype>
-            <v:shape id="Надпись 67" o:spid="_x0000_s1096" type="#_x0000_t202" style="position:absolute;margin-left:380.35pt;margin-top:9.25pt;width:26.5pt;height:17.95pt;z-index:251662336;visibility:visible;mso-wrap-style:square;mso-width-percent:0;mso-height-percent:0;mso-wrap-distance-left:9pt;mso-wrap-distance-top:0;mso-wrap-distance-right:9pt;mso-wrap-distance-bottom:0;mso-position-horizontal:absolute;mso-position-horizontal-relative:text;mso-position-vertical:absolute;mso-position-vertical-relative:text;mso-width-percent:0;mso-height-percent:0;mso-width-relative:margin;mso-height-relative:margin;v-text-anchor:top" o:gfxdata="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" filled="f" stroked="f" strokeweight=".5pt">
+            <v:shape id="Надпись 67" o:spid="_x0000_s1096" type="#_x0000_t202" style="position:absolute;margin-left:380.35pt;margin-top:9.25pt;width:26.5pt;height:17.95pt;z-index:251662336;visibility:visible;mso-wrap-style:square;mso-width-percent:0;mso-height-percent:0;mso-wrap-distance-left:9pt;mso-wrap-distance-top:0;mso-wrap-distance-right:9pt;mso-wrap-distance-bottom:0;mso-position-horizontal:absolute;mso-position-horizontal-relative:text;mso-position-vertical:absolute;mso-position-vertical-relative:text;mso-width-percent:0;mso-height-percent:0;mso-width-relative:margin;mso-height-relative:margin;v-text-anchor:top" o:gfxdata="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" filled="f" stroked="f" strokeweight=".5pt">
               <v:textbox>
                 <w:txbxContent>
                   <w:p>
@@ -33698,7 +34096,7 @@
 </file>
 
 <file path=word/footnotes.xml><?xml version="1.0" encoding="utf-8"?>
-<w:footnotes xmlns:wpc="http://schemas.microsoft.com/office/word/2010/wordprocessingCanvas" xmlns:cx="http://schemas.microsoft.com/office/drawing/2014/chartex" xmlns:cx1="http://schemas.microsoft.com/office/drawing/2015/9/8/chartex" xmlns:cx2="http://schemas.microsoft.com/office/drawing/2015/10/21/chartex" xmlns:cx3="http://schemas.microsoft.com/office/drawing/2016/5/9/chartex" xmlns:cx4="http://schemas.microsoft.com/office/drawing/2016/5/10/chartex" xmlns:cx5="http://schemas.microsoft.com/office/drawing/2016/5/11/chartex" xmlns:cx6="http://schemas.microsoft.com/office/drawing/2016/5/12/chartex" xmlns:cx7="http://schemas.microsoft.com/office/drawing/2016/5/13/chartex" xmlns:cx8="http://schemas.microsoft.com/office/drawing/2016/5/14/chartex" xmlns:mc="http://schemas.openxmlformats.org/markup-compatibility/2006" xmlns:aink="http://schemas.microsoft.com/office/drawing/2016/ink" xmlns:am3d="http://schemas.microsoft.com/office/drawing/2017/model3d" xmlns:o="urn:schemas-microsoft-com:office:office" xmlns:r="http://schemas.openxmlformats.org/officeDocument/2006/relationships" xmlns:m="http://schemas.openxmlformats.org/officeDocument/2006/math" xmlns:v="urn:schemas-microsoft-com:vml" xmlns:wp14="http://schemas.microsoft.com/office/word/2010/wordprocessingDrawing" xmlns:wp="http://schemas.openxmlformats.org/drawingml/2006/wordprocessingDrawing" xmlns:w10="urn:schemas-microsoft-com:office:word" xmlns:w="http://schemas.openxmlformats.org/wordprocessingml/2006/main" xmlns:w14="http://schemas.microsoft.com/office/word/2010/wordml" xmlns:w15="http://schemas.microsoft.com/office/word/2012/wordml" xmlns:w16cex="http://schemas.microsoft.com/office/word/2018/wordml/cex" xmlns:w16cid="http://schemas.microsoft.com/office/word/2016/wordml/cid" xmlns:w16="http://schemas.microsoft.com/office/word/2018/wordml" xmlns:w16sdtdh="http://schemas.microsoft.com/office/word/2020/wordml/sdtdatahash" xmlns:w16se="http://schemas.microsoft.com/office/word/2015/wordml/symex" xmlns:wpg="http://schemas.microsoft.com/office/word/2010/wordprocessingGroup" xmlns:wpi="http://schemas.microsoft.com/office/word/2010/wordprocessingInk" xmlns:wne="http://schemas.microsoft.com/office/word/2006/wordml" xmlns:wps="http://schemas.microsoft.com/office/word/2010/wordprocessingShape" mc:Ignorable="w14 w15 w16se w16cid w16 w16cex w16sdtdh wp14">
+<w:footnotes xmlns:wpc="http://schemas.microsoft.com/office/word/2010/wordprocessingCanvas" xmlns:cx="http://schemas.microsoft.com/office/drawing/2014/chartex" xmlns:cx1="http://schemas.microsoft.com/office/drawing/2015/9/8/chartex" xmlns:cx2="http://schemas.microsoft.com/office/drawing/2015/10/21/chartex" xmlns:cx3="http://schemas.microsoft.com/office/drawing/2016/5/9/chartex" xmlns:cx4="http://schemas.microsoft.com/office/drawing/2016/5/10/chartex" xmlns:cx5="http://schemas.microsoft.com/office/drawing/2016/5/11/chartex" xmlns:cx6="http://schemas.microsoft.com/office/drawing/2016/5/12/chartex" xmlns:cx7="http://schemas.microsoft.com/office/drawing/2016/5/13/chartex" xmlns:cx8="http://schemas.microsoft.com/office/drawing/2016/5/14/chartex" xmlns:mc="http://schemas.openxmlformats.org/markup-compatibility/2006" xmlns:aink="http://schemas.microsoft.com/office/drawing/2016/ink" xmlns:am3d="http://schemas.microsoft.com/office/drawing/2017/model3d" xmlns:o="urn:schemas-microsoft-com:office:office" xmlns:oel="http://schemas.microsoft.com/office/2019/extlst" xmlns:r="http://schemas.openxmlformats.org/officeDocument/2006/relationships" xmlns:m="http://schemas.openxmlformats.org/officeDocument/2006/math" xmlns:v="urn:schemas-microsoft-com:vml" xmlns:wp14="http://schemas.microsoft.com/office/word/2010/wordprocessingDrawing" xmlns:wp="http://schemas.openxmlformats.org/drawingml/2006/wordprocessingDrawing" xmlns:w10="urn:schemas-microsoft-com:office:word" xmlns:w="http://schemas.openxmlformats.org/wordprocessingml/2006/main" xmlns:w14="http://schemas.microsoft.com/office/word/2010/wordml" xmlns:w15="http://schemas.microsoft.com/office/word/2012/wordml" xmlns:w16cex="http://schemas.microsoft.com/office/word/2018/wordml/cex" xmlns:w16cid="http://schemas.microsoft.com/office/word/2016/wordml/cid" xmlns:w16="http://schemas.microsoft.com/office/word/2018/wordml" xmlns:w16du="http://schemas.microsoft.com/office/word/2023/wordml/word16du" xmlns:w16sdtdh="http://schemas.microsoft.com/office/word/2020/wordml/sdtdatahash" xmlns:w16sdtfl="http://schemas.microsoft.com/office/word/2024/wordml/sdtformatlock" xmlns:w16se="http://schemas.microsoft.com/office/word/2015/wordml/symex" xmlns:wpg="http://schemas.microsoft.com/office/word/2010/wordprocessingGroup" xmlns:wpi="http://schemas.microsoft.com/office/word/2010/wordprocessingInk" xmlns:wne="http://schemas.microsoft.com/office/word/2006/wordml" xmlns:wps="http://schemas.microsoft.com/office/word/2010/wordprocessingShape" mc:Ignorable="w14 w15 w16se w16cid w16 w16cex w16sdtdh w16sdtfl w16du wp14">
   <w:footnote w:type="separator" w:id="-1">
     <w:p>
       <w:r>
@@ -33717,7 +34115,7 @@
 </file>
 
 <file path=word/header1.xml><?xml version="1.0" encoding="utf-8"?>
-<w:hdr xmlns:wpc="http://schemas.microsoft.com/office/word/2010/wordprocessingCanvas" xmlns:cx="http://schemas.microsoft.com/office/drawing/2014/chartex" xmlns:cx1="http://schemas.microsoft.com/office/drawing/2015/9/8/chartex" xmlns:cx2="http://schemas.microsoft.com/office/drawing/2015/10/21/chartex" xmlns:cx3="http://schemas.microsoft.com/office/drawing/2016/5/9/chartex" xmlns:cx4="http://schemas.microsoft.com/office/drawing/2016/5/10/chartex" xmlns:cx5="http://schemas.microsoft.com/office/drawing/2016/5/11/chartex" xmlns:cx6="http://schemas.microsoft.com/office/drawing/2016/5/12/chartex" xmlns:cx7="http://schemas.microsoft.com/office/drawing/2016/5/13/chartex" xmlns:cx8="http://schemas.microsoft.com/office/drawing/2016/5/14/chartex" xmlns:mc="http://schemas.openxmlformats.org/markup-compatibility/2006" xmlns:aink="http://schemas.microsoft.com/office/drawing/2016/ink" xmlns:am3d="http://schemas.microsoft.com/office/drawing/2017/model3d" xmlns:o="urn:schemas-microsoft-com:office:office" xmlns:r="http://schemas.openxmlformats.org/officeDocument/2006/relationships" xmlns:m="http://schemas.openxmlformats.org/officeDocument/2006/math" xmlns:v="urn:schemas-microsoft-com:vml" xmlns:wp14="http://schemas.microsoft.com/office/word/2010/wordprocessingDrawing" xmlns:wp="http://schemas.openxmlformats.org/drawingml/2006/wordprocessingDrawing" xmlns:w10="urn:schemas-microsoft-com:office:word" xmlns:w="http://schemas.openxmlformats.org/wordprocessingml/2006/main" xmlns:w14="http://schemas.microsoft.com/office/word/2010/wordml" xmlns:w15="http://schemas.microsoft.com/office/word/2012/wordml" xmlns:w16cex="http://schemas.microsoft.com/office/word/2018/wordml/cex" xmlns:w16cid="http://schemas.microsoft.com/office/word/2016/wordml/cid" xmlns:w16="http://schemas.microsoft.com/office/word/2018/wordml" xmlns:w16sdtdh="http://schemas.microsoft.com/office/word/2020/wordml/sdtdatahash" xmlns:w16se="http://schemas.microsoft.com/office/word/2015/wordml/symex" xmlns:wpg="http://schemas.microsoft.com/office/word/2010/wordprocessingGroup" xmlns:wpi="http://schemas.microsoft.com/office/word/2010/wordprocessingInk" xmlns:wne="http://schemas.microsoft.com/office/word/2006/wordml" xmlns:wps="http://schemas.microsoft.com/office/word/2010/wordprocessingShape" mc:Ignorable="w14 w15 w16se w16cid w16 w16cex w16sdtdh wp14">
+<w:hdr xmlns:wpc="http://schemas.microsoft.com/office/word/2010/wordprocessingCanvas" xmlns:cx="http://schemas.microsoft.com/office/drawing/2014/chartex" xmlns:cx1="http://schemas.microsoft.com/office/drawing/2015/9/8/chartex" xmlns:cx2="http://schemas.microsoft.com/office/drawing/2015/10/21/chartex" xmlns:cx3="http://schemas.microsoft.com/office/drawing/2016/5/9/chartex" xmlns:cx4="http://schemas.microsoft.com/office/drawing/2016/5/10/chartex" xmlns:cx5="http://schemas.microsoft.com/office/drawing/2016/5/11/chartex" xmlns:cx6="http://schemas.microsoft.com/office/drawing/2016/5/12/chartex" xmlns:cx7="http://schemas.microsoft.com/office/drawing/2016/5/13/chartex" xmlns:cx8="http://schemas.microsoft.com/office/drawing/2016/5/14/chartex" xmlns:mc="http://schemas.openxmlformats.org/markup-compatibility/2006" xmlns:aink="http://schemas.microsoft.com/office/drawing/2016/ink" xmlns:am3d="http://schemas.microsoft.com/office/drawing/2017/model3d" xmlns:o="urn:schemas-microsoft-com:office:office" xmlns:oel="http://schemas.microsoft.com/office/2019/extlst" xmlns:r="http://schemas.openxmlformats.org/officeDocument/2006/relationships" xmlns:m="http://schemas.openxmlformats.org/officeDocument/2006/math" xmlns:v="urn:schemas-microsoft-com:vml" xmlns:wp14="http://schemas.microsoft.com/office/word/2010/wordprocessingDrawing" xmlns:wp="http://schemas.openxmlformats.org/drawingml/2006/wordprocessingDrawing" xmlns:w10="urn:schemas-microsoft-com:office:word" xmlns:w="http://schemas.openxmlformats.org/wordprocessingml/2006/main" xmlns:w14="http://schemas.microsoft.com/office/word/2010/wordml" xmlns:w15="http://schemas.microsoft.com/office/word/2012/wordml" xmlns:w16cex="http://schemas.microsoft.com/office/word/2018/wordml/cex" xmlns:w16cid="http://schemas.microsoft.com/office/word/2016/wordml/cid" xmlns:w16="http://schemas.microsoft.com/office/word/2018/wordml" xmlns:w16du="http://schemas.microsoft.com/office/word/2023/wordml/word16du" xmlns:w16sdtdh="http://schemas.microsoft.com/office/word/2020/wordml/sdtdatahash" xmlns:w16sdtfl="http://schemas.microsoft.com/office/word/2024/wordml/sdtformatlock" xmlns:w16se="http://schemas.microsoft.com/office/word/2015/wordml/symex" xmlns:wpg="http://schemas.microsoft.com/office/word/2010/wordprocessingGroup" xmlns:wpi="http://schemas.microsoft.com/office/word/2010/wordprocessingInk" xmlns:wne="http://schemas.microsoft.com/office/word/2006/wordml" xmlns:wps="http://schemas.microsoft.com/office/word/2010/wordprocessingShape" mc:Ignorable="w14 w15 w16se w16cid w16 w16cex w16sdtdh w16sdtfl w16du wp14">
   <w:p>
     <w:pPr>
       <w:ind w:right="-284"/>
@@ -34795,7 +35193,7 @@
         </mc:Choice>
         <mc:Fallback>
           <w:pict>
-            <v:group w14:anchorId="200A33D3" id="Group 51" o:spid="_x0000_s1026" style="position:absolute;margin-left:58.2pt;margin-top:15pt;width:518.5pt;height:811.8pt;z-index:251661312;mso-position-horizontal-relative:page;mso-position-vertical-relative:page" coordsize="20000,20000" o:gfxdata="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">
+            <v:group w14:anchorId="200A33D3" id="Group 51" o:spid="_x0000_s1026" style="position:absolute;margin-left:58.2pt;margin-top:15pt;width:518.5pt;height:811.8pt;z-index:251661312;mso-position-horizontal-relative:page;mso-position-vertical-relative:page" coordsize="20000,20000" o:gfxdata="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">
               <v:rect id="Rectangle 52" o:spid="_x0000_s1027" style="position:absolute;width:20000;height:20000;visibility:visible;mso-wrap-style:square;v-text-anchor:top" o:gfxdata="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" filled="f" strokeweight="2pt"/>
               <v:line id="Line 53" o:spid="_x0000_s1028" style="position:absolute;visibility:visible;mso-wrap-style:square" from="1093,18949" to="1095,19989" o:connectortype="straight" o:gfxdata="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" strokeweight="2pt"/>
               <v:line id="Line 54" o:spid="_x0000_s1029" style="position:absolute;visibility:visible;mso-wrap-style:square" from="10,18941" to="19977,18942" o:connectortype="straight" o:gfxdata="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" strokeweight="2pt"/>
@@ -35174,7 +35572,7 @@
 </file>
 
 <file path=word/header2.xml><?xml version="1.0" encoding="utf-8"?>
-<w:hdr xmlns:wpc="http://schemas.microsoft.com/office/word/2010/wordprocessingCanvas" xmlns:cx="http://schemas.microsoft.com/office/drawing/2014/chartex" xmlns:cx1="http://schemas.microsoft.com/office/drawing/2015/9/8/chartex" xmlns:cx2="http://schemas.microsoft.com/office/drawing/2015/10/21/chartex" xmlns:cx3="http://schemas.microsoft.com/office/drawing/2016/5/9/chartex" xmlns:cx4="http://schemas.microsoft.com/office/drawing/2016/5/10/chartex" xmlns:cx5="http://schemas.microsoft.com/office/drawing/2016/5/11/chartex" xmlns:cx6="http://schemas.microsoft.com/office/drawing/2016/5/12/chartex" xmlns:cx7="http://schemas.microsoft.com/office/drawing/2016/5/13/chartex" xmlns:cx8="http://schemas.microsoft.com/office/drawing/2016/5/14/chartex" xmlns:mc="http://schemas.openxmlformats.org/markup-compatibility/2006" xmlns:aink="http://schemas.microsoft.com/office/drawing/2016/ink" xmlns:am3d="http://schemas.microsoft.com/office/drawing/2017/model3d" xmlns:o="urn:schemas-microsoft-com:office:office" xmlns:r="http://schemas.openxmlformats.org/officeDocument/2006/relationships" xmlns:m="http://schemas.openxmlformats.org/officeDocument/2006/math" xmlns:v="urn:schemas-microsoft-com:vml" xmlns:wp14="http://schemas.microsoft.com/office/word/2010/wordprocessingDrawing" xmlns:wp="http://schemas.openxmlformats.org/drawingml/2006/wordprocessingDrawing" xmlns:w10="urn:schemas-microsoft-com:office:word" xmlns:w="http://schemas.openxmlformats.org/wordprocessingml/2006/main" xmlns:w14="http://schemas.microsoft.com/office/word/2010/wordml" xmlns:w15="http://schemas.microsoft.com/office/word/2012/wordml" xmlns:w16cex="http://schemas.microsoft.com/office/word/2018/wordml/cex" xmlns:w16cid="http://schemas.microsoft.com/office/word/2016/wordml/cid" xmlns:w16="http://schemas.microsoft.com/office/word/2018/wordml" xmlns:w16sdtdh="http://schemas.microsoft.com/office/word/2020/wordml/sdtdatahash" xmlns:w16se="http://schemas.microsoft.com/office/word/2015/wordml/symex" xmlns:wpg="http://schemas.microsoft.com/office/word/2010/wordprocessingGroup" xmlns:wpi="http://schemas.microsoft.com/office/word/2010/wordprocessingInk" xmlns:wne="http://schemas.microsoft.com/office/word/2006/wordml" xmlns:wps="http://schemas.microsoft.com/office/word/2010/wordprocessingShape" mc:Ignorable="w14 w15 w16se w16cid w16 w16cex w16sdtdh wp14">
+<w:hdr xmlns:wpc="http://schemas.microsoft.com/office/word/2010/wordprocessingCanvas" xmlns:cx="http://schemas.microsoft.com/office/drawing/2014/chartex" xmlns:cx1="http://schemas.microsoft.com/office/drawing/2015/9/8/chartex" xmlns:cx2="http://schemas.microsoft.com/office/drawing/2015/10/21/chartex" xmlns:cx3="http://schemas.microsoft.com/office/drawing/2016/5/9/chartex" xmlns:cx4="http://schemas.microsoft.com/office/drawing/2016/5/10/chartex" xmlns:cx5="http://schemas.microsoft.com/office/drawing/2016/5/11/chartex" xmlns:cx6="http://schemas.microsoft.com/office/drawing/2016/5/12/chartex" xmlns:cx7="http://schemas.microsoft.com/office/drawing/2016/5/13/chartex" xmlns:cx8="http://schemas.microsoft.com/office/drawing/2016/5/14/chartex" xmlns:mc="http://schemas.openxmlformats.org/markup-compatibility/2006" xmlns:aink="http://schemas.microsoft.com/office/drawing/2016/ink" xmlns:am3d="http://schemas.microsoft.com/office/drawing/2017/model3d" xmlns:o="urn:schemas-microsoft-com:office:office" xmlns:oel="http://schemas.microsoft.com/office/2019/extlst" xmlns:r="http://schemas.openxmlformats.org/officeDocument/2006/relationships" xmlns:m="http://schemas.openxmlformats.org/officeDocument/2006/math" xmlns:v="urn:schemas-microsoft-com:vml" xmlns:wp14="http://schemas.microsoft.com/office/word/2010/wordprocessingDrawing" xmlns:wp="http://schemas.openxmlformats.org/drawingml/2006/wordprocessingDrawing" xmlns:w10="urn:schemas-microsoft-com:office:word" xmlns:w="http://schemas.openxmlformats.org/wordprocessingml/2006/main" xmlns:w14="http://schemas.microsoft.com/office/word/2010/wordml" xmlns:w15="http://schemas.microsoft.com/office/word/2012/wordml" xmlns:w16cex="http://schemas.microsoft.com/office/word/2018/wordml/cex" xmlns:w16cid="http://schemas.microsoft.com/office/word/2016/wordml/cid" xmlns:w16="http://schemas.microsoft.com/office/word/2018/wordml" xmlns:w16du="http://schemas.microsoft.com/office/word/2023/wordml/word16du" xmlns:w16sdtdh="http://schemas.microsoft.com/office/word/2020/wordml/sdtdatahash" xmlns:w16sdtfl="http://schemas.microsoft.com/office/word/2024/wordml/sdtformatlock" xmlns:w16se="http://schemas.microsoft.com/office/word/2015/wordml/symex" xmlns:wpg="http://schemas.microsoft.com/office/word/2010/wordprocessingGroup" xmlns:wpi="http://schemas.microsoft.com/office/word/2010/wordprocessingInk" xmlns:wne="http://schemas.microsoft.com/office/word/2006/wordml" xmlns:wps="http://schemas.microsoft.com/office/word/2010/wordprocessingShape" mc:Ignorable="w14 w15 w16se w16cid w16 w16cex w16sdtdh w16sdtfl w16du wp14">
   <w:p>
     <w:pPr>
       <w:ind w:right="-284"/>
@@ -37803,7 +38201,7 @@
         </mc:Choice>
         <mc:Fallback>
           <w:pict>
-            <v:group w14:anchorId="4C6AC85D" id="Group 1" o:spid="_x0000_s1046" style="position:absolute;margin-left:60pt;margin-top:15pt;width:519.1pt;height:811.05pt;z-index:251660288;mso-position-horizontal-relative:page;mso-position-vertical-relative:page" coordorigin="-29" coordsize="20019,20000" o:gfxdata="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">
+            <v:group w14:anchorId="4C6AC85D" id="Group 1" o:spid="_x0000_s1046" style="position:absolute;margin-left:60pt;margin-top:15pt;width:519.1pt;height:811.05pt;z-index:251660288;mso-position-horizontal-relative:page;mso-position-vertical-relative:page" coordorigin="-29" coordsize="20019,20000" o:gfxdata="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">
               <v:rect id="Rectangle 2" o:spid="_x0000_s1047" style="position:absolute;left:-29;width:20000;height:20000;visibility:visible;mso-wrap-style:square;v-text-anchor:top" o:gfxdata="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" filled="f" strokeweight="2pt"/>
               <v:line id="Line 3" o:spid="_x0000_s1048" style="position:absolute;visibility:visible;mso-wrap-style:square" from="993,17183" to="995,18221" o:connectortype="straight" o:gfxdata="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" strokeweight="2pt"/>
               <v:line id="Line 4" o:spid="_x0000_s1049" style="position:absolute;visibility:visible;mso-wrap-style:square" from="10,17173" to="19977,17174" o:connectortype="straight" o:gfxdata="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" strokeweight="2pt"/>
@@ -38778,7 +39176,7 @@
 </file>
 
 <file path=word/numbering.xml><?xml version="1.0" encoding="utf-8"?>
-<w:numbering xmlns:wpc="http://schemas.microsoft.com/office/word/2010/wordprocessingCanvas" xmlns:cx="http://schemas.microsoft.com/office/drawing/2014/chartex" xmlns:cx1="http://schemas.microsoft.com/office/drawing/2015/9/8/chartex" xmlns:cx2="http://schemas.microsoft.com/office/drawing/2015/10/21/chartex" xmlns:cx3="http://schemas.microsoft.com/office/drawing/2016/5/9/chartex" xmlns:cx4="http://schemas.microsoft.com/office/drawing/2016/5/10/chartex" xmlns:cx5="http://schemas.microsoft.com/office/drawing/2016/5/11/chartex" xmlns:cx6="http://schemas.microsoft.com/office/drawing/2016/5/12/chartex" xmlns:cx7="http://schemas.microsoft.com/office/drawing/2016/5/13/chartex" xmlns:cx8="http://schemas.microsoft.com/office/drawing/2016/5/14/chartex" xmlns:mc="http://schemas.openxmlformats.org/markup-compatibility/2006" xmlns:aink="http://schemas.microsoft.com/office/drawing/2016/ink" xmlns:am3d="http://schemas.microsoft.com/office/drawing/2017/model3d" xmlns:o="urn:schemas-microsoft-com:office:office" xmlns:r="http://schemas.openxmlformats.org/officeDocument/2006/relationships" xmlns:m="http://schemas.openxmlformats.org/officeDocument/2006/math" xmlns:v="urn:schemas-microsoft-com:vml" xmlns:wp14="http://schemas.microsoft.com/office/word/2010/wordprocessingDrawing" xmlns:wp="http://schemas.openxmlformats.org/drawingml/2006/wordprocessingDrawing" xmlns:w10="urn:schemas-microsoft-com:office:word" xmlns:w="http://schemas.openxmlformats.org/wordprocessingml/2006/main" xmlns:w14="http://schemas.microsoft.com/office/word/2010/wordml" xmlns:w15="http://schemas.microsoft.com/office/word/2012/wordml" xmlns:w16cex="http://schemas.microsoft.com/office/word/2018/wordml/cex" xmlns:w16cid="http://schemas.microsoft.com/office/word/2016/wordml/cid" xmlns:w16="http://schemas.microsoft.com/office/word/2018/wordml" xmlns:w16sdtdh="http://schemas.microsoft.com/office/word/2020/wordml/sdtdatahash" xmlns:w16se="http://schemas.microsoft.com/office/word/2015/wordml/symex" xmlns:wpg="http://schemas.microsoft.com/office/word/2010/wordprocessingGroup" xmlns:wpi="http://schemas.microsoft.com/office/word/2010/wordprocessingInk" xmlns:wne="http://schemas.microsoft.com/office/word/2006/wordml" xmlns:wps="http://schemas.microsoft.com/office/word/2010/wordprocessingShape" mc:Ignorable="w14 w15 w16se w16cid w16 w16cex w16sdtdh wp14">
+<w:numbering xmlns:wpc="http://schemas.microsoft.com/office/word/2010/wordprocessingCanvas" xmlns:cx="http://schemas.microsoft.com/office/drawing/2014/chartex" xmlns:cx1="http://schemas.microsoft.com/office/drawing/2015/9/8/chartex" xmlns:cx2="http://schemas.microsoft.com/office/drawing/2015/10/21/chartex" xmlns:cx3="http://schemas.microsoft.com/office/drawing/2016/5/9/chartex" xmlns:cx4="http://schemas.microsoft.com/office/drawing/2016/5/10/chartex" xmlns:cx5="http://schemas.microsoft.com/office/drawing/2016/5/11/chartex" xmlns:cx6="http://schemas.microsoft.com/office/drawing/2016/5/12/chartex" xmlns:cx7="http://schemas.microsoft.com/office/drawing/2016/5/13/chartex" xmlns:cx8="http://schemas.microsoft.com/office/drawing/2016/5/14/chartex" xmlns:mc="http://schemas.openxmlformats.org/markup-compatibility/2006" xmlns:aink="http://schemas.microsoft.com/office/drawing/2016/ink" xmlns:am3d="http://schemas.microsoft.com/office/drawing/2017/model3d" xmlns:o="urn:schemas-microsoft-com:office:office" xmlns:oel="http://schemas.microsoft.com/office/2019/extlst" xmlns:r="http://schemas.openxmlformats.org/officeDocument/2006/relationships" xmlns:m="http://schemas.openxmlformats.org/officeDocument/2006/math" xmlns:v="urn:schemas-microsoft-com:vml" xmlns:wp14="http://schemas.microsoft.com/office/word/2010/wordprocessingDrawing" xmlns:wp="http://schemas.openxmlformats.org/drawingml/2006/wordprocessingDrawing" xmlns:w10="urn:schemas-microsoft-com:office:word" xmlns:w="http://schemas.openxmlformats.org/wordprocessingml/2006/main" xmlns:w14="http://schemas.microsoft.com/office/word/2010/wordml" xmlns:w15="http://schemas.microsoft.com/office/word/2012/wordml" xmlns:w16cex="http://schemas.microsoft.com/office/word/2018/wordml/cex" xmlns:w16cid="http://schemas.microsoft.com/office/word/2016/wordml/cid" xmlns:w16="http://schemas.microsoft.com/office/word/2018/wordml" xmlns:w16du="http://schemas.microsoft.com/office/word/2023/wordml/word16du" xmlns:w16sdtdh="http://schemas.microsoft.com/office/word/2020/wordml/sdtdatahash" xmlns:w16sdtfl="http://schemas.microsoft.com/office/word/2024/wordml/sdtformatlock" xmlns:w16se="http://schemas.microsoft.com/office/word/2015/wordml/symex" xmlns:wpg="http://schemas.microsoft.com/office/word/2010/wordprocessingGroup" xmlns:wpi="http://schemas.microsoft.com/office/word/2010/wordprocessingInk" xmlns:wne="http://schemas.microsoft.com/office/word/2006/wordml" xmlns:wps="http://schemas.microsoft.com/office/word/2010/wordprocessingShape" mc:Ignorable="w14 w15 w16se w16cid w16 w16cex w16sdtdh w16sdtfl w16du wp14">
   <w:abstractNum w:abstractNumId="0" w15:restartNumberingAfterBreak="0">
     <w:nsid w:val="13FB3B31"/>
     <w:multiLevelType w:val="multilevel"/>
@@ -39042,6 +39440,119 @@
     </w:lvl>
   </w:abstractNum>
   <w:abstractNum w:abstractNumId="2" w15:restartNumberingAfterBreak="0">
+    <w:nsid w:val="19AC07D7"/>
+    <w:multiLevelType w:val="hybridMultilevel"/>
+    <w:tmpl w:val="51D48A0C"/>
+    <w:lvl w:ilvl="0" w:tplc="B97A2CDA">
+      <w:start w:val="1"/>
+      <w:numFmt w:val="bullet"/>
+      <w:lvlText w:val=""/>
+      <w:lvlJc w:val="center"/>
+      <w:pPr>
+        <w:ind w:left="1855" w:hanging="360"/>
+      </w:pPr>
+      <w:rPr>
+        <w:rFonts w:ascii="Symbol" w:hAnsi="Symbol" w:hint="default"/>
+      </w:rPr>
+    </w:lvl>
+    <w:lvl w:ilvl="1" w:tplc="04190003" w:tentative="1">
+      <w:start w:val="1"/>
+      <w:numFmt w:val="bullet"/>
+      <w:lvlText w:val="o"/>
+      <w:lvlJc w:val="left"/>
+      <w:pPr>
+        <w:ind w:left="2575" w:hanging="360"/>
+      </w:pPr>
+      <w:rPr>
+        <w:rFonts w:ascii="Courier New" w:hAnsi="Courier New" w:cs="Courier New" w:hint="default"/>
+      </w:rPr>
+    </w:lvl>
+    <w:lvl w:ilvl="2" w:tplc="04190005" w:tentative="1">
+      <w:start w:val="1"/>
+      <w:numFmt w:val="bullet"/>
+      <w:lvlText w:val=""/>
+      <w:lvlJc w:val="left"/>
+      <w:pPr>
+        <w:ind w:left="3295" w:hanging="360"/>
+      </w:pPr>
+      <w:rPr>
+        <w:rFonts w:ascii="Wingdings" w:hAnsi="Wingdings" w:hint="default"/>
+      </w:rPr>
+    </w:lvl>
+    <w:lvl w:ilvl="3" w:tplc="04190001" w:tentative="1">
+      <w:start w:val="1"/>
+      <w:numFmt w:val="bullet"/>
+      <w:lvlText w:val=""/>
+      <w:lvlJc w:val="left"/>
+      <w:pPr>
+        <w:ind w:left="4015" w:hanging="360"/>
+      </w:pPr>
+      <w:rPr>
+        <w:rFonts w:ascii="Symbol" w:hAnsi="Symbol" w:hint="default"/>
+      </w:rPr>
+    </w:lvl>
+    <w:lvl w:ilvl="4" w:tplc="04190003" w:tentative="1">
+      <w:start w:val="1"/>
+      <w:numFmt w:val="bullet"/>
+      <w:lvlText w:val="o"/>
+      <w:lvlJc w:val="left"/>
+      <w:pPr>
+        <w:ind w:left="4735" w:hanging="360"/>
+      </w:pPr>
+      <w:rPr>
+        <w:rFonts w:ascii="Courier New" w:hAnsi="Courier New" w:cs="Courier New" w:hint="default"/>
+      </w:rPr>
+    </w:lvl>
+    <w:lvl w:ilvl="5" w:tplc="04190005" w:tentative="1">
+      <w:start w:val="1"/>
+      <w:numFmt w:val="bullet"/>
+      <w:lvlText w:val=""/>
+      <w:lvlJc w:val="left"/>
+      <w:pPr>
+        <w:ind w:left="5455" w:hanging="360"/>
+      </w:pPr>
+      <w:rPr>
+        <w:rFonts w:ascii="Wingdings" w:hAnsi="Wingdings" w:hint="default"/>
+      </w:rPr>
+    </w:lvl>
+    <w:lvl w:ilvl="6" w:tplc="04190001" w:tentative="1">
+      <w:start w:val="1"/>
+      <w:numFmt w:val="bullet"/>
+      <w:lvlText w:val=""/>
+      <w:lvlJc w:val="left"/>
+      <w:pPr>
+        <w:ind w:left="6175" w:hanging="360"/>
+      </w:pPr>
+      <w:rPr>
+        <w:rFonts w:ascii="Symbol" w:hAnsi="Symbol" w:hint="default"/>
+      </w:rPr>
+    </w:lvl>
+    <w:lvl w:ilvl="7" w:tplc="04190003" w:tentative="1">
+      <w:start w:val="1"/>
+      <w:numFmt w:val="bullet"/>
+      <w:lvlText w:val="o"/>
+      <w:lvlJc w:val="left"/>
+      <w:pPr>
+        <w:ind w:left="6895" w:hanging="360"/>
+      </w:pPr>
+      <w:rPr>
+        <w:rFonts w:ascii="Courier New" w:hAnsi="Courier New" w:cs="Courier New" w:hint="default"/>
+      </w:rPr>
+    </w:lvl>
+    <w:lvl w:ilvl="8" w:tplc="04190005" w:tentative="1">
+      <w:start w:val="1"/>
+      <w:numFmt w:val="bullet"/>
+      <w:lvlText w:val=""/>
+      <w:lvlJc w:val="left"/>
+      <w:pPr>
+        <w:ind w:left="7615" w:hanging="360"/>
+      </w:pPr>
+      <w:rPr>
+        <w:rFonts w:ascii="Wingdings" w:hAnsi="Wingdings" w:hint="default"/>
+      </w:rPr>
+    </w:lvl>
+  </w:abstractNum>
+  <w:abstractNum w:abstractNumId="3" w15:restartNumberingAfterBreak="0">
     <w:nsid w:val="1E67187C"/>
     <w:multiLevelType w:val="multilevel"/>
     <w:tmpl w:val="961A08C4"/>
@@ -39190,7 +39701,7 @@
       </w:rPr>
     </w:lvl>
   </w:abstractNum>
-  <w:abstractNum w:abstractNumId="3" w15:restartNumberingAfterBreak="0">
+  <w:abstractNum w:abstractNumId="4" w15:restartNumberingAfterBreak="0">
     <w:nsid w:val="2BBF7787"/>
     <w:multiLevelType w:val="multilevel"/>
     <w:tmpl w:val="C5A62706"/>
@@ -39339,7 +39850,7 @@
       </w:rPr>
     </w:lvl>
   </w:abstractNum>
-  <w:abstractNum w:abstractNumId="4" w15:restartNumberingAfterBreak="0">
+  <w:abstractNum w:abstractNumId="5" w15:restartNumberingAfterBreak="0">
     <w:nsid w:val="33905989"/>
     <w:multiLevelType w:val="multilevel"/>
     <w:tmpl w:val="2CF2AF50"/>
@@ -39488,7 +39999,7 @@
       </w:rPr>
     </w:lvl>
   </w:abstractNum>
-  <w:abstractNum w:abstractNumId="5" w15:restartNumberingAfterBreak="0">
+  <w:abstractNum w:abstractNumId="6" w15:restartNumberingAfterBreak="0">
     <w:nsid w:val="373518A9"/>
     <w:multiLevelType w:val="multilevel"/>
     <w:tmpl w:val="5DBC65D4"/>
@@ -39637,7 +40148,7 @@
       </w:rPr>
     </w:lvl>
   </w:abstractNum>
-  <w:abstractNum w:abstractNumId="6" w15:restartNumberingAfterBreak="0">
+  <w:abstractNum w:abstractNumId="7" w15:restartNumberingAfterBreak="0">
     <w:nsid w:val="3B8C1941"/>
     <w:multiLevelType w:val="multilevel"/>
     <w:tmpl w:val="8DD8FB1E"/>
@@ -39786,7 +40297,7 @@
       </w:rPr>
     </w:lvl>
   </w:abstractNum>
-  <w:abstractNum w:abstractNumId="7" w15:restartNumberingAfterBreak="0">
+  <w:abstractNum w:abstractNumId="8" w15:restartNumberingAfterBreak="0">
     <w:nsid w:val="3BCB1DF1"/>
     <w:multiLevelType w:val="hybridMultilevel"/>
     <w:tmpl w:val="B83098C2"/>
@@ -39899,7 +40410,7 @@
       </w:rPr>
     </w:lvl>
   </w:abstractNum>
-  <w:abstractNum w:abstractNumId="8" w15:restartNumberingAfterBreak="0">
+  <w:abstractNum w:abstractNumId="9" w15:restartNumberingAfterBreak="0">
     <w:nsid w:val="439C7969"/>
     <w:multiLevelType w:val="hybridMultilevel"/>
     <w:tmpl w:val="CACEFF1C"/>
@@ -40012,7 +40523,7 @@
       </w:rPr>
     </w:lvl>
   </w:abstractNum>
-  <w:abstractNum w:abstractNumId="9" w15:restartNumberingAfterBreak="0">
+  <w:abstractNum w:abstractNumId="10" w15:restartNumberingAfterBreak="0">
     <w:nsid w:val="4B28113B"/>
     <w:multiLevelType w:val="multilevel"/>
     <w:tmpl w:val="EEAE20AC"/>
@@ -40128,7 +40639,7 @@
       </w:pPr>
     </w:lvl>
   </w:abstractNum>
-  <w:abstractNum w:abstractNumId="10" w15:restartNumberingAfterBreak="0">
+  <w:abstractNum w:abstractNumId="11" w15:restartNumberingAfterBreak="0">
     <w:nsid w:val="503372F4"/>
     <w:multiLevelType w:val="hybridMultilevel"/>
     <w:tmpl w:val="C9684C98"/>
@@ -40241,7 +40752,7 @@
       </w:rPr>
     </w:lvl>
   </w:abstractNum>
-  <w:abstractNum w:abstractNumId="11" w15:restartNumberingAfterBreak="0">
+  <w:abstractNum w:abstractNumId="12" w15:restartNumberingAfterBreak="0">
     <w:nsid w:val="569F49D3"/>
     <w:multiLevelType w:val="hybridMultilevel"/>
     <w:tmpl w:val="789A0F48"/>
@@ -40354,7 +40865,7 @@
       </w:rPr>
     </w:lvl>
   </w:abstractNum>
-  <w:abstractNum w:abstractNumId="12" w15:restartNumberingAfterBreak="0">
+  <w:abstractNum w:abstractNumId="13" w15:restartNumberingAfterBreak="0">
     <w:nsid w:val="59C77A0E"/>
     <w:multiLevelType w:val="multilevel"/>
     <w:tmpl w:val="772C5AA0"/>
@@ -40503,7 +41014,7 @@
       </w:rPr>
     </w:lvl>
   </w:abstractNum>
-  <w:abstractNum w:abstractNumId="13" w15:restartNumberingAfterBreak="0">
+  <w:abstractNum w:abstractNumId="14" w15:restartNumberingAfterBreak="0">
     <w:nsid w:val="5FF222B7"/>
     <w:multiLevelType w:val="hybridMultilevel"/>
     <w:tmpl w:val="2B7A3B98"/>
@@ -40596,7 +41107,7 @@
       </w:pPr>
     </w:lvl>
   </w:abstractNum>
-  <w:abstractNum w:abstractNumId="14" w15:restartNumberingAfterBreak="0">
+  <w:abstractNum w:abstractNumId="15" w15:restartNumberingAfterBreak="0">
     <w:nsid w:val="694C4C7E"/>
     <w:multiLevelType w:val="multilevel"/>
     <w:tmpl w:val="9E68721C"/>
@@ -40745,7 +41256,7 @@
       </w:rPr>
     </w:lvl>
   </w:abstractNum>
-  <w:abstractNum w:abstractNumId="15" w15:restartNumberingAfterBreak="0">
+  <w:abstractNum w:abstractNumId="16" w15:restartNumberingAfterBreak="0">
     <w:nsid w:val="69CA36C3"/>
     <w:multiLevelType w:val="hybridMultilevel"/>
     <w:tmpl w:val="39B43F7C"/>
@@ -40858,7 +41369,7 @@
       </w:rPr>
     </w:lvl>
   </w:abstractNum>
-  <w:abstractNum w:abstractNumId="16" w15:restartNumberingAfterBreak="0">
+  <w:abstractNum w:abstractNumId="17" w15:restartNumberingAfterBreak="0">
     <w:nsid w:val="7A5A2BD8"/>
     <w:multiLevelType w:val="multilevel"/>
     <w:tmpl w:val="B2866854"/>
@@ -41007,7 +41518,7 @@
       </w:rPr>
     </w:lvl>
   </w:abstractNum>
-  <w:abstractNum w:abstractNumId="17" w15:restartNumberingAfterBreak="0">
+  <w:abstractNum w:abstractNumId="18" w15:restartNumberingAfterBreak="0">
     <w:nsid w:val="7AB8320D"/>
     <w:multiLevelType w:val="hybridMultilevel"/>
     <w:tmpl w:val="A3C6912C"/>
@@ -41120,66 +41631,69 @@
       </w:rPr>
     </w:lvl>
   </w:abstractNum>
-  <w:num w:numId="1">
+  <w:num w:numId="1" w16cid:durableId="181825524">
+    <w:abstractNumId w:val="12"/>
+  </w:num>
+  <w:num w:numId="2" w16cid:durableId="618798359">
+    <w:abstractNumId w:val="10"/>
+  </w:num>
+  <w:num w:numId="3" w16cid:durableId="987973616">
+    <w:abstractNumId w:val="18"/>
+  </w:num>
+  <w:num w:numId="4" w16cid:durableId="941764458">
+    <w:abstractNumId w:val="14"/>
+  </w:num>
+  <w:num w:numId="5" w16cid:durableId="1811709524">
+    <w:abstractNumId w:val="16"/>
+  </w:num>
+  <w:num w:numId="6" w16cid:durableId="1000541729">
+    <w:abstractNumId w:val="1"/>
+  </w:num>
+  <w:num w:numId="7" w16cid:durableId="985160150">
+    <w:abstractNumId w:val="9"/>
+  </w:num>
+  <w:num w:numId="8" w16cid:durableId="1521777870">
+    <w:abstractNumId w:val="8"/>
+  </w:num>
+  <w:num w:numId="9" w16cid:durableId="1160802920">
+    <w:abstractNumId w:val="15"/>
+  </w:num>
+  <w:num w:numId="10" w16cid:durableId="32000764">
+    <w:abstractNumId w:val="7"/>
+  </w:num>
+  <w:num w:numId="11" w16cid:durableId="446703960">
+    <w:abstractNumId w:val="0"/>
+  </w:num>
+  <w:num w:numId="12" w16cid:durableId="1862821506">
+    <w:abstractNumId w:val="6"/>
+  </w:num>
+  <w:num w:numId="13" w16cid:durableId="951935891">
+    <w:abstractNumId w:val="5"/>
+  </w:num>
+  <w:num w:numId="14" w16cid:durableId="1904560510">
+    <w:abstractNumId w:val="3"/>
+  </w:num>
+  <w:num w:numId="15" w16cid:durableId="71315603">
+    <w:abstractNumId w:val="17"/>
+  </w:num>
+  <w:num w:numId="16" w16cid:durableId="1226526476">
+    <w:abstractNumId w:val="13"/>
+  </w:num>
+  <w:num w:numId="17" w16cid:durableId="1861434642">
+    <w:abstractNumId w:val="4"/>
+  </w:num>
+  <w:num w:numId="18" w16cid:durableId="1444574777">
     <w:abstractNumId w:val="11"/>
   </w:num>
-  <w:num w:numId="2">
-    <w:abstractNumId w:val="9"/>
-  </w:num>
-  <w:num w:numId="3">
-    <w:abstractNumId w:val="17"/>
-  </w:num>
-  <w:num w:numId="4">
-    <w:abstractNumId w:val="13"/>
-  </w:num>
-  <w:num w:numId="5">
-    <w:abstractNumId w:val="15"/>
-  </w:num>
-  <w:num w:numId="6">
-    <w:abstractNumId w:val="1"/>
-  </w:num>
-  <w:num w:numId="7">
-    <w:abstractNumId w:val="8"/>
-  </w:num>
-  <w:num w:numId="8">
-    <w:abstractNumId w:val="7"/>
-  </w:num>
-  <w:num w:numId="9">
-    <w:abstractNumId w:val="14"/>
-  </w:num>
-  <w:num w:numId="10">
-    <w:abstractNumId w:val="6"/>
-  </w:num>
-  <w:num w:numId="11">
-    <w:abstractNumId w:val="0"/>
-  </w:num>
-  <w:num w:numId="12">
-    <w:abstractNumId w:val="5"/>
-  </w:num>
-  <w:num w:numId="13">
-    <w:abstractNumId w:val="4"/>
-  </w:num>
-  <w:num w:numId="14">
+  <w:num w:numId="19" w16cid:durableId="1953048638">
     <w:abstractNumId w:val="2"/>
-  </w:num>
-  <w:num w:numId="15">
-    <w:abstractNumId w:val="16"/>
-  </w:num>
-  <w:num w:numId="16">
-    <w:abstractNumId w:val="12"/>
-  </w:num>
-  <w:num w:numId="17">
-    <w:abstractNumId w:val="3"/>
-  </w:num>
-  <w:num w:numId="18">
-    <w:abstractNumId w:val="10"/>
   </w:num>
   <w:numIdMacAtCleanup w:val="6"/>
 </w:numbering>
 </file>
 
 <file path=word/styles.xml><?xml version="1.0" encoding="utf-8"?>
-<w:styles xmlns:mc="http://schemas.openxmlformats.org/markup-compatibility/2006" xmlns:r="http://schemas.openxmlformats.org/officeDocument/2006/relationships" xmlns:w="http://schemas.openxmlformats.org/wordprocessingml/2006/main" xmlns:w14="http://schemas.microsoft.com/office/word/2010/wordml" xmlns:w15="http://schemas.microsoft.com/office/word/2012/wordml" xmlns:w16cex="http://schemas.microsoft.com/office/word/2018/wordml/cex" xmlns:w16cid="http://schemas.microsoft.com/office/word/2016/wordml/cid" xmlns:w16="http://schemas.microsoft.com/office/word/2018/wordml" xmlns:w16sdtdh="http://schemas.microsoft.com/office/word/2020/wordml/sdtdatahash" xmlns:w16se="http://schemas.microsoft.com/office/word/2015/wordml/symex" mc:Ignorable="w14 w15 w16se w16cid w16 w16cex w16sdtdh">
+<w:styles xmlns:mc="http://schemas.openxmlformats.org/markup-compatibility/2006" xmlns:r="http://schemas.openxmlformats.org/officeDocument/2006/relationships" xmlns:w="http://schemas.openxmlformats.org/wordprocessingml/2006/main" xmlns:w14="http://schemas.microsoft.com/office/word/2010/wordml" xmlns:w15="http://schemas.microsoft.com/office/word/2012/wordml" xmlns:w16cex="http://schemas.microsoft.com/office/word/2018/wordml/cex" xmlns:w16cid="http://schemas.microsoft.com/office/word/2016/wordml/cid" xmlns:w16="http://schemas.microsoft.com/office/word/2018/wordml" xmlns:w16du="http://schemas.microsoft.com/office/word/2023/wordml/word16du" xmlns:w16sdtdh="http://schemas.microsoft.com/office/word/2020/wordml/sdtdatahash" xmlns:w16sdtfl="http://schemas.microsoft.com/office/word/2024/wordml/sdtformatlock" xmlns:w16se="http://schemas.microsoft.com/office/word/2015/wordml/symex" mc:Ignorable="w14 w15 w16se w16cid w16 w16cex w16sdtdh w16sdtfl w16du">
   <w:docDefaults>
     <w:rPrDefault>
       <w:rPr>
@@ -41560,7 +42074,7 @@
   <w:style w:type="paragraph" w:default="1" w:styleId="a">
     <w:name w:val="Normal"/>
     <w:qFormat/>
-    <w:rsid w:val="00451820"/>
+    <w:rsid w:val="008F5C2E"/>
     <w:pPr>
       <w:spacing w:after="0" w:line="240" w:lineRule="auto"/>
     </w:pPr>
@@ -41775,7 +42289,6 @@
   <w:style w:type="character" w:default="1" w:styleId="a0">
     <w:name w:val="Default Paragraph Font"/>
     <w:uiPriority w:val="1"/>
-    <w:semiHidden/>
     <w:unhideWhenUsed/>
   </w:style>
   <w:style w:type="table" w:default="1" w:styleId="a1">

--- a/doc/Улитка.docx
+++ b/doc/Улитка.docx
@@ -1,6 +1,6 @@
 
 <file path=word/document.xml><?xml version="1.0" encoding="utf-8"?>
-<w:document xmlns:wpc="http://schemas.microsoft.com/office/word/2010/wordprocessingCanvas" xmlns:cx="http://schemas.microsoft.com/office/drawing/2014/chartex" xmlns:cx1="http://schemas.microsoft.com/office/drawing/2015/9/8/chartex" xmlns:cx2="http://schemas.microsoft.com/office/drawing/2015/10/21/chartex" xmlns:cx3="http://schemas.microsoft.com/office/drawing/2016/5/9/chartex" xmlns:cx4="http://schemas.microsoft.com/office/drawing/2016/5/10/chartex" xmlns:cx5="http://schemas.microsoft.com/office/drawing/2016/5/11/chartex" xmlns:cx6="http://schemas.microsoft.com/office/drawing/2016/5/12/chartex" xmlns:cx7="http://schemas.microsoft.com/office/drawing/2016/5/13/chartex" xmlns:cx8="http://schemas.microsoft.com/office/drawing/2016/5/14/chartex" xmlns:mc="http://schemas.openxmlformats.org/markup-compatibility/2006" xmlns:aink="http://schemas.microsoft.com/office/drawing/2016/ink" xmlns:am3d="http://schemas.microsoft.com/office/drawing/2017/model3d" xmlns:o="urn:schemas-microsoft-com:office:office" xmlns:oel="http://schemas.microsoft.com/office/2019/extlst" xmlns:r="http://schemas.openxmlformats.org/officeDocument/2006/relationships" xmlns:m="http://schemas.openxmlformats.org/officeDocument/2006/math" xmlns:v="urn:schemas-microsoft-com:vml" xmlns:wp14="http://schemas.microsoft.com/office/word/2010/wordprocessingDrawing" xmlns:wp="http://schemas.openxmlformats.org/drawingml/2006/wordprocessingDrawing" xmlns:w10="urn:schemas-microsoft-com:office:word" xmlns:w="http://schemas.openxmlformats.org/wordprocessingml/2006/main" xmlns:w14="http://schemas.microsoft.com/office/word/2010/wordml" xmlns:w15="http://schemas.microsoft.com/office/word/2012/wordml" xmlns:w16cex="http://schemas.microsoft.com/office/word/2018/wordml/cex" xmlns:w16cid="http://schemas.microsoft.com/office/word/2016/wordml/cid" xmlns:w16="http://schemas.microsoft.com/office/word/2018/wordml" xmlns:w16du="http://schemas.microsoft.com/office/word/2023/wordml/word16du" xmlns:w16sdtdh="http://schemas.microsoft.com/office/word/2020/wordml/sdtdatahash" xmlns:w16sdtfl="http://schemas.microsoft.com/office/word/2024/wordml/sdtformatlock" xmlns:w16se="http://schemas.microsoft.com/office/word/2015/wordml/symex" xmlns:wpg="http://schemas.microsoft.com/office/word/2010/wordprocessingGroup" xmlns:wpi="http://schemas.microsoft.com/office/word/2010/wordprocessingInk" xmlns:wne="http://schemas.microsoft.com/office/word/2006/wordml" xmlns:wps="http://schemas.microsoft.com/office/word/2010/wordprocessingShape" mc:Ignorable="w14 w15 w16se w16cid w16 w16cex w16sdtdh w16sdtfl w16du wp14">
+<w:document xmlns:wpc="http://schemas.microsoft.com/office/word/2010/wordprocessingCanvas" xmlns:cx="http://schemas.microsoft.com/office/drawing/2014/chartex" xmlns:cx1="http://schemas.microsoft.com/office/drawing/2015/9/8/chartex" xmlns:cx2="http://schemas.microsoft.com/office/drawing/2015/10/21/chartex" xmlns:cx3="http://schemas.microsoft.com/office/drawing/2016/5/9/chartex" xmlns:cx4="http://schemas.microsoft.com/office/drawing/2016/5/10/chartex" xmlns:cx5="http://schemas.microsoft.com/office/drawing/2016/5/11/chartex" xmlns:cx6="http://schemas.microsoft.com/office/drawing/2016/5/12/chartex" xmlns:cx7="http://schemas.microsoft.com/office/drawing/2016/5/13/chartex" xmlns:cx8="http://schemas.microsoft.com/office/drawing/2016/5/14/chartex" xmlns:mc="http://schemas.openxmlformats.org/markup-compatibility/2006" xmlns:aink="http://schemas.microsoft.com/office/drawing/2016/ink" xmlns:am3d="http://schemas.microsoft.com/office/drawing/2017/model3d" xmlns:o="urn:schemas-microsoft-com:office:office" xmlns:r="http://schemas.openxmlformats.org/officeDocument/2006/relationships" xmlns:m="http://schemas.openxmlformats.org/officeDocument/2006/math" xmlns:v="urn:schemas-microsoft-com:vml" xmlns:wp14="http://schemas.microsoft.com/office/word/2010/wordprocessingDrawing" xmlns:wp="http://schemas.openxmlformats.org/drawingml/2006/wordprocessingDrawing" xmlns:w10="urn:schemas-microsoft-com:office:word" xmlns:w="http://schemas.openxmlformats.org/wordprocessingml/2006/main" xmlns:w14="http://schemas.microsoft.com/office/word/2010/wordml" xmlns:w15="http://schemas.microsoft.com/office/word/2012/wordml" xmlns:w16cex="http://schemas.microsoft.com/office/word/2018/wordml/cex" xmlns:w16cid="http://schemas.microsoft.com/office/word/2016/wordml/cid" xmlns:w16="http://schemas.microsoft.com/office/word/2018/wordml" xmlns:w16sdtdh="http://schemas.microsoft.com/office/word/2020/wordml/sdtdatahash" xmlns:w16se="http://schemas.microsoft.com/office/word/2015/wordml/symex" xmlns:wpg="http://schemas.microsoft.com/office/word/2010/wordprocessingGroup" xmlns:wpi="http://schemas.microsoft.com/office/word/2010/wordprocessingInk" xmlns:wne="http://schemas.microsoft.com/office/word/2006/wordml" xmlns:wps="http://schemas.microsoft.com/office/word/2010/wordprocessingShape" mc:Ignorable="w14 w15 w16se w16cid w16 w16cex w16sdtdh wp14">
   <w:body>
     <w:p>
       <w:pPr>
@@ -2171,7 +2171,6 @@
     </w:p>
     <w:p>
       <w:pPr>
-        <w:spacing w:line="360" w:lineRule="auto"/>
         <w:ind w:left="284" w:right="284" w:firstLine="709"/>
         <w:jc w:val="both"/>
         <w:rPr>
@@ -2455,39 +2454,7 @@
           <w:sz w:val="28"/>
           <w:szCs w:val="28"/>
         </w:rPr>
-        <w:t>реобразование одного уровня постоянного напряжения в другой (например, с 12 В до 5 В или 3.3 В). Обеспечение стабильного напряжения для питания чувствительных электронных компонентов. Повышение (</w:t>
-      </w:r>
-      <w:proofErr w:type="spellStart"/>
-      <w:r>
-        <w:rPr>
-          <w:sz w:val="28"/>
-          <w:szCs w:val="28"/>
-        </w:rPr>
-        <w:t>boost</w:t>
-      </w:r>
-      <w:proofErr w:type="spellEnd"/>
-      <w:r>
-        <w:rPr>
-          <w:sz w:val="28"/>
-          <w:szCs w:val="28"/>
-        </w:rPr>
-        <w:t>) или понижение (</w:t>
-      </w:r>
-      <w:proofErr w:type="spellStart"/>
-      <w:r>
-        <w:rPr>
-          <w:sz w:val="28"/>
-          <w:szCs w:val="28"/>
-        </w:rPr>
-        <w:t>buck</w:t>
-      </w:r>
-      <w:proofErr w:type="spellEnd"/>
-      <w:r>
-        <w:rPr>
-          <w:sz w:val="28"/>
-          <w:szCs w:val="28"/>
-        </w:rPr>
-        <w:t xml:space="preserve">) входного напряжения в зависимости от потребностей </w:t>
+        <w:t xml:space="preserve">реобразование одного уровня постоянного напряжения в другой (например, с 12 В до 5 В или 3.3 В). Обеспечение стабильного напряжения для питания чувствительных электронных компонентов. Повышение (boost) или понижение (buck) входного напряжения в зависимости от потребностей </w:t>
       </w:r>
       <w:r>
         <w:rPr>
@@ -2553,24 +2520,15 @@
           <w:sz w:val="28"/>
           <w:szCs w:val="28"/>
         </w:rPr>
-        <w:t>в дальнейшем «МК</w:t>
-      </w:r>
-      <w:proofErr w:type="gramStart"/>
-      <w:r>
-        <w:rPr>
-          <w:sz w:val="28"/>
-          <w:szCs w:val="28"/>
-        </w:rPr>
-        <w:t>»</w:t>
-      </w:r>
-      <w:r>
-        <w:rPr>
-          <w:sz w:val="28"/>
-          <w:szCs w:val="28"/>
-        </w:rPr>
-        <w:t xml:space="preserve"> )</w:t>
-      </w:r>
-      <w:proofErr w:type="gramEnd"/>
+        <w:t>в дальнейшем «МК»</w:t>
+      </w:r>
+      <w:r>
+        <w:rPr>
+          <w:sz w:val="28"/>
+          <w:szCs w:val="28"/>
+        </w:rPr>
+        <w:t>)</w:t>
+      </w:r>
       <w:r>
         <w:rPr>
           <w:sz w:val="28"/>
@@ -2597,23 +2555,7 @@
           <w:sz w:val="28"/>
           <w:szCs w:val="28"/>
         </w:rPr>
-        <w:t xml:space="preserve">ринимает сигналы от кнопок, </w:t>
-      </w:r>
-      <w:proofErr w:type="spellStart"/>
-      <w:r>
-        <w:rPr>
-          <w:sz w:val="28"/>
-          <w:szCs w:val="28"/>
-        </w:rPr>
-        <w:t>энкодеров</w:t>
-      </w:r>
-      <w:proofErr w:type="spellEnd"/>
-      <w:r>
-        <w:rPr>
-          <w:sz w:val="28"/>
-          <w:szCs w:val="28"/>
-        </w:rPr>
-        <w:t xml:space="preserve"> и других интерфейсных элементов.</w:t>
+        <w:t>ринимает сигналы от кнопок, энкодеров и других интерфейсных элементов.</w:t>
       </w:r>
       <w:r>
         <w:rPr>
@@ -2718,23 +2660,7 @@
           <w:sz w:val="28"/>
           <w:szCs w:val="28"/>
         </w:rPr>
-        <w:t>Выполняет прошивку (</w:t>
-      </w:r>
-      <w:proofErr w:type="spellStart"/>
-      <w:r>
-        <w:rPr>
-          <w:sz w:val="28"/>
-          <w:szCs w:val="28"/>
-        </w:rPr>
-        <w:t>firmware</w:t>
-      </w:r>
-      <w:proofErr w:type="spellEnd"/>
-      <w:r>
-        <w:rPr>
-          <w:sz w:val="28"/>
-          <w:szCs w:val="28"/>
-        </w:rPr>
-        <w:t>), которая определяет логику работы устройства</w:t>
+        <w:t>Выполняет прошивку (firmware), которая определяет логику работы устройства</w:t>
       </w:r>
       <w:r>
         <w:rPr>
@@ -2799,23 +2725,7 @@
           <w:sz w:val="28"/>
           <w:szCs w:val="28"/>
         </w:rPr>
-        <w:t xml:space="preserve"> для простого и надежного ввода команд. </w:t>
-      </w:r>
-      <w:proofErr w:type="spellStart"/>
-      <w:r>
-        <w:rPr>
-          <w:sz w:val="28"/>
-          <w:szCs w:val="28"/>
-        </w:rPr>
-        <w:t>Энкодеры</w:t>
-      </w:r>
-      <w:proofErr w:type="spellEnd"/>
-      <w:r>
-        <w:rPr>
-          <w:sz w:val="28"/>
-          <w:szCs w:val="28"/>
-        </w:rPr>
-        <w:t xml:space="preserve"> (поворотные регуляторы с нажатием) удобны для навигации по меню и настройки параметров. Сенсорные панели или экраны </w:t>
+        <w:t xml:space="preserve"> для простого и надежного ввода команд. Энкодеры (поворотные регуляторы с нажатием) удобны для навигации по меню и настройки параметров. Сенсорные панели или экраны </w:t>
       </w:r>
       <w:r>
         <w:rPr>
@@ -2901,23 +2811,7 @@
           <w:sz w:val="28"/>
           <w:szCs w:val="28"/>
         </w:rPr>
-        <w:t xml:space="preserve">. Поддержка программных интерфейсов и приложений. Связь с микроконтроллером через последовательный порт или другие интерфейсы. Обработка и вывод пользовательского интерфейса на дисплей. Работа с периферийными устройствами через USB, </w:t>
-      </w:r>
-      <w:proofErr w:type="spellStart"/>
-      <w:r>
-        <w:rPr>
-          <w:sz w:val="28"/>
-          <w:szCs w:val="28"/>
-        </w:rPr>
-        <w:t>Wi</w:t>
-      </w:r>
-      <w:proofErr w:type="spellEnd"/>
-      <w:r>
-        <w:rPr>
-          <w:sz w:val="28"/>
-          <w:szCs w:val="28"/>
-        </w:rPr>
-        <w:t>-Fi, Bluetooth и другие протоколы</w:t>
+        <w:t>. Поддержка программных интерфейсов и приложений. Связь с микроконтроллером через последовательный порт или другие интерфейсы. Обработка и вывод пользовательского интерфейса на дисплей. Работа с периферийными устройствами через USB, Wi-Fi, Bluetooth и другие протоколы</w:t>
       </w:r>
       <w:r>
         <w:rPr>
@@ -2970,15 +2864,18 @@
         </w:rPr>
         <w:t xml:space="preserve"> (</w:t>
       </w:r>
-      <w:proofErr w:type="gramStart"/>
-      <w:r>
-        <w:rPr>
-          <w:sz w:val="28"/>
-          <w:szCs w:val="28"/>
-        </w:rPr>
-        <w:t>Жидко-</w:t>
-      </w:r>
-      <w:r>
+      <w:r>
+        <w:rPr>
+          <w:sz w:val="28"/>
+          <w:szCs w:val="28"/>
+        </w:rPr>
+        <w:t>Жидко</w:t>
+      </w:r>
+      <w:r>
+        <w:rPr>
+          <w:sz w:val="28"/>
+          <w:szCs w:val="28"/>
+        </w:rPr>
         <w:t xml:space="preserve"> </w:t>
       </w:r>
       <w:r>
@@ -2986,38 +2883,24 @@
           <w:sz w:val="28"/>
           <w:szCs w:val="28"/>
         </w:rPr>
-        <w:t>кристаллический</w:t>
-      </w:r>
-      <w:proofErr w:type="gramEnd"/>
-      <w:r>
-        <w:rPr>
-          <w:sz w:val="28"/>
-          <w:szCs w:val="28"/>
-        </w:rPr>
-        <w:t>)</w:t>
-      </w:r>
-      <w:r>
-        <w:rPr>
-          <w:sz w:val="28"/>
-          <w:szCs w:val="28"/>
-        </w:rPr>
-        <w:t>, OLED-дисплей, TFT или e-</w:t>
-      </w:r>
-      <w:proofErr w:type="spellStart"/>
-      <w:r>
-        <w:rPr>
-          <w:sz w:val="28"/>
-          <w:szCs w:val="28"/>
-        </w:rPr>
-        <w:t>ink</w:t>
-      </w:r>
-      <w:proofErr w:type="spellEnd"/>
-      <w:r>
-        <w:rPr>
-          <w:sz w:val="28"/>
-          <w:szCs w:val="28"/>
-        </w:rPr>
+        <w:t>-</w:t>
+      </w:r>
+      <w:r>
         <w:t xml:space="preserve"> </w:t>
+      </w:r>
+      <w:r>
+        <w:rPr>
+          <w:sz w:val="28"/>
+          <w:szCs w:val="28"/>
+        </w:rPr>
+        <w:t>кристаллический)</w:t>
+      </w:r>
+      <w:r>
+        <w:rPr>
+          <w:sz w:val="28"/>
+          <w:szCs w:val="28"/>
+        </w:rPr>
+        <w:t xml:space="preserve">, OLED-дисплей, TFT или e-ink </w:t>
       </w:r>
       <w:r>
         <w:rPr>
@@ -3368,6 +3251,17 @@
     </w:p>
     <w:p>
       <w:pPr>
+        <w:pStyle w:val="ab"/>
+        <w:ind w:left="1134" w:right="284"/>
+        <w:jc w:val="both"/>
+        <w:rPr>
+          <w:sz w:val="28"/>
+          <w:szCs w:val="28"/>
+        </w:rPr>
+      </w:pPr>
+    </w:p>
+    <w:p>
+      <w:pPr>
         <w:ind w:left="284" w:right="284"/>
         <w:jc w:val="center"/>
         <w:rPr>
@@ -3380,9 +3274,9 @@
           <w:noProof/>
         </w:rPr>
         <w:drawing>
-          <wp:inline distT="0" distB="0" distL="0" distR="0" wp14:anchorId="0D471C28" wp14:editId="33C1FC00">
-            <wp:extent cx="4242849" cy="1051612"/>
-            <wp:effectExtent l="19050" t="19050" r="24765" b="15240"/>
+          <wp:inline distT="0" distB="0" distL="0" distR="0" wp14:anchorId="0D471C28" wp14:editId="10D46029">
+            <wp:extent cx="3769649" cy="934327"/>
+            <wp:effectExtent l="19050" t="19050" r="21590" b="18415"/>
             <wp:docPr id="960913781" name="Рисунок 1" descr="Изображение выглядит как текст, диаграмма, линия, План&#10;&#10;Контент, сгенерированный ИИ, может содержать ошибки."/>
             <wp:cNvGraphicFramePr>
               <a:graphicFrameLocks xmlns:a="http://schemas.openxmlformats.org/drawingml/2006/main" noChangeAspect="1"/>
@@ -3403,7 +3297,7 @@
                   <pic:spPr>
                     <a:xfrm>
                       <a:off x="0" y="0"/>
-                      <a:ext cx="4291123" cy="1063577"/>
+                      <a:ext cx="3831939" cy="949766"/>
                     </a:xfrm>
                     <a:prstGeom prst="rect">
                       <a:avLst/>
@@ -3481,6 +3375,7 @@
         <w:rPr>
           <w:sz w:val="28"/>
           <w:szCs w:val="28"/>
+          <w:highlight w:val="yellow"/>
         </w:rPr>
         <w:t>Блок блока питания</w:t>
       </w:r>
@@ -3509,15 +3404,27 @@
           <w:szCs w:val="28"/>
         </w:rPr>
       </w:pPr>
-      <w:proofErr w:type="spellStart"/>
-      <w:r>
-        <w:rPr>
-          <w:sz w:val="28"/>
-          <w:szCs w:val="28"/>
-        </w:rPr>
-        <w:t>микроконтролер</w:t>
-      </w:r>
-      <w:proofErr w:type="spellEnd"/>
+      <w:r>
+        <w:rPr>
+          <w:sz w:val="28"/>
+          <w:szCs w:val="28"/>
+        </w:rPr>
+        <w:t>микроконтро</w:t>
+      </w:r>
+      <w:r>
+        <w:rPr>
+          <w:sz w:val="28"/>
+          <w:szCs w:val="28"/>
+        </w:rPr>
+        <w:t>л</w:t>
+      </w:r>
+      <w:r>
+        <w:rPr>
+          <w:sz w:val="28"/>
+          <w:szCs w:val="28"/>
+        </w:rPr>
+        <w:t>лер</w:t>
+      </w:r>
       <w:r>
         <w:rPr>
           <w:sz w:val="28"/>
@@ -3530,7 +3437,21 @@
           <w:sz w:val="28"/>
           <w:szCs w:val="28"/>
         </w:rPr>
-        <w:t>В составе схемы используется микроконтроллер DD2, для работы которого организована минимальная обвязка: подведено питание +5В на соответствующие выводы VCC и AVCC, а также обеспечено заземление на выводы GND. Для работы встроенного тактового генератора подключён кварцевый резонатор ZQ1 и согласующие конденсаторы C1 и C2 между выводами XTAL1 и XTAL2. Также предусмотрена кнопка сброса SW12 через подтягивающий резистор R11 к линии питания для принудительной перезагрузки микроконтроллера. Входы и выходы микроконтроллера подключены к управляющим кнопкам обеспечивая считывание состояния орган</w:t>
+        <w:t>В составе схемы используется микроконтроллер DD2, для работы которого организована минимальная обвязка: подведено питание +5</w:t>
+      </w:r>
+      <w:r>
+        <w:rPr>
+          <w:sz w:val="28"/>
+          <w:szCs w:val="28"/>
+        </w:rPr>
+        <w:t xml:space="preserve"> </w:t>
+      </w:r>
+      <w:r>
+        <w:rPr>
+          <w:sz w:val="28"/>
+          <w:szCs w:val="28"/>
+        </w:rPr>
+        <w:t>В на соответствующие выводы VCC и AVCC, а также обеспечено заземление на выводы GND. Для работы встроенного тактового генератора подключён кварцевый резонатор ZQ1 и согласующие конденсаторы C1 и C2 между выводами XTAL1 и XTAL2. Также предусмотрена кнопка сброса SW12 через подтягивающий резистор R11 к линии питания для принудительной перезагрузки микроконтроллера. Входы и выходы микроконтроллера подключены к управляющим кнопкам обеспечивая считывание состояния орган</w:t>
       </w:r>
       <w:r>
         <w:rPr>
@@ -3609,9 +3530,9 @@
           <w:noProof/>
         </w:rPr>
         <w:drawing>
-          <wp:inline distT="0" distB="0" distL="0" distR="0" wp14:anchorId="56EFE5B2" wp14:editId="016C2AA4">
-            <wp:extent cx="2485610" cy="2351733"/>
-            <wp:effectExtent l="19050" t="19050" r="10160" b="10795"/>
+          <wp:inline distT="0" distB="0" distL="0" distR="0" wp14:anchorId="56EFE5B2" wp14:editId="2B4E0428">
+            <wp:extent cx="2157949" cy="2041720"/>
+            <wp:effectExtent l="19050" t="19050" r="13970" b="15875"/>
             <wp:docPr id="510070553" name="Рисунок 1" descr="Изображение выглядит как текст, диаграмма, План, Технический чертеж&#10;&#10;Контент, сгенерированный ИИ, может содержать ошибки."/>
             <wp:cNvGraphicFramePr>
               <a:graphicFrameLocks xmlns:a="http://schemas.openxmlformats.org/drawingml/2006/main" noChangeAspect="1"/>
@@ -3632,7 +3553,7 @@
                   <pic:spPr>
                     <a:xfrm>
                       <a:off x="0" y="0"/>
-                      <a:ext cx="2485610" cy="2351733"/>
+                      <a:ext cx="2165532" cy="2048894"/>
                     </a:xfrm>
                     <a:prstGeom prst="rect">
                       <a:avLst/>
@@ -3677,6 +3598,13 @@
         </w:rPr>
         <w:t>Рисунок 4 – Блок микроконтроллер</w:t>
       </w:r>
+      <w:r>
+        <w:rPr>
+          <w:sz w:val="28"/>
+          <w:szCs w:val="28"/>
+        </w:rPr>
+        <w:t>а</w:t>
+      </w:r>
     </w:p>
     <w:p>
       <w:pPr>
@@ -3706,103 +3634,14 @@
           <w:sz w:val="28"/>
           <w:szCs w:val="28"/>
         </w:rPr>
-        <w:t xml:space="preserve">Блок интерфейса предназначен для считывания состояния кнопок управления и сигналов от аналоговых джойстиков. Каждая кнопка (B_X, B_Y, B_B, B_A, </w:t>
-      </w:r>
-      <w:proofErr w:type="spellStart"/>
-      <w:r>
-        <w:rPr>
-          <w:sz w:val="28"/>
-          <w:szCs w:val="28"/>
-        </w:rPr>
-        <w:t>B_up</w:t>
-      </w:r>
-      <w:proofErr w:type="spellEnd"/>
-      <w:r>
-        <w:rPr>
-          <w:sz w:val="28"/>
-          <w:szCs w:val="28"/>
-        </w:rPr>
-        <w:t xml:space="preserve">, </w:t>
-      </w:r>
-      <w:proofErr w:type="spellStart"/>
-      <w:r>
-        <w:rPr>
-          <w:sz w:val="28"/>
-          <w:szCs w:val="28"/>
-        </w:rPr>
-        <w:t>B_down</w:t>
-      </w:r>
-      <w:proofErr w:type="spellEnd"/>
-      <w:r>
-        <w:rPr>
-          <w:sz w:val="28"/>
-          <w:szCs w:val="28"/>
-        </w:rPr>
-        <w:t xml:space="preserve">, </w:t>
-      </w:r>
-      <w:proofErr w:type="spellStart"/>
-      <w:r>
-        <w:rPr>
-          <w:sz w:val="28"/>
-          <w:szCs w:val="28"/>
-        </w:rPr>
-        <w:t>B_left</w:t>
-      </w:r>
-      <w:proofErr w:type="spellEnd"/>
-      <w:r>
-        <w:rPr>
-          <w:sz w:val="28"/>
-          <w:szCs w:val="28"/>
-        </w:rPr>
-        <w:t xml:space="preserve">, </w:t>
-      </w:r>
-      <w:proofErr w:type="spellStart"/>
-      <w:r>
-        <w:rPr>
-          <w:sz w:val="28"/>
-          <w:szCs w:val="28"/>
-        </w:rPr>
-        <w:t>B_right</w:t>
-      </w:r>
-      <w:proofErr w:type="spellEnd"/>
-      <w:r>
-        <w:rPr>
-          <w:sz w:val="28"/>
-          <w:szCs w:val="28"/>
-        </w:rPr>
-        <w:t xml:space="preserve">, </w:t>
-      </w:r>
-      <w:proofErr w:type="spellStart"/>
-      <w:r>
-        <w:rPr>
-          <w:sz w:val="28"/>
-          <w:szCs w:val="28"/>
-        </w:rPr>
-        <w:t>B_select</w:t>
-      </w:r>
-      <w:proofErr w:type="spellEnd"/>
-      <w:r>
-        <w:rPr>
-          <w:sz w:val="28"/>
-          <w:szCs w:val="28"/>
-        </w:rPr>
-        <w:t xml:space="preserve">, </w:t>
-      </w:r>
-      <w:proofErr w:type="spellStart"/>
-      <w:r>
-        <w:rPr>
-          <w:sz w:val="28"/>
-          <w:szCs w:val="28"/>
-        </w:rPr>
-        <w:t>B_start</w:t>
-      </w:r>
-      <w:proofErr w:type="spellEnd"/>
-      <w:r>
-        <w:rPr>
-          <w:sz w:val="28"/>
-          <w:szCs w:val="28"/>
-        </w:rPr>
-        <w:t xml:space="preserve">) подключена параллельно к линии +5 В через индивидуальные подтягивающие резисторы (R1–R10), а замыкание кнопки на землю формирует логический «0», который считывается микроконтроллером. Сигналы с аналоговых джойстиков (JS_1_X, JS_1_Y, JS_2_X, JS_2_Y) поступают на отдельные аналоговые входы через модули DA3 и DA4, обеспечивающие их питание от +3,3 В и передачу аналогового напряжения, пропорционального положению стиков. </w:t>
+        <w:t>б</w:t>
+      </w:r>
+      <w:r>
+        <w:rPr>
+          <w:sz w:val="28"/>
+          <w:szCs w:val="28"/>
+        </w:rPr>
+        <w:t xml:space="preserve">лок интерфейса предназначен для считывания состояния кнопок управления и сигналов от аналоговых джойстиков. Каждая кнопка (B_X, B_Y, B_B, B_A, B_up, B_down, B_left, B_right, B_select, B_start) подключена параллельно к линии +5 В через индивидуальные подтягивающие резисторы (R1–R10), а замыкание кнопки на землю формирует логический «0», который считывается микроконтроллером. Сигналы с аналоговых джойстиков (JS_1_X, JS_1_Y, JS_2_X, JS_2_Y) поступают на отдельные аналоговые входы через модули DA3 и DA4, обеспечивающие их питание от +3,3 В и передачу аналогового напряжения, пропорционального положению стиков. </w:t>
       </w:r>
       <w:r>
         <w:rPr>
@@ -4095,6 +3934,7 @@
     </w:p>
     <w:p>
       <w:pPr>
+        <w:spacing w:line="360" w:lineRule="auto"/>
         <w:jc w:val="center"/>
         <w:rPr>
           <w:color w:val="000000"/>
@@ -4151,8 +3991,17 @@
           <w:color w:val="000000"/>
           <w:sz w:val="28"/>
           <w:szCs w:val="28"/>
-        </w:rPr>
-        <w:t>Блок дисплея представляет собой внешнюю плату с экраном, подключаемую к одноплатному ПК через специализированный интерфейс. Дисплей получает питание от линии +5 В и обменивается данными с одноплатным ПК, отображая графическую информацию — интерфейс, элементы управления и сам игровой процесс. Он играет ключевую роль в системе, обеспечивая визуальную обратную связь для пользователя при запуске и управлении играми.</w:t>
+          <w:highlight w:val="yellow"/>
+        </w:rPr>
+        <w:t>Блок</w:t>
+      </w:r>
+      <w:r>
+        <w:rPr>
+          <w:color w:val="000000"/>
+          <w:sz w:val="28"/>
+          <w:szCs w:val="28"/>
+        </w:rPr>
+        <w:t xml:space="preserve"> дисплея представляет собой внешнюю плату с экраном, подключаемую к одноплатному ПК через специализированный интерфейс. Дисплей получает питание от линии +5 В и обменивается данными с одноплатным ПК, отображая графическую информацию — интерфейс, элементы управления и сам игровой процесс. Он играет ключевую роль в системе, обеспечивая визуальную обратную связь для пользователя при запуске и управлении играми.</w:t>
       </w:r>
     </w:p>
     <w:p>
@@ -4234,7 +4083,22 @@
           <w:sz w:val="28"/>
           <w:szCs w:val="28"/>
         </w:rPr>
-        <w:t xml:space="preserve">Опираясь на разработанную схему электрической принципиальной, были подобраны элементы, необходимые для реализации выбранного функционала. </w:t>
+        <w:t xml:space="preserve">Опираясь на разработанную схему </w:t>
+      </w:r>
+      <w:r>
+        <w:rPr>
+          <w:sz w:val="28"/>
+          <w:szCs w:val="28"/>
+          <w:highlight w:val="yellow"/>
+        </w:rPr>
+        <w:t>электрической принципиальной</w:t>
+      </w:r>
+      <w:r>
+        <w:rPr>
+          <w:sz w:val="28"/>
+          <w:szCs w:val="28"/>
+        </w:rPr>
+        <w:t xml:space="preserve">, были подобраны элементы, необходимые для реализации выбранного функционала. </w:t>
       </w:r>
     </w:p>
     <w:p>
@@ -4252,17 +4116,36 @@
           <w:sz w:val="28"/>
           <w:szCs w:val="28"/>
         </w:rPr>
-        <w:t xml:space="preserve">Для питания микропроцессорной части используется стандартная плата зарядки/разрядки аккумулятора на 3,7В и DC-DC преобразователь XL6019 с током </w:t>
-      </w:r>
-      <w:proofErr w:type="gramStart"/>
-      <w:r>
-        <w:rPr>
-          <w:sz w:val="28"/>
-          <w:szCs w:val="28"/>
-        </w:rPr>
-        <w:t>до 3 А</w:t>
-      </w:r>
-      <w:proofErr w:type="gramEnd"/>
+        <w:t xml:space="preserve">Для питания микропроцессорной части используется стандартная плата зарядки/разрядки аккумулятора на </w:t>
+      </w:r>
+      <w:r>
+        <w:rPr>
+          <w:sz w:val="28"/>
+          <w:szCs w:val="28"/>
+        </w:rPr>
+        <w:t>+</w:t>
+      </w:r>
+      <w:r>
+        <w:rPr>
+          <w:sz w:val="28"/>
+          <w:szCs w:val="28"/>
+        </w:rPr>
+        <w:t>3,7</w:t>
+      </w:r>
+      <w:r>
+        <w:rPr>
+          <w:sz w:val="28"/>
+          <w:szCs w:val="28"/>
+        </w:rPr>
+        <w:t xml:space="preserve"> </w:t>
+      </w:r>
+      <w:r>
+        <w:rPr>
+          <w:sz w:val="28"/>
+          <w:szCs w:val="28"/>
+        </w:rPr>
+        <w:t>В и DC-DC преобразователь XL6019 с током до 3 А</w:t>
+      </w:r>
       <w:r>
         <w:rPr>
           <w:sz w:val="28"/>
@@ -4275,28 +4158,25 @@
           <w:sz w:val="28"/>
           <w:szCs w:val="28"/>
         </w:rPr>
-        <w:t xml:space="preserve">. Напряжение на вход подается от литий-ионного аккумулятора. Плата зарядки обеспечивает безопасную зарядку и защиту аккумулятора от </w:t>
-      </w:r>
-      <w:proofErr w:type="spellStart"/>
-      <w:r>
-        <w:rPr>
-          <w:sz w:val="28"/>
-          <w:szCs w:val="28"/>
-        </w:rPr>
-        <w:t>переразряда</w:t>
-      </w:r>
-      <w:proofErr w:type="spellEnd"/>
-      <w:r>
-        <w:rPr>
-          <w:sz w:val="28"/>
-          <w:szCs w:val="28"/>
-        </w:rPr>
-        <w:t>, перезаряда и короткого замыкания, повышая надежность устройства. DC-DC преобразователь XL6019 стабилизирует выходное напряжение на уровне 5 В и отличается широким диапазоном входных напряжений, высоким КПД до 92% и способностью обеспечивать выходной ток до 3А, что делает его оптимальным решением для аккумуляторных систем.</w:t>
-      </w:r>
-    </w:p>
-    <w:p>
-      <w:pPr>
-        <w:spacing w:line="360" w:lineRule="auto"/>
+        <w:t xml:space="preserve">. Напряжение на вход подается от литий-ионного аккумулятора. Плата зарядки обеспечивает безопасную зарядку и защиту аккумулятора от переразряда, перезаряда и короткого замыкания, повышая надежность устройства. DC-DC преобразователь XL6019 стабилизирует выходное напряжение на уровне </w:t>
+      </w:r>
+      <w:r>
+        <w:rPr>
+          <w:sz w:val="28"/>
+          <w:szCs w:val="28"/>
+        </w:rPr>
+        <w:t>+</w:t>
+      </w:r>
+      <w:r>
+        <w:rPr>
+          <w:sz w:val="28"/>
+          <w:szCs w:val="28"/>
+        </w:rPr>
+        <w:t>5 В и отличается широким диапазоном входных напряжений, высоким КПД до 92% и способностью обеспечивать выходной ток до 3А, что делает его оптимальным решением для аккумуляторных систем.</w:t>
+      </w:r>
+    </w:p>
+    <w:p>
+      <w:pPr>
         <w:jc w:val="center"/>
         <w:rPr>
           <w:b/>
@@ -4308,6 +4188,7 @@
     </w:p>
     <w:p>
       <w:pPr>
+        <w:spacing w:line="360" w:lineRule="auto"/>
         <w:ind w:left="284" w:right="284"/>
         <w:jc w:val="center"/>
         <w:rPr>
@@ -4375,6 +4256,16 @@
     </w:p>
     <w:p>
       <w:pPr>
+        <w:ind w:left="284" w:right="284"/>
+        <w:jc w:val="center"/>
+        <w:rPr>
+          <w:sz w:val="28"/>
+          <w:szCs w:val="28"/>
+        </w:rPr>
+      </w:pPr>
+    </w:p>
+    <w:p>
+      <w:pPr>
         <w:spacing w:line="360" w:lineRule="auto"/>
         <w:ind w:left="284" w:right="284"/>
         <w:jc w:val="center"/>
@@ -4483,61 +4374,23 @@
           <w:sz w:val="28"/>
           <w:szCs w:val="28"/>
         </w:rPr>
-        <w:t xml:space="preserve">Atmega32U4 — это 8-битный микроконтроллер семейства AVR от компании </w:t>
-      </w:r>
-      <w:proofErr w:type="spellStart"/>
-      <w:r>
-        <w:rPr>
-          <w:color w:val="000000" w:themeColor="text1"/>
-          <w:sz w:val="28"/>
-          <w:szCs w:val="28"/>
-        </w:rPr>
-        <w:t>Microchip</w:t>
-      </w:r>
-      <w:proofErr w:type="spellEnd"/>
-      <w:r>
-        <w:rPr>
-          <w:color w:val="000000" w:themeColor="text1"/>
-          <w:sz w:val="28"/>
-          <w:szCs w:val="28"/>
-        </w:rPr>
-        <w:t xml:space="preserve"> (ранее </w:t>
-      </w:r>
-      <w:proofErr w:type="spellStart"/>
-      <w:r>
-        <w:rPr>
-          <w:color w:val="000000" w:themeColor="text1"/>
-          <w:sz w:val="28"/>
-          <w:szCs w:val="28"/>
-        </w:rPr>
-        <w:t>Atmel</w:t>
-      </w:r>
-      <w:proofErr w:type="spellEnd"/>
-      <w:r>
-        <w:rPr>
-          <w:color w:val="000000" w:themeColor="text1"/>
-          <w:sz w:val="28"/>
-          <w:szCs w:val="28"/>
-        </w:rPr>
-        <w:t xml:space="preserve">), построенный на архитектуре RISC. Он работает на частоте до 16 МГц, имеет 32 КБ </w:t>
-      </w:r>
-      <w:proofErr w:type="spellStart"/>
-      <w:r>
-        <w:rPr>
-          <w:color w:val="000000" w:themeColor="text1"/>
-          <w:sz w:val="28"/>
-          <w:szCs w:val="28"/>
-        </w:rPr>
-        <w:t>флеш</w:t>
-      </w:r>
-      <w:proofErr w:type="spellEnd"/>
-      <w:r>
-        <w:rPr>
-          <w:color w:val="000000" w:themeColor="text1"/>
-          <w:sz w:val="28"/>
-          <w:szCs w:val="28"/>
-        </w:rPr>
-        <w:t xml:space="preserve">-памяти для хранения программы, 2,5 КБ оперативной памяти SRAM и 1 КБ энергонезависимой памяти EEPROM. Особенностью микроконтроллера является встроенный полноценный USB 2.0 интерфейс, </w:t>
+        <w:t xml:space="preserve">Atmega32U4 </w:t>
+      </w:r>
+      <w:r>
+        <w:rPr>
+          <w:color w:val="000000" w:themeColor="text1"/>
+          <w:sz w:val="28"/>
+          <w:szCs w:val="28"/>
+        </w:rPr>
+        <w:t>–</w:t>
+      </w:r>
+      <w:r>
+        <w:rPr>
+          <w:color w:val="000000" w:themeColor="text1"/>
+          <w:sz w:val="28"/>
+          <w:szCs w:val="28"/>
+        </w:rPr>
+        <w:t xml:space="preserve"> это 8-битный микроконтроллер семейства AVR от компании Microchip (ранее Atmel), построенный на архитектуре RISC. Он работает на частоте до 16 МГц, имеет 32 КБ флеш-памяти для хранения программы, 2,5 КБ оперативной </w:t>
       </w:r>
       <w:r>
         <w:rPr>
@@ -4546,7 +4399,7 @@
           <w:szCs w:val="28"/>
         </w:rPr>
         <w:lastRenderedPageBreak/>
-        <w:t>позволяющий подключать его напрямую к компьютеру без внешних преобразователей. В чип также интегрированы АЦП на 10 бит, шесть 8-битных и три 16-битных таймера, поддержка протоколов SPI, I2C и UART. Микроконтроллер отличается низким энергопотреблением, поддержкой нескольких режимов энергосбережения и богатым набором периферии, что делает его идеальным для проектов, требующих USB-связи и компактности.</w:t>
+        <w:t>памяти SRAM и 1 КБ энергонезависимой памяти EEPROM. Особенностью микроконтроллера является встроенный полноценный USB 2.0 интерфейс, позволяющий подключать его напрямую к компьютеру без внешних преобразователей. В чип также интегрированы АЦП на 10 бит, шесть 8-битных и три 16-битных таймера, поддержка протоколов SPI, I2C и UART. Микроконтроллер отличается низким энергопотреблением, поддержкой нескольких режимов энергосбережения и богатым набором периферии, что делает его идеальным для проектов, требующих USB-связи и компактности.</w:t>
       </w:r>
     </w:p>
     <w:p>
@@ -4832,16 +4685,8 @@
           <w:sz w:val="28"/>
           <w:szCs w:val="28"/>
         </w:rPr>
-        <w:t>Конденсатор — это пассивный электронный компонент, предназначенный для накопления и хранения электрического заряда. В данном устройстве использу</w:t>
-      </w:r>
-      <w:r>
-        <w:rPr>
-          <w:color w:val="000000" w:themeColor="text1"/>
-          <w:sz w:val="28"/>
-          <w:szCs w:val="28"/>
-        </w:rPr>
         <w:lastRenderedPageBreak/>
-        <w:t>ется конденсатор номиналом 22 пФ, который выполняет функцию частотозадающего элемента в колебательном контуре. Он определяет рабочую частоту генерации вместе с другими элементами схемы.</w:t>
+        <w:t>Конденсатор — это пассивный электронный компонент, предназначенный для накопления и хранения электрического заряда. В данном устройстве используется конденсатор номиналом 22 пФ, который выполняет функцию частотозадающего элемента в колебательном контуре. Он определяет рабочую частоту генерации вместе с другими элементами схемы.</w:t>
       </w:r>
     </w:p>
     <w:p>
@@ -5014,7 +4859,6 @@
     </w:p>
     <w:p>
       <w:pPr>
-        <w:spacing w:line="360" w:lineRule="auto"/>
         <w:ind w:left="284" w:rightChars="284" w:right="682" w:firstLine="851"/>
         <w:jc w:val="both"/>
         <w:rPr>
@@ -5026,7 +4870,7 @@
     <w:p>
       <w:pPr>
         <w:spacing w:line="360" w:lineRule="auto"/>
-        <w:ind w:left="284" w:rightChars="284" w:right="682" w:firstLine="851"/>
+        <w:ind w:left="284" w:right="284" w:firstLine="851"/>
         <w:jc w:val="both"/>
         <w:rPr>
           <w:sz w:val="28"/>
@@ -5038,167 +4882,7 @@
           <w:sz w:val="28"/>
           <w:szCs w:val="28"/>
         </w:rPr>
-        <w:t xml:space="preserve">Orange </w:t>
-      </w:r>
-      <w:proofErr w:type="spellStart"/>
-      <w:r>
-        <w:rPr>
-          <w:sz w:val="28"/>
-          <w:szCs w:val="28"/>
-        </w:rPr>
-        <w:t>Pi</w:t>
-      </w:r>
-      <w:proofErr w:type="spellEnd"/>
-      <w:r>
-        <w:rPr>
-          <w:sz w:val="28"/>
-          <w:szCs w:val="28"/>
-        </w:rPr>
-        <w:t xml:space="preserve"> Zero 3 — это </w:t>
-      </w:r>
-      <w:proofErr w:type="spellStart"/>
-      <w:r>
-        <w:rPr>
-          <w:sz w:val="28"/>
-          <w:szCs w:val="28"/>
-        </w:rPr>
-        <w:t>высокоинтегрированный</w:t>
-      </w:r>
-      <w:proofErr w:type="spellEnd"/>
-      <w:r>
-        <w:rPr>
-          <w:sz w:val="28"/>
-          <w:szCs w:val="28"/>
-        </w:rPr>
-        <w:t xml:space="preserve"> одноплатный мини-компьютер, который в данном проекте используется в качестве основного вычислительного элемента портативной игровой консоли. Благодаря своим компактным размерам (55×50 мм), энергоэффективности и при этом достаточно высокой производительности, данная плата позволяет реализовать полноценную игровую систему с широким функционалом. В основе Orange </w:t>
-      </w:r>
-      <w:proofErr w:type="spellStart"/>
-      <w:r>
-        <w:rPr>
-          <w:sz w:val="28"/>
-          <w:szCs w:val="28"/>
-        </w:rPr>
-        <w:t>Pi</w:t>
-      </w:r>
-      <w:proofErr w:type="spellEnd"/>
-      <w:r>
-        <w:rPr>
-          <w:sz w:val="28"/>
-          <w:szCs w:val="28"/>
-        </w:rPr>
-        <w:t xml:space="preserve"> Zero 3 лежит четырёхъядерный процессор </w:t>
-      </w:r>
-      <w:proofErr w:type="spellStart"/>
-      <w:r>
-        <w:rPr>
-          <w:sz w:val="28"/>
-          <w:szCs w:val="28"/>
-        </w:rPr>
-        <w:t>Allwinner</w:t>
-      </w:r>
-      <w:proofErr w:type="spellEnd"/>
-      <w:r>
-        <w:rPr>
-          <w:sz w:val="28"/>
-          <w:szCs w:val="28"/>
-        </w:rPr>
-        <w:t xml:space="preserve"> H618 (архитектура ARM Cortex-A53, тактовая частота до 1.5 ГГц), а также графический ускоритель Mali-G31 MP2, что обеспечивает плавную работу пользовательского интерфейса и поддержку эмуляторов классических игровых платформ (таких как NES, SNES, </w:t>
-      </w:r>
-      <w:proofErr w:type="spellStart"/>
-      <w:r>
-        <w:rPr>
-          <w:sz w:val="28"/>
-          <w:szCs w:val="28"/>
-        </w:rPr>
-        <w:t>Sega</w:t>
-      </w:r>
-      <w:proofErr w:type="spellEnd"/>
-      <w:r>
-        <w:rPr>
-          <w:sz w:val="28"/>
-          <w:szCs w:val="28"/>
-        </w:rPr>
-        <w:t xml:space="preserve">, Game </w:t>
-      </w:r>
-      <w:proofErr w:type="spellStart"/>
-      <w:r>
-        <w:rPr>
-          <w:sz w:val="28"/>
-          <w:szCs w:val="28"/>
-        </w:rPr>
-        <w:t>Boy</w:t>
-      </w:r>
-      <w:proofErr w:type="spellEnd"/>
-      <w:r>
-        <w:rPr>
-          <w:sz w:val="28"/>
-          <w:szCs w:val="28"/>
-        </w:rPr>
-        <w:t xml:space="preserve"> и других). Плата оснащается 1 или 2 ГБ оперативной памяти DDR4, </w:t>
-      </w:r>
-      <w:proofErr w:type="spellStart"/>
-      <w:r>
-        <w:rPr>
-          <w:sz w:val="28"/>
-          <w:szCs w:val="28"/>
-        </w:rPr>
-        <w:t>microSD</w:t>
-      </w:r>
-      <w:proofErr w:type="spellEnd"/>
-      <w:r>
-        <w:rPr>
-          <w:sz w:val="28"/>
-          <w:szCs w:val="28"/>
-        </w:rPr>
-        <w:t xml:space="preserve">-слотом для установки операционной системы (например, </w:t>
-      </w:r>
-      <w:proofErr w:type="spellStart"/>
-      <w:r>
-        <w:rPr>
-          <w:sz w:val="28"/>
-          <w:szCs w:val="28"/>
-        </w:rPr>
-        <w:t>Armbian</w:t>
-      </w:r>
-      <w:proofErr w:type="spellEnd"/>
-      <w:r>
-        <w:rPr>
-          <w:sz w:val="28"/>
-          <w:szCs w:val="28"/>
-        </w:rPr>
-        <w:t xml:space="preserve">, </w:t>
-      </w:r>
-      <w:proofErr w:type="spellStart"/>
-      <w:r>
-        <w:rPr>
-          <w:sz w:val="28"/>
-          <w:szCs w:val="28"/>
-        </w:rPr>
-        <w:t>Debian</w:t>
-      </w:r>
-      <w:proofErr w:type="spellEnd"/>
-      <w:r>
-        <w:rPr>
-          <w:sz w:val="28"/>
-          <w:szCs w:val="28"/>
-        </w:rPr>
-        <w:t xml:space="preserve">, Ubuntu), а также встроенными модулями </w:t>
-      </w:r>
-      <w:proofErr w:type="spellStart"/>
-      <w:r>
-        <w:rPr>
-          <w:sz w:val="28"/>
-          <w:szCs w:val="28"/>
-        </w:rPr>
-        <w:t>Wi</w:t>
-      </w:r>
-      <w:proofErr w:type="spellEnd"/>
-      <w:r>
-        <w:rPr>
-          <w:sz w:val="28"/>
-          <w:szCs w:val="28"/>
-        </w:rPr>
-        <w:t xml:space="preserve">-Fi 5 (802.11ac) и Bluetooth 5.0 для беспроводной связи с периферийными устройствами. Кроме того, </w:t>
+        <w:t>Orange Pi Zero 3 — это высокоинтегрированный одноплатный мини-компьютер, который в данном проекте используется в качестве основного вычислительного элемента портативной игровой консоли. Благодаря своим компактным размерам (55×50 мм), энергоэффективности и при этом достаточно высокой производительности, данная плата позволяет реализовать полноценную игровую систему с широким функционалом. В основе Orange Pi Zero 3 лежит четырёхъядерный процессор Allwinner H618 (архитектура ARM Cortex-A53, тактовая частота до 1.5 ГГц), а также графический ускоритель Mali-G31 MP2, что обеспечивает плавную работу пользовательского интерфейса и поддержку эмуляторов классических игровых платформ (таких как NES, SNES, Sega, Game Boy и других). Плата оснащается 1 или 2 ГБ оперативной памяти DDR4, microSD-слотом для установки операционной системы (например, Armbian, Debian, Ubuntu), а также встроенными модулями Wi-</w:t>
       </w:r>
       <w:r>
         <w:rPr>
@@ -5206,48 +4890,13 @@
           <w:szCs w:val="28"/>
         </w:rPr>
         <w:lastRenderedPageBreak/>
-        <w:t xml:space="preserve">Orange </w:t>
-      </w:r>
-      <w:proofErr w:type="spellStart"/>
-      <w:r>
-        <w:rPr>
-          <w:sz w:val="28"/>
-          <w:szCs w:val="28"/>
-        </w:rPr>
-        <w:t>Pi</w:t>
-      </w:r>
-      <w:proofErr w:type="spellEnd"/>
-      <w:r>
-        <w:rPr>
-          <w:sz w:val="28"/>
-          <w:szCs w:val="28"/>
-        </w:rPr>
-        <w:t xml:space="preserve"> Zero 3 предоставляет доступ к разнообразным интерфейсам: USB 2.0 для подключения контроллеров и накопителей, USB Type-C для питания и OTG-соединений, 26-контактный GPIO, а также интерфейсы UART, SPI, I2C и PWM, что позволяет расширить функциональность устройства и подключить различные внешние модули, такие как дисплей, аудиосистема, аккумуляторный модуль и другие компоненты консоли. Питание платы осуществляется от источника напряжения 5 В через USB Type-C, что упрощает интеграцию в портативный корпус. Благодаря сочетанию мощности, универсальности и открытой архитектуры, Orange </w:t>
-      </w:r>
-      <w:proofErr w:type="spellStart"/>
-      <w:r>
-        <w:rPr>
-          <w:sz w:val="28"/>
-          <w:szCs w:val="28"/>
-        </w:rPr>
-        <w:t>Pi</w:t>
-      </w:r>
-      <w:proofErr w:type="spellEnd"/>
-      <w:r>
-        <w:rPr>
-          <w:sz w:val="28"/>
-          <w:szCs w:val="28"/>
-        </w:rPr>
-        <w:t xml:space="preserve"> Zero 3 идеально подходит для создания персональных игровых платформ на базе Linux. Устройство представлено на рисунке 11.</w:t>
-      </w:r>
-    </w:p>
-    <w:p>
-      <w:pPr>
-        <w:spacing w:line="360" w:lineRule="auto"/>
+        <w:t>Fi 5 (802.11ac) и Bluetooth 5.0 для беспроводной связи с периферийными устройствами. Кроме того, Orange Pi Zero 3 предоставляет доступ к разнообразным интерфейсам: USB 2.0 для подключения контроллеров и накопителей, USB Type-C для питания и OTG-соединений, 26-контактный GPIO, а также интерфейсы UART, SPI, I2C и PWM, что позволяет расширить функциональность устройства и подключить различные внешние модули, такие как дисплей, аудиосистема, аккумуляторный модуль и другие компоненты консоли. Питание платы осуществляется от источника напряжения 5 В через USB Type-C, что упрощает интеграцию в портативный корпус. Благодаря сочетанию мощности, универсальности и открытой архитектуры, Orange Pi Zero 3 идеально подходит для создания персональных игровых платформ на базе Linux. Устройство представлено на рисунке 11.</w:t>
+      </w:r>
+    </w:p>
+    <w:p>
+      <w:pPr>
         <w:jc w:val="center"/>
         <w:rPr>
-          <w:b/>
-          <w:bCs/>
           <w:sz w:val="28"/>
           <w:szCs w:val="28"/>
         </w:rPr>
@@ -5417,17 +5066,16 @@
         <w:ind w:left="284" w:right="284" w:firstLine="851"/>
         <w:jc w:val="both"/>
         <w:rPr>
-          <w:color w:val="000000" w:themeColor="text1"/>
-          <w:sz w:val="28"/>
-          <w:szCs w:val="28"/>
-        </w:rPr>
-      </w:pPr>
-      <w:r>
-        <w:rPr>
-          <w:sz w:val="28"/>
-          <w:szCs w:val="28"/>
-        </w:rPr>
-        <w:t xml:space="preserve">Медные купольные кнопки используются в данном проекте в качестве тактильных элементов управления для портативной игровой консоли. Эти кнопки представляют собой тонкие металлические мембраны, изготовленные из медного сплава, которые при нажатии замыкают электрические контакты на плате. Основными преимуществами медных купольных кнопок являются высокая надёжность, </w:t>
+          <w:sz w:val="28"/>
+          <w:szCs w:val="28"/>
+        </w:rPr>
+      </w:pPr>
+      <w:r>
+        <w:rPr>
+          <w:sz w:val="28"/>
+          <w:szCs w:val="28"/>
+        </w:rPr>
+        <w:t xml:space="preserve">Медные купольные кнопки используются в данном проекте в качестве тактильных элементов управления для портативной игровой консоли. Эти кнопки представляют собой тонкие металлические мембраны, изготовленные из медного </w:t>
       </w:r>
       <w:r>
         <w:rPr>
@@ -5435,8 +5083,21 @@
           <w:szCs w:val="28"/>
         </w:rPr>
         <w:lastRenderedPageBreak/>
-        <w:t>чёткий тактильный отклик (характерный щелчок при нажатии), малый размер и долговечность — они выдерживают десятки тысяч нажатий без ухудшения чувствительности. Такие кнопки часто применяются в промышленной электронике, пультах и портативных устройствах, где требуется компактность и отзывчивость. В конструкции консоли они размещаются под гибкой накладкой или плёнкой и подключаются к управляющему контроллеру, обеспечивая удобное управление игровым процессом при минимальной толщине устройства.</w:t>
-      </w:r>
+        <w:t>сплава, которые при нажатии замыкают электрические контакты на плате. Основными преимуществами медных купольных кнопок являются высокая надёжность, чёткий тактильный отклик (характерный щелчок при нажатии), малый размер и долговечность — они выдерживают десятки тысяч нажатий без ухудшения чувствительности. Такие кнопки часто применяются в промышленной электронике, пультах и портативных устройствах, где требуется компактность и отзывчивость. В конструкции консоли они размещаются под гибкой накладкой или плёнкой и подключаются к управляющему контроллеру, обеспечивая удобное управление игровым процессом при минимальной толщине устройства.</w:t>
+      </w:r>
+    </w:p>
+    <w:p>
+      <w:pPr>
+        <w:pStyle w:val="ad"/>
+        <w:spacing w:before="0" w:beforeAutospacing="0" w:after="0" w:afterAutospacing="0" w:line="360" w:lineRule="auto"/>
+        <w:ind w:left="284" w:right="284" w:firstLine="851"/>
+        <w:jc w:val="both"/>
+        <w:rPr>
+          <w:color w:val="000000" w:themeColor="text1"/>
+          <w:sz w:val="28"/>
+          <w:szCs w:val="28"/>
+        </w:rPr>
+      </w:pPr>
     </w:p>
     <w:p>
       <w:pPr>
@@ -5605,7 +5266,7 @@
           <w:sz w:val="28"/>
           <w:szCs w:val="28"/>
         </w:rPr>
-        <w:t xml:space="preserve">Аналоговые стики от PSP-2000 применяются в проекте в качестве элементов управления для реализации плавного и точного ввода, аналогичного управлению в оригинальных игровых консолях. Эти миниатюрные джойстики имеют компактную конструкцию и позволяют считывать отклонения по двум осям (X и Y), обеспечивая аналоговый сигнал, который преобразуется в цифровой с помощью АЦП (аналогово-цифрового преобразователя) на управляющем контроллере. Стики от PSP-2000 отличаются надёжностью, удобной формой и мягким ходом, что делает их идеальными для портативных устройств, где важно сочетание эргономики и компактности. Они крепятся к корпусу консоли и подключаются через шлейф или напрямую к печатной плате, занимая минимальное пространство и обеспечивая качественный пользовательский опыт при управлении персонажем, навигации по </w:t>
+        <w:t xml:space="preserve">Аналоговые стики от PSP-2000 применяются в проекте в качестве элементов управления для реализации плавного и точного ввода, аналогичного управлению в оригинальных игровых консолях. Эти миниатюрные джойстики имеют компактную конструкцию и позволяют считывать отклонения по двум осям (X и Y), обеспечивая аналоговый сигнал, который преобразуется в цифровой с помощью АЦП (аналогово-цифрового преобразователя) на управляющем контроллере. Стики от PSP-2000 отличаются надёжностью, удобной формой и мягким ходом, что делает их идеальными для портативных устройств, где важно сочетание эргономики и </w:t>
       </w:r>
       <w:r>
         <w:rPr>
@@ -5613,7 +5274,7 @@
           <w:szCs w:val="28"/>
         </w:rPr>
         <w:lastRenderedPageBreak/>
-        <w:t>меню или в играх, требующих точного позиционирования. Устройство представлено на рисунке 13.</w:t>
+        <w:t>компактности. Они крепятся к корпусу консоли и подключаются через шлейф или напрямую к печатной плате, занимая минимальное пространство и обеспечивая качественный пользовательский опыт при управлении персонажем, навигации по меню или в играх, требующих точного позиционирования. Устройство представлено на рисунке 13.</w:t>
       </w:r>
     </w:p>
     <w:p>
@@ -5809,7 +5470,15 @@
           <w:sz w:val="28"/>
           <w:szCs w:val="28"/>
         </w:rPr>
-        <w:t>Резисторы для подтяжки кнопок в корпусе 1206 используются для стабилизации работы кнопок в схеме. Резисторы этого типа имеют размеры 3.2 мм × 1.6 мм и являются частью поверхностно-монтируемых компонентов (SMD), что делает их удобными для использования в компактных устройствах, таких как портативные игровые консоли. Подтягивающие резисторы подключаются между входом, связанным с кнопкой, и источником питания или землёй, гарантируя, что входной сигнал будет находиться в корректном логическом состоянии, когда кнопка не нажата, и предотвращая ложные срабатывания из-за электростатических помех или случайных колебаний. Обычно для этой задачи выбираются резисторы с номиналом от 1 кОм до 10 кОм. Резисторы в корпусе 1206 идеально подходят для таких применений, так как обеспечивают нужные характеристики при компактном размере, что критично для устройств с ограниченным пространством. Эти компоненты обеспечивают надёжную и стабильную работу кнопок, предотвращая «дрожание» контактов и улучшая общее качество работы схемы. Резистор, используемый для подтяжки кнопок, представлен на рисунке 14.</w:t>
+        <w:t>Резисторы для подтяжки кнопок в корпусе 1206 используются для стабилизации работы кнопок в схеме. Резисторы этого типа имеют размеры 3.2 мм × 1.6 мм и являются частью поверхностно-монтируемых компонентов (SMD), что делает их удобными для использования в компактных устройствах, таких как портативные игровые консоли. Подтягивающие резисторы подключаются между входом, связанным с кнопкой, и источником питания или землёй, гарантируя, что входной сигнал будет находиться в корректном логическом состоянии, когда кнопка не нажата, и предотвращая ложные срабатывания из-за электростатических помех или случайных колебаний. Обычно для этой задачи выбираются резисторы с номиналом от 1 кОм до 10 кОм. Резисторы в корпусе 1206 идеально подходят для таких применений, так как обеспечивают нужные характеристики при компактном размере, что критично для устройств с ограниченным пространством. Эти компоненты обеспе</w:t>
+      </w:r>
+      <w:r>
+        <w:rPr>
+          <w:sz w:val="28"/>
+          <w:szCs w:val="28"/>
+        </w:rPr>
+        <w:lastRenderedPageBreak/>
+        <w:t>чивают надёжную и стабильную работу кнопок, предотвращая «дрожание» контактов и улучшая общее качество работы схемы. Резистор, используемый для подтяжки кнопок, представлен на рисунке 14.</w:t>
       </w:r>
     </w:p>
     <w:p>
@@ -5835,7 +5504,6 @@
         <w:rPr>
           <w:noProof/>
         </w:rPr>
-        <w:lastRenderedPageBreak/>
         <w:drawing>
           <wp:inline distT="0" distB="0" distL="0" distR="0" wp14:anchorId="1A3C4BE6" wp14:editId="678A84D8">
             <wp:extent cx="2861945" cy="2861945"/>
@@ -6002,24 +5670,16 @@
         <w:rPr>
           <w:sz w:val="28"/>
           <w:szCs w:val="28"/>
-        </w:rPr>
-        <w:t xml:space="preserve">Я выбрал плату зарядки и разрядки, поскольку она обеспечивает безопасную и эффективную работу с литий-ионным аккумулятором, который используется для питания консоли. Плата поддерживает защиту от </w:t>
-      </w:r>
-      <w:proofErr w:type="spellStart"/>
-      <w:r>
-        <w:rPr>
-          <w:sz w:val="28"/>
-          <w:szCs w:val="28"/>
-        </w:rPr>
-        <w:t>переразряда</w:t>
-      </w:r>
-      <w:proofErr w:type="spellEnd"/>
-      <w:r>
-        <w:rPr>
-          <w:sz w:val="28"/>
-          <w:szCs w:val="28"/>
-        </w:rPr>
-        <w:t>, короткого замыкания и перегрева, что гарантирует долговечность и безопасность устройства. Плата зарядки и разрядки представлена на рисунке 15.</w:t>
+          <w:highlight w:val="red"/>
+        </w:rPr>
+        <w:t>Я выбрал плату зарядки и разрядки, поскольку</w:t>
+      </w:r>
+      <w:r>
+        <w:rPr>
+          <w:sz w:val="28"/>
+          <w:szCs w:val="28"/>
+        </w:rPr>
+        <w:t xml:space="preserve"> она обеспечивает безопасную и эффективную работу с литий-ионным аккумулятором, который используется для питания консоли. Плата поддерживает защиту от переразряда, короткого замыкания и перегрева, что гарантирует долговечность и безопасность устройства. Плата зарядки и разрядки представлена на рисунке 15.</w:t>
       </w:r>
     </w:p>
     <w:p>
@@ -6036,6 +5696,7 @@
         <w:rPr>
           <w:noProof/>
         </w:rPr>
+        <w:lastRenderedPageBreak/>
         <w:drawing>
           <wp:inline distT="0" distB="0" distL="0" distR="0" wp14:anchorId="2B071469" wp14:editId="0B30495F">
             <wp:extent cx="3277589" cy="3277589"/>
@@ -6382,6 +6043,7 @@
           <w:szCs w:val="28"/>
           <w:lang w:val="en-US"/>
         </w:rPr>
+        <w:lastRenderedPageBreak/>
         <w:drawing>
           <wp:inline distT="0" distB="0" distL="0" distR="0" wp14:anchorId="2EC49696" wp14:editId="37790EA5">
             <wp:extent cx="3900367" cy="5759355"/>
@@ -6597,6 +6259,7 @@
           <w:sz w:val="28"/>
           <w:szCs w:val="28"/>
         </w:rPr>
+        <w:lastRenderedPageBreak/>
         <w:t xml:space="preserve">Затем </w:t>
       </w:r>
       <w:r>
@@ -6645,49 +6308,25 @@
           <w:sz w:val="28"/>
           <w:szCs w:val="28"/>
         </w:rPr>
-        <w:t xml:space="preserve"> для стиков будет получение аналогового сигнала, отличаемого от предыдущего. Сигнал будет отправлен только в том случае если стик изменил свое положение. Это сделано для решения двух проблем</w:t>
-      </w:r>
-      <w:r>
-        <w:rPr>
-          <w:color w:val="000000"/>
-          <w:sz w:val="28"/>
-          <w:szCs w:val="28"/>
-        </w:rPr>
-        <w:t>,</w:t>
-      </w:r>
-      <w:r>
-        <w:rPr>
-          <w:color w:val="000000"/>
-          <w:sz w:val="28"/>
-          <w:szCs w:val="28"/>
-        </w:rPr>
-        <w:t xml:space="preserve"> первое из которых это нагрузка микроконтрол</w:t>
-      </w:r>
-      <w:r>
-        <w:rPr>
-          <w:color w:val="000000"/>
-          <w:sz w:val="28"/>
-          <w:szCs w:val="28"/>
-        </w:rPr>
-        <w:t xml:space="preserve">лера от постоянно приходящих сигналов. </w:t>
-      </w:r>
-      <w:proofErr w:type="gramStart"/>
-      <w:r>
-        <w:rPr>
-          <w:color w:val="000000"/>
-          <w:sz w:val="28"/>
-          <w:szCs w:val="28"/>
-        </w:rPr>
-        <w:t>Вторая проблема это</w:t>
-      </w:r>
-      <w:proofErr w:type="gramEnd"/>
-      <w:r>
-        <w:rPr>
-          <w:color w:val="000000"/>
-          <w:sz w:val="28"/>
-          <w:szCs w:val="28"/>
-        </w:rPr>
-        <w:t xml:space="preserve"> помехи.</w:t>
+        <w:t xml:space="preserve"> для стиков будет получение аналогового сигнала, отличаемого от предыдущего. Сигнал будет отправлен только в том случае если стик изменил свое положение. </w:t>
+      </w:r>
+      <w:r>
+        <w:rPr>
+          <w:color w:val="000000"/>
+          <w:sz w:val="28"/>
+          <w:szCs w:val="28"/>
+          <w:highlight w:val="red"/>
+        </w:rPr>
+        <w:t>Это сделано для решения двух проблем, первое из которых это нагрузка микроконтрол</w:t>
+      </w:r>
+      <w:r>
+        <w:rPr>
+          <w:color w:val="000000"/>
+          <w:sz w:val="28"/>
+          <w:szCs w:val="28"/>
+          <w:highlight w:val="red"/>
+        </w:rPr>
+        <w:t>лера от постоянно приходящих сигналов. Вторая проблема это помехи.</w:t>
       </w:r>
     </w:p>
     <w:p>
@@ -6861,52 +6500,7 @@
           <w:sz w:val="28"/>
           <w:szCs w:val="28"/>
         </w:rPr>
-        <w:t xml:space="preserve">Разработка встраиваемого программного обеспечения для портативной игровой консоли будет производиться на высокоуровневом языке программирования с использованием автоматизированной среды разработки. В качестве основной среды используется </w:t>
-      </w:r>
-      <w:proofErr w:type="spellStart"/>
-      <w:r>
-        <w:rPr>
-          <w:color w:val="000000" w:themeColor="text1"/>
-          <w:sz w:val="28"/>
-          <w:szCs w:val="28"/>
-        </w:rPr>
-        <w:t>Arduino</w:t>
-      </w:r>
-      <w:proofErr w:type="spellEnd"/>
-      <w:r>
-        <w:rPr>
-          <w:color w:val="000000" w:themeColor="text1"/>
-          <w:sz w:val="28"/>
-          <w:szCs w:val="28"/>
-        </w:rPr>
-        <w:t xml:space="preserve"> IDE — интегрированная среда разработки, предназначенная для программирования микроконтроллеров и совместимых с ними плат. </w:t>
-      </w:r>
-      <w:proofErr w:type="spellStart"/>
-      <w:r>
-        <w:rPr>
-          <w:color w:val="000000" w:themeColor="text1"/>
-          <w:sz w:val="28"/>
-          <w:szCs w:val="28"/>
-        </w:rPr>
-        <w:t>Arduino</w:t>
-      </w:r>
-      <w:proofErr w:type="spellEnd"/>
-      <w:r>
-        <w:rPr>
-          <w:color w:val="000000" w:themeColor="text1"/>
-          <w:sz w:val="28"/>
-          <w:szCs w:val="28"/>
-        </w:rPr>
-        <w:t xml:space="preserve"> IDE позволяет писать, компилировать и загружать программы на управляющий микроконтроллер консоли, обеспечивая взаимодействие с элементами ввода (кнопками, стиками), а также с различными периферийными модулями. Среда </w:t>
-      </w:r>
-      <w:r>
-        <w:rPr>
-          <w:color w:val="000000" w:themeColor="text1"/>
-          <w:sz w:val="28"/>
-          <w:szCs w:val="28"/>
-        </w:rPr>
-        <w:lastRenderedPageBreak/>
-        <w:t>также предоставляет удобные инструменты для отладки, включая монитор последовательного порта, что облегчает настройку, тестирование и управление функциональностью устройства на этапе разработки.</w:t>
+        <w:t>Разработка встраиваемого программного обеспечения для портативной игровой консоли будет производиться на высокоуровневом языке программирования с использованием автоматизированной среды разработки. В качестве основной среды используется Arduino IDE — интегрированная среда разработки, предназначенная для программирования микроконтроллеров и совместимых с ними плат. Arduino IDE позволяет писать, компилировать и загружать программы на управляющий микроконтроллер консоли, обеспечивая взаимодействие с элементами ввода (кнопками, стиками), а также с различными периферийными модулями. Среда также предоставляет удобные инструменты для отладки, включая монитор последовательного порта, что облегчает настройку, тестирование и управление функциональностью устройства на этапе разработки.</w:t>
       </w:r>
     </w:p>
     <w:p>
@@ -7024,6 +6618,7 @@
           <w:sz w:val="28"/>
           <w:szCs w:val="28"/>
         </w:rPr>
+        <w:lastRenderedPageBreak/>
         <w:drawing>
           <wp:inline distT="0" distB="0" distL="0" distR="0" wp14:anchorId="07919426" wp14:editId="76ED247B">
             <wp:extent cx="2202371" cy="594412"/>
@@ -7165,7 +6760,6 @@
         </w:rPr>
         <w:t>y</w:t>
       </w:r>
-      <w:proofErr w:type="spellStart"/>
       <w:r>
         <w:rPr>
           <w:color w:val="000000" w:themeColor="text1"/>
@@ -7180,34 +6774,7 @@
           <w:sz w:val="28"/>
           <w:szCs w:val="28"/>
         </w:rPr>
-        <w:t>k</w:t>
-      </w:r>
-      <w:proofErr w:type="spellEnd"/>
-      <w:r>
-        <w:rPr>
-          <w:color w:val="000000" w:themeColor="text1"/>
-          <w:sz w:val="28"/>
-          <w:szCs w:val="28"/>
-        </w:rPr>
-        <w:t xml:space="preserve"> для </w:t>
-      </w:r>
-      <w:proofErr w:type="spellStart"/>
-      <w:r>
-        <w:rPr>
-          <w:color w:val="000000" w:themeColor="text1"/>
-          <w:sz w:val="28"/>
-          <w:szCs w:val="28"/>
-        </w:rPr>
-        <w:t>Arduino</w:t>
-      </w:r>
-      <w:proofErr w:type="spellEnd"/>
-      <w:r>
-        <w:rPr>
-          <w:color w:val="000000" w:themeColor="text1"/>
-          <w:sz w:val="28"/>
-          <w:szCs w:val="28"/>
-        </w:rPr>
-        <w:t xml:space="preserve"> IDE </w:t>
+        <w:t xml:space="preserve">k для Arduino IDE </w:t>
       </w:r>
       <w:r>
         <w:rPr>
@@ -7223,25 +6790,7 @@
           <w:sz w:val="28"/>
           <w:szCs w:val="28"/>
         </w:rPr>
-        <w:t xml:space="preserve"> это набор файлов исходного кода и определений данных, которые позволяют </w:t>
-      </w:r>
-      <w:proofErr w:type="spellStart"/>
-      <w:r>
-        <w:rPr>
-          <w:color w:val="000000" w:themeColor="text1"/>
-          <w:sz w:val="28"/>
-          <w:szCs w:val="28"/>
-        </w:rPr>
-        <w:t>Arduino</w:t>
-      </w:r>
-      <w:proofErr w:type="spellEnd"/>
-      <w:r>
-        <w:rPr>
-          <w:color w:val="000000" w:themeColor="text1"/>
-          <w:sz w:val="28"/>
-          <w:szCs w:val="28"/>
-        </w:rPr>
-        <w:t xml:space="preserve">-совместимым платам использовать джойстик в своих проектах. </w:t>
+        <w:t xml:space="preserve"> это набор файлов исходного кода и определений данных, которые позволяют Arduino-совместимым платам использовать джойстик в своих проектах. </w:t>
       </w:r>
       <w:r>
         <w:rPr>
@@ -7300,7 +6849,6 @@
         </w:rPr>
         <w:t>y</w:t>
       </w:r>
-      <w:proofErr w:type="spellStart"/>
       <w:r>
         <w:rPr>
           <w:color w:val="000000" w:themeColor="text1"/>
@@ -7309,7 +6857,6 @@
         </w:rPr>
         <w:t>stick</w:t>
       </w:r>
-      <w:proofErr w:type="spellEnd"/>
       <w:r>
         <w:rPr>
           <w:color w:val="000000" w:themeColor="text1"/>
@@ -7430,6 +6977,7 @@
       </w:pPr>
       <w:r>
         <w:rPr>
+          <w:noProof/>
           <w:color w:val="000000" w:themeColor="text1"/>
           <w:sz w:val="28"/>
           <w:szCs w:val="28"/>
@@ -7589,35 +7137,7 @@
           <w:sz w:val="28"/>
           <w:szCs w:val="28"/>
         </w:rPr>
-        <w:t xml:space="preserve">Затем в функции </w:t>
-      </w:r>
-      <w:proofErr w:type="spellStart"/>
-      <w:proofErr w:type="gramStart"/>
-      <w:r>
-        <w:rPr>
-          <w:color w:val="000000" w:themeColor="text1"/>
-          <w:sz w:val="28"/>
-          <w:szCs w:val="28"/>
-        </w:rPr>
-        <w:t>setup</w:t>
-      </w:r>
-      <w:proofErr w:type="spellEnd"/>
-      <w:r>
-        <w:rPr>
-          <w:color w:val="000000" w:themeColor="text1"/>
-          <w:sz w:val="28"/>
-          <w:szCs w:val="28"/>
-        </w:rPr>
-        <w:t>(</w:t>
-      </w:r>
-      <w:proofErr w:type="gramEnd"/>
-      <w:r>
-        <w:rPr>
-          <w:color w:val="000000" w:themeColor="text1"/>
-          <w:sz w:val="28"/>
-          <w:szCs w:val="28"/>
-        </w:rPr>
-        <w:t>) настраиваются выводы кноп</w:t>
+        <w:t>Затем в функции setup() настраиваются выводы кноп</w:t>
       </w:r>
       <w:r>
         <w:rPr>
@@ -7705,10 +7225,12 @@
       </w:pPr>
       <w:r>
         <w:rPr>
-          <w:color w:val="000000" w:themeColor="text1"/>
-          <w:sz w:val="28"/>
-          <w:szCs w:val="28"/>
-        </w:rPr>
+          <w:noProof/>
+          <w:color w:val="000000" w:themeColor="text1"/>
+          <w:sz w:val="28"/>
+          <w:szCs w:val="28"/>
+        </w:rPr>
+        <w:lastRenderedPageBreak/>
         <w:drawing>
           <wp:inline distT="0" distB="0" distL="0" distR="0" wp14:anchorId="35F91151" wp14:editId="1A9D7B53">
             <wp:extent cx="3477110" cy="2333951"/>
@@ -7865,35 +7387,7 @@
           <w:sz w:val="28"/>
           <w:szCs w:val="28"/>
         </w:rPr>
-        <w:t xml:space="preserve">Далее в цикле </w:t>
-      </w:r>
-      <w:proofErr w:type="spellStart"/>
-      <w:proofErr w:type="gramStart"/>
-      <w:r>
-        <w:rPr>
-          <w:color w:val="000000" w:themeColor="text1"/>
-          <w:sz w:val="28"/>
-          <w:szCs w:val="28"/>
-        </w:rPr>
-        <w:t>loop</w:t>
-      </w:r>
-      <w:proofErr w:type="spellEnd"/>
-      <w:r>
-        <w:rPr>
-          <w:color w:val="000000" w:themeColor="text1"/>
-          <w:sz w:val="28"/>
-          <w:szCs w:val="28"/>
-        </w:rPr>
-        <w:t>(</w:t>
-      </w:r>
-      <w:proofErr w:type="gramEnd"/>
-      <w:r>
-        <w:rPr>
-          <w:color w:val="000000" w:themeColor="text1"/>
-          <w:sz w:val="28"/>
-          <w:szCs w:val="28"/>
-        </w:rPr>
-        <w:t xml:space="preserve">) считываются данные с кнопки. Если кнопка была нажата, то </w:t>
+        <w:t xml:space="preserve">Далее в цикле loop() считываются данные с кнопки. Если кнопка была нажата, то </w:t>
       </w:r>
       <w:r>
         <w:rPr>
@@ -8006,6 +7500,7 @@
       </w:pPr>
       <w:r>
         <w:rPr>
+          <w:noProof/>
           <w:color w:val="000000" w:themeColor="text1"/>
           <w:sz w:val="28"/>
           <w:szCs w:val="28"/>
@@ -8142,7 +7637,6 @@
         </w:rPr>
         <w:t xml:space="preserve">Код работает стабильно, из-за своей простоты не потребляет много ресурсов микроконтроллера </w:t>
       </w:r>
-      <w:proofErr w:type="spellStart"/>
       <w:r>
         <w:rPr>
           <w:color w:val="000000" w:themeColor="text1"/>
@@ -8152,7 +7646,6 @@
         </w:rPr>
         <w:t>ATmega</w:t>
       </w:r>
-      <w:proofErr w:type="spellEnd"/>
       <w:r>
         <w:rPr>
           <w:color w:val="000000" w:themeColor="text1"/>
@@ -8600,34 +8093,14 @@
         </w:rPr>
         <w:t xml:space="preserve"> </w:t>
       </w:r>
-      <w:proofErr w:type="spellStart"/>
-      <w:r>
-        <w:rPr>
-          <w:color w:val="000000" w:themeColor="text1"/>
-          <w:sz w:val="28"/>
-          <w:szCs w:val="28"/>
-        </w:rPr>
-        <w:t>Altium</w:t>
-      </w:r>
-      <w:proofErr w:type="spellEnd"/>
-      <w:r>
-        <w:rPr>
-          <w:color w:val="000000" w:themeColor="text1"/>
-          <w:sz w:val="28"/>
-          <w:szCs w:val="28"/>
-        </w:rPr>
-        <w:t xml:space="preserve"> </w:t>
-      </w:r>
-      <w:proofErr w:type="spellStart"/>
-      <w:r>
-        <w:rPr>
-          <w:color w:val="000000" w:themeColor="text1"/>
-          <w:sz w:val="28"/>
-          <w:szCs w:val="28"/>
-        </w:rPr>
-        <w:t>Designer</w:t>
-      </w:r>
-      <w:proofErr w:type="spellEnd"/>
+      <w:r>
+        <w:rPr>
+          <w:color w:val="000000" w:themeColor="text1"/>
+          <w:sz w:val="28"/>
+          <w:szCs w:val="28"/>
+        </w:rPr>
+        <w:t>Altium Designer</w:t>
+      </w:r>
       <w:r>
         <w:rPr>
           <w:color w:val="000000" w:themeColor="text1"/>
@@ -8766,34 +8239,14 @@
         </w:rPr>
         <w:t xml:space="preserve"> </w:t>
       </w:r>
-      <w:proofErr w:type="spellStart"/>
-      <w:r>
-        <w:rPr>
-          <w:color w:val="000000" w:themeColor="text1"/>
-          <w:sz w:val="28"/>
-          <w:szCs w:val="28"/>
-        </w:rPr>
-        <w:t>Altium</w:t>
-      </w:r>
-      <w:proofErr w:type="spellEnd"/>
-      <w:r>
-        <w:rPr>
-          <w:color w:val="000000" w:themeColor="text1"/>
-          <w:sz w:val="28"/>
-          <w:szCs w:val="28"/>
-        </w:rPr>
-        <w:t xml:space="preserve"> </w:t>
-      </w:r>
-      <w:proofErr w:type="spellStart"/>
-      <w:r>
-        <w:rPr>
-          <w:color w:val="000000" w:themeColor="text1"/>
-          <w:sz w:val="28"/>
-          <w:szCs w:val="28"/>
-        </w:rPr>
-        <w:t>Designer</w:t>
-      </w:r>
-      <w:proofErr w:type="spellEnd"/>
+      <w:r>
+        <w:rPr>
+          <w:color w:val="000000" w:themeColor="text1"/>
+          <w:sz w:val="28"/>
+          <w:szCs w:val="28"/>
+        </w:rPr>
+        <w:t>Altium Designer</w:t>
+      </w:r>
       <w:r>
         <w:rPr>
           <w:color w:val="000000" w:themeColor="text1"/>
@@ -9005,33 +8458,7 @@
           <w:sz w:val="28"/>
           <w:szCs w:val="28"/>
         </w:rPr>
-        <w:t>абочая область (</w:t>
-      </w:r>
-      <w:proofErr w:type="spellStart"/>
-      <w:r>
-        <w:rPr>
-          <w:rStyle w:val="af2"/>
-          <w:rFonts w:eastAsiaTheme="majorEastAsia"/>
-          <w:b w:val="0"/>
-          <w:bCs w:val="0"/>
-          <w:color w:val="000000" w:themeColor="text1"/>
-          <w:sz w:val="28"/>
-          <w:szCs w:val="28"/>
-        </w:rPr>
-        <w:t>Workspace</w:t>
-      </w:r>
-      <w:proofErr w:type="spellEnd"/>
-      <w:r>
-        <w:rPr>
-          <w:rStyle w:val="af2"/>
-          <w:rFonts w:eastAsiaTheme="majorEastAsia"/>
-          <w:b w:val="0"/>
-          <w:bCs w:val="0"/>
-          <w:color w:val="000000" w:themeColor="text1"/>
-          <w:sz w:val="28"/>
-          <w:szCs w:val="28"/>
-        </w:rPr>
-        <w:t>)</w:t>
+        <w:t>абочая область (Workspace)</w:t>
       </w:r>
       <w:r>
         <w:rPr>
@@ -9118,33 +8545,7 @@
           <w:sz w:val="28"/>
           <w:szCs w:val="28"/>
         </w:rPr>
-        <w:t>анель инструментов (</w:t>
-      </w:r>
-      <w:proofErr w:type="spellStart"/>
-      <w:r>
-        <w:rPr>
-          <w:rStyle w:val="af2"/>
-          <w:rFonts w:eastAsiaTheme="majorEastAsia"/>
-          <w:b w:val="0"/>
-          <w:bCs w:val="0"/>
-          <w:color w:val="000000" w:themeColor="text1"/>
-          <w:sz w:val="28"/>
-          <w:szCs w:val="28"/>
-        </w:rPr>
-        <w:t>Toolbars</w:t>
-      </w:r>
-      <w:proofErr w:type="spellEnd"/>
-      <w:r>
-        <w:rPr>
-          <w:rStyle w:val="af2"/>
-          <w:rFonts w:eastAsiaTheme="majorEastAsia"/>
-          <w:b w:val="0"/>
-          <w:bCs w:val="0"/>
-          <w:color w:val="000000" w:themeColor="text1"/>
-          <w:sz w:val="28"/>
-          <w:szCs w:val="28"/>
-        </w:rPr>
-        <w:t>)</w:t>
+        <w:t>анель инструментов (Toolbars)</w:t>
       </w:r>
       <w:r>
         <w:rPr>
@@ -9464,59 +8865,7 @@
           <w:sz w:val="28"/>
           <w:szCs w:val="28"/>
         </w:rPr>
-        <w:t>трока состояния (</w:t>
-      </w:r>
-      <w:proofErr w:type="spellStart"/>
-      <w:r>
-        <w:rPr>
-          <w:rStyle w:val="af2"/>
-          <w:rFonts w:eastAsiaTheme="majorEastAsia"/>
-          <w:b w:val="0"/>
-          <w:bCs w:val="0"/>
-          <w:color w:val="000000" w:themeColor="text1"/>
-          <w:sz w:val="28"/>
-          <w:szCs w:val="28"/>
-        </w:rPr>
-        <w:t>Status</w:t>
-      </w:r>
-      <w:proofErr w:type="spellEnd"/>
-      <w:r>
-        <w:rPr>
-          <w:rStyle w:val="af2"/>
-          <w:rFonts w:eastAsiaTheme="majorEastAsia"/>
-          <w:b w:val="0"/>
-          <w:bCs w:val="0"/>
-          <w:color w:val="000000" w:themeColor="text1"/>
-          <w:sz w:val="28"/>
-          <w:szCs w:val="28"/>
-        </w:rPr>
-        <w:t xml:space="preserve"> </w:t>
-      </w:r>
-      <w:proofErr w:type="spellStart"/>
-      <w:r>
-        <w:rPr>
-          <w:rStyle w:val="af2"/>
-          <w:rFonts w:eastAsiaTheme="majorEastAsia"/>
-          <w:b w:val="0"/>
-          <w:bCs w:val="0"/>
-          <w:color w:val="000000" w:themeColor="text1"/>
-          <w:sz w:val="28"/>
-          <w:szCs w:val="28"/>
-        </w:rPr>
-        <w:t>Bar</w:t>
-      </w:r>
-      <w:proofErr w:type="spellEnd"/>
-      <w:r>
-        <w:rPr>
-          <w:rStyle w:val="af2"/>
-          <w:rFonts w:eastAsiaTheme="majorEastAsia"/>
-          <w:b w:val="0"/>
-          <w:bCs w:val="0"/>
-          <w:color w:val="000000" w:themeColor="text1"/>
-          <w:sz w:val="28"/>
-          <w:szCs w:val="28"/>
-        </w:rPr>
-        <w:t>)</w:t>
+        <w:t>трока состояния (Status Bar)</w:t>
       </w:r>
       <w:r>
         <w:rPr>
@@ -9999,15 +9348,7 @@
           <w:sz w:val="28"/>
           <w:szCs w:val="28"/>
         </w:rPr>
-        <w:t xml:space="preserve">На основе всех перечисленных рекомендаций и требования были расставлены компоненты и </w:t>
-      </w:r>
-      <w:proofErr w:type="spellStart"/>
-      <w:r>
-        <w:rPr>
-          <w:sz w:val="28"/>
-          <w:szCs w:val="28"/>
-        </w:rPr>
-        <w:t>растрассирова</w:t>
+        <w:t>На основе всех перечисленных рекомендаций и требования были расставлены компоненты и растрассирова</w:t>
       </w:r>
       <w:r>
         <w:rPr>
@@ -10030,7 +9371,6 @@
         </w:rPr>
         <w:t>а</w:t>
       </w:r>
-      <w:proofErr w:type="spellEnd"/>
       <w:r>
         <w:rPr>
           <w:sz w:val="28"/>
@@ -10134,6 +9474,7 @@
       </w:pPr>
       <w:r>
         <w:rPr>
+          <w:noProof/>
           <w:sz w:val="28"/>
           <w:szCs w:val="28"/>
         </w:rPr>
@@ -10271,6 +9612,7 @@
       </w:pPr>
       <w:r>
         <w:rPr>
+          <w:noProof/>
           <w:sz w:val="28"/>
           <w:szCs w:val="28"/>
         </w:rPr>
@@ -10537,6 +9879,7 @@
       </w:pPr>
       <w:r>
         <w:rPr>
+          <w:noProof/>
           <w:sz w:val="28"/>
           <w:szCs w:val="28"/>
         </w:rPr>
@@ -10664,6 +10007,7 @@
       </w:pPr>
       <w:r>
         <w:rPr>
+          <w:noProof/>
           <w:sz w:val="28"/>
           <w:szCs w:val="28"/>
         </w:rPr>
@@ -10745,14 +10089,7 @@
           <w:sz w:val="28"/>
           <w:szCs w:val="28"/>
         </w:rPr>
-        <w:t xml:space="preserve"> модель печатной платы </w:t>
-      </w:r>
-      <w:r>
-        <w:rPr>
-          <w:sz w:val="28"/>
-          <w:szCs w:val="28"/>
-        </w:rPr>
-        <w:t>снизу</w:t>
+        <w:t xml:space="preserve"> модель печатной платы снизу</w:t>
       </w:r>
     </w:p>
     <w:p>
@@ -10890,7 +10227,36 @@
         <w:rPr>
           <w:sz w:val="28"/>
           <w:szCs w:val="28"/>
-          <w:lang w:val="en-US"/>
+        </w:rPr>
+      </w:pPr>
+      <w:r>
+        <w:rPr>
+          <w:sz w:val="28"/>
+          <w:szCs w:val="28"/>
+        </w:rPr>
+        <w:lastRenderedPageBreak/>
+        <w:t>8 Моделирование</w:t>
+      </w:r>
+    </w:p>
+    <w:p>
+      <w:pPr>
+        <w:ind w:left="284" w:right="284" w:firstLine="709"/>
+        <w:contextualSpacing/>
+        <w:jc w:val="both"/>
+        <w:rPr>
+          <w:sz w:val="28"/>
+          <w:szCs w:val="28"/>
+        </w:rPr>
+      </w:pPr>
+    </w:p>
+    <w:p>
+      <w:pPr>
+        <w:ind w:left="284" w:right="284" w:firstLine="709"/>
+        <w:contextualSpacing/>
+        <w:jc w:val="both"/>
+        <w:rPr>
+          <w:sz w:val="28"/>
+          <w:szCs w:val="28"/>
         </w:rPr>
       </w:pPr>
     </w:p>
@@ -10910,30 +10276,106 @@
           <w:sz w:val="28"/>
           <w:szCs w:val="28"/>
         </w:rPr>
-        <w:t>8 Моделирование</w:t>
-      </w:r>
-    </w:p>
-    <w:p>
-      <w:pPr>
-        <w:ind w:left="284" w:right="284" w:firstLine="709"/>
-        <w:contextualSpacing/>
-        <w:jc w:val="both"/>
-        <w:rPr>
-          <w:sz w:val="28"/>
-          <w:szCs w:val="28"/>
-        </w:rPr>
-      </w:pPr>
-    </w:p>
-    <w:p>
-      <w:pPr>
-        <w:ind w:left="284" w:right="284" w:firstLine="709"/>
-        <w:contextualSpacing/>
-        <w:jc w:val="both"/>
-        <w:rPr>
-          <w:sz w:val="28"/>
-          <w:szCs w:val="28"/>
-        </w:rPr>
-      </w:pPr>
+        <w:t>Для отладки работы проектируемого устройства было выполнено моделировани</w:t>
+      </w:r>
+      <w:r>
+        <w:rPr>
+          <w:sz w:val="28"/>
+          <w:szCs w:val="28"/>
+        </w:rPr>
+        <w:t xml:space="preserve">е </w:t>
+      </w:r>
+      <w:r>
+        <w:rPr>
+          <w:sz w:val="28"/>
+          <w:szCs w:val="28"/>
+        </w:rPr>
+        <w:t>разработанной схемы</w:t>
+      </w:r>
+      <w:r>
+        <w:rPr>
+          <w:sz w:val="28"/>
+          <w:szCs w:val="28"/>
+        </w:rPr>
+        <w:t>, п</w:t>
+      </w:r>
+      <w:r>
+        <w:rPr>
+          <w:sz w:val="28"/>
+          <w:szCs w:val="28"/>
+        </w:rPr>
+        <w:t>ринято решени</w:t>
+      </w:r>
+      <w:r>
+        <w:rPr>
+          <w:sz w:val="28"/>
+          <w:szCs w:val="28"/>
+        </w:rPr>
+        <w:t>е</w:t>
+      </w:r>
+      <w:r>
+        <w:rPr>
+          <w:sz w:val="28"/>
+          <w:szCs w:val="28"/>
+        </w:rPr>
+        <w:t xml:space="preserve"> производить </w:t>
+      </w:r>
+      <w:r>
+        <w:rPr>
+          <w:sz w:val="28"/>
+          <w:szCs w:val="28"/>
+        </w:rPr>
+        <w:t>его</w:t>
+      </w:r>
+      <w:r>
+        <w:rPr>
+          <w:sz w:val="28"/>
+          <w:szCs w:val="28"/>
+        </w:rPr>
+        <w:t xml:space="preserve"> при помощи специализированного программного обеспечения. На данный момент существу</w:t>
+      </w:r>
+      <w:r>
+        <w:rPr>
+          <w:sz w:val="28"/>
+          <w:szCs w:val="28"/>
+        </w:rPr>
+        <w:t>ю</w:t>
+      </w:r>
+      <w:r>
+        <w:rPr>
+          <w:sz w:val="28"/>
+          <w:szCs w:val="28"/>
+        </w:rPr>
+        <w:t xml:space="preserve">т </w:t>
+      </w:r>
+      <w:r>
+        <w:rPr>
+          <w:sz w:val="28"/>
+          <w:szCs w:val="28"/>
+        </w:rPr>
+        <w:t>приложения</w:t>
+      </w:r>
+      <w:r>
+        <w:rPr>
+          <w:sz w:val="28"/>
+          <w:szCs w:val="28"/>
+        </w:rPr>
+        <w:t>, позволяющ</w:t>
+      </w:r>
+      <w:r>
+        <w:rPr>
+          <w:sz w:val="28"/>
+          <w:szCs w:val="28"/>
+        </w:rPr>
+        <w:t>и</w:t>
+      </w:r>
+      <w:r>
+        <w:rPr>
+          <w:sz w:val="28"/>
+          <w:szCs w:val="28"/>
+        </w:rPr>
+        <w:t>е производить процесс смешанного моделирования аналоговых устройств, цифровых логических схем и микропроцессоров одновременно. Наибольшую популярность среди подобных программ получил Proteus VSM.</w:t>
+      </w:r>
     </w:p>
     <w:p>
       <w:pPr>
@@ -10951,121 +10393,21 @@
           <w:sz w:val="28"/>
           <w:szCs w:val="28"/>
         </w:rPr>
-        <w:t>Для отладки работы проектируемого устройства было выполнено моделировани</w:t>
-      </w:r>
-      <w:r>
-        <w:rPr>
-          <w:sz w:val="28"/>
-          <w:szCs w:val="28"/>
-        </w:rPr>
-        <w:t xml:space="preserve">е </w:t>
-      </w:r>
-      <w:r>
-        <w:rPr>
-          <w:sz w:val="28"/>
-          <w:szCs w:val="28"/>
-        </w:rPr>
-        <w:t>разработанной схемы</w:t>
-      </w:r>
-      <w:r>
-        <w:rPr>
-          <w:sz w:val="28"/>
-          <w:szCs w:val="28"/>
-        </w:rPr>
-        <w:t>, п</w:t>
-      </w:r>
-      <w:r>
-        <w:rPr>
-          <w:sz w:val="28"/>
-          <w:szCs w:val="28"/>
-        </w:rPr>
-        <w:t>ринято решени</w:t>
-      </w:r>
-      <w:r>
-        <w:rPr>
-          <w:sz w:val="28"/>
-          <w:szCs w:val="28"/>
-        </w:rPr>
-        <w:t>е</w:t>
-      </w:r>
-      <w:r>
-        <w:rPr>
-          <w:sz w:val="28"/>
-          <w:szCs w:val="28"/>
-        </w:rPr>
-        <w:t xml:space="preserve"> производить </w:t>
-      </w:r>
-      <w:r>
-        <w:rPr>
-          <w:sz w:val="28"/>
-          <w:szCs w:val="28"/>
-        </w:rPr>
-        <w:t>его</w:t>
-      </w:r>
-      <w:r>
-        <w:rPr>
-          <w:sz w:val="28"/>
-          <w:szCs w:val="28"/>
-        </w:rPr>
-        <w:t xml:space="preserve"> при помощи специализированного программного обеспечения. На данный момент существу</w:t>
-      </w:r>
-      <w:r>
-        <w:rPr>
-          <w:sz w:val="28"/>
-          <w:szCs w:val="28"/>
-        </w:rPr>
-        <w:t>ю</w:t>
-      </w:r>
-      <w:r>
-        <w:rPr>
-          <w:sz w:val="28"/>
-          <w:szCs w:val="28"/>
-        </w:rPr>
-        <w:t xml:space="preserve">т </w:t>
-      </w:r>
-      <w:r>
-        <w:rPr>
-          <w:sz w:val="28"/>
-          <w:szCs w:val="28"/>
-        </w:rPr>
-        <w:t>приложения</w:t>
-      </w:r>
-      <w:r>
-        <w:rPr>
-          <w:sz w:val="28"/>
-          <w:szCs w:val="28"/>
-        </w:rPr>
-        <w:t>, позволяющ</w:t>
-      </w:r>
-      <w:r>
-        <w:rPr>
-          <w:sz w:val="28"/>
-          <w:szCs w:val="28"/>
-        </w:rPr>
-        <w:t>и</w:t>
-      </w:r>
-      <w:r>
-        <w:rPr>
-          <w:sz w:val="28"/>
-          <w:szCs w:val="28"/>
-        </w:rPr>
-        <w:t xml:space="preserve">е производить процесс смешанного моделирования аналоговых устройств, цифровых логических схем и микропроцессоров одновременно. Наибольшую популярность среди подобных программ получил </w:t>
-      </w:r>
-      <w:proofErr w:type="spellStart"/>
-      <w:r>
-        <w:rPr>
-          <w:sz w:val="28"/>
-          <w:szCs w:val="28"/>
-        </w:rPr>
-        <w:t>Proteus</w:t>
-      </w:r>
-      <w:proofErr w:type="spellEnd"/>
-      <w:r>
-        <w:rPr>
-          <w:sz w:val="28"/>
-          <w:szCs w:val="28"/>
-        </w:rPr>
-        <w:t xml:space="preserve"> VSM.</w:t>
+        <w:t xml:space="preserve">Proteus Design Suite – </w:t>
+      </w:r>
+      <w:r>
+        <w:rPr>
+          <w:sz w:val="28"/>
+          <w:szCs w:val="28"/>
+        </w:rPr>
+        <w:t>набор функциональных средств</w:t>
+      </w:r>
+      <w:r>
+        <w:rPr>
+          <w:sz w:val="28"/>
+          <w:szCs w:val="28"/>
+        </w:rPr>
+        <w:t xml:space="preserve"> для автоматизированного проектирования электронных схем.</w:t>
       </w:r>
     </w:p>
     <w:p>
@@ -11079,48 +10421,6 @@
           <w:szCs w:val="28"/>
         </w:rPr>
       </w:pPr>
-      <w:proofErr w:type="spellStart"/>
-      <w:r>
-        <w:rPr>
-          <w:sz w:val="28"/>
-          <w:szCs w:val="28"/>
-        </w:rPr>
-        <w:t>Proteus</w:t>
-      </w:r>
-      <w:proofErr w:type="spellEnd"/>
-      <w:r>
-        <w:rPr>
-          <w:sz w:val="28"/>
-          <w:szCs w:val="28"/>
-        </w:rPr>
-        <w:t xml:space="preserve"> Design Suite – </w:t>
-      </w:r>
-      <w:r>
-        <w:rPr>
-          <w:sz w:val="28"/>
-          <w:szCs w:val="28"/>
-        </w:rPr>
-        <w:t>набор функциональных средств</w:t>
-      </w:r>
-      <w:r>
-        <w:rPr>
-          <w:sz w:val="28"/>
-          <w:szCs w:val="28"/>
-        </w:rPr>
-        <w:t xml:space="preserve"> для автоматизированного проектирования электронных схем.</w:t>
-      </w:r>
-    </w:p>
-    <w:p>
-      <w:pPr>
-        <w:spacing w:line="360" w:lineRule="auto"/>
-        <w:ind w:left="284" w:right="284" w:firstLine="709"/>
-        <w:contextualSpacing/>
-        <w:jc w:val="both"/>
-        <w:rPr>
-          <w:sz w:val="28"/>
-          <w:szCs w:val="28"/>
-        </w:rPr>
-      </w:pPr>
       <w:r>
         <w:rPr>
           <w:sz w:val="28"/>
@@ -11154,39 +10454,14 @@
           <w:sz w:val="28"/>
           <w:szCs w:val="28"/>
         </w:rPr>
-        <w:t xml:space="preserve"> </w:t>
-      </w:r>
-      <w:proofErr w:type="spellStart"/>
-      <w:r>
-        <w:rPr>
-          <w:sz w:val="28"/>
-          <w:szCs w:val="28"/>
-        </w:rPr>
-        <w:t>Инетерфейс</w:t>
-      </w:r>
-      <w:proofErr w:type="spellEnd"/>
-      <w:r>
-        <w:rPr>
-          <w:sz w:val="28"/>
-          <w:szCs w:val="28"/>
-        </w:rPr>
-        <w:t xml:space="preserve"> программы </w:t>
-      </w:r>
-      <w:proofErr w:type="spellStart"/>
-      <w:r>
-        <w:rPr>
-          <w:sz w:val="28"/>
-          <w:szCs w:val="28"/>
-        </w:rPr>
-        <w:t>Proteus</w:t>
-      </w:r>
-      <w:proofErr w:type="spellEnd"/>
-      <w:r>
-        <w:rPr>
-          <w:sz w:val="28"/>
-          <w:szCs w:val="28"/>
-        </w:rPr>
-        <w:t xml:space="preserve"> Design Suite</w:t>
+        <w:t xml:space="preserve"> Инетерфейс программы </w:t>
+      </w:r>
+      <w:r>
+        <w:rPr>
+          <w:sz w:val="28"/>
+          <w:szCs w:val="28"/>
+        </w:rPr>
+        <w:t>Proteus Design Suite</w:t>
       </w:r>
       <w:r>
         <w:rPr>
@@ -11316,21 +10591,12 @@
         </w:rPr>
         <w:t xml:space="preserve"> – Интерфейс программы </w:t>
       </w:r>
-      <w:proofErr w:type="spellStart"/>
-      <w:r>
-        <w:rPr>
-          <w:sz w:val="28"/>
-          <w:szCs w:val="28"/>
-        </w:rPr>
-        <w:t>Proteus</w:t>
-      </w:r>
-      <w:proofErr w:type="spellEnd"/>
-      <w:r>
-        <w:rPr>
-          <w:sz w:val="28"/>
-          <w:szCs w:val="28"/>
-        </w:rPr>
-        <w:t xml:space="preserve"> Design Suite</w:t>
+      <w:r>
+        <w:rPr>
+          <w:sz w:val="28"/>
+          <w:szCs w:val="28"/>
+        </w:rPr>
+        <w:t>Proteus Design Suite</w:t>
       </w:r>
     </w:p>
     <w:p>
@@ -11681,7 +10947,6 @@
         </w:rPr>
         <w:t xml:space="preserve">Схема минимальной обвязки </w:t>
       </w:r>
-      <w:proofErr w:type="spellStart"/>
       <w:r>
         <w:rPr>
           <w:sz w:val="28"/>
@@ -11690,7 +10955,6 @@
         </w:rPr>
         <w:t>ATmega</w:t>
       </w:r>
-      <w:proofErr w:type="spellEnd"/>
       <w:r>
         <w:rPr>
           <w:sz w:val="28"/>
@@ -11734,7 +10998,6 @@
         </w:rPr>
         <w:t xml:space="preserve">, подтягивающего резистора и колебательного контура, который состоит из двух конденсаторов и кварцевого резонатора. Минимальная обвязка </w:t>
       </w:r>
-      <w:proofErr w:type="spellStart"/>
       <w:r>
         <w:rPr>
           <w:sz w:val="28"/>
@@ -11743,7 +11006,6 @@
         </w:rPr>
         <w:t>ATmega</w:t>
       </w:r>
-      <w:proofErr w:type="spellEnd"/>
       <w:r>
         <w:rPr>
           <w:sz w:val="28"/>
@@ -11780,21 +11042,12 @@
         </w:rPr>
         <w:t xml:space="preserve">в программе </w:t>
       </w:r>
-      <w:proofErr w:type="spellStart"/>
-      <w:r>
-        <w:rPr>
-          <w:sz w:val="28"/>
-          <w:szCs w:val="28"/>
-        </w:rPr>
-        <w:t>Proteus</w:t>
-      </w:r>
-      <w:proofErr w:type="spellEnd"/>
-      <w:r>
-        <w:rPr>
-          <w:sz w:val="28"/>
-          <w:szCs w:val="28"/>
-        </w:rPr>
-        <w:t xml:space="preserve"> Design Suite</w:t>
+      <w:r>
+        <w:rPr>
+          <w:sz w:val="28"/>
+          <w:szCs w:val="28"/>
+        </w:rPr>
+        <w:t>Proteus Design Suite</w:t>
       </w:r>
       <w:r>
         <w:rPr>
@@ -11925,7 +11178,6 @@
         </w:rPr>
         <w:t xml:space="preserve"> – Минимальная обвязка </w:t>
       </w:r>
-      <w:proofErr w:type="spellStart"/>
       <w:r>
         <w:rPr>
           <w:sz w:val="28"/>
@@ -11934,7 +11186,6 @@
         </w:rPr>
         <w:t>ATmega</w:t>
       </w:r>
-      <w:proofErr w:type="spellEnd"/>
       <w:r>
         <w:rPr>
           <w:sz w:val="28"/>
@@ -11984,21 +11235,12 @@
         </w:rPr>
         <w:t xml:space="preserve"> Так как в программе </w:t>
       </w:r>
-      <w:proofErr w:type="spellStart"/>
-      <w:r>
-        <w:rPr>
-          <w:sz w:val="28"/>
-          <w:szCs w:val="28"/>
-        </w:rPr>
-        <w:t>Proteus</w:t>
-      </w:r>
-      <w:proofErr w:type="spellEnd"/>
-      <w:r>
-        <w:rPr>
-          <w:sz w:val="28"/>
-          <w:szCs w:val="28"/>
-        </w:rPr>
-        <w:t xml:space="preserve"> Design Suite</w:t>
+      <w:r>
+        <w:rPr>
+          <w:sz w:val="28"/>
+          <w:szCs w:val="28"/>
+        </w:rPr>
+        <w:t>Proteus Design Suite</w:t>
       </w:r>
       <w:r>
         <w:rPr>
@@ -12202,7 +11444,6 @@
         </w:rPr>
         <w:t xml:space="preserve">контроллер. Для этого используется компилятор </w:t>
       </w:r>
-      <w:proofErr w:type="spellStart"/>
       <w:r>
         <w:rPr>
           <w:sz w:val="28"/>
@@ -12211,21 +11452,12 @@
         </w:rPr>
         <w:t>ArduinoIDE</w:t>
       </w:r>
-      <w:proofErr w:type="spellEnd"/>
-      <w:r>
-        <w:rPr>
-          <w:sz w:val="28"/>
-          <w:szCs w:val="28"/>
-        </w:rPr>
-        <w:t xml:space="preserve">, в котором необходимо выполнить экспорт бинарного файла с расширением </w:t>
-      </w:r>
-      <w:proofErr w:type="gramStart"/>
-      <w:r>
-        <w:rPr>
-          <w:sz w:val="28"/>
-          <w:szCs w:val="28"/>
-        </w:rPr>
-        <w:t>«.</w:t>
+      <w:r>
+        <w:rPr>
+          <w:sz w:val="28"/>
+          <w:szCs w:val="28"/>
+        </w:rPr>
+        <w:t>, в котором необходимо выполнить экспорт бинарного файла с расширением «.</w:t>
       </w:r>
       <w:r>
         <w:rPr>
@@ -12235,7 +11467,6 @@
         </w:rPr>
         <w:t>HEX</w:t>
       </w:r>
-      <w:proofErr w:type="gramEnd"/>
       <w:r>
         <w:rPr>
           <w:sz w:val="28"/>
@@ -12243,7 +11474,6 @@
         </w:rPr>
         <w:t>». Данный файл следует указать в свойствах выбранного микроконтроллера в пункте «</w:t>
       </w:r>
-      <w:proofErr w:type="spellStart"/>
       <w:r>
         <w:rPr>
           <w:sz w:val="28"/>
@@ -12252,7 +11482,6 @@
         </w:rPr>
         <w:t>ProgramFile</w:t>
       </w:r>
-      <w:proofErr w:type="spellEnd"/>
       <w:r>
         <w:rPr>
           <w:sz w:val="28"/>
@@ -12389,7 +11618,6 @@
         </w:rPr>
         <w:t xml:space="preserve"> – Окно свойств микроконтроллера </w:t>
       </w:r>
-      <w:proofErr w:type="spellStart"/>
       <w:r>
         <w:rPr>
           <w:sz w:val="28"/>
@@ -12398,7 +11626,6 @@
         </w:rPr>
         <w:t>ATmega</w:t>
       </w:r>
-      <w:proofErr w:type="spellEnd"/>
       <w:r>
         <w:rPr>
           <w:sz w:val="28"/>
@@ -12624,7 +11851,6 @@
         <w:rPr>
           <w:sz w:val="28"/>
           <w:szCs w:val="28"/>
-          <w:lang w:val="en-US"/>
         </w:rPr>
       </w:pPr>
       <w:r>
@@ -12809,25 +12035,7 @@
           <w:sz w:val="28"/>
           <w:szCs w:val="28"/>
         </w:rPr>
-        <w:t xml:space="preserve"> с различными операционными системами, включая Windows и </w:t>
-      </w:r>
-      <w:proofErr w:type="spellStart"/>
-      <w:r>
-        <w:rPr>
-          <w:color w:val="000000" w:themeColor="text1"/>
-          <w:sz w:val="28"/>
-          <w:szCs w:val="28"/>
-        </w:rPr>
-        <w:t>MacOS</w:t>
-      </w:r>
-      <w:proofErr w:type="spellEnd"/>
-      <w:r>
-        <w:rPr>
-          <w:color w:val="000000" w:themeColor="text1"/>
-          <w:sz w:val="28"/>
-          <w:szCs w:val="28"/>
-        </w:rPr>
-        <w:t>, что позволяет пользователям работать над своими проектами с любого устройства, подключенного к Интернету.</w:t>
+        <w:t xml:space="preserve"> с различными операционными системами, включая Windows и MacOS, что позволяет пользователям работать над своими проектами с любого устройства, подключенного к Интернету.</w:t>
       </w:r>
     </w:p>
     <w:p>
@@ -13912,25 +13120,7 @@
           <w:sz w:val="28"/>
           <w:szCs w:val="28"/>
         </w:rPr>
-        <w:t xml:space="preserve">, то можно увидеть, как этот паз выглядит и как именно в него вставляется крышка. </w:t>
-      </w:r>
-      <w:proofErr w:type="gramStart"/>
-      <w:r>
-        <w:rPr>
-          <w:color w:val="000000" w:themeColor="text1"/>
-          <w:sz w:val="28"/>
-          <w:szCs w:val="28"/>
-        </w:rPr>
-        <w:t>Благодаря наличию пазов,</w:t>
-      </w:r>
-      <w:proofErr w:type="gramEnd"/>
-      <w:r>
-        <w:rPr>
-          <w:color w:val="000000" w:themeColor="text1"/>
-          <w:sz w:val="28"/>
-          <w:szCs w:val="28"/>
-        </w:rPr>
-        <w:t xml:space="preserve"> крышка корпуса устанавливается надежно и не может отсоединиться случайно, что обеспечивает защиту устройства и исключает </w:t>
+        <w:t xml:space="preserve">, то можно увидеть, как этот паз выглядит и как именно в него вставляется крышка. Благодаря наличию пазов, крышка корпуса устанавливается надежно и не может отсоединиться случайно, что обеспечивает защиту устройства и исключает </w:t>
       </w:r>
       <w:r>
         <w:rPr>
@@ -14189,7 +13379,6 @@
         </w:rPr>
         <w:t>F</w:t>
       </w:r>
-      <w:proofErr w:type="spellStart"/>
       <w:r>
         <w:rPr>
           <w:color w:val="000000" w:themeColor="text1"/>
@@ -14198,7 +13387,6 @@
         </w:rPr>
         <w:t>lying</w:t>
       </w:r>
-      <w:proofErr w:type="spellEnd"/>
       <w:r>
         <w:rPr>
           <w:color w:val="000000" w:themeColor="text1"/>
@@ -14216,23 +13404,13 @@
         </w:rPr>
         <w:t>B</w:t>
       </w:r>
-      <w:proofErr w:type="spellStart"/>
-      <w:r>
-        <w:rPr>
-          <w:color w:val="000000" w:themeColor="text1"/>
-          <w:sz w:val="28"/>
-          <w:szCs w:val="28"/>
-        </w:rPr>
-        <w:t>ear</w:t>
-      </w:r>
-      <w:proofErr w:type="spellEnd"/>
-      <w:r>
-        <w:rPr>
-          <w:color w:val="000000" w:themeColor="text1"/>
-          <w:sz w:val="28"/>
-          <w:szCs w:val="28"/>
-        </w:rPr>
-        <w:t xml:space="preserve"> </w:t>
+      <w:r>
+        <w:rPr>
+          <w:color w:val="000000" w:themeColor="text1"/>
+          <w:sz w:val="28"/>
+          <w:szCs w:val="28"/>
+        </w:rPr>
+        <w:t xml:space="preserve">ear </w:t>
       </w:r>
       <w:r>
         <w:rPr>
@@ -14243,23 +13421,13 @@
         </w:rPr>
         <w:t>G</w:t>
       </w:r>
-      <w:proofErr w:type="spellStart"/>
-      <w:r>
-        <w:rPr>
-          <w:color w:val="000000" w:themeColor="text1"/>
-          <w:sz w:val="28"/>
-          <w:szCs w:val="28"/>
-        </w:rPr>
-        <w:t>host</w:t>
-      </w:r>
-      <w:proofErr w:type="spellEnd"/>
-      <w:r>
-        <w:rPr>
-          <w:color w:val="000000" w:themeColor="text1"/>
-          <w:sz w:val="28"/>
-          <w:szCs w:val="28"/>
-        </w:rPr>
-        <w:t xml:space="preserve"> 5</w:t>
+      <w:r>
+        <w:rPr>
+          <w:color w:val="000000" w:themeColor="text1"/>
+          <w:sz w:val="28"/>
+          <w:szCs w:val="28"/>
+        </w:rPr>
+        <w:t>host 5</w:t>
       </w:r>
       <w:r>
         <w:rPr>
@@ -14322,7 +13490,6 @@
         </w:rPr>
         <w:t xml:space="preserve">Подготовка модели к печати будет осуществляться в программе </w:t>
       </w:r>
-      <w:proofErr w:type="spellStart"/>
       <w:r>
         <w:rPr>
           <w:color w:val="000000" w:themeColor="text1"/>
@@ -14332,7 +13499,6 @@
         </w:rPr>
         <w:t>UltiMaker</w:t>
       </w:r>
-      <w:proofErr w:type="spellEnd"/>
       <w:r>
         <w:rPr>
           <w:color w:val="000000" w:themeColor="text1"/>
@@ -14540,7 +13706,6 @@
         </w:rPr>
         <w:t xml:space="preserve">Устройство строится на основе микроконтроллера </w:t>
       </w:r>
-      <w:proofErr w:type="spellStart"/>
       <w:r>
         <w:rPr>
           <w:sz w:val="28"/>
@@ -14549,7 +13714,6 @@
         </w:rPr>
         <w:t>ATmega</w:t>
       </w:r>
-      <w:proofErr w:type="spellEnd"/>
       <w:r>
         <w:rPr>
           <w:sz w:val="28"/>
@@ -15104,107 +14268,7 @@
           <w:color w:val="000000" w:themeColor="text1"/>
           <w:szCs w:val="28"/>
         </w:rPr>
-        <w:t xml:space="preserve">Баранов В.Н. </w:t>
-      </w:r>
-      <w:proofErr w:type="spellStart"/>
-      <w:r>
-        <w:rPr>
-          <w:rFonts w:ascii="Times New Roman" w:hAnsi="Times New Roman"/>
-          <w:i w:val="0"/>
-          <w:color w:val="000000" w:themeColor="text1"/>
-          <w:szCs w:val="28"/>
-        </w:rPr>
-        <w:t>Применение</w:t>
-      </w:r>
-      <w:proofErr w:type="spellEnd"/>
-      <w:r>
-        <w:rPr>
-          <w:rFonts w:ascii="Times New Roman" w:hAnsi="Times New Roman"/>
-          <w:i w:val="0"/>
-          <w:color w:val="000000" w:themeColor="text1"/>
-          <w:szCs w:val="28"/>
-        </w:rPr>
-        <w:t xml:space="preserve"> </w:t>
-      </w:r>
-      <w:proofErr w:type="spellStart"/>
-      <w:r>
-        <w:rPr>
-          <w:rFonts w:ascii="Times New Roman" w:hAnsi="Times New Roman"/>
-          <w:i w:val="0"/>
-          <w:color w:val="000000" w:themeColor="text1"/>
-          <w:szCs w:val="28"/>
-        </w:rPr>
-        <w:t>микроконтроллеров</w:t>
-      </w:r>
-      <w:proofErr w:type="spellEnd"/>
-      <w:r>
-        <w:rPr>
-          <w:rFonts w:ascii="Times New Roman" w:hAnsi="Times New Roman"/>
-          <w:i w:val="0"/>
-          <w:color w:val="000000" w:themeColor="text1"/>
-          <w:szCs w:val="28"/>
-        </w:rPr>
-        <w:t xml:space="preserve"> AVR: </w:t>
-      </w:r>
-      <w:proofErr w:type="spellStart"/>
-      <w:r>
-        <w:rPr>
-          <w:rFonts w:ascii="Times New Roman" w:hAnsi="Times New Roman"/>
-          <w:i w:val="0"/>
-          <w:color w:val="000000" w:themeColor="text1"/>
-          <w:szCs w:val="28"/>
-        </w:rPr>
-        <w:t>схемы</w:t>
-      </w:r>
-      <w:proofErr w:type="spellEnd"/>
-      <w:r>
-        <w:rPr>
-          <w:rFonts w:ascii="Times New Roman" w:hAnsi="Times New Roman"/>
-          <w:i w:val="0"/>
-          <w:color w:val="000000" w:themeColor="text1"/>
-          <w:szCs w:val="28"/>
-        </w:rPr>
-        <w:t xml:space="preserve">, </w:t>
-      </w:r>
-      <w:proofErr w:type="spellStart"/>
-      <w:r>
-        <w:rPr>
-          <w:rFonts w:ascii="Times New Roman" w:hAnsi="Times New Roman"/>
-          <w:i w:val="0"/>
-          <w:color w:val="000000" w:themeColor="text1"/>
-          <w:szCs w:val="28"/>
-        </w:rPr>
-        <w:t>алгоритмы</w:t>
-      </w:r>
-      <w:proofErr w:type="spellEnd"/>
-      <w:r>
-        <w:rPr>
-          <w:rFonts w:ascii="Times New Roman" w:hAnsi="Times New Roman"/>
-          <w:i w:val="0"/>
-          <w:color w:val="000000" w:themeColor="text1"/>
-          <w:szCs w:val="28"/>
-        </w:rPr>
-        <w:t xml:space="preserve">, </w:t>
-      </w:r>
-      <w:proofErr w:type="spellStart"/>
-      <w:r>
-        <w:rPr>
-          <w:rFonts w:ascii="Times New Roman" w:hAnsi="Times New Roman"/>
-          <w:i w:val="0"/>
-          <w:color w:val="000000" w:themeColor="text1"/>
-          <w:szCs w:val="28"/>
-        </w:rPr>
-        <w:t>программы</w:t>
-      </w:r>
-      <w:proofErr w:type="spellEnd"/>
-      <w:r>
-        <w:rPr>
-          <w:rFonts w:ascii="Times New Roman" w:hAnsi="Times New Roman"/>
-          <w:i w:val="0"/>
-          <w:color w:val="000000" w:themeColor="text1"/>
-          <w:szCs w:val="28"/>
-        </w:rPr>
-        <w:t>:</w:t>
+        <w:t>Баранов В.Н. Применение микроконтроллеров AVR: схемы, алгоритмы, программы:</w:t>
       </w:r>
       <w:r>
         <w:rPr>
@@ -15353,19 +14417,18 @@
           <w:color w:val="000000" w:themeColor="text1"/>
           <w:szCs w:val="28"/>
         </w:rPr>
-        <w:t xml:space="preserve">Кравченко А.В. 10 </w:t>
-      </w:r>
-      <w:proofErr w:type="spellStart"/>
+        <w:t>Кравченко А.В. 10 практических устройств на AVR</w:t>
+      </w:r>
       <w:r>
         <w:rPr>
           <w:rFonts w:ascii="Times New Roman" w:hAnsi="Times New Roman"/>
           <w:i w:val="0"/>
           <w:color w:val="000000" w:themeColor="text1"/>
           <w:szCs w:val="28"/>
-        </w:rPr>
-        <w:t>практических</w:t>
-      </w:r>
-      <w:proofErr w:type="spellEnd"/>
+          <w:lang w:val="ru-RU"/>
+        </w:rPr>
+        <w:t xml:space="preserve">: </w:t>
+      </w:r>
       <w:r>
         <w:rPr>
           <w:rFonts w:ascii="Times New Roman" w:hAnsi="Times New Roman"/>
@@ -15373,111 +14436,17 @@
           <w:color w:val="000000" w:themeColor="text1"/>
           <w:szCs w:val="28"/>
         </w:rPr>
-        <w:t xml:space="preserve"> </w:t>
-      </w:r>
-      <w:proofErr w:type="spellStart"/>
+        <w:t>микроконтроллерах.</w:t>
+      </w:r>
       <w:r>
         <w:rPr>
           <w:rFonts w:ascii="Times New Roman" w:hAnsi="Times New Roman"/>
           <w:i w:val="0"/>
           <w:color w:val="000000" w:themeColor="text1"/>
           <w:szCs w:val="28"/>
-        </w:rPr>
-        <w:t>устройств</w:t>
-      </w:r>
-      <w:proofErr w:type="spellEnd"/>
-      <w:r>
-        <w:rPr>
-          <w:rFonts w:ascii="Times New Roman" w:hAnsi="Times New Roman"/>
-          <w:i w:val="0"/>
-          <w:color w:val="000000" w:themeColor="text1"/>
-          <w:szCs w:val="28"/>
-        </w:rPr>
-        <w:t xml:space="preserve"> на AVR</w:t>
-      </w:r>
-      <w:r>
-        <w:rPr>
-          <w:rFonts w:ascii="Times New Roman" w:hAnsi="Times New Roman"/>
-          <w:i w:val="0"/>
-          <w:color w:val="000000" w:themeColor="text1"/>
-          <w:szCs w:val="28"/>
           <w:lang w:val="ru-RU"/>
         </w:rPr>
-        <w:t xml:space="preserve">: </w:t>
-      </w:r>
-      <w:proofErr w:type="spellStart"/>
-      <w:r>
-        <w:rPr>
-          <w:rFonts w:ascii="Times New Roman" w:hAnsi="Times New Roman"/>
-          <w:i w:val="0"/>
-          <w:color w:val="000000" w:themeColor="text1"/>
-          <w:szCs w:val="28"/>
-        </w:rPr>
-        <w:t>микроконтроллерах</w:t>
-      </w:r>
-      <w:proofErr w:type="spellEnd"/>
-      <w:r>
-        <w:rPr>
-          <w:rFonts w:ascii="Times New Roman" w:hAnsi="Times New Roman"/>
-          <w:i w:val="0"/>
-          <w:color w:val="000000" w:themeColor="text1"/>
-          <w:szCs w:val="28"/>
-        </w:rPr>
-        <w:t>.</w:t>
-      </w:r>
-      <w:r>
-        <w:rPr>
-          <w:rFonts w:ascii="Times New Roman" w:hAnsi="Times New Roman"/>
-          <w:i w:val="0"/>
-          <w:color w:val="000000" w:themeColor="text1"/>
-          <w:szCs w:val="28"/>
-          <w:lang w:val="ru-RU"/>
-        </w:rPr>
-        <w:t xml:space="preserve">: Книга / </w:t>
-      </w:r>
-      <w:proofErr w:type="gramStart"/>
-      <w:r>
-        <w:rPr>
-          <w:rFonts w:ascii="Times New Roman" w:hAnsi="Times New Roman"/>
-          <w:i w:val="0"/>
-          <w:color w:val="000000" w:themeColor="text1"/>
-          <w:szCs w:val="28"/>
-          <w:lang w:val="ru-RU"/>
-        </w:rPr>
-        <w:t>А.В.</w:t>
-      </w:r>
-      <w:proofErr w:type="gramEnd"/>
-      <w:r>
-        <w:rPr>
-          <w:rFonts w:ascii="Times New Roman" w:hAnsi="Times New Roman"/>
-          <w:i w:val="0"/>
-          <w:color w:val="000000" w:themeColor="text1"/>
-          <w:szCs w:val="28"/>
-          <w:lang w:val="ru-RU"/>
-        </w:rPr>
-        <w:t xml:space="preserve"> Кравченко. Изд. Дом «</w:t>
-      </w:r>
-      <w:proofErr w:type="spellStart"/>
-      <w:r>
-        <w:rPr>
-          <w:rFonts w:ascii="Times New Roman" w:hAnsi="Times New Roman"/>
-          <w:i w:val="0"/>
-          <w:color w:val="000000" w:themeColor="text1"/>
-          <w:szCs w:val="28"/>
-          <w:lang w:val="ru-RU"/>
-        </w:rPr>
-        <w:t>Додэка</w:t>
-      </w:r>
-      <w:proofErr w:type="spellEnd"/>
-      <w:r>
-        <w:rPr>
-          <w:rFonts w:ascii="Times New Roman" w:hAnsi="Times New Roman"/>
-          <w:i w:val="0"/>
-          <w:color w:val="000000" w:themeColor="text1"/>
-          <w:szCs w:val="28"/>
-          <w:lang w:val="ru-RU"/>
-        </w:rPr>
-        <w:t>-</w:t>
+        <w:t>: Книга / А.В. Кравченко. Изд. Дом «Додэка-</w:t>
       </w:r>
       <w:r>
         <w:rPr>
@@ -15730,7 +14699,6 @@
           <w:szCs w:val="28"/>
         </w:rPr>
       </w:pPr>
-      <w:proofErr w:type="spellStart"/>
       <w:r>
         <w:rPr>
           <w:rFonts w:ascii="Times New Roman" w:hAnsi="Times New Roman"/>
@@ -15738,57 +14706,7 @@
           <w:color w:val="000000" w:themeColor="text1"/>
           <w:szCs w:val="28"/>
         </w:rPr>
-        <w:t>Документация</w:t>
-      </w:r>
-      <w:proofErr w:type="spellEnd"/>
-      <w:r>
-        <w:rPr>
-          <w:rFonts w:ascii="Times New Roman" w:hAnsi="Times New Roman"/>
-          <w:i w:val="0"/>
-          <w:color w:val="000000" w:themeColor="text1"/>
-          <w:szCs w:val="28"/>
-        </w:rPr>
-        <w:t xml:space="preserve"> по </w:t>
-      </w:r>
-      <w:proofErr w:type="spellStart"/>
-      <w:r>
-        <w:rPr>
-          <w:rFonts w:ascii="Times New Roman" w:hAnsi="Times New Roman"/>
-          <w:i w:val="0"/>
-          <w:color w:val="000000" w:themeColor="text1"/>
-          <w:szCs w:val="28"/>
-        </w:rPr>
-        <w:t>эксплуатации</w:t>
-      </w:r>
-      <w:proofErr w:type="spellEnd"/>
-      <w:r>
-        <w:rPr>
-          <w:rFonts w:ascii="Times New Roman" w:hAnsi="Times New Roman"/>
-          <w:i w:val="0"/>
-          <w:color w:val="000000" w:themeColor="text1"/>
-          <w:szCs w:val="28"/>
-        </w:rPr>
-        <w:t xml:space="preserve"> </w:t>
-      </w:r>
-      <w:proofErr w:type="spellStart"/>
-      <w:r>
-        <w:rPr>
-          <w:rFonts w:ascii="Times New Roman" w:hAnsi="Times New Roman"/>
-          <w:i w:val="0"/>
-          <w:color w:val="000000" w:themeColor="text1"/>
-          <w:szCs w:val="28"/>
-        </w:rPr>
-        <w:t>Arduino</w:t>
-      </w:r>
-      <w:proofErr w:type="spellEnd"/>
-      <w:r>
-        <w:rPr>
-          <w:rFonts w:ascii="Times New Roman" w:hAnsi="Times New Roman"/>
-          <w:i w:val="0"/>
-          <w:color w:val="000000" w:themeColor="text1"/>
-          <w:szCs w:val="28"/>
-        </w:rPr>
-        <w:t xml:space="preserve"> IDE</w:t>
+        <w:t>Документация по эксплуатации Arduino IDE</w:t>
       </w:r>
       <w:r>
         <w:rPr>
@@ -15968,27 +14886,7 @@
           <w:color w:val="000000" w:themeColor="text1"/>
           <w:szCs w:val="28"/>
         </w:rPr>
-        <w:t xml:space="preserve"> (дата </w:t>
-      </w:r>
-      <w:proofErr w:type="spellStart"/>
-      <w:r>
-        <w:rPr>
-          <w:rFonts w:ascii="Times New Roman" w:hAnsi="Times New Roman"/>
-          <w:i w:val="0"/>
-          <w:color w:val="000000" w:themeColor="text1"/>
-          <w:szCs w:val="28"/>
-        </w:rPr>
-        <w:t>обращения</w:t>
-      </w:r>
-      <w:proofErr w:type="spellEnd"/>
-      <w:r>
-        <w:rPr>
-          <w:rFonts w:ascii="Times New Roman" w:hAnsi="Times New Roman"/>
-          <w:i w:val="0"/>
-          <w:color w:val="000000" w:themeColor="text1"/>
-          <w:szCs w:val="28"/>
-        </w:rPr>
-        <w:t xml:space="preserve"> </w:t>
+        <w:t xml:space="preserve"> (дата обращения </w:t>
       </w:r>
       <w:r>
         <w:rPr>
@@ -16280,27 +15178,7 @@
           <w:color w:val="000000" w:themeColor="text1"/>
           <w:szCs w:val="28"/>
         </w:rPr>
-        <w:t xml:space="preserve">(дата </w:t>
-      </w:r>
-      <w:proofErr w:type="spellStart"/>
-      <w:r>
-        <w:rPr>
-          <w:rFonts w:ascii="Times New Roman" w:hAnsi="Times New Roman"/>
-          <w:i w:val="0"/>
-          <w:color w:val="000000" w:themeColor="text1"/>
-          <w:szCs w:val="28"/>
-        </w:rPr>
-        <w:t>обращения</w:t>
-      </w:r>
-      <w:proofErr w:type="spellEnd"/>
-      <w:r>
-        <w:rPr>
-          <w:rFonts w:ascii="Times New Roman" w:hAnsi="Times New Roman"/>
-          <w:i w:val="0"/>
-          <w:color w:val="000000" w:themeColor="text1"/>
-          <w:szCs w:val="28"/>
-        </w:rPr>
-        <w:t xml:space="preserve"> </w:t>
+        <w:t xml:space="preserve">(дата обращения </w:t>
       </w:r>
       <w:r>
         <w:rPr>
@@ -16418,7 +15296,6 @@
           <w:szCs w:val="28"/>
         </w:rPr>
       </w:pPr>
-      <w:proofErr w:type="spellStart"/>
       <w:r>
         <w:rPr>
           <w:rFonts w:ascii="Times New Roman" w:hAnsi="Times New Roman"/>
@@ -16426,57 +15303,7 @@
           <w:color w:val="000000" w:themeColor="text1"/>
           <w:szCs w:val="28"/>
         </w:rPr>
-        <w:t>Конструирование</w:t>
-      </w:r>
-      <w:proofErr w:type="spellEnd"/>
-      <w:r>
-        <w:rPr>
-          <w:rFonts w:ascii="Times New Roman" w:hAnsi="Times New Roman"/>
-          <w:i w:val="0"/>
-          <w:color w:val="000000" w:themeColor="text1"/>
-          <w:szCs w:val="28"/>
-        </w:rPr>
-        <w:t xml:space="preserve"> </w:t>
-      </w:r>
-      <w:proofErr w:type="spellStart"/>
-      <w:r>
-        <w:rPr>
-          <w:rFonts w:ascii="Times New Roman" w:hAnsi="Times New Roman"/>
-          <w:i w:val="0"/>
-          <w:color w:val="000000" w:themeColor="text1"/>
-          <w:szCs w:val="28"/>
-        </w:rPr>
-        <w:t>устройств</w:t>
-      </w:r>
-      <w:proofErr w:type="spellEnd"/>
-      <w:r>
-        <w:rPr>
-          <w:rFonts w:ascii="Times New Roman" w:hAnsi="Times New Roman"/>
-          <w:i w:val="0"/>
-          <w:color w:val="000000" w:themeColor="text1"/>
-          <w:szCs w:val="28"/>
-        </w:rPr>
-        <w:t xml:space="preserve"> на </w:t>
-      </w:r>
-      <w:proofErr w:type="spellStart"/>
-      <w:r>
-        <w:rPr>
-          <w:rFonts w:ascii="Times New Roman" w:hAnsi="Times New Roman"/>
-          <w:i w:val="0"/>
-          <w:color w:val="000000" w:themeColor="text1"/>
-          <w:szCs w:val="28"/>
-        </w:rPr>
-        <w:t>микроконтроллерах</w:t>
-      </w:r>
-      <w:proofErr w:type="spellEnd"/>
-      <w:r>
-        <w:rPr>
-          <w:rFonts w:ascii="Times New Roman" w:hAnsi="Times New Roman"/>
-          <w:i w:val="0"/>
-          <w:color w:val="000000" w:themeColor="text1"/>
-          <w:szCs w:val="28"/>
-        </w:rPr>
-        <w:t xml:space="preserve"> [</w:t>
+        <w:t>Конструирование устройств на микроконтроллерах [</w:t>
       </w:r>
       <w:r>
         <w:rPr>
@@ -16625,27 +15452,7 @@
           <w:color w:val="000000" w:themeColor="text1"/>
           <w:szCs w:val="28"/>
         </w:rPr>
-        <w:t xml:space="preserve">http://docs/books/textbook (дата </w:t>
-      </w:r>
-      <w:proofErr w:type="spellStart"/>
-      <w:r>
-        <w:rPr>
-          <w:rFonts w:ascii="Times New Roman" w:hAnsi="Times New Roman"/>
-          <w:i w:val="0"/>
-          <w:color w:val="000000" w:themeColor="text1"/>
-          <w:szCs w:val="28"/>
-        </w:rPr>
-        <w:t>обращения</w:t>
-      </w:r>
-      <w:proofErr w:type="spellEnd"/>
-      <w:r>
-        <w:rPr>
-          <w:rFonts w:ascii="Times New Roman" w:hAnsi="Times New Roman"/>
-          <w:i w:val="0"/>
-          <w:color w:val="000000" w:themeColor="text1"/>
-          <w:szCs w:val="28"/>
-        </w:rPr>
-        <w:t xml:space="preserve"> 26.11.202</w:t>
+        <w:t>http://docs/books/textbook (дата обращения 26.11.202</w:t>
       </w:r>
       <w:r>
         <w:rPr>
@@ -16781,7 +15588,6 @@
         </w:rPr>
         <w:t xml:space="preserve">Микроконтроллер </w:t>
       </w:r>
-      <w:proofErr w:type="spellStart"/>
       <w:r>
         <w:rPr>
           <w:rFonts w:ascii="Times New Roman" w:hAnsi="Times New Roman"/>
@@ -16793,7 +15599,6 @@
         </w:rPr>
         <w:t>ATmega</w:t>
       </w:r>
-      <w:proofErr w:type="spellEnd"/>
       <w:r>
         <w:rPr>
           <w:rFonts w:ascii="Times New Roman" w:hAnsi="Times New Roman"/>
@@ -16847,31 +15652,7 @@
           <w:szCs w:val="28"/>
           <w:lang w:val="ru-RU"/>
         </w:rPr>
-        <w:t>: https://bazaroved.ru/obzor-platy-arduino-micro-ATmega 32U4/?</w:t>
-      </w:r>
-      <w:proofErr w:type="spellStart"/>
-      <w:r>
-        <w:rPr>
-          <w:rFonts w:ascii="Times New Roman" w:hAnsi="Times New Roman"/>
-          <w:i w:val="0"/>
-          <w:iCs/>
-          <w:color w:val="000000" w:themeColor="text1"/>
-          <w:szCs w:val="28"/>
-          <w:lang w:val="ru-RU"/>
-        </w:rPr>
-        <w:t>ysclid</w:t>
-      </w:r>
-      <w:proofErr w:type="spellEnd"/>
-      <w:r>
-        <w:rPr>
-          <w:rFonts w:ascii="Times New Roman" w:hAnsi="Times New Roman"/>
-          <w:i w:val="0"/>
-          <w:iCs/>
-          <w:color w:val="000000" w:themeColor="text1"/>
-          <w:szCs w:val="28"/>
-          <w:lang w:val="ru-RU"/>
-        </w:rPr>
-        <w:t>=lpjgo30wi0232058414 (дата обращения 28.11.2023 г.).</w:t>
+        <w:t>: https://bazaroved.ru/obzor-platy-arduino-micro-ATmega 32U4/?ysclid=lpjgo30wi0232058414 (дата обращения 28.11.2023 г.).</w:t>
       </w:r>
     </w:p>
     <w:p>
@@ -16893,7 +15674,6 @@
           <w:szCs w:val="28"/>
         </w:rPr>
       </w:pPr>
-      <w:proofErr w:type="spellStart"/>
       <w:r>
         <w:rPr>
           <w:rFonts w:ascii="Times New Roman" w:hAnsi="Times New Roman"/>
@@ -16902,37 +15682,7 @@
           <w:szCs w:val="28"/>
         </w:rPr>
         <w:lastRenderedPageBreak/>
-        <w:t>Объектно-ориентированное</w:t>
-      </w:r>
-      <w:proofErr w:type="spellEnd"/>
-      <w:r>
-        <w:rPr>
-          <w:rFonts w:ascii="Times New Roman" w:hAnsi="Times New Roman"/>
-          <w:i w:val="0"/>
-          <w:color w:val="000000" w:themeColor="text1"/>
-          <w:szCs w:val="28"/>
-        </w:rPr>
-        <w:t xml:space="preserve"> </w:t>
-      </w:r>
-      <w:proofErr w:type="spellStart"/>
-      <w:r>
-        <w:rPr>
-          <w:rFonts w:ascii="Times New Roman" w:hAnsi="Times New Roman"/>
-          <w:i w:val="0"/>
-          <w:color w:val="000000" w:themeColor="text1"/>
-          <w:szCs w:val="28"/>
-        </w:rPr>
-        <w:t>программирование</w:t>
-      </w:r>
-      <w:proofErr w:type="spellEnd"/>
-      <w:r>
-        <w:rPr>
-          <w:rFonts w:ascii="Times New Roman" w:hAnsi="Times New Roman"/>
-          <w:i w:val="0"/>
-          <w:color w:val="000000" w:themeColor="text1"/>
-          <w:szCs w:val="28"/>
-        </w:rPr>
-        <w:t>, правила [</w:t>
+        <w:t>Объектно-ориентированное программирование, правила [</w:t>
       </w:r>
       <w:r>
         <w:rPr>
@@ -17083,27 +15833,7 @@
           <w:color w:val="000000" w:themeColor="text1"/>
           <w:szCs w:val="28"/>
         </w:rPr>
-        <w:t xml:space="preserve"> https://habr.com/ru/post/232969/ (дата </w:t>
-      </w:r>
-      <w:proofErr w:type="spellStart"/>
-      <w:r>
-        <w:rPr>
-          <w:rFonts w:ascii="Times New Roman" w:hAnsi="Times New Roman"/>
-          <w:i w:val="0"/>
-          <w:color w:val="000000" w:themeColor="text1"/>
-          <w:szCs w:val="28"/>
-        </w:rPr>
-        <w:t>обращения</w:t>
-      </w:r>
-      <w:proofErr w:type="spellEnd"/>
-      <w:r>
-        <w:rPr>
-          <w:rFonts w:ascii="Times New Roman" w:hAnsi="Times New Roman"/>
-          <w:i w:val="0"/>
-          <w:color w:val="000000" w:themeColor="text1"/>
-          <w:szCs w:val="28"/>
-        </w:rPr>
-        <w:t xml:space="preserve"> 21.1</w:t>
+        <w:t xml:space="preserve"> https://habr.com/ru/post/232969/ (дата обращения 21.1</w:t>
       </w:r>
       <w:r>
         <w:rPr>
@@ -17153,7 +15883,6 @@
         </w:rPr>
         <w:t>О</w:t>
       </w:r>
-      <w:proofErr w:type="spellStart"/>
       <w:r>
         <w:rPr>
           <w:rFonts w:ascii="Times New Roman" w:hAnsi="Times New Roman"/>
@@ -17161,19 +15890,18 @@
           <w:color w:val="000000" w:themeColor="text1"/>
           <w:szCs w:val="28"/>
         </w:rPr>
-        <w:t>сновы</w:t>
-      </w:r>
-      <w:proofErr w:type="spellEnd"/>
+        <w:t xml:space="preserve">сновы электроники </w:t>
+      </w:r>
       <w:r>
         <w:rPr>
           <w:rFonts w:ascii="Times New Roman" w:hAnsi="Times New Roman"/>
           <w:i w:val="0"/>
           <w:color w:val="000000" w:themeColor="text1"/>
           <w:szCs w:val="28"/>
-        </w:rPr>
-        <w:t xml:space="preserve"> </w:t>
-      </w:r>
-      <w:proofErr w:type="spellStart"/>
+          <w:lang w:val="ru-RU"/>
+        </w:rPr>
+        <w:t>у</w:t>
+      </w:r>
       <w:r>
         <w:rPr>
           <w:rFonts w:ascii="Times New Roman" w:hAnsi="Times New Roman"/>
@@ -17181,87 +15909,7 @@
           <w:color w:val="000000" w:themeColor="text1"/>
           <w:szCs w:val="28"/>
         </w:rPr>
-        <w:t>электроники</w:t>
-      </w:r>
-      <w:proofErr w:type="spellEnd"/>
-      <w:r>
-        <w:rPr>
-          <w:rFonts w:ascii="Times New Roman" w:hAnsi="Times New Roman"/>
-          <w:i w:val="0"/>
-          <w:color w:val="000000" w:themeColor="text1"/>
-          <w:szCs w:val="28"/>
-        </w:rPr>
-        <w:t xml:space="preserve"> </w:t>
-      </w:r>
-      <w:r>
-        <w:rPr>
-          <w:rFonts w:ascii="Times New Roman" w:hAnsi="Times New Roman"/>
-          <w:i w:val="0"/>
-          <w:color w:val="000000" w:themeColor="text1"/>
-          <w:szCs w:val="28"/>
-          <w:lang w:val="ru-RU"/>
-        </w:rPr>
-        <w:t>у</w:t>
-      </w:r>
-      <w:proofErr w:type="spellStart"/>
-      <w:r>
-        <w:rPr>
-          <w:rFonts w:ascii="Times New Roman" w:hAnsi="Times New Roman"/>
-          <w:i w:val="0"/>
-          <w:color w:val="000000" w:themeColor="text1"/>
-          <w:szCs w:val="28"/>
-        </w:rPr>
-        <w:t>чебное</w:t>
-      </w:r>
-      <w:proofErr w:type="spellEnd"/>
-      <w:r>
-        <w:rPr>
-          <w:rFonts w:ascii="Times New Roman" w:hAnsi="Times New Roman"/>
-          <w:i w:val="0"/>
-          <w:color w:val="000000" w:themeColor="text1"/>
-          <w:szCs w:val="28"/>
-        </w:rPr>
-        <w:t xml:space="preserve"> </w:t>
-      </w:r>
-      <w:proofErr w:type="spellStart"/>
-      <w:r>
-        <w:rPr>
-          <w:rFonts w:ascii="Times New Roman" w:hAnsi="Times New Roman"/>
-          <w:i w:val="0"/>
-          <w:color w:val="000000" w:themeColor="text1"/>
-          <w:szCs w:val="28"/>
-        </w:rPr>
-        <w:t>пособие</w:t>
-      </w:r>
-      <w:proofErr w:type="spellEnd"/>
-      <w:r>
-        <w:rPr>
-          <w:rFonts w:ascii="Times New Roman" w:hAnsi="Times New Roman"/>
-          <w:i w:val="0"/>
-          <w:color w:val="000000" w:themeColor="text1"/>
-          <w:szCs w:val="28"/>
-        </w:rPr>
-        <w:t xml:space="preserve"> для </w:t>
-      </w:r>
-      <w:proofErr w:type="spellStart"/>
-      <w:r>
-        <w:rPr>
-          <w:rFonts w:ascii="Times New Roman" w:hAnsi="Times New Roman"/>
-          <w:i w:val="0"/>
-          <w:color w:val="000000" w:themeColor="text1"/>
-          <w:szCs w:val="28"/>
-        </w:rPr>
-        <w:t>профессиональных</w:t>
-      </w:r>
-      <w:proofErr w:type="spellEnd"/>
-      <w:r>
-        <w:rPr>
-          <w:rFonts w:ascii="Times New Roman" w:hAnsi="Times New Roman"/>
-          <w:i w:val="0"/>
-          <w:color w:val="000000" w:themeColor="text1"/>
-          <w:szCs w:val="28"/>
-        </w:rPr>
-        <w:t xml:space="preserve"> училищ [</w:t>
+        <w:t>чебное пособие для профессиональных училищ [</w:t>
       </w:r>
       <w:r>
         <w:rPr>
@@ -17410,27 +16058,7 @@
           <w:color w:val="000000" w:themeColor="text1"/>
           <w:szCs w:val="28"/>
         </w:rPr>
-        <w:t xml:space="preserve">https://www.booksite.ru/fulltext/sindeev/text.pdf (дата </w:t>
-      </w:r>
-      <w:proofErr w:type="spellStart"/>
-      <w:r>
-        <w:rPr>
-          <w:rFonts w:ascii="Times New Roman" w:hAnsi="Times New Roman"/>
-          <w:i w:val="0"/>
-          <w:color w:val="000000" w:themeColor="text1"/>
-          <w:szCs w:val="28"/>
-        </w:rPr>
-        <w:t>обращения</w:t>
-      </w:r>
-      <w:proofErr w:type="spellEnd"/>
-      <w:r>
-        <w:rPr>
-          <w:rFonts w:ascii="Times New Roman" w:hAnsi="Times New Roman"/>
-          <w:i w:val="0"/>
-          <w:color w:val="000000" w:themeColor="text1"/>
-          <w:szCs w:val="28"/>
-        </w:rPr>
-        <w:t>: 2</w:t>
+        <w:t>https://www.booksite.ru/fulltext/sindeev/text.pdf (дата обращения: 2</w:t>
       </w:r>
       <w:r>
         <w:rPr>
@@ -17568,7 +16196,6 @@
           <w:szCs w:val="28"/>
         </w:rPr>
       </w:pPr>
-      <w:proofErr w:type="spellStart"/>
       <w:r>
         <w:rPr>
           <w:rFonts w:ascii="Times New Roman" w:hAnsi="Times New Roman"/>
@@ -17576,17 +16203,17 @@
           <w:color w:val="000000" w:themeColor="text1"/>
           <w:szCs w:val="28"/>
         </w:rPr>
-        <w:t>Программирование</w:t>
-      </w:r>
-      <w:proofErr w:type="spellEnd"/>
+        <w:t>Программирование AVR</w:t>
+      </w:r>
       <w:r>
         <w:rPr>
           <w:rFonts w:ascii="Times New Roman" w:hAnsi="Times New Roman"/>
           <w:i w:val="0"/>
           <w:color w:val="000000" w:themeColor="text1"/>
           <w:szCs w:val="28"/>
-        </w:rPr>
-        <w:t xml:space="preserve"> AVR</w:t>
+          <w:lang w:val="ru-RU"/>
+        </w:rPr>
+        <w:t>-</w:t>
       </w:r>
       <w:r>
         <w:rPr>
@@ -17594,69 +16221,8 @@
           <w:i w:val="0"/>
           <w:color w:val="000000" w:themeColor="text1"/>
           <w:szCs w:val="28"/>
-          <w:lang w:val="ru-RU"/>
-        </w:rPr>
-        <w:t>-</w:t>
-      </w:r>
-      <w:proofErr w:type="spellStart"/>
-      <w:r>
-        <w:rPr>
-          <w:rFonts w:ascii="Times New Roman" w:hAnsi="Times New Roman"/>
-          <w:i w:val="0"/>
-          <w:color w:val="000000" w:themeColor="text1"/>
-          <w:szCs w:val="28"/>
-        </w:rPr>
-        <w:t>микроконтроллеров</w:t>
-      </w:r>
-      <w:proofErr w:type="spellEnd"/>
-      <w:r>
-        <w:rPr>
-          <w:rFonts w:ascii="Times New Roman" w:hAnsi="Times New Roman"/>
-          <w:i w:val="0"/>
-          <w:color w:val="000000" w:themeColor="text1"/>
-          <w:szCs w:val="28"/>
-        </w:rPr>
-        <w:t xml:space="preserve">: </w:t>
-      </w:r>
-      <w:proofErr w:type="spellStart"/>
-      <w:r>
-        <w:rPr>
-          <w:rFonts w:ascii="Times New Roman" w:hAnsi="Times New Roman"/>
-          <w:i w:val="0"/>
-          <w:color w:val="000000" w:themeColor="text1"/>
-          <w:szCs w:val="28"/>
-        </w:rPr>
-        <w:t>концептуальное</w:t>
-      </w:r>
-      <w:proofErr w:type="spellEnd"/>
-      <w:r>
-        <w:rPr>
-          <w:rFonts w:ascii="Times New Roman" w:hAnsi="Times New Roman"/>
-          <w:i w:val="0"/>
-          <w:color w:val="000000" w:themeColor="text1"/>
-          <w:szCs w:val="28"/>
-        </w:rPr>
-        <w:t xml:space="preserve"> </w:t>
-      </w:r>
-      <w:proofErr w:type="spellStart"/>
-      <w:r>
-        <w:rPr>
-          <w:rFonts w:ascii="Times New Roman" w:hAnsi="Times New Roman"/>
-          <w:i w:val="0"/>
-          <w:color w:val="000000" w:themeColor="text1"/>
-          <w:szCs w:val="28"/>
-        </w:rPr>
-        <w:t>погружение</w:t>
-      </w:r>
-      <w:proofErr w:type="spellEnd"/>
-      <w:r>
-        <w:rPr>
-          <w:rFonts w:ascii="Times New Roman" w:hAnsi="Times New Roman"/>
-          <w:i w:val="0"/>
-          <w:color w:val="000000" w:themeColor="text1"/>
-          <w:szCs w:val="28"/>
-        </w:rPr>
-        <w:t xml:space="preserve"> [</w:t>
+        </w:rPr>
+        <w:t>микроконтроллеров: концептуальное погружение [</w:t>
       </w:r>
       <w:r>
         <w:rPr>
@@ -17818,27 +16384,7 @@
           <w:color w:val="000000" w:themeColor="text1"/>
           <w:szCs w:val="28"/>
         </w:rPr>
-        <w:t xml:space="preserve"> https://habr.com/ru/post/463669 (дата </w:t>
-      </w:r>
-      <w:proofErr w:type="spellStart"/>
-      <w:r>
-        <w:rPr>
-          <w:rFonts w:ascii="Times New Roman" w:hAnsi="Times New Roman"/>
-          <w:i w:val="0"/>
-          <w:color w:val="000000" w:themeColor="text1"/>
-          <w:szCs w:val="28"/>
-        </w:rPr>
-        <w:t>обращения</w:t>
-      </w:r>
-      <w:proofErr w:type="spellEnd"/>
-      <w:r>
-        <w:rPr>
-          <w:rFonts w:ascii="Times New Roman" w:hAnsi="Times New Roman"/>
-          <w:i w:val="0"/>
-          <w:color w:val="000000" w:themeColor="text1"/>
-          <w:szCs w:val="28"/>
-        </w:rPr>
-        <w:t>: 23.11.202</w:t>
+        <w:t xml:space="preserve"> https://habr.com/ru/post/463669 (дата обращения: 23.11.202</w:t>
       </w:r>
       <w:r>
         <w:rPr>
@@ -17879,7 +16425,6 @@
           <w:szCs w:val="28"/>
         </w:rPr>
       </w:pPr>
-      <w:proofErr w:type="spellStart"/>
       <w:r>
         <w:rPr>
           <w:rFonts w:ascii="Times New Roman" w:hAnsi="Times New Roman"/>
@@ -17887,97 +16432,7 @@
           <w:color w:val="000000" w:themeColor="text1"/>
           <w:szCs w:val="28"/>
         </w:rPr>
-        <w:t>Программирование</w:t>
-      </w:r>
-      <w:proofErr w:type="spellEnd"/>
-      <w:r>
-        <w:rPr>
-          <w:rFonts w:ascii="Times New Roman" w:hAnsi="Times New Roman"/>
-          <w:i w:val="0"/>
-          <w:color w:val="000000" w:themeColor="text1"/>
-          <w:szCs w:val="28"/>
-        </w:rPr>
-        <w:t xml:space="preserve"> </w:t>
-      </w:r>
-      <w:proofErr w:type="spellStart"/>
-      <w:r>
-        <w:rPr>
-          <w:rFonts w:ascii="Times New Roman" w:hAnsi="Times New Roman"/>
-          <w:i w:val="0"/>
-          <w:color w:val="000000" w:themeColor="text1"/>
-          <w:szCs w:val="28"/>
-        </w:rPr>
-        <w:t>модулей</w:t>
-      </w:r>
-      <w:proofErr w:type="spellEnd"/>
-      <w:r>
-        <w:rPr>
-          <w:rFonts w:ascii="Times New Roman" w:hAnsi="Times New Roman"/>
-          <w:i w:val="0"/>
-          <w:color w:val="000000" w:themeColor="text1"/>
-          <w:szCs w:val="28"/>
-        </w:rPr>
-        <w:t xml:space="preserve"> </w:t>
-      </w:r>
-      <w:proofErr w:type="spellStart"/>
-      <w:r>
-        <w:rPr>
-          <w:rFonts w:ascii="Times New Roman" w:hAnsi="Times New Roman"/>
-          <w:i w:val="0"/>
-          <w:color w:val="000000" w:themeColor="text1"/>
-          <w:szCs w:val="28"/>
-        </w:rPr>
-        <w:t>Arduino</w:t>
-      </w:r>
-      <w:proofErr w:type="spellEnd"/>
-      <w:r>
-        <w:rPr>
-          <w:rFonts w:ascii="Times New Roman" w:hAnsi="Times New Roman"/>
-          <w:i w:val="0"/>
-          <w:color w:val="000000" w:themeColor="text1"/>
-          <w:szCs w:val="28"/>
-        </w:rPr>
-        <w:t xml:space="preserve">. </w:t>
-      </w:r>
-      <w:proofErr w:type="spellStart"/>
-      <w:r>
-        <w:rPr>
-          <w:rFonts w:ascii="Times New Roman" w:hAnsi="Times New Roman"/>
-          <w:i w:val="0"/>
-          <w:color w:val="000000" w:themeColor="text1"/>
-          <w:szCs w:val="28"/>
-        </w:rPr>
-        <w:t>Виды</w:t>
-      </w:r>
-      <w:proofErr w:type="spellEnd"/>
-      <w:r>
-        <w:rPr>
-          <w:rFonts w:ascii="Times New Roman" w:hAnsi="Times New Roman"/>
-          <w:i w:val="0"/>
-          <w:color w:val="000000" w:themeColor="text1"/>
-          <w:szCs w:val="28"/>
-        </w:rPr>
-        <w:t xml:space="preserve"> и </w:t>
-      </w:r>
-      <w:proofErr w:type="spellStart"/>
-      <w:r>
-        <w:rPr>
-          <w:rFonts w:ascii="Times New Roman" w:hAnsi="Times New Roman"/>
-          <w:i w:val="0"/>
-          <w:color w:val="000000" w:themeColor="text1"/>
-          <w:szCs w:val="28"/>
-        </w:rPr>
-        <w:t>способы</w:t>
-      </w:r>
-      <w:proofErr w:type="spellEnd"/>
-      <w:r>
-        <w:rPr>
-          <w:rFonts w:ascii="Times New Roman" w:hAnsi="Times New Roman"/>
-          <w:i w:val="0"/>
-          <w:color w:val="000000" w:themeColor="text1"/>
-          <w:szCs w:val="28"/>
-        </w:rPr>
-        <w:t xml:space="preserve"> [</w:t>
+        <w:t>Программирование модулей Arduino. Виды и способы [</w:t>
       </w:r>
       <w:r>
         <w:rPr>
@@ -18125,27 +16580,7 @@
           <w:color w:val="000000" w:themeColor="text1"/>
           <w:szCs w:val="28"/>
         </w:rPr>
-        <w:t xml:space="preserve">http://wiki.amperka.ru/продукты:ATmega328P:scriptl (дата </w:t>
-      </w:r>
-      <w:proofErr w:type="spellStart"/>
-      <w:r>
-        <w:rPr>
-          <w:rFonts w:ascii="Times New Roman" w:hAnsi="Times New Roman"/>
-          <w:i w:val="0"/>
-          <w:color w:val="000000" w:themeColor="text1"/>
-          <w:szCs w:val="28"/>
-        </w:rPr>
-        <w:t>обращения</w:t>
-      </w:r>
-      <w:proofErr w:type="spellEnd"/>
-      <w:r>
-        <w:rPr>
-          <w:rFonts w:ascii="Times New Roman" w:hAnsi="Times New Roman"/>
-          <w:i w:val="0"/>
-          <w:color w:val="000000" w:themeColor="text1"/>
-          <w:szCs w:val="28"/>
-        </w:rPr>
-        <w:t xml:space="preserve"> </w:t>
+        <w:t xml:space="preserve">http://wiki.amperka.ru/продукты:ATmega328P:scriptl (дата обращения </w:t>
       </w:r>
       <w:r>
         <w:rPr>
@@ -18244,7 +16679,6 @@
           </w:rPr>
           <w:t>://3</w:t>
         </w:r>
-        <w:proofErr w:type="spellStart"/>
         <w:r>
           <w:rPr>
             <w:rStyle w:val="ac"/>
@@ -18256,7 +16690,6 @@
           </w:rPr>
           <w:t>dradar</w:t>
         </w:r>
-        <w:proofErr w:type="spellEnd"/>
         <w:r>
           <w:rPr>
             <w:rStyle w:val="ac"/>
@@ -18267,7 +16700,6 @@
           </w:rPr>
           <w:t>.</w:t>
         </w:r>
-        <w:proofErr w:type="spellStart"/>
         <w:r>
           <w:rPr>
             <w:rStyle w:val="ac"/>
@@ -18279,7 +16711,6 @@
           </w:rPr>
           <w:t>ru</w:t>
         </w:r>
-        <w:proofErr w:type="spellEnd"/>
         <w:r>
           <w:rPr>
             <w:rStyle w:val="ac"/>
@@ -18311,7 +16742,6 @@
           </w:rPr>
           <w:t>/45211/?</w:t>
         </w:r>
-        <w:proofErr w:type="spellStart"/>
         <w:r>
           <w:rPr>
             <w:rStyle w:val="ac"/>
@@ -18323,7 +16753,6 @@
           </w:rPr>
           <w:t>ysclid</w:t>
         </w:r>
-        <w:proofErr w:type="spellEnd"/>
         <w:r>
           <w:rPr>
             <w:rStyle w:val="ac"/>
@@ -18334,7 +16763,6 @@
           </w:rPr>
           <w:t>=</w:t>
         </w:r>
-        <w:proofErr w:type="spellStart"/>
         <w:r>
           <w:rPr>
             <w:rStyle w:val="ac"/>
@@ -18346,7 +16774,6 @@
           </w:rPr>
           <w:t>lnub</w:t>
         </w:r>
-        <w:proofErr w:type="spellEnd"/>
         <w:r>
           <w:rPr>
             <w:rStyle w:val="ac"/>
@@ -18950,30 +17377,8 @@
           <w:szCs w:val="28"/>
           <w:lang w:val="en-US"/>
         </w:rPr>
-        <w:t xml:space="preserve">Joystick_ </w:t>
-      </w:r>
-      <w:proofErr w:type="spellStart"/>
-      <w:proofErr w:type="gramStart"/>
-      <w:r>
-        <w:rPr>
-          <w:color w:val="000000" w:themeColor="text1"/>
-          <w:sz w:val="28"/>
-          <w:szCs w:val="28"/>
-          <w:lang w:val="en-US"/>
-        </w:rPr>
-        <w:t>Joystick</w:t>
-      </w:r>
-      <w:proofErr w:type="spellEnd"/>
-      <w:r>
-        <w:rPr>
-          <w:color w:val="000000" w:themeColor="text1"/>
-          <w:sz w:val="28"/>
-          <w:szCs w:val="28"/>
-          <w:lang w:val="en-US"/>
-        </w:rPr>
-        <w:t>;</w:t>
-      </w:r>
-      <w:proofErr w:type="gramEnd"/>
+        <w:t>Joystick_ Joystick;</w:t>
+      </w:r>
     </w:p>
     <w:p>
       <w:pPr>
@@ -18994,39 +17399,8 @@
           <w:szCs w:val="28"/>
           <w:lang w:val="en-US"/>
         </w:rPr>
-        <w:t xml:space="preserve">const int </w:t>
-      </w:r>
-      <w:proofErr w:type="spellStart"/>
-      <w:r>
-        <w:rPr>
-          <w:color w:val="000000" w:themeColor="text1"/>
-          <w:sz w:val="28"/>
-          <w:szCs w:val="28"/>
-          <w:lang w:val="en-US"/>
-        </w:rPr>
-        <w:t>pinToButtonMap</w:t>
-      </w:r>
-      <w:proofErr w:type="spellEnd"/>
-      <w:r>
-        <w:rPr>
-          <w:color w:val="000000" w:themeColor="text1"/>
-          <w:sz w:val="28"/>
-          <w:szCs w:val="28"/>
-          <w:lang w:val="en-US"/>
-        </w:rPr>
-        <w:t xml:space="preserve"> = </w:t>
-      </w:r>
-      <w:proofErr w:type="gramStart"/>
-      <w:r>
-        <w:rPr>
-          <w:color w:val="000000" w:themeColor="text1"/>
-          <w:sz w:val="28"/>
-          <w:szCs w:val="28"/>
-          <w:lang w:val="en-US"/>
-        </w:rPr>
-        <w:t>9;</w:t>
-      </w:r>
-      <w:proofErr w:type="gramEnd"/>
+        <w:t>const int pinToButtonMap = 9;</w:t>
+      </w:r>
     </w:p>
     <w:p>
       <w:pPr>
@@ -19047,19 +17421,8 @@
           <w:szCs w:val="28"/>
           <w:lang w:val="en-US"/>
         </w:rPr>
-        <w:t>const int LED=</w:t>
-      </w:r>
-      <w:proofErr w:type="gramStart"/>
-      <w:r>
-        <w:rPr>
-          <w:color w:val="000000" w:themeColor="text1"/>
-          <w:sz w:val="28"/>
-          <w:szCs w:val="28"/>
-          <w:lang w:val="en-US"/>
-        </w:rPr>
-        <w:t>10;</w:t>
-      </w:r>
-      <w:proofErr w:type="gramEnd"/>
+        <w:t>const int LED=10;</w:t>
+      </w:r>
     </w:p>
     <w:p>
       <w:pPr>
@@ -19080,29 +17443,7 @@
           <w:szCs w:val="28"/>
           <w:lang w:val="en-US"/>
         </w:rPr>
-        <w:t xml:space="preserve">int </w:t>
-      </w:r>
-      <w:proofErr w:type="spellStart"/>
-      <w:proofErr w:type="gramStart"/>
-      <w:r>
-        <w:rPr>
-          <w:color w:val="000000" w:themeColor="text1"/>
-          <w:sz w:val="28"/>
-          <w:szCs w:val="28"/>
-          <w:lang w:val="en-US"/>
-        </w:rPr>
-        <w:t>p,sw</w:t>
-      </w:r>
-      <w:proofErr w:type="spellEnd"/>
-      <w:proofErr w:type="gramEnd"/>
-      <w:r>
-        <w:rPr>
-          <w:color w:val="000000" w:themeColor="text1"/>
-          <w:sz w:val="28"/>
-          <w:szCs w:val="28"/>
-          <w:lang w:val="en-US"/>
-        </w:rPr>
-        <w:t xml:space="preserve">; </w:t>
+        <w:t xml:space="preserve">int p,sw; </w:t>
       </w:r>
     </w:p>
     <w:p>
@@ -19124,27 +17465,7 @@
           <w:szCs w:val="28"/>
           <w:lang w:val="en-US"/>
         </w:rPr>
-        <w:t xml:space="preserve">void </w:t>
-      </w:r>
-      <w:proofErr w:type="gramStart"/>
-      <w:r>
-        <w:rPr>
-          <w:color w:val="000000" w:themeColor="text1"/>
-          <w:sz w:val="28"/>
-          <w:szCs w:val="28"/>
-          <w:lang w:val="en-US"/>
-        </w:rPr>
-        <w:t>setup(</w:t>
-      </w:r>
-      <w:proofErr w:type="gramEnd"/>
-      <w:r>
-        <w:rPr>
-          <w:color w:val="000000" w:themeColor="text1"/>
-          <w:sz w:val="28"/>
-          <w:szCs w:val="28"/>
-          <w:lang w:val="en-US"/>
-        </w:rPr>
-        <w:t>) {</w:t>
+        <w:t>void setup() {</w:t>
       </w:r>
     </w:p>
     <w:p>
@@ -19159,8 +17480,6 @@
           <w:lang w:val="en-US"/>
         </w:rPr>
       </w:pPr>
-      <w:proofErr w:type="spellStart"/>
-      <w:proofErr w:type="gramStart"/>
       <w:r>
         <w:rPr>
           <w:color w:val="000000" w:themeColor="text1"/>
@@ -19168,39 +17487,8 @@
           <w:szCs w:val="28"/>
           <w:lang w:val="en-US"/>
         </w:rPr>
-        <w:t>pinMode</w:t>
-      </w:r>
-      <w:proofErr w:type="spellEnd"/>
-      <w:r>
-        <w:rPr>
-          <w:color w:val="000000" w:themeColor="text1"/>
-          <w:sz w:val="28"/>
-          <w:szCs w:val="28"/>
-          <w:lang w:val="en-US"/>
-        </w:rPr>
-        <w:t>(</w:t>
-      </w:r>
-      <w:proofErr w:type="gramEnd"/>
-      <w:r>
-        <w:rPr>
-          <w:color w:val="000000" w:themeColor="text1"/>
-          <w:sz w:val="28"/>
-          <w:szCs w:val="28"/>
-          <w:lang w:val="en-US"/>
-        </w:rPr>
-        <w:t>LED, OUTPUT</w:t>
-      </w:r>
-      <w:proofErr w:type="gramStart"/>
-      <w:r>
-        <w:rPr>
-          <w:color w:val="000000" w:themeColor="text1"/>
-          <w:sz w:val="28"/>
-          <w:szCs w:val="28"/>
-          <w:lang w:val="en-US"/>
-        </w:rPr>
-        <w:t>);</w:t>
-      </w:r>
-      <w:proofErr w:type="gramEnd"/>
+        <w:t>pinMode(LED, OUTPUT);</w:t>
+      </w:r>
     </w:p>
     <w:p>
       <w:pPr>
@@ -19214,8 +17502,6 @@
           <w:lang w:val="en-US"/>
         </w:rPr>
       </w:pPr>
-      <w:proofErr w:type="spellStart"/>
-      <w:proofErr w:type="gramStart"/>
       <w:r>
         <w:rPr>
           <w:color w:val="000000" w:themeColor="text1"/>
@@ -19223,50 +17509,8 @@
           <w:szCs w:val="28"/>
           <w:lang w:val="en-US"/>
         </w:rPr>
-        <w:t>pinMode</w:t>
-      </w:r>
-      <w:proofErr w:type="spellEnd"/>
-      <w:r>
-        <w:rPr>
-          <w:color w:val="000000" w:themeColor="text1"/>
-          <w:sz w:val="28"/>
-          <w:szCs w:val="28"/>
-          <w:lang w:val="en-US"/>
-        </w:rPr>
-        <w:t>(</w:t>
-      </w:r>
-      <w:proofErr w:type="spellStart"/>
-      <w:proofErr w:type="gramEnd"/>
-      <w:r>
-        <w:rPr>
-          <w:color w:val="000000" w:themeColor="text1"/>
-          <w:sz w:val="28"/>
-          <w:szCs w:val="28"/>
-          <w:lang w:val="en-US"/>
-        </w:rPr>
-        <w:t>pinToButtonMap</w:t>
-      </w:r>
-      <w:proofErr w:type="spellEnd"/>
-      <w:r>
-        <w:rPr>
-          <w:color w:val="000000" w:themeColor="text1"/>
-          <w:sz w:val="28"/>
-          <w:szCs w:val="28"/>
-          <w:lang w:val="en-US"/>
-        </w:rPr>
-        <w:t>, INPUT_PULLUP</w:t>
-      </w:r>
-      <w:proofErr w:type="gramStart"/>
-      <w:r>
-        <w:rPr>
-          <w:color w:val="000000" w:themeColor="text1"/>
-          <w:sz w:val="28"/>
-          <w:szCs w:val="28"/>
-          <w:lang w:val="en-US"/>
-        </w:rPr>
-        <w:t>);</w:t>
-      </w:r>
-      <w:proofErr w:type="gramEnd"/>
+        <w:t>pinMode(pinToButtonMap, INPUT_PULLUP);</w:t>
+      </w:r>
     </w:p>
     <w:p>
       <w:pPr>
@@ -19280,7 +17524,6 @@
           <w:lang w:val="en-US"/>
         </w:rPr>
       </w:pPr>
-      <w:proofErr w:type="spellStart"/>
       <w:r>
         <w:rPr>
           <w:color w:val="000000" w:themeColor="text1"/>
@@ -19288,29 +17531,8 @@
           <w:szCs w:val="28"/>
           <w:lang w:val="en-US"/>
         </w:rPr>
-        <w:t>pinMode</w:t>
-      </w:r>
-      <w:proofErr w:type="spellEnd"/>
-      <w:r>
-        <w:rPr>
-          <w:color w:val="000000" w:themeColor="text1"/>
-          <w:sz w:val="28"/>
-          <w:szCs w:val="28"/>
-          <w:lang w:val="en-US"/>
-        </w:rPr>
-        <w:t>(</w:t>
-      </w:r>
-      <w:proofErr w:type="gramStart"/>
-      <w:r>
-        <w:rPr>
-          <w:color w:val="000000" w:themeColor="text1"/>
-          <w:sz w:val="28"/>
-          <w:szCs w:val="28"/>
-          <w:lang w:val="en-US"/>
-        </w:rPr>
-        <w:t>1,INPUT);</w:t>
-      </w:r>
-      <w:proofErr w:type="gramEnd"/>
+        <w:t>pinMode(1,INPUT);</w:t>
+      </w:r>
     </w:p>
     <w:p>
       <w:pPr>
@@ -19324,7 +17546,6 @@
           <w:lang w:val="en-US"/>
         </w:rPr>
       </w:pPr>
-      <w:proofErr w:type="spellStart"/>
       <w:r>
         <w:rPr>
           <w:color w:val="000000" w:themeColor="text1"/>
@@ -19332,29 +17553,8 @@
           <w:szCs w:val="28"/>
           <w:lang w:val="en-US"/>
         </w:rPr>
-        <w:t>pinMode</w:t>
-      </w:r>
-      <w:proofErr w:type="spellEnd"/>
-      <w:r>
-        <w:rPr>
-          <w:color w:val="000000" w:themeColor="text1"/>
-          <w:sz w:val="28"/>
-          <w:szCs w:val="28"/>
-          <w:lang w:val="en-US"/>
-        </w:rPr>
-        <w:t>(</w:t>
-      </w:r>
-      <w:proofErr w:type="gramStart"/>
-      <w:r>
-        <w:rPr>
-          <w:color w:val="000000" w:themeColor="text1"/>
-          <w:sz w:val="28"/>
-          <w:szCs w:val="28"/>
-          <w:lang w:val="en-US"/>
-        </w:rPr>
-        <w:t>12,OUTPUT);</w:t>
-      </w:r>
-      <w:proofErr w:type="gramEnd"/>
+        <w:t>pinMode(12,OUTPUT);</w:t>
+      </w:r>
     </w:p>
     <w:p>
       <w:pPr>
@@ -19368,7 +17568,6 @@
           <w:lang w:val="en-US"/>
         </w:rPr>
       </w:pPr>
-      <w:proofErr w:type="spellStart"/>
       <w:r>
         <w:rPr>
           <w:color w:val="000000" w:themeColor="text1"/>
@@ -19376,29 +17575,8 @@
           <w:szCs w:val="28"/>
           <w:lang w:val="en-US"/>
         </w:rPr>
-        <w:t>Joystick.begin</w:t>
-      </w:r>
-      <w:proofErr w:type="spellEnd"/>
-      <w:r>
-        <w:rPr>
-          <w:color w:val="000000" w:themeColor="text1"/>
-          <w:sz w:val="28"/>
-          <w:szCs w:val="28"/>
-          <w:lang w:val="en-US"/>
-        </w:rPr>
-        <w:t>(</w:t>
-      </w:r>
-      <w:proofErr w:type="gramStart"/>
-      <w:r>
-        <w:rPr>
-          <w:color w:val="000000" w:themeColor="text1"/>
-          <w:sz w:val="28"/>
-          <w:szCs w:val="28"/>
-          <w:lang w:val="en-US"/>
-        </w:rPr>
-        <w:t>);</w:t>
-      </w:r>
-      <w:proofErr w:type="gramEnd"/>
+        <w:t>Joystick.begin();</w:t>
+      </w:r>
     </w:p>
     <w:p>
       <w:pPr>
@@ -19419,19 +17597,8 @@
           <w:szCs w:val="28"/>
           <w:lang w:val="en-US"/>
         </w:rPr>
-        <w:t>p=</w:t>
-      </w:r>
-      <w:proofErr w:type="gramStart"/>
-      <w:r>
-        <w:rPr>
-          <w:color w:val="000000" w:themeColor="text1"/>
-          <w:sz w:val="28"/>
-          <w:szCs w:val="28"/>
-          <w:lang w:val="en-US"/>
-        </w:rPr>
-        <w:t>0;</w:t>
-      </w:r>
-      <w:proofErr w:type="gramEnd"/>
+        <w:t>p=0;</w:t>
+      </w:r>
     </w:p>
     <w:p>
       <w:pPr>
@@ -19445,7 +17612,6 @@
           <w:lang w:val="en-US"/>
         </w:rPr>
       </w:pPr>
-      <w:proofErr w:type="spellStart"/>
       <w:r>
         <w:rPr>
           <w:color w:val="000000" w:themeColor="text1"/>
@@ -19453,17 +17619,7 @@
           <w:szCs w:val="28"/>
           <w:lang w:val="en-US"/>
         </w:rPr>
-        <w:t>sw</w:t>
-      </w:r>
-      <w:proofErr w:type="spellEnd"/>
-      <w:r>
-        <w:rPr>
-          <w:color w:val="000000" w:themeColor="text1"/>
-          <w:sz w:val="28"/>
-          <w:szCs w:val="28"/>
-          <w:lang w:val="en-US"/>
-        </w:rPr>
-        <w:t>=0;}</w:t>
+        <w:t>sw=0;}</w:t>
       </w:r>
     </w:p>
     <w:p>
@@ -19485,39 +17641,8 @@
           <w:szCs w:val="28"/>
           <w:lang w:val="en-US"/>
         </w:rPr>
-        <w:t xml:space="preserve">int </w:t>
-      </w:r>
-      <w:proofErr w:type="spellStart"/>
-      <w:r>
-        <w:rPr>
-          <w:color w:val="000000" w:themeColor="text1"/>
-          <w:sz w:val="28"/>
-          <w:szCs w:val="28"/>
-          <w:lang w:val="en-US"/>
-        </w:rPr>
-        <w:t>lastButtonState</w:t>
-      </w:r>
-      <w:proofErr w:type="spellEnd"/>
-      <w:r>
-        <w:rPr>
-          <w:color w:val="000000" w:themeColor="text1"/>
-          <w:sz w:val="28"/>
-          <w:szCs w:val="28"/>
-          <w:lang w:val="en-US"/>
-        </w:rPr>
-        <w:t xml:space="preserve"> = </w:t>
-      </w:r>
-      <w:proofErr w:type="gramStart"/>
-      <w:r>
-        <w:rPr>
-          <w:color w:val="000000" w:themeColor="text1"/>
-          <w:sz w:val="28"/>
-          <w:szCs w:val="28"/>
-          <w:lang w:val="en-US"/>
-        </w:rPr>
-        <w:t>0;</w:t>
-      </w:r>
-      <w:proofErr w:type="gramEnd"/>
+        <w:t>int lastButtonState = 0;</w:t>
+      </w:r>
     </w:p>
     <w:p>
       <w:pPr>
@@ -19538,27 +17663,7 @@
           <w:szCs w:val="28"/>
           <w:lang w:val="en-US"/>
         </w:rPr>
-        <w:t xml:space="preserve">void </w:t>
-      </w:r>
-      <w:proofErr w:type="gramStart"/>
-      <w:r>
-        <w:rPr>
-          <w:color w:val="000000" w:themeColor="text1"/>
-          <w:sz w:val="28"/>
-          <w:szCs w:val="28"/>
-          <w:lang w:val="en-US"/>
-        </w:rPr>
-        <w:t>loop(</w:t>
-      </w:r>
-      <w:proofErr w:type="gramEnd"/>
-      <w:r>
-        <w:rPr>
-          <w:color w:val="000000" w:themeColor="text1"/>
-          <w:sz w:val="28"/>
-          <w:szCs w:val="28"/>
-          <w:lang w:val="en-US"/>
-        </w:rPr>
-        <w:t>) {</w:t>
+        <w:t>void loop() {</w:t>
       </w:r>
     </w:p>
     <w:p>
@@ -19580,58 +17685,7 @@
           <w:szCs w:val="28"/>
           <w:lang w:val="en-US"/>
         </w:rPr>
-        <w:t>if(</w:t>
-      </w:r>
-      <w:proofErr w:type="spellStart"/>
-      <w:r>
-        <w:rPr>
-          <w:color w:val="000000" w:themeColor="text1"/>
-          <w:sz w:val="28"/>
-          <w:szCs w:val="28"/>
-          <w:lang w:val="en-US"/>
-        </w:rPr>
-        <w:t>digitalRead</w:t>
-      </w:r>
-      <w:proofErr w:type="spellEnd"/>
-      <w:r>
-        <w:rPr>
-          <w:color w:val="000000" w:themeColor="text1"/>
-          <w:sz w:val="28"/>
-          <w:szCs w:val="28"/>
-          <w:lang w:val="en-US"/>
-        </w:rPr>
-        <w:t>(1)&gt;</w:t>
-      </w:r>
-      <w:proofErr w:type="gramStart"/>
-      <w:r>
-        <w:rPr>
-          <w:color w:val="000000" w:themeColor="text1"/>
-          <w:sz w:val="28"/>
-          <w:szCs w:val="28"/>
-          <w:lang w:val="en-US"/>
-        </w:rPr>
-        <w:t>0){</w:t>
-      </w:r>
-      <w:proofErr w:type="spellStart"/>
-      <w:proofErr w:type="gramEnd"/>
-      <w:r>
-        <w:rPr>
-          <w:color w:val="000000" w:themeColor="text1"/>
-          <w:sz w:val="28"/>
-          <w:szCs w:val="28"/>
-          <w:lang w:val="en-US"/>
-        </w:rPr>
-        <w:t>sw</w:t>
-      </w:r>
-      <w:proofErr w:type="spellEnd"/>
-      <w:r>
-        <w:rPr>
-          <w:color w:val="000000" w:themeColor="text1"/>
-          <w:sz w:val="28"/>
-          <w:szCs w:val="28"/>
-          <w:lang w:val="en-US"/>
-        </w:rPr>
-        <w:t>++;}</w:t>
+        <w:t>if(digitalRead(1)&gt;0){sw++;}</w:t>
       </w:r>
     </w:p>
     <w:p>
@@ -19646,7 +17700,6 @@
           <w:lang w:val="en-US"/>
         </w:rPr>
       </w:pPr>
-      <w:proofErr w:type="gramStart"/>
       <w:r>
         <w:rPr>
           <w:color w:val="000000" w:themeColor="text1"/>
@@ -19656,7 +17709,6 @@
         </w:rPr>
         <w:t>else{</w:t>
       </w:r>
-      <w:proofErr w:type="gramEnd"/>
     </w:p>
     <w:p>
       <w:pPr>
@@ -19677,39 +17729,8 @@
           <w:szCs w:val="28"/>
           <w:lang w:val="en-US"/>
         </w:rPr>
-        <w:t>if(</w:t>
-      </w:r>
-      <w:proofErr w:type="spellStart"/>
-      <w:r>
-        <w:rPr>
-          <w:color w:val="000000" w:themeColor="text1"/>
-          <w:sz w:val="28"/>
-          <w:szCs w:val="28"/>
-          <w:lang w:val="en-US"/>
-        </w:rPr>
-        <w:t>sw</w:t>
-      </w:r>
-      <w:proofErr w:type="spellEnd"/>
-      <w:r>
-        <w:rPr>
-          <w:color w:val="000000" w:themeColor="text1"/>
-          <w:sz w:val="28"/>
-          <w:szCs w:val="28"/>
-          <w:lang w:val="en-US"/>
-        </w:rPr>
-        <w:t>&gt;</w:t>
-      </w:r>
-      <w:proofErr w:type="gramStart"/>
-      <w:r>
-        <w:rPr>
-          <w:color w:val="000000" w:themeColor="text1"/>
-          <w:sz w:val="28"/>
-          <w:szCs w:val="28"/>
-          <w:lang w:val="en-US"/>
-        </w:rPr>
-        <w:t>1){</w:t>
-      </w:r>
-      <w:proofErr w:type="gramEnd"/>
+        <w:t>if(sw&gt;1){</w:t>
+      </w:r>
     </w:p>
     <w:p>
       <w:pPr>
@@ -19723,8 +17744,6 @@
           <w:lang w:val="en-US"/>
         </w:rPr>
       </w:pPr>
-      <w:proofErr w:type="spellStart"/>
-      <w:proofErr w:type="gramStart"/>
       <w:r>
         <w:rPr>
           <w:color w:val="000000" w:themeColor="text1"/>
@@ -19732,39 +17751,8 @@
           <w:szCs w:val="28"/>
           <w:lang w:val="en-US"/>
         </w:rPr>
-        <w:t>digitalWrite</w:t>
-      </w:r>
-      <w:proofErr w:type="spellEnd"/>
-      <w:r>
-        <w:rPr>
-          <w:color w:val="000000" w:themeColor="text1"/>
-          <w:sz w:val="28"/>
-          <w:szCs w:val="28"/>
-          <w:lang w:val="en-US"/>
-        </w:rPr>
-        <w:t>(</w:t>
-      </w:r>
-      <w:proofErr w:type="gramEnd"/>
-      <w:r>
-        <w:rPr>
-          <w:color w:val="000000" w:themeColor="text1"/>
-          <w:sz w:val="28"/>
-          <w:szCs w:val="28"/>
-          <w:lang w:val="en-US"/>
-        </w:rPr>
-        <w:t>12,1</w:t>
-      </w:r>
-      <w:proofErr w:type="gramStart"/>
-      <w:r>
-        <w:rPr>
-          <w:color w:val="000000" w:themeColor="text1"/>
-          <w:sz w:val="28"/>
-          <w:szCs w:val="28"/>
-          <w:lang w:val="en-US"/>
-        </w:rPr>
-        <w:t>);</w:t>
-      </w:r>
-      <w:proofErr w:type="gramEnd"/>
+        <w:t>digitalWrite(12,1);</w:t>
+      </w:r>
     </w:p>
     <w:p>
       <w:pPr>
@@ -19785,50 +17773,8 @@
           <w:szCs w:val="28"/>
           <w:lang w:val="en-US"/>
         </w:rPr>
-        <w:t>p=(</w:t>
-      </w:r>
-      <w:proofErr w:type="spellStart"/>
-      <w:proofErr w:type="gramStart"/>
-      <w:r>
-        <w:rPr>
-          <w:color w:val="000000" w:themeColor="text1"/>
-          <w:sz w:val="28"/>
-          <w:szCs w:val="28"/>
-          <w:lang w:val="en-US"/>
-        </w:rPr>
-        <w:t>millis</w:t>
-      </w:r>
-      <w:proofErr w:type="spellEnd"/>
-      <w:r>
-        <w:rPr>
-          <w:color w:val="000000" w:themeColor="text1"/>
-          <w:sz w:val="28"/>
-          <w:szCs w:val="28"/>
-          <w:lang w:val="en-US"/>
-        </w:rPr>
-        <w:t>(</w:t>
-      </w:r>
-      <w:proofErr w:type="gramEnd"/>
-      <w:r>
-        <w:rPr>
-          <w:color w:val="000000" w:themeColor="text1"/>
-          <w:sz w:val="28"/>
-          <w:szCs w:val="28"/>
-          <w:lang w:val="en-US"/>
-        </w:rPr>
-        <w:t>)/1000</w:t>
-      </w:r>
-      <w:proofErr w:type="gramStart"/>
-      <w:r>
-        <w:rPr>
-          <w:color w:val="000000" w:themeColor="text1"/>
-          <w:sz w:val="28"/>
-          <w:szCs w:val="28"/>
-          <w:lang w:val="en-US"/>
-        </w:rPr>
-        <w:t>);</w:t>
-      </w:r>
-      <w:proofErr w:type="gramEnd"/>
+        <w:t>p=(millis()/1000);</w:t>
+      </w:r>
     </w:p>
     <w:p>
       <w:pPr>
@@ -19849,19 +17795,8 @@
           <w:szCs w:val="28"/>
           <w:lang w:val="en-US"/>
         </w:rPr>
-        <w:t>if (p==</w:t>
-      </w:r>
-      <w:proofErr w:type="gramStart"/>
-      <w:r>
-        <w:rPr>
-          <w:color w:val="000000" w:themeColor="text1"/>
-          <w:sz w:val="28"/>
-          <w:szCs w:val="28"/>
-          <w:lang w:val="en-US"/>
-        </w:rPr>
-        <w:t>5){</w:t>
-      </w:r>
-      <w:proofErr w:type="gramEnd"/>
+        <w:t>if (p==5){</w:t>
+      </w:r>
     </w:p>
     <w:p>
       <w:pPr>
@@ -19875,8 +17810,6 @@
           <w:lang w:val="en-US"/>
         </w:rPr>
       </w:pPr>
-      <w:proofErr w:type="spellStart"/>
-      <w:proofErr w:type="gramStart"/>
       <w:r>
         <w:rPr>
           <w:color w:val="000000" w:themeColor="text1"/>
@@ -19884,27 +17817,7 @@
           <w:szCs w:val="28"/>
           <w:lang w:val="en-US"/>
         </w:rPr>
-        <w:t>digitalWrite</w:t>
-      </w:r>
-      <w:proofErr w:type="spellEnd"/>
-      <w:r>
-        <w:rPr>
-          <w:color w:val="000000" w:themeColor="text1"/>
-          <w:sz w:val="28"/>
-          <w:szCs w:val="28"/>
-          <w:lang w:val="en-US"/>
-        </w:rPr>
-        <w:t>(</w:t>
-      </w:r>
-      <w:proofErr w:type="gramEnd"/>
-      <w:r>
-        <w:rPr>
-          <w:color w:val="000000" w:themeColor="text1"/>
-          <w:sz w:val="28"/>
-          <w:szCs w:val="28"/>
-          <w:lang w:val="en-US"/>
-        </w:rPr>
-        <w:t>12,0);}}}</w:t>
+        <w:t>digitalWrite(12,0);}}}</w:t>
       </w:r>
     </w:p>
     <w:p>
@@ -19919,8 +17832,6 @@
           <w:lang w:val="en-US"/>
         </w:rPr>
       </w:pPr>
-      <w:proofErr w:type="spellStart"/>
-      <w:proofErr w:type="gramStart"/>
       <w:r>
         <w:rPr>
           <w:color w:val="000000" w:themeColor="text1"/>
@@ -19928,19 +17839,8 @@
           <w:szCs w:val="28"/>
           <w:lang w:val="en-US"/>
         </w:rPr>
-        <w:t>digitalWrite</w:t>
-      </w:r>
-      <w:proofErr w:type="spellEnd"/>
-      <w:r>
-        <w:rPr>
-          <w:color w:val="000000" w:themeColor="text1"/>
-          <w:sz w:val="28"/>
-          <w:szCs w:val="28"/>
-          <w:lang w:val="en-US"/>
-        </w:rPr>
-        <w:t>(LED,HIGH);</w:t>
-      </w:r>
-      <w:proofErr w:type="gramEnd"/>
+        <w:t>digitalWrite(LED,HIGH);</w:t>
+      </w:r>
     </w:p>
     <w:p>
       <w:pPr>
@@ -19954,7 +17854,6 @@
           <w:lang w:val="en-US"/>
         </w:rPr>
       </w:pPr>
-      <w:proofErr w:type="gramStart"/>
       <w:r>
         <w:rPr>
           <w:color w:val="000000" w:themeColor="text1"/>
@@ -19962,29 +17861,8 @@
           <w:szCs w:val="28"/>
           <w:lang w:val="en-US"/>
         </w:rPr>
-        <w:t>delay(</w:t>
-      </w:r>
-      <w:proofErr w:type="gramEnd"/>
-      <w:r>
-        <w:rPr>
-          <w:color w:val="000000" w:themeColor="text1"/>
-          <w:sz w:val="28"/>
-          <w:szCs w:val="28"/>
-          <w:lang w:val="en-US"/>
-        </w:rPr>
-        <w:t>5000</w:t>
-      </w:r>
-      <w:proofErr w:type="gramStart"/>
-      <w:r>
-        <w:rPr>
-          <w:color w:val="000000" w:themeColor="text1"/>
-          <w:sz w:val="28"/>
-          <w:szCs w:val="28"/>
-          <w:lang w:val="en-US"/>
-        </w:rPr>
-        <w:t>);</w:t>
-      </w:r>
-      <w:proofErr w:type="gramEnd"/>
+        <w:t>delay(5000);</w:t>
+      </w:r>
     </w:p>
     <w:p>
       <w:pPr>
@@ -19998,8 +17876,6 @@
           <w:lang w:val="en-US"/>
         </w:rPr>
       </w:pPr>
-      <w:proofErr w:type="spellStart"/>
-      <w:proofErr w:type="gramStart"/>
       <w:r>
         <w:rPr>
           <w:color w:val="000000" w:themeColor="text1"/>
@@ -20007,19 +17883,8 @@
           <w:szCs w:val="28"/>
           <w:lang w:val="en-US"/>
         </w:rPr>
-        <w:t>digitalWrite</w:t>
-      </w:r>
-      <w:proofErr w:type="spellEnd"/>
-      <w:r>
-        <w:rPr>
-          <w:color w:val="000000" w:themeColor="text1"/>
-          <w:sz w:val="28"/>
-          <w:szCs w:val="28"/>
-          <w:lang w:val="en-US"/>
-        </w:rPr>
-        <w:t>(LED,LOW);</w:t>
-      </w:r>
-      <w:proofErr w:type="gramEnd"/>
+        <w:t>digitalWrite(LED,LOW);</w:t>
+      </w:r>
     </w:p>
     <w:p>
       <w:pPr>
@@ -20033,7 +17898,6 @@
           <w:lang w:val="en-US"/>
         </w:rPr>
       </w:pPr>
-      <w:proofErr w:type="gramStart"/>
       <w:r>
         <w:rPr>
           <w:color w:val="000000" w:themeColor="text1"/>
@@ -20041,29 +17905,8 @@
           <w:szCs w:val="28"/>
           <w:lang w:val="en-US"/>
         </w:rPr>
-        <w:t>delay(</w:t>
-      </w:r>
-      <w:proofErr w:type="gramEnd"/>
-      <w:r>
-        <w:rPr>
-          <w:color w:val="000000" w:themeColor="text1"/>
-          <w:sz w:val="28"/>
-          <w:szCs w:val="28"/>
-          <w:lang w:val="en-US"/>
-        </w:rPr>
-        <w:t>5000</w:t>
-      </w:r>
-      <w:proofErr w:type="gramStart"/>
-      <w:r>
-        <w:rPr>
-          <w:color w:val="000000" w:themeColor="text1"/>
-          <w:sz w:val="28"/>
-          <w:szCs w:val="28"/>
-          <w:lang w:val="en-US"/>
-        </w:rPr>
-        <w:t>);</w:t>
-      </w:r>
-      <w:proofErr w:type="gramEnd"/>
+        <w:t>delay(5000);</w:t>
+      </w:r>
     </w:p>
     <w:p>
       <w:pPr>
@@ -20085,81 +17928,8 @@
           <w:lang w:val="en-US"/>
         </w:rPr>
         <w:lastRenderedPageBreak/>
-        <w:t xml:space="preserve">int </w:t>
-      </w:r>
-      <w:proofErr w:type="spellStart"/>
-      <w:r>
-        <w:rPr>
-          <w:color w:val="000000" w:themeColor="text1"/>
-          <w:sz w:val="28"/>
-          <w:szCs w:val="28"/>
-          <w:lang w:val="en-US"/>
-        </w:rPr>
-        <w:t>currentButtonState</w:t>
-      </w:r>
-      <w:proofErr w:type="spellEnd"/>
-      <w:r>
-        <w:rPr>
-          <w:color w:val="000000" w:themeColor="text1"/>
-          <w:sz w:val="28"/>
-          <w:szCs w:val="28"/>
-          <w:lang w:val="en-US"/>
-        </w:rPr>
-        <w:t xml:space="preserve"> </w:t>
-      </w:r>
-      <w:proofErr w:type="gramStart"/>
-      <w:r>
-        <w:rPr>
-          <w:color w:val="000000" w:themeColor="text1"/>
-          <w:sz w:val="28"/>
-          <w:szCs w:val="28"/>
-          <w:lang w:val="en-US"/>
-        </w:rPr>
-        <w:t>= !</w:t>
-      </w:r>
-      <w:proofErr w:type="spellStart"/>
-      <w:r>
-        <w:rPr>
-          <w:color w:val="000000" w:themeColor="text1"/>
-          <w:sz w:val="28"/>
-          <w:szCs w:val="28"/>
-          <w:lang w:val="en-US"/>
-        </w:rPr>
-        <w:t>digitalRead</w:t>
-      </w:r>
-      <w:proofErr w:type="spellEnd"/>
-      <w:proofErr w:type="gramEnd"/>
-      <w:r>
-        <w:rPr>
-          <w:color w:val="000000" w:themeColor="text1"/>
-          <w:sz w:val="28"/>
-          <w:szCs w:val="28"/>
-          <w:lang w:val="en-US"/>
-        </w:rPr>
-        <w:t>(</w:t>
-      </w:r>
-      <w:proofErr w:type="spellStart"/>
-      <w:r>
-        <w:rPr>
-          <w:color w:val="000000" w:themeColor="text1"/>
-          <w:sz w:val="28"/>
-          <w:szCs w:val="28"/>
-          <w:lang w:val="en-US"/>
-        </w:rPr>
-        <w:t>pinToButtonMap</w:t>
-      </w:r>
-      <w:proofErr w:type="spellEnd"/>
-      <w:proofErr w:type="gramStart"/>
-      <w:r>
-        <w:rPr>
-          <w:color w:val="000000" w:themeColor="text1"/>
-          <w:sz w:val="28"/>
-          <w:szCs w:val="28"/>
-          <w:lang w:val="en-US"/>
-        </w:rPr>
-        <w:t>);</w:t>
-      </w:r>
-      <w:proofErr w:type="gramEnd"/>
+        <w:t>int currentButtonState = !digitalRead(pinToButtonMap);</w:t>
+      </w:r>
     </w:p>
     <w:p>
       <w:pPr>
@@ -20180,61 +17950,8 @@
           <w:szCs w:val="28"/>
           <w:lang w:val="en-US"/>
         </w:rPr>
-        <w:t>if (</w:t>
-      </w:r>
-      <w:proofErr w:type="spellStart"/>
-      <w:proofErr w:type="gramStart"/>
-      <w:r>
-        <w:rPr>
-          <w:color w:val="000000" w:themeColor="text1"/>
-          <w:sz w:val="28"/>
-          <w:szCs w:val="28"/>
-          <w:lang w:val="en-US"/>
-        </w:rPr>
-        <w:t>currentButtonState</w:t>
-      </w:r>
-      <w:proofErr w:type="spellEnd"/>
-      <w:r>
-        <w:rPr>
-          <w:color w:val="000000" w:themeColor="text1"/>
-          <w:sz w:val="28"/>
-          <w:szCs w:val="28"/>
-          <w:lang w:val="en-US"/>
-        </w:rPr>
-        <w:t xml:space="preserve"> !</w:t>
-      </w:r>
-      <w:proofErr w:type="gramEnd"/>
-      <w:r>
-        <w:rPr>
-          <w:color w:val="000000" w:themeColor="text1"/>
-          <w:sz w:val="28"/>
-          <w:szCs w:val="28"/>
-          <w:lang w:val="en-US"/>
-        </w:rPr>
-        <w:t xml:space="preserve">= </w:t>
-      </w:r>
-      <w:proofErr w:type="spellStart"/>
-      <w:proofErr w:type="gramStart"/>
-      <w:r>
-        <w:rPr>
-          <w:color w:val="000000" w:themeColor="text1"/>
-          <w:sz w:val="28"/>
-          <w:szCs w:val="28"/>
-          <w:lang w:val="en-US"/>
-        </w:rPr>
-        <w:t>lastButtonState</w:t>
-      </w:r>
-      <w:proofErr w:type="spellEnd"/>
-      <w:r>
-        <w:rPr>
-          <w:color w:val="000000" w:themeColor="text1"/>
-          <w:sz w:val="28"/>
-          <w:szCs w:val="28"/>
-          <w:lang w:val="en-US"/>
-        </w:rPr>
-        <w:t>){</w:t>
-      </w:r>
-      <w:proofErr w:type="gramEnd"/>
+        <w:t>if (currentButtonState != lastButtonState){</w:t>
+      </w:r>
     </w:p>
     <w:p>
       <w:pPr>
@@ -20248,7 +17965,6 @@
           <w:lang w:val="en-US"/>
         </w:rPr>
       </w:pPr>
-      <w:proofErr w:type="spellStart"/>
       <w:r>
         <w:rPr>
           <w:color w:val="000000" w:themeColor="text1"/>
@@ -20256,40 +17972,8 @@
           <w:szCs w:val="28"/>
           <w:lang w:val="en-US"/>
         </w:rPr>
-        <w:t>Joystick.setButton</w:t>
-      </w:r>
-      <w:proofErr w:type="spellEnd"/>
-      <w:r>
-        <w:rPr>
-          <w:color w:val="000000" w:themeColor="text1"/>
-          <w:sz w:val="28"/>
-          <w:szCs w:val="28"/>
-          <w:lang w:val="en-US"/>
-        </w:rPr>
-        <w:t xml:space="preserve">(0, </w:t>
-      </w:r>
-      <w:proofErr w:type="spellStart"/>
-      <w:r>
-        <w:rPr>
-          <w:color w:val="000000" w:themeColor="text1"/>
-          <w:sz w:val="28"/>
-          <w:szCs w:val="28"/>
-          <w:lang w:val="en-US"/>
-        </w:rPr>
-        <w:t>currentButtonState</w:t>
-      </w:r>
-      <w:proofErr w:type="spellEnd"/>
-      <w:proofErr w:type="gramStart"/>
-      <w:r>
-        <w:rPr>
-          <w:color w:val="000000" w:themeColor="text1"/>
-          <w:sz w:val="28"/>
-          <w:szCs w:val="28"/>
-          <w:lang w:val="en-US"/>
-        </w:rPr>
-        <w:t>);</w:t>
-      </w:r>
-      <w:proofErr w:type="gramEnd"/>
+        <w:t>Joystick.setButton(0, currentButtonState);</w:t>
+      </w:r>
     </w:p>
     <w:p>
       <w:pPr>
@@ -20303,7 +17987,6 @@
           <w:lang w:val="en-US"/>
         </w:rPr>
       </w:pPr>
-      <w:proofErr w:type="spellStart"/>
       <w:r>
         <w:rPr>
           <w:color w:val="000000" w:themeColor="text1"/>
@@ -20311,37 +17994,7 @@
           <w:szCs w:val="28"/>
           <w:lang w:val="en-US"/>
         </w:rPr>
-        <w:t>lastButtonState</w:t>
-      </w:r>
-      <w:proofErr w:type="spellEnd"/>
-      <w:r>
-        <w:rPr>
-          <w:color w:val="000000" w:themeColor="text1"/>
-          <w:sz w:val="28"/>
-          <w:szCs w:val="28"/>
-          <w:lang w:val="en-US"/>
-        </w:rPr>
-        <w:t xml:space="preserve"> = </w:t>
-      </w:r>
-      <w:proofErr w:type="spellStart"/>
-      <w:r>
-        <w:rPr>
-          <w:color w:val="000000" w:themeColor="text1"/>
-          <w:sz w:val="28"/>
-          <w:szCs w:val="28"/>
-          <w:lang w:val="en-US"/>
-        </w:rPr>
-        <w:t>currentButtonState</w:t>
-      </w:r>
-      <w:proofErr w:type="spellEnd"/>
-      <w:r>
-        <w:rPr>
-          <w:color w:val="000000" w:themeColor="text1"/>
-          <w:sz w:val="28"/>
-          <w:szCs w:val="28"/>
-          <w:lang w:val="en-US"/>
-        </w:rPr>
-        <w:t>;}</w:t>
+        <w:t>lastButtonState = currentButtonState;}</w:t>
       </w:r>
     </w:p>
     <w:p>
@@ -20356,7 +18009,6 @@
           <w:lang w:val="en-US"/>
         </w:rPr>
       </w:pPr>
-      <w:proofErr w:type="gramStart"/>
       <w:r>
         <w:rPr>
           <w:color w:val="000000" w:themeColor="text1"/>
@@ -20364,17 +18016,7 @@
           <w:szCs w:val="28"/>
           <w:lang w:val="en-US"/>
         </w:rPr>
-        <w:t>delay(</w:t>
-      </w:r>
-      <w:proofErr w:type="gramEnd"/>
-      <w:r>
-        <w:rPr>
-          <w:color w:val="000000" w:themeColor="text1"/>
-          <w:sz w:val="28"/>
-          <w:szCs w:val="28"/>
-          <w:lang w:val="en-US"/>
-        </w:rPr>
-        <w:t>50);}</w:t>
+        <w:t>delay(50);}</w:t>
       </w:r>
     </w:p>
     <w:p>
@@ -20695,7 +18337,7 @@
 </file>
 
 <file path=word/endnotes.xml><?xml version="1.0" encoding="utf-8"?>
-<w:endnotes xmlns:wpc="http://schemas.microsoft.com/office/word/2010/wordprocessingCanvas" xmlns:cx="http://schemas.microsoft.com/office/drawing/2014/chartex" xmlns:cx1="http://schemas.microsoft.com/office/drawing/2015/9/8/chartex" xmlns:cx2="http://schemas.microsoft.com/office/drawing/2015/10/21/chartex" xmlns:cx3="http://schemas.microsoft.com/office/drawing/2016/5/9/chartex" xmlns:cx4="http://schemas.microsoft.com/office/drawing/2016/5/10/chartex" xmlns:cx5="http://schemas.microsoft.com/office/drawing/2016/5/11/chartex" xmlns:cx6="http://schemas.microsoft.com/office/drawing/2016/5/12/chartex" xmlns:cx7="http://schemas.microsoft.com/office/drawing/2016/5/13/chartex" xmlns:cx8="http://schemas.microsoft.com/office/drawing/2016/5/14/chartex" xmlns:mc="http://schemas.openxmlformats.org/markup-compatibility/2006" xmlns:aink="http://schemas.microsoft.com/office/drawing/2016/ink" xmlns:am3d="http://schemas.microsoft.com/office/drawing/2017/model3d" xmlns:o="urn:schemas-microsoft-com:office:office" xmlns:oel="http://schemas.microsoft.com/office/2019/extlst" xmlns:r="http://schemas.openxmlformats.org/officeDocument/2006/relationships" xmlns:m="http://schemas.openxmlformats.org/officeDocument/2006/math" xmlns:v="urn:schemas-microsoft-com:vml" xmlns:wp14="http://schemas.microsoft.com/office/word/2010/wordprocessingDrawing" xmlns:wp="http://schemas.openxmlformats.org/drawingml/2006/wordprocessingDrawing" xmlns:w10="urn:schemas-microsoft-com:office:word" xmlns:w="http://schemas.openxmlformats.org/wordprocessingml/2006/main" xmlns:w14="http://schemas.microsoft.com/office/word/2010/wordml" xmlns:w15="http://schemas.microsoft.com/office/word/2012/wordml" xmlns:w16cex="http://schemas.microsoft.com/office/word/2018/wordml/cex" xmlns:w16cid="http://schemas.microsoft.com/office/word/2016/wordml/cid" xmlns:w16="http://schemas.microsoft.com/office/word/2018/wordml" xmlns:w16du="http://schemas.microsoft.com/office/word/2023/wordml/word16du" xmlns:w16sdtdh="http://schemas.microsoft.com/office/word/2020/wordml/sdtdatahash" xmlns:w16sdtfl="http://schemas.microsoft.com/office/word/2024/wordml/sdtformatlock" xmlns:w16se="http://schemas.microsoft.com/office/word/2015/wordml/symex" xmlns:wpg="http://schemas.microsoft.com/office/word/2010/wordprocessingGroup" xmlns:wpi="http://schemas.microsoft.com/office/word/2010/wordprocessingInk" xmlns:wne="http://schemas.microsoft.com/office/word/2006/wordml" xmlns:wps="http://schemas.microsoft.com/office/word/2010/wordprocessingShape" mc:Ignorable="w14 w15 w16se w16cid w16 w16cex w16sdtdh w16sdtfl w16du wp14">
+<w:endnotes xmlns:wpc="http://schemas.microsoft.com/office/word/2010/wordprocessingCanvas" xmlns:cx="http://schemas.microsoft.com/office/drawing/2014/chartex" xmlns:cx1="http://schemas.microsoft.com/office/drawing/2015/9/8/chartex" xmlns:cx2="http://schemas.microsoft.com/office/drawing/2015/10/21/chartex" xmlns:cx3="http://schemas.microsoft.com/office/drawing/2016/5/9/chartex" xmlns:cx4="http://schemas.microsoft.com/office/drawing/2016/5/10/chartex" xmlns:cx5="http://schemas.microsoft.com/office/drawing/2016/5/11/chartex" xmlns:cx6="http://schemas.microsoft.com/office/drawing/2016/5/12/chartex" xmlns:cx7="http://schemas.microsoft.com/office/drawing/2016/5/13/chartex" xmlns:cx8="http://schemas.microsoft.com/office/drawing/2016/5/14/chartex" xmlns:mc="http://schemas.openxmlformats.org/markup-compatibility/2006" xmlns:aink="http://schemas.microsoft.com/office/drawing/2016/ink" xmlns:am3d="http://schemas.microsoft.com/office/drawing/2017/model3d" xmlns:o="urn:schemas-microsoft-com:office:office" xmlns:r="http://schemas.openxmlformats.org/officeDocument/2006/relationships" xmlns:m="http://schemas.openxmlformats.org/officeDocument/2006/math" xmlns:v="urn:schemas-microsoft-com:vml" xmlns:wp14="http://schemas.microsoft.com/office/word/2010/wordprocessingDrawing" xmlns:wp="http://schemas.openxmlformats.org/drawingml/2006/wordprocessingDrawing" xmlns:w10="urn:schemas-microsoft-com:office:word" xmlns:w="http://schemas.openxmlformats.org/wordprocessingml/2006/main" xmlns:w14="http://schemas.microsoft.com/office/word/2010/wordml" xmlns:w15="http://schemas.microsoft.com/office/word/2012/wordml" xmlns:w16cex="http://schemas.microsoft.com/office/word/2018/wordml/cex" xmlns:w16cid="http://schemas.microsoft.com/office/word/2016/wordml/cid" xmlns:w16="http://schemas.microsoft.com/office/word/2018/wordml" xmlns:w16sdtdh="http://schemas.microsoft.com/office/word/2020/wordml/sdtdatahash" xmlns:w16se="http://schemas.microsoft.com/office/word/2015/wordml/symex" xmlns:wpg="http://schemas.microsoft.com/office/word/2010/wordprocessingGroup" xmlns:wpi="http://schemas.microsoft.com/office/word/2010/wordprocessingInk" xmlns:wne="http://schemas.microsoft.com/office/word/2006/wordml" xmlns:wps="http://schemas.microsoft.com/office/word/2010/wordprocessingShape" mc:Ignorable="w14 w15 w16se w16cid w16 w16cex w16sdtdh wp14">
   <w:endnote w:type="separator" w:id="-1">
     <w:p>
       <w:r>
@@ -20714,7 +18356,7 @@
 </file>
 
 <file path=word/footer1.xml><?xml version="1.0" encoding="utf-8"?>
-<w:ftr xmlns:wpc="http://schemas.microsoft.com/office/word/2010/wordprocessingCanvas" xmlns:cx="http://schemas.microsoft.com/office/drawing/2014/chartex" xmlns:cx1="http://schemas.microsoft.com/office/drawing/2015/9/8/chartex" xmlns:cx2="http://schemas.microsoft.com/office/drawing/2015/10/21/chartex" xmlns:cx3="http://schemas.microsoft.com/office/drawing/2016/5/9/chartex" xmlns:cx4="http://schemas.microsoft.com/office/drawing/2016/5/10/chartex" xmlns:cx5="http://schemas.microsoft.com/office/drawing/2016/5/11/chartex" xmlns:cx6="http://schemas.microsoft.com/office/drawing/2016/5/12/chartex" xmlns:cx7="http://schemas.microsoft.com/office/drawing/2016/5/13/chartex" xmlns:cx8="http://schemas.microsoft.com/office/drawing/2016/5/14/chartex" xmlns:mc="http://schemas.openxmlformats.org/markup-compatibility/2006" xmlns:aink="http://schemas.microsoft.com/office/drawing/2016/ink" xmlns:am3d="http://schemas.microsoft.com/office/drawing/2017/model3d" xmlns:o="urn:schemas-microsoft-com:office:office" xmlns:oel="http://schemas.microsoft.com/office/2019/extlst" xmlns:r="http://schemas.openxmlformats.org/officeDocument/2006/relationships" xmlns:m="http://schemas.openxmlformats.org/officeDocument/2006/math" xmlns:v="urn:schemas-microsoft-com:vml" xmlns:wp14="http://schemas.microsoft.com/office/word/2010/wordprocessingDrawing" xmlns:wp="http://schemas.openxmlformats.org/drawingml/2006/wordprocessingDrawing" xmlns:w10="urn:schemas-microsoft-com:office:word" xmlns:w="http://schemas.openxmlformats.org/wordprocessingml/2006/main" xmlns:w14="http://schemas.microsoft.com/office/word/2010/wordml" xmlns:w15="http://schemas.microsoft.com/office/word/2012/wordml" xmlns:w16cex="http://schemas.microsoft.com/office/word/2018/wordml/cex" xmlns:w16cid="http://schemas.microsoft.com/office/word/2016/wordml/cid" xmlns:w16="http://schemas.microsoft.com/office/word/2018/wordml" xmlns:w16du="http://schemas.microsoft.com/office/word/2023/wordml/word16du" xmlns:w16sdtdh="http://schemas.microsoft.com/office/word/2020/wordml/sdtdatahash" xmlns:w16sdtfl="http://schemas.microsoft.com/office/word/2024/wordml/sdtformatlock" xmlns:w16se="http://schemas.microsoft.com/office/word/2015/wordml/symex" xmlns:wpg="http://schemas.microsoft.com/office/word/2010/wordprocessingGroup" xmlns:wpi="http://schemas.microsoft.com/office/word/2010/wordprocessingInk" xmlns:wne="http://schemas.microsoft.com/office/word/2006/wordml" xmlns:wps="http://schemas.microsoft.com/office/word/2010/wordprocessingShape" mc:Ignorable="w14 w15 w16se w16cid w16 w16cex w16sdtdh w16sdtfl w16du wp14">
+<w:ftr xmlns:wpc="http://schemas.microsoft.com/office/word/2010/wordprocessingCanvas" xmlns:cx="http://schemas.microsoft.com/office/drawing/2014/chartex" xmlns:cx1="http://schemas.microsoft.com/office/drawing/2015/9/8/chartex" xmlns:cx2="http://schemas.microsoft.com/office/drawing/2015/10/21/chartex" xmlns:cx3="http://schemas.microsoft.com/office/drawing/2016/5/9/chartex" xmlns:cx4="http://schemas.microsoft.com/office/drawing/2016/5/10/chartex" xmlns:cx5="http://schemas.microsoft.com/office/drawing/2016/5/11/chartex" xmlns:cx6="http://schemas.microsoft.com/office/drawing/2016/5/12/chartex" xmlns:cx7="http://schemas.microsoft.com/office/drawing/2016/5/13/chartex" xmlns:cx8="http://schemas.microsoft.com/office/drawing/2016/5/14/chartex" xmlns:mc="http://schemas.openxmlformats.org/markup-compatibility/2006" xmlns:aink="http://schemas.microsoft.com/office/drawing/2016/ink" xmlns:am3d="http://schemas.microsoft.com/office/drawing/2017/model3d" xmlns:o="urn:schemas-microsoft-com:office:office" xmlns:r="http://schemas.openxmlformats.org/officeDocument/2006/relationships" xmlns:m="http://schemas.openxmlformats.org/officeDocument/2006/math" xmlns:v="urn:schemas-microsoft-com:vml" xmlns:wp14="http://schemas.microsoft.com/office/word/2010/wordprocessingDrawing" xmlns:wp="http://schemas.openxmlformats.org/drawingml/2006/wordprocessingDrawing" xmlns:w10="urn:schemas-microsoft-com:office:word" xmlns:w="http://schemas.openxmlformats.org/wordprocessingml/2006/main" xmlns:w14="http://schemas.microsoft.com/office/word/2010/wordml" xmlns:w15="http://schemas.microsoft.com/office/word/2012/wordml" xmlns:w16cex="http://schemas.microsoft.com/office/word/2018/wordml/cex" xmlns:w16cid="http://schemas.microsoft.com/office/word/2016/wordml/cid" xmlns:w16="http://schemas.microsoft.com/office/word/2018/wordml" xmlns:w16sdtdh="http://schemas.microsoft.com/office/word/2020/wordml/sdtdatahash" xmlns:w16se="http://schemas.microsoft.com/office/word/2015/wordml/symex" xmlns:wpg="http://schemas.microsoft.com/office/word/2010/wordprocessingGroup" xmlns:wpi="http://schemas.microsoft.com/office/word/2010/wordprocessingInk" xmlns:wne="http://schemas.microsoft.com/office/word/2006/wordml" xmlns:wps="http://schemas.microsoft.com/office/word/2010/wordprocessingShape" mc:Ignorable="w14 w15 w16se w16cid w16 w16cex w16sdtdh wp14">
   <w:p>
     <w:pPr>
       <w:pStyle w:val="a5"/>
@@ -20734,7 +18376,7 @@
 </file>
 
 <file path=word/footer2.xml><?xml version="1.0" encoding="utf-8"?>
-<w:ftr xmlns:wpc="http://schemas.microsoft.com/office/word/2010/wordprocessingCanvas" xmlns:cx="http://schemas.microsoft.com/office/drawing/2014/chartex" xmlns:cx1="http://schemas.microsoft.com/office/drawing/2015/9/8/chartex" xmlns:cx2="http://schemas.microsoft.com/office/drawing/2015/10/21/chartex" xmlns:cx3="http://schemas.microsoft.com/office/drawing/2016/5/9/chartex" xmlns:cx4="http://schemas.microsoft.com/office/drawing/2016/5/10/chartex" xmlns:cx5="http://schemas.microsoft.com/office/drawing/2016/5/11/chartex" xmlns:cx6="http://schemas.microsoft.com/office/drawing/2016/5/12/chartex" xmlns:cx7="http://schemas.microsoft.com/office/drawing/2016/5/13/chartex" xmlns:cx8="http://schemas.microsoft.com/office/drawing/2016/5/14/chartex" xmlns:mc="http://schemas.openxmlformats.org/markup-compatibility/2006" xmlns:aink="http://schemas.microsoft.com/office/drawing/2016/ink" xmlns:am3d="http://schemas.microsoft.com/office/drawing/2017/model3d" xmlns:o="urn:schemas-microsoft-com:office:office" xmlns:oel="http://schemas.microsoft.com/office/2019/extlst" xmlns:r="http://schemas.openxmlformats.org/officeDocument/2006/relationships" xmlns:m="http://schemas.openxmlformats.org/officeDocument/2006/math" xmlns:v="urn:schemas-microsoft-com:vml" xmlns:wp14="http://schemas.microsoft.com/office/word/2010/wordprocessingDrawing" xmlns:wp="http://schemas.openxmlformats.org/drawingml/2006/wordprocessingDrawing" xmlns:w10="urn:schemas-microsoft-com:office:word" xmlns:w="http://schemas.openxmlformats.org/wordprocessingml/2006/main" xmlns:w14="http://schemas.microsoft.com/office/word/2010/wordml" xmlns:w15="http://schemas.microsoft.com/office/word/2012/wordml" xmlns:w16cex="http://schemas.microsoft.com/office/word/2018/wordml/cex" xmlns:w16cid="http://schemas.microsoft.com/office/word/2016/wordml/cid" xmlns:w16="http://schemas.microsoft.com/office/word/2018/wordml" xmlns:w16du="http://schemas.microsoft.com/office/word/2023/wordml/word16du" xmlns:w16sdtdh="http://schemas.microsoft.com/office/word/2020/wordml/sdtdatahash" xmlns:w16sdtfl="http://schemas.microsoft.com/office/word/2024/wordml/sdtformatlock" xmlns:w16se="http://schemas.microsoft.com/office/word/2015/wordml/symex" xmlns:wpg="http://schemas.microsoft.com/office/word/2010/wordprocessingGroup" xmlns:wpi="http://schemas.microsoft.com/office/word/2010/wordprocessingInk" xmlns:wne="http://schemas.microsoft.com/office/word/2006/wordml" xmlns:wps="http://schemas.microsoft.com/office/word/2010/wordprocessingShape" mc:Ignorable="w14 w15 w16se w16cid w16 w16cex w16sdtdh w16sdtfl w16du wp14">
+<w:ftr xmlns:wpc="http://schemas.microsoft.com/office/word/2010/wordprocessingCanvas" xmlns:cx="http://schemas.microsoft.com/office/drawing/2014/chartex" xmlns:cx1="http://schemas.microsoft.com/office/drawing/2015/9/8/chartex" xmlns:cx2="http://schemas.microsoft.com/office/drawing/2015/10/21/chartex" xmlns:cx3="http://schemas.microsoft.com/office/drawing/2016/5/9/chartex" xmlns:cx4="http://schemas.microsoft.com/office/drawing/2016/5/10/chartex" xmlns:cx5="http://schemas.microsoft.com/office/drawing/2016/5/11/chartex" xmlns:cx6="http://schemas.microsoft.com/office/drawing/2016/5/12/chartex" xmlns:cx7="http://schemas.microsoft.com/office/drawing/2016/5/13/chartex" xmlns:cx8="http://schemas.microsoft.com/office/drawing/2016/5/14/chartex" xmlns:mc="http://schemas.openxmlformats.org/markup-compatibility/2006" xmlns:aink="http://schemas.microsoft.com/office/drawing/2016/ink" xmlns:am3d="http://schemas.microsoft.com/office/drawing/2017/model3d" xmlns:o="urn:schemas-microsoft-com:office:office" xmlns:r="http://schemas.openxmlformats.org/officeDocument/2006/relationships" xmlns:m="http://schemas.openxmlformats.org/officeDocument/2006/math" xmlns:v="urn:schemas-microsoft-com:vml" xmlns:wp14="http://schemas.microsoft.com/office/word/2010/wordprocessingDrawing" xmlns:wp="http://schemas.openxmlformats.org/drawingml/2006/wordprocessingDrawing" xmlns:w10="urn:schemas-microsoft-com:office:word" xmlns:w="http://schemas.openxmlformats.org/wordprocessingml/2006/main" xmlns:w14="http://schemas.microsoft.com/office/word/2010/wordml" xmlns:w15="http://schemas.microsoft.com/office/word/2012/wordml" xmlns:w16cex="http://schemas.microsoft.com/office/word/2018/wordml/cex" xmlns:w16cid="http://schemas.microsoft.com/office/word/2016/wordml/cid" xmlns:w16="http://schemas.microsoft.com/office/word/2018/wordml" xmlns:w16sdtdh="http://schemas.microsoft.com/office/word/2020/wordml/sdtdatahash" xmlns:w16se="http://schemas.microsoft.com/office/word/2015/wordml/symex" xmlns:wpg="http://schemas.microsoft.com/office/word/2010/wordprocessingGroup" xmlns:wpi="http://schemas.microsoft.com/office/word/2010/wordprocessingInk" xmlns:wne="http://schemas.microsoft.com/office/word/2006/wordml" xmlns:wps="http://schemas.microsoft.com/office/word/2010/wordprocessingShape" mc:Ignorable="w14 w15 w16se w16cid w16 w16cex w16sdtdh wp14">
   <w:p/>
   <w:p/>
   <w:p/>
@@ -20837,7 +18479,7 @@
               <v:stroke joinstyle="miter"/>
               <v:path gradientshapeok="t" o:connecttype="rect"/>
             </v:shapetype>
-            <v:shape id="Надпись 67" o:spid="_x0000_s1096" type="#_x0000_t202" style="position:absolute;margin-left:380.35pt;margin-top:9.25pt;width:26.5pt;height:17.95pt;z-index:251662336;visibility:visible;mso-wrap-style:square;mso-width-percent:0;mso-height-percent:0;mso-wrap-distance-left:9pt;mso-wrap-distance-top:0;mso-wrap-distance-right:9pt;mso-wrap-distance-bottom:0;mso-position-horizontal:absolute;mso-position-horizontal-relative:text;mso-position-vertical:absolute;mso-position-vertical-relative:text;mso-width-percent:0;mso-height-percent:0;mso-width-relative:margin;mso-height-relative:margin;v-text-anchor:top" o:gfxdata="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" filled="f" stroked="f" strokeweight=".5pt">
+            <v:shape id="Надпись 67" o:spid="_x0000_s1096" type="#_x0000_t202" style="position:absolute;margin-left:380.35pt;margin-top:9.25pt;width:26.5pt;height:17.95pt;z-index:251662336;visibility:visible;mso-wrap-style:square;mso-width-percent:0;mso-height-percent:0;mso-wrap-distance-left:9pt;mso-wrap-distance-top:0;mso-wrap-distance-right:9pt;mso-wrap-distance-bottom:0;mso-position-horizontal:absolute;mso-position-horizontal-relative:text;mso-position-vertical:absolute;mso-position-vertical-relative:text;mso-width-percent:0;mso-height-percent:0;mso-width-relative:margin;mso-height-relative:margin;v-text-anchor:top" o:gfxdata="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" filled="f" stroked="f" strokeweight=".5pt">
               <v:textbox>
                 <w:txbxContent>
                   <w:p>
@@ -20883,7 +18525,7 @@
 </file>
 
 <file path=word/footnotes.xml><?xml version="1.0" encoding="utf-8"?>
-<w:footnotes xmlns:wpc="http://schemas.microsoft.com/office/word/2010/wordprocessingCanvas" xmlns:cx="http://schemas.microsoft.com/office/drawing/2014/chartex" xmlns:cx1="http://schemas.microsoft.com/office/drawing/2015/9/8/chartex" xmlns:cx2="http://schemas.microsoft.com/office/drawing/2015/10/21/chartex" xmlns:cx3="http://schemas.microsoft.com/office/drawing/2016/5/9/chartex" xmlns:cx4="http://schemas.microsoft.com/office/drawing/2016/5/10/chartex" xmlns:cx5="http://schemas.microsoft.com/office/drawing/2016/5/11/chartex" xmlns:cx6="http://schemas.microsoft.com/office/drawing/2016/5/12/chartex" xmlns:cx7="http://schemas.microsoft.com/office/drawing/2016/5/13/chartex" xmlns:cx8="http://schemas.microsoft.com/office/drawing/2016/5/14/chartex" xmlns:mc="http://schemas.openxmlformats.org/markup-compatibility/2006" xmlns:aink="http://schemas.microsoft.com/office/drawing/2016/ink" xmlns:am3d="http://schemas.microsoft.com/office/drawing/2017/model3d" xmlns:o="urn:schemas-microsoft-com:office:office" xmlns:oel="http://schemas.microsoft.com/office/2019/extlst" xmlns:r="http://schemas.openxmlformats.org/officeDocument/2006/relationships" xmlns:m="http://schemas.openxmlformats.org/officeDocument/2006/math" xmlns:v="urn:schemas-microsoft-com:vml" xmlns:wp14="http://schemas.microsoft.com/office/word/2010/wordprocessingDrawing" xmlns:wp="http://schemas.openxmlformats.org/drawingml/2006/wordprocessingDrawing" xmlns:w10="urn:schemas-microsoft-com:office:word" xmlns:w="http://schemas.openxmlformats.org/wordprocessingml/2006/main" xmlns:w14="http://schemas.microsoft.com/office/word/2010/wordml" xmlns:w15="http://schemas.microsoft.com/office/word/2012/wordml" xmlns:w16cex="http://schemas.microsoft.com/office/word/2018/wordml/cex" xmlns:w16cid="http://schemas.microsoft.com/office/word/2016/wordml/cid" xmlns:w16="http://schemas.microsoft.com/office/word/2018/wordml" xmlns:w16du="http://schemas.microsoft.com/office/word/2023/wordml/word16du" xmlns:w16sdtdh="http://schemas.microsoft.com/office/word/2020/wordml/sdtdatahash" xmlns:w16sdtfl="http://schemas.microsoft.com/office/word/2024/wordml/sdtformatlock" xmlns:w16se="http://schemas.microsoft.com/office/word/2015/wordml/symex" xmlns:wpg="http://schemas.microsoft.com/office/word/2010/wordprocessingGroup" xmlns:wpi="http://schemas.microsoft.com/office/word/2010/wordprocessingInk" xmlns:wne="http://schemas.microsoft.com/office/word/2006/wordml" xmlns:wps="http://schemas.microsoft.com/office/word/2010/wordprocessingShape" mc:Ignorable="w14 w15 w16se w16cid w16 w16cex w16sdtdh w16sdtfl w16du wp14">
+<w:footnotes xmlns:wpc="http://schemas.microsoft.com/office/word/2010/wordprocessingCanvas" xmlns:cx="http://schemas.microsoft.com/office/drawing/2014/chartex" xmlns:cx1="http://schemas.microsoft.com/office/drawing/2015/9/8/chartex" xmlns:cx2="http://schemas.microsoft.com/office/drawing/2015/10/21/chartex" xmlns:cx3="http://schemas.microsoft.com/office/drawing/2016/5/9/chartex" xmlns:cx4="http://schemas.microsoft.com/office/drawing/2016/5/10/chartex" xmlns:cx5="http://schemas.microsoft.com/office/drawing/2016/5/11/chartex" xmlns:cx6="http://schemas.microsoft.com/office/drawing/2016/5/12/chartex" xmlns:cx7="http://schemas.microsoft.com/office/drawing/2016/5/13/chartex" xmlns:cx8="http://schemas.microsoft.com/office/drawing/2016/5/14/chartex" xmlns:mc="http://schemas.openxmlformats.org/markup-compatibility/2006" xmlns:aink="http://schemas.microsoft.com/office/drawing/2016/ink" xmlns:am3d="http://schemas.microsoft.com/office/drawing/2017/model3d" xmlns:o="urn:schemas-microsoft-com:office:office" xmlns:r="http://schemas.openxmlformats.org/officeDocument/2006/relationships" xmlns:m="http://schemas.openxmlformats.org/officeDocument/2006/math" xmlns:v="urn:schemas-microsoft-com:vml" xmlns:wp14="http://schemas.microsoft.com/office/word/2010/wordprocessingDrawing" xmlns:wp="http://schemas.openxmlformats.org/drawingml/2006/wordprocessingDrawing" xmlns:w10="urn:schemas-microsoft-com:office:word" xmlns:w="http://schemas.openxmlformats.org/wordprocessingml/2006/main" xmlns:w14="http://schemas.microsoft.com/office/word/2010/wordml" xmlns:w15="http://schemas.microsoft.com/office/word/2012/wordml" xmlns:w16cex="http://schemas.microsoft.com/office/word/2018/wordml/cex" xmlns:w16cid="http://schemas.microsoft.com/office/word/2016/wordml/cid" xmlns:w16="http://schemas.microsoft.com/office/word/2018/wordml" xmlns:w16sdtdh="http://schemas.microsoft.com/office/word/2020/wordml/sdtdatahash" xmlns:w16se="http://schemas.microsoft.com/office/word/2015/wordml/symex" xmlns:wpg="http://schemas.microsoft.com/office/word/2010/wordprocessingGroup" xmlns:wpi="http://schemas.microsoft.com/office/word/2010/wordprocessingInk" xmlns:wne="http://schemas.microsoft.com/office/word/2006/wordml" xmlns:wps="http://schemas.microsoft.com/office/word/2010/wordprocessingShape" mc:Ignorable="w14 w15 w16se w16cid w16 w16cex w16sdtdh wp14">
   <w:footnote w:type="separator" w:id="-1">
     <w:p>
       <w:r>
@@ -20902,7 +18544,7 @@
 </file>
 
 <file path=word/header1.xml><?xml version="1.0" encoding="utf-8"?>
-<w:hdr xmlns:wpc="http://schemas.microsoft.com/office/word/2010/wordprocessingCanvas" xmlns:cx="http://schemas.microsoft.com/office/drawing/2014/chartex" xmlns:cx1="http://schemas.microsoft.com/office/drawing/2015/9/8/chartex" xmlns:cx2="http://schemas.microsoft.com/office/drawing/2015/10/21/chartex" xmlns:cx3="http://schemas.microsoft.com/office/drawing/2016/5/9/chartex" xmlns:cx4="http://schemas.microsoft.com/office/drawing/2016/5/10/chartex" xmlns:cx5="http://schemas.microsoft.com/office/drawing/2016/5/11/chartex" xmlns:cx6="http://schemas.microsoft.com/office/drawing/2016/5/12/chartex" xmlns:cx7="http://schemas.microsoft.com/office/drawing/2016/5/13/chartex" xmlns:cx8="http://schemas.microsoft.com/office/drawing/2016/5/14/chartex" xmlns:mc="http://schemas.openxmlformats.org/markup-compatibility/2006" xmlns:aink="http://schemas.microsoft.com/office/drawing/2016/ink" xmlns:am3d="http://schemas.microsoft.com/office/drawing/2017/model3d" xmlns:o="urn:schemas-microsoft-com:office:office" xmlns:oel="http://schemas.microsoft.com/office/2019/extlst" xmlns:r="http://schemas.openxmlformats.org/officeDocument/2006/relationships" xmlns:m="http://schemas.openxmlformats.org/officeDocument/2006/math" xmlns:v="urn:schemas-microsoft-com:vml" xmlns:wp14="http://schemas.microsoft.com/office/word/2010/wordprocessingDrawing" xmlns:wp="http://schemas.openxmlformats.org/drawingml/2006/wordprocessingDrawing" xmlns:w10="urn:schemas-microsoft-com:office:word" xmlns:w="http://schemas.openxmlformats.org/wordprocessingml/2006/main" xmlns:w14="http://schemas.microsoft.com/office/word/2010/wordml" xmlns:w15="http://schemas.microsoft.com/office/word/2012/wordml" xmlns:w16cex="http://schemas.microsoft.com/office/word/2018/wordml/cex" xmlns:w16cid="http://schemas.microsoft.com/office/word/2016/wordml/cid" xmlns:w16="http://schemas.microsoft.com/office/word/2018/wordml" xmlns:w16du="http://schemas.microsoft.com/office/word/2023/wordml/word16du" xmlns:w16sdtdh="http://schemas.microsoft.com/office/word/2020/wordml/sdtdatahash" xmlns:w16sdtfl="http://schemas.microsoft.com/office/word/2024/wordml/sdtformatlock" xmlns:w16se="http://schemas.microsoft.com/office/word/2015/wordml/symex" xmlns:wpg="http://schemas.microsoft.com/office/word/2010/wordprocessingGroup" xmlns:wpi="http://schemas.microsoft.com/office/word/2010/wordprocessingInk" xmlns:wne="http://schemas.microsoft.com/office/word/2006/wordml" xmlns:wps="http://schemas.microsoft.com/office/word/2010/wordprocessingShape" mc:Ignorable="w14 w15 w16se w16cid w16 w16cex w16sdtdh w16sdtfl w16du wp14">
+<w:hdr xmlns:wpc="http://schemas.microsoft.com/office/word/2010/wordprocessingCanvas" xmlns:cx="http://schemas.microsoft.com/office/drawing/2014/chartex" xmlns:cx1="http://schemas.microsoft.com/office/drawing/2015/9/8/chartex" xmlns:cx2="http://schemas.microsoft.com/office/drawing/2015/10/21/chartex" xmlns:cx3="http://schemas.microsoft.com/office/drawing/2016/5/9/chartex" xmlns:cx4="http://schemas.microsoft.com/office/drawing/2016/5/10/chartex" xmlns:cx5="http://schemas.microsoft.com/office/drawing/2016/5/11/chartex" xmlns:cx6="http://schemas.microsoft.com/office/drawing/2016/5/12/chartex" xmlns:cx7="http://schemas.microsoft.com/office/drawing/2016/5/13/chartex" xmlns:cx8="http://schemas.microsoft.com/office/drawing/2016/5/14/chartex" xmlns:mc="http://schemas.openxmlformats.org/markup-compatibility/2006" xmlns:aink="http://schemas.microsoft.com/office/drawing/2016/ink" xmlns:am3d="http://schemas.microsoft.com/office/drawing/2017/model3d" xmlns:o="urn:schemas-microsoft-com:office:office" xmlns:r="http://schemas.openxmlformats.org/officeDocument/2006/relationships" xmlns:m="http://schemas.openxmlformats.org/officeDocument/2006/math" xmlns:v="urn:schemas-microsoft-com:vml" xmlns:wp14="http://schemas.microsoft.com/office/word/2010/wordprocessingDrawing" xmlns:wp="http://schemas.openxmlformats.org/drawingml/2006/wordprocessingDrawing" xmlns:w10="urn:schemas-microsoft-com:office:word" xmlns:w="http://schemas.openxmlformats.org/wordprocessingml/2006/main" xmlns:w14="http://schemas.microsoft.com/office/word/2010/wordml" xmlns:w15="http://schemas.microsoft.com/office/word/2012/wordml" xmlns:w16cex="http://schemas.microsoft.com/office/word/2018/wordml/cex" xmlns:w16cid="http://schemas.microsoft.com/office/word/2016/wordml/cid" xmlns:w16="http://schemas.microsoft.com/office/word/2018/wordml" xmlns:w16sdtdh="http://schemas.microsoft.com/office/word/2020/wordml/sdtdatahash" xmlns:w16se="http://schemas.microsoft.com/office/word/2015/wordml/symex" xmlns:wpg="http://schemas.microsoft.com/office/word/2010/wordprocessingGroup" xmlns:wpi="http://schemas.microsoft.com/office/word/2010/wordprocessingInk" xmlns:wne="http://schemas.microsoft.com/office/word/2006/wordml" xmlns:wps="http://schemas.microsoft.com/office/word/2010/wordprocessingShape" mc:Ignorable="w14 w15 w16se w16cid w16 w16cex w16sdtdh wp14">
   <w:p>
     <w:pPr>
       <w:ind w:right="-284"/>
@@ -21980,7 +19622,7 @@
         </mc:Choice>
         <mc:Fallback>
           <w:pict>
-            <v:group w14:anchorId="200A33D3" id="Group 51" o:spid="_x0000_s1026" style="position:absolute;margin-left:58.2pt;margin-top:15pt;width:518.5pt;height:811.8pt;z-index:251661312;mso-position-horizontal-relative:page;mso-position-vertical-relative:page" coordsize="20000,20000" o:gfxdata="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">
+            <v:group w14:anchorId="200A33D3" id="Group 51" o:spid="_x0000_s1026" style="position:absolute;margin-left:58.2pt;margin-top:15pt;width:518.5pt;height:811.8pt;z-index:251661312;mso-position-horizontal-relative:page;mso-position-vertical-relative:page" coordsize="20000,20000" o:gfxdata="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">
               <v:rect id="Rectangle 52" o:spid="_x0000_s1027" style="position:absolute;width:20000;height:20000;visibility:visible;mso-wrap-style:square;v-text-anchor:top" o:gfxdata="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" filled="f" strokeweight="2pt"/>
               <v:line id="Line 53" o:spid="_x0000_s1028" style="position:absolute;visibility:visible;mso-wrap-style:square" from="1093,18949" to="1095,19989" o:connectortype="straight" o:gfxdata="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" strokeweight="2pt"/>
               <v:line id="Line 54" o:spid="_x0000_s1029" style="position:absolute;visibility:visible;mso-wrap-style:square" from="10,18941" to="19977,18942" o:connectortype="straight" o:gfxdata="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" strokeweight="2pt"/>
@@ -22359,7 +20001,7 @@
 </file>
 
 <file path=word/header2.xml><?xml version="1.0" encoding="utf-8"?>
-<w:hdr xmlns:wpc="http://schemas.microsoft.com/office/word/2010/wordprocessingCanvas" xmlns:cx="http://schemas.microsoft.com/office/drawing/2014/chartex" xmlns:cx1="http://schemas.microsoft.com/office/drawing/2015/9/8/chartex" xmlns:cx2="http://schemas.microsoft.com/office/drawing/2015/10/21/chartex" xmlns:cx3="http://schemas.microsoft.com/office/drawing/2016/5/9/chartex" xmlns:cx4="http://schemas.microsoft.com/office/drawing/2016/5/10/chartex" xmlns:cx5="http://schemas.microsoft.com/office/drawing/2016/5/11/chartex" xmlns:cx6="http://schemas.microsoft.com/office/drawing/2016/5/12/chartex" xmlns:cx7="http://schemas.microsoft.com/office/drawing/2016/5/13/chartex" xmlns:cx8="http://schemas.microsoft.com/office/drawing/2016/5/14/chartex" xmlns:mc="http://schemas.openxmlformats.org/markup-compatibility/2006" xmlns:aink="http://schemas.microsoft.com/office/drawing/2016/ink" xmlns:am3d="http://schemas.microsoft.com/office/drawing/2017/model3d" xmlns:o="urn:schemas-microsoft-com:office:office" xmlns:oel="http://schemas.microsoft.com/office/2019/extlst" xmlns:r="http://schemas.openxmlformats.org/officeDocument/2006/relationships" xmlns:m="http://schemas.openxmlformats.org/officeDocument/2006/math" xmlns:v="urn:schemas-microsoft-com:vml" xmlns:wp14="http://schemas.microsoft.com/office/word/2010/wordprocessingDrawing" xmlns:wp="http://schemas.openxmlformats.org/drawingml/2006/wordprocessingDrawing" xmlns:w10="urn:schemas-microsoft-com:office:word" xmlns:w="http://schemas.openxmlformats.org/wordprocessingml/2006/main" xmlns:w14="http://schemas.microsoft.com/office/word/2010/wordml" xmlns:w15="http://schemas.microsoft.com/office/word/2012/wordml" xmlns:w16cex="http://schemas.microsoft.com/office/word/2018/wordml/cex" xmlns:w16cid="http://schemas.microsoft.com/office/word/2016/wordml/cid" xmlns:w16="http://schemas.microsoft.com/office/word/2018/wordml" xmlns:w16du="http://schemas.microsoft.com/office/word/2023/wordml/word16du" xmlns:w16sdtdh="http://schemas.microsoft.com/office/word/2020/wordml/sdtdatahash" xmlns:w16sdtfl="http://schemas.microsoft.com/office/word/2024/wordml/sdtformatlock" xmlns:w16se="http://schemas.microsoft.com/office/word/2015/wordml/symex" xmlns:wpg="http://schemas.microsoft.com/office/word/2010/wordprocessingGroup" xmlns:wpi="http://schemas.microsoft.com/office/word/2010/wordprocessingInk" xmlns:wne="http://schemas.microsoft.com/office/word/2006/wordml" xmlns:wps="http://schemas.microsoft.com/office/word/2010/wordprocessingShape" mc:Ignorable="w14 w15 w16se w16cid w16 w16cex w16sdtdh w16sdtfl w16du wp14">
+<w:hdr xmlns:wpc="http://schemas.microsoft.com/office/word/2010/wordprocessingCanvas" xmlns:cx="http://schemas.microsoft.com/office/drawing/2014/chartex" xmlns:cx1="http://schemas.microsoft.com/office/drawing/2015/9/8/chartex" xmlns:cx2="http://schemas.microsoft.com/office/drawing/2015/10/21/chartex" xmlns:cx3="http://schemas.microsoft.com/office/drawing/2016/5/9/chartex" xmlns:cx4="http://schemas.microsoft.com/office/drawing/2016/5/10/chartex" xmlns:cx5="http://schemas.microsoft.com/office/drawing/2016/5/11/chartex" xmlns:cx6="http://schemas.microsoft.com/office/drawing/2016/5/12/chartex" xmlns:cx7="http://schemas.microsoft.com/office/drawing/2016/5/13/chartex" xmlns:cx8="http://schemas.microsoft.com/office/drawing/2016/5/14/chartex" xmlns:mc="http://schemas.openxmlformats.org/markup-compatibility/2006" xmlns:aink="http://schemas.microsoft.com/office/drawing/2016/ink" xmlns:am3d="http://schemas.microsoft.com/office/drawing/2017/model3d" xmlns:o="urn:schemas-microsoft-com:office:office" xmlns:r="http://schemas.openxmlformats.org/officeDocument/2006/relationships" xmlns:m="http://schemas.openxmlformats.org/officeDocument/2006/math" xmlns:v="urn:schemas-microsoft-com:vml" xmlns:wp14="http://schemas.microsoft.com/office/word/2010/wordprocessingDrawing" xmlns:wp="http://schemas.openxmlformats.org/drawingml/2006/wordprocessingDrawing" xmlns:w10="urn:schemas-microsoft-com:office:word" xmlns:w="http://schemas.openxmlformats.org/wordprocessingml/2006/main" xmlns:w14="http://schemas.microsoft.com/office/word/2010/wordml" xmlns:w15="http://schemas.microsoft.com/office/word/2012/wordml" xmlns:w16cex="http://schemas.microsoft.com/office/word/2018/wordml/cex" xmlns:w16cid="http://schemas.microsoft.com/office/word/2016/wordml/cid" xmlns:w16="http://schemas.microsoft.com/office/word/2018/wordml" xmlns:w16sdtdh="http://schemas.microsoft.com/office/word/2020/wordml/sdtdatahash" xmlns:w16se="http://schemas.microsoft.com/office/word/2015/wordml/symex" xmlns:wpg="http://schemas.microsoft.com/office/word/2010/wordprocessingGroup" xmlns:wpi="http://schemas.microsoft.com/office/word/2010/wordprocessingInk" xmlns:wne="http://schemas.microsoft.com/office/word/2006/wordml" xmlns:wps="http://schemas.microsoft.com/office/word/2010/wordprocessingShape" mc:Ignorable="w14 w15 w16se w16cid w16 w16cex w16sdtdh wp14">
   <w:p>
     <w:pPr>
       <w:ind w:right="-284"/>
@@ -23604,7 +21246,6 @@
                                   <w:szCs w:val="18"/>
                                 </w:rPr>
                               </w:pPr>
-                              <w:proofErr w:type="spellStart"/>
                               <w:r>
                                 <w:rPr>
                                   <w:rFonts w:ascii="Arial" w:hAnsi="Arial" w:cs="Arial"/>
@@ -23615,7 +21256,6 @@
                                 </w:rPr>
                                 <w:t>Разраб</w:t>
                               </w:r>
-                              <w:proofErr w:type="spellEnd"/>
                               <w:r>
                                 <w:rPr>
                                   <w:rFonts w:ascii="Arial" w:hAnsi="Arial" w:cs="Arial"/>
@@ -23756,7 +21396,6 @@
                                   <w:szCs w:val="18"/>
                                 </w:rPr>
                               </w:pPr>
-                              <w:proofErr w:type="spellStart"/>
                               <w:r>
                                 <w:rPr>
                                   <w:rFonts w:ascii="Arial" w:hAnsi="Arial" w:cs="Arial"/>
@@ -23767,7 +21406,6 @@
                                 </w:rPr>
                                 <w:t>Провер</w:t>
                               </w:r>
-                              <w:proofErr w:type="spellEnd"/>
                               <w:r>
                                 <w:rPr>
                                   <w:rFonts w:ascii="Arial" w:hAnsi="Arial" w:cs="Arial"/>
@@ -24034,7 +21672,6 @@
                                   <w:szCs w:val="18"/>
                                 </w:rPr>
                               </w:pPr>
-                              <w:proofErr w:type="spellStart"/>
                               <w:r>
                                 <w:rPr>
                                   <w:rFonts w:ascii="Arial" w:hAnsi="Arial" w:cs="Arial"/>
@@ -24043,18 +21680,7 @@
                                   <w:sz w:val="18"/>
                                   <w:szCs w:val="18"/>
                                 </w:rPr>
-                                <w:t>Н.Контр</w:t>
-                              </w:r>
-                              <w:proofErr w:type="spellEnd"/>
-                              <w:r>
-                                <w:rPr>
-                                  <w:rFonts w:ascii="Arial" w:hAnsi="Arial" w:cs="Arial"/>
-                                  <w:i/>
-                                  <w:iCs/>
-                                  <w:sz w:val="18"/>
-                                  <w:szCs w:val="18"/>
-                                </w:rPr>
-                                <w:t>.</w:t>
+                                <w:t>Н.Контр.</w:t>
                               </w:r>
                             </w:p>
                           </w:txbxContent>
@@ -24381,7 +22007,6 @@
                                 <w:szCs w:val="18"/>
                               </w:rPr>
                             </w:pPr>
-                            <w:proofErr w:type="spellStart"/>
                             <w:r>
                               <w:rPr>
                                 <w:rFonts w:ascii="Arial" w:hAnsi="Arial" w:cs="Arial"/>
@@ -24389,37 +22014,7 @@
                                 <w:sz w:val="18"/>
                                 <w:szCs w:val="18"/>
                               </w:rPr>
-                              <w:t>портатитвной</w:t>
-                            </w:r>
-                            <w:proofErr w:type="spellEnd"/>
-                            <w:r>
-                              <w:rPr>
-                                <w:rFonts w:ascii="Arial" w:hAnsi="Arial" w:cs="Arial"/>
-                                <w:i/>
-                                <w:sz w:val="18"/>
-                                <w:szCs w:val="18"/>
-                              </w:rPr>
-                              <w:t xml:space="preserve"> игровой консоли на базе микроконтроллера </w:t>
-                            </w:r>
-                            <w:proofErr w:type="spellStart"/>
-                            <w:r>
-                              <w:rPr>
-                                <w:rFonts w:ascii="Arial" w:hAnsi="Arial" w:cs="Arial"/>
-                                <w:i/>
-                                <w:sz w:val="18"/>
-                                <w:szCs w:val="18"/>
-                              </w:rPr>
-                              <w:t>Atmega</w:t>
-                            </w:r>
-                            <w:proofErr w:type="spellEnd"/>
-                            <w:r>
-                              <w:rPr>
-                                <w:rFonts w:ascii="Arial" w:hAnsi="Arial" w:cs="Arial"/>
-                                <w:i/>
-                                <w:sz w:val="18"/>
-                                <w:szCs w:val="18"/>
-                              </w:rPr>
-                              <w:t xml:space="preserve"> 32U4</w:t>
+                              <w:t>портатитвной игровой консоли на базе микроконтроллера Atmega 32U4</w:t>
                             </w:r>
                           </w:p>
                           <w:p>
@@ -24988,7 +22583,7 @@
         </mc:Choice>
         <mc:Fallback>
           <w:pict>
-            <v:group w14:anchorId="4C6AC85D" id="Group 1" o:spid="_x0000_s1046" style="position:absolute;margin-left:60pt;margin-top:15pt;width:519.1pt;height:811.05pt;z-index:251660288;mso-position-horizontal-relative:page;mso-position-vertical-relative:page" coordorigin="-29" coordsize="20019,20000" o:gfxdata="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">
+            <v:group w14:anchorId="4C6AC85D" id="Group 1" o:spid="_x0000_s1046" style="position:absolute;margin-left:60pt;margin-top:15pt;width:519.1pt;height:811.05pt;z-index:251660288;mso-position-horizontal-relative:page;mso-position-vertical-relative:page" coordorigin="-29" coordsize="20019,20000" o:gfxdata="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">
               <v:rect id="Rectangle 2" o:spid="_x0000_s1047" style="position:absolute;left:-29;width:20000;height:20000;visibility:visible;mso-wrap-style:square;v-text-anchor:top" o:gfxdata="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" filled="f" strokeweight="2pt"/>
               <v:line id="Line 3" o:spid="_x0000_s1048" style="position:absolute;visibility:visible;mso-wrap-style:square" from="993,17183" to="995,18221" o:connectortype="straight" o:gfxdata="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" strokeweight="2pt"/>
               <v:line id="Line 4" o:spid="_x0000_s1049" style="position:absolute;visibility:visible;mso-wrap-style:square" from="10,17173" to="19977,17174" o:connectortype="straight" o:gfxdata="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" strokeweight="2pt"/>
@@ -25364,7 +22959,6 @@
                             <w:szCs w:val="18"/>
                           </w:rPr>
                         </w:pPr>
-                        <w:proofErr w:type="spellStart"/>
                         <w:r>
                           <w:rPr>
                             <w:rFonts w:ascii="Arial" w:hAnsi="Arial" w:cs="Arial"/>
@@ -25375,7 +22969,6 @@
                           </w:rPr>
                           <w:t>Разраб</w:t>
                         </w:r>
-                        <w:proofErr w:type="spellEnd"/>
                         <w:r>
                           <w:rPr>
                             <w:rFonts w:ascii="Arial" w:hAnsi="Arial" w:cs="Arial"/>
@@ -25426,7 +23019,6 @@
                             <w:szCs w:val="18"/>
                           </w:rPr>
                         </w:pPr>
-                        <w:proofErr w:type="spellStart"/>
                         <w:r>
                           <w:rPr>
                             <w:rFonts w:ascii="Arial" w:hAnsi="Arial" w:cs="Arial"/>
@@ -25437,7 +23029,6 @@
                           </w:rPr>
                           <w:t>Провер</w:t>
                         </w:r>
-                        <w:proofErr w:type="spellEnd"/>
                         <w:r>
                           <w:rPr>
                             <w:rFonts w:ascii="Arial" w:hAnsi="Arial" w:cs="Arial"/>
@@ -25524,7 +23115,6 @@
                             <w:szCs w:val="18"/>
                           </w:rPr>
                         </w:pPr>
-                        <w:proofErr w:type="spellStart"/>
                         <w:r>
                           <w:rPr>
                             <w:rFonts w:ascii="Arial" w:hAnsi="Arial" w:cs="Arial"/>
@@ -25533,18 +23123,7 @@
                             <w:sz w:val="18"/>
                             <w:szCs w:val="18"/>
                           </w:rPr>
-                          <w:t>Н.Контр</w:t>
-                        </w:r>
-                        <w:proofErr w:type="spellEnd"/>
-                        <w:r>
-                          <w:rPr>
-                            <w:rFonts w:ascii="Arial" w:hAnsi="Arial" w:cs="Arial"/>
-                            <w:i/>
-                            <w:iCs/>
-                            <w:sz w:val="18"/>
-                            <w:szCs w:val="18"/>
-                          </w:rPr>
-                          <w:t>.</w:t>
+                          <w:t>Н.Контр.</w:t>
                         </w:r>
                       </w:p>
                     </w:txbxContent>
@@ -25672,7 +23251,6 @@
                           <w:szCs w:val="18"/>
                         </w:rPr>
                       </w:pPr>
-                      <w:proofErr w:type="spellStart"/>
                       <w:r>
                         <w:rPr>
                           <w:rFonts w:ascii="Arial" w:hAnsi="Arial" w:cs="Arial"/>
@@ -25680,37 +23258,7 @@
                           <w:sz w:val="18"/>
                           <w:szCs w:val="18"/>
                         </w:rPr>
-                        <w:t>портатитвной</w:t>
-                      </w:r>
-                      <w:proofErr w:type="spellEnd"/>
-                      <w:r>
-                        <w:rPr>
-                          <w:rFonts w:ascii="Arial" w:hAnsi="Arial" w:cs="Arial"/>
-                          <w:i/>
-                          <w:sz w:val="18"/>
-                          <w:szCs w:val="18"/>
-                        </w:rPr>
-                        <w:t xml:space="preserve"> игровой консоли на базе микроконтроллера </w:t>
-                      </w:r>
-                      <w:proofErr w:type="spellStart"/>
-                      <w:r>
-                        <w:rPr>
-                          <w:rFonts w:ascii="Arial" w:hAnsi="Arial" w:cs="Arial"/>
-                          <w:i/>
-                          <w:sz w:val="18"/>
-                          <w:szCs w:val="18"/>
-                        </w:rPr>
-                        <w:t>Atmega</w:t>
-                      </w:r>
-                      <w:proofErr w:type="spellEnd"/>
-                      <w:r>
-                        <w:rPr>
-                          <w:rFonts w:ascii="Arial" w:hAnsi="Arial" w:cs="Arial"/>
-                          <w:i/>
-                          <w:sz w:val="18"/>
-                          <w:szCs w:val="18"/>
-                        </w:rPr>
-                        <w:t xml:space="preserve"> 32U4</w:t>
+                        <w:t>портатитвной игровой консоли на базе микроконтроллера Atmega 32U4</w:t>
                       </w:r>
                     </w:p>
                     <w:p>
@@ -25963,7 +23511,7 @@
 </file>
 
 <file path=word/numbering.xml><?xml version="1.0" encoding="utf-8"?>
-<w:numbering xmlns:wpc="http://schemas.microsoft.com/office/word/2010/wordprocessingCanvas" xmlns:cx="http://schemas.microsoft.com/office/drawing/2014/chartex" xmlns:cx1="http://schemas.microsoft.com/office/drawing/2015/9/8/chartex" xmlns:cx2="http://schemas.microsoft.com/office/drawing/2015/10/21/chartex" xmlns:cx3="http://schemas.microsoft.com/office/drawing/2016/5/9/chartex" xmlns:cx4="http://schemas.microsoft.com/office/drawing/2016/5/10/chartex" xmlns:cx5="http://schemas.microsoft.com/office/drawing/2016/5/11/chartex" xmlns:cx6="http://schemas.microsoft.com/office/drawing/2016/5/12/chartex" xmlns:cx7="http://schemas.microsoft.com/office/drawing/2016/5/13/chartex" xmlns:cx8="http://schemas.microsoft.com/office/drawing/2016/5/14/chartex" xmlns:mc="http://schemas.openxmlformats.org/markup-compatibility/2006" xmlns:aink="http://schemas.microsoft.com/office/drawing/2016/ink" xmlns:am3d="http://schemas.microsoft.com/office/drawing/2017/model3d" xmlns:o="urn:schemas-microsoft-com:office:office" xmlns:oel="http://schemas.microsoft.com/office/2019/extlst" xmlns:r="http://schemas.openxmlformats.org/officeDocument/2006/relationships" xmlns:m="http://schemas.openxmlformats.org/officeDocument/2006/math" xmlns:v="urn:schemas-microsoft-com:vml" xmlns:wp14="http://schemas.microsoft.com/office/word/2010/wordprocessingDrawing" xmlns:wp="http://schemas.openxmlformats.org/drawingml/2006/wordprocessingDrawing" xmlns:w10="urn:schemas-microsoft-com:office:word" xmlns:w="http://schemas.openxmlformats.org/wordprocessingml/2006/main" xmlns:w14="http://schemas.microsoft.com/office/word/2010/wordml" xmlns:w15="http://schemas.microsoft.com/office/word/2012/wordml" xmlns:w16cex="http://schemas.microsoft.com/office/word/2018/wordml/cex" xmlns:w16cid="http://schemas.microsoft.com/office/word/2016/wordml/cid" xmlns:w16="http://schemas.microsoft.com/office/word/2018/wordml" xmlns:w16du="http://schemas.microsoft.com/office/word/2023/wordml/word16du" xmlns:w16sdtdh="http://schemas.microsoft.com/office/word/2020/wordml/sdtdatahash" xmlns:w16sdtfl="http://schemas.microsoft.com/office/word/2024/wordml/sdtformatlock" xmlns:w16se="http://schemas.microsoft.com/office/word/2015/wordml/symex" xmlns:wpg="http://schemas.microsoft.com/office/word/2010/wordprocessingGroup" xmlns:wpi="http://schemas.microsoft.com/office/word/2010/wordprocessingInk" xmlns:wne="http://schemas.microsoft.com/office/word/2006/wordml" xmlns:wps="http://schemas.microsoft.com/office/word/2010/wordprocessingShape" mc:Ignorable="w14 w15 w16se w16cid w16 w16cex w16sdtdh w16sdtfl w16du wp14">
+<w:numbering xmlns:wpc="http://schemas.microsoft.com/office/word/2010/wordprocessingCanvas" xmlns:cx="http://schemas.microsoft.com/office/drawing/2014/chartex" xmlns:cx1="http://schemas.microsoft.com/office/drawing/2015/9/8/chartex" xmlns:cx2="http://schemas.microsoft.com/office/drawing/2015/10/21/chartex" xmlns:cx3="http://schemas.microsoft.com/office/drawing/2016/5/9/chartex" xmlns:cx4="http://schemas.microsoft.com/office/drawing/2016/5/10/chartex" xmlns:cx5="http://schemas.microsoft.com/office/drawing/2016/5/11/chartex" xmlns:cx6="http://schemas.microsoft.com/office/drawing/2016/5/12/chartex" xmlns:cx7="http://schemas.microsoft.com/office/drawing/2016/5/13/chartex" xmlns:cx8="http://schemas.microsoft.com/office/drawing/2016/5/14/chartex" xmlns:mc="http://schemas.openxmlformats.org/markup-compatibility/2006" xmlns:aink="http://schemas.microsoft.com/office/drawing/2016/ink" xmlns:am3d="http://schemas.microsoft.com/office/drawing/2017/model3d" xmlns:o="urn:schemas-microsoft-com:office:office" xmlns:r="http://schemas.openxmlformats.org/officeDocument/2006/relationships" xmlns:m="http://schemas.openxmlformats.org/officeDocument/2006/math" xmlns:v="urn:schemas-microsoft-com:vml" xmlns:wp14="http://schemas.microsoft.com/office/word/2010/wordprocessingDrawing" xmlns:wp="http://schemas.openxmlformats.org/drawingml/2006/wordprocessingDrawing" xmlns:w10="urn:schemas-microsoft-com:office:word" xmlns:w="http://schemas.openxmlformats.org/wordprocessingml/2006/main" xmlns:w14="http://schemas.microsoft.com/office/word/2010/wordml" xmlns:w15="http://schemas.microsoft.com/office/word/2012/wordml" xmlns:w16cex="http://schemas.microsoft.com/office/word/2018/wordml/cex" xmlns:w16cid="http://schemas.microsoft.com/office/word/2016/wordml/cid" xmlns:w16="http://schemas.microsoft.com/office/word/2018/wordml" xmlns:w16sdtdh="http://schemas.microsoft.com/office/word/2020/wordml/sdtdatahash" xmlns:w16se="http://schemas.microsoft.com/office/word/2015/wordml/symex" xmlns:wpg="http://schemas.microsoft.com/office/word/2010/wordprocessingGroup" xmlns:wpi="http://schemas.microsoft.com/office/word/2010/wordprocessingInk" xmlns:wne="http://schemas.microsoft.com/office/word/2006/wordml" xmlns:wps="http://schemas.microsoft.com/office/word/2010/wordprocessingShape" mc:Ignorable="w14 w15 w16se w16cid w16 w16cex w16sdtdh wp14">
   <w:abstractNum w:abstractNumId="0" w15:restartNumberingAfterBreak="0">
     <w:nsid w:val="13FB3B31"/>
     <w:multiLevelType w:val="multilevel"/>
@@ -28418,61 +25966,61 @@
       </w:rPr>
     </w:lvl>
   </w:abstractNum>
-  <w:num w:numId="1" w16cid:durableId="181825524">
+  <w:num w:numId="1">
     <w:abstractNumId w:val="12"/>
   </w:num>
-  <w:num w:numId="2" w16cid:durableId="618798359">
+  <w:num w:numId="2">
     <w:abstractNumId w:val="10"/>
   </w:num>
-  <w:num w:numId="3" w16cid:durableId="987973616">
+  <w:num w:numId="3">
     <w:abstractNumId w:val="18"/>
   </w:num>
-  <w:num w:numId="4" w16cid:durableId="941764458">
+  <w:num w:numId="4">
     <w:abstractNumId w:val="14"/>
   </w:num>
-  <w:num w:numId="5" w16cid:durableId="1811709524">
+  <w:num w:numId="5">
     <w:abstractNumId w:val="16"/>
   </w:num>
-  <w:num w:numId="6" w16cid:durableId="1000541729">
+  <w:num w:numId="6">
     <w:abstractNumId w:val="1"/>
   </w:num>
-  <w:num w:numId="7" w16cid:durableId="985160150">
+  <w:num w:numId="7">
     <w:abstractNumId w:val="9"/>
   </w:num>
-  <w:num w:numId="8" w16cid:durableId="1521777870">
+  <w:num w:numId="8">
     <w:abstractNumId w:val="8"/>
   </w:num>
-  <w:num w:numId="9" w16cid:durableId="1160802920">
+  <w:num w:numId="9">
     <w:abstractNumId w:val="15"/>
   </w:num>
-  <w:num w:numId="10" w16cid:durableId="32000764">
+  <w:num w:numId="10">
     <w:abstractNumId w:val="7"/>
   </w:num>
-  <w:num w:numId="11" w16cid:durableId="446703960">
+  <w:num w:numId="11">
     <w:abstractNumId w:val="0"/>
   </w:num>
-  <w:num w:numId="12" w16cid:durableId="1862821506">
+  <w:num w:numId="12">
     <w:abstractNumId w:val="6"/>
   </w:num>
-  <w:num w:numId="13" w16cid:durableId="951935891">
+  <w:num w:numId="13">
     <w:abstractNumId w:val="5"/>
   </w:num>
-  <w:num w:numId="14" w16cid:durableId="1904560510">
+  <w:num w:numId="14">
     <w:abstractNumId w:val="3"/>
   </w:num>
-  <w:num w:numId="15" w16cid:durableId="71315603">
+  <w:num w:numId="15">
     <w:abstractNumId w:val="17"/>
   </w:num>
-  <w:num w:numId="16" w16cid:durableId="1226526476">
+  <w:num w:numId="16">
     <w:abstractNumId w:val="13"/>
   </w:num>
-  <w:num w:numId="17" w16cid:durableId="1861434642">
+  <w:num w:numId="17">
     <w:abstractNumId w:val="4"/>
   </w:num>
-  <w:num w:numId="18" w16cid:durableId="1444574777">
+  <w:num w:numId="18">
     <w:abstractNumId w:val="11"/>
   </w:num>
-  <w:num w:numId="19" w16cid:durableId="1953048638">
+  <w:num w:numId="19">
     <w:abstractNumId w:val="2"/>
   </w:num>
   <w:numIdMacAtCleanup w:val="6"/>
@@ -28480,7 +26028,7 @@
 </file>
 
 <file path=word/styles.xml><?xml version="1.0" encoding="utf-8"?>
-<w:styles xmlns:mc="http://schemas.openxmlformats.org/markup-compatibility/2006" xmlns:r="http://schemas.openxmlformats.org/officeDocument/2006/relationships" xmlns:w="http://schemas.openxmlformats.org/wordprocessingml/2006/main" xmlns:w14="http://schemas.microsoft.com/office/word/2010/wordml" xmlns:w15="http://schemas.microsoft.com/office/word/2012/wordml" xmlns:w16cex="http://schemas.microsoft.com/office/word/2018/wordml/cex" xmlns:w16cid="http://schemas.microsoft.com/office/word/2016/wordml/cid" xmlns:w16="http://schemas.microsoft.com/office/word/2018/wordml" xmlns:w16du="http://schemas.microsoft.com/office/word/2023/wordml/word16du" xmlns:w16sdtdh="http://schemas.microsoft.com/office/word/2020/wordml/sdtdatahash" xmlns:w16sdtfl="http://schemas.microsoft.com/office/word/2024/wordml/sdtformatlock" xmlns:w16se="http://schemas.microsoft.com/office/word/2015/wordml/symex" mc:Ignorable="w14 w15 w16se w16cid w16 w16cex w16sdtdh w16sdtfl w16du">
+<w:styles xmlns:mc="http://schemas.openxmlformats.org/markup-compatibility/2006" xmlns:r="http://schemas.openxmlformats.org/officeDocument/2006/relationships" xmlns:w="http://schemas.openxmlformats.org/wordprocessingml/2006/main" xmlns:w14="http://schemas.microsoft.com/office/word/2010/wordml" xmlns:w15="http://schemas.microsoft.com/office/word/2012/wordml" xmlns:w16cex="http://schemas.microsoft.com/office/word/2018/wordml/cex" xmlns:w16cid="http://schemas.microsoft.com/office/word/2016/wordml/cid" xmlns:w16="http://schemas.microsoft.com/office/word/2018/wordml" xmlns:w16sdtdh="http://schemas.microsoft.com/office/word/2020/wordml/sdtdatahash" xmlns:w16se="http://schemas.microsoft.com/office/word/2015/wordml/symex" mc:Ignorable="w14 w15 w16se w16cid w16 w16cex w16sdtdh">
   <w:docDefaults>
     <w:rPrDefault>
       <w:rPr>
@@ -29076,6 +26624,7 @@
   <w:style w:type="character" w:default="1" w:styleId="a0">
     <w:name w:val="Default Paragraph Font"/>
     <w:uiPriority w:val="1"/>
+    <w:semiHidden/>
     <w:unhideWhenUsed/>
   </w:style>
   <w:style w:type="table" w:default="1" w:styleId="a1">

--- a/doc/Улитка.docx
+++ b/doc/Улитка.docx
@@ -2454,7 +2454,39 @@
           <w:sz w:val="28"/>
           <w:szCs w:val="28"/>
         </w:rPr>
-        <w:t xml:space="preserve">реобразование одного уровня постоянного напряжения в другой (например, с 12 В до 5 В или 3.3 В). Обеспечение стабильного напряжения для питания чувствительных электронных компонентов. Повышение (boost) или понижение (buck) входного напряжения в зависимости от потребностей </w:t>
+        <w:t>реобразование одного уровня постоянного напряжения в другой (например, с 12 В до 5 В или 3.3 В). Обеспечение стабильного напряжения для питания чувствительных электронных компонентов. Повышение (</w:t>
+      </w:r>
+      <w:proofErr w:type="spellStart"/>
+      <w:r>
+        <w:rPr>
+          <w:sz w:val="28"/>
+          <w:szCs w:val="28"/>
+        </w:rPr>
+        <w:t>boost</w:t>
+      </w:r>
+      <w:proofErr w:type="spellEnd"/>
+      <w:r>
+        <w:rPr>
+          <w:sz w:val="28"/>
+          <w:szCs w:val="28"/>
+        </w:rPr>
+        <w:t>) или понижение (</w:t>
+      </w:r>
+      <w:proofErr w:type="spellStart"/>
+      <w:r>
+        <w:rPr>
+          <w:sz w:val="28"/>
+          <w:szCs w:val="28"/>
+        </w:rPr>
+        <w:t>buck</w:t>
+      </w:r>
+      <w:proofErr w:type="spellEnd"/>
+      <w:r>
+        <w:rPr>
+          <w:sz w:val="28"/>
+          <w:szCs w:val="28"/>
+        </w:rPr>
+        <w:t xml:space="preserve">) входного напряжения в зависимости от потребностей </w:t>
       </w:r>
       <w:r>
         <w:rPr>
@@ -2555,7 +2587,23 @@
           <w:sz w:val="28"/>
           <w:szCs w:val="28"/>
         </w:rPr>
-        <w:t>ринимает сигналы от кнопок, энкодеров и других интерфейсных элементов.</w:t>
+        <w:t xml:space="preserve">ринимает сигналы от кнопок, </w:t>
+      </w:r>
+      <w:proofErr w:type="spellStart"/>
+      <w:r>
+        <w:rPr>
+          <w:sz w:val="28"/>
+          <w:szCs w:val="28"/>
+        </w:rPr>
+        <w:t>энкодеров</w:t>
+      </w:r>
+      <w:proofErr w:type="spellEnd"/>
+      <w:r>
+        <w:rPr>
+          <w:sz w:val="28"/>
+          <w:szCs w:val="28"/>
+        </w:rPr>
+        <w:t xml:space="preserve"> и других интерфейсных элементов.</w:t>
       </w:r>
       <w:r>
         <w:rPr>
@@ -2660,7 +2708,23 @@
           <w:sz w:val="28"/>
           <w:szCs w:val="28"/>
         </w:rPr>
-        <w:t>Выполняет прошивку (firmware), которая определяет логику работы устройства</w:t>
+        <w:t>Выполняет прошивку (</w:t>
+      </w:r>
+      <w:proofErr w:type="spellStart"/>
+      <w:r>
+        <w:rPr>
+          <w:sz w:val="28"/>
+          <w:szCs w:val="28"/>
+        </w:rPr>
+        <w:t>firmware</w:t>
+      </w:r>
+      <w:proofErr w:type="spellEnd"/>
+      <w:r>
+        <w:rPr>
+          <w:sz w:val="28"/>
+          <w:szCs w:val="28"/>
+        </w:rPr>
+        <w:t>), которая определяет логику работы устройства</w:t>
       </w:r>
       <w:r>
         <w:rPr>
@@ -2725,7 +2789,23 @@
           <w:sz w:val="28"/>
           <w:szCs w:val="28"/>
         </w:rPr>
-        <w:t xml:space="preserve"> для простого и надежного ввода команд. Энкодеры (поворотные регуляторы с нажатием) удобны для навигации по меню и настройки параметров. Сенсорные панели или экраны </w:t>
+        <w:t xml:space="preserve"> для простого и надежного ввода команд. </w:t>
+      </w:r>
+      <w:proofErr w:type="spellStart"/>
+      <w:r>
+        <w:rPr>
+          <w:sz w:val="28"/>
+          <w:szCs w:val="28"/>
+        </w:rPr>
+        <w:t>Энкодеры</w:t>
+      </w:r>
+      <w:proofErr w:type="spellEnd"/>
+      <w:r>
+        <w:rPr>
+          <w:sz w:val="28"/>
+          <w:szCs w:val="28"/>
+        </w:rPr>
+        <w:t xml:space="preserve"> (поворотные регуляторы с нажатием) удобны для навигации по меню и настройки параметров. Сенсорные панели или экраны </w:t>
       </w:r>
       <w:r>
         <w:rPr>
@@ -2811,7 +2891,23 @@
           <w:sz w:val="28"/>
           <w:szCs w:val="28"/>
         </w:rPr>
-        <w:t>. Поддержка программных интерфейсов и приложений. Связь с микроконтроллером через последовательный порт или другие интерфейсы. Обработка и вывод пользовательского интерфейса на дисплей. Работа с периферийными устройствами через USB, Wi-Fi, Bluetooth и другие протоколы</w:t>
+        <w:t xml:space="preserve">. Поддержка программных интерфейсов и приложений. Связь с микроконтроллером через последовательный порт или другие интерфейсы. Обработка и вывод пользовательского интерфейса на дисплей. Работа с периферийными устройствами через USB, </w:t>
+      </w:r>
+      <w:proofErr w:type="spellStart"/>
+      <w:r>
+        <w:rPr>
+          <w:sz w:val="28"/>
+          <w:szCs w:val="28"/>
+        </w:rPr>
+        <w:t>Wi</w:t>
+      </w:r>
+      <w:proofErr w:type="spellEnd"/>
+      <w:r>
+        <w:rPr>
+          <w:sz w:val="28"/>
+          <w:szCs w:val="28"/>
+        </w:rPr>
+        <w:t>-Fi, Bluetooth и другие протоколы</w:t>
       </w:r>
       <w:r>
         <w:rPr>
@@ -2900,7 +2996,23 @@
           <w:sz w:val="28"/>
           <w:szCs w:val="28"/>
         </w:rPr>
-        <w:t xml:space="preserve">, OLED-дисплей, TFT или e-ink </w:t>
+        <w:t>, OLED-дисплей, TFT или e-</w:t>
+      </w:r>
+      <w:proofErr w:type="spellStart"/>
+      <w:r>
+        <w:rPr>
+          <w:sz w:val="28"/>
+          <w:szCs w:val="28"/>
+        </w:rPr>
+        <w:t>ink</w:t>
+      </w:r>
+      <w:proofErr w:type="spellEnd"/>
+      <w:r>
+        <w:rPr>
+          <w:sz w:val="28"/>
+          <w:szCs w:val="28"/>
+        </w:rPr>
+        <w:t xml:space="preserve"> </w:t>
       </w:r>
       <w:r>
         <w:rPr>
@@ -3375,9 +3487,15 @@
         <w:rPr>
           <w:sz w:val="28"/>
           <w:szCs w:val="28"/>
-          <w:highlight w:val="yellow"/>
-        </w:rPr>
-        <w:t>Блок блока питания</w:t>
+        </w:rPr>
+        <w:t>Блок</w:t>
+      </w:r>
+      <w:r>
+        <w:rPr>
+          <w:sz w:val="28"/>
+          <w:szCs w:val="28"/>
+        </w:rPr>
+        <w:t xml:space="preserve"> источника питания</w:t>
       </w:r>
     </w:p>
     <w:p>
@@ -3641,7 +3759,103 @@
           <w:sz w:val="28"/>
           <w:szCs w:val="28"/>
         </w:rPr>
-        <w:t xml:space="preserve">лок интерфейса предназначен для считывания состояния кнопок управления и сигналов от аналоговых джойстиков. Каждая кнопка (B_X, B_Y, B_B, B_A, B_up, B_down, B_left, B_right, B_select, B_start) подключена параллельно к линии +5 В через индивидуальные подтягивающие резисторы (R1–R10), а замыкание кнопки на землю формирует логический «0», который считывается микроконтроллером. Сигналы с аналоговых джойстиков (JS_1_X, JS_1_Y, JS_2_X, JS_2_Y) поступают на отдельные аналоговые входы через модули DA3 и DA4, обеспечивающие их питание от +3,3 В и передачу аналогового напряжения, пропорционального положению стиков. </w:t>
+        <w:t xml:space="preserve">лок интерфейса предназначен для считывания состояния кнопок управления и сигналов от аналоговых джойстиков. Каждая кнопка (B_X, B_Y, B_B, B_A, </w:t>
+      </w:r>
+      <w:proofErr w:type="spellStart"/>
+      <w:r>
+        <w:rPr>
+          <w:sz w:val="28"/>
+          <w:szCs w:val="28"/>
+        </w:rPr>
+        <w:t>B_up</w:t>
+      </w:r>
+      <w:proofErr w:type="spellEnd"/>
+      <w:r>
+        <w:rPr>
+          <w:sz w:val="28"/>
+          <w:szCs w:val="28"/>
+        </w:rPr>
+        <w:t xml:space="preserve">, </w:t>
+      </w:r>
+      <w:proofErr w:type="spellStart"/>
+      <w:r>
+        <w:rPr>
+          <w:sz w:val="28"/>
+          <w:szCs w:val="28"/>
+        </w:rPr>
+        <w:t>B_down</w:t>
+      </w:r>
+      <w:proofErr w:type="spellEnd"/>
+      <w:r>
+        <w:rPr>
+          <w:sz w:val="28"/>
+          <w:szCs w:val="28"/>
+        </w:rPr>
+        <w:t xml:space="preserve">, </w:t>
+      </w:r>
+      <w:proofErr w:type="spellStart"/>
+      <w:r>
+        <w:rPr>
+          <w:sz w:val="28"/>
+          <w:szCs w:val="28"/>
+        </w:rPr>
+        <w:t>B_left</w:t>
+      </w:r>
+      <w:proofErr w:type="spellEnd"/>
+      <w:r>
+        <w:rPr>
+          <w:sz w:val="28"/>
+          <w:szCs w:val="28"/>
+        </w:rPr>
+        <w:t xml:space="preserve">, </w:t>
+      </w:r>
+      <w:proofErr w:type="spellStart"/>
+      <w:r>
+        <w:rPr>
+          <w:sz w:val="28"/>
+          <w:szCs w:val="28"/>
+        </w:rPr>
+        <w:t>B_right</w:t>
+      </w:r>
+      <w:proofErr w:type="spellEnd"/>
+      <w:r>
+        <w:rPr>
+          <w:sz w:val="28"/>
+          <w:szCs w:val="28"/>
+        </w:rPr>
+        <w:t xml:space="preserve">, </w:t>
+      </w:r>
+      <w:proofErr w:type="spellStart"/>
+      <w:r>
+        <w:rPr>
+          <w:sz w:val="28"/>
+          <w:szCs w:val="28"/>
+        </w:rPr>
+        <w:t>B_select</w:t>
+      </w:r>
+      <w:proofErr w:type="spellEnd"/>
+      <w:r>
+        <w:rPr>
+          <w:sz w:val="28"/>
+          <w:szCs w:val="28"/>
+        </w:rPr>
+        <w:t xml:space="preserve">, </w:t>
+      </w:r>
+      <w:proofErr w:type="spellStart"/>
+      <w:r>
+        <w:rPr>
+          <w:sz w:val="28"/>
+          <w:szCs w:val="28"/>
+        </w:rPr>
+        <w:t>B_start</w:t>
+      </w:r>
+      <w:proofErr w:type="spellEnd"/>
+      <w:r>
+        <w:rPr>
+          <w:sz w:val="28"/>
+          <w:szCs w:val="28"/>
+        </w:rPr>
+        <w:t xml:space="preserve">) подключена параллельно к линии +5 В через индивидуальные подтягивающие резисторы (R1–R10), а замыкание кнопки на землю формирует логический «0», который считывается микроконтроллером. Сигналы с аналоговых джойстиков (JS_1_X, JS_1_Y, JS_2_X, JS_2_Y) поступают на отдельные аналоговые входы через модули DA3 и DA4, обеспечивающие их питание от +3,3 В и передачу аналогового напряжения, пропорционального положению стиков. </w:t>
       </w:r>
       <w:r>
         <w:rPr>
@@ -3991,17 +4205,16 @@
           <w:color w:val="000000"/>
           <w:sz w:val="28"/>
           <w:szCs w:val="28"/>
-          <w:highlight w:val="yellow"/>
-        </w:rPr>
-        <w:t>Блок</w:t>
-      </w:r>
-      <w:r>
-        <w:rPr>
-          <w:color w:val="000000"/>
-          <w:sz w:val="28"/>
-          <w:szCs w:val="28"/>
-        </w:rPr>
-        <w:t xml:space="preserve"> дисплея представляет собой внешнюю плату с экраном, подключаемую к одноплатному ПК через специализированный интерфейс. Дисплей получает питание от линии +5 В и обменивается данными с одноплатным ПК, отображая графическую информацию — интерфейс, элементы управления и сам игровой процесс. Он играет ключевую роль в системе, обеспечивая визуальную обратную связь для пользователя при запуске и управлении играми.</w:t>
+        </w:rPr>
+        <w:t>П</w:t>
+      </w:r>
+      <w:r>
+        <w:rPr>
+          <w:color w:val="000000"/>
+          <w:sz w:val="28"/>
+          <w:szCs w:val="28"/>
+        </w:rPr>
+        <w:t>редставляет собой внешнюю плату с экраном, подключаемую к одноплатному ПК через специализированный интерфейс. Дисплей получает питание от линии +5 В и обменивается данными с одноплатным ПК, отображая графическую информацию — интерфейс, элементы управления и сам игровой процесс. Он играет ключевую роль в системе, обеспечивая визуальную обратную связь для пользователя при запуске и управлении играми.</w:t>
       </w:r>
     </w:p>
     <w:p>
@@ -4083,22 +4296,7 @@
           <w:sz w:val="28"/>
           <w:szCs w:val="28"/>
         </w:rPr>
-        <w:t xml:space="preserve">Опираясь на разработанную схему </w:t>
-      </w:r>
-      <w:r>
-        <w:rPr>
-          <w:sz w:val="28"/>
-          <w:szCs w:val="28"/>
-          <w:highlight w:val="yellow"/>
-        </w:rPr>
-        <w:t>электрической принципиальной</w:t>
-      </w:r>
-      <w:r>
-        <w:rPr>
-          <w:sz w:val="28"/>
-          <w:szCs w:val="28"/>
-        </w:rPr>
-        <w:t xml:space="preserve">, были подобраны элементы, необходимые для реализации выбранного функционала. </w:t>
+        <w:t xml:space="preserve">Опираясь на разработанную схему, были подобраны элементы, необходимые для реализации выбранного функционала. </w:t>
       </w:r>
     </w:p>
     <w:p>
@@ -4158,7 +4356,23 @@
           <w:sz w:val="28"/>
           <w:szCs w:val="28"/>
         </w:rPr>
-        <w:t xml:space="preserve">. Напряжение на вход подается от литий-ионного аккумулятора. Плата зарядки обеспечивает безопасную зарядку и защиту аккумулятора от переразряда, перезаряда и короткого замыкания, повышая надежность устройства. DC-DC преобразователь XL6019 стабилизирует выходное напряжение на уровне </w:t>
+        <w:t xml:space="preserve">. Напряжение на вход подается от литий-ионного аккумулятора. Плата зарядки обеспечивает безопасную зарядку и защиту аккумулятора от </w:t>
+      </w:r>
+      <w:proofErr w:type="spellStart"/>
+      <w:r>
+        <w:rPr>
+          <w:sz w:val="28"/>
+          <w:szCs w:val="28"/>
+        </w:rPr>
+        <w:t>переразряда</w:t>
+      </w:r>
+      <w:proofErr w:type="spellEnd"/>
+      <w:r>
+        <w:rPr>
+          <w:sz w:val="28"/>
+          <w:szCs w:val="28"/>
+        </w:rPr>
+        <w:t xml:space="preserve">, перезаряда и короткого замыкания, повышая надежность устройства. DC-DC преобразователь XL6019 стабилизирует выходное напряжение на уровне </w:t>
       </w:r>
       <w:r>
         <w:rPr>
@@ -4390,7 +4604,61 @@
           <w:sz w:val="28"/>
           <w:szCs w:val="28"/>
         </w:rPr>
-        <w:t xml:space="preserve"> это 8-битный микроконтроллер семейства AVR от компании Microchip (ранее Atmel), построенный на архитектуре RISC. Он работает на частоте до 16 МГц, имеет 32 КБ флеш-памяти для хранения программы, 2,5 КБ оперативной </w:t>
+        <w:t xml:space="preserve"> это 8-битный микроконтроллер семейства AVR от компании </w:t>
+      </w:r>
+      <w:proofErr w:type="spellStart"/>
+      <w:r>
+        <w:rPr>
+          <w:color w:val="000000" w:themeColor="text1"/>
+          <w:sz w:val="28"/>
+          <w:szCs w:val="28"/>
+        </w:rPr>
+        <w:t>Microchip</w:t>
+      </w:r>
+      <w:proofErr w:type="spellEnd"/>
+      <w:r>
+        <w:rPr>
+          <w:color w:val="000000" w:themeColor="text1"/>
+          <w:sz w:val="28"/>
+          <w:szCs w:val="28"/>
+        </w:rPr>
+        <w:t xml:space="preserve"> (ранее </w:t>
+      </w:r>
+      <w:proofErr w:type="spellStart"/>
+      <w:r>
+        <w:rPr>
+          <w:color w:val="000000" w:themeColor="text1"/>
+          <w:sz w:val="28"/>
+          <w:szCs w:val="28"/>
+        </w:rPr>
+        <w:t>Atmel</w:t>
+      </w:r>
+      <w:proofErr w:type="spellEnd"/>
+      <w:r>
+        <w:rPr>
+          <w:color w:val="000000" w:themeColor="text1"/>
+          <w:sz w:val="28"/>
+          <w:szCs w:val="28"/>
+        </w:rPr>
+        <w:t xml:space="preserve">), построенный на архитектуре RISC. Он работает на частоте до 16 МГц, имеет 32 КБ </w:t>
+      </w:r>
+      <w:proofErr w:type="spellStart"/>
+      <w:r>
+        <w:rPr>
+          <w:color w:val="000000" w:themeColor="text1"/>
+          <w:sz w:val="28"/>
+          <w:szCs w:val="28"/>
+        </w:rPr>
+        <w:t>флеш</w:t>
+      </w:r>
+      <w:proofErr w:type="spellEnd"/>
+      <w:r>
+        <w:rPr>
+          <w:color w:val="000000" w:themeColor="text1"/>
+          <w:sz w:val="28"/>
+          <w:szCs w:val="28"/>
+        </w:rPr>
+        <w:t xml:space="preserve">-памяти для хранения программы, 2,5 КБ оперативной </w:t>
       </w:r>
       <w:r>
         <w:rPr>
@@ -4560,6 +4828,32 @@
       <w:pPr>
         <w:spacing w:line="360" w:lineRule="auto"/>
         <w:ind w:left="284" w:right="284"/>
+        <w:jc w:val="both"/>
+        <w:rPr>
+          <w:color w:val="000000"/>
+          <w:sz w:val="28"/>
+          <w:szCs w:val="28"/>
+        </w:rPr>
+      </w:pPr>
+      <w:r>
+        <w:rPr>
+          <w:sz w:val="28"/>
+          <w:szCs w:val="28"/>
+        </w:rPr>
+        <w:t>Кварцевый резонатор на 16 МГц используется в обвязке микроконтроллера Atmega32U4 как частотозадающий элемент, необходимый для стабильной работы тактовой частоты, особенно при использовании встроенного USB-интерфейса, который требует высокой точности. Он подключается к выводам XTAL1 и XTAL2 микроконтроллера вместе с двумя согласующими конденсаторами (обычно по 22 пФ), образуя колебательный контур. Применение внешнего кварца предпочтительнее встроенного генератора, так как обеспечивает меньший дрейф частоты и повышенную стабильность системы.</w:t>
+      </w:r>
+      <w:r>
+        <w:rPr>
+          <w:sz w:val="28"/>
+          <w:szCs w:val="28"/>
+        </w:rPr>
+        <w:t xml:space="preserve"> Элемент предоставлен на рисунке 9.</w:t>
+      </w:r>
+    </w:p>
+    <w:p>
+      <w:pPr>
+        <w:spacing w:line="360" w:lineRule="auto"/>
+        <w:ind w:left="284" w:right="284"/>
         <w:jc w:val="center"/>
         <w:rPr>
           <w:color w:val="000000"/>
@@ -4571,6 +4865,7 @@
         <w:rPr>
           <w:noProof/>
         </w:rPr>
+        <w:lastRenderedPageBreak/>
         <w:drawing>
           <wp:inline distT="0" distB="0" distL="0" distR="0" wp14:anchorId="762FE324" wp14:editId="206E109C">
             <wp:extent cx="2254813" cy="2267866"/>
@@ -4685,7 +4980,6 @@
           <w:sz w:val="28"/>
           <w:szCs w:val="28"/>
         </w:rPr>
-        <w:lastRenderedPageBreak/>
         <w:t>Конденсатор — это пассивный электронный компонент, предназначенный для накопления и хранения электрического заряда. В данном устройстве используется конденсатор номиналом 22 пФ, который выполняет функцию частотозадающего элемента в колебательном контуре. Он определяет рабочую частоту генерации вместе с другими элементами схемы.</w:t>
       </w:r>
     </w:p>
@@ -4882,15 +5176,200 @@
           <w:sz w:val="28"/>
           <w:szCs w:val="28"/>
         </w:rPr>
-        <w:t>Orange Pi Zero 3 — это высокоинтегрированный одноплатный мини-компьютер, который в данном проекте используется в качестве основного вычислительного элемента портативной игровой консоли. Благодаря своим компактным размерам (55×50 мм), энергоэффективности и при этом достаточно высокой производительности, данная плата позволяет реализовать полноценную игровую систему с широким функционалом. В основе Orange Pi Zero 3 лежит четырёхъядерный процессор Allwinner H618 (архитектура ARM Cortex-A53, тактовая частота до 1.5 ГГц), а также графический ускоритель Mali-G31 MP2, что обеспечивает плавную работу пользовательского интерфейса и поддержку эмуляторов классических игровых платформ (таких как NES, SNES, Sega, Game Boy и других). Плата оснащается 1 или 2 ГБ оперативной памяти DDR4, microSD-слотом для установки операционной системы (например, Armbian, Debian, Ubuntu), а также встроенными модулями Wi-</w:t>
-      </w:r>
-      <w:r>
-        <w:rPr>
-          <w:sz w:val="28"/>
-          <w:szCs w:val="28"/>
-        </w:rPr>
         <w:lastRenderedPageBreak/>
-        <w:t>Fi 5 (802.11ac) и Bluetooth 5.0 для беспроводной связи с периферийными устройствами. Кроме того, Orange Pi Zero 3 предоставляет доступ к разнообразным интерфейсам: USB 2.0 для подключения контроллеров и накопителей, USB Type-C для питания и OTG-соединений, 26-контактный GPIO, а также интерфейсы UART, SPI, I2C и PWM, что позволяет расширить функциональность устройства и подключить различные внешние модули, такие как дисплей, аудиосистема, аккумуляторный модуль и другие компоненты консоли. Питание платы осуществляется от источника напряжения 5 В через USB Type-C, что упрощает интеграцию в портативный корпус. Благодаря сочетанию мощности, универсальности и открытой архитектуры, Orange Pi Zero 3 идеально подходит для создания персональных игровых платформ на базе Linux. Устройство представлено на рисунке 11.</w:t>
+        <w:t xml:space="preserve">Orange </w:t>
+      </w:r>
+      <w:proofErr w:type="spellStart"/>
+      <w:r>
+        <w:rPr>
+          <w:sz w:val="28"/>
+          <w:szCs w:val="28"/>
+        </w:rPr>
+        <w:t>Pi</w:t>
+      </w:r>
+      <w:proofErr w:type="spellEnd"/>
+      <w:r>
+        <w:rPr>
+          <w:sz w:val="28"/>
+          <w:szCs w:val="28"/>
+        </w:rPr>
+        <w:t xml:space="preserve"> Zero 3 — это </w:t>
+      </w:r>
+      <w:proofErr w:type="spellStart"/>
+      <w:r>
+        <w:rPr>
+          <w:sz w:val="28"/>
+          <w:szCs w:val="28"/>
+        </w:rPr>
+        <w:t>высокоинтегрированный</w:t>
+      </w:r>
+      <w:proofErr w:type="spellEnd"/>
+      <w:r>
+        <w:rPr>
+          <w:sz w:val="28"/>
+          <w:szCs w:val="28"/>
+        </w:rPr>
+        <w:t xml:space="preserve"> одноплатный мини-компьютер, который в данном проекте используется в качестве основного вычислительного элемента портативной игровой консоли. Благодаря своим компактным размерам (55×50 мм), энергоэффективности и при этом достаточно высокой производительности, данная плата позволяет реализовать полноценную игровую систему с широким функционалом. В основе Orange </w:t>
+      </w:r>
+      <w:proofErr w:type="spellStart"/>
+      <w:r>
+        <w:rPr>
+          <w:sz w:val="28"/>
+          <w:szCs w:val="28"/>
+        </w:rPr>
+        <w:t>Pi</w:t>
+      </w:r>
+      <w:proofErr w:type="spellEnd"/>
+      <w:r>
+        <w:rPr>
+          <w:sz w:val="28"/>
+          <w:szCs w:val="28"/>
+        </w:rPr>
+        <w:t xml:space="preserve"> Zero 3 лежит четырёхъядерный процессор </w:t>
+      </w:r>
+      <w:proofErr w:type="spellStart"/>
+      <w:r>
+        <w:rPr>
+          <w:sz w:val="28"/>
+          <w:szCs w:val="28"/>
+        </w:rPr>
+        <w:t>Allwinner</w:t>
+      </w:r>
+      <w:proofErr w:type="spellEnd"/>
+      <w:r>
+        <w:rPr>
+          <w:sz w:val="28"/>
+          <w:szCs w:val="28"/>
+        </w:rPr>
+        <w:t xml:space="preserve"> H618 (архитектура ARM Cortex-A53, тактовая частота до 1.5 ГГц), а также графический ускоритель Mali-G31 MP2, что обеспечивает плавную работу пользовательского интерфейса и поддержку эмуляторов классических игровых платформ (таких как NES, SNES, </w:t>
+      </w:r>
+      <w:proofErr w:type="spellStart"/>
+      <w:r>
+        <w:rPr>
+          <w:sz w:val="28"/>
+          <w:szCs w:val="28"/>
+        </w:rPr>
+        <w:t>Sega</w:t>
+      </w:r>
+      <w:proofErr w:type="spellEnd"/>
+      <w:r>
+        <w:rPr>
+          <w:sz w:val="28"/>
+          <w:szCs w:val="28"/>
+        </w:rPr>
+        <w:t xml:space="preserve">, Game </w:t>
+      </w:r>
+      <w:proofErr w:type="spellStart"/>
+      <w:r>
+        <w:rPr>
+          <w:sz w:val="28"/>
+          <w:szCs w:val="28"/>
+        </w:rPr>
+        <w:t>Boy</w:t>
+      </w:r>
+      <w:proofErr w:type="spellEnd"/>
+      <w:r>
+        <w:rPr>
+          <w:sz w:val="28"/>
+          <w:szCs w:val="28"/>
+        </w:rPr>
+        <w:t xml:space="preserve"> и других). Плата оснащается 1 или 2 ГБ оперативной памяти DDR4, </w:t>
+      </w:r>
+      <w:proofErr w:type="spellStart"/>
+      <w:r>
+        <w:rPr>
+          <w:sz w:val="28"/>
+          <w:szCs w:val="28"/>
+        </w:rPr>
+        <w:t>microSD</w:t>
+      </w:r>
+      <w:proofErr w:type="spellEnd"/>
+      <w:r>
+        <w:rPr>
+          <w:sz w:val="28"/>
+          <w:szCs w:val="28"/>
+        </w:rPr>
+        <w:t xml:space="preserve">-слотом для установки операционной системы (например, </w:t>
+      </w:r>
+      <w:proofErr w:type="spellStart"/>
+      <w:r>
+        <w:rPr>
+          <w:sz w:val="28"/>
+          <w:szCs w:val="28"/>
+        </w:rPr>
+        <w:t>Armbian</w:t>
+      </w:r>
+      <w:proofErr w:type="spellEnd"/>
+      <w:r>
+        <w:rPr>
+          <w:sz w:val="28"/>
+          <w:szCs w:val="28"/>
+        </w:rPr>
+        <w:t xml:space="preserve">, </w:t>
+      </w:r>
+      <w:proofErr w:type="spellStart"/>
+      <w:r>
+        <w:rPr>
+          <w:sz w:val="28"/>
+          <w:szCs w:val="28"/>
+        </w:rPr>
+        <w:t>Debian</w:t>
+      </w:r>
+      <w:proofErr w:type="spellEnd"/>
+      <w:r>
+        <w:rPr>
+          <w:sz w:val="28"/>
+          <w:szCs w:val="28"/>
+        </w:rPr>
+        <w:t xml:space="preserve">, Ubuntu), а также встроенными модулями </w:t>
+      </w:r>
+      <w:proofErr w:type="spellStart"/>
+      <w:r>
+        <w:rPr>
+          <w:sz w:val="28"/>
+          <w:szCs w:val="28"/>
+        </w:rPr>
+        <w:t>Wi</w:t>
+      </w:r>
+      <w:proofErr w:type="spellEnd"/>
+      <w:r>
+        <w:rPr>
+          <w:sz w:val="28"/>
+          <w:szCs w:val="28"/>
+        </w:rPr>
+        <w:t xml:space="preserve">-Fi 5 (802.11ac) и Bluetooth 5.0 для беспроводной связи с периферийными устройствами. Кроме того, Orange </w:t>
+      </w:r>
+      <w:proofErr w:type="spellStart"/>
+      <w:r>
+        <w:rPr>
+          <w:sz w:val="28"/>
+          <w:szCs w:val="28"/>
+        </w:rPr>
+        <w:t>Pi</w:t>
+      </w:r>
+      <w:proofErr w:type="spellEnd"/>
+      <w:r>
+        <w:rPr>
+          <w:sz w:val="28"/>
+          <w:szCs w:val="28"/>
+        </w:rPr>
+        <w:t xml:space="preserve"> Zero 3 предоставляет доступ к разнообразным интерфейсам: USB 2.0 для подключения контроллеров и накопителей, USB Type-C для питания и OTG-соединений, 26-контактный GPIO, а также интерфейсы UART, SPI, I2C и PWM, что позволяет расширить функциональность устройства и подключить различные внешние модули, такие как дисплей, аудиосистема, аккумуляторный модуль и другие компоненты консоли. Питание платы осуществляется от источника напряжения 5 В через USB Type-C, что упрощает интеграцию в портативный корпус. Благодаря сочетанию мощности, универсальности и открытой архитектуры, Orange </w:t>
+      </w:r>
+      <w:proofErr w:type="spellStart"/>
+      <w:r>
+        <w:rPr>
+          <w:sz w:val="28"/>
+          <w:szCs w:val="28"/>
+        </w:rPr>
+        <w:t>Pi</w:t>
+      </w:r>
+      <w:proofErr w:type="spellEnd"/>
+      <w:r>
+        <w:rPr>
+          <w:sz w:val="28"/>
+          <w:szCs w:val="28"/>
+        </w:rPr>
+        <w:t xml:space="preserve"> Zero 3 идеально подходит для создания персональных игровых платформ на базе Linux. Устройство представлено на рисунке 11.</w:t>
       </w:r>
     </w:p>
     <w:p>
@@ -4915,6 +5394,7 @@
         <w:rPr>
           <w:noProof/>
         </w:rPr>
+        <w:lastRenderedPageBreak/>
         <w:drawing>
           <wp:inline distT="0" distB="0" distL="0" distR="0" wp14:anchorId="60C9020C" wp14:editId="145861B9">
             <wp:extent cx="3507921" cy="3507921"/>
@@ -5075,15 +5555,7 @@
           <w:sz w:val="28"/>
           <w:szCs w:val="28"/>
         </w:rPr>
-        <w:t xml:space="preserve">Медные купольные кнопки используются в данном проекте в качестве тактильных элементов управления для портативной игровой консоли. Эти кнопки представляют собой тонкие металлические мембраны, изготовленные из медного </w:t>
-      </w:r>
-      <w:r>
-        <w:rPr>
-          <w:sz w:val="28"/>
-          <w:szCs w:val="28"/>
-        </w:rPr>
-        <w:lastRenderedPageBreak/>
-        <w:t>сплава, которые при нажатии замыкают электрические контакты на плате. Основными преимуществами медных купольных кнопок являются высокая надёжность, чёткий тактильный отклик (характерный щелчок при нажатии), малый размер и долговечность — они выдерживают десятки тысяч нажатий без ухудшения чувствительности. Такие кнопки часто применяются в промышленной электронике, пультах и портативных устройствах, где требуется компактность и отзывчивость. В конструкции консоли они размещаются под гибкой накладкой или плёнкой и подключаются к управляющему контроллеру, обеспечивая удобное управление игровым процессом при минимальной толщине устройства.</w:t>
+        <w:t>Медные купольные кнопки используются в данном проекте в качестве тактильных элементов управления для портативной игровой консоли. Эти кнопки представляют собой тонкие металлические мембраны, изготовленные из медного сплава, которые при нажатии замыкают электрические контакты на плате. Основными преимуществами медных купольных кнопок являются высокая надёжность, чёткий тактильный отклик (характерный щелчок при нажатии), малый размер и долговечность — они выдерживают десятки тысяч нажатий без ухудшения чувствительности. Такие кнопки часто применяются в промышленной электронике, пультах и портативных устройствах, где требуется компактность и отзывчивость. В конструкции консоли они размещаются под гибкой накладкой или плёнкой и подключаются к управляющему контроллеру, обеспечивая удобное управление игровым процессом при минимальной толщине устройства.</w:t>
       </w:r>
     </w:p>
     <w:p>
@@ -5115,6 +5587,7 @@
         <w:rPr>
           <w:noProof/>
         </w:rPr>
+        <w:lastRenderedPageBreak/>
         <w:drawing>
           <wp:inline distT="0" distB="0" distL="0" distR="0" wp14:anchorId="5A496C57" wp14:editId="4C3CC5AC">
             <wp:extent cx="3479470" cy="2910615"/>
@@ -5266,15 +5739,7 @@
           <w:sz w:val="28"/>
           <w:szCs w:val="28"/>
         </w:rPr>
-        <w:t xml:space="preserve">Аналоговые стики от PSP-2000 применяются в проекте в качестве элементов управления для реализации плавного и точного ввода, аналогичного управлению в оригинальных игровых консолях. Эти миниатюрные джойстики имеют компактную конструкцию и позволяют считывать отклонения по двум осям (X и Y), обеспечивая аналоговый сигнал, который преобразуется в цифровой с помощью АЦП (аналогово-цифрового преобразователя) на управляющем контроллере. Стики от PSP-2000 отличаются надёжностью, удобной формой и мягким ходом, что делает их идеальными для портативных устройств, где важно сочетание эргономики и </w:t>
-      </w:r>
-      <w:r>
-        <w:rPr>
-          <w:sz w:val="28"/>
-          <w:szCs w:val="28"/>
-        </w:rPr>
-        <w:lastRenderedPageBreak/>
-        <w:t>компактности. Они крепятся к корпусу консоли и подключаются через шлейф или напрямую к печатной плате, занимая минимальное пространство и обеспечивая качественный пользовательский опыт при управлении персонажем, навигации по меню или в играх, требующих точного позиционирования. Устройство представлено на рисунке 13.</w:t>
+        <w:t>Аналоговые стики от PSP-2000 применяются в проекте в качестве элементов управления для реализации плавного и точного ввода, аналогичного управлению в оригинальных игровых консолях. Эти миниатюрные джойстики имеют компактную конструкцию и позволяют считывать отклонения по двум осям (X и Y), обеспечивая аналоговый сигнал, который преобразуется в цифровой с помощью АЦП (аналогово-цифрового преобразователя) на управляющем контроллере. Стики от PSP-2000 отличаются надёжностью, удобной формой и мягким ходом, что делает их идеальными для портативных устройств, где важно сочетание эргономики и компактности. Они крепятся к корпусу консоли и подключаются через шлейф или напрямую к печатной плате, занимая минимальное пространство и обеспечивая качественный пользовательский опыт при управлении персонажем, навигации по меню или в играх, требующих точного позиционирования. Устройство представлено на рисунке 13.</w:t>
       </w:r>
     </w:p>
     <w:p>
@@ -5303,6 +5768,7 @@
         <w:rPr>
           <w:noProof/>
         </w:rPr>
+        <w:lastRenderedPageBreak/>
         <w:drawing>
           <wp:inline distT="0" distB="0" distL="0" distR="0" wp14:anchorId="4F441926" wp14:editId="286CB832">
             <wp:extent cx="3128117" cy="2588820"/>
@@ -5470,15 +5936,7 @@
           <w:sz w:val="28"/>
           <w:szCs w:val="28"/>
         </w:rPr>
-        <w:t>Резисторы для подтяжки кнопок в корпусе 1206 используются для стабилизации работы кнопок в схеме. Резисторы этого типа имеют размеры 3.2 мм × 1.6 мм и являются частью поверхностно-монтируемых компонентов (SMD), что делает их удобными для использования в компактных устройствах, таких как портативные игровые консоли. Подтягивающие резисторы подключаются между входом, связанным с кнопкой, и источником питания или землёй, гарантируя, что входной сигнал будет находиться в корректном логическом состоянии, когда кнопка не нажата, и предотвращая ложные срабатывания из-за электростатических помех или случайных колебаний. Обычно для этой задачи выбираются резисторы с номиналом от 1 кОм до 10 кОм. Резисторы в корпусе 1206 идеально подходят для таких применений, так как обеспечивают нужные характеристики при компактном размере, что критично для устройств с ограниченным пространством. Эти компоненты обеспе</w:t>
-      </w:r>
-      <w:r>
-        <w:rPr>
-          <w:sz w:val="28"/>
-          <w:szCs w:val="28"/>
-        </w:rPr>
-        <w:lastRenderedPageBreak/>
-        <w:t>чивают надёжную и стабильную работу кнопок, предотвращая «дрожание» контактов и улучшая общее качество работы схемы. Резистор, используемый для подтяжки кнопок, представлен на рисунке 14.</w:t>
+        <w:t>Резисторы для подтяжки кнопок в корпусе 1206 используются для стабилизации работы кнопок в схеме. Резисторы этого типа имеют размеры 3.2 мм × 1.6 мм и являются частью поверхностно-монтируемых компонентов (SMD), что делает их удобными для использования в компактных устройствах, таких как портативные игровые консоли. Подтягивающие резисторы подключаются между входом, связанным с кнопкой, и источником питания или землёй, гарантируя, что входной сигнал будет находиться в корректном логическом состоянии, когда кнопка не нажата, и предотвращая ложные срабатывания из-за электростатических помех или случайных колебаний. Обычно для этой задачи выбираются резисторы с номиналом от 1 кОм до 10 кОм. Резисторы в корпусе 1206 идеально подходят для таких применений, так как обеспечивают нужные характеристики при компактном размере, что критично для устройств с ограниченным пространством. Эти компоненты обеспечивают надёжную и стабильную работу кнопок, предотвращая «дрожание» контактов и улучшая общее качество работы схемы. Резистор, используемый для подтяжки кнопок, представлен на рисунке 14.</w:t>
       </w:r>
     </w:p>
     <w:p>
@@ -5504,6 +5962,7 @@
         <w:rPr>
           <w:noProof/>
         </w:rPr>
+        <w:lastRenderedPageBreak/>
         <w:drawing>
           <wp:inline distT="0" distB="0" distL="0" distR="0" wp14:anchorId="1A3C4BE6" wp14:editId="678A84D8">
             <wp:extent cx="2861945" cy="2861945"/>
@@ -5670,16 +6129,29 @@
         <w:rPr>
           <w:sz w:val="28"/>
           <w:szCs w:val="28"/>
-          <w:highlight w:val="red"/>
-        </w:rPr>
-        <w:t>Я выбрал плату зарядки и разрядки, поскольку</w:t>
-      </w:r>
-      <w:r>
-        <w:rPr>
-          <w:sz w:val="28"/>
-          <w:szCs w:val="28"/>
-        </w:rPr>
-        <w:t xml:space="preserve"> она обеспечивает безопасную и эффективную работу с литий-ионным аккумулятором, который используется для питания консоли. Плата поддерживает защиту от переразряда, короткого замыкания и перегрева, что гарантирует долговечность и безопасность устройства. Плата зарядки и разрядки представлена на рисунке 15.</w:t>
+        </w:rPr>
+        <w:t>Была выбрана плата зарядки и разрядки по сколько</w:t>
+      </w:r>
+      <w:r>
+        <w:rPr>
+          <w:sz w:val="28"/>
+          <w:szCs w:val="28"/>
+        </w:rPr>
+        <w:t xml:space="preserve"> она обеспечивает безопасную и эффективную работу с литий-ионным аккумулятором, который используется для питания консоли. Плата поддерживает защиту от перез</w:t>
+      </w:r>
+      <w:r>
+        <w:rPr>
+          <w:sz w:val="28"/>
+          <w:szCs w:val="28"/>
+        </w:rPr>
+        <w:t>а</w:t>
+      </w:r>
+      <w:r>
+        <w:rPr>
+          <w:sz w:val="28"/>
+          <w:szCs w:val="28"/>
+        </w:rPr>
+        <w:t>ряда, короткого замыкания и перегрева, что гарантирует долговечность и безопасность устройства. Плата зарядки и разрядки представлена на рисунке 15.</w:t>
       </w:r>
     </w:p>
     <w:p>
@@ -5696,7 +6168,6 @@
         <w:rPr>
           <w:noProof/>
         </w:rPr>
-        <w:lastRenderedPageBreak/>
         <w:drawing>
           <wp:inline distT="0" distB="0" distL="0" distR="0" wp14:anchorId="2B071469" wp14:editId="0B30495F">
             <wp:extent cx="3277589" cy="3277589"/>
@@ -5830,16 +6301,6 @@
     <w:p>
       <w:pPr>
         <w:spacing w:line="360" w:lineRule="auto"/>
-        <w:jc w:val="center"/>
-        <w:rPr>
-          <w:sz w:val="28"/>
-          <w:szCs w:val="28"/>
-        </w:rPr>
-      </w:pPr>
-    </w:p>
-    <w:p>
-      <w:pPr>
-        <w:spacing w:line="360" w:lineRule="auto"/>
         <w:ind w:left="284" w:right="284" w:firstLine="851"/>
         <w:jc w:val="both"/>
         <w:rPr>
@@ -5852,6 +6313,7 @@
           <w:sz w:val="28"/>
           <w:szCs w:val="28"/>
         </w:rPr>
+        <w:lastRenderedPageBreak/>
         <w:t>5 Разработка алгоритма программного обеспечения</w:t>
       </w:r>
     </w:p>
@@ -6043,7 +6505,6 @@
           <w:szCs w:val="28"/>
           <w:lang w:val="en-US"/>
         </w:rPr>
-        <w:lastRenderedPageBreak/>
         <w:drawing>
           <wp:inline distT="0" distB="0" distL="0" distR="0" wp14:anchorId="2EC49696" wp14:editId="37790EA5">
             <wp:extent cx="3900367" cy="5759355"/>
@@ -6159,7 +6620,7 @@
           <w:tab w:val="left" w:pos="1134"/>
         </w:tabs>
         <w:spacing w:line="360" w:lineRule="auto"/>
-        <w:ind w:left="284" w:right="284" w:firstLine="851"/>
+        <w:ind w:left="284" w:right="284" w:firstLine="284"/>
         <w:jc w:val="both"/>
         <w:rPr>
           <w:color w:val="000000"/>
@@ -6173,6 +6634,7 @@
           <w:sz w:val="28"/>
           <w:szCs w:val="28"/>
         </w:rPr>
+        <w:lastRenderedPageBreak/>
         <w:t xml:space="preserve">Алгоритм работы </w:t>
       </w:r>
       <w:r>
@@ -6197,7 +6659,194 @@
           <w:sz w:val="28"/>
           <w:szCs w:val="28"/>
         </w:rPr>
-        <w:t xml:space="preserve"> В данном блоке идет инициализация подключенных библиотек и переменных и так же настройка пинов микроконтроллера</w:t>
+        <w:t xml:space="preserve"> В данном блоке идет инициализация подключенных библиотек и переменных и так же настройка </w:t>
+      </w:r>
+      <w:proofErr w:type="spellStart"/>
+      <w:r>
+        <w:rPr>
+          <w:color w:val="000000"/>
+          <w:sz w:val="28"/>
+          <w:szCs w:val="28"/>
+        </w:rPr>
+        <w:t>пинов</w:t>
+      </w:r>
+      <w:proofErr w:type="spellEnd"/>
+      <w:r>
+        <w:rPr>
+          <w:color w:val="000000"/>
+          <w:sz w:val="28"/>
+          <w:szCs w:val="28"/>
+        </w:rPr>
+        <w:t xml:space="preserve"> микроконтроллера</w:t>
+      </w:r>
+    </w:p>
+    <w:p>
+      <w:pPr>
+        <w:tabs>
+          <w:tab w:val="left" w:pos="1134"/>
+        </w:tabs>
+        <w:spacing w:line="360" w:lineRule="auto"/>
+        <w:ind w:left="284" w:right="284" w:firstLine="284"/>
+        <w:jc w:val="both"/>
+        <w:rPr>
+          <w:color w:val="000000"/>
+          <w:sz w:val="28"/>
+          <w:szCs w:val="28"/>
+        </w:rPr>
+      </w:pPr>
+      <w:r>
+        <w:rPr>
+          <w:color w:val="000000"/>
+          <w:sz w:val="28"/>
+          <w:szCs w:val="28"/>
+        </w:rPr>
+        <w:t>Следом идет блок, регистрирующий входной сигнал для запуска устройства</w:t>
+      </w:r>
+      <w:r>
+        <w:rPr>
+          <w:color w:val="000000"/>
+          <w:sz w:val="28"/>
+          <w:szCs w:val="28"/>
+        </w:rPr>
+        <w:t xml:space="preserve"> и подачи питания на периферийные устройства</w:t>
+      </w:r>
+      <w:r>
+        <w:rPr>
+          <w:color w:val="000000"/>
+          <w:sz w:val="28"/>
+          <w:szCs w:val="28"/>
+        </w:rPr>
+        <w:t xml:space="preserve">. </w:t>
+      </w:r>
+    </w:p>
+    <w:p>
+      <w:pPr>
+        <w:pStyle w:val="ad"/>
+        <w:spacing w:line="360" w:lineRule="auto"/>
+        <w:ind w:left="284" w:right="284" w:firstLine="284"/>
+        <w:jc w:val="both"/>
+        <w:rPr>
+          <w:sz w:val="28"/>
+          <w:szCs w:val="28"/>
+        </w:rPr>
+      </w:pPr>
+      <w:r>
+        <w:rPr>
+          <w:color w:val="000000"/>
+          <w:sz w:val="28"/>
+          <w:szCs w:val="28"/>
+        </w:rPr>
+        <w:t xml:space="preserve">Затем </w:t>
+      </w:r>
+      <w:r>
+        <w:rPr>
+          <w:color w:val="000000"/>
+          <w:sz w:val="28"/>
+          <w:szCs w:val="28"/>
+        </w:rPr>
+        <w:t>выполняется блок нажатия кнопки</w:t>
+      </w:r>
+      <w:r>
+        <w:rPr>
+          <w:color w:val="000000"/>
+          <w:sz w:val="28"/>
+          <w:szCs w:val="28"/>
+        </w:rPr>
+        <w:t xml:space="preserve"> и изменения положения стиков</w:t>
+      </w:r>
+      <w:r>
+        <w:rPr>
+          <w:color w:val="000000"/>
+          <w:sz w:val="28"/>
+          <w:szCs w:val="28"/>
+        </w:rPr>
+        <w:t>.</w:t>
+      </w:r>
+      <w:r>
+        <w:rPr>
+          <w:color w:val="000000"/>
+          <w:sz w:val="28"/>
+          <w:szCs w:val="28"/>
+        </w:rPr>
+        <w:t xml:space="preserve"> В случае при получении </w:t>
+      </w:r>
+      <w:proofErr w:type="spellStart"/>
+      <w:r>
+        <w:rPr>
+          <w:color w:val="000000"/>
+          <w:sz w:val="28"/>
+          <w:szCs w:val="28"/>
+        </w:rPr>
+        <w:t>пинов</w:t>
+      </w:r>
+      <w:proofErr w:type="spellEnd"/>
+      <w:r>
+        <w:rPr>
+          <w:color w:val="000000"/>
+          <w:sz w:val="28"/>
+          <w:szCs w:val="28"/>
+        </w:rPr>
+        <w:t xml:space="preserve"> отрицательного сигнала от кнопок будет регистрироваться нажатие, для стиков будет получение аналогового сигнала, отличаемого от предыдущего. Сигнал будет отправлен только в том случае если стик изменил свое положение. </w:t>
+      </w:r>
+      <w:r>
+        <w:rPr>
+          <w:sz w:val="28"/>
+          <w:szCs w:val="28"/>
+        </w:rPr>
+        <w:t>Это решение позволяет одновременно снизить нагрузку на микроконтроллер, избавляя его от необходимости постоянно обрабатывать входящие сигналы, и повысить устойчивость системы к внешним электромагнитным помехам, что положительно сказывается на стабильности и надёжности работы устройства.</w:t>
+      </w:r>
+    </w:p>
+    <w:p>
+      <w:pPr>
+        <w:pStyle w:val="ad"/>
+        <w:spacing w:line="360" w:lineRule="auto"/>
+        <w:ind w:left="284" w:right="284" w:firstLine="284"/>
+        <w:jc w:val="both"/>
+        <w:rPr>
+          <w:sz w:val="28"/>
+          <w:szCs w:val="28"/>
+        </w:rPr>
+      </w:pPr>
+      <w:r>
+        <w:rPr>
+          <w:color w:val="000000"/>
+          <w:sz w:val="28"/>
+          <w:szCs w:val="28"/>
+        </w:rPr>
+        <w:t>В следующем блок</w:t>
+      </w:r>
+      <w:r>
+        <w:rPr>
+          <w:color w:val="000000"/>
+          <w:sz w:val="28"/>
+          <w:szCs w:val="28"/>
+        </w:rPr>
+        <w:t>е идёт</w:t>
+      </w:r>
+      <w:r>
+        <w:rPr>
+          <w:color w:val="000000"/>
+          <w:sz w:val="28"/>
+          <w:szCs w:val="28"/>
+        </w:rPr>
+        <w:t xml:space="preserve"> отправка данных на одноплатный ПК по интерфейсу </w:t>
+      </w:r>
+      <w:r>
+        <w:rPr>
+          <w:color w:val="000000"/>
+          <w:sz w:val="28"/>
+          <w:szCs w:val="28"/>
+          <w:lang w:val="en-US"/>
+        </w:rPr>
+        <w:t>USB</w:t>
+      </w:r>
+      <w:r>
+        <w:rPr>
+          <w:color w:val="000000"/>
+          <w:sz w:val="28"/>
+          <w:szCs w:val="28"/>
+        </w:rPr>
+        <w:t>.</w:t>
       </w:r>
     </w:p>
     <w:p>
@@ -6220,191 +6869,6 @@
           <w:sz w:val="28"/>
           <w:szCs w:val="28"/>
         </w:rPr>
-        <w:t>Следом идет блок, регистрирующий входной сигнал для запуска устройства</w:t>
-      </w:r>
-      <w:r>
-        <w:rPr>
-          <w:color w:val="000000"/>
-          <w:sz w:val="28"/>
-          <w:szCs w:val="28"/>
-        </w:rPr>
-        <w:t xml:space="preserve"> и подачи питания на периферийные устройства</w:t>
-      </w:r>
-      <w:r>
-        <w:rPr>
-          <w:color w:val="000000"/>
-          <w:sz w:val="28"/>
-          <w:szCs w:val="28"/>
-        </w:rPr>
-        <w:t xml:space="preserve">. </w:t>
-      </w:r>
-    </w:p>
-    <w:p>
-      <w:pPr>
-        <w:tabs>
-          <w:tab w:val="left" w:pos="1134"/>
-        </w:tabs>
-        <w:spacing w:line="360" w:lineRule="auto"/>
-        <w:ind w:left="284" w:right="284" w:firstLine="709"/>
-        <w:jc w:val="both"/>
-        <w:rPr>
-          <w:color w:val="000000"/>
-          <w:sz w:val="28"/>
-          <w:szCs w:val="28"/>
-        </w:rPr>
-      </w:pPr>
-      <w:r>
-        <w:rPr>
-          <w:color w:val="000000"/>
-          <w:sz w:val="28"/>
-          <w:szCs w:val="28"/>
-        </w:rPr>
-        <w:lastRenderedPageBreak/>
-        <w:t xml:space="preserve">Затем </w:t>
-      </w:r>
-      <w:r>
-        <w:rPr>
-          <w:color w:val="000000"/>
-          <w:sz w:val="28"/>
-          <w:szCs w:val="28"/>
-        </w:rPr>
-        <w:t>выполняется блок нажатия кнопки</w:t>
-      </w:r>
-      <w:r>
-        <w:rPr>
-          <w:color w:val="000000"/>
-          <w:sz w:val="28"/>
-          <w:szCs w:val="28"/>
-        </w:rPr>
-        <w:t xml:space="preserve"> и изменения положения стиков</w:t>
-      </w:r>
-      <w:r>
-        <w:rPr>
-          <w:color w:val="000000"/>
-          <w:sz w:val="28"/>
-          <w:szCs w:val="28"/>
-        </w:rPr>
-        <w:t>.</w:t>
-      </w:r>
-      <w:r>
-        <w:rPr>
-          <w:color w:val="000000"/>
-          <w:sz w:val="28"/>
-          <w:szCs w:val="28"/>
-        </w:rPr>
-        <w:t xml:space="preserve"> В случае при получении пинов отрицательного сигнала от кнопок будет регистрироваться нажатие</w:t>
-      </w:r>
-      <w:r>
-        <w:rPr>
-          <w:color w:val="000000"/>
-          <w:sz w:val="28"/>
-          <w:szCs w:val="28"/>
-        </w:rPr>
-        <w:t>,</w:t>
-      </w:r>
-      <w:r>
-        <w:rPr>
-          <w:color w:val="000000"/>
-          <w:sz w:val="28"/>
-          <w:szCs w:val="28"/>
-        </w:rPr>
-        <w:t xml:space="preserve"> для стиков будет получение аналогового сигнала, отличаемого от предыдущего. Сигнал будет отправлен только в том случае если стик изменил свое положение. </w:t>
-      </w:r>
-      <w:r>
-        <w:rPr>
-          <w:color w:val="000000"/>
-          <w:sz w:val="28"/>
-          <w:szCs w:val="28"/>
-          <w:highlight w:val="red"/>
-        </w:rPr>
-        <w:t>Это сделано для решения двух проблем, первое из которых это нагрузка микроконтрол</w:t>
-      </w:r>
-      <w:r>
-        <w:rPr>
-          <w:color w:val="000000"/>
-          <w:sz w:val="28"/>
-          <w:szCs w:val="28"/>
-          <w:highlight w:val="red"/>
-        </w:rPr>
-        <w:t>лера от постоянно приходящих сигналов. Вторая проблема это помехи.</w:t>
-      </w:r>
-    </w:p>
-    <w:p>
-      <w:pPr>
-        <w:tabs>
-          <w:tab w:val="left" w:pos="1134"/>
-        </w:tabs>
-        <w:spacing w:line="360" w:lineRule="auto"/>
-        <w:ind w:left="284" w:right="284" w:firstLine="709"/>
-        <w:jc w:val="both"/>
-        <w:rPr>
-          <w:color w:val="000000"/>
-          <w:sz w:val="28"/>
-          <w:szCs w:val="28"/>
-        </w:rPr>
-      </w:pPr>
-      <w:r>
-        <w:rPr>
-          <w:color w:val="000000"/>
-          <w:sz w:val="28"/>
-          <w:szCs w:val="28"/>
-        </w:rPr>
-        <w:t>В следующем блок</w:t>
-      </w:r>
-      <w:r>
-        <w:rPr>
-          <w:color w:val="000000"/>
-          <w:sz w:val="28"/>
-          <w:szCs w:val="28"/>
-        </w:rPr>
-        <w:t>е идёт</w:t>
-      </w:r>
-      <w:r>
-        <w:rPr>
-          <w:color w:val="000000"/>
-          <w:sz w:val="28"/>
-          <w:szCs w:val="28"/>
-        </w:rPr>
-        <w:t xml:space="preserve"> отправка данных на одноплатный ПК по интерфейсу </w:t>
-      </w:r>
-      <w:r>
-        <w:rPr>
-          <w:color w:val="000000"/>
-          <w:sz w:val="28"/>
-          <w:szCs w:val="28"/>
-          <w:lang w:val="en-US"/>
-        </w:rPr>
-        <w:t>USB</w:t>
-      </w:r>
-      <w:r>
-        <w:rPr>
-          <w:color w:val="000000"/>
-          <w:sz w:val="28"/>
-          <w:szCs w:val="28"/>
-        </w:rPr>
-        <w:t>.</w:t>
-      </w:r>
-    </w:p>
-    <w:p>
-      <w:pPr>
-        <w:tabs>
-          <w:tab w:val="left" w:pos="1134"/>
-        </w:tabs>
-        <w:spacing w:line="360" w:lineRule="auto"/>
-        <w:ind w:left="284" w:right="284" w:firstLine="709"/>
-        <w:jc w:val="both"/>
-        <w:rPr>
-          <w:color w:val="000000"/>
-          <w:sz w:val="28"/>
-          <w:szCs w:val="28"/>
-        </w:rPr>
-      </w:pPr>
-      <w:r>
-        <w:rPr>
-          <w:color w:val="000000"/>
-          <w:sz w:val="28"/>
-          <w:szCs w:val="28"/>
-        </w:rPr>
         <w:t>Если сигнал запуска не подан, устройство находится в спящем режиме.</w:t>
       </w:r>
     </w:p>
@@ -6500,7 +6964,52 @@
           <w:sz w:val="28"/>
           <w:szCs w:val="28"/>
         </w:rPr>
-        <w:t>Разработка встраиваемого программного обеспечения для портативной игровой консоли будет производиться на высокоуровневом языке программирования с использованием автоматизированной среды разработки. В качестве основной среды используется Arduino IDE — интегрированная среда разработки, предназначенная для программирования микроконтроллеров и совместимых с ними плат. Arduino IDE позволяет писать, компилировать и загружать программы на управляющий микроконтроллер консоли, обеспечивая взаимодействие с элементами ввода (кнопками, стиками), а также с различными периферийными модулями. Среда также предоставляет удобные инструменты для отладки, включая монитор последовательного порта, что облегчает настройку, тестирование и управление функциональностью устройства на этапе разработки.</w:t>
+        <w:t xml:space="preserve">Разработка встраиваемого программного обеспечения для портативной игровой консоли будет производиться на высокоуровневом языке программирования с использованием автоматизированной среды разработки. В качестве основной среды используется </w:t>
+      </w:r>
+      <w:proofErr w:type="spellStart"/>
+      <w:r>
+        <w:rPr>
+          <w:color w:val="000000" w:themeColor="text1"/>
+          <w:sz w:val="28"/>
+          <w:szCs w:val="28"/>
+        </w:rPr>
+        <w:t>Arduino</w:t>
+      </w:r>
+      <w:proofErr w:type="spellEnd"/>
+      <w:r>
+        <w:rPr>
+          <w:color w:val="000000" w:themeColor="text1"/>
+          <w:sz w:val="28"/>
+          <w:szCs w:val="28"/>
+        </w:rPr>
+        <w:t xml:space="preserve"> IDE — интегрированная среда разработки, предназначенная для программирования микроконтроллеров и совместимых с ними плат. </w:t>
+      </w:r>
+      <w:proofErr w:type="spellStart"/>
+      <w:r>
+        <w:rPr>
+          <w:color w:val="000000" w:themeColor="text1"/>
+          <w:sz w:val="28"/>
+          <w:szCs w:val="28"/>
+        </w:rPr>
+        <w:t>Arduino</w:t>
+      </w:r>
+      <w:proofErr w:type="spellEnd"/>
+      <w:r>
+        <w:rPr>
+          <w:color w:val="000000" w:themeColor="text1"/>
+          <w:sz w:val="28"/>
+          <w:szCs w:val="28"/>
+        </w:rPr>
+        <w:t xml:space="preserve"> IDE позволяет писать, компилировать и загружать программы на управляющий микроконтроллер консоли, обеспечивая взаимодействие с элементами ввода </w:t>
+      </w:r>
+      <w:r>
+        <w:rPr>
+          <w:color w:val="000000" w:themeColor="text1"/>
+          <w:sz w:val="28"/>
+          <w:szCs w:val="28"/>
+        </w:rPr>
+        <w:lastRenderedPageBreak/>
+        <w:t>(кнопками, стиками), а также с различными периферийными модулями. Среда также предоставляет удобные инструменты для отладки, включая монитор последовательного порта, что облегчает настройку, тестирование и управление функциональностью устройства на этапе разработки.</w:t>
       </w:r>
     </w:p>
     <w:p>
@@ -6618,7 +7127,6 @@
           <w:sz w:val="28"/>
           <w:szCs w:val="28"/>
         </w:rPr>
-        <w:lastRenderedPageBreak/>
         <w:drawing>
           <wp:inline distT="0" distB="0" distL="0" distR="0" wp14:anchorId="07919426" wp14:editId="76ED247B">
             <wp:extent cx="2202371" cy="594412"/>
@@ -6760,6 +7268,7 @@
         </w:rPr>
         <w:t>y</w:t>
       </w:r>
+      <w:proofErr w:type="spellStart"/>
       <w:r>
         <w:rPr>
           <w:color w:val="000000" w:themeColor="text1"/>
@@ -6774,7 +7283,34 @@
           <w:sz w:val="28"/>
           <w:szCs w:val="28"/>
         </w:rPr>
-        <w:t xml:space="preserve">k для Arduino IDE </w:t>
+        <w:t>k</w:t>
+      </w:r>
+      <w:proofErr w:type="spellEnd"/>
+      <w:r>
+        <w:rPr>
+          <w:color w:val="000000" w:themeColor="text1"/>
+          <w:sz w:val="28"/>
+          <w:szCs w:val="28"/>
+        </w:rPr>
+        <w:t xml:space="preserve"> для </w:t>
+      </w:r>
+      <w:proofErr w:type="spellStart"/>
+      <w:r>
+        <w:rPr>
+          <w:color w:val="000000" w:themeColor="text1"/>
+          <w:sz w:val="28"/>
+          <w:szCs w:val="28"/>
+        </w:rPr>
+        <w:t>Arduino</w:t>
+      </w:r>
+      <w:proofErr w:type="spellEnd"/>
+      <w:r>
+        <w:rPr>
+          <w:color w:val="000000" w:themeColor="text1"/>
+          <w:sz w:val="28"/>
+          <w:szCs w:val="28"/>
+        </w:rPr>
+        <w:t xml:space="preserve"> IDE </w:t>
       </w:r>
       <w:r>
         <w:rPr>
@@ -6790,7 +7326,25 @@
           <w:sz w:val="28"/>
           <w:szCs w:val="28"/>
         </w:rPr>
-        <w:t xml:space="preserve"> это набор файлов исходного кода и определений данных, которые позволяют Arduino-совместимым платам использовать джойстик в своих проектах. </w:t>
+        <w:t xml:space="preserve"> это набор файлов исходного кода и определений данных, которые позволяют </w:t>
+      </w:r>
+      <w:proofErr w:type="spellStart"/>
+      <w:r>
+        <w:rPr>
+          <w:color w:val="000000" w:themeColor="text1"/>
+          <w:sz w:val="28"/>
+          <w:szCs w:val="28"/>
+        </w:rPr>
+        <w:t>Arduino</w:t>
+      </w:r>
+      <w:proofErr w:type="spellEnd"/>
+      <w:r>
+        <w:rPr>
+          <w:color w:val="000000" w:themeColor="text1"/>
+          <w:sz w:val="28"/>
+          <w:szCs w:val="28"/>
+        </w:rPr>
+        <w:t xml:space="preserve">-совместимым платам использовать джойстик в своих проектах. </w:t>
       </w:r>
       <w:r>
         <w:rPr>
@@ -6849,6 +7403,7 @@
         </w:rPr>
         <w:t>y</w:t>
       </w:r>
+      <w:proofErr w:type="spellStart"/>
       <w:r>
         <w:rPr>
           <w:color w:val="000000" w:themeColor="text1"/>
@@ -6857,6 +7412,7 @@
         </w:rPr>
         <w:t>stick</w:t>
       </w:r>
+      <w:proofErr w:type="spellEnd"/>
       <w:r>
         <w:rPr>
           <w:color w:val="000000" w:themeColor="text1"/>
@@ -7137,7 +7693,35 @@
           <w:sz w:val="28"/>
           <w:szCs w:val="28"/>
         </w:rPr>
-        <w:t>Затем в функции setup() настраиваются выводы кноп</w:t>
+        <w:t xml:space="preserve">Затем в функции </w:t>
+      </w:r>
+      <w:proofErr w:type="spellStart"/>
+      <w:proofErr w:type="gramStart"/>
+      <w:r>
+        <w:rPr>
+          <w:color w:val="000000" w:themeColor="text1"/>
+          <w:sz w:val="28"/>
+          <w:szCs w:val="28"/>
+        </w:rPr>
+        <w:t>setup</w:t>
+      </w:r>
+      <w:proofErr w:type="spellEnd"/>
+      <w:r>
+        <w:rPr>
+          <w:color w:val="000000" w:themeColor="text1"/>
+          <w:sz w:val="28"/>
+          <w:szCs w:val="28"/>
+        </w:rPr>
+        <w:t>(</w:t>
+      </w:r>
+      <w:proofErr w:type="gramEnd"/>
+      <w:r>
+        <w:rPr>
+          <w:color w:val="000000" w:themeColor="text1"/>
+          <w:sz w:val="28"/>
+          <w:szCs w:val="28"/>
+        </w:rPr>
+        <w:t>) настраиваются выводы кноп</w:t>
       </w:r>
       <w:r>
         <w:rPr>
@@ -7230,7 +7814,6 @@
           <w:sz w:val="28"/>
           <w:szCs w:val="28"/>
         </w:rPr>
-        <w:lastRenderedPageBreak/>
         <w:drawing>
           <wp:inline distT="0" distB="0" distL="0" distR="0" wp14:anchorId="35F91151" wp14:editId="1A9D7B53">
             <wp:extent cx="3477110" cy="2333951"/>
@@ -7387,7 +7970,35 @@
           <w:sz w:val="28"/>
           <w:szCs w:val="28"/>
         </w:rPr>
-        <w:t xml:space="preserve">Далее в цикле loop() считываются данные с кнопки. Если кнопка была нажата, то </w:t>
+        <w:t xml:space="preserve">Далее в цикле </w:t>
+      </w:r>
+      <w:proofErr w:type="spellStart"/>
+      <w:proofErr w:type="gramStart"/>
+      <w:r>
+        <w:rPr>
+          <w:color w:val="000000" w:themeColor="text1"/>
+          <w:sz w:val="28"/>
+          <w:szCs w:val="28"/>
+        </w:rPr>
+        <w:t>loop</w:t>
+      </w:r>
+      <w:proofErr w:type="spellEnd"/>
+      <w:r>
+        <w:rPr>
+          <w:color w:val="000000" w:themeColor="text1"/>
+          <w:sz w:val="28"/>
+          <w:szCs w:val="28"/>
+        </w:rPr>
+        <w:t>(</w:t>
+      </w:r>
+      <w:proofErr w:type="gramEnd"/>
+      <w:r>
+        <w:rPr>
+          <w:color w:val="000000" w:themeColor="text1"/>
+          <w:sz w:val="28"/>
+          <w:szCs w:val="28"/>
+        </w:rPr>
+        <w:t xml:space="preserve">) считываются данные с кнопки. Если кнопка была нажата, то </w:t>
       </w:r>
       <w:r>
         <w:rPr>
@@ -7637,6 +8248,7 @@
         </w:rPr>
         <w:t xml:space="preserve">Код работает стабильно, из-за своей простоты не потребляет много ресурсов микроконтроллера </w:t>
       </w:r>
+      <w:proofErr w:type="spellStart"/>
       <w:r>
         <w:rPr>
           <w:color w:val="000000" w:themeColor="text1"/>
@@ -7646,6 +8258,7 @@
         </w:rPr>
         <w:t>ATmega</w:t>
       </w:r>
+      <w:proofErr w:type="spellEnd"/>
       <w:r>
         <w:rPr>
           <w:color w:val="000000" w:themeColor="text1"/>
@@ -7677,33 +8290,7 @@
           <w:sz w:val="28"/>
           <w:szCs w:val="28"/>
         </w:rPr>
-        <w:t xml:space="preserve">. </w:t>
-      </w:r>
-      <w:r>
-        <w:rPr>
-          <w:color w:val="000000" w:themeColor="text1"/>
-          <w:sz w:val="28"/>
-          <w:szCs w:val="28"/>
-        </w:rPr>
-        <w:t>[14]</w:t>
-      </w:r>
-    </w:p>
-    <w:p>
-      <w:pPr>
-        <w:spacing w:after="200" w:line="276" w:lineRule="auto"/>
-        <w:rPr>
-          <w:color w:val="000000" w:themeColor="text1"/>
-          <w:sz w:val="28"/>
-          <w:szCs w:val="28"/>
-        </w:rPr>
-      </w:pPr>
-      <w:r>
-        <w:rPr>
-          <w:color w:val="000000" w:themeColor="text1"/>
-          <w:sz w:val="28"/>
-          <w:szCs w:val="28"/>
-        </w:rPr>
-        <w:br w:type="page"/>
+        <w:t>.</w:t>
       </w:r>
     </w:p>
     <w:p>
@@ -8093,14 +8680,34 @@
         </w:rPr>
         <w:t xml:space="preserve"> </w:t>
       </w:r>
-      <w:r>
-        <w:rPr>
-          <w:color w:val="000000" w:themeColor="text1"/>
-          <w:sz w:val="28"/>
-          <w:szCs w:val="28"/>
-        </w:rPr>
-        <w:t>Altium Designer</w:t>
-      </w:r>
+      <w:proofErr w:type="spellStart"/>
+      <w:r>
+        <w:rPr>
+          <w:color w:val="000000" w:themeColor="text1"/>
+          <w:sz w:val="28"/>
+          <w:szCs w:val="28"/>
+        </w:rPr>
+        <w:t>Altium</w:t>
+      </w:r>
+      <w:proofErr w:type="spellEnd"/>
+      <w:r>
+        <w:rPr>
+          <w:color w:val="000000" w:themeColor="text1"/>
+          <w:sz w:val="28"/>
+          <w:szCs w:val="28"/>
+        </w:rPr>
+        <w:t xml:space="preserve"> </w:t>
+      </w:r>
+      <w:proofErr w:type="spellStart"/>
+      <w:r>
+        <w:rPr>
+          <w:color w:val="000000" w:themeColor="text1"/>
+          <w:sz w:val="28"/>
+          <w:szCs w:val="28"/>
+        </w:rPr>
+        <w:t>Designer</w:t>
+      </w:r>
+      <w:proofErr w:type="spellEnd"/>
       <w:r>
         <w:rPr>
           <w:color w:val="000000" w:themeColor="text1"/>
@@ -8239,14 +8846,34 @@
         </w:rPr>
         <w:t xml:space="preserve"> </w:t>
       </w:r>
-      <w:r>
-        <w:rPr>
-          <w:color w:val="000000" w:themeColor="text1"/>
-          <w:sz w:val="28"/>
-          <w:szCs w:val="28"/>
-        </w:rPr>
-        <w:t>Altium Designer</w:t>
-      </w:r>
+      <w:proofErr w:type="spellStart"/>
+      <w:r>
+        <w:rPr>
+          <w:color w:val="000000" w:themeColor="text1"/>
+          <w:sz w:val="28"/>
+          <w:szCs w:val="28"/>
+        </w:rPr>
+        <w:t>Altium</w:t>
+      </w:r>
+      <w:proofErr w:type="spellEnd"/>
+      <w:r>
+        <w:rPr>
+          <w:color w:val="000000" w:themeColor="text1"/>
+          <w:sz w:val="28"/>
+          <w:szCs w:val="28"/>
+        </w:rPr>
+        <w:t xml:space="preserve"> </w:t>
+      </w:r>
+      <w:proofErr w:type="spellStart"/>
+      <w:r>
+        <w:rPr>
+          <w:color w:val="000000" w:themeColor="text1"/>
+          <w:sz w:val="28"/>
+          <w:szCs w:val="28"/>
+        </w:rPr>
+        <w:t>Designer</w:t>
+      </w:r>
+      <w:proofErr w:type="spellEnd"/>
       <w:r>
         <w:rPr>
           <w:color w:val="000000" w:themeColor="text1"/>
@@ -8458,7 +9085,33 @@
           <w:sz w:val="28"/>
           <w:szCs w:val="28"/>
         </w:rPr>
-        <w:t>абочая область (Workspace)</w:t>
+        <w:t>абочая область (</w:t>
+      </w:r>
+      <w:proofErr w:type="spellStart"/>
+      <w:r>
+        <w:rPr>
+          <w:rStyle w:val="af2"/>
+          <w:rFonts w:eastAsiaTheme="majorEastAsia"/>
+          <w:b w:val="0"/>
+          <w:bCs w:val="0"/>
+          <w:color w:val="000000" w:themeColor="text1"/>
+          <w:sz w:val="28"/>
+          <w:szCs w:val="28"/>
+        </w:rPr>
+        <w:t>Workspace</w:t>
+      </w:r>
+      <w:proofErr w:type="spellEnd"/>
+      <w:r>
+        <w:rPr>
+          <w:rStyle w:val="af2"/>
+          <w:rFonts w:eastAsiaTheme="majorEastAsia"/>
+          <w:b w:val="0"/>
+          <w:bCs w:val="0"/>
+          <w:color w:val="000000" w:themeColor="text1"/>
+          <w:sz w:val="28"/>
+          <w:szCs w:val="28"/>
+        </w:rPr>
+        <w:t>)</w:t>
       </w:r>
       <w:r>
         <w:rPr>
@@ -8545,7 +9198,33 @@
           <w:sz w:val="28"/>
           <w:szCs w:val="28"/>
         </w:rPr>
-        <w:t>анель инструментов (Toolbars)</w:t>
+        <w:t>анель инструментов (</w:t>
+      </w:r>
+      <w:proofErr w:type="spellStart"/>
+      <w:r>
+        <w:rPr>
+          <w:rStyle w:val="af2"/>
+          <w:rFonts w:eastAsiaTheme="majorEastAsia"/>
+          <w:b w:val="0"/>
+          <w:bCs w:val="0"/>
+          <w:color w:val="000000" w:themeColor="text1"/>
+          <w:sz w:val="28"/>
+          <w:szCs w:val="28"/>
+        </w:rPr>
+        <w:t>Toolbars</w:t>
+      </w:r>
+      <w:proofErr w:type="spellEnd"/>
+      <w:r>
+        <w:rPr>
+          <w:rStyle w:val="af2"/>
+          <w:rFonts w:eastAsiaTheme="majorEastAsia"/>
+          <w:b w:val="0"/>
+          <w:bCs w:val="0"/>
+          <w:color w:val="000000" w:themeColor="text1"/>
+          <w:sz w:val="28"/>
+          <w:szCs w:val="28"/>
+        </w:rPr>
+        <w:t>)</w:t>
       </w:r>
       <w:r>
         <w:rPr>
@@ -8865,7 +9544,59 @@
           <w:sz w:val="28"/>
           <w:szCs w:val="28"/>
         </w:rPr>
-        <w:t>трока состояния (Status Bar)</w:t>
+        <w:t>трока состояния (</w:t>
+      </w:r>
+      <w:proofErr w:type="spellStart"/>
+      <w:r>
+        <w:rPr>
+          <w:rStyle w:val="af2"/>
+          <w:rFonts w:eastAsiaTheme="majorEastAsia"/>
+          <w:b w:val="0"/>
+          <w:bCs w:val="0"/>
+          <w:color w:val="000000" w:themeColor="text1"/>
+          <w:sz w:val="28"/>
+          <w:szCs w:val="28"/>
+        </w:rPr>
+        <w:t>Status</w:t>
+      </w:r>
+      <w:proofErr w:type="spellEnd"/>
+      <w:r>
+        <w:rPr>
+          <w:rStyle w:val="af2"/>
+          <w:rFonts w:eastAsiaTheme="majorEastAsia"/>
+          <w:b w:val="0"/>
+          <w:bCs w:val="0"/>
+          <w:color w:val="000000" w:themeColor="text1"/>
+          <w:sz w:val="28"/>
+          <w:szCs w:val="28"/>
+        </w:rPr>
+        <w:t xml:space="preserve"> </w:t>
+      </w:r>
+      <w:proofErr w:type="spellStart"/>
+      <w:r>
+        <w:rPr>
+          <w:rStyle w:val="af2"/>
+          <w:rFonts w:eastAsiaTheme="majorEastAsia"/>
+          <w:b w:val="0"/>
+          <w:bCs w:val="0"/>
+          <w:color w:val="000000" w:themeColor="text1"/>
+          <w:sz w:val="28"/>
+          <w:szCs w:val="28"/>
+        </w:rPr>
+        <w:t>Bar</w:t>
+      </w:r>
+      <w:proofErr w:type="spellEnd"/>
+      <w:r>
+        <w:rPr>
+          <w:rStyle w:val="af2"/>
+          <w:rFonts w:eastAsiaTheme="majorEastAsia"/>
+          <w:b w:val="0"/>
+          <w:bCs w:val="0"/>
+          <w:color w:val="000000" w:themeColor="text1"/>
+          <w:sz w:val="28"/>
+          <w:szCs w:val="28"/>
+        </w:rPr>
+        <w:t>)</w:t>
       </w:r>
       <w:r>
         <w:rPr>
@@ -9348,7 +10079,15 @@
           <w:sz w:val="28"/>
           <w:szCs w:val="28"/>
         </w:rPr>
-        <w:t>На основе всех перечисленных рекомендаций и требования были расставлены компоненты и растрассирова</w:t>
+        <w:t xml:space="preserve">На основе всех перечисленных рекомендаций и требования были расставлены компоненты и </w:t>
+      </w:r>
+      <w:proofErr w:type="spellStart"/>
+      <w:r>
+        <w:rPr>
+          <w:sz w:val="28"/>
+          <w:szCs w:val="28"/>
+        </w:rPr>
+        <w:t>растрассирова</w:t>
       </w:r>
       <w:r>
         <w:rPr>
@@ -9371,6 +10110,7 @@
         </w:rPr>
         <w:t>а</w:t>
       </w:r>
+      <w:proofErr w:type="spellEnd"/>
       <w:r>
         <w:rPr>
           <w:sz w:val="28"/>
@@ -10374,7 +11114,23 @@
           <w:sz w:val="28"/>
           <w:szCs w:val="28"/>
         </w:rPr>
-        <w:t>е производить процесс смешанного моделирования аналоговых устройств, цифровых логических схем и микропроцессоров одновременно. Наибольшую популярность среди подобных программ получил Proteus VSM.</w:t>
+        <w:t xml:space="preserve">е производить процесс смешанного моделирования аналоговых устройств, цифровых логических схем и микропроцессоров одновременно. Наибольшую популярность среди подобных программ получил </w:t>
+      </w:r>
+      <w:proofErr w:type="spellStart"/>
+      <w:r>
+        <w:rPr>
+          <w:sz w:val="28"/>
+          <w:szCs w:val="28"/>
+        </w:rPr>
+        <w:t>Proteus</w:t>
+      </w:r>
+      <w:proofErr w:type="spellEnd"/>
+      <w:r>
+        <w:rPr>
+          <w:sz w:val="28"/>
+          <w:szCs w:val="28"/>
+        </w:rPr>
+        <w:t xml:space="preserve"> VSM.</w:t>
       </w:r>
     </w:p>
     <w:p>
@@ -10388,12 +11144,21 @@
           <w:szCs w:val="28"/>
         </w:rPr>
       </w:pPr>
-      <w:r>
-        <w:rPr>
-          <w:sz w:val="28"/>
-          <w:szCs w:val="28"/>
-        </w:rPr>
-        <w:t xml:space="preserve">Proteus Design Suite – </w:t>
+      <w:proofErr w:type="spellStart"/>
+      <w:r>
+        <w:rPr>
+          <w:sz w:val="28"/>
+          <w:szCs w:val="28"/>
+        </w:rPr>
+        <w:t>Proteus</w:t>
+      </w:r>
+      <w:proofErr w:type="spellEnd"/>
+      <w:r>
+        <w:rPr>
+          <w:sz w:val="28"/>
+          <w:szCs w:val="28"/>
+        </w:rPr>
+        <w:t xml:space="preserve"> Design Suite – </w:t>
       </w:r>
       <w:r>
         <w:rPr>
@@ -10454,14 +11219,39 @@
           <w:sz w:val="28"/>
           <w:szCs w:val="28"/>
         </w:rPr>
-        <w:t xml:space="preserve"> Инетерфейс программы </w:t>
-      </w:r>
-      <w:r>
-        <w:rPr>
-          <w:sz w:val="28"/>
-          <w:szCs w:val="28"/>
-        </w:rPr>
-        <w:t>Proteus Design Suite</w:t>
+        <w:t xml:space="preserve"> </w:t>
+      </w:r>
+      <w:proofErr w:type="spellStart"/>
+      <w:r>
+        <w:rPr>
+          <w:sz w:val="28"/>
+          <w:szCs w:val="28"/>
+        </w:rPr>
+        <w:t>Инетерфейс</w:t>
+      </w:r>
+      <w:proofErr w:type="spellEnd"/>
+      <w:r>
+        <w:rPr>
+          <w:sz w:val="28"/>
+          <w:szCs w:val="28"/>
+        </w:rPr>
+        <w:t xml:space="preserve"> программы </w:t>
+      </w:r>
+      <w:proofErr w:type="spellStart"/>
+      <w:r>
+        <w:rPr>
+          <w:sz w:val="28"/>
+          <w:szCs w:val="28"/>
+        </w:rPr>
+        <w:t>Proteus</w:t>
+      </w:r>
+      <w:proofErr w:type="spellEnd"/>
+      <w:r>
+        <w:rPr>
+          <w:sz w:val="28"/>
+          <w:szCs w:val="28"/>
+        </w:rPr>
+        <w:t xml:space="preserve"> Design Suite</w:t>
       </w:r>
       <w:r>
         <w:rPr>
@@ -10591,12 +11381,21 @@
         </w:rPr>
         <w:t xml:space="preserve"> – Интерфейс программы </w:t>
       </w:r>
-      <w:r>
-        <w:rPr>
-          <w:sz w:val="28"/>
-          <w:szCs w:val="28"/>
-        </w:rPr>
-        <w:t>Proteus Design Suite</w:t>
+      <w:proofErr w:type="spellStart"/>
+      <w:r>
+        <w:rPr>
+          <w:sz w:val="28"/>
+          <w:szCs w:val="28"/>
+        </w:rPr>
+        <w:t>Proteus</w:t>
+      </w:r>
+      <w:proofErr w:type="spellEnd"/>
+      <w:r>
+        <w:rPr>
+          <w:sz w:val="28"/>
+          <w:szCs w:val="28"/>
+        </w:rPr>
+        <w:t xml:space="preserve"> Design Suite</w:t>
       </w:r>
     </w:p>
     <w:p>
@@ -10947,6 +11746,7 @@
         </w:rPr>
         <w:t xml:space="preserve">Схема минимальной обвязки </w:t>
       </w:r>
+      <w:proofErr w:type="spellStart"/>
       <w:r>
         <w:rPr>
           <w:sz w:val="28"/>
@@ -10955,6 +11755,7 @@
         </w:rPr>
         <w:t>ATmega</w:t>
       </w:r>
+      <w:proofErr w:type="spellEnd"/>
       <w:r>
         <w:rPr>
           <w:sz w:val="28"/>
@@ -10998,6 +11799,7 @@
         </w:rPr>
         <w:t xml:space="preserve">, подтягивающего резистора и колебательного контура, который состоит из двух конденсаторов и кварцевого резонатора. Минимальная обвязка </w:t>
       </w:r>
+      <w:proofErr w:type="spellStart"/>
       <w:r>
         <w:rPr>
           <w:sz w:val="28"/>
@@ -11006,6 +11808,7 @@
         </w:rPr>
         <w:t>ATmega</w:t>
       </w:r>
+      <w:proofErr w:type="spellEnd"/>
       <w:r>
         <w:rPr>
           <w:sz w:val="28"/>
@@ -11042,12 +11845,21 @@
         </w:rPr>
         <w:t xml:space="preserve">в программе </w:t>
       </w:r>
-      <w:r>
-        <w:rPr>
-          <w:sz w:val="28"/>
-          <w:szCs w:val="28"/>
-        </w:rPr>
-        <w:t>Proteus Design Suite</w:t>
+      <w:proofErr w:type="spellStart"/>
+      <w:r>
+        <w:rPr>
+          <w:sz w:val="28"/>
+          <w:szCs w:val="28"/>
+        </w:rPr>
+        <w:t>Proteus</w:t>
+      </w:r>
+      <w:proofErr w:type="spellEnd"/>
+      <w:r>
+        <w:rPr>
+          <w:sz w:val="28"/>
+          <w:szCs w:val="28"/>
+        </w:rPr>
+        <w:t xml:space="preserve"> Design Suite</w:t>
       </w:r>
       <w:r>
         <w:rPr>
@@ -11178,6 +11990,7 @@
         </w:rPr>
         <w:t xml:space="preserve"> – Минимальная обвязка </w:t>
       </w:r>
+      <w:proofErr w:type="spellStart"/>
       <w:r>
         <w:rPr>
           <w:sz w:val="28"/>
@@ -11186,6 +11999,7 @@
         </w:rPr>
         <w:t>ATmega</w:t>
       </w:r>
+      <w:proofErr w:type="spellEnd"/>
       <w:r>
         <w:rPr>
           <w:sz w:val="28"/>
@@ -11226,7 +12040,21 @@
           <w:szCs w:val="28"/>
         </w:rPr>
         <w:lastRenderedPageBreak/>
-        <w:t>Схема геймпада состоит из кнопок, подтягивающих резисторов, вибромоторов и стиков.</w:t>
+        <w:t xml:space="preserve">Схема </w:t>
+      </w:r>
+      <w:r>
+        <w:rPr>
+          <w:sz w:val="28"/>
+          <w:szCs w:val="28"/>
+        </w:rPr>
+        <w:t>системы управления портативной консоли</w:t>
+      </w:r>
+      <w:r>
+        <w:rPr>
+          <w:sz w:val="28"/>
+          <w:szCs w:val="28"/>
+        </w:rPr>
+        <w:t xml:space="preserve"> состоит из кнопок, подтягивающих резисторов, и стиков.</w:t>
       </w:r>
       <w:r>
         <w:rPr>
@@ -11235,12 +12063,21 @@
         </w:rPr>
         <w:t xml:space="preserve"> Так как в программе </w:t>
       </w:r>
-      <w:r>
-        <w:rPr>
-          <w:sz w:val="28"/>
-          <w:szCs w:val="28"/>
-        </w:rPr>
-        <w:t>Proteus Design Suite</w:t>
+      <w:proofErr w:type="spellStart"/>
+      <w:r>
+        <w:rPr>
+          <w:sz w:val="28"/>
+          <w:szCs w:val="28"/>
+        </w:rPr>
+        <w:t>Proteus</w:t>
+      </w:r>
+      <w:proofErr w:type="spellEnd"/>
+      <w:r>
+        <w:rPr>
+          <w:sz w:val="28"/>
+          <w:szCs w:val="28"/>
+        </w:rPr>
+        <w:t xml:space="preserve"> Design Suite</w:t>
       </w:r>
       <w:r>
         <w:rPr>
@@ -11309,96 +12146,6 @@
           <w:szCs w:val="28"/>
         </w:rPr>
         <w:t>.</w:t>
-      </w:r>
-    </w:p>
-    <w:p>
-      <w:pPr>
-        <w:spacing w:line="360" w:lineRule="auto"/>
-        <w:ind w:left="284" w:right="284" w:firstLine="709"/>
-        <w:contextualSpacing/>
-        <w:jc w:val="both"/>
-        <w:rPr>
-          <w:color w:val="000000" w:themeColor="text1"/>
-          <w:sz w:val="28"/>
-          <w:szCs w:val="28"/>
-        </w:rPr>
-      </w:pPr>
-      <w:r>
-        <w:rPr>
-          <w:color w:val="000000" w:themeColor="text1"/>
-          <w:sz w:val="28"/>
-          <w:szCs w:val="28"/>
-        </w:rPr>
-        <w:t xml:space="preserve">В программе </w:t>
-      </w:r>
-      <w:r>
-        <w:rPr>
-          <w:sz w:val="28"/>
-          <w:szCs w:val="28"/>
-          <w:lang w:val="en-US"/>
-        </w:rPr>
-        <w:t>Proteus</w:t>
-      </w:r>
-      <w:r>
-        <w:rPr>
-          <w:sz w:val="28"/>
-          <w:szCs w:val="28"/>
-        </w:rPr>
-        <w:t xml:space="preserve"> </w:t>
-      </w:r>
-      <w:r>
-        <w:rPr>
-          <w:sz w:val="28"/>
-          <w:szCs w:val="28"/>
-          <w:lang w:val="en-US"/>
-        </w:rPr>
-        <w:t>Design</w:t>
-      </w:r>
-      <w:r>
-        <w:rPr>
-          <w:sz w:val="28"/>
-          <w:szCs w:val="28"/>
-        </w:rPr>
-        <w:t xml:space="preserve"> </w:t>
-      </w:r>
-      <w:r>
-        <w:rPr>
-          <w:sz w:val="28"/>
-          <w:szCs w:val="28"/>
-          <w:lang w:val="en-US"/>
-        </w:rPr>
-        <w:t>Suite</w:t>
-      </w:r>
-      <w:r>
-        <w:rPr>
-          <w:sz w:val="28"/>
-          <w:szCs w:val="28"/>
-        </w:rPr>
-        <w:t xml:space="preserve"> также нет вибромотора, поэтому в симуляции вместо данного элемента можно поставить обыкновенный мотор. </w:t>
-      </w:r>
-      <w:r>
-        <w:rPr>
-          <w:color w:val="000000" w:themeColor="text1"/>
-          <w:sz w:val="28"/>
-          <w:szCs w:val="28"/>
-        </w:rPr>
-        <w:t>Вибромотор отличается от обычного мотора тем, что создает вибрацию</w:t>
-      </w:r>
-      <w:r>
-        <w:rPr>
-          <w:color w:val="000000" w:themeColor="text1"/>
-          <w:sz w:val="28"/>
-          <w:szCs w:val="28"/>
-        </w:rPr>
-        <w:t xml:space="preserve"> с помощью грузика</w:t>
-      </w:r>
-      <w:r>
-        <w:rPr>
-          <w:color w:val="000000" w:themeColor="text1"/>
-          <w:sz w:val="28"/>
-          <w:szCs w:val="28"/>
-        </w:rPr>
-        <w:t>, а не постоянное движение.</w:t>
       </w:r>
     </w:p>
     <w:p>
@@ -11444,6 +12191,7 @@
         </w:rPr>
         <w:t xml:space="preserve">контроллер. Для этого используется компилятор </w:t>
       </w:r>
+      <w:proofErr w:type="spellStart"/>
       <w:r>
         <w:rPr>
           <w:sz w:val="28"/>
@@ -11452,12 +12200,21 @@
         </w:rPr>
         <w:t>ArduinoIDE</w:t>
       </w:r>
-      <w:r>
-        <w:rPr>
-          <w:sz w:val="28"/>
-          <w:szCs w:val="28"/>
-        </w:rPr>
-        <w:t>, в котором необходимо выполнить экспорт бинарного файла с расширением «.</w:t>
+      <w:proofErr w:type="spellEnd"/>
+      <w:r>
+        <w:rPr>
+          <w:sz w:val="28"/>
+          <w:szCs w:val="28"/>
+        </w:rPr>
+        <w:t xml:space="preserve">, в котором необходимо выполнить экспорт бинарного файла с расширением </w:t>
+      </w:r>
+      <w:proofErr w:type="gramStart"/>
+      <w:r>
+        <w:rPr>
+          <w:sz w:val="28"/>
+          <w:szCs w:val="28"/>
+        </w:rPr>
+        <w:t>«.</w:t>
       </w:r>
       <w:r>
         <w:rPr>
@@ -11467,6 +12224,7 @@
         </w:rPr>
         <w:t>HEX</w:t>
       </w:r>
+      <w:proofErr w:type="gramEnd"/>
       <w:r>
         <w:rPr>
           <w:sz w:val="28"/>
@@ -11474,6 +12232,7 @@
         </w:rPr>
         <w:t>». Данный файл следует указать в свойствах выбранного микроконтроллера в пункте «</w:t>
       </w:r>
+      <w:proofErr w:type="spellStart"/>
       <w:r>
         <w:rPr>
           <w:sz w:val="28"/>
@@ -11482,6 +12241,7 @@
         </w:rPr>
         <w:t>ProgramFile</w:t>
       </w:r>
+      <w:proofErr w:type="spellEnd"/>
       <w:r>
         <w:rPr>
           <w:sz w:val="28"/>
@@ -11618,6 +12378,7 @@
         </w:rPr>
         <w:t xml:space="preserve"> – Окно свойств микроконтроллера </w:t>
       </w:r>
+      <w:proofErr w:type="spellStart"/>
       <w:r>
         <w:rPr>
           <w:sz w:val="28"/>
@@ -11626,6 +12387,7 @@
         </w:rPr>
         <w:t>ATmega</w:t>
       </w:r>
+      <w:proofErr w:type="spellEnd"/>
       <w:r>
         <w:rPr>
           <w:sz w:val="28"/>
@@ -11669,7 +12431,6 @@
           <w:sz w:val="28"/>
           <w:szCs w:val="28"/>
         </w:rPr>
-        <w:lastRenderedPageBreak/>
         <w:t>Модель</w:t>
       </w:r>
       <w:r>
@@ -11677,7 +12438,21 @@
           <w:sz w:val="28"/>
           <w:szCs w:val="28"/>
         </w:rPr>
-        <w:t xml:space="preserve"> геймпада для персонального компьютера, разработанная в рамках курсового проектирования, показана на рисунке 28.</w:t>
+        <w:t xml:space="preserve"> </w:t>
+      </w:r>
+      <w:r>
+        <w:rPr>
+          <w:sz w:val="28"/>
+          <w:szCs w:val="28"/>
+        </w:rPr>
+        <w:t>системы управления для портативной консоли</w:t>
+      </w:r>
+      <w:r>
+        <w:rPr>
+          <w:sz w:val="28"/>
+          <w:szCs w:val="28"/>
+        </w:rPr>
+        <w:t>, разработанная в рамках курсового проектирования, показана на рисунке 28.</w:t>
       </w:r>
     </w:p>
     <w:p>
@@ -11710,6 +12485,7 @@
           <w:sz w:val="28"/>
           <w:szCs w:val="28"/>
         </w:rPr>
+        <w:lastRenderedPageBreak/>
         <w:drawing>
           <wp:inline distT="0" distB="0" distL="0" distR="0" wp14:anchorId="710F8C8B" wp14:editId="72FD14B2">
             <wp:extent cx="5680700" cy="3742690"/>
@@ -11813,7 +12589,21 @@
           <w:sz w:val="28"/>
           <w:szCs w:val="28"/>
         </w:rPr>
-        <w:t xml:space="preserve">Модель устройства работает корректно. Весь функционал геймпада сохранён, несмотря на замену некоторых компонентов на аналогичные. </w:t>
+        <w:t xml:space="preserve">Модель устройства работает корректно. Весь функционал </w:t>
+      </w:r>
+      <w:r>
+        <w:rPr>
+          <w:sz w:val="28"/>
+          <w:szCs w:val="28"/>
+        </w:rPr>
+        <w:t xml:space="preserve">системы управления </w:t>
+      </w:r>
+      <w:r>
+        <w:rPr>
+          <w:sz w:val="28"/>
+          <w:szCs w:val="28"/>
+        </w:rPr>
+        <w:t xml:space="preserve">сохранён, несмотря на замену некоторых компонентов на аналогичные. </w:t>
       </w:r>
       <w:r>
         <w:rPr>
@@ -11924,367 +12714,136 @@
     </w:p>
     <w:p>
       <w:pPr>
-        <w:spacing w:line="360" w:lineRule="auto"/>
-        <w:ind w:left="284" w:right="284" w:firstLine="709"/>
+        <w:spacing w:before="100" w:beforeAutospacing="1" w:after="100" w:afterAutospacing="1" w:line="360" w:lineRule="auto"/>
+        <w:ind w:left="284" w:right="227" w:firstLine="851"/>
         <w:jc w:val="both"/>
         <w:rPr>
-          <w:color w:val="000000" w:themeColor="text1"/>
-          <w:sz w:val="28"/>
-          <w:szCs w:val="28"/>
-        </w:rPr>
-      </w:pPr>
-      <w:r>
-        <w:rPr>
-          <w:color w:val="000000" w:themeColor="text1"/>
-          <w:sz w:val="28"/>
-          <w:szCs w:val="28"/>
-        </w:rPr>
-        <w:t xml:space="preserve">Корпус будет разработан для устройства будет разработан в </w:t>
-      </w:r>
-      <w:r>
-        <w:rPr>
-          <w:color w:val="000000" w:themeColor="text1"/>
-          <w:sz w:val="28"/>
-          <w:szCs w:val="28"/>
-        </w:rPr>
-        <w:t>Fusion 360</w:t>
-      </w:r>
-      <w:r>
-        <w:rPr>
-          <w:color w:val="000000" w:themeColor="text1"/>
-          <w:sz w:val="28"/>
-          <w:szCs w:val="28"/>
-        </w:rPr>
-        <w:t>. Э</w:t>
-      </w:r>
-      <w:r>
-        <w:rPr>
-          <w:color w:val="000000" w:themeColor="text1"/>
-          <w:sz w:val="28"/>
-          <w:szCs w:val="28"/>
-        </w:rPr>
-        <w:t>то облачное программное обеспечение, разработанное Autodesk для трехмерного моделирования.</w:t>
-      </w:r>
-      <w:r>
-        <w:rPr>
-          <w:color w:val="000000" w:themeColor="text1"/>
-          <w:sz w:val="28"/>
-          <w:szCs w:val="28"/>
-        </w:rPr>
-        <w:t xml:space="preserve"> Данная программа</w:t>
-      </w:r>
-      <w:r>
-        <w:rPr>
-          <w:color w:val="000000" w:themeColor="text1"/>
-          <w:sz w:val="28"/>
-          <w:szCs w:val="28"/>
-        </w:rPr>
-        <w:t xml:space="preserve"> позволяет пользователям создавать, редактировать, анализировать и визуализировать 3D-проекты. </w:t>
-      </w:r>
-      <w:r>
-        <w:rPr>
-          <w:color w:val="000000" w:themeColor="text1"/>
-          <w:sz w:val="28"/>
-          <w:szCs w:val="28"/>
-        </w:rPr>
-        <w:t>Autodesk Fusion 360</w:t>
-      </w:r>
-      <w:r>
-        <w:rPr>
-          <w:color w:val="000000" w:themeColor="text1"/>
-          <w:sz w:val="28"/>
-          <w:szCs w:val="28"/>
-        </w:rPr>
-        <w:t xml:space="preserve"> </w:t>
-      </w:r>
-      <w:r>
-        <w:rPr>
-          <w:color w:val="000000" w:themeColor="text1"/>
-          <w:sz w:val="28"/>
-          <w:szCs w:val="28"/>
-        </w:rPr>
-        <w:t xml:space="preserve">известен своим удобным интерфейсом, что делает его доступным для новичков, не имеющих опыта в 3D-моделировании. Кроме того, </w:t>
-      </w:r>
-      <w:r>
-        <w:rPr>
-          <w:color w:val="000000" w:themeColor="text1"/>
-          <w:sz w:val="28"/>
-          <w:szCs w:val="28"/>
-        </w:rPr>
-        <w:t>программа</w:t>
-      </w:r>
-      <w:r>
-        <w:rPr>
-          <w:color w:val="000000" w:themeColor="text1"/>
-          <w:sz w:val="28"/>
-          <w:szCs w:val="28"/>
-        </w:rPr>
-        <w:t xml:space="preserve"> совместим</w:t>
-      </w:r>
-      <w:r>
-        <w:rPr>
-          <w:color w:val="000000" w:themeColor="text1"/>
-          <w:sz w:val="28"/>
-          <w:szCs w:val="28"/>
-        </w:rPr>
-        <w:t>а</w:t>
-      </w:r>
-      <w:r>
-        <w:rPr>
-          <w:color w:val="000000" w:themeColor="text1"/>
-          <w:sz w:val="28"/>
-          <w:szCs w:val="28"/>
-        </w:rPr>
-        <w:t xml:space="preserve"> с различными операционными системами, включая Windows и MacOS, что позволяет пользователям работать над своими проектами с любого устройства, подключенного к Интернету.</w:t>
-      </w:r>
-    </w:p>
-    <w:p>
-      <w:pPr>
-        <w:spacing w:line="360" w:lineRule="auto"/>
-        <w:ind w:left="284" w:right="284" w:firstLine="709"/>
+          <w:sz w:val="28"/>
+          <w:szCs w:val="28"/>
+        </w:rPr>
+      </w:pPr>
+      <w:r>
+        <w:rPr>
+          <w:sz w:val="28"/>
+          <w:szCs w:val="28"/>
+        </w:rPr>
+        <w:t xml:space="preserve">Корпус разрабатываемой портативной игровой консоли будет создан в программной среде Autodesk </w:t>
+      </w:r>
+      <w:proofErr w:type="spellStart"/>
+      <w:r>
+        <w:rPr>
+          <w:sz w:val="28"/>
+          <w:szCs w:val="28"/>
+        </w:rPr>
+        <w:t>Inventor</w:t>
+      </w:r>
+      <w:proofErr w:type="spellEnd"/>
+      <w:r>
+        <w:rPr>
+          <w:sz w:val="28"/>
+          <w:szCs w:val="28"/>
+        </w:rPr>
+        <w:t xml:space="preserve"> — мощном инструменте для 3D-моделирования, разработанном специально для инженеров, проектировщиков и разработчиков промышленных изделий. </w:t>
+      </w:r>
+      <w:proofErr w:type="spellStart"/>
+      <w:r>
+        <w:rPr>
+          <w:sz w:val="28"/>
+          <w:szCs w:val="28"/>
+        </w:rPr>
+        <w:t>Inventor</w:t>
+      </w:r>
+      <w:proofErr w:type="spellEnd"/>
+      <w:r>
+        <w:rPr>
+          <w:sz w:val="28"/>
+          <w:szCs w:val="28"/>
+        </w:rPr>
+        <w:t xml:space="preserve"> предоставляет пользователям широкие возможности для параметрического и прямого моделирования, создания сборок, проведения анализа прочности, а также генерации рабочей и конструкторской документации. Это программное обеспечение позволяет точно определить форму, размеры и взаимное расположение всех элементов конструкции. Интерфейс программы интуитивно понятен, а система справки и интеграция с другими продуктами Autodesk значительно упрощает рабочий процесс.</w:t>
+      </w:r>
+    </w:p>
+    <w:p>
+      <w:pPr>
+        <w:spacing w:before="100" w:beforeAutospacing="1" w:after="100" w:afterAutospacing="1" w:line="360" w:lineRule="auto"/>
+        <w:ind w:left="284" w:right="227" w:firstLine="851"/>
         <w:jc w:val="both"/>
         <w:rPr>
-          <w:color w:val="000000" w:themeColor="text1"/>
-          <w:sz w:val="28"/>
-          <w:szCs w:val="28"/>
-        </w:rPr>
-      </w:pPr>
-      <w:r>
-        <w:rPr>
-          <w:color w:val="000000" w:themeColor="text1"/>
-          <w:sz w:val="28"/>
-          <w:szCs w:val="28"/>
-        </w:rPr>
-        <w:t xml:space="preserve">Однако следует учитывать некоторые недостатки. Хотя доступна бесплатная версия, </w:t>
-      </w:r>
-      <w:r>
-        <w:rPr>
-          <w:color w:val="000000" w:themeColor="text1"/>
-          <w:sz w:val="28"/>
-          <w:szCs w:val="28"/>
-        </w:rPr>
-        <w:t>которая</w:t>
-      </w:r>
-      <w:r>
-        <w:rPr>
-          <w:color w:val="000000" w:themeColor="text1"/>
-          <w:sz w:val="28"/>
-          <w:szCs w:val="28"/>
-        </w:rPr>
-        <w:t xml:space="preserve"> имеет ограниченную функциональность, и для доступа ко всем функциям пользователям необходимо приобрести подписку. Более того, программа не всегда может работать стабильно, особенно с более крупными и сложными проектами.</w:t>
-      </w:r>
-    </w:p>
-    <w:p>
-      <w:pPr>
-        <w:spacing w:line="360" w:lineRule="auto"/>
-        <w:ind w:left="284" w:right="284" w:firstLine="709"/>
+          <w:sz w:val="28"/>
+          <w:szCs w:val="28"/>
+        </w:rPr>
+      </w:pPr>
+      <w:r>
+        <w:rPr>
+          <w:sz w:val="28"/>
+          <w:szCs w:val="28"/>
+        </w:rPr>
+        <w:t>Корпус консоли будет состоять из нескольких отдельных деталей, что обусловлено удобством сборки, возможностью замены компонентов и упрощением процесса производства. Каждая деталь будет моделироваться отдельно с учетом особенностей креплений, вентиляции, доступа к разъемам и удобства использования. Создание корпуса начнется с построения эскизов, на основе которых формируются 3D-объекты с применением операций выдавливания, вырезания и скругления. При необходимости, геометрию можно будет доработать или изменить в любой момент, благодаря параметрической структуре модели.</w:t>
+      </w:r>
+    </w:p>
+    <w:p>
+      <w:pPr>
+        <w:spacing w:before="100" w:beforeAutospacing="1" w:after="100" w:afterAutospacing="1" w:line="360" w:lineRule="auto"/>
+        <w:ind w:left="284" w:right="227" w:firstLine="851"/>
         <w:jc w:val="both"/>
         <w:rPr>
-          <w:color w:val="000000" w:themeColor="text1"/>
-          <w:sz w:val="28"/>
-          <w:szCs w:val="28"/>
-        </w:rPr>
-      </w:pPr>
-      <w:r>
-        <w:rPr>
-          <w:color w:val="000000" w:themeColor="text1"/>
-          <w:sz w:val="28"/>
-          <w:szCs w:val="28"/>
-        </w:rPr>
-        <w:t>Создание 2D-фреймворков в Fusion 360</w:t>
-      </w:r>
-      <w:r>
-        <w:rPr>
-          <w:color w:val="000000" w:themeColor="text1"/>
-          <w:sz w:val="28"/>
-          <w:szCs w:val="28"/>
-        </w:rPr>
-        <w:t xml:space="preserve"> – </w:t>
-      </w:r>
-      <w:r>
-        <w:rPr>
-          <w:color w:val="000000" w:themeColor="text1"/>
-          <w:sz w:val="28"/>
-          <w:szCs w:val="28"/>
-        </w:rPr>
-        <w:t xml:space="preserve">важный шаг в процессе 3D-моделирования. Каркасы помогают определить форму и структуру объекта и служат основой для создания поверхностей и деталей модели. Чтобы создать каркас, пользователям необходимо выбрать соответствующий инструмент в меню программы и указать параметры каркаса, такие как количество вершин, ребер и граней. Затем </w:t>
-      </w:r>
-      <w:r>
-        <w:rPr>
-          <w:color w:val="000000" w:themeColor="text1"/>
-          <w:sz w:val="28"/>
-          <w:szCs w:val="28"/>
-        </w:rPr>
-        <w:t>пользователи</w:t>
-      </w:r>
-      <w:r>
-        <w:rPr>
-          <w:color w:val="000000" w:themeColor="text1"/>
-          <w:sz w:val="28"/>
-          <w:szCs w:val="28"/>
-        </w:rPr>
-        <w:t xml:space="preserve"> могут приступить к созданию каркаса, добавляя вершины, ребра и грани с помощью соответствующих инструментов.</w:t>
-      </w:r>
-      <w:r>
-        <w:rPr>
-          <w:color w:val="000000" w:themeColor="text1"/>
-          <w:sz w:val="28"/>
-          <w:szCs w:val="28"/>
-        </w:rPr>
-        <w:t>[15]</w:t>
-      </w:r>
-    </w:p>
-    <w:p>
-      <w:pPr>
-        <w:spacing w:line="360" w:lineRule="auto"/>
-        <w:ind w:left="284" w:right="284" w:firstLine="709"/>
-        <w:jc w:val="both"/>
-        <w:rPr>
-          <w:color w:val="000000" w:themeColor="text1"/>
-          <w:sz w:val="28"/>
-          <w:szCs w:val="28"/>
-        </w:rPr>
-      </w:pPr>
-      <w:r>
-        <w:rPr>
-          <w:color w:val="000000" w:themeColor="text1"/>
-          <w:sz w:val="28"/>
-          <w:szCs w:val="28"/>
-        </w:rPr>
-        <w:t>После создания каркаса его можно редактировать, добавляя или удаляя вершины, ребра или грани, а также изменяя их свойства, такие как длина, угол и толщина. Цвет и стиль отображения рамки также можно настроить. Готовую структуру можно использовать для создания 3D-модели, экспортировать ее в такие форматы, как STL или OBJ, для использования в других программах 3D-моделирования или сохранить в виде файла для будущего редактирования.</w:t>
-      </w:r>
-      <w:r>
-        <w:rPr>
-          <w:color w:val="000000" w:themeColor="text1"/>
-          <w:sz w:val="28"/>
-          <w:szCs w:val="28"/>
-        </w:rPr>
-        <w:t xml:space="preserve"> </w:t>
-      </w:r>
-      <w:r>
-        <w:rPr>
-          <w:color w:val="000000" w:themeColor="text1"/>
-          <w:sz w:val="28"/>
-          <w:szCs w:val="28"/>
-        </w:rPr>
-        <w:t xml:space="preserve">В целом, Fusion 360 предоставляет ряд функций для 3D-моделирования, и, хотя имеет некоторые ограничения и потенциальные проблемы со стабильностью, </w:t>
-      </w:r>
-      <w:r>
-        <w:rPr>
-          <w:color w:val="000000" w:themeColor="text1"/>
-          <w:sz w:val="28"/>
-          <w:szCs w:val="28"/>
-        </w:rPr>
-        <w:t xml:space="preserve">данная программа всё </w:t>
-      </w:r>
-      <w:r>
-        <w:rPr>
-          <w:color w:val="000000" w:themeColor="text1"/>
-          <w:sz w:val="28"/>
-          <w:szCs w:val="28"/>
-        </w:rPr>
-        <w:lastRenderedPageBreak/>
-        <w:t xml:space="preserve">равно </w:t>
-      </w:r>
-      <w:r>
-        <w:rPr>
-          <w:color w:val="000000" w:themeColor="text1"/>
-          <w:sz w:val="28"/>
-          <w:szCs w:val="28"/>
-        </w:rPr>
-        <w:t>остается популярн</w:t>
-      </w:r>
-      <w:r>
-        <w:rPr>
-          <w:color w:val="000000" w:themeColor="text1"/>
-          <w:sz w:val="28"/>
-          <w:szCs w:val="28"/>
-        </w:rPr>
-        <w:t>ым</w:t>
-      </w:r>
-      <w:r>
-        <w:rPr>
-          <w:color w:val="000000" w:themeColor="text1"/>
-          <w:sz w:val="28"/>
-          <w:szCs w:val="28"/>
-        </w:rPr>
-        <w:t xml:space="preserve"> выбором для дизайнеров, инженеров и других специалистов, работающих с 3D-моделями.</w:t>
-      </w:r>
-      <w:r>
-        <w:rPr>
-          <w:color w:val="000000" w:themeColor="text1"/>
-          <w:sz w:val="28"/>
-          <w:szCs w:val="28"/>
-        </w:rPr>
-        <w:t xml:space="preserve"> </w:t>
-      </w:r>
-    </w:p>
-    <w:p>
-      <w:pPr>
-        <w:spacing w:line="360" w:lineRule="auto"/>
-        <w:ind w:left="284" w:right="284" w:firstLine="709"/>
-        <w:jc w:val="both"/>
-        <w:rPr>
-          <w:color w:val="000000" w:themeColor="text1"/>
-          <w:sz w:val="28"/>
-          <w:szCs w:val="28"/>
-        </w:rPr>
-      </w:pPr>
-      <w:r>
-        <w:rPr>
-          <w:color w:val="000000" w:themeColor="text1"/>
-          <w:sz w:val="28"/>
-          <w:szCs w:val="28"/>
-        </w:rPr>
-        <w:t>Готовый каркас можно использовать для создания 3D-модели, экспортировать в формате STL или OBJ для использования в других программах 3D-моделирования или сохранить в виде файла для дальнейшего редактирования.</w:t>
-      </w:r>
-      <w:r>
-        <w:rPr>
-          <w:color w:val="000000" w:themeColor="text1"/>
-          <w:sz w:val="28"/>
-          <w:szCs w:val="28"/>
-        </w:rPr>
-        <w:t xml:space="preserve"> Внешний вид разрабатываемого устройства представлен на рисунке </w:t>
-      </w:r>
-      <w:r>
-        <w:rPr>
-          <w:color w:val="000000" w:themeColor="text1"/>
-          <w:sz w:val="28"/>
-          <w:szCs w:val="28"/>
-        </w:rPr>
-        <w:t>2</w:t>
-      </w:r>
-      <w:r>
-        <w:rPr>
-          <w:color w:val="000000" w:themeColor="text1"/>
-          <w:sz w:val="28"/>
-          <w:szCs w:val="28"/>
-        </w:rPr>
-        <w:t>9</w:t>
-      </w:r>
-      <w:r>
-        <w:rPr>
-          <w:color w:val="000000" w:themeColor="text1"/>
-          <w:sz w:val="28"/>
-          <w:szCs w:val="28"/>
-        </w:rPr>
-        <w:t xml:space="preserve"> и </w:t>
-      </w:r>
-      <w:r>
-        <w:rPr>
-          <w:color w:val="000000" w:themeColor="text1"/>
-          <w:sz w:val="28"/>
-          <w:szCs w:val="28"/>
-        </w:rPr>
-        <w:t>30</w:t>
-      </w:r>
-      <w:r>
-        <w:rPr>
-          <w:color w:val="000000" w:themeColor="text1"/>
-          <w:sz w:val="28"/>
-          <w:szCs w:val="28"/>
-        </w:rPr>
-        <w:t>.</w:t>
+          <w:sz w:val="28"/>
+          <w:szCs w:val="28"/>
+        </w:rPr>
+      </w:pPr>
+      <w:r>
+        <w:rPr>
+          <w:sz w:val="28"/>
+          <w:szCs w:val="28"/>
+        </w:rPr>
+        <w:t xml:space="preserve">После завершения проектирования корпус можно будет экспортировать в форматы STL или STEP для дальнейшего 3D-печати, фрезеровки или симуляции. Autodesk </w:t>
+      </w:r>
+      <w:proofErr w:type="spellStart"/>
+      <w:r>
+        <w:rPr>
+          <w:sz w:val="28"/>
+          <w:szCs w:val="28"/>
+        </w:rPr>
+        <w:t>Inventor</w:t>
+      </w:r>
+      <w:proofErr w:type="spellEnd"/>
+      <w:r>
+        <w:rPr>
+          <w:sz w:val="28"/>
+          <w:szCs w:val="28"/>
+        </w:rPr>
+        <w:t xml:space="preserve"> особенно удобен при работе с многокомпонентными сборками, обеспечивая точную стыковку элементов, контроль за допусками и коллизиями, а также возможность визуальной проверки готовой конструкции на различных этапах разработки. Несмотря на </w:t>
+      </w:r>
+      <w:proofErr w:type="gramStart"/>
+      <w:r>
+        <w:rPr>
+          <w:sz w:val="28"/>
+          <w:szCs w:val="28"/>
+        </w:rPr>
+        <w:t>то</w:t>
+      </w:r>
+      <w:proofErr w:type="gramEnd"/>
+      <w:r>
+        <w:rPr>
+          <w:sz w:val="28"/>
+          <w:szCs w:val="28"/>
+        </w:rPr>
+        <w:t xml:space="preserve"> что </w:t>
+      </w:r>
+      <w:proofErr w:type="spellStart"/>
+      <w:r>
+        <w:rPr>
+          <w:sz w:val="28"/>
+          <w:szCs w:val="28"/>
+        </w:rPr>
+        <w:t>Inventor</w:t>
+      </w:r>
+      <w:proofErr w:type="spellEnd"/>
+      <w:r>
+        <w:rPr>
+          <w:sz w:val="28"/>
+          <w:szCs w:val="28"/>
+        </w:rPr>
+        <w:t xml:space="preserve"> требует лицензионной подписки, он остается одним из наиболее надёжных и профессиональных решений для трёхмерного моделирования.</w:t>
       </w:r>
     </w:p>
     <w:p>
@@ -12315,91 +12874,6 @@
           <w:szCs w:val="28"/>
         </w:rPr>
       </w:pPr>
-      <w:r>
-        <w:rPr>
-          <w:noProof/>
-        </w:rPr>
-        <w:drawing>
-          <wp:inline distT="0" distB="0" distL="0" distR="0" wp14:anchorId="665AD46C" wp14:editId="26B9BED0">
-            <wp:extent cx="2758440" cy="2433320"/>
-            <wp:effectExtent l="19050" t="19050" r="22860" b="24130"/>
-            <wp:docPr id="82" name="Рисунок 82"/>
-            <wp:cNvGraphicFramePr>
-              <a:graphicFrameLocks xmlns:a="http://schemas.openxmlformats.org/drawingml/2006/main" noChangeAspect="1"/>
-            </wp:cNvGraphicFramePr>
-            <a:graphic xmlns:a="http://schemas.openxmlformats.org/drawingml/2006/main">
-              <a:graphicData uri="http://schemas.openxmlformats.org/drawingml/2006/picture">
-                <pic:pic xmlns:pic="http://schemas.openxmlformats.org/drawingml/2006/picture">
-                  <pic:nvPicPr>
-                    <pic:cNvPr id="0" name="Picture 1"/>
-                    <pic:cNvPicPr>
-                      <a:picLocks noChangeAspect="1" noChangeArrowheads="1"/>
-                    </pic:cNvPicPr>
-                  </pic:nvPicPr>
-                  <pic:blipFill rotWithShape="1">
-                    <a:blip r:embed="rId38" cstate="print">
-                      <a:extLst>
-                        <a:ext uri="{28A0092B-C50C-407E-A947-70E740481C1C}">
-                          <a14:useLocalDpi xmlns:a14="http://schemas.microsoft.com/office/drawing/2010/main" val="0"/>
-                        </a:ext>
-                      </a:extLst>
-                    </a:blip>
-                    <a:srcRect l="5931" t="6308" r="15996"/>
-                    <a:stretch/>
-                  </pic:blipFill>
-                  <pic:spPr bwMode="auto">
-                    <a:xfrm>
-                      <a:off x="0" y="0"/>
-                      <a:ext cx="2768641" cy="2442319"/>
-                    </a:xfrm>
-                    <a:prstGeom prst="rect">
-                      <a:avLst/>
-                    </a:prstGeom>
-                    <a:solidFill>
-                      <a:schemeClr val="tx1">
-                        <a:alpha val="95000"/>
-                      </a:schemeClr>
-                    </a:solidFill>
-                    <a:ln w="12700" cap="flat" cmpd="sng" algn="ctr">
-                      <a:solidFill>
-                        <a:schemeClr val="tx1">
-                          <a:lumMod val="85000"/>
-                          <a:lumOff val="15000"/>
-                        </a:schemeClr>
-                      </a:solidFill>
-                      <a:prstDash val="solid"/>
-                      <a:round/>
-                      <a:headEnd type="none" w="med" len="med"/>
-                      <a:tailEnd type="none" w="med" len="med"/>
-                      <a:extLst>
-                        <a:ext uri="{C807C97D-BFC1-408E-A445-0C87EB9F89A2}">
-                          <ask:lineSketchStyleProps xmlns:ask="http://schemas.microsoft.com/office/drawing/2018/sketchyshapes" sd="0">
-                            <a:custGeom>
-                              <a:avLst/>
-                              <a:gdLst/>
-                              <a:ahLst/>
-                              <a:cxnLst/>
-                              <a:rect l="0" t="0" r="0" b="0"/>
-                              <a:pathLst/>
-                            </a:custGeom>
-                            <ask:type/>
-                          </ask:lineSketchStyleProps>
-                        </a:ext>
-                      </a:extLst>
-                    </a:ln>
-                    <a:effectLst/>
-                    <a:extLst>
-                      <a:ext uri="{53640926-AAD7-44D8-BBD7-CCE9431645EC}">
-                        <a14:shadowObscured xmlns:a14="http://schemas.microsoft.com/office/drawing/2010/main"/>
-                      </a:ext>
-                    </a:extLst>
-                  </pic:spPr>
-                </pic:pic>
-              </a:graphicData>
-            </a:graphic>
-          </wp:inline>
-        </w:drawing>
-      </w:r>
     </w:p>
     <w:p>
       <w:pPr>
@@ -12513,86 +12987,6 @@
           <w:szCs w:val="28"/>
         </w:rPr>
       </w:pPr>
-      <w:r>
-        <w:rPr>
-          <w:noProof/>
-        </w:rPr>
-        <w:drawing>
-          <wp:inline distT="0" distB="0" distL="0" distR="0" wp14:anchorId="5FD13504" wp14:editId="3FC2978E">
-            <wp:extent cx="2841532" cy="2238375"/>
-            <wp:effectExtent l="19050" t="19050" r="16510" b="9525"/>
-            <wp:docPr id="83" name="Рисунок 83"/>
-            <wp:cNvGraphicFramePr>
-              <a:graphicFrameLocks xmlns:a="http://schemas.openxmlformats.org/drawingml/2006/main" noChangeAspect="1"/>
-            </wp:cNvGraphicFramePr>
-            <a:graphic xmlns:a="http://schemas.openxmlformats.org/drawingml/2006/main">
-              <a:graphicData uri="http://schemas.openxmlformats.org/drawingml/2006/picture">
-                <pic:pic xmlns:pic="http://schemas.openxmlformats.org/drawingml/2006/picture">
-                  <pic:nvPicPr>
-                    <pic:cNvPr id="0" name="Picture 3"/>
-                    <pic:cNvPicPr>
-                      <a:picLocks noChangeAspect="1" noChangeArrowheads="1"/>
-                    </pic:cNvPicPr>
-                  </pic:nvPicPr>
-                  <pic:blipFill rotWithShape="1">
-                    <a:blip r:embed="rId39" cstate="print">
-                      <a:extLst>
-                        <a:ext uri="{28A0092B-C50C-407E-A947-70E740481C1C}">
-                          <a14:useLocalDpi xmlns:a14="http://schemas.microsoft.com/office/drawing/2010/main" val="0"/>
-                        </a:ext>
-                      </a:extLst>
-                    </a:blip>
-                    <a:srcRect l="7587" t="6373" r="5350"/>
-                    <a:stretch/>
-                  </pic:blipFill>
-                  <pic:spPr bwMode="auto">
-                    <a:xfrm>
-                      <a:off x="0" y="0"/>
-                      <a:ext cx="2847589" cy="2243146"/>
-                    </a:xfrm>
-                    <a:prstGeom prst="rect">
-                      <a:avLst/>
-                    </a:prstGeom>
-                    <a:noFill/>
-                    <a:ln w="12700" cap="flat" cmpd="sng" algn="ctr">
-                      <a:solidFill>
-                        <a:schemeClr val="tx1">
-                          <a:lumMod val="85000"/>
-                          <a:lumOff val="15000"/>
-                        </a:schemeClr>
-                      </a:solidFill>
-                      <a:prstDash val="solid"/>
-                      <a:round/>
-                      <a:headEnd type="none" w="med" len="med"/>
-                      <a:tailEnd type="none" w="med" len="med"/>
-                      <a:extLst>
-                        <a:ext uri="{C807C97D-BFC1-408E-A445-0C87EB9F89A2}">
-                          <ask:lineSketchStyleProps xmlns:ask="http://schemas.microsoft.com/office/drawing/2018/sketchyshapes" sd="0">
-                            <a:custGeom>
-                              <a:avLst/>
-                              <a:gdLst/>
-                              <a:ahLst/>
-                              <a:cxnLst/>
-                              <a:rect l="0" t="0" r="0" b="0"/>
-                              <a:pathLst/>
-                            </a:custGeom>
-                            <ask:type/>
-                          </ask:lineSketchStyleProps>
-                        </a:ext>
-                      </a:extLst>
-                    </a:ln>
-                    <a:extLst>
-                      <a:ext uri="{53640926-AAD7-44D8-BBD7-CCE9431645EC}">
-                        <a14:shadowObscured xmlns:a14="http://schemas.microsoft.com/office/drawing/2010/main"/>
-                      </a:ext>
-                    </a:extLst>
-                  </pic:spPr>
-                </pic:pic>
-              </a:graphicData>
-            </a:graphic>
-          </wp:inline>
-        </w:drawing>
-      </w:r>
     </w:p>
     <w:p>
       <w:pPr>
@@ -12777,7 +13171,7 @@
                     </pic:cNvPicPr>
                   </pic:nvPicPr>
                   <pic:blipFill rotWithShape="1">
-                    <a:blip r:embed="rId40" cstate="print">
+                    <a:blip r:embed="rId38" cstate="print">
                       <a:extLst>
                         <a:ext uri="{28A0092B-C50C-407E-A947-70E740481C1C}">
                           <a14:useLocalDpi xmlns:a14="http://schemas.microsoft.com/office/drawing/2010/main" val="0"/>
@@ -12956,7 +13350,7 @@
                     </pic:cNvPicPr>
                   </pic:nvPicPr>
                   <pic:blipFill rotWithShape="1">
-                    <a:blip r:embed="rId41" cstate="print">
+                    <a:blip r:embed="rId39" cstate="print">
                       <a:extLst>
                         <a:ext uri="{28A0092B-C50C-407E-A947-70E740481C1C}">
                           <a14:useLocalDpi xmlns:a14="http://schemas.microsoft.com/office/drawing/2010/main" val="0"/>
@@ -13179,7 +13573,6 @@
         <w:rPr>
           <w:noProof/>
         </w:rPr>
-        <w:lastRenderedPageBreak/>
         <w:drawing>
           <wp:inline distT="0" distB="0" distL="0" distR="0" wp14:anchorId="61A94948" wp14:editId="58F194C1">
             <wp:extent cx="5652351" cy="2710295"/>
@@ -13198,7 +13591,7 @@
                     </pic:cNvPicPr>
                   </pic:nvPicPr>
                   <pic:blipFill rotWithShape="1">
-                    <a:blip r:embed="rId42" cstate="print">
+                    <a:blip r:embed="rId40" cstate="print">
                       <a:extLst>
                         <a:ext uri="{28A0092B-C50C-407E-A947-70E740481C1C}">
                           <a14:useLocalDpi xmlns:a14="http://schemas.microsoft.com/office/drawing/2010/main" val="0"/>
@@ -13379,6 +13772,7 @@
         </w:rPr>
         <w:t>F</w:t>
       </w:r>
+      <w:proofErr w:type="spellStart"/>
       <w:r>
         <w:rPr>
           <w:color w:val="000000" w:themeColor="text1"/>
@@ -13387,6 +13781,7 @@
         </w:rPr>
         <w:t>lying</w:t>
       </w:r>
+      <w:proofErr w:type="spellEnd"/>
       <w:r>
         <w:rPr>
           <w:color w:val="000000" w:themeColor="text1"/>
@@ -13404,13 +13799,23 @@
         </w:rPr>
         <w:t>B</w:t>
       </w:r>
-      <w:r>
-        <w:rPr>
-          <w:color w:val="000000" w:themeColor="text1"/>
-          <w:sz w:val="28"/>
-          <w:szCs w:val="28"/>
-        </w:rPr>
-        <w:t xml:space="preserve">ear </w:t>
+      <w:proofErr w:type="spellStart"/>
+      <w:r>
+        <w:rPr>
+          <w:color w:val="000000" w:themeColor="text1"/>
+          <w:sz w:val="28"/>
+          <w:szCs w:val="28"/>
+        </w:rPr>
+        <w:t>ear</w:t>
+      </w:r>
+      <w:proofErr w:type="spellEnd"/>
+      <w:r>
+        <w:rPr>
+          <w:color w:val="000000" w:themeColor="text1"/>
+          <w:sz w:val="28"/>
+          <w:szCs w:val="28"/>
+        </w:rPr>
+        <w:t xml:space="preserve"> </w:t>
       </w:r>
       <w:r>
         <w:rPr>
@@ -13421,13 +13826,23 @@
         </w:rPr>
         <w:t>G</w:t>
       </w:r>
-      <w:r>
-        <w:rPr>
-          <w:color w:val="000000" w:themeColor="text1"/>
-          <w:sz w:val="28"/>
-          <w:szCs w:val="28"/>
-        </w:rPr>
-        <w:t>host 5</w:t>
+      <w:proofErr w:type="spellStart"/>
+      <w:r>
+        <w:rPr>
+          <w:color w:val="000000" w:themeColor="text1"/>
+          <w:sz w:val="28"/>
+          <w:szCs w:val="28"/>
+        </w:rPr>
+        <w:t>host</w:t>
+      </w:r>
+      <w:proofErr w:type="spellEnd"/>
+      <w:r>
+        <w:rPr>
+          <w:color w:val="000000" w:themeColor="text1"/>
+          <w:sz w:val="28"/>
+          <w:szCs w:val="28"/>
+        </w:rPr>
+        <w:t xml:space="preserve"> 5</w:t>
       </w:r>
       <w:r>
         <w:rPr>
@@ -13490,6 +13905,7 @@
         </w:rPr>
         <w:t xml:space="preserve">Подготовка модели к печати будет осуществляться в программе </w:t>
       </w:r>
+      <w:proofErr w:type="spellStart"/>
       <w:r>
         <w:rPr>
           <w:color w:val="000000" w:themeColor="text1"/>
@@ -13499,6 +13915,7 @@
         </w:rPr>
         <w:t>UltiMaker</w:t>
       </w:r>
+      <w:proofErr w:type="spellEnd"/>
       <w:r>
         <w:rPr>
           <w:color w:val="000000" w:themeColor="text1"/>
@@ -13507,6 +13924,7 @@
         </w:rPr>
         <w:t xml:space="preserve"> </w:t>
       </w:r>
+      <w:proofErr w:type="spellStart"/>
       <w:r>
         <w:rPr>
           <w:color w:val="000000" w:themeColor="text1"/>
@@ -13516,6 +13934,7 @@
         </w:rPr>
         <w:t>Cura</w:t>
       </w:r>
+      <w:proofErr w:type="spellEnd"/>
       <w:r>
         <w:rPr>
           <w:color w:val="000000" w:themeColor="text1"/>
@@ -13566,6 +13985,7 @@
           <w:sz w:val="28"/>
           <w:szCs w:val="28"/>
         </w:rPr>
+        <w:lastRenderedPageBreak/>
         <w:br w:type="page"/>
       </w:r>
     </w:p>
@@ -13706,6 +14126,7 @@
         </w:rPr>
         <w:t xml:space="preserve">Устройство строится на основе микроконтроллера </w:t>
       </w:r>
+      <w:proofErr w:type="spellStart"/>
       <w:r>
         <w:rPr>
           <w:sz w:val="28"/>
@@ -13714,6 +14135,7 @@
         </w:rPr>
         <w:t>ATmega</w:t>
       </w:r>
+      <w:proofErr w:type="spellEnd"/>
       <w:r>
         <w:rPr>
           <w:sz w:val="28"/>
@@ -14268,7 +14690,107 @@
           <w:color w:val="000000" w:themeColor="text1"/>
           <w:szCs w:val="28"/>
         </w:rPr>
-        <w:t>Баранов В.Н. Применение микроконтроллеров AVR: схемы, алгоритмы, программы:</w:t>
+        <w:t xml:space="preserve">Баранов В.Н. </w:t>
+      </w:r>
+      <w:proofErr w:type="spellStart"/>
+      <w:r>
+        <w:rPr>
+          <w:rFonts w:ascii="Times New Roman" w:hAnsi="Times New Roman"/>
+          <w:i w:val="0"/>
+          <w:color w:val="000000" w:themeColor="text1"/>
+          <w:szCs w:val="28"/>
+        </w:rPr>
+        <w:t>Применение</w:t>
+      </w:r>
+      <w:proofErr w:type="spellEnd"/>
+      <w:r>
+        <w:rPr>
+          <w:rFonts w:ascii="Times New Roman" w:hAnsi="Times New Roman"/>
+          <w:i w:val="0"/>
+          <w:color w:val="000000" w:themeColor="text1"/>
+          <w:szCs w:val="28"/>
+        </w:rPr>
+        <w:t xml:space="preserve"> </w:t>
+      </w:r>
+      <w:proofErr w:type="spellStart"/>
+      <w:r>
+        <w:rPr>
+          <w:rFonts w:ascii="Times New Roman" w:hAnsi="Times New Roman"/>
+          <w:i w:val="0"/>
+          <w:color w:val="000000" w:themeColor="text1"/>
+          <w:szCs w:val="28"/>
+        </w:rPr>
+        <w:t>микроконтроллеров</w:t>
+      </w:r>
+      <w:proofErr w:type="spellEnd"/>
+      <w:r>
+        <w:rPr>
+          <w:rFonts w:ascii="Times New Roman" w:hAnsi="Times New Roman"/>
+          <w:i w:val="0"/>
+          <w:color w:val="000000" w:themeColor="text1"/>
+          <w:szCs w:val="28"/>
+        </w:rPr>
+        <w:t xml:space="preserve"> AVR: </w:t>
+      </w:r>
+      <w:proofErr w:type="spellStart"/>
+      <w:r>
+        <w:rPr>
+          <w:rFonts w:ascii="Times New Roman" w:hAnsi="Times New Roman"/>
+          <w:i w:val="0"/>
+          <w:color w:val="000000" w:themeColor="text1"/>
+          <w:szCs w:val="28"/>
+        </w:rPr>
+        <w:t>схемы</w:t>
+      </w:r>
+      <w:proofErr w:type="spellEnd"/>
+      <w:r>
+        <w:rPr>
+          <w:rFonts w:ascii="Times New Roman" w:hAnsi="Times New Roman"/>
+          <w:i w:val="0"/>
+          <w:color w:val="000000" w:themeColor="text1"/>
+          <w:szCs w:val="28"/>
+        </w:rPr>
+        <w:t xml:space="preserve">, </w:t>
+      </w:r>
+      <w:proofErr w:type="spellStart"/>
+      <w:r>
+        <w:rPr>
+          <w:rFonts w:ascii="Times New Roman" w:hAnsi="Times New Roman"/>
+          <w:i w:val="0"/>
+          <w:color w:val="000000" w:themeColor="text1"/>
+          <w:szCs w:val="28"/>
+        </w:rPr>
+        <w:t>алгоритмы</w:t>
+      </w:r>
+      <w:proofErr w:type="spellEnd"/>
+      <w:r>
+        <w:rPr>
+          <w:rFonts w:ascii="Times New Roman" w:hAnsi="Times New Roman"/>
+          <w:i w:val="0"/>
+          <w:color w:val="000000" w:themeColor="text1"/>
+          <w:szCs w:val="28"/>
+        </w:rPr>
+        <w:t xml:space="preserve">, </w:t>
+      </w:r>
+      <w:proofErr w:type="spellStart"/>
+      <w:r>
+        <w:rPr>
+          <w:rFonts w:ascii="Times New Roman" w:hAnsi="Times New Roman"/>
+          <w:i w:val="0"/>
+          <w:color w:val="000000" w:themeColor="text1"/>
+          <w:szCs w:val="28"/>
+        </w:rPr>
+        <w:t>программы</w:t>
+      </w:r>
+      <w:proofErr w:type="spellEnd"/>
+      <w:r>
+        <w:rPr>
+          <w:rFonts w:ascii="Times New Roman" w:hAnsi="Times New Roman"/>
+          <w:i w:val="0"/>
+          <w:color w:val="000000" w:themeColor="text1"/>
+          <w:szCs w:val="28"/>
+        </w:rPr>
+        <w:t>:</w:t>
       </w:r>
       <w:r>
         <w:rPr>
@@ -14417,18 +14939,19 @@
           <w:color w:val="000000" w:themeColor="text1"/>
           <w:szCs w:val="28"/>
         </w:rPr>
-        <w:t>Кравченко А.В. 10 практических устройств на AVR</w:t>
-      </w:r>
+        <w:t xml:space="preserve">Кравченко А.В. 10 </w:t>
+      </w:r>
+      <w:proofErr w:type="spellStart"/>
       <w:r>
         <w:rPr>
           <w:rFonts w:ascii="Times New Roman" w:hAnsi="Times New Roman"/>
           <w:i w:val="0"/>
           <w:color w:val="000000" w:themeColor="text1"/>
           <w:szCs w:val="28"/>
-          <w:lang w:val="ru-RU"/>
-        </w:rPr>
-        <w:t xml:space="preserve">: </w:t>
-      </w:r>
+        </w:rPr>
+        <w:t>практических</w:t>
+      </w:r>
+      <w:proofErr w:type="spellEnd"/>
       <w:r>
         <w:rPr>
           <w:rFonts w:ascii="Times New Roman" w:hAnsi="Times New Roman"/>
@@ -14436,17 +14959,89 @@
           <w:color w:val="000000" w:themeColor="text1"/>
           <w:szCs w:val="28"/>
         </w:rPr>
-        <w:t>микроконтроллерах.</w:t>
-      </w:r>
+        <w:t xml:space="preserve"> </w:t>
+      </w:r>
+      <w:proofErr w:type="spellStart"/>
       <w:r>
         <w:rPr>
           <w:rFonts w:ascii="Times New Roman" w:hAnsi="Times New Roman"/>
           <w:i w:val="0"/>
           <w:color w:val="000000" w:themeColor="text1"/>
           <w:szCs w:val="28"/>
+        </w:rPr>
+        <w:t>устройств</w:t>
+      </w:r>
+      <w:proofErr w:type="spellEnd"/>
+      <w:r>
+        <w:rPr>
+          <w:rFonts w:ascii="Times New Roman" w:hAnsi="Times New Roman"/>
+          <w:i w:val="0"/>
+          <w:color w:val="000000" w:themeColor="text1"/>
+          <w:szCs w:val="28"/>
+        </w:rPr>
+        <w:t xml:space="preserve"> на AVR</w:t>
+      </w:r>
+      <w:r>
+        <w:rPr>
+          <w:rFonts w:ascii="Times New Roman" w:hAnsi="Times New Roman"/>
+          <w:i w:val="0"/>
+          <w:color w:val="000000" w:themeColor="text1"/>
+          <w:szCs w:val="28"/>
           <w:lang w:val="ru-RU"/>
         </w:rPr>
-        <w:t>: Книга / А.В. Кравченко. Изд. Дом «Додэка-</w:t>
+        <w:t xml:space="preserve">: </w:t>
+      </w:r>
+      <w:proofErr w:type="spellStart"/>
+      <w:r>
+        <w:rPr>
+          <w:rFonts w:ascii="Times New Roman" w:hAnsi="Times New Roman"/>
+          <w:i w:val="0"/>
+          <w:color w:val="000000" w:themeColor="text1"/>
+          <w:szCs w:val="28"/>
+        </w:rPr>
+        <w:t>микроконтроллерах</w:t>
+      </w:r>
+      <w:proofErr w:type="spellEnd"/>
+      <w:r>
+        <w:rPr>
+          <w:rFonts w:ascii="Times New Roman" w:hAnsi="Times New Roman"/>
+          <w:i w:val="0"/>
+          <w:color w:val="000000" w:themeColor="text1"/>
+          <w:szCs w:val="28"/>
+        </w:rPr>
+        <w:t>.</w:t>
+      </w:r>
+      <w:r>
+        <w:rPr>
+          <w:rFonts w:ascii="Times New Roman" w:hAnsi="Times New Roman"/>
+          <w:i w:val="0"/>
+          <w:color w:val="000000" w:themeColor="text1"/>
+          <w:szCs w:val="28"/>
+          <w:lang w:val="ru-RU"/>
+        </w:rPr>
+        <w:t>: Книга / А.В. Кравченко. Изд. Дом «</w:t>
+      </w:r>
+      <w:proofErr w:type="spellStart"/>
+      <w:r>
+        <w:rPr>
+          <w:rFonts w:ascii="Times New Roman" w:hAnsi="Times New Roman"/>
+          <w:i w:val="0"/>
+          <w:color w:val="000000" w:themeColor="text1"/>
+          <w:szCs w:val="28"/>
+          <w:lang w:val="ru-RU"/>
+        </w:rPr>
+        <w:t>Додэка</w:t>
+      </w:r>
+      <w:proofErr w:type="spellEnd"/>
+      <w:r>
+        <w:rPr>
+          <w:rFonts w:ascii="Times New Roman" w:hAnsi="Times New Roman"/>
+          <w:i w:val="0"/>
+          <w:color w:val="000000" w:themeColor="text1"/>
+          <w:szCs w:val="28"/>
+          <w:lang w:val="ru-RU"/>
+        </w:rPr>
+        <w:t>-</w:t>
       </w:r>
       <w:r>
         <w:rPr>
@@ -14584,6 +15179,7 @@
         </w:rPr>
         <w:t xml:space="preserve">: [Сайт] – </w:t>
       </w:r>
+      <w:proofErr w:type="spellStart"/>
       <w:r>
         <w:rPr>
           <w:color w:val="000000" w:themeColor="text1"/>
@@ -14592,6 +15188,7 @@
         </w:rPr>
         <w:t>Редмонд</w:t>
       </w:r>
+      <w:proofErr w:type="spellEnd"/>
       <w:r>
         <w:rPr>
           <w:color w:val="000000" w:themeColor="text1"/>
@@ -14699,6 +15296,7 @@
           <w:szCs w:val="28"/>
         </w:rPr>
       </w:pPr>
+      <w:proofErr w:type="spellStart"/>
       <w:r>
         <w:rPr>
           <w:rFonts w:ascii="Times New Roman" w:hAnsi="Times New Roman"/>
@@ -14706,7 +15304,57 @@
           <w:color w:val="000000" w:themeColor="text1"/>
           <w:szCs w:val="28"/>
         </w:rPr>
-        <w:t>Документация по эксплуатации Arduino IDE</w:t>
+        <w:t>Документация</w:t>
+      </w:r>
+      <w:proofErr w:type="spellEnd"/>
+      <w:r>
+        <w:rPr>
+          <w:rFonts w:ascii="Times New Roman" w:hAnsi="Times New Roman"/>
+          <w:i w:val="0"/>
+          <w:color w:val="000000" w:themeColor="text1"/>
+          <w:szCs w:val="28"/>
+        </w:rPr>
+        <w:t xml:space="preserve"> по </w:t>
+      </w:r>
+      <w:proofErr w:type="spellStart"/>
+      <w:r>
+        <w:rPr>
+          <w:rFonts w:ascii="Times New Roman" w:hAnsi="Times New Roman"/>
+          <w:i w:val="0"/>
+          <w:color w:val="000000" w:themeColor="text1"/>
+          <w:szCs w:val="28"/>
+        </w:rPr>
+        <w:t>эксплуатации</w:t>
+      </w:r>
+      <w:proofErr w:type="spellEnd"/>
+      <w:r>
+        <w:rPr>
+          <w:rFonts w:ascii="Times New Roman" w:hAnsi="Times New Roman"/>
+          <w:i w:val="0"/>
+          <w:color w:val="000000" w:themeColor="text1"/>
+          <w:szCs w:val="28"/>
+        </w:rPr>
+        <w:t xml:space="preserve"> </w:t>
+      </w:r>
+      <w:proofErr w:type="spellStart"/>
+      <w:r>
+        <w:rPr>
+          <w:rFonts w:ascii="Times New Roman" w:hAnsi="Times New Roman"/>
+          <w:i w:val="0"/>
+          <w:color w:val="000000" w:themeColor="text1"/>
+          <w:szCs w:val="28"/>
+        </w:rPr>
+        <w:t>Arduino</w:t>
+      </w:r>
+      <w:proofErr w:type="spellEnd"/>
+      <w:r>
+        <w:rPr>
+          <w:rFonts w:ascii="Times New Roman" w:hAnsi="Times New Roman"/>
+          <w:i w:val="0"/>
+          <w:color w:val="000000" w:themeColor="text1"/>
+          <w:szCs w:val="28"/>
+        </w:rPr>
+        <w:t xml:space="preserve"> IDE</w:t>
       </w:r>
       <w:r>
         <w:rPr>
@@ -14886,7 +15534,27 @@
           <w:color w:val="000000" w:themeColor="text1"/>
           <w:szCs w:val="28"/>
         </w:rPr>
-        <w:t xml:space="preserve"> (дата обращения </w:t>
+        <w:t xml:space="preserve"> (дата </w:t>
+      </w:r>
+      <w:proofErr w:type="spellStart"/>
+      <w:r>
+        <w:rPr>
+          <w:rFonts w:ascii="Times New Roman" w:hAnsi="Times New Roman"/>
+          <w:i w:val="0"/>
+          <w:color w:val="000000" w:themeColor="text1"/>
+          <w:szCs w:val="28"/>
+        </w:rPr>
+        <w:t>обращения</w:t>
+      </w:r>
+      <w:proofErr w:type="spellEnd"/>
+      <w:r>
+        <w:rPr>
+          <w:rFonts w:ascii="Times New Roman" w:hAnsi="Times New Roman"/>
+          <w:i w:val="0"/>
+          <w:color w:val="000000" w:themeColor="text1"/>
+          <w:szCs w:val="28"/>
+        </w:rPr>
+        <w:t xml:space="preserve"> </w:t>
       </w:r>
       <w:r>
         <w:rPr>
@@ -15148,7 +15816,7 @@
         </w:rPr>
         <w:t xml:space="preserve">: </w:t>
       </w:r>
-      <w:hyperlink r:id="rId43" w:history="1">
+      <w:hyperlink r:id="rId41" w:history="1">
         <w:r>
           <w:rPr>
             <w:rStyle w:val="ac"/>
@@ -15178,7 +15846,27 @@
           <w:color w:val="000000" w:themeColor="text1"/>
           <w:szCs w:val="28"/>
         </w:rPr>
-        <w:t xml:space="preserve">(дата обращения </w:t>
+        <w:t xml:space="preserve">(дата </w:t>
+      </w:r>
+      <w:proofErr w:type="spellStart"/>
+      <w:r>
+        <w:rPr>
+          <w:rFonts w:ascii="Times New Roman" w:hAnsi="Times New Roman"/>
+          <w:i w:val="0"/>
+          <w:color w:val="000000" w:themeColor="text1"/>
+          <w:szCs w:val="28"/>
+        </w:rPr>
+        <w:t>обращения</w:t>
+      </w:r>
+      <w:proofErr w:type="spellEnd"/>
+      <w:r>
+        <w:rPr>
+          <w:rFonts w:ascii="Times New Roman" w:hAnsi="Times New Roman"/>
+          <w:i w:val="0"/>
+          <w:color w:val="000000" w:themeColor="text1"/>
+          <w:szCs w:val="28"/>
+        </w:rPr>
+        <w:t xml:space="preserve"> </w:t>
       </w:r>
       <w:r>
         <w:rPr>
@@ -15296,6 +15984,7 @@
           <w:szCs w:val="28"/>
         </w:rPr>
       </w:pPr>
+      <w:proofErr w:type="spellStart"/>
       <w:r>
         <w:rPr>
           <w:rFonts w:ascii="Times New Roman" w:hAnsi="Times New Roman"/>
@@ -15303,7 +15992,57 @@
           <w:color w:val="000000" w:themeColor="text1"/>
           <w:szCs w:val="28"/>
         </w:rPr>
-        <w:t>Конструирование устройств на микроконтроллерах [</w:t>
+        <w:t>Конструирование</w:t>
+      </w:r>
+      <w:proofErr w:type="spellEnd"/>
+      <w:r>
+        <w:rPr>
+          <w:rFonts w:ascii="Times New Roman" w:hAnsi="Times New Roman"/>
+          <w:i w:val="0"/>
+          <w:color w:val="000000" w:themeColor="text1"/>
+          <w:szCs w:val="28"/>
+        </w:rPr>
+        <w:t xml:space="preserve"> </w:t>
+      </w:r>
+      <w:proofErr w:type="spellStart"/>
+      <w:r>
+        <w:rPr>
+          <w:rFonts w:ascii="Times New Roman" w:hAnsi="Times New Roman"/>
+          <w:i w:val="0"/>
+          <w:color w:val="000000" w:themeColor="text1"/>
+          <w:szCs w:val="28"/>
+        </w:rPr>
+        <w:t>устройств</w:t>
+      </w:r>
+      <w:proofErr w:type="spellEnd"/>
+      <w:r>
+        <w:rPr>
+          <w:rFonts w:ascii="Times New Roman" w:hAnsi="Times New Roman"/>
+          <w:i w:val="0"/>
+          <w:color w:val="000000" w:themeColor="text1"/>
+          <w:szCs w:val="28"/>
+        </w:rPr>
+        <w:t xml:space="preserve"> на </w:t>
+      </w:r>
+      <w:proofErr w:type="spellStart"/>
+      <w:r>
+        <w:rPr>
+          <w:rFonts w:ascii="Times New Roman" w:hAnsi="Times New Roman"/>
+          <w:i w:val="0"/>
+          <w:color w:val="000000" w:themeColor="text1"/>
+          <w:szCs w:val="28"/>
+        </w:rPr>
+        <w:t>микроконтроллерах</w:t>
+      </w:r>
+      <w:proofErr w:type="spellEnd"/>
+      <w:r>
+        <w:rPr>
+          <w:rFonts w:ascii="Times New Roman" w:hAnsi="Times New Roman"/>
+          <w:i w:val="0"/>
+          <w:color w:val="000000" w:themeColor="text1"/>
+          <w:szCs w:val="28"/>
+        </w:rPr>
+        <w:t xml:space="preserve"> [</w:t>
       </w:r>
       <w:r>
         <w:rPr>
@@ -15452,7 +16191,27 @@
           <w:color w:val="000000" w:themeColor="text1"/>
           <w:szCs w:val="28"/>
         </w:rPr>
-        <w:t>http://docs/books/textbook (дата обращения 26.11.202</w:t>
+        <w:t xml:space="preserve">http://docs/books/textbook (дата </w:t>
+      </w:r>
+      <w:proofErr w:type="spellStart"/>
+      <w:r>
+        <w:rPr>
+          <w:rFonts w:ascii="Times New Roman" w:hAnsi="Times New Roman"/>
+          <w:i w:val="0"/>
+          <w:color w:val="000000" w:themeColor="text1"/>
+          <w:szCs w:val="28"/>
+        </w:rPr>
+        <w:t>обращения</w:t>
+      </w:r>
+      <w:proofErr w:type="spellEnd"/>
+      <w:r>
+        <w:rPr>
+          <w:rFonts w:ascii="Times New Roman" w:hAnsi="Times New Roman"/>
+          <w:i w:val="0"/>
+          <w:color w:val="000000" w:themeColor="text1"/>
+          <w:szCs w:val="28"/>
+        </w:rPr>
+        <w:t xml:space="preserve"> 26.11.202</w:t>
       </w:r>
       <w:r>
         <w:rPr>
@@ -15513,7 +16272,7 @@
         </w:rPr>
         <w:t xml:space="preserve">: [Сайт] – Москва, 2023. – Текст. Изображение: электронные. – URL: </w:t>
       </w:r>
-      <w:hyperlink r:id="rId44" w:history="1">
+      <w:hyperlink r:id="rId42" w:history="1">
         <w:r>
           <w:rPr>
             <w:rStyle w:val="ac"/>
@@ -15588,6 +16347,7 @@
         </w:rPr>
         <w:t xml:space="preserve">Микроконтроллер </w:t>
       </w:r>
+      <w:proofErr w:type="spellStart"/>
       <w:r>
         <w:rPr>
           <w:rFonts w:ascii="Times New Roman" w:hAnsi="Times New Roman"/>
@@ -15599,6 +16359,7 @@
         </w:rPr>
         <w:t>ATmega</w:t>
       </w:r>
+      <w:proofErr w:type="spellEnd"/>
       <w:r>
         <w:rPr>
           <w:rFonts w:ascii="Times New Roman" w:hAnsi="Times New Roman"/>
@@ -15652,7 +16413,31 @@
           <w:szCs w:val="28"/>
           <w:lang w:val="ru-RU"/>
         </w:rPr>
-        <w:t>: https://bazaroved.ru/obzor-platy-arduino-micro-ATmega 32U4/?ysclid=lpjgo30wi0232058414 (дата обращения 28.11.2023 г.).</w:t>
+        <w:t>: https://bazaroved.ru/obzor-platy-arduino-micro-ATmega 32U4/?</w:t>
+      </w:r>
+      <w:proofErr w:type="spellStart"/>
+      <w:r>
+        <w:rPr>
+          <w:rFonts w:ascii="Times New Roman" w:hAnsi="Times New Roman"/>
+          <w:i w:val="0"/>
+          <w:iCs/>
+          <w:color w:val="000000" w:themeColor="text1"/>
+          <w:szCs w:val="28"/>
+          <w:lang w:val="ru-RU"/>
+        </w:rPr>
+        <w:t>ysclid</w:t>
+      </w:r>
+      <w:proofErr w:type="spellEnd"/>
+      <w:r>
+        <w:rPr>
+          <w:rFonts w:ascii="Times New Roman" w:hAnsi="Times New Roman"/>
+          <w:i w:val="0"/>
+          <w:iCs/>
+          <w:color w:val="000000" w:themeColor="text1"/>
+          <w:szCs w:val="28"/>
+          <w:lang w:val="ru-RU"/>
+        </w:rPr>
+        <w:t>=lpjgo30wi0232058414 (дата обращения 28.11.2023 г.).</w:t>
       </w:r>
     </w:p>
     <w:p>
@@ -15674,6 +16459,7 @@
           <w:szCs w:val="28"/>
         </w:rPr>
       </w:pPr>
+      <w:proofErr w:type="spellStart"/>
       <w:r>
         <w:rPr>
           <w:rFonts w:ascii="Times New Roman" w:hAnsi="Times New Roman"/>
@@ -15682,7 +16468,37 @@
           <w:szCs w:val="28"/>
         </w:rPr>
         <w:lastRenderedPageBreak/>
-        <w:t>Объектно-ориентированное программирование, правила [</w:t>
+        <w:t>Объектно-ориентированное</w:t>
+      </w:r>
+      <w:proofErr w:type="spellEnd"/>
+      <w:r>
+        <w:rPr>
+          <w:rFonts w:ascii="Times New Roman" w:hAnsi="Times New Roman"/>
+          <w:i w:val="0"/>
+          <w:color w:val="000000" w:themeColor="text1"/>
+          <w:szCs w:val="28"/>
+        </w:rPr>
+        <w:t xml:space="preserve"> </w:t>
+      </w:r>
+      <w:proofErr w:type="spellStart"/>
+      <w:r>
+        <w:rPr>
+          <w:rFonts w:ascii="Times New Roman" w:hAnsi="Times New Roman"/>
+          <w:i w:val="0"/>
+          <w:color w:val="000000" w:themeColor="text1"/>
+          <w:szCs w:val="28"/>
+        </w:rPr>
+        <w:t>программирование</w:t>
+      </w:r>
+      <w:proofErr w:type="spellEnd"/>
+      <w:r>
+        <w:rPr>
+          <w:rFonts w:ascii="Times New Roman" w:hAnsi="Times New Roman"/>
+          <w:i w:val="0"/>
+          <w:color w:val="000000" w:themeColor="text1"/>
+          <w:szCs w:val="28"/>
+        </w:rPr>
+        <w:t>, правила [</w:t>
       </w:r>
       <w:r>
         <w:rPr>
@@ -15833,7 +16649,27 @@
           <w:color w:val="000000" w:themeColor="text1"/>
           <w:szCs w:val="28"/>
         </w:rPr>
-        <w:t xml:space="preserve"> https://habr.com/ru/post/232969/ (дата обращения 21.1</w:t>
+        <w:t xml:space="preserve"> https://habr.com/ru/post/232969/ (дата </w:t>
+      </w:r>
+      <w:proofErr w:type="spellStart"/>
+      <w:r>
+        <w:rPr>
+          <w:rFonts w:ascii="Times New Roman" w:hAnsi="Times New Roman"/>
+          <w:i w:val="0"/>
+          <w:color w:val="000000" w:themeColor="text1"/>
+          <w:szCs w:val="28"/>
+        </w:rPr>
+        <w:t>обращения</w:t>
+      </w:r>
+      <w:proofErr w:type="spellEnd"/>
+      <w:r>
+        <w:rPr>
+          <w:rFonts w:ascii="Times New Roman" w:hAnsi="Times New Roman"/>
+          <w:i w:val="0"/>
+          <w:color w:val="000000" w:themeColor="text1"/>
+          <w:szCs w:val="28"/>
+        </w:rPr>
+        <w:t xml:space="preserve"> 21.1</w:t>
       </w:r>
       <w:r>
         <w:rPr>
@@ -15883,6 +16719,7 @@
         </w:rPr>
         <w:t>О</w:t>
       </w:r>
+      <w:proofErr w:type="spellStart"/>
       <w:r>
         <w:rPr>
           <w:rFonts w:ascii="Times New Roman" w:hAnsi="Times New Roman"/>
@@ -15890,18 +16727,19 @@
           <w:color w:val="000000" w:themeColor="text1"/>
           <w:szCs w:val="28"/>
         </w:rPr>
-        <w:t xml:space="preserve">сновы электроники </w:t>
-      </w:r>
+        <w:t>сновы</w:t>
+      </w:r>
+      <w:proofErr w:type="spellEnd"/>
       <w:r>
         <w:rPr>
           <w:rFonts w:ascii="Times New Roman" w:hAnsi="Times New Roman"/>
           <w:i w:val="0"/>
           <w:color w:val="000000" w:themeColor="text1"/>
           <w:szCs w:val="28"/>
-          <w:lang w:val="ru-RU"/>
-        </w:rPr>
-        <w:t>у</w:t>
-      </w:r>
+        </w:rPr>
+        <w:t xml:space="preserve"> </w:t>
+      </w:r>
+      <w:proofErr w:type="spellStart"/>
       <w:r>
         <w:rPr>
           <w:rFonts w:ascii="Times New Roman" w:hAnsi="Times New Roman"/>
@@ -15909,7 +16747,87 @@
           <w:color w:val="000000" w:themeColor="text1"/>
           <w:szCs w:val="28"/>
         </w:rPr>
-        <w:t>чебное пособие для профессиональных училищ [</w:t>
+        <w:t>электроники</w:t>
+      </w:r>
+      <w:proofErr w:type="spellEnd"/>
+      <w:r>
+        <w:rPr>
+          <w:rFonts w:ascii="Times New Roman" w:hAnsi="Times New Roman"/>
+          <w:i w:val="0"/>
+          <w:color w:val="000000" w:themeColor="text1"/>
+          <w:szCs w:val="28"/>
+        </w:rPr>
+        <w:t xml:space="preserve"> </w:t>
+      </w:r>
+      <w:r>
+        <w:rPr>
+          <w:rFonts w:ascii="Times New Roman" w:hAnsi="Times New Roman"/>
+          <w:i w:val="0"/>
+          <w:color w:val="000000" w:themeColor="text1"/>
+          <w:szCs w:val="28"/>
+          <w:lang w:val="ru-RU"/>
+        </w:rPr>
+        <w:t>у</w:t>
+      </w:r>
+      <w:proofErr w:type="spellStart"/>
+      <w:r>
+        <w:rPr>
+          <w:rFonts w:ascii="Times New Roman" w:hAnsi="Times New Roman"/>
+          <w:i w:val="0"/>
+          <w:color w:val="000000" w:themeColor="text1"/>
+          <w:szCs w:val="28"/>
+        </w:rPr>
+        <w:t>чебное</w:t>
+      </w:r>
+      <w:proofErr w:type="spellEnd"/>
+      <w:r>
+        <w:rPr>
+          <w:rFonts w:ascii="Times New Roman" w:hAnsi="Times New Roman"/>
+          <w:i w:val="0"/>
+          <w:color w:val="000000" w:themeColor="text1"/>
+          <w:szCs w:val="28"/>
+        </w:rPr>
+        <w:t xml:space="preserve"> </w:t>
+      </w:r>
+      <w:proofErr w:type="spellStart"/>
+      <w:r>
+        <w:rPr>
+          <w:rFonts w:ascii="Times New Roman" w:hAnsi="Times New Roman"/>
+          <w:i w:val="0"/>
+          <w:color w:val="000000" w:themeColor="text1"/>
+          <w:szCs w:val="28"/>
+        </w:rPr>
+        <w:t>пособие</w:t>
+      </w:r>
+      <w:proofErr w:type="spellEnd"/>
+      <w:r>
+        <w:rPr>
+          <w:rFonts w:ascii="Times New Roman" w:hAnsi="Times New Roman"/>
+          <w:i w:val="0"/>
+          <w:color w:val="000000" w:themeColor="text1"/>
+          <w:szCs w:val="28"/>
+        </w:rPr>
+        <w:t xml:space="preserve"> для </w:t>
+      </w:r>
+      <w:proofErr w:type="spellStart"/>
+      <w:r>
+        <w:rPr>
+          <w:rFonts w:ascii="Times New Roman" w:hAnsi="Times New Roman"/>
+          <w:i w:val="0"/>
+          <w:color w:val="000000" w:themeColor="text1"/>
+          <w:szCs w:val="28"/>
+        </w:rPr>
+        <w:t>профессиональных</w:t>
+      </w:r>
+      <w:proofErr w:type="spellEnd"/>
+      <w:r>
+        <w:rPr>
+          <w:rFonts w:ascii="Times New Roman" w:hAnsi="Times New Roman"/>
+          <w:i w:val="0"/>
+          <w:color w:val="000000" w:themeColor="text1"/>
+          <w:szCs w:val="28"/>
+        </w:rPr>
+        <w:t xml:space="preserve"> училищ [</w:t>
       </w:r>
       <w:r>
         <w:rPr>
@@ -16058,7 +16976,27 @@
           <w:color w:val="000000" w:themeColor="text1"/>
           <w:szCs w:val="28"/>
         </w:rPr>
-        <w:t>https://www.booksite.ru/fulltext/sindeev/text.pdf (дата обращения: 2</w:t>
+        <w:t xml:space="preserve">https://www.booksite.ru/fulltext/sindeev/text.pdf (дата </w:t>
+      </w:r>
+      <w:proofErr w:type="spellStart"/>
+      <w:r>
+        <w:rPr>
+          <w:rFonts w:ascii="Times New Roman" w:hAnsi="Times New Roman"/>
+          <w:i w:val="0"/>
+          <w:color w:val="000000" w:themeColor="text1"/>
+          <w:szCs w:val="28"/>
+        </w:rPr>
+        <w:t>обращения</w:t>
+      </w:r>
+      <w:proofErr w:type="spellEnd"/>
+      <w:r>
+        <w:rPr>
+          <w:rFonts w:ascii="Times New Roman" w:hAnsi="Times New Roman"/>
+          <w:i w:val="0"/>
+          <w:color w:val="000000" w:themeColor="text1"/>
+          <w:szCs w:val="28"/>
+        </w:rPr>
+        <w:t>: 2</w:t>
       </w:r>
       <w:r>
         <w:rPr>
@@ -16196,6 +17134,7 @@
           <w:szCs w:val="28"/>
         </w:rPr>
       </w:pPr>
+      <w:proofErr w:type="spellStart"/>
       <w:r>
         <w:rPr>
           <w:rFonts w:ascii="Times New Roman" w:hAnsi="Times New Roman"/>
@@ -16203,17 +17142,17 @@
           <w:color w:val="000000" w:themeColor="text1"/>
           <w:szCs w:val="28"/>
         </w:rPr>
-        <w:t>Программирование AVR</w:t>
-      </w:r>
+        <w:t>Программирование</w:t>
+      </w:r>
+      <w:proofErr w:type="spellEnd"/>
       <w:r>
         <w:rPr>
           <w:rFonts w:ascii="Times New Roman" w:hAnsi="Times New Roman"/>
           <w:i w:val="0"/>
           <w:color w:val="000000" w:themeColor="text1"/>
           <w:szCs w:val="28"/>
-          <w:lang w:val="ru-RU"/>
-        </w:rPr>
-        <w:t>-</w:t>
+        </w:rPr>
+        <w:t xml:space="preserve"> AVR</w:t>
       </w:r>
       <w:r>
         <w:rPr>
@@ -16221,8 +17160,69 @@
           <w:i w:val="0"/>
           <w:color w:val="000000" w:themeColor="text1"/>
           <w:szCs w:val="28"/>
-        </w:rPr>
-        <w:t>микроконтроллеров: концептуальное погружение [</w:t>
+          <w:lang w:val="ru-RU"/>
+        </w:rPr>
+        <w:t>-</w:t>
+      </w:r>
+      <w:proofErr w:type="spellStart"/>
+      <w:r>
+        <w:rPr>
+          <w:rFonts w:ascii="Times New Roman" w:hAnsi="Times New Roman"/>
+          <w:i w:val="0"/>
+          <w:color w:val="000000" w:themeColor="text1"/>
+          <w:szCs w:val="28"/>
+        </w:rPr>
+        <w:t>микроконтроллеров</w:t>
+      </w:r>
+      <w:proofErr w:type="spellEnd"/>
+      <w:r>
+        <w:rPr>
+          <w:rFonts w:ascii="Times New Roman" w:hAnsi="Times New Roman"/>
+          <w:i w:val="0"/>
+          <w:color w:val="000000" w:themeColor="text1"/>
+          <w:szCs w:val="28"/>
+        </w:rPr>
+        <w:t xml:space="preserve">: </w:t>
+      </w:r>
+      <w:proofErr w:type="spellStart"/>
+      <w:r>
+        <w:rPr>
+          <w:rFonts w:ascii="Times New Roman" w:hAnsi="Times New Roman"/>
+          <w:i w:val="0"/>
+          <w:color w:val="000000" w:themeColor="text1"/>
+          <w:szCs w:val="28"/>
+        </w:rPr>
+        <w:t>концептуальное</w:t>
+      </w:r>
+      <w:proofErr w:type="spellEnd"/>
+      <w:r>
+        <w:rPr>
+          <w:rFonts w:ascii="Times New Roman" w:hAnsi="Times New Roman"/>
+          <w:i w:val="0"/>
+          <w:color w:val="000000" w:themeColor="text1"/>
+          <w:szCs w:val="28"/>
+        </w:rPr>
+        <w:t xml:space="preserve"> </w:t>
+      </w:r>
+      <w:proofErr w:type="spellStart"/>
+      <w:r>
+        <w:rPr>
+          <w:rFonts w:ascii="Times New Roman" w:hAnsi="Times New Roman"/>
+          <w:i w:val="0"/>
+          <w:color w:val="000000" w:themeColor="text1"/>
+          <w:szCs w:val="28"/>
+        </w:rPr>
+        <w:t>погружение</w:t>
+      </w:r>
+      <w:proofErr w:type="spellEnd"/>
+      <w:r>
+        <w:rPr>
+          <w:rFonts w:ascii="Times New Roman" w:hAnsi="Times New Roman"/>
+          <w:i w:val="0"/>
+          <w:color w:val="000000" w:themeColor="text1"/>
+          <w:szCs w:val="28"/>
+        </w:rPr>
+        <w:t xml:space="preserve"> [</w:t>
       </w:r>
       <w:r>
         <w:rPr>
@@ -16384,7 +17384,27 @@
           <w:color w:val="000000" w:themeColor="text1"/>
           <w:szCs w:val="28"/>
         </w:rPr>
-        <w:t xml:space="preserve"> https://habr.com/ru/post/463669 (дата обращения: 23.11.202</w:t>
+        <w:t xml:space="preserve"> https://habr.com/ru/post/463669 (дата </w:t>
+      </w:r>
+      <w:proofErr w:type="spellStart"/>
+      <w:r>
+        <w:rPr>
+          <w:rFonts w:ascii="Times New Roman" w:hAnsi="Times New Roman"/>
+          <w:i w:val="0"/>
+          <w:color w:val="000000" w:themeColor="text1"/>
+          <w:szCs w:val="28"/>
+        </w:rPr>
+        <w:t>обращения</w:t>
+      </w:r>
+      <w:proofErr w:type="spellEnd"/>
+      <w:r>
+        <w:rPr>
+          <w:rFonts w:ascii="Times New Roman" w:hAnsi="Times New Roman"/>
+          <w:i w:val="0"/>
+          <w:color w:val="000000" w:themeColor="text1"/>
+          <w:szCs w:val="28"/>
+        </w:rPr>
+        <w:t>: 23.11.202</w:t>
       </w:r>
       <w:r>
         <w:rPr>
@@ -16425,6 +17445,7 @@
           <w:szCs w:val="28"/>
         </w:rPr>
       </w:pPr>
+      <w:proofErr w:type="spellStart"/>
       <w:r>
         <w:rPr>
           <w:rFonts w:ascii="Times New Roman" w:hAnsi="Times New Roman"/>
@@ -16432,7 +17453,97 @@
           <w:color w:val="000000" w:themeColor="text1"/>
           <w:szCs w:val="28"/>
         </w:rPr>
-        <w:t>Программирование модулей Arduino. Виды и способы [</w:t>
+        <w:t>Программирование</w:t>
+      </w:r>
+      <w:proofErr w:type="spellEnd"/>
+      <w:r>
+        <w:rPr>
+          <w:rFonts w:ascii="Times New Roman" w:hAnsi="Times New Roman"/>
+          <w:i w:val="0"/>
+          <w:color w:val="000000" w:themeColor="text1"/>
+          <w:szCs w:val="28"/>
+        </w:rPr>
+        <w:t xml:space="preserve"> </w:t>
+      </w:r>
+      <w:proofErr w:type="spellStart"/>
+      <w:r>
+        <w:rPr>
+          <w:rFonts w:ascii="Times New Roman" w:hAnsi="Times New Roman"/>
+          <w:i w:val="0"/>
+          <w:color w:val="000000" w:themeColor="text1"/>
+          <w:szCs w:val="28"/>
+        </w:rPr>
+        <w:t>модулей</w:t>
+      </w:r>
+      <w:proofErr w:type="spellEnd"/>
+      <w:r>
+        <w:rPr>
+          <w:rFonts w:ascii="Times New Roman" w:hAnsi="Times New Roman"/>
+          <w:i w:val="0"/>
+          <w:color w:val="000000" w:themeColor="text1"/>
+          <w:szCs w:val="28"/>
+        </w:rPr>
+        <w:t xml:space="preserve"> </w:t>
+      </w:r>
+      <w:proofErr w:type="spellStart"/>
+      <w:r>
+        <w:rPr>
+          <w:rFonts w:ascii="Times New Roman" w:hAnsi="Times New Roman"/>
+          <w:i w:val="0"/>
+          <w:color w:val="000000" w:themeColor="text1"/>
+          <w:szCs w:val="28"/>
+        </w:rPr>
+        <w:t>Arduino</w:t>
+      </w:r>
+      <w:proofErr w:type="spellEnd"/>
+      <w:r>
+        <w:rPr>
+          <w:rFonts w:ascii="Times New Roman" w:hAnsi="Times New Roman"/>
+          <w:i w:val="0"/>
+          <w:color w:val="000000" w:themeColor="text1"/>
+          <w:szCs w:val="28"/>
+        </w:rPr>
+        <w:t xml:space="preserve">. </w:t>
+      </w:r>
+      <w:proofErr w:type="spellStart"/>
+      <w:r>
+        <w:rPr>
+          <w:rFonts w:ascii="Times New Roman" w:hAnsi="Times New Roman"/>
+          <w:i w:val="0"/>
+          <w:color w:val="000000" w:themeColor="text1"/>
+          <w:szCs w:val="28"/>
+        </w:rPr>
+        <w:t>Виды</w:t>
+      </w:r>
+      <w:proofErr w:type="spellEnd"/>
+      <w:r>
+        <w:rPr>
+          <w:rFonts w:ascii="Times New Roman" w:hAnsi="Times New Roman"/>
+          <w:i w:val="0"/>
+          <w:color w:val="000000" w:themeColor="text1"/>
+          <w:szCs w:val="28"/>
+        </w:rPr>
+        <w:t xml:space="preserve"> и </w:t>
+      </w:r>
+      <w:proofErr w:type="spellStart"/>
+      <w:r>
+        <w:rPr>
+          <w:rFonts w:ascii="Times New Roman" w:hAnsi="Times New Roman"/>
+          <w:i w:val="0"/>
+          <w:color w:val="000000" w:themeColor="text1"/>
+          <w:szCs w:val="28"/>
+        </w:rPr>
+        <w:t>способы</w:t>
+      </w:r>
+      <w:proofErr w:type="spellEnd"/>
+      <w:r>
+        <w:rPr>
+          <w:rFonts w:ascii="Times New Roman" w:hAnsi="Times New Roman"/>
+          <w:i w:val="0"/>
+          <w:color w:val="000000" w:themeColor="text1"/>
+          <w:szCs w:val="28"/>
+        </w:rPr>
+        <w:t xml:space="preserve"> [</w:t>
       </w:r>
       <w:r>
         <w:rPr>
@@ -16580,7 +17691,27 @@
           <w:color w:val="000000" w:themeColor="text1"/>
           <w:szCs w:val="28"/>
         </w:rPr>
-        <w:t xml:space="preserve">http://wiki.amperka.ru/продукты:ATmega328P:scriptl (дата обращения </w:t>
+        <w:t xml:space="preserve">http://wiki.amperka.ru/продукты:ATmega328P:scriptl (дата </w:t>
+      </w:r>
+      <w:proofErr w:type="spellStart"/>
+      <w:r>
+        <w:rPr>
+          <w:rFonts w:ascii="Times New Roman" w:hAnsi="Times New Roman"/>
+          <w:i w:val="0"/>
+          <w:color w:val="000000" w:themeColor="text1"/>
+          <w:szCs w:val="28"/>
+        </w:rPr>
+        <w:t>обращения</w:t>
+      </w:r>
+      <w:proofErr w:type="spellEnd"/>
+      <w:r>
+        <w:rPr>
+          <w:rFonts w:ascii="Times New Roman" w:hAnsi="Times New Roman"/>
+          <w:i w:val="0"/>
+          <w:color w:val="000000" w:themeColor="text1"/>
+          <w:szCs w:val="28"/>
+        </w:rPr>
+        <w:t xml:space="preserve"> </w:t>
       </w:r>
       <w:r>
         <w:rPr>
@@ -16657,7 +17788,7 @@
         </w:rPr>
         <w:t xml:space="preserve">. – Текст. Изображение: электронные. – URL: </w:t>
       </w:r>
-      <w:hyperlink r:id="rId45" w:history="1">
+      <w:hyperlink r:id="rId43" w:history="1">
         <w:r>
           <w:rPr>
             <w:rStyle w:val="ac"/>
@@ -16679,6 +17810,7 @@
           </w:rPr>
           <w:t>://3</w:t>
         </w:r>
+        <w:proofErr w:type="spellStart"/>
         <w:r>
           <w:rPr>
             <w:rStyle w:val="ac"/>
@@ -16690,6 +17822,7 @@
           </w:rPr>
           <w:t>dradar</w:t>
         </w:r>
+        <w:proofErr w:type="spellEnd"/>
         <w:r>
           <w:rPr>
             <w:rStyle w:val="ac"/>
@@ -16700,6 +17833,7 @@
           </w:rPr>
           <w:t>.</w:t>
         </w:r>
+        <w:proofErr w:type="spellStart"/>
         <w:r>
           <w:rPr>
             <w:rStyle w:val="ac"/>
@@ -16711,6 +17845,7 @@
           </w:rPr>
           <w:t>ru</w:t>
         </w:r>
+        <w:proofErr w:type="spellEnd"/>
         <w:r>
           <w:rPr>
             <w:rStyle w:val="ac"/>
@@ -16742,6 +17877,7 @@
           </w:rPr>
           <w:t>/45211/?</w:t>
         </w:r>
+        <w:proofErr w:type="spellStart"/>
         <w:r>
           <w:rPr>
             <w:rStyle w:val="ac"/>
@@ -16753,6 +17889,7 @@
           </w:rPr>
           <w:t>ysclid</w:t>
         </w:r>
+        <w:proofErr w:type="spellEnd"/>
         <w:r>
           <w:rPr>
             <w:rStyle w:val="ac"/>
@@ -16763,6 +17900,7 @@
           </w:rPr>
           <w:t>=</w:t>
         </w:r>
+        <w:proofErr w:type="spellStart"/>
         <w:r>
           <w:rPr>
             <w:rStyle w:val="ac"/>
@@ -16774,6 +17912,7 @@
           </w:rPr>
           <w:t>lnub</w:t>
         </w:r>
+        <w:proofErr w:type="spellEnd"/>
         <w:r>
           <w:rPr>
             <w:rStyle w:val="ac"/>
@@ -17039,7 +18178,7 @@
                     <pic:cNvPicPr/>
                   </pic:nvPicPr>
                   <pic:blipFill>
-                    <a:blip r:embed="rId46"/>
+                    <a:blip r:embed="rId44"/>
                     <a:stretch>
                       <a:fillRect/>
                     </a:stretch>
@@ -17377,7 +18516,27 @@
           <w:szCs w:val="28"/>
           <w:lang w:val="en-US"/>
         </w:rPr>
-        <w:t>Joystick_ Joystick;</w:t>
+        <w:t xml:space="preserve">Joystick_ </w:t>
+      </w:r>
+      <w:proofErr w:type="spellStart"/>
+      <w:r>
+        <w:rPr>
+          <w:color w:val="000000" w:themeColor="text1"/>
+          <w:sz w:val="28"/>
+          <w:szCs w:val="28"/>
+          <w:lang w:val="en-US"/>
+        </w:rPr>
+        <w:t>Joystick</w:t>
+      </w:r>
+      <w:proofErr w:type="spellEnd"/>
+      <w:r>
+        <w:rPr>
+          <w:color w:val="000000" w:themeColor="text1"/>
+          <w:sz w:val="28"/>
+          <w:szCs w:val="28"/>
+          <w:lang w:val="en-US"/>
+        </w:rPr>
+        <w:t>;</w:t>
       </w:r>
     </w:p>
     <w:p>
@@ -17399,7 +18558,27 @@
           <w:szCs w:val="28"/>
           <w:lang w:val="en-US"/>
         </w:rPr>
-        <w:t>const int pinToButtonMap = 9;</w:t>
+        <w:t xml:space="preserve">const int </w:t>
+      </w:r>
+      <w:proofErr w:type="spellStart"/>
+      <w:r>
+        <w:rPr>
+          <w:color w:val="000000" w:themeColor="text1"/>
+          <w:sz w:val="28"/>
+          <w:szCs w:val="28"/>
+          <w:lang w:val="en-US"/>
+        </w:rPr>
+        <w:t>pinToButtonMap</w:t>
+      </w:r>
+      <w:proofErr w:type="spellEnd"/>
+      <w:r>
+        <w:rPr>
+          <w:color w:val="000000" w:themeColor="text1"/>
+          <w:sz w:val="28"/>
+          <w:szCs w:val="28"/>
+          <w:lang w:val="en-US"/>
+        </w:rPr>
+        <w:t xml:space="preserve"> = 9;</w:t>
       </w:r>
     </w:p>
     <w:p>
@@ -17443,7 +18622,29 @@
           <w:szCs w:val="28"/>
           <w:lang w:val="en-US"/>
         </w:rPr>
-        <w:t xml:space="preserve">int p,sw; </w:t>
+        <w:t xml:space="preserve">int </w:t>
+      </w:r>
+      <w:proofErr w:type="spellStart"/>
+      <w:proofErr w:type="gramStart"/>
+      <w:r>
+        <w:rPr>
+          <w:color w:val="000000" w:themeColor="text1"/>
+          <w:sz w:val="28"/>
+          <w:szCs w:val="28"/>
+          <w:lang w:val="en-US"/>
+        </w:rPr>
+        <w:t>p,sw</w:t>
+      </w:r>
+      <w:proofErr w:type="spellEnd"/>
+      <w:proofErr w:type="gramEnd"/>
+      <w:r>
+        <w:rPr>
+          <w:color w:val="000000" w:themeColor="text1"/>
+          <w:sz w:val="28"/>
+          <w:szCs w:val="28"/>
+          <w:lang w:val="en-US"/>
+        </w:rPr>
+        <w:t xml:space="preserve">; </w:t>
       </w:r>
     </w:p>
     <w:p>
@@ -17465,7 +18666,27 @@
           <w:szCs w:val="28"/>
           <w:lang w:val="en-US"/>
         </w:rPr>
-        <w:t>void setup() {</w:t>
+        <w:t xml:space="preserve">void </w:t>
+      </w:r>
+      <w:proofErr w:type="gramStart"/>
+      <w:r>
+        <w:rPr>
+          <w:color w:val="000000" w:themeColor="text1"/>
+          <w:sz w:val="28"/>
+          <w:szCs w:val="28"/>
+          <w:lang w:val="en-US"/>
+        </w:rPr>
+        <w:t>setup(</w:t>
+      </w:r>
+      <w:proofErr w:type="gramEnd"/>
+      <w:r>
+        <w:rPr>
+          <w:color w:val="000000" w:themeColor="text1"/>
+          <w:sz w:val="28"/>
+          <w:szCs w:val="28"/>
+          <w:lang w:val="en-US"/>
+        </w:rPr>
+        <w:t>) {</w:t>
       </w:r>
     </w:p>
     <w:p>
@@ -17480,6 +18701,8 @@
           <w:lang w:val="en-US"/>
         </w:rPr>
       </w:pPr>
+      <w:proofErr w:type="spellStart"/>
+      <w:proofErr w:type="gramStart"/>
       <w:r>
         <w:rPr>
           <w:color w:val="000000" w:themeColor="text1"/>
@@ -17487,7 +18710,27 @@
           <w:szCs w:val="28"/>
           <w:lang w:val="en-US"/>
         </w:rPr>
-        <w:t>pinMode(LED, OUTPUT);</w:t>
+        <w:t>pinMode</w:t>
+      </w:r>
+      <w:proofErr w:type="spellEnd"/>
+      <w:r>
+        <w:rPr>
+          <w:color w:val="000000" w:themeColor="text1"/>
+          <w:sz w:val="28"/>
+          <w:szCs w:val="28"/>
+          <w:lang w:val="en-US"/>
+        </w:rPr>
+        <w:t>(</w:t>
+      </w:r>
+      <w:proofErr w:type="gramEnd"/>
+      <w:r>
+        <w:rPr>
+          <w:color w:val="000000" w:themeColor="text1"/>
+          <w:sz w:val="28"/>
+          <w:szCs w:val="28"/>
+          <w:lang w:val="en-US"/>
+        </w:rPr>
+        <w:t>LED, OUTPUT);</w:t>
       </w:r>
     </w:p>
     <w:p>
@@ -17502,6 +18745,8 @@
           <w:lang w:val="en-US"/>
         </w:rPr>
       </w:pPr>
+      <w:proofErr w:type="spellStart"/>
+      <w:proofErr w:type="gramStart"/>
       <w:r>
         <w:rPr>
           <w:color w:val="000000" w:themeColor="text1"/>
@@ -17509,7 +18754,38 @@
           <w:szCs w:val="28"/>
           <w:lang w:val="en-US"/>
         </w:rPr>
-        <w:t>pinMode(pinToButtonMap, INPUT_PULLUP);</w:t>
+        <w:t>pinMode</w:t>
+      </w:r>
+      <w:proofErr w:type="spellEnd"/>
+      <w:r>
+        <w:rPr>
+          <w:color w:val="000000" w:themeColor="text1"/>
+          <w:sz w:val="28"/>
+          <w:szCs w:val="28"/>
+          <w:lang w:val="en-US"/>
+        </w:rPr>
+        <w:t>(</w:t>
+      </w:r>
+      <w:proofErr w:type="spellStart"/>
+      <w:proofErr w:type="gramEnd"/>
+      <w:r>
+        <w:rPr>
+          <w:color w:val="000000" w:themeColor="text1"/>
+          <w:sz w:val="28"/>
+          <w:szCs w:val="28"/>
+          <w:lang w:val="en-US"/>
+        </w:rPr>
+        <w:t>pinToButtonMap</w:t>
+      </w:r>
+      <w:proofErr w:type="spellEnd"/>
+      <w:r>
+        <w:rPr>
+          <w:color w:val="000000" w:themeColor="text1"/>
+          <w:sz w:val="28"/>
+          <w:szCs w:val="28"/>
+          <w:lang w:val="en-US"/>
+        </w:rPr>
+        <w:t>, INPUT_PULLUP);</w:t>
       </w:r>
     </w:p>
     <w:p>
@@ -17524,6 +18800,7 @@
           <w:lang w:val="en-US"/>
         </w:rPr>
       </w:pPr>
+      <w:proofErr w:type="spellStart"/>
       <w:r>
         <w:rPr>
           <w:color w:val="000000" w:themeColor="text1"/>
@@ -17531,7 +18808,37 @@
           <w:szCs w:val="28"/>
           <w:lang w:val="en-US"/>
         </w:rPr>
-        <w:t>pinMode(1,INPUT);</w:t>
+        <w:t>pinMode</w:t>
+      </w:r>
+      <w:proofErr w:type="spellEnd"/>
+      <w:r>
+        <w:rPr>
+          <w:color w:val="000000" w:themeColor="text1"/>
+          <w:sz w:val="28"/>
+          <w:szCs w:val="28"/>
+          <w:lang w:val="en-US"/>
+        </w:rPr>
+        <w:t>(</w:t>
+      </w:r>
+      <w:proofErr w:type="gramStart"/>
+      <w:r>
+        <w:rPr>
+          <w:color w:val="000000" w:themeColor="text1"/>
+          <w:sz w:val="28"/>
+          <w:szCs w:val="28"/>
+          <w:lang w:val="en-US"/>
+        </w:rPr>
+        <w:t>1,INPUT</w:t>
+      </w:r>
+      <w:proofErr w:type="gramEnd"/>
+      <w:r>
+        <w:rPr>
+          <w:color w:val="000000" w:themeColor="text1"/>
+          <w:sz w:val="28"/>
+          <w:szCs w:val="28"/>
+          <w:lang w:val="en-US"/>
+        </w:rPr>
+        <w:t>);</w:t>
       </w:r>
     </w:p>
     <w:p>
@@ -17546,6 +18853,7 @@
           <w:lang w:val="en-US"/>
         </w:rPr>
       </w:pPr>
+      <w:proofErr w:type="spellStart"/>
       <w:r>
         <w:rPr>
           <w:color w:val="000000" w:themeColor="text1"/>
@@ -17553,7 +18861,37 @@
           <w:szCs w:val="28"/>
           <w:lang w:val="en-US"/>
         </w:rPr>
-        <w:t>pinMode(12,OUTPUT);</w:t>
+        <w:t>pinMode</w:t>
+      </w:r>
+      <w:proofErr w:type="spellEnd"/>
+      <w:r>
+        <w:rPr>
+          <w:color w:val="000000" w:themeColor="text1"/>
+          <w:sz w:val="28"/>
+          <w:szCs w:val="28"/>
+          <w:lang w:val="en-US"/>
+        </w:rPr>
+        <w:t>(</w:t>
+      </w:r>
+      <w:proofErr w:type="gramStart"/>
+      <w:r>
+        <w:rPr>
+          <w:color w:val="000000" w:themeColor="text1"/>
+          <w:sz w:val="28"/>
+          <w:szCs w:val="28"/>
+          <w:lang w:val="en-US"/>
+        </w:rPr>
+        <w:t>12,OUTPUT</w:t>
+      </w:r>
+      <w:proofErr w:type="gramEnd"/>
+      <w:r>
+        <w:rPr>
+          <w:color w:val="000000" w:themeColor="text1"/>
+          <w:sz w:val="28"/>
+          <w:szCs w:val="28"/>
+          <w:lang w:val="en-US"/>
+        </w:rPr>
+        <w:t>);</w:t>
       </w:r>
     </w:p>
     <w:p>
@@ -17568,6 +18906,7 @@
           <w:lang w:val="en-US"/>
         </w:rPr>
       </w:pPr>
+      <w:proofErr w:type="spellStart"/>
       <w:r>
         <w:rPr>
           <w:color w:val="000000" w:themeColor="text1"/>
@@ -17575,7 +18914,17 @@
           <w:szCs w:val="28"/>
           <w:lang w:val="en-US"/>
         </w:rPr>
-        <w:t>Joystick.begin();</w:t>
+        <w:t>Joystick.begin</w:t>
+      </w:r>
+      <w:proofErr w:type="spellEnd"/>
+      <w:r>
+        <w:rPr>
+          <w:color w:val="000000" w:themeColor="text1"/>
+          <w:sz w:val="28"/>
+          <w:szCs w:val="28"/>
+          <w:lang w:val="en-US"/>
+        </w:rPr>
+        <w:t>();</w:t>
       </w:r>
     </w:p>
     <w:p>
@@ -17612,6 +18961,7 @@
           <w:lang w:val="en-US"/>
         </w:rPr>
       </w:pPr>
+      <w:proofErr w:type="spellStart"/>
       <w:r>
         <w:rPr>
           <w:color w:val="000000" w:themeColor="text1"/>
@@ -17619,7 +18969,17 @@
           <w:szCs w:val="28"/>
           <w:lang w:val="en-US"/>
         </w:rPr>
-        <w:t>sw=0;}</w:t>
+        <w:t>sw</w:t>
+      </w:r>
+      <w:proofErr w:type="spellEnd"/>
+      <w:r>
+        <w:rPr>
+          <w:color w:val="000000" w:themeColor="text1"/>
+          <w:sz w:val="28"/>
+          <w:szCs w:val="28"/>
+          <w:lang w:val="en-US"/>
+        </w:rPr>
+        <w:t>=0;}</w:t>
       </w:r>
     </w:p>
     <w:p>
@@ -17641,7 +19001,27 @@
           <w:szCs w:val="28"/>
           <w:lang w:val="en-US"/>
         </w:rPr>
-        <w:t>int lastButtonState = 0;</w:t>
+        <w:t xml:space="preserve">int </w:t>
+      </w:r>
+      <w:proofErr w:type="spellStart"/>
+      <w:r>
+        <w:rPr>
+          <w:color w:val="000000" w:themeColor="text1"/>
+          <w:sz w:val="28"/>
+          <w:szCs w:val="28"/>
+          <w:lang w:val="en-US"/>
+        </w:rPr>
+        <w:t>lastButtonState</w:t>
+      </w:r>
+      <w:proofErr w:type="spellEnd"/>
+      <w:r>
+        <w:rPr>
+          <w:color w:val="000000" w:themeColor="text1"/>
+          <w:sz w:val="28"/>
+          <w:szCs w:val="28"/>
+          <w:lang w:val="en-US"/>
+        </w:rPr>
+        <w:t xml:space="preserve"> = 0;</w:t>
       </w:r>
     </w:p>
     <w:p>
@@ -17663,7 +19043,27 @@
           <w:szCs w:val="28"/>
           <w:lang w:val="en-US"/>
         </w:rPr>
-        <w:t>void loop() {</w:t>
+        <w:t xml:space="preserve">void </w:t>
+      </w:r>
+      <w:proofErr w:type="gramStart"/>
+      <w:r>
+        <w:rPr>
+          <w:color w:val="000000" w:themeColor="text1"/>
+          <w:sz w:val="28"/>
+          <w:szCs w:val="28"/>
+          <w:lang w:val="en-US"/>
+        </w:rPr>
+        <w:t>loop(</w:t>
+      </w:r>
+      <w:proofErr w:type="gramEnd"/>
+      <w:r>
+        <w:rPr>
+          <w:color w:val="000000" w:themeColor="text1"/>
+          <w:sz w:val="28"/>
+          <w:szCs w:val="28"/>
+          <w:lang w:val="en-US"/>
+        </w:rPr>
+        <w:t>) {</w:t>
       </w:r>
     </w:p>
     <w:p>
@@ -17685,7 +19085,58 @@
           <w:szCs w:val="28"/>
           <w:lang w:val="en-US"/>
         </w:rPr>
-        <w:t>if(digitalRead(1)&gt;0){sw++;}</w:t>
+        <w:t>if(</w:t>
+      </w:r>
+      <w:proofErr w:type="spellStart"/>
+      <w:r>
+        <w:rPr>
+          <w:color w:val="000000" w:themeColor="text1"/>
+          <w:sz w:val="28"/>
+          <w:szCs w:val="28"/>
+          <w:lang w:val="en-US"/>
+        </w:rPr>
+        <w:t>digitalRead</w:t>
+      </w:r>
+      <w:proofErr w:type="spellEnd"/>
+      <w:r>
+        <w:rPr>
+          <w:color w:val="000000" w:themeColor="text1"/>
+          <w:sz w:val="28"/>
+          <w:szCs w:val="28"/>
+          <w:lang w:val="en-US"/>
+        </w:rPr>
+        <w:t>(1)&gt;</w:t>
+      </w:r>
+      <w:proofErr w:type="gramStart"/>
+      <w:r>
+        <w:rPr>
+          <w:color w:val="000000" w:themeColor="text1"/>
+          <w:sz w:val="28"/>
+          <w:szCs w:val="28"/>
+          <w:lang w:val="en-US"/>
+        </w:rPr>
+        <w:t>0){</w:t>
+      </w:r>
+      <w:proofErr w:type="spellStart"/>
+      <w:proofErr w:type="gramEnd"/>
+      <w:r>
+        <w:rPr>
+          <w:color w:val="000000" w:themeColor="text1"/>
+          <w:sz w:val="28"/>
+          <w:szCs w:val="28"/>
+          <w:lang w:val="en-US"/>
+        </w:rPr>
+        <w:t>sw</w:t>
+      </w:r>
+      <w:proofErr w:type="spellEnd"/>
+      <w:r>
+        <w:rPr>
+          <w:color w:val="000000" w:themeColor="text1"/>
+          <w:sz w:val="28"/>
+          <w:szCs w:val="28"/>
+          <w:lang w:val="en-US"/>
+        </w:rPr>
+        <w:t>++;}</w:t>
       </w:r>
     </w:p>
     <w:p>
@@ -17700,6 +19151,7 @@
           <w:lang w:val="en-US"/>
         </w:rPr>
       </w:pPr>
+      <w:proofErr w:type="gramStart"/>
       <w:r>
         <w:rPr>
           <w:color w:val="000000" w:themeColor="text1"/>
@@ -17709,6 +19161,7 @@
         </w:rPr>
         <w:t>else{</w:t>
       </w:r>
+      <w:proofErr w:type="gramEnd"/>
     </w:p>
     <w:p>
       <w:pPr>
@@ -17729,8 +19182,39 @@
           <w:szCs w:val="28"/>
           <w:lang w:val="en-US"/>
         </w:rPr>
-        <w:t>if(sw&gt;1){</w:t>
-      </w:r>
+        <w:t>if(</w:t>
+      </w:r>
+      <w:proofErr w:type="spellStart"/>
+      <w:r>
+        <w:rPr>
+          <w:color w:val="000000" w:themeColor="text1"/>
+          <w:sz w:val="28"/>
+          <w:szCs w:val="28"/>
+          <w:lang w:val="en-US"/>
+        </w:rPr>
+        <w:t>sw</w:t>
+      </w:r>
+      <w:proofErr w:type="spellEnd"/>
+      <w:r>
+        <w:rPr>
+          <w:color w:val="000000" w:themeColor="text1"/>
+          <w:sz w:val="28"/>
+          <w:szCs w:val="28"/>
+          <w:lang w:val="en-US"/>
+        </w:rPr>
+        <w:t>&gt;</w:t>
+      </w:r>
+      <w:proofErr w:type="gramStart"/>
+      <w:r>
+        <w:rPr>
+          <w:color w:val="000000" w:themeColor="text1"/>
+          <w:sz w:val="28"/>
+          <w:szCs w:val="28"/>
+          <w:lang w:val="en-US"/>
+        </w:rPr>
+        <w:t>1){</w:t>
+      </w:r>
+      <w:proofErr w:type="gramEnd"/>
     </w:p>
     <w:p>
       <w:pPr>
@@ -17744,6 +19228,8 @@
           <w:lang w:val="en-US"/>
         </w:rPr>
       </w:pPr>
+      <w:proofErr w:type="spellStart"/>
+      <w:proofErr w:type="gramStart"/>
       <w:r>
         <w:rPr>
           <w:color w:val="000000" w:themeColor="text1"/>
@@ -17751,7 +19237,27 @@
           <w:szCs w:val="28"/>
           <w:lang w:val="en-US"/>
         </w:rPr>
-        <w:t>digitalWrite(12,1);</w:t>
+        <w:t>digitalWrite</w:t>
+      </w:r>
+      <w:proofErr w:type="spellEnd"/>
+      <w:r>
+        <w:rPr>
+          <w:color w:val="000000" w:themeColor="text1"/>
+          <w:sz w:val="28"/>
+          <w:szCs w:val="28"/>
+          <w:lang w:val="en-US"/>
+        </w:rPr>
+        <w:t>(</w:t>
+      </w:r>
+      <w:proofErr w:type="gramEnd"/>
+      <w:r>
+        <w:rPr>
+          <w:color w:val="000000" w:themeColor="text1"/>
+          <w:sz w:val="28"/>
+          <w:szCs w:val="28"/>
+          <w:lang w:val="en-US"/>
+        </w:rPr>
+        <w:t>12,1);</w:t>
       </w:r>
     </w:p>
     <w:p>
@@ -17773,7 +19279,38 @@
           <w:szCs w:val="28"/>
           <w:lang w:val="en-US"/>
         </w:rPr>
-        <w:t>p=(millis()/1000);</w:t>
+        <w:t>p=(</w:t>
+      </w:r>
+      <w:proofErr w:type="spellStart"/>
+      <w:proofErr w:type="gramStart"/>
+      <w:r>
+        <w:rPr>
+          <w:color w:val="000000" w:themeColor="text1"/>
+          <w:sz w:val="28"/>
+          <w:szCs w:val="28"/>
+          <w:lang w:val="en-US"/>
+        </w:rPr>
+        <w:t>millis</w:t>
+      </w:r>
+      <w:proofErr w:type="spellEnd"/>
+      <w:r>
+        <w:rPr>
+          <w:color w:val="000000" w:themeColor="text1"/>
+          <w:sz w:val="28"/>
+          <w:szCs w:val="28"/>
+          <w:lang w:val="en-US"/>
+        </w:rPr>
+        <w:t>(</w:t>
+      </w:r>
+      <w:proofErr w:type="gramEnd"/>
+      <w:r>
+        <w:rPr>
+          <w:color w:val="000000" w:themeColor="text1"/>
+          <w:sz w:val="28"/>
+          <w:szCs w:val="28"/>
+          <w:lang w:val="en-US"/>
+        </w:rPr>
+        <w:t>)/1000);</w:t>
       </w:r>
     </w:p>
     <w:p>
@@ -17795,8 +19332,19 @@
           <w:szCs w:val="28"/>
           <w:lang w:val="en-US"/>
         </w:rPr>
-        <w:t>if (p==5){</w:t>
-      </w:r>
+        <w:t>if (p==</w:t>
+      </w:r>
+      <w:proofErr w:type="gramStart"/>
+      <w:r>
+        <w:rPr>
+          <w:color w:val="000000" w:themeColor="text1"/>
+          <w:sz w:val="28"/>
+          <w:szCs w:val="28"/>
+          <w:lang w:val="en-US"/>
+        </w:rPr>
+        <w:t>5){</w:t>
+      </w:r>
+      <w:proofErr w:type="gramEnd"/>
     </w:p>
     <w:p>
       <w:pPr>
@@ -17810,6 +19358,8 @@
           <w:lang w:val="en-US"/>
         </w:rPr>
       </w:pPr>
+      <w:proofErr w:type="spellStart"/>
+      <w:proofErr w:type="gramStart"/>
       <w:r>
         <w:rPr>
           <w:color w:val="000000" w:themeColor="text1"/>
@@ -17817,7 +19367,27 @@
           <w:szCs w:val="28"/>
           <w:lang w:val="en-US"/>
         </w:rPr>
-        <w:t>digitalWrite(12,0);}}}</w:t>
+        <w:t>digitalWrite</w:t>
+      </w:r>
+      <w:proofErr w:type="spellEnd"/>
+      <w:r>
+        <w:rPr>
+          <w:color w:val="000000" w:themeColor="text1"/>
+          <w:sz w:val="28"/>
+          <w:szCs w:val="28"/>
+          <w:lang w:val="en-US"/>
+        </w:rPr>
+        <w:t>(</w:t>
+      </w:r>
+      <w:proofErr w:type="gramEnd"/>
+      <w:r>
+        <w:rPr>
+          <w:color w:val="000000" w:themeColor="text1"/>
+          <w:sz w:val="28"/>
+          <w:szCs w:val="28"/>
+          <w:lang w:val="en-US"/>
+        </w:rPr>
+        <w:t>12,0);}}}</w:t>
       </w:r>
     </w:p>
     <w:p>
@@ -17832,6 +19402,8 @@
           <w:lang w:val="en-US"/>
         </w:rPr>
       </w:pPr>
+      <w:proofErr w:type="spellStart"/>
+      <w:proofErr w:type="gramStart"/>
       <w:r>
         <w:rPr>
           <w:color w:val="000000" w:themeColor="text1"/>
@@ -17839,7 +19411,27 @@
           <w:szCs w:val="28"/>
           <w:lang w:val="en-US"/>
         </w:rPr>
-        <w:t>digitalWrite(LED,HIGH);</w:t>
+        <w:t>digitalWrite</w:t>
+      </w:r>
+      <w:proofErr w:type="spellEnd"/>
+      <w:r>
+        <w:rPr>
+          <w:color w:val="000000" w:themeColor="text1"/>
+          <w:sz w:val="28"/>
+          <w:szCs w:val="28"/>
+          <w:lang w:val="en-US"/>
+        </w:rPr>
+        <w:t>(</w:t>
+      </w:r>
+      <w:proofErr w:type="gramEnd"/>
+      <w:r>
+        <w:rPr>
+          <w:color w:val="000000" w:themeColor="text1"/>
+          <w:sz w:val="28"/>
+          <w:szCs w:val="28"/>
+          <w:lang w:val="en-US"/>
+        </w:rPr>
+        <w:t>LED,HIGH);</w:t>
       </w:r>
     </w:p>
     <w:p>
@@ -17854,6 +19446,7 @@
           <w:lang w:val="en-US"/>
         </w:rPr>
       </w:pPr>
+      <w:proofErr w:type="gramStart"/>
       <w:r>
         <w:rPr>
           <w:color w:val="000000" w:themeColor="text1"/>
@@ -17861,7 +19454,17 @@
           <w:szCs w:val="28"/>
           <w:lang w:val="en-US"/>
         </w:rPr>
-        <w:t>delay(5000);</w:t>
+        <w:t>delay(</w:t>
+      </w:r>
+      <w:proofErr w:type="gramEnd"/>
+      <w:r>
+        <w:rPr>
+          <w:color w:val="000000" w:themeColor="text1"/>
+          <w:sz w:val="28"/>
+          <w:szCs w:val="28"/>
+          <w:lang w:val="en-US"/>
+        </w:rPr>
+        <w:t>5000);</w:t>
       </w:r>
     </w:p>
     <w:p>
@@ -17876,6 +19479,8 @@
           <w:lang w:val="en-US"/>
         </w:rPr>
       </w:pPr>
+      <w:proofErr w:type="spellStart"/>
+      <w:proofErr w:type="gramStart"/>
       <w:r>
         <w:rPr>
           <w:color w:val="000000" w:themeColor="text1"/>
@@ -17883,7 +19488,27 @@
           <w:szCs w:val="28"/>
           <w:lang w:val="en-US"/>
         </w:rPr>
-        <w:t>digitalWrite(LED,LOW);</w:t>
+        <w:t>digitalWrite</w:t>
+      </w:r>
+      <w:proofErr w:type="spellEnd"/>
+      <w:r>
+        <w:rPr>
+          <w:color w:val="000000" w:themeColor="text1"/>
+          <w:sz w:val="28"/>
+          <w:szCs w:val="28"/>
+          <w:lang w:val="en-US"/>
+        </w:rPr>
+        <w:t>(</w:t>
+      </w:r>
+      <w:proofErr w:type="gramEnd"/>
+      <w:r>
+        <w:rPr>
+          <w:color w:val="000000" w:themeColor="text1"/>
+          <w:sz w:val="28"/>
+          <w:szCs w:val="28"/>
+          <w:lang w:val="en-US"/>
+        </w:rPr>
+        <w:t>LED,LOW);</w:t>
       </w:r>
     </w:p>
     <w:p>
@@ -17898,6 +19523,7 @@
           <w:lang w:val="en-US"/>
         </w:rPr>
       </w:pPr>
+      <w:proofErr w:type="gramStart"/>
       <w:r>
         <w:rPr>
           <w:color w:val="000000" w:themeColor="text1"/>
@@ -17905,7 +19531,17 @@
           <w:szCs w:val="28"/>
           <w:lang w:val="en-US"/>
         </w:rPr>
-        <w:t>delay(5000);</w:t>
+        <w:t>delay(</w:t>
+      </w:r>
+      <w:proofErr w:type="gramEnd"/>
+      <w:r>
+        <w:rPr>
+          <w:color w:val="000000" w:themeColor="text1"/>
+          <w:sz w:val="28"/>
+          <w:szCs w:val="28"/>
+          <w:lang w:val="en-US"/>
+        </w:rPr>
+        <w:t>5000);</w:t>
       </w:r>
     </w:p>
     <w:p>
@@ -17928,7 +19564,78 @@
           <w:lang w:val="en-US"/>
         </w:rPr>
         <w:lastRenderedPageBreak/>
-        <w:t>int currentButtonState = !digitalRead(pinToButtonMap);</w:t>
+        <w:t xml:space="preserve">int </w:t>
+      </w:r>
+      <w:proofErr w:type="spellStart"/>
+      <w:r>
+        <w:rPr>
+          <w:color w:val="000000" w:themeColor="text1"/>
+          <w:sz w:val="28"/>
+          <w:szCs w:val="28"/>
+          <w:lang w:val="en-US"/>
+        </w:rPr>
+        <w:t>currentButtonState</w:t>
+      </w:r>
+      <w:proofErr w:type="spellEnd"/>
+      <w:r>
+        <w:rPr>
+          <w:color w:val="000000" w:themeColor="text1"/>
+          <w:sz w:val="28"/>
+          <w:szCs w:val="28"/>
+          <w:lang w:val="en-US"/>
+        </w:rPr>
+        <w:t xml:space="preserve"> </w:t>
+      </w:r>
+      <w:proofErr w:type="gramStart"/>
+      <w:r>
+        <w:rPr>
+          <w:color w:val="000000" w:themeColor="text1"/>
+          <w:sz w:val="28"/>
+          <w:szCs w:val="28"/>
+          <w:lang w:val="en-US"/>
+        </w:rPr>
+        <w:t>= !</w:t>
+      </w:r>
+      <w:proofErr w:type="spellStart"/>
+      <w:r>
+        <w:rPr>
+          <w:color w:val="000000" w:themeColor="text1"/>
+          <w:sz w:val="28"/>
+          <w:szCs w:val="28"/>
+          <w:lang w:val="en-US"/>
+        </w:rPr>
+        <w:t>digitalRead</w:t>
+      </w:r>
+      <w:proofErr w:type="spellEnd"/>
+      <w:proofErr w:type="gramEnd"/>
+      <w:r>
+        <w:rPr>
+          <w:color w:val="000000" w:themeColor="text1"/>
+          <w:sz w:val="28"/>
+          <w:szCs w:val="28"/>
+          <w:lang w:val="en-US"/>
+        </w:rPr>
+        <w:t>(</w:t>
+      </w:r>
+      <w:proofErr w:type="spellStart"/>
+      <w:r>
+        <w:rPr>
+          <w:color w:val="000000" w:themeColor="text1"/>
+          <w:sz w:val="28"/>
+          <w:szCs w:val="28"/>
+          <w:lang w:val="en-US"/>
+        </w:rPr>
+        <w:t>pinToButtonMap</w:t>
+      </w:r>
+      <w:proofErr w:type="spellEnd"/>
+      <w:r>
+        <w:rPr>
+          <w:color w:val="000000" w:themeColor="text1"/>
+          <w:sz w:val="28"/>
+          <w:szCs w:val="28"/>
+          <w:lang w:val="en-US"/>
+        </w:rPr>
+        <w:t>);</w:t>
       </w:r>
     </w:p>
     <w:p>
@@ -17950,7 +19657,58 @@
           <w:szCs w:val="28"/>
           <w:lang w:val="en-US"/>
         </w:rPr>
-        <w:t>if (currentButtonState != lastButtonState){</w:t>
+        <w:t>if (</w:t>
+      </w:r>
+      <w:proofErr w:type="spellStart"/>
+      <w:proofErr w:type="gramStart"/>
+      <w:r>
+        <w:rPr>
+          <w:color w:val="000000" w:themeColor="text1"/>
+          <w:sz w:val="28"/>
+          <w:szCs w:val="28"/>
+          <w:lang w:val="en-US"/>
+        </w:rPr>
+        <w:t>currentButtonState</w:t>
+      </w:r>
+      <w:proofErr w:type="spellEnd"/>
+      <w:r>
+        <w:rPr>
+          <w:color w:val="000000" w:themeColor="text1"/>
+          <w:sz w:val="28"/>
+          <w:szCs w:val="28"/>
+          <w:lang w:val="en-US"/>
+        </w:rPr>
+        <w:t xml:space="preserve"> !</w:t>
+      </w:r>
+      <w:proofErr w:type="gramEnd"/>
+      <w:r>
+        <w:rPr>
+          <w:color w:val="000000" w:themeColor="text1"/>
+          <w:sz w:val="28"/>
+          <w:szCs w:val="28"/>
+          <w:lang w:val="en-US"/>
+        </w:rPr>
+        <w:t xml:space="preserve">= </w:t>
+      </w:r>
+      <w:proofErr w:type="spellStart"/>
+      <w:r>
+        <w:rPr>
+          <w:color w:val="000000" w:themeColor="text1"/>
+          <w:sz w:val="28"/>
+          <w:szCs w:val="28"/>
+          <w:lang w:val="en-US"/>
+        </w:rPr>
+        <w:t>lastButtonState</w:t>
+      </w:r>
+      <w:proofErr w:type="spellEnd"/>
+      <w:r>
+        <w:rPr>
+          <w:color w:val="000000" w:themeColor="text1"/>
+          <w:sz w:val="28"/>
+          <w:szCs w:val="28"/>
+          <w:lang w:val="en-US"/>
+        </w:rPr>
+        <w:t>){</w:t>
       </w:r>
     </w:p>
     <w:p>
@@ -17965,6 +19723,7 @@
           <w:lang w:val="en-US"/>
         </w:rPr>
       </w:pPr>
+      <w:proofErr w:type="spellStart"/>
       <w:r>
         <w:rPr>
           <w:color w:val="000000" w:themeColor="text1"/>
@@ -17972,7 +19731,37 @@
           <w:szCs w:val="28"/>
           <w:lang w:val="en-US"/>
         </w:rPr>
-        <w:t>Joystick.setButton(0, currentButtonState);</w:t>
+        <w:t>Joystick.setButton</w:t>
+      </w:r>
+      <w:proofErr w:type="spellEnd"/>
+      <w:r>
+        <w:rPr>
+          <w:color w:val="000000" w:themeColor="text1"/>
+          <w:sz w:val="28"/>
+          <w:szCs w:val="28"/>
+          <w:lang w:val="en-US"/>
+        </w:rPr>
+        <w:t xml:space="preserve">(0, </w:t>
+      </w:r>
+      <w:proofErr w:type="spellStart"/>
+      <w:r>
+        <w:rPr>
+          <w:color w:val="000000" w:themeColor="text1"/>
+          <w:sz w:val="28"/>
+          <w:szCs w:val="28"/>
+          <w:lang w:val="en-US"/>
+        </w:rPr>
+        <w:t>currentButtonState</w:t>
+      </w:r>
+      <w:proofErr w:type="spellEnd"/>
+      <w:r>
+        <w:rPr>
+          <w:color w:val="000000" w:themeColor="text1"/>
+          <w:sz w:val="28"/>
+          <w:szCs w:val="28"/>
+          <w:lang w:val="en-US"/>
+        </w:rPr>
+        <w:t>);</w:t>
       </w:r>
     </w:p>
     <w:p>
@@ -17987,6 +19776,7 @@
           <w:lang w:val="en-US"/>
         </w:rPr>
       </w:pPr>
+      <w:proofErr w:type="spellStart"/>
       <w:r>
         <w:rPr>
           <w:color w:val="000000" w:themeColor="text1"/>
@@ -17994,7 +19784,37 @@
           <w:szCs w:val="28"/>
           <w:lang w:val="en-US"/>
         </w:rPr>
-        <w:t>lastButtonState = currentButtonState;}</w:t>
+        <w:t>lastButtonState</w:t>
+      </w:r>
+      <w:proofErr w:type="spellEnd"/>
+      <w:r>
+        <w:rPr>
+          <w:color w:val="000000" w:themeColor="text1"/>
+          <w:sz w:val="28"/>
+          <w:szCs w:val="28"/>
+          <w:lang w:val="en-US"/>
+        </w:rPr>
+        <w:t xml:space="preserve"> = </w:t>
+      </w:r>
+      <w:proofErr w:type="spellStart"/>
+      <w:r>
+        <w:rPr>
+          <w:color w:val="000000" w:themeColor="text1"/>
+          <w:sz w:val="28"/>
+          <w:szCs w:val="28"/>
+          <w:lang w:val="en-US"/>
+        </w:rPr>
+        <w:t>currentButtonState</w:t>
+      </w:r>
+      <w:proofErr w:type="spellEnd"/>
+      <w:r>
+        <w:rPr>
+          <w:color w:val="000000" w:themeColor="text1"/>
+          <w:sz w:val="28"/>
+          <w:szCs w:val="28"/>
+          <w:lang w:val="en-US"/>
+        </w:rPr>
+        <w:t>;}</w:t>
       </w:r>
     </w:p>
     <w:p>
@@ -18009,6 +19829,7 @@
           <w:lang w:val="en-US"/>
         </w:rPr>
       </w:pPr>
+      <w:proofErr w:type="gramStart"/>
       <w:r>
         <w:rPr>
           <w:color w:val="000000" w:themeColor="text1"/>
@@ -18016,7 +19837,17 @@
           <w:szCs w:val="28"/>
           <w:lang w:val="en-US"/>
         </w:rPr>
-        <w:t>delay(50);}</w:t>
+        <w:t>delay(</w:t>
+      </w:r>
+      <w:proofErr w:type="gramEnd"/>
+      <w:r>
+        <w:rPr>
+          <w:color w:val="000000" w:themeColor="text1"/>
+          <w:sz w:val="28"/>
+          <w:szCs w:val="28"/>
+          <w:lang w:val="en-US"/>
+        </w:rPr>
+        <w:t>50);}</w:t>
       </w:r>
     </w:p>
     <w:p>
@@ -18321,10 +20152,10 @@
       </w:pPr>
     </w:p>
     <w:sectPr>
-      <w:headerReference w:type="default" r:id="rId47"/>
-      <w:footerReference w:type="default" r:id="rId48"/>
-      <w:headerReference w:type="first" r:id="rId49"/>
-      <w:footerReference w:type="first" r:id="rId50"/>
+      <w:headerReference w:type="default" r:id="rId45"/>
+      <w:footerReference w:type="default" r:id="rId46"/>
+      <w:headerReference w:type="first" r:id="rId47"/>
+      <w:footerReference w:type="first" r:id="rId48"/>
       <w:pgSz w:w="11906" w:h="16838" w:code="9"/>
       <w:pgMar w:top="426" w:right="282" w:bottom="1134" w:left="1134" w:header="567" w:footer="567" w:gutter="0"/>
       <w:pgNumType w:start="2"/>
@@ -21246,6 +23077,7 @@
                                   <w:szCs w:val="18"/>
                                 </w:rPr>
                               </w:pPr>
+                              <w:proofErr w:type="spellStart"/>
                               <w:r>
                                 <w:rPr>
                                   <w:rFonts w:ascii="Arial" w:hAnsi="Arial" w:cs="Arial"/>
@@ -21256,6 +23088,7 @@
                                 </w:rPr>
                                 <w:t>Разраб</w:t>
                               </w:r>
+                              <w:proofErr w:type="spellEnd"/>
                               <w:r>
                                 <w:rPr>
                                   <w:rFonts w:ascii="Arial" w:hAnsi="Arial" w:cs="Arial"/>
@@ -21396,6 +23229,7 @@
                                   <w:szCs w:val="18"/>
                                 </w:rPr>
                               </w:pPr>
+                              <w:proofErr w:type="spellStart"/>
                               <w:r>
                                 <w:rPr>
                                   <w:rFonts w:ascii="Arial" w:hAnsi="Arial" w:cs="Arial"/>
@@ -21406,6 +23240,7 @@
                                 </w:rPr>
                                 <w:t>Провер</w:t>
                               </w:r>
+                              <w:proofErr w:type="spellEnd"/>
                               <w:r>
                                 <w:rPr>
                                   <w:rFonts w:ascii="Arial" w:hAnsi="Arial" w:cs="Arial"/>
@@ -21672,6 +23507,7 @@
                                   <w:szCs w:val="18"/>
                                 </w:rPr>
                               </w:pPr>
+                              <w:proofErr w:type="spellStart"/>
                               <w:r>
                                 <w:rPr>
                                   <w:rFonts w:ascii="Arial" w:hAnsi="Arial" w:cs="Arial"/>
@@ -21680,7 +23516,18 @@
                                   <w:sz w:val="18"/>
                                   <w:szCs w:val="18"/>
                                 </w:rPr>
-                                <w:t>Н.Контр.</w:t>
+                                <w:t>Н.Контр</w:t>
+                              </w:r>
+                              <w:proofErr w:type="spellEnd"/>
+                              <w:r>
+                                <w:rPr>
+                                  <w:rFonts w:ascii="Arial" w:hAnsi="Arial" w:cs="Arial"/>
+                                  <w:i/>
+                                  <w:iCs/>
+                                  <w:sz w:val="18"/>
+                                  <w:szCs w:val="18"/>
+                                </w:rPr>
+                                <w:t>.</w:t>
                               </w:r>
                             </w:p>
                           </w:txbxContent>
@@ -22007,6 +23854,7 @@
                                 <w:szCs w:val="18"/>
                               </w:rPr>
                             </w:pPr>
+                            <w:proofErr w:type="spellStart"/>
                             <w:r>
                               <w:rPr>
                                 <w:rFonts w:ascii="Arial" w:hAnsi="Arial" w:cs="Arial"/>
@@ -22014,7 +23862,37 @@
                                 <w:sz w:val="18"/>
                                 <w:szCs w:val="18"/>
                               </w:rPr>
-                              <w:t>портатитвной игровой консоли на базе микроконтроллера Atmega 32U4</w:t>
+                              <w:t>портатитвной</w:t>
+                            </w:r>
+                            <w:proofErr w:type="spellEnd"/>
+                            <w:r>
+                              <w:rPr>
+                                <w:rFonts w:ascii="Arial" w:hAnsi="Arial" w:cs="Arial"/>
+                                <w:i/>
+                                <w:sz w:val="18"/>
+                                <w:szCs w:val="18"/>
+                              </w:rPr>
+                              <w:t xml:space="preserve"> игровой консоли на базе микроконтроллера </w:t>
+                            </w:r>
+                            <w:proofErr w:type="spellStart"/>
+                            <w:r>
+                              <w:rPr>
+                                <w:rFonts w:ascii="Arial" w:hAnsi="Arial" w:cs="Arial"/>
+                                <w:i/>
+                                <w:sz w:val="18"/>
+                                <w:szCs w:val="18"/>
+                              </w:rPr>
+                              <w:t>Atmega</w:t>
+                            </w:r>
+                            <w:proofErr w:type="spellEnd"/>
+                            <w:r>
+                              <w:rPr>
+                                <w:rFonts w:ascii="Arial" w:hAnsi="Arial" w:cs="Arial"/>
+                                <w:i/>
+                                <w:sz w:val="18"/>
+                                <w:szCs w:val="18"/>
+                              </w:rPr>
+                              <w:t xml:space="preserve"> 32U4</w:t>
                             </w:r>
                           </w:p>
                           <w:p>
@@ -22959,6 +24837,7 @@
                             <w:szCs w:val="18"/>
                           </w:rPr>
                         </w:pPr>
+                        <w:proofErr w:type="spellStart"/>
                         <w:r>
                           <w:rPr>
                             <w:rFonts w:ascii="Arial" w:hAnsi="Arial" w:cs="Arial"/>
@@ -22969,6 +24848,7 @@
                           </w:rPr>
                           <w:t>Разраб</w:t>
                         </w:r>
+                        <w:proofErr w:type="spellEnd"/>
                         <w:r>
                           <w:rPr>
                             <w:rFonts w:ascii="Arial" w:hAnsi="Arial" w:cs="Arial"/>
@@ -23019,6 +24899,7 @@
                             <w:szCs w:val="18"/>
                           </w:rPr>
                         </w:pPr>
+                        <w:proofErr w:type="spellStart"/>
                         <w:r>
                           <w:rPr>
                             <w:rFonts w:ascii="Arial" w:hAnsi="Arial" w:cs="Arial"/>
@@ -23029,6 +24910,7 @@
                           </w:rPr>
                           <w:t>Провер</w:t>
                         </w:r>
+                        <w:proofErr w:type="spellEnd"/>
                         <w:r>
                           <w:rPr>
                             <w:rFonts w:ascii="Arial" w:hAnsi="Arial" w:cs="Arial"/>
@@ -23115,6 +24997,7 @@
                             <w:szCs w:val="18"/>
                           </w:rPr>
                         </w:pPr>
+                        <w:proofErr w:type="spellStart"/>
                         <w:r>
                           <w:rPr>
                             <w:rFonts w:ascii="Arial" w:hAnsi="Arial" w:cs="Arial"/>
@@ -23123,7 +25006,18 @@
                             <w:sz w:val="18"/>
                             <w:szCs w:val="18"/>
                           </w:rPr>
-                          <w:t>Н.Контр.</w:t>
+                          <w:t>Н.Контр</w:t>
+                        </w:r>
+                        <w:proofErr w:type="spellEnd"/>
+                        <w:r>
+                          <w:rPr>
+                            <w:rFonts w:ascii="Arial" w:hAnsi="Arial" w:cs="Arial"/>
+                            <w:i/>
+                            <w:iCs/>
+                            <w:sz w:val="18"/>
+                            <w:szCs w:val="18"/>
+                          </w:rPr>
+                          <w:t>.</w:t>
                         </w:r>
                       </w:p>
                     </w:txbxContent>
@@ -23251,6 +25145,7 @@
                           <w:szCs w:val="18"/>
                         </w:rPr>
                       </w:pPr>
+                      <w:proofErr w:type="spellStart"/>
                       <w:r>
                         <w:rPr>
                           <w:rFonts w:ascii="Arial" w:hAnsi="Arial" w:cs="Arial"/>
@@ -23258,7 +25153,37 @@
                           <w:sz w:val="18"/>
                           <w:szCs w:val="18"/>
                         </w:rPr>
-                        <w:t>портатитвной игровой консоли на базе микроконтроллера Atmega 32U4</w:t>
+                        <w:t>портатитвной</w:t>
+                      </w:r>
+                      <w:proofErr w:type="spellEnd"/>
+                      <w:r>
+                        <w:rPr>
+                          <w:rFonts w:ascii="Arial" w:hAnsi="Arial" w:cs="Arial"/>
+                          <w:i/>
+                          <w:sz w:val="18"/>
+                          <w:szCs w:val="18"/>
+                        </w:rPr>
+                        <w:t xml:space="preserve"> игровой консоли на базе микроконтроллера </w:t>
+                      </w:r>
+                      <w:proofErr w:type="spellStart"/>
+                      <w:r>
+                        <w:rPr>
+                          <w:rFonts w:ascii="Arial" w:hAnsi="Arial" w:cs="Arial"/>
+                          <w:i/>
+                          <w:sz w:val="18"/>
+                          <w:szCs w:val="18"/>
+                        </w:rPr>
+                        <w:t>Atmega</w:t>
+                      </w:r>
+                      <w:proofErr w:type="spellEnd"/>
+                      <w:r>
+                        <w:rPr>
+                          <w:rFonts w:ascii="Arial" w:hAnsi="Arial" w:cs="Arial"/>
+                          <w:i/>
+                          <w:sz w:val="18"/>
+                          <w:szCs w:val="18"/>
+                        </w:rPr>
+                        <w:t xml:space="preserve"> 32U4</w:t>
                       </w:r>
                     </w:p>
                     <w:p>

--- a/doc/Улитка.docx
+++ b/doc/Улитка.docx
@@ -1,6 +1,6 @@
 
 <file path=word/document.xml><?xml version="1.0" encoding="utf-8"?>
-<w:document xmlns:wpc="http://schemas.microsoft.com/office/word/2010/wordprocessingCanvas" xmlns:cx="http://schemas.microsoft.com/office/drawing/2014/chartex" xmlns:cx1="http://schemas.microsoft.com/office/drawing/2015/9/8/chartex" xmlns:cx2="http://schemas.microsoft.com/office/drawing/2015/10/21/chartex" xmlns:cx3="http://schemas.microsoft.com/office/drawing/2016/5/9/chartex" xmlns:cx4="http://schemas.microsoft.com/office/drawing/2016/5/10/chartex" xmlns:cx5="http://schemas.microsoft.com/office/drawing/2016/5/11/chartex" xmlns:cx6="http://schemas.microsoft.com/office/drawing/2016/5/12/chartex" xmlns:cx7="http://schemas.microsoft.com/office/drawing/2016/5/13/chartex" xmlns:cx8="http://schemas.microsoft.com/office/drawing/2016/5/14/chartex" xmlns:mc="http://schemas.openxmlformats.org/markup-compatibility/2006" xmlns:aink="http://schemas.microsoft.com/office/drawing/2016/ink" xmlns:am3d="http://schemas.microsoft.com/office/drawing/2017/model3d" xmlns:o="urn:schemas-microsoft-com:office:office" xmlns:r="http://schemas.openxmlformats.org/officeDocument/2006/relationships" xmlns:m="http://schemas.openxmlformats.org/officeDocument/2006/math" xmlns:v="urn:schemas-microsoft-com:vml" xmlns:wp14="http://schemas.microsoft.com/office/word/2010/wordprocessingDrawing" xmlns:wp="http://schemas.openxmlformats.org/drawingml/2006/wordprocessingDrawing" xmlns:w10="urn:schemas-microsoft-com:office:word" xmlns:w="http://schemas.openxmlformats.org/wordprocessingml/2006/main" xmlns:w14="http://schemas.microsoft.com/office/word/2010/wordml" xmlns:w15="http://schemas.microsoft.com/office/word/2012/wordml" xmlns:w16cex="http://schemas.microsoft.com/office/word/2018/wordml/cex" xmlns:w16cid="http://schemas.microsoft.com/office/word/2016/wordml/cid" xmlns:w16="http://schemas.microsoft.com/office/word/2018/wordml" xmlns:w16sdtdh="http://schemas.microsoft.com/office/word/2020/wordml/sdtdatahash" xmlns:w16se="http://schemas.microsoft.com/office/word/2015/wordml/symex" xmlns:wpg="http://schemas.microsoft.com/office/word/2010/wordprocessingGroup" xmlns:wpi="http://schemas.microsoft.com/office/word/2010/wordprocessingInk" xmlns:wne="http://schemas.microsoft.com/office/word/2006/wordml" xmlns:wps="http://schemas.microsoft.com/office/word/2010/wordprocessingShape" mc:Ignorable="w14 w15 w16se w16cid w16 w16cex w16sdtdh wp14">
+<w:document xmlns:wpc="http://schemas.microsoft.com/office/word/2010/wordprocessingCanvas" xmlns:cx="http://schemas.microsoft.com/office/drawing/2014/chartex" xmlns:cx1="http://schemas.microsoft.com/office/drawing/2015/9/8/chartex" xmlns:cx2="http://schemas.microsoft.com/office/drawing/2015/10/21/chartex" xmlns:cx3="http://schemas.microsoft.com/office/drawing/2016/5/9/chartex" xmlns:cx4="http://schemas.microsoft.com/office/drawing/2016/5/10/chartex" xmlns:cx5="http://schemas.microsoft.com/office/drawing/2016/5/11/chartex" xmlns:cx6="http://schemas.microsoft.com/office/drawing/2016/5/12/chartex" xmlns:cx7="http://schemas.microsoft.com/office/drawing/2016/5/13/chartex" xmlns:cx8="http://schemas.microsoft.com/office/drawing/2016/5/14/chartex" xmlns:mc="http://schemas.openxmlformats.org/markup-compatibility/2006" xmlns:aink="http://schemas.microsoft.com/office/drawing/2016/ink" xmlns:am3d="http://schemas.microsoft.com/office/drawing/2017/model3d" xmlns:o="urn:schemas-microsoft-com:office:office" xmlns:oel="http://schemas.microsoft.com/office/2019/extlst" xmlns:r="http://schemas.openxmlformats.org/officeDocument/2006/relationships" xmlns:m="http://schemas.openxmlformats.org/officeDocument/2006/math" xmlns:v="urn:schemas-microsoft-com:vml" xmlns:wp14="http://schemas.microsoft.com/office/word/2010/wordprocessingDrawing" xmlns:wp="http://schemas.openxmlformats.org/drawingml/2006/wordprocessingDrawing" xmlns:w10="urn:schemas-microsoft-com:office:word" xmlns:w="http://schemas.openxmlformats.org/wordprocessingml/2006/main" xmlns:w14="http://schemas.microsoft.com/office/word/2010/wordml" xmlns:w15="http://schemas.microsoft.com/office/word/2012/wordml" xmlns:w16cex="http://schemas.microsoft.com/office/word/2018/wordml/cex" xmlns:w16cid="http://schemas.microsoft.com/office/word/2016/wordml/cid" xmlns:w16="http://schemas.microsoft.com/office/word/2018/wordml" xmlns:w16du="http://schemas.microsoft.com/office/word/2023/wordml/word16du" xmlns:w16sdtdh="http://schemas.microsoft.com/office/word/2020/wordml/sdtdatahash" xmlns:w16sdtfl="http://schemas.microsoft.com/office/word/2024/wordml/sdtformatlock" xmlns:w16se="http://schemas.microsoft.com/office/word/2015/wordml/symex" xmlns:wpg="http://schemas.microsoft.com/office/word/2010/wordprocessingGroup" xmlns:wpi="http://schemas.microsoft.com/office/word/2010/wordprocessingInk" xmlns:wne="http://schemas.microsoft.com/office/word/2006/wordml" xmlns:wps="http://schemas.microsoft.com/office/word/2010/wordprocessingShape" mc:Ignorable="w14 w15 w16se w16cid w16 w16cex w16sdtdh w16sdtfl w16du wp14">
   <w:body>
     <w:p>
       <w:pPr>
@@ -4695,7 +4695,7 @@
           <w:noProof/>
         </w:rPr>
         <w:drawing>
-          <wp:inline distT="0" distB="0" distL="0" distR="0" wp14:anchorId="453F0102" wp14:editId="397FEB44">
+          <wp:inline distT="0" distB="0" distL="0" distR="0" wp14:anchorId="453F0102" wp14:editId="4D844832">
             <wp:extent cx="2288215" cy="2288215"/>
             <wp:effectExtent l="19050" t="19050" r="17145" b="17145"/>
             <wp:docPr id="988709737" name="Рисунок 69" descr="Купить Atmel Atmega 32U4 оптом и в розницу"/>
@@ -4795,6 +4795,7 @@
         </w:rPr>
         <w:t xml:space="preserve">– </w:t>
       </w:r>
+      <w:proofErr w:type="spellStart"/>
       <w:r>
         <w:rPr>
           <w:color w:val="000000"/>
@@ -4802,7 +4803,33 @@
           <w:szCs w:val="28"/>
           <w:lang w:val="en-US"/>
         </w:rPr>
-        <w:t>Atmega32U4</w:t>
+        <w:t>Atmega</w:t>
+      </w:r>
+      <w:proofErr w:type="spellEnd"/>
+      <w:r>
+        <w:rPr>
+          <w:color w:val="000000"/>
+          <w:sz w:val="28"/>
+          <w:szCs w:val="28"/>
+        </w:rPr>
+        <w:t>32</w:t>
+      </w:r>
+      <w:r>
+        <w:rPr>
+          <w:color w:val="000000"/>
+          <w:sz w:val="28"/>
+          <w:szCs w:val="28"/>
+          <w:lang w:val="en-US"/>
+        </w:rPr>
+        <w:t>U</w:t>
+      </w:r>
+      <w:r>
+        <w:rPr>
+          <w:color w:val="000000"/>
+          <w:sz w:val="28"/>
+          <w:szCs w:val="28"/>
+        </w:rPr>
+        <w:t>4</w:t>
       </w:r>
       <w:r>
         <w:rPr>
@@ -4867,7 +4894,7 @@
         </w:rPr>
         <w:lastRenderedPageBreak/>
         <w:drawing>
-          <wp:inline distT="0" distB="0" distL="0" distR="0" wp14:anchorId="762FE324" wp14:editId="206E109C">
+          <wp:inline distT="0" distB="0" distL="0" distR="0" wp14:anchorId="762FE324" wp14:editId="1813DFFA">
             <wp:extent cx="2254813" cy="2267866"/>
             <wp:effectExtent l="19050" t="19050" r="12700" b="18415"/>
             <wp:docPr id="709631861" name="Рисунок 73" descr="4.000 МГц, HC-49U, Кварцевый резонатор, SJK | купить в розницу и оптом"/>
@@ -6659,25 +6686,7 @@
           <w:sz w:val="28"/>
           <w:szCs w:val="28"/>
         </w:rPr>
-        <w:t xml:space="preserve"> В данном блоке идет инициализация подключенных библиотек и переменных и так же настройка </w:t>
-      </w:r>
-      <w:proofErr w:type="spellStart"/>
-      <w:r>
-        <w:rPr>
-          <w:color w:val="000000"/>
-          <w:sz w:val="28"/>
-          <w:szCs w:val="28"/>
-        </w:rPr>
-        <w:t>пинов</w:t>
-      </w:r>
-      <w:proofErr w:type="spellEnd"/>
-      <w:r>
-        <w:rPr>
-          <w:color w:val="000000"/>
-          <w:sz w:val="28"/>
-          <w:szCs w:val="28"/>
-        </w:rPr>
-        <w:t xml:space="preserve"> микроконтроллера</w:t>
+        <w:t xml:space="preserve"> В данном блоке идет инициализация подключенных библиотек и переменных и так же настройка пинов микроконтроллера</w:t>
       </w:r>
     </w:p>
     <w:p>
@@ -6768,25 +6777,7 @@
           <w:sz w:val="28"/>
           <w:szCs w:val="28"/>
         </w:rPr>
-        <w:t xml:space="preserve"> В случае при получении </w:t>
-      </w:r>
-      <w:proofErr w:type="spellStart"/>
-      <w:r>
-        <w:rPr>
-          <w:color w:val="000000"/>
-          <w:sz w:val="28"/>
-          <w:szCs w:val="28"/>
-        </w:rPr>
-        <w:t>пинов</w:t>
-      </w:r>
-      <w:proofErr w:type="spellEnd"/>
-      <w:r>
-        <w:rPr>
-          <w:color w:val="000000"/>
-          <w:sz w:val="28"/>
-          <w:szCs w:val="28"/>
-        </w:rPr>
-        <w:t xml:space="preserve"> отрицательного сигнала от кнопок будет регистрироваться нажатие, для стиков будет получение аналогового сигнала, отличаемого от предыдущего. Сигнал будет отправлен только в том случае если стик изменил свое положение. </w:t>
+        <w:t xml:space="preserve"> В случае при получении пинов отрицательного сигнала от кнопок будет регистрироваться нажатие, для стиков будет получение аналогового сигнала, отличаемого от предыдущего. Сигнал будет отправлен только в том случае если стик изменил свое положение. </w:t>
       </w:r>
       <w:r>
         <w:rPr>
@@ -13151,13 +13142,15 @@
       </w:pPr>
       <w:r>
         <w:rPr>
-          <w:noProof/>
+          <w:color w:val="000000"/>
+          <w:sz w:val="28"/>
+          <w:szCs w:val="28"/>
         </w:rPr>
         <w:drawing>
-          <wp:inline distT="0" distB="0" distL="0" distR="0" wp14:anchorId="2A421DF8" wp14:editId="3225AAD8">
-            <wp:extent cx="4665980" cy="2087156"/>
-            <wp:effectExtent l="19050" t="19050" r="20320" b="27940"/>
-            <wp:docPr id="84" name="Рисунок 84"/>
+          <wp:inline distT="0" distB="0" distL="0" distR="0" wp14:anchorId="3418DC84" wp14:editId="3AE1E386">
+            <wp:extent cx="5977488" cy="4296498"/>
+            <wp:effectExtent l="0" t="0" r="4445" b="8890"/>
+            <wp:docPr id="1643392725" name="Рисунок 1" descr="Изображение выглядит как текст, Прямоугольник, снимок экрана&#10;&#10;Контент, сгенерированный ИИ, может содержать ошибки."/>
             <wp:cNvGraphicFramePr>
               <a:graphicFrameLocks xmlns:a="http://schemas.openxmlformats.org/drawingml/2006/main" noChangeAspect="1"/>
             </wp:cNvGraphicFramePr>
@@ -13165,63 +13158,23 @@
               <a:graphicData uri="http://schemas.openxmlformats.org/drawingml/2006/picture">
                 <pic:pic xmlns:pic="http://schemas.openxmlformats.org/drawingml/2006/picture">
                   <pic:nvPicPr>
-                    <pic:cNvPr id="0" name="Picture 7"/>
-                    <pic:cNvPicPr>
-                      <a:picLocks noChangeAspect="1" noChangeArrowheads="1"/>
-                    </pic:cNvPicPr>
+                    <pic:cNvPr id="1643392725" name="Рисунок 1" descr="Изображение выглядит как текст, Прямоугольник, снимок экрана&#10;&#10;Контент, сгенерированный ИИ, может содержать ошибки."/>
+                    <pic:cNvPicPr/>
                   </pic:nvPicPr>
-                  <pic:blipFill rotWithShape="1">
-                    <a:blip r:embed="rId38" cstate="print">
-                      <a:extLst>
-                        <a:ext uri="{28A0092B-C50C-407E-A947-70E740481C1C}">
-                          <a14:useLocalDpi xmlns:a14="http://schemas.microsoft.com/office/drawing/2010/main" val="0"/>
-                        </a:ext>
-                      </a:extLst>
-                    </a:blip>
-                    <a:srcRect l="4400" t="11330" r="5802"/>
-                    <a:stretch/>
+                  <pic:blipFill>
+                    <a:blip r:embed="rId38"/>
+                    <a:stretch>
+                      <a:fillRect/>
+                    </a:stretch>
                   </pic:blipFill>
-                  <pic:spPr bwMode="auto">
+                  <pic:spPr>
                     <a:xfrm>
                       <a:off x="0" y="0"/>
-                      <a:ext cx="4677144" cy="2092150"/>
+                      <a:ext cx="6033197" cy="4336541"/>
                     </a:xfrm>
                     <a:prstGeom prst="rect">
                       <a:avLst/>
                     </a:prstGeom>
-                    <a:noFill/>
-                    <a:ln w="12700" cap="flat" cmpd="sng" algn="ctr">
-                      <a:solidFill>
-                        <a:schemeClr val="tx1">
-                          <a:lumMod val="85000"/>
-                          <a:lumOff val="15000"/>
-                        </a:schemeClr>
-                      </a:solidFill>
-                      <a:prstDash val="solid"/>
-                      <a:round/>
-                      <a:headEnd type="none" w="med" len="med"/>
-                      <a:tailEnd type="none" w="med" len="med"/>
-                      <a:extLst>
-                        <a:ext uri="{C807C97D-BFC1-408E-A445-0C87EB9F89A2}">
-                          <ask:lineSketchStyleProps xmlns:ask="http://schemas.microsoft.com/office/drawing/2018/sketchyshapes" sd="0">
-                            <a:custGeom>
-                              <a:avLst/>
-                              <a:gdLst/>
-                              <a:ahLst/>
-                              <a:cxnLst/>
-                              <a:rect l="0" t="0" r="0" b="0"/>
-                              <a:pathLst/>
-                            </a:custGeom>
-                            <ask:type/>
-                          </ask:lineSketchStyleProps>
-                        </a:ext>
-                      </a:extLst>
-                    </a:ln>
-                    <a:extLst>
-                      <a:ext uri="{53640926-AAD7-44D8-BBD7-CCE9431645EC}">
-                        <a14:shadowObscured xmlns:a14="http://schemas.microsoft.com/office/drawing/2010/main"/>
-                      </a:ext>
-                    </a:extLst>
                   </pic:spPr>
                 </pic:pic>
               </a:graphicData>
@@ -13330,13 +13283,15 @@
       </w:pPr>
       <w:r>
         <w:rPr>
-          <w:noProof/>
-        </w:rPr>
+          <w:sz w:val="28"/>
+          <w:szCs w:val="28"/>
+        </w:rPr>
+        <w:lastRenderedPageBreak/>
         <w:drawing>
-          <wp:inline distT="0" distB="0" distL="0" distR="0" wp14:anchorId="06BE19EB" wp14:editId="6D82F65F">
-            <wp:extent cx="4495800" cy="2342515"/>
-            <wp:effectExtent l="19050" t="19050" r="19050" b="19685"/>
-            <wp:docPr id="85" name="Рисунок 85"/>
+          <wp:inline distT="0" distB="0" distL="0" distR="0" wp14:anchorId="7CDF8391" wp14:editId="6A92AD6B">
+            <wp:extent cx="4987373" cy="3573888"/>
+            <wp:effectExtent l="0" t="0" r="3810" b="7620"/>
+            <wp:docPr id="2049652674" name="Рисунок 1" descr="Изображение выглядит как кухонные принадлежности, сушилка для посуды, дизайн&#10;&#10;Контент, сгенерированный ИИ, может содержать ошибки."/>
             <wp:cNvGraphicFramePr>
               <a:graphicFrameLocks xmlns:a="http://schemas.openxmlformats.org/drawingml/2006/main" noChangeAspect="1"/>
             </wp:cNvGraphicFramePr>
@@ -13344,63 +13299,23 @@
               <a:graphicData uri="http://schemas.openxmlformats.org/drawingml/2006/picture">
                 <pic:pic xmlns:pic="http://schemas.openxmlformats.org/drawingml/2006/picture">
                   <pic:nvPicPr>
-                    <pic:cNvPr id="0" name="Picture 9"/>
-                    <pic:cNvPicPr>
-                      <a:picLocks noChangeAspect="1" noChangeArrowheads="1"/>
-                    </pic:cNvPicPr>
+                    <pic:cNvPr id="2049652674" name="Рисунок 1" descr="Изображение выглядит как кухонные принадлежности, сушилка для посуды, дизайн&#10;&#10;Контент, сгенерированный ИИ, может содержать ошибки."/>
+                    <pic:cNvPicPr/>
                   </pic:nvPicPr>
-                  <pic:blipFill rotWithShape="1">
-                    <a:blip r:embed="rId39" cstate="print">
-                      <a:extLst>
-                        <a:ext uri="{28A0092B-C50C-407E-A947-70E740481C1C}">
-                          <a14:useLocalDpi xmlns:a14="http://schemas.microsoft.com/office/drawing/2010/main" val="0"/>
-                        </a:ext>
-                      </a:extLst>
-                    </a:blip>
-                    <a:srcRect l="6233" t="9560" r="7245"/>
-                    <a:stretch/>
+                  <pic:blipFill>
+                    <a:blip r:embed="rId39"/>
+                    <a:stretch>
+                      <a:fillRect/>
+                    </a:stretch>
                   </pic:blipFill>
-                  <pic:spPr bwMode="auto">
+                  <pic:spPr>
                     <a:xfrm>
                       <a:off x="0" y="0"/>
-                      <a:ext cx="4496963" cy="2343121"/>
+                      <a:ext cx="5002284" cy="3584573"/>
                     </a:xfrm>
                     <a:prstGeom prst="rect">
                       <a:avLst/>
                     </a:prstGeom>
-                    <a:noFill/>
-                    <a:ln w="12700" cap="flat" cmpd="sng" algn="ctr">
-                      <a:solidFill>
-                        <a:schemeClr val="tx1">
-                          <a:lumMod val="85000"/>
-                          <a:lumOff val="15000"/>
-                        </a:schemeClr>
-                      </a:solidFill>
-                      <a:prstDash val="solid"/>
-                      <a:round/>
-                      <a:headEnd type="none" w="med" len="med"/>
-                      <a:tailEnd type="none" w="med" len="med"/>
-                      <a:extLst>
-                        <a:ext uri="{C807C97D-BFC1-408E-A445-0C87EB9F89A2}">
-                          <ask:lineSketchStyleProps xmlns:ask="http://schemas.microsoft.com/office/drawing/2018/sketchyshapes" sd="0">
-                            <a:custGeom>
-                              <a:avLst/>
-                              <a:gdLst/>
-                              <a:ahLst/>
-                              <a:cxnLst/>
-                              <a:rect l="0" t="0" r="0" b="0"/>
-                              <a:pathLst/>
-                            </a:custGeom>
-                            <ask:type/>
-                          </ask:lineSketchStyleProps>
-                        </a:ext>
-                      </a:extLst>
-                    </a:ln>
-                    <a:extLst>
-                      <a:ext uri="{53640926-AAD7-44D8-BBD7-CCE9431645EC}">
-                        <a14:shadowObscured xmlns:a14="http://schemas.microsoft.com/office/drawing/2010/main"/>
-                      </a:ext>
-                    </a:extLst>
                   </pic:spPr>
                 </pic:pic>
               </a:graphicData>
@@ -13571,13 +13486,15 @@
       </w:pPr>
       <w:r>
         <w:rPr>
-          <w:noProof/>
-        </w:rPr>
+          <w:sz w:val="28"/>
+          <w:szCs w:val="28"/>
+        </w:rPr>
+        <w:lastRenderedPageBreak/>
         <w:drawing>
-          <wp:inline distT="0" distB="0" distL="0" distR="0" wp14:anchorId="61A94948" wp14:editId="58F194C1">
-            <wp:extent cx="5652351" cy="2710295"/>
-            <wp:effectExtent l="19050" t="19050" r="24765" b="13970"/>
-            <wp:docPr id="86" name="Рисунок 86"/>
+          <wp:inline distT="0" distB="0" distL="0" distR="0" wp14:anchorId="74649B82" wp14:editId="1559E06F">
+            <wp:extent cx="4938473" cy="3538846"/>
+            <wp:effectExtent l="0" t="0" r="0" b="5080"/>
+            <wp:docPr id="1988168009" name="Рисунок 1" descr="Изображение выглядит как кухонные принадлежности, сушилка для посуды, дизайн&#10;&#10;Контент, сгенерированный ИИ, может содержать ошибки."/>
             <wp:cNvGraphicFramePr>
               <a:graphicFrameLocks xmlns:a="http://schemas.openxmlformats.org/drawingml/2006/main" noChangeAspect="1"/>
             </wp:cNvGraphicFramePr>
@@ -13585,44 +13502,23 @@
               <a:graphicData uri="http://schemas.openxmlformats.org/drawingml/2006/picture">
                 <pic:pic xmlns:pic="http://schemas.openxmlformats.org/drawingml/2006/picture">
                   <pic:nvPicPr>
-                    <pic:cNvPr id="0" name="Picture 11"/>
-                    <pic:cNvPicPr>
-                      <a:picLocks noChangeAspect="1" noChangeArrowheads="1"/>
-                    </pic:cNvPicPr>
+                    <pic:cNvPr id="1988168009" name="Рисунок 1" descr="Изображение выглядит как кухонные принадлежности, сушилка для посуды, дизайн&#10;&#10;Контент, сгенерированный ИИ, может содержать ошибки."/>
+                    <pic:cNvPicPr/>
                   </pic:nvPicPr>
-                  <pic:blipFill rotWithShape="1">
-                    <a:blip r:embed="rId40" cstate="print">
-                      <a:extLst>
-                        <a:ext uri="{28A0092B-C50C-407E-A947-70E740481C1C}">
-                          <a14:useLocalDpi xmlns:a14="http://schemas.microsoft.com/office/drawing/2010/main" val="0"/>
-                        </a:ext>
-                      </a:extLst>
-                    </a:blip>
-                    <a:srcRect l="17523" b="9873"/>
-                    <a:stretch/>
+                  <pic:blipFill>
+                    <a:blip r:embed="rId39"/>
+                    <a:stretch>
+                      <a:fillRect/>
+                    </a:stretch>
                   </pic:blipFill>
-                  <pic:spPr bwMode="auto">
+                  <pic:spPr>
                     <a:xfrm>
                       <a:off x="0" y="0"/>
-                      <a:ext cx="5682500" cy="2724752"/>
+                      <a:ext cx="4970948" cy="3562117"/>
                     </a:xfrm>
                     <a:prstGeom prst="rect">
                       <a:avLst/>
                     </a:prstGeom>
-                    <a:noFill/>
-                    <a:ln w="12700">
-                      <a:solidFill>
-                        <a:schemeClr val="tx1">
-                          <a:lumMod val="85000"/>
-                          <a:lumOff val="15000"/>
-                        </a:schemeClr>
-                      </a:solidFill>
-                    </a:ln>
-                    <a:extLst>
-                      <a:ext uri="{53640926-AAD7-44D8-BBD7-CCE9431645EC}">
-                        <a14:shadowObscured xmlns:a14="http://schemas.microsoft.com/office/drawing/2010/main"/>
-                      </a:ext>
-                    </a:extLst>
                   </pic:spPr>
                 </pic:pic>
               </a:graphicData>
@@ -13924,7 +13820,6 @@
         </w:rPr>
         <w:t xml:space="preserve"> </w:t>
       </w:r>
-      <w:proofErr w:type="spellStart"/>
       <w:r>
         <w:rPr>
           <w:color w:val="000000" w:themeColor="text1"/>
@@ -13934,7 +13829,6 @@
         </w:rPr>
         <w:t>Cura</w:t>
       </w:r>
-      <w:proofErr w:type="spellEnd"/>
       <w:r>
         <w:rPr>
           <w:color w:val="000000" w:themeColor="text1"/>
@@ -13985,7 +13879,6 @@
           <w:sz w:val="28"/>
           <w:szCs w:val="28"/>
         </w:rPr>
-        <w:lastRenderedPageBreak/>
         <w:br w:type="page"/>
       </w:r>
     </w:p>
@@ -15179,7 +15072,6 @@
         </w:rPr>
         <w:t xml:space="preserve">: [Сайт] – </w:t>
       </w:r>
-      <w:proofErr w:type="spellStart"/>
       <w:r>
         <w:rPr>
           <w:color w:val="000000" w:themeColor="text1"/>
@@ -15188,7 +15080,6 @@
         </w:rPr>
         <w:t>Редмонд</w:t>
       </w:r>
-      <w:proofErr w:type="spellEnd"/>
       <w:r>
         <w:rPr>
           <w:color w:val="000000" w:themeColor="text1"/>
@@ -15816,7 +15707,7 @@
         </w:rPr>
         <w:t xml:space="preserve">: </w:t>
       </w:r>
-      <w:hyperlink r:id="rId41" w:history="1">
+      <w:hyperlink r:id="rId40" w:history="1">
         <w:r>
           <w:rPr>
             <w:rStyle w:val="ac"/>
@@ -16272,7 +16163,7 @@
         </w:rPr>
         <w:t xml:space="preserve">: [Сайт] – Москва, 2023. – Текст. Изображение: электронные. – URL: </w:t>
       </w:r>
-      <w:hyperlink r:id="rId42" w:history="1">
+      <w:hyperlink r:id="rId41" w:history="1">
         <w:r>
           <w:rPr>
             <w:rStyle w:val="ac"/>
@@ -17788,7 +17679,7 @@
         </w:rPr>
         <w:t xml:space="preserve">. – Текст. Изображение: электронные. – URL: </w:t>
       </w:r>
-      <w:hyperlink r:id="rId43" w:history="1">
+      <w:hyperlink r:id="rId42" w:history="1">
         <w:r>
           <w:rPr>
             <w:rStyle w:val="ac"/>
@@ -18178,7 +18069,7 @@
                     <pic:cNvPicPr/>
                   </pic:nvPicPr>
                   <pic:blipFill>
-                    <a:blip r:embed="rId44"/>
+                    <a:blip r:embed="rId43"/>
                     <a:stretch>
                       <a:fillRect/>
                     </a:stretch>
@@ -18730,8 +18621,19 @@
           <w:szCs w:val="28"/>
           <w:lang w:val="en-US"/>
         </w:rPr>
-        <w:t>LED, OUTPUT);</w:t>
-      </w:r>
+        <w:t>LED, OUTPUT</w:t>
+      </w:r>
+      <w:proofErr w:type="gramStart"/>
+      <w:r>
+        <w:rPr>
+          <w:color w:val="000000" w:themeColor="text1"/>
+          <w:sz w:val="28"/>
+          <w:szCs w:val="28"/>
+          <w:lang w:val="en-US"/>
+        </w:rPr>
+        <w:t>);</w:t>
+      </w:r>
+      <w:proofErr w:type="gramEnd"/>
     </w:p>
     <w:p>
       <w:pPr>
@@ -18785,8 +18687,19 @@
           <w:szCs w:val="28"/>
           <w:lang w:val="en-US"/>
         </w:rPr>
-        <w:t>, INPUT_PULLUP);</w:t>
-      </w:r>
+        <w:t>, INPUT_PULLUP</w:t>
+      </w:r>
+      <w:proofErr w:type="gramStart"/>
+      <w:r>
+        <w:rPr>
+          <w:color w:val="000000" w:themeColor="text1"/>
+          <w:sz w:val="28"/>
+          <w:szCs w:val="28"/>
+          <w:lang w:val="en-US"/>
+        </w:rPr>
+        <w:t>);</w:t>
+      </w:r>
+      <w:proofErr w:type="gramEnd"/>
     </w:p>
     <w:p>
       <w:pPr>
@@ -18828,18 +18741,9 @@
           <w:szCs w:val="28"/>
           <w:lang w:val="en-US"/>
         </w:rPr>
-        <w:t>1,INPUT</w:t>
+        <w:t>1,INPUT);</w:t>
       </w:r>
       <w:proofErr w:type="gramEnd"/>
-      <w:r>
-        <w:rPr>
-          <w:color w:val="000000" w:themeColor="text1"/>
-          <w:sz w:val="28"/>
-          <w:szCs w:val="28"/>
-          <w:lang w:val="en-US"/>
-        </w:rPr>
-        <w:t>);</w:t>
-      </w:r>
     </w:p>
     <w:p>
       <w:pPr>
@@ -18881,18 +18785,9 @@
           <w:szCs w:val="28"/>
           <w:lang w:val="en-US"/>
         </w:rPr>
-        <w:t>12,OUTPUT</w:t>
+        <w:t>12,OUTPUT);</w:t>
       </w:r>
       <w:proofErr w:type="gramEnd"/>
-      <w:r>
-        <w:rPr>
-          <w:color w:val="000000" w:themeColor="text1"/>
-          <w:sz w:val="28"/>
-          <w:szCs w:val="28"/>
-          <w:lang w:val="en-US"/>
-        </w:rPr>
-        <w:t>);</w:t>
-      </w:r>
     </w:p>
     <w:p>
       <w:pPr>
@@ -19257,8 +19152,19 @@
           <w:szCs w:val="28"/>
           <w:lang w:val="en-US"/>
         </w:rPr>
-        <w:t>12,1);</w:t>
-      </w:r>
+        <w:t>12,1</w:t>
+      </w:r>
+      <w:proofErr w:type="gramStart"/>
+      <w:r>
+        <w:rPr>
+          <w:color w:val="000000" w:themeColor="text1"/>
+          <w:sz w:val="28"/>
+          <w:szCs w:val="28"/>
+          <w:lang w:val="en-US"/>
+        </w:rPr>
+        <w:t>);</w:t>
+      </w:r>
+      <w:proofErr w:type="gramEnd"/>
     </w:p>
     <w:p>
       <w:pPr>
@@ -19310,8 +19216,19 @@
           <w:szCs w:val="28"/>
           <w:lang w:val="en-US"/>
         </w:rPr>
-        <w:t>)/1000);</w:t>
-      </w:r>
+        <w:t>)/1000</w:t>
+      </w:r>
+      <w:proofErr w:type="gramStart"/>
+      <w:r>
+        <w:rPr>
+          <w:color w:val="000000" w:themeColor="text1"/>
+          <w:sz w:val="28"/>
+          <w:szCs w:val="28"/>
+          <w:lang w:val="en-US"/>
+        </w:rPr>
+        <w:t>);</w:t>
+      </w:r>
+      <w:proofErr w:type="gramEnd"/>
     </w:p>
     <w:p>
       <w:pPr>
@@ -19421,18 +19338,9 @@
           <w:szCs w:val="28"/>
           <w:lang w:val="en-US"/>
         </w:rPr>
-        <w:t>(</w:t>
+        <w:t>(LED,HIGH);</w:t>
       </w:r>
       <w:proofErr w:type="gramEnd"/>
-      <w:r>
-        <w:rPr>
-          <w:color w:val="000000" w:themeColor="text1"/>
-          <w:sz w:val="28"/>
-          <w:szCs w:val="28"/>
-          <w:lang w:val="en-US"/>
-        </w:rPr>
-        <w:t>LED,HIGH);</w:t>
-      </w:r>
     </w:p>
     <w:p>
       <w:pPr>
@@ -19464,8 +19372,19 @@
           <w:szCs w:val="28"/>
           <w:lang w:val="en-US"/>
         </w:rPr>
-        <w:t>5000);</w:t>
-      </w:r>
+        <w:t>5000</w:t>
+      </w:r>
+      <w:proofErr w:type="gramStart"/>
+      <w:r>
+        <w:rPr>
+          <w:color w:val="000000" w:themeColor="text1"/>
+          <w:sz w:val="28"/>
+          <w:szCs w:val="28"/>
+          <w:lang w:val="en-US"/>
+        </w:rPr>
+        <w:t>);</w:t>
+      </w:r>
+      <w:proofErr w:type="gramEnd"/>
     </w:p>
     <w:p>
       <w:pPr>
@@ -19498,18 +19417,9 @@
           <w:szCs w:val="28"/>
           <w:lang w:val="en-US"/>
         </w:rPr>
-        <w:t>(</w:t>
+        <w:t>(LED,LOW);</w:t>
       </w:r>
       <w:proofErr w:type="gramEnd"/>
-      <w:r>
-        <w:rPr>
-          <w:color w:val="000000" w:themeColor="text1"/>
-          <w:sz w:val="28"/>
-          <w:szCs w:val="28"/>
-          <w:lang w:val="en-US"/>
-        </w:rPr>
-        <w:t>LED,LOW);</w:t>
-      </w:r>
     </w:p>
     <w:p>
       <w:pPr>
@@ -19541,8 +19451,19 @@
           <w:szCs w:val="28"/>
           <w:lang w:val="en-US"/>
         </w:rPr>
-        <w:t>5000);</w:t>
-      </w:r>
+        <w:t>5000</w:t>
+      </w:r>
+      <w:proofErr w:type="gramStart"/>
+      <w:r>
+        <w:rPr>
+          <w:color w:val="000000" w:themeColor="text1"/>
+          <w:sz w:val="28"/>
+          <w:szCs w:val="28"/>
+          <w:lang w:val="en-US"/>
+        </w:rPr>
+        <w:t>);</w:t>
+      </w:r>
+      <w:proofErr w:type="gramEnd"/>
     </w:p>
     <w:p>
       <w:pPr>
@@ -19628,6 +19549,7 @@
         <w:t>pinToButtonMap</w:t>
       </w:r>
       <w:proofErr w:type="spellEnd"/>
+      <w:proofErr w:type="gramStart"/>
       <w:r>
         <w:rPr>
           <w:color w:val="000000" w:themeColor="text1"/>
@@ -19637,6 +19559,7 @@
         </w:rPr>
         <w:t>);</w:t>
       </w:r>
+      <w:proofErr w:type="gramEnd"/>
     </w:p>
     <w:p>
       <w:pPr>
@@ -19691,6 +19614,7 @@
         <w:t xml:space="preserve">= </w:t>
       </w:r>
       <w:proofErr w:type="spellStart"/>
+      <w:proofErr w:type="gramStart"/>
       <w:r>
         <w:rPr>
           <w:color w:val="000000" w:themeColor="text1"/>
@@ -19710,6 +19634,7 @@
         </w:rPr>
         <w:t>){</w:t>
       </w:r>
+      <w:proofErr w:type="gramEnd"/>
     </w:p>
     <w:p>
       <w:pPr>
@@ -20152,10 +20077,10 @@
       </w:pPr>
     </w:p>
     <w:sectPr>
-      <w:headerReference w:type="default" r:id="rId45"/>
-      <w:footerReference w:type="default" r:id="rId46"/>
-      <w:headerReference w:type="first" r:id="rId47"/>
-      <w:footerReference w:type="first" r:id="rId48"/>
+      <w:headerReference w:type="default" r:id="rId44"/>
+      <w:footerReference w:type="default" r:id="rId45"/>
+      <w:headerReference w:type="first" r:id="rId46"/>
+      <w:footerReference w:type="first" r:id="rId47"/>
       <w:pgSz w:w="11906" w:h="16838" w:code="9"/>
       <w:pgMar w:top="426" w:right="282" w:bottom="1134" w:left="1134" w:header="567" w:footer="567" w:gutter="0"/>
       <w:pgNumType w:start="2"/>
@@ -20168,7 +20093,7 @@
 </file>
 
 <file path=word/endnotes.xml><?xml version="1.0" encoding="utf-8"?>
-<w:endnotes xmlns:wpc="http://schemas.microsoft.com/office/word/2010/wordprocessingCanvas" xmlns:cx="http://schemas.microsoft.com/office/drawing/2014/chartex" xmlns:cx1="http://schemas.microsoft.com/office/drawing/2015/9/8/chartex" xmlns:cx2="http://schemas.microsoft.com/office/drawing/2015/10/21/chartex" xmlns:cx3="http://schemas.microsoft.com/office/drawing/2016/5/9/chartex" xmlns:cx4="http://schemas.microsoft.com/office/drawing/2016/5/10/chartex" xmlns:cx5="http://schemas.microsoft.com/office/drawing/2016/5/11/chartex" xmlns:cx6="http://schemas.microsoft.com/office/drawing/2016/5/12/chartex" xmlns:cx7="http://schemas.microsoft.com/office/drawing/2016/5/13/chartex" xmlns:cx8="http://schemas.microsoft.com/office/drawing/2016/5/14/chartex" xmlns:mc="http://schemas.openxmlformats.org/markup-compatibility/2006" xmlns:aink="http://schemas.microsoft.com/office/drawing/2016/ink" xmlns:am3d="http://schemas.microsoft.com/office/drawing/2017/model3d" xmlns:o="urn:schemas-microsoft-com:office:office" xmlns:r="http://schemas.openxmlformats.org/officeDocument/2006/relationships" xmlns:m="http://schemas.openxmlformats.org/officeDocument/2006/math" xmlns:v="urn:schemas-microsoft-com:vml" xmlns:wp14="http://schemas.microsoft.com/office/word/2010/wordprocessingDrawing" xmlns:wp="http://schemas.openxmlformats.org/drawingml/2006/wordprocessingDrawing" xmlns:w10="urn:schemas-microsoft-com:office:word" xmlns:w="http://schemas.openxmlformats.org/wordprocessingml/2006/main" xmlns:w14="http://schemas.microsoft.com/office/word/2010/wordml" xmlns:w15="http://schemas.microsoft.com/office/word/2012/wordml" xmlns:w16cex="http://schemas.microsoft.com/office/word/2018/wordml/cex" xmlns:w16cid="http://schemas.microsoft.com/office/word/2016/wordml/cid" xmlns:w16="http://schemas.microsoft.com/office/word/2018/wordml" xmlns:w16sdtdh="http://schemas.microsoft.com/office/word/2020/wordml/sdtdatahash" xmlns:w16se="http://schemas.microsoft.com/office/word/2015/wordml/symex" xmlns:wpg="http://schemas.microsoft.com/office/word/2010/wordprocessingGroup" xmlns:wpi="http://schemas.microsoft.com/office/word/2010/wordprocessingInk" xmlns:wne="http://schemas.microsoft.com/office/word/2006/wordml" xmlns:wps="http://schemas.microsoft.com/office/word/2010/wordprocessingShape" mc:Ignorable="w14 w15 w16se w16cid w16 w16cex w16sdtdh wp14">
+<w:endnotes xmlns:wpc="http://schemas.microsoft.com/office/word/2010/wordprocessingCanvas" xmlns:cx="http://schemas.microsoft.com/office/drawing/2014/chartex" xmlns:cx1="http://schemas.microsoft.com/office/drawing/2015/9/8/chartex" xmlns:cx2="http://schemas.microsoft.com/office/drawing/2015/10/21/chartex" xmlns:cx3="http://schemas.microsoft.com/office/drawing/2016/5/9/chartex" xmlns:cx4="http://schemas.microsoft.com/office/drawing/2016/5/10/chartex" xmlns:cx5="http://schemas.microsoft.com/office/drawing/2016/5/11/chartex" xmlns:cx6="http://schemas.microsoft.com/office/drawing/2016/5/12/chartex" xmlns:cx7="http://schemas.microsoft.com/office/drawing/2016/5/13/chartex" xmlns:cx8="http://schemas.microsoft.com/office/drawing/2016/5/14/chartex" xmlns:mc="http://schemas.openxmlformats.org/markup-compatibility/2006" xmlns:aink="http://schemas.microsoft.com/office/drawing/2016/ink" xmlns:am3d="http://schemas.microsoft.com/office/drawing/2017/model3d" xmlns:o="urn:schemas-microsoft-com:office:office" xmlns:oel="http://schemas.microsoft.com/office/2019/extlst" xmlns:r="http://schemas.openxmlformats.org/officeDocument/2006/relationships" xmlns:m="http://schemas.openxmlformats.org/officeDocument/2006/math" xmlns:v="urn:schemas-microsoft-com:vml" xmlns:wp14="http://schemas.microsoft.com/office/word/2010/wordprocessingDrawing" xmlns:wp="http://schemas.openxmlformats.org/drawingml/2006/wordprocessingDrawing" xmlns:w10="urn:schemas-microsoft-com:office:word" xmlns:w="http://schemas.openxmlformats.org/wordprocessingml/2006/main" xmlns:w14="http://schemas.microsoft.com/office/word/2010/wordml" xmlns:w15="http://schemas.microsoft.com/office/word/2012/wordml" xmlns:w16cex="http://schemas.microsoft.com/office/word/2018/wordml/cex" xmlns:w16cid="http://schemas.microsoft.com/office/word/2016/wordml/cid" xmlns:w16="http://schemas.microsoft.com/office/word/2018/wordml" xmlns:w16du="http://schemas.microsoft.com/office/word/2023/wordml/word16du" xmlns:w16sdtdh="http://schemas.microsoft.com/office/word/2020/wordml/sdtdatahash" xmlns:w16sdtfl="http://schemas.microsoft.com/office/word/2024/wordml/sdtformatlock" xmlns:w16se="http://schemas.microsoft.com/office/word/2015/wordml/symex" xmlns:wpg="http://schemas.microsoft.com/office/word/2010/wordprocessingGroup" xmlns:wpi="http://schemas.microsoft.com/office/word/2010/wordprocessingInk" xmlns:wne="http://schemas.microsoft.com/office/word/2006/wordml" xmlns:wps="http://schemas.microsoft.com/office/word/2010/wordprocessingShape" mc:Ignorable="w14 w15 w16se w16cid w16 w16cex w16sdtdh w16sdtfl w16du wp14">
   <w:endnote w:type="separator" w:id="-1">
     <w:p>
       <w:r>
@@ -20187,7 +20112,7 @@
 </file>
 
 <file path=word/footer1.xml><?xml version="1.0" encoding="utf-8"?>
-<w:ftr xmlns:wpc="http://schemas.microsoft.com/office/word/2010/wordprocessingCanvas" xmlns:cx="http://schemas.microsoft.com/office/drawing/2014/chartex" xmlns:cx1="http://schemas.microsoft.com/office/drawing/2015/9/8/chartex" xmlns:cx2="http://schemas.microsoft.com/office/drawing/2015/10/21/chartex" xmlns:cx3="http://schemas.microsoft.com/office/drawing/2016/5/9/chartex" xmlns:cx4="http://schemas.microsoft.com/office/drawing/2016/5/10/chartex" xmlns:cx5="http://schemas.microsoft.com/office/drawing/2016/5/11/chartex" xmlns:cx6="http://schemas.microsoft.com/office/drawing/2016/5/12/chartex" xmlns:cx7="http://schemas.microsoft.com/office/drawing/2016/5/13/chartex" xmlns:cx8="http://schemas.microsoft.com/office/drawing/2016/5/14/chartex" xmlns:mc="http://schemas.openxmlformats.org/markup-compatibility/2006" xmlns:aink="http://schemas.microsoft.com/office/drawing/2016/ink" xmlns:am3d="http://schemas.microsoft.com/office/drawing/2017/model3d" xmlns:o="urn:schemas-microsoft-com:office:office" xmlns:r="http://schemas.openxmlformats.org/officeDocument/2006/relationships" xmlns:m="http://schemas.openxmlformats.org/officeDocument/2006/math" xmlns:v="urn:schemas-microsoft-com:vml" xmlns:wp14="http://schemas.microsoft.com/office/word/2010/wordprocessingDrawing" xmlns:wp="http://schemas.openxmlformats.org/drawingml/2006/wordprocessingDrawing" xmlns:w10="urn:schemas-microsoft-com:office:word" xmlns:w="http://schemas.openxmlformats.org/wordprocessingml/2006/main" xmlns:w14="http://schemas.microsoft.com/office/word/2010/wordml" xmlns:w15="http://schemas.microsoft.com/office/word/2012/wordml" xmlns:w16cex="http://schemas.microsoft.com/office/word/2018/wordml/cex" xmlns:w16cid="http://schemas.microsoft.com/office/word/2016/wordml/cid" xmlns:w16="http://schemas.microsoft.com/office/word/2018/wordml" xmlns:w16sdtdh="http://schemas.microsoft.com/office/word/2020/wordml/sdtdatahash" xmlns:w16se="http://schemas.microsoft.com/office/word/2015/wordml/symex" xmlns:wpg="http://schemas.microsoft.com/office/word/2010/wordprocessingGroup" xmlns:wpi="http://schemas.microsoft.com/office/word/2010/wordprocessingInk" xmlns:wne="http://schemas.microsoft.com/office/word/2006/wordml" xmlns:wps="http://schemas.microsoft.com/office/word/2010/wordprocessingShape" mc:Ignorable="w14 w15 w16se w16cid w16 w16cex w16sdtdh wp14">
+<w:ftr xmlns:wpc="http://schemas.microsoft.com/office/word/2010/wordprocessingCanvas" xmlns:cx="http://schemas.microsoft.com/office/drawing/2014/chartex" xmlns:cx1="http://schemas.microsoft.com/office/drawing/2015/9/8/chartex" xmlns:cx2="http://schemas.microsoft.com/office/drawing/2015/10/21/chartex" xmlns:cx3="http://schemas.microsoft.com/office/drawing/2016/5/9/chartex" xmlns:cx4="http://schemas.microsoft.com/office/drawing/2016/5/10/chartex" xmlns:cx5="http://schemas.microsoft.com/office/drawing/2016/5/11/chartex" xmlns:cx6="http://schemas.microsoft.com/office/drawing/2016/5/12/chartex" xmlns:cx7="http://schemas.microsoft.com/office/drawing/2016/5/13/chartex" xmlns:cx8="http://schemas.microsoft.com/office/drawing/2016/5/14/chartex" xmlns:mc="http://schemas.openxmlformats.org/markup-compatibility/2006" xmlns:aink="http://schemas.microsoft.com/office/drawing/2016/ink" xmlns:am3d="http://schemas.microsoft.com/office/drawing/2017/model3d" xmlns:o="urn:schemas-microsoft-com:office:office" xmlns:oel="http://schemas.microsoft.com/office/2019/extlst" xmlns:r="http://schemas.openxmlformats.org/officeDocument/2006/relationships" xmlns:m="http://schemas.openxmlformats.org/officeDocument/2006/math" xmlns:v="urn:schemas-microsoft-com:vml" xmlns:wp14="http://schemas.microsoft.com/office/word/2010/wordprocessingDrawing" xmlns:wp="http://schemas.openxmlformats.org/drawingml/2006/wordprocessingDrawing" xmlns:w10="urn:schemas-microsoft-com:office:word" xmlns:w="http://schemas.openxmlformats.org/wordprocessingml/2006/main" xmlns:w14="http://schemas.microsoft.com/office/word/2010/wordml" xmlns:w15="http://schemas.microsoft.com/office/word/2012/wordml" xmlns:w16cex="http://schemas.microsoft.com/office/word/2018/wordml/cex" xmlns:w16cid="http://schemas.microsoft.com/office/word/2016/wordml/cid" xmlns:w16="http://schemas.microsoft.com/office/word/2018/wordml" xmlns:w16du="http://schemas.microsoft.com/office/word/2023/wordml/word16du" xmlns:w16sdtdh="http://schemas.microsoft.com/office/word/2020/wordml/sdtdatahash" xmlns:w16sdtfl="http://schemas.microsoft.com/office/word/2024/wordml/sdtformatlock" xmlns:w16se="http://schemas.microsoft.com/office/word/2015/wordml/symex" xmlns:wpg="http://schemas.microsoft.com/office/word/2010/wordprocessingGroup" xmlns:wpi="http://schemas.microsoft.com/office/word/2010/wordprocessingInk" xmlns:wne="http://schemas.microsoft.com/office/word/2006/wordml" xmlns:wps="http://schemas.microsoft.com/office/word/2010/wordprocessingShape" mc:Ignorable="w14 w15 w16se w16cid w16 w16cex w16sdtdh w16sdtfl w16du wp14">
   <w:p>
     <w:pPr>
       <w:pStyle w:val="a5"/>
@@ -20207,7 +20132,7 @@
 </file>
 
 <file path=word/footer2.xml><?xml version="1.0" encoding="utf-8"?>
-<w:ftr xmlns:wpc="http://schemas.microsoft.com/office/word/2010/wordprocessingCanvas" xmlns:cx="http://schemas.microsoft.com/office/drawing/2014/chartex" xmlns:cx1="http://schemas.microsoft.com/office/drawing/2015/9/8/chartex" xmlns:cx2="http://schemas.microsoft.com/office/drawing/2015/10/21/chartex" xmlns:cx3="http://schemas.microsoft.com/office/drawing/2016/5/9/chartex" xmlns:cx4="http://schemas.microsoft.com/office/drawing/2016/5/10/chartex" xmlns:cx5="http://schemas.microsoft.com/office/drawing/2016/5/11/chartex" xmlns:cx6="http://schemas.microsoft.com/office/drawing/2016/5/12/chartex" xmlns:cx7="http://schemas.microsoft.com/office/drawing/2016/5/13/chartex" xmlns:cx8="http://schemas.microsoft.com/office/drawing/2016/5/14/chartex" xmlns:mc="http://schemas.openxmlformats.org/markup-compatibility/2006" xmlns:aink="http://schemas.microsoft.com/office/drawing/2016/ink" xmlns:am3d="http://schemas.microsoft.com/office/drawing/2017/model3d" xmlns:o="urn:schemas-microsoft-com:office:office" xmlns:r="http://schemas.openxmlformats.org/officeDocument/2006/relationships" xmlns:m="http://schemas.openxmlformats.org/officeDocument/2006/math" xmlns:v="urn:schemas-microsoft-com:vml" xmlns:wp14="http://schemas.microsoft.com/office/word/2010/wordprocessingDrawing" xmlns:wp="http://schemas.openxmlformats.org/drawingml/2006/wordprocessingDrawing" xmlns:w10="urn:schemas-microsoft-com:office:word" xmlns:w="http://schemas.openxmlformats.org/wordprocessingml/2006/main" xmlns:w14="http://schemas.microsoft.com/office/word/2010/wordml" xmlns:w15="http://schemas.microsoft.com/office/word/2012/wordml" xmlns:w16cex="http://schemas.microsoft.com/office/word/2018/wordml/cex" xmlns:w16cid="http://schemas.microsoft.com/office/word/2016/wordml/cid" xmlns:w16="http://schemas.microsoft.com/office/word/2018/wordml" xmlns:w16sdtdh="http://schemas.microsoft.com/office/word/2020/wordml/sdtdatahash" xmlns:w16se="http://schemas.microsoft.com/office/word/2015/wordml/symex" xmlns:wpg="http://schemas.microsoft.com/office/word/2010/wordprocessingGroup" xmlns:wpi="http://schemas.microsoft.com/office/word/2010/wordprocessingInk" xmlns:wne="http://schemas.microsoft.com/office/word/2006/wordml" xmlns:wps="http://schemas.microsoft.com/office/word/2010/wordprocessingShape" mc:Ignorable="w14 w15 w16se w16cid w16 w16cex w16sdtdh wp14">
+<w:ftr xmlns:wpc="http://schemas.microsoft.com/office/word/2010/wordprocessingCanvas" xmlns:cx="http://schemas.microsoft.com/office/drawing/2014/chartex" xmlns:cx1="http://schemas.microsoft.com/office/drawing/2015/9/8/chartex" xmlns:cx2="http://schemas.microsoft.com/office/drawing/2015/10/21/chartex" xmlns:cx3="http://schemas.microsoft.com/office/drawing/2016/5/9/chartex" xmlns:cx4="http://schemas.microsoft.com/office/drawing/2016/5/10/chartex" xmlns:cx5="http://schemas.microsoft.com/office/drawing/2016/5/11/chartex" xmlns:cx6="http://schemas.microsoft.com/office/drawing/2016/5/12/chartex" xmlns:cx7="http://schemas.microsoft.com/office/drawing/2016/5/13/chartex" xmlns:cx8="http://schemas.microsoft.com/office/drawing/2016/5/14/chartex" xmlns:mc="http://schemas.openxmlformats.org/markup-compatibility/2006" xmlns:aink="http://schemas.microsoft.com/office/drawing/2016/ink" xmlns:am3d="http://schemas.microsoft.com/office/drawing/2017/model3d" xmlns:o="urn:schemas-microsoft-com:office:office" xmlns:oel="http://schemas.microsoft.com/office/2019/extlst" xmlns:r="http://schemas.openxmlformats.org/officeDocument/2006/relationships" xmlns:m="http://schemas.openxmlformats.org/officeDocument/2006/math" xmlns:v="urn:schemas-microsoft-com:vml" xmlns:wp14="http://schemas.microsoft.com/office/word/2010/wordprocessingDrawing" xmlns:wp="http://schemas.openxmlformats.org/drawingml/2006/wordprocessingDrawing" xmlns:w10="urn:schemas-microsoft-com:office:word" xmlns:w="http://schemas.openxmlformats.org/wordprocessingml/2006/main" xmlns:w14="http://schemas.microsoft.com/office/word/2010/wordml" xmlns:w15="http://schemas.microsoft.com/office/word/2012/wordml" xmlns:w16cex="http://schemas.microsoft.com/office/word/2018/wordml/cex" xmlns:w16cid="http://schemas.microsoft.com/office/word/2016/wordml/cid" xmlns:w16="http://schemas.microsoft.com/office/word/2018/wordml" xmlns:w16du="http://schemas.microsoft.com/office/word/2023/wordml/word16du" xmlns:w16sdtdh="http://schemas.microsoft.com/office/word/2020/wordml/sdtdatahash" xmlns:w16sdtfl="http://schemas.microsoft.com/office/word/2024/wordml/sdtformatlock" xmlns:w16se="http://schemas.microsoft.com/office/word/2015/wordml/symex" xmlns:wpg="http://schemas.microsoft.com/office/word/2010/wordprocessingGroup" xmlns:wpi="http://schemas.microsoft.com/office/word/2010/wordprocessingInk" xmlns:wne="http://schemas.microsoft.com/office/word/2006/wordml" xmlns:wps="http://schemas.microsoft.com/office/word/2010/wordprocessingShape" mc:Ignorable="w14 w15 w16se w16cid w16 w16cex w16sdtdh w16sdtfl w16du wp14">
   <w:p/>
   <w:p/>
   <w:p/>
@@ -20310,7 +20235,7 @@
               <v:stroke joinstyle="miter"/>
               <v:path gradientshapeok="t" o:connecttype="rect"/>
             </v:shapetype>
-            <v:shape id="Надпись 67" o:spid="_x0000_s1096" type="#_x0000_t202" style="position:absolute;margin-left:380.35pt;margin-top:9.25pt;width:26.5pt;height:17.95pt;z-index:251662336;visibility:visible;mso-wrap-style:square;mso-width-percent:0;mso-height-percent:0;mso-wrap-distance-left:9pt;mso-wrap-distance-top:0;mso-wrap-distance-right:9pt;mso-wrap-distance-bottom:0;mso-position-horizontal:absolute;mso-position-horizontal-relative:text;mso-position-vertical:absolute;mso-position-vertical-relative:text;mso-width-percent:0;mso-height-percent:0;mso-width-relative:margin;mso-height-relative:margin;v-text-anchor:top" o:gfxdata="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" filled="f" stroked="f" strokeweight=".5pt">
+            <v:shape id="Надпись 67" o:spid="_x0000_s1096" type="#_x0000_t202" style="position:absolute;margin-left:380.35pt;margin-top:9.25pt;width:26.5pt;height:17.95pt;z-index:251662336;visibility:visible;mso-wrap-style:square;mso-width-percent:0;mso-height-percent:0;mso-wrap-distance-left:9pt;mso-wrap-distance-top:0;mso-wrap-distance-right:9pt;mso-wrap-distance-bottom:0;mso-position-horizontal:absolute;mso-position-horizontal-relative:text;mso-position-vertical:absolute;mso-position-vertical-relative:text;mso-width-percent:0;mso-height-percent:0;mso-width-relative:margin;mso-height-relative:margin;v-text-anchor:top" o:gfxdata="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" filled="f" stroked="f" strokeweight=".5pt">
               <v:textbox>
                 <w:txbxContent>
                   <w:p>
@@ -20356,7 +20281,7 @@
 </file>
 
 <file path=word/footnotes.xml><?xml version="1.0" encoding="utf-8"?>
-<w:footnotes xmlns:wpc="http://schemas.microsoft.com/office/word/2010/wordprocessingCanvas" xmlns:cx="http://schemas.microsoft.com/office/drawing/2014/chartex" xmlns:cx1="http://schemas.microsoft.com/office/drawing/2015/9/8/chartex" xmlns:cx2="http://schemas.microsoft.com/office/drawing/2015/10/21/chartex" xmlns:cx3="http://schemas.microsoft.com/office/drawing/2016/5/9/chartex" xmlns:cx4="http://schemas.microsoft.com/office/drawing/2016/5/10/chartex" xmlns:cx5="http://schemas.microsoft.com/office/drawing/2016/5/11/chartex" xmlns:cx6="http://schemas.microsoft.com/office/drawing/2016/5/12/chartex" xmlns:cx7="http://schemas.microsoft.com/office/drawing/2016/5/13/chartex" xmlns:cx8="http://schemas.microsoft.com/office/drawing/2016/5/14/chartex" xmlns:mc="http://schemas.openxmlformats.org/markup-compatibility/2006" xmlns:aink="http://schemas.microsoft.com/office/drawing/2016/ink" xmlns:am3d="http://schemas.microsoft.com/office/drawing/2017/model3d" xmlns:o="urn:schemas-microsoft-com:office:office" xmlns:r="http://schemas.openxmlformats.org/officeDocument/2006/relationships" xmlns:m="http://schemas.openxmlformats.org/officeDocument/2006/math" xmlns:v="urn:schemas-microsoft-com:vml" xmlns:wp14="http://schemas.microsoft.com/office/word/2010/wordprocessingDrawing" xmlns:wp="http://schemas.openxmlformats.org/drawingml/2006/wordprocessingDrawing" xmlns:w10="urn:schemas-microsoft-com:office:word" xmlns:w="http://schemas.openxmlformats.org/wordprocessingml/2006/main" xmlns:w14="http://schemas.microsoft.com/office/word/2010/wordml" xmlns:w15="http://schemas.microsoft.com/office/word/2012/wordml" xmlns:w16cex="http://schemas.microsoft.com/office/word/2018/wordml/cex" xmlns:w16cid="http://schemas.microsoft.com/office/word/2016/wordml/cid" xmlns:w16="http://schemas.microsoft.com/office/word/2018/wordml" xmlns:w16sdtdh="http://schemas.microsoft.com/office/word/2020/wordml/sdtdatahash" xmlns:w16se="http://schemas.microsoft.com/office/word/2015/wordml/symex" xmlns:wpg="http://schemas.microsoft.com/office/word/2010/wordprocessingGroup" xmlns:wpi="http://schemas.microsoft.com/office/word/2010/wordprocessingInk" xmlns:wne="http://schemas.microsoft.com/office/word/2006/wordml" xmlns:wps="http://schemas.microsoft.com/office/word/2010/wordprocessingShape" mc:Ignorable="w14 w15 w16se w16cid w16 w16cex w16sdtdh wp14">
+<w:footnotes xmlns:wpc="http://schemas.microsoft.com/office/word/2010/wordprocessingCanvas" xmlns:cx="http://schemas.microsoft.com/office/drawing/2014/chartex" xmlns:cx1="http://schemas.microsoft.com/office/drawing/2015/9/8/chartex" xmlns:cx2="http://schemas.microsoft.com/office/drawing/2015/10/21/chartex" xmlns:cx3="http://schemas.microsoft.com/office/drawing/2016/5/9/chartex" xmlns:cx4="http://schemas.microsoft.com/office/drawing/2016/5/10/chartex" xmlns:cx5="http://schemas.microsoft.com/office/drawing/2016/5/11/chartex" xmlns:cx6="http://schemas.microsoft.com/office/drawing/2016/5/12/chartex" xmlns:cx7="http://schemas.microsoft.com/office/drawing/2016/5/13/chartex" xmlns:cx8="http://schemas.microsoft.com/office/drawing/2016/5/14/chartex" xmlns:mc="http://schemas.openxmlformats.org/markup-compatibility/2006" xmlns:aink="http://schemas.microsoft.com/office/drawing/2016/ink" xmlns:am3d="http://schemas.microsoft.com/office/drawing/2017/model3d" xmlns:o="urn:schemas-microsoft-com:office:office" xmlns:oel="http://schemas.microsoft.com/office/2019/extlst" xmlns:r="http://schemas.openxmlformats.org/officeDocument/2006/relationships" xmlns:m="http://schemas.openxmlformats.org/officeDocument/2006/math" xmlns:v="urn:schemas-microsoft-com:vml" xmlns:wp14="http://schemas.microsoft.com/office/word/2010/wordprocessingDrawing" xmlns:wp="http://schemas.openxmlformats.org/drawingml/2006/wordprocessingDrawing" xmlns:w10="urn:schemas-microsoft-com:office:word" xmlns:w="http://schemas.openxmlformats.org/wordprocessingml/2006/main" xmlns:w14="http://schemas.microsoft.com/office/word/2010/wordml" xmlns:w15="http://schemas.microsoft.com/office/word/2012/wordml" xmlns:w16cex="http://schemas.microsoft.com/office/word/2018/wordml/cex" xmlns:w16cid="http://schemas.microsoft.com/office/word/2016/wordml/cid" xmlns:w16="http://schemas.microsoft.com/office/word/2018/wordml" xmlns:w16du="http://schemas.microsoft.com/office/word/2023/wordml/word16du" xmlns:w16sdtdh="http://schemas.microsoft.com/office/word/2020/wordml/sdtdatahash" xmlns:w16sdtfl="http://schemas.microsoft.com/office/word/2024/wordml/sdtformatlock" xmlns:w16se="http://schemas.microsoft.com/office/word/2015/wordml/symex" xmlns:wpg="http://schemas.microsoft.com/office/word/2010/wordprocessingGroup" xmlns:wpi="http://schemas.microsoft.com/office/word/2010/wordprocessingInk" xmlns:wne="http://schemas.microsoft.com/office/word/2006/wordml" xmlns:wps="http://schemas.microsoft.com/office/word/2010/wordprocessingShape" mc:Ignorable="w14 w15 w16se w16cid w16 w16cex w16sdtdh w16sdtfl w16du wp14">
   <w:footnote w:type="separator" w:id="-1">
     <w:p>
       <w:r>
@@ -20375,7 +20300,7 @@
 </file>
 
 <file path=word/header1.xml><?xml version="1.0" encoding="utf-8"?>
-<w:hdr xmlns:wpc="http://schemas.microsoft.com/office/word/2010/wordprocessingCanvas" xmlns:cx="http://schemas.microsoft.com/office/drawing/2014/chartex" xmlns:cx1="http://schemas.microsoft.com/office/drawing/2015/9/8/chartex" xmlns:cx2="http://schemas.microsoft.com/office/drawing/2015/10/21/chartex" xmlns:cx3="http://schemas.microsoft.com/office/drawing/2016/5/9/chartex" xmlns:cx4="http://schemas.microsoft.com/office/drawing/2016/5/10/chartex" xmlns:cx5="http://schemas.microsoft.com/office/drawing/2016/5/11/chartex" xmlns:cx6="http://schemas.microsoft.com/office/drawing/2016/5/12/chartex" xmlns:cx7="http://schemas.microsoft.com/office/drawing/2016/5/13/chartex" xmlns:cx8="http://schemas.microsoft.com/office/drawing/2016/5/14/chartex" xmlns:mc="http://schemas.openxmlformats.org/markup-compatibility/2006" xmlns:aink="http://schemas.microsoft.com/office/drawing/2016/ink" xmlns:am3d="http://schemas.microsoft.com/office/drawing/2017/model3d" xmlns:o="urn:schemas-microsoft-com:office:office" xmlns:r="http://schemas.openxmlformats.org/officeDocument/2006/relationships" xmlns:m="http://schemas.openxmlformats.org/officeDocument/2006/math" xmlns:v="urn:schemas-microsoft-com:vml" xmlns:wp14="http://schemas.microsoft.com/office/word/2010/wordprocessingDrawing" xmlns:wp="http://schemas.openxmlformats.org/drawingml/2006/wordprocessingDrawing" xmlns:w10="urn:schemas-microsoft-com:office:word" xmlns:w="http://schemas.openxmlformats.org/wordprocessingml/2006/main" xmlns:w14="http://schemas.microsoft.com/office/word/2010/wordml" xmlns:w15="http://schemas.microsoft.com/office/word/2012/wordml" xmlns:w16cex="http://schemas.microsoft.com/office/word/2018/wordml/cex" xmlns:w16cid="http://schemas.microsoft.com/office/word/2016/wordml/cid" xmlns:w16="http://schemas.microsoft.com/office/word/2018/wordml" xmlns:w16sdtdh="http://schemas.microsoft.com/office/word/2020/wordml/sdtdatahash" xmlns:w16se="http://schemas.microsoft.com/office/word/2015/wordml/symex" xmlns:wpg="http://schemas.microsoft.com/office/word/2010/wordprocessingGroup" xmlns:wpi="http://schemas.microsoft.com/office/word/2010/wordprocessingInk" xmlns:wne="http://schemas.microsoft.com/office/word/2006/wordml" xmlns:wps="http://schemas.microsoft.com/office/word/2010/wordprocessingShape" mc:Ignorable="w14 w15 w16se w16cid w16 w16cex w16sdtdh wp14">
+<w:hdr xmlns:wpc="http://schemas.microsoft.com/office/word/2010/wordprocessingCanvas" xmlns:cx="http://schemas.microsoft.com/office/drawing/2014/chartex" xmlns:cx1="http://schemas.microsoft.com/office/drawing/2015/9/8/chartex" xmlns:cx2="http://schemas.microsoft.com/office/drawing/2015/10/21/chartex" xmlns:cx3="http://schemas.microsoft.com/office/drawing/2016/5/9/chartex" xmlns:cx4="http://schemas.microsoft.com/office/drawing/2016/5/10/chartex" xmlns:cx5="http://schemas.microsoft.com/office/drawing/2016/5/11/chartex" xmlns:cx6="http://schemas.microsoft.com/office/drawing/2016/5/12/chartex" xmlns:cx7="http://schemas.microsoft.com/office/drawing/2016/5/13/chartex" xmlns:cx8="http://schemas.microsoft.com/office/drawing/2016/5/14/chartex" xmlns:mc="http://schemas.openxmlformats.org/markup-compatibility/2006" xmlns:aink="http://schemas.microsoft.com/office/drawing/2016/ink" xmlns:am3d="http://schemas.microsoft.com/office/drawing/2017/model3d" xmlns:o="urn:schemas-microsoft-com:office:office" xmlns:oel="http://schemas.microsoft.com/office/2019/extlst" xmlns:r="http://schemas.openxmlformats.org/officeDocument/2006/relationships" xmlns:m="http://schemas.openxmlformats.org/officeDocument/2006/math" xmlns:v="urn:schemas-microsoft-com:vml" xmlns:wp14="http://schemas.microsoft.com/office/word/2010/wordprocessingDrawing" xmlns:wp="http://schemas.openxmlformats.org/drawingml/2006/wordprocessingDrawing" xmlns:w10="urn:schemas-microsoft-com:office:word" xmlns:w="http://schemas.openxmlformats.org/wordprocessingml/2006/main" xmlns:w14="http://schemas.microsoft.com/office/word/2010/wordml" xmlns:w15="http://schemas.microsoft.com/office/word/2012/wordml" xmlns:w16cex="http://schemas.microsoft.com/office/word/2018/wordml/cex" xmlns:w16cid="http://schemas.microsoft.com/office/word/2016/wordml/cid" xmlns:w16="http://schemas.microsoft.com/office/word/2018/wordml" xmlns:w16du="http://schemas.microsoft.com/office/word/2023/wordml/word16du" xmlns:w16sdtdh="http://schemas.microsoft.com/office/word/2020/wordml/sdtdatahash" xmlns:w16sdtfl="http://schemas.microsoft.com/office/word/2024/wordml/sdtformatlock" xmlns:w16se="http://schemas.microsoft.com/office/word/2015/wordml/symex" xmlns:wpg="http://schemas.microsoft.com/office/word/2010/wordprocessingGroup" xmlns:wpi="http://schemas.microsoft.com/office/word/2010/wordprocessingInk" xmlns:wne="http://schemas.microsoft.com/office/word/2006/wordml" xmlns:wps="http://schemas.microsoft.com/office/word/2010/wordprocessingShape" mc:Ignorable="w14 w15 w16se w16cid w16 w16cex w16sdtdh w16sdtfl w16du wp14">
   <w:p>
     <w:pPr>
       <w:ind w:right="-284"/>
@@ -21453,7 +21378,7 @@
         </mc:Choice>
         <mc:Fallback>
           <w:pict>
-            <v:group w14:anchorId="200A33D3" id="Group 51" o:spid="_x0000_s1026" style="position:absolute;margin-left:58.2pt;margin-top:15pt;width:518.5pt;height:811.8pt;z-index:251661312;mso-position-horizontal-relative:page;mso-position-vertical-relative:page" coordsize="20000,20000" o:gfxdata="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">
+            <v:group w14:anchorId="200A33D3" id="Group 51" o:spid="_x0000_s1026" style="position:absolute;margin-left:58.2pt;margin-top:15pt;width:518.5pt;height:811.8pt;z-index:251661312;mso-position-horizontal-relative:page;mso-position-vertical-relative:page" coordsize="20000,20000" o:gfxdata="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">
               <v:rect id="Rectangle 52" o:spid="_x0000_s1027" style="position:absolute;width:20000;height:20000;visibility:visible;mso-wrap-style:square;v-text-anchor:top" o:gfxdata="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" filled="f" strokeweight="2pt"/>
               <v:line id="Line 53" o:spid="_x0000_s1028" style="position:absolute;visibility:visible;mso-wrap-style:square" from="1093,18949" to="1095,19989" o:connectortype="straight" o:gfxdata="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" strokeweight="2pt"/>
               <v:line id="Line 54" o:spid="_x0000_s1029" style="position:absolute;visibility:visible;mso-wrap-style:square" from="10,18941" to="19977,18942" o:connectortype="straight" o:gfxdata="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" strokeweight="2pt"/>
@@ -21832,7 +21757,7 @@
 </file>
 
 <file path=word/header2.xml><?xml version="1.0" encoding="utf-8"?>
-<w:hdr xmlns:wpc="http://schemas.microsoft.com/office/word/2010/wordprocessingCanvas" xmlns:cx="http://schemas.microsoft.com/office/drawing/2014/chartex" xmlns:cx1="http://schemas.microsoft.com/office/drawing/2015/9/8/chartex" xmlns:cx2="http://schemas.microsoft.com/office/drawing/2015/10/21/chartex" xmlns:cx3="http://schemas.microsoft.com/office/drawing/2016/5/9/chartex" xmlns:cx4="http://schemas.microsoft.com/office/drawing/2016/5/10/chartex" xmlns:cx5="http://schemas.microsoft.com/office/drawing/2016/5/11/chartex" xmlns:cx6="http://schemas.microsoft.com/office/drawing/2016/5/12/chartex" xmlns:cx7="http://schemas.microsoft.com/office/drawing/2016/5/13/chartex" xmlns:cx8="http://schemas.microsoft.com/office/drawing/2016/5/14/chartex" xmlns:mc="http://schemas.openxmlformats.org/markup-compatibility/2006" xmlns:aink="http://schemas.microsoft.com/office/drawing/2016/ink" xmlns:am3d="http://schemas.microsoft.com/office/drawing/2017/model3d" xmlns:o="urn:schemas-microsoft-com:office:office" xmlns:r="http://schemas.openxmlformats.org/officeDocument/2006/relationships" xmlns:m="http://schemas.openxmlformats.org/officeDocument/2006/math" xmlns:v="urn:schemas-microsoft-com:vml" xmlns:wp14="http://schemas.microsoft.com/office/word/2010/wordprocessingDrawing" xmlns:wp="http://schemas.openxmlformats.org/drawingml/2006/wordprocessingDrawing" xmlns:w10="urn:schemas-microsoft-com:office:word" xmlns:w="http://schemas.openxmlformats.org/wordprocessingml/2006/main" xmlns:w14="http://schemas.microsoft.com/office/word/2010/wordml" xmlns:w15="http://schemas.microsoft.com/office/word/2012/wordml" xmlns:w16cex="http://schemas.microsoft.com/office/word/2018/wordml/cex" xmlns:w16cid="http://schemas.microsoft.com/office/word/2016/wordml/cid" xmlns:w16="http://schemas.microsoft.com/office/word/2018/wordml" xmlns:w16sdtdh="http://schemas.microsoft.com/office/word/2020/wordml/sdtdatahash" xmlns:w16se="http://schemas.microsoft.com/office/word/2015/wordml/symex" xmlns:wpg="http://schemas.microsoft.com/office/word/2010/wordprocessingGroup" xmlns:wpi="http://schemas.microsoft.com/office/word/2010/wordprocessingInk" xmlns:wne="http://schemas.microsoft.com/office/word/2006/wordml" xmlns:wps="http://schemas.microsoft.com/office/word/2010/wordprocessingShape" mc:Ignorable="w14 w15 w16se w16cid w16 w16cex w16sdtdh wp14">
+<w:hdr xmlns:wpc="http://schemas.microsoft.com/office/word/2010/wordprocessingCanvas" xmlns:cx="http://schemas.microsoft.com/office/drawing/2014/chartex" xmlns:cx1="http://schemas.microsoft.com/office/drawing/2015/9/8/chartex" xmlns:cx2="http://schemas.microsoft.com/office/drawing/2015/10/21/chartex" xmlns:cx3="http://schemas.microsoft.com/office/drawing/2016/5/9/chartex" xmlns:cx4="http://schemas.microsoft.com/office/drawing/2016/5/10/chartex" xmlns:cx5="http://schemas.microsoft.com/office/drawing/2016/5/11/chartex" xmlns:cx6="http://schemas.microsoft.com/office/drawing/2016/5/12/chartex" xmlns:cx7="http://schemas.microsoft.com/office/drawing/2016/5/13/chartex" xmlns:cx8="http://schemas.microsoft.com/office/drawing/2016/5/14/chartex" xmlns:mc="http://schemas.openxmlformats.org/markup-compatibility/2006" xmlns:aink="http://schemas.microsoft.com/office/drawing/2016/ink" xmlns:am3d="http://schemas.microsoft.com/office/drawing/2017/model3d" xmlns:o="urn:schemas-microsoft-com:office:office" xmlns:oel="http://schemas.microsoft.com/office/2019/extlst" xmlns:r="http://schemas.openxmlformats.org/officeDocument/2006/relationships" xmlns:m="http://schemas.openxmlformats.org/officeDocument/2006/math" xmlns:v="urn:schemas-microsoft-com:vml" xmlns:wp14="http://schemas.microsoft.com/office/word/2010/wordprocessingDrawing" xmlns:wp="http://schemas.openxmlformats.org/drawingml/2006/wordprocessingDrawing" xmlns:w10="urn:schemas-microsoft-com:office:word" xmlns:w="http://schemas.openxmlformats.org/wordprocessingml/2006/main" xmlns:w14="http://schemas.microsoft.com/office/word/2010/wordml" xmlns:w15="http://schemas.microsoft.com/office/word/2012/wordml" xmlns:w16cex="http://schemas.microsoft.com/office/word/2018/wordml/cex" xmlns:w16cid="http://schemas.microsoft.com/office/word/2016/wordml/cid" xmlns:w16="http://schemas.microsoft.com/office/word/2018/wordml" xmlns:w16du="http://schemas.microsoft.com/office/word/2023/wordml/word16du" xmlns:w16sdtdh="http://schemas.microsoft.com/office/word/2020/wordml/sdtdatahash" xmlns:w16sdtfl="http://schemas.microsoft.com/office/word/2024/wordml/sdtformatlock" xmlns:w16se="http://schemas.microsoft.com/office/word/2015/wordml/symex" xmlns:wpg="http://schemas.microsoft.com/office/word/2010/wordprocessingGroup" xmlns:wpi="http://schemas.microsoft.com/office/word/2010/wordprocessingInk" xmlns:wne="http://schemas.microsoft.com/office/word/2006/wordml" xmlns:wps="http://schemas.microsoft.com/office/word/2010/wordprocessingShape" mc:Ignorable="w14 w15 w16se w16cid w16 w16cex w16sdtdh w16sdtfl w16du wp14">
   <w:p>
     <w:pPr>
       <w:ind w:right="-284"/>
@@ -24461,7 +24386,7 @@
         </mc:Choice>
         <mc:Fallback>
           <w:pict>
-            <v:group w14:anchorId="4C6AC85D" id="Group 1" o:spid="_x0000_s1046" style="position:absolute;margin-left:60pt;margin-top:15pt;width:519.1pt;height:811.05pt;z-index:251660288;mso-position-horizontal-relative:page;mso-position-vertical-relative:page" coordorigin="-29" coordsize="20019,20000" o:gfxdata="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">
+            <v:group w14:anchorId="4C6AC85D" id="Group 1" o:spid="_x0000_s1046" style="position:absolute;margin-left:60pt;margin-top:15pt;width:519.1pt;height:811.05pt;z-index:251660288;mso-position-horizontal-relative:page;mso-position-vertical-relative:page" coordorigin="-29" coordsize="20019,20000" o:gfxdata="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">
               <v:rect id="Rectangle 2" o:spid="_x0000_s1047" style="position:absolute;left:-29;width:20000;height:20000;visibility:visible;mso-wrap-style:square;v-text-anchor:top" o:gfxdata="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" filled="f" strokeweight="2pt"/>
               <v:line id="Line 3" o:spid="_x0000_s1048" style="position:absolute;visibility:visible;mso-wrap-style:square" from="993,17183" to="995,18221" o:connectortype="straight" o:gfxdata="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" strokeweight="2pt"/>
               <v:line id="Line 4" o:spid="_x0000_s1049" style="position:absolute;visibility:visible;mso-wrap-style:square" from="10,17173" to="19977,17174" o:connectortype="straight" o:gfxdata="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" strokeweight="2pt"/>
@@ -25436,7 +25361,7 @@
 </file>
 
 <file path=word/numbering.xml><?xml version="1.0" encoding="utf-8"?>
-<w:numbering xmlns:wpc="http://schemas.microsoft.com/office/word/2010/wordprocessingCanvas" xmlns:cx="http://schemas.microsoft.com/office/drawing/2014/chartex" xmlns:cx1="http://schemas.microsoft.com/office/drawing/2015/9/8/chartex" xmlns:cx2="http://schemas.microsoft.com/office/drawing/2015/10/21/chartex" xmlns:cx3="http://schemas.microsoft.com/office/drawing/2016/5/9/chartex" xmlns:cx4="http://schemas.microsoft.com/office/drawing/2016/5/10/chartex" xmlns:cx5="http://schemas.microsoft.com/office/drawing/2016/5/11/chartex" xmlns:cx6="http://schemas.microsoft.com/office/drawing/2016/5/12/chartex" xmlns:cx7="http://schemas.microsoft.com/office/drawing/2016/5/13/chartex" xmlns:cx8="http://schemas.microsoft.com/office/drawing/2016/5/14/chartex" xmlns:mc="http://schemas.openxmlformats.org/markup-compatibility/2006" xmlns:aink="http://schemas.microsoft.com/office/drawing/2016/ink" xmlns:am3d="http://schemas.microsoft.com/office/drawing/2017/model3d" xmlns:o="urn:schemas-microsoft-com:office:office" xmlns:r="http://schemas.openxmlformats.org/officeDocument/2006/relationships" xmlns:m="http://schemas.openxmlformats.org/officeDocument/2006/math" xmlns:v="urn:schemas-microsoft-com:vml" xmlns:wp14="http://schemas.microsoft.com/office/word/2010/wordprocessingDrawing" xmlns:wp="http://schemas.openxmlformats.org/drawingml/2006/wordprocessingDrawing" xmlns:w10="urn:schemas-microsoft-com:office:word" xmlns:w="http://schemas.openxmlformats.org/wordprocessingml/2006/main" xmlns:w14="http://schemas.microsoft.com/office/word/2010/wordml" xmlns:w15="http://schemas.microsoft.com/office/word/2012/wordml" xmlns:w16cex="http://schemas.microsoft.com/office/word/2018/wordml/cex" xmlns:w16cid="http://schemas.microsoft.com/office/word/2016/wordml/cid" xmlns:w16="http://schemas.microsoft.com/office/word/2018/wordml" xmlns:w16sdtdh="http://schemas.microsoft.com/office/word/2020/wordml/sdtdatahash" xmlns:w16se="http://schemas.microsoft.com/office/word/2015/wordml/symex" xmlns:wpg="http://schemas.microsoft.com/office/word/2010/wordprocessingGroup" xmlns:wpi="http://schemas.microsoft.com/office/word/2010/wordprocessingInk" xmlns:wne="http://schemas.microsoft.com/office/word/2006/wordml" xmlns:wps="http://schemas.microsoft.com/office/word/2010/wordprocessingShape" mc:Ignorable="w14 w15 w16se w16cid w16 w16cex w16sdtdh wp14">
+<w:numbering xmlns:wpc="http://schemas.microsoft.com/office/word/2010/wordprocessingCanvas" xmlns:cx="http://schemas.microsoft.com/office/drawing/2014/chartex" xmlns:cx1="http://schemas.microsoft.com/office/drawing/2015/9/8/chartex" xmlns:cx2="http://schemas.microsoft.com/office/drawing/2015/10/21/chartex" xmlns:cx3="http://schemas.microsoft.com/office/drawing/2016/5/9/chartex" xmlns:cx4="http://schemas.microsoft.com/office/drawing/2016/5/10/chartex" xmlns:cx5="http://schemas.microsoft.com/office/drawing/2016/5/11/chartex" xmlns:cx6="http://schemas.microsoft.com/office/drawing/2016/5/12/chartex" xmlns:cx7="http://schemas.microsoft.com/office/drawing/2016/5/13/chartex" xmlns:cx8="http://schemas.microsoft.com/office/drawing/2016/5/14/chartex" xmlns:mc="http://schemas.openxmlformats.org/markup-compatibility/2006" xmlns:aink="http://schemas.microsoft.com/office/drawing/2016/ink" xmlns:am3d="http://schemas.microsoft.com/office/drawing/2017/model3d" xmlns:o="urn:schemas-microsoft-com:office:office" xmlns:oel="http://schemas.microsoft.com/office/2019/extlst" xmlns:r="http://schemas.openxmlformats.org/officeDocument/2006/relationships" xmlns:m="http://schemas.openxmlformats.org/officeDocument/2006/math" xmlns:v="urn:schemas-microsoft-com:vml" xmlns:wp14="http://schemas.microsoft.com/office/word/2010/wordprocessingDrawing" xmlns:wp="http://schemas.openxmlformats.org/drawingml/2006/wordprocessingDrawing" xmlns:w10="urn:schemas-microsoft-com:office:word" xmlns:w="http://schemas.openxmlformats.org/wordprocessingml/2006/main" xmlns:w14="http://schemas.microsoft.com/office/word/2010/wordml" xmlns:w15="http://schemas.microsoft.com/office/word/2012/wordml" xmlns:w16cex="http://schemas.microsoft.com/office/word/2018/wordml/cex" xmlns:w16cid="http://schemas.microsoft.com/office/word/2016/wordml/cid" xmlns:w16="http://schemas.microsoft.com/office/word/2018/wordml" xmlns:w16du="http://schemas.microsoft.com/office/word/2023/wordml/word16du" xmlns:w16sdtdh="http://schemas.microsoft.com/office/word/2020/wordml/sdtdatahash" xmlns:w16sdtfl="http://schemas.microsoft.com/office/word/2024/wordml/sdtformatlock" xmlns:w16se="http://schemas.microsoft.com/office/word/2015/wordml/symex" xmlns:wpg="http://schemas.microsoft.com/office/word/2010/wordprocessingGroup" xmlns:wpi="http://schemas.microsoft.com/office/word/2010/wordprocessingInk" xmlns:wne="http://schemas.microsoft.com/office/word/2006/wordml" xmlns:wps="http://schemas.microsoft.com/office/word/2010/wordprocessingShape" mc:Ignorable="w14 w15 w16se w16cid w16 w16cex w16sdtdh w16sdtfl w16du wp14">
   <w:abstractNum w:abstractNumId="0" w15:restartNumberingAfterBreak="0">
     <w:nsid w:val="13FB3B31"/>
     <w:multiLevelType w:val="multilevel"/>
@@ -27891,61 +27816,61 @@
       </w:rPr>
     </w:lvl>
   </w:abstractNum>
-  <w:num w:numId="1">
+  <w:num w:numId="1" w16cid:durableId="1611349788">
     <w:abstractNumId w:val="12"/>
   </w:num>
-  <w:num w:numId="2">
+  <w:num w:numId="2" w16cid:durableId="482158276">
     <w:abstractNumId w:val="10"/>
   </w:num>
-  <w:num w:numId="3">
+  <w:num w:numId="3" w16cid:durableId="63838247">
     <w:abstractNumId w:val="18"/>
   </w:num>
-  <w:num w:numId="4">
+  <w:num w:numId="4" w16cid:durableId="2097700011">
     <w:abstractNumId w:val="14"/>
   </w:num>
-  <w:num w:numId="5">
+  <w:num w:numId="5" w16cid:durableId="884877061">
     <w:abstractNumId w:val="16"/>
   </w:num>
-  <w:num w:numId="6">
+  <w:num w:numId="6" w16cid:durableId="1087002904">
     <w:abstractNumId w:val="1"/>
   </w:num>
-  <w:num w:numId="7">
+  <w:num w:numId="7" w16cid:durableId="2139102160">
     <w:abstractNumId w:val="9"/>
   </w:num>
-  <w:num w:numId="8">
+  <w:num w:numId="8" w16cid:durableId="1873691873">
     <w:abstractNumId w:val="8"/>
   </w:num>
-  <w:num w:numId="9">
+  <w:num w:numId="9" w16cid:durableId="129983328">
     <w:abstractNumId w:val="15"/>
   </w:num>
-  <w:num w:numId="10">
+  <w:num w:numId="10" w16cid:durableId="433598247">
     <w:abstractNumId w:val="7"/>
   </w:num>
-  <w:num w:numId="11">
+  <w:num w:numId="11" w16cid:durableId="1009411030">
     <w:abstractNumId w:val="0"/>
   </w:num>
-  <w:num w:numId="12">
+  <w:num w:numId="12" w16cid:durableId="1913853932">
     <w:abstractNumId w:val="6"/>
   </w:num>
-  <w:num w:numId="13">
+  <w:num w:numId="13" w16cid:durableId="706757566">
     <w:abstractNumId w:val="5"/>
   </w:num>
-  <w:num w:numId="14">
+  <w:num w:numId="14" w16cid:durableId="1160777319">
     <w:abstractNumId w:val="3"/>
   </w:num>
-  <w:num w:numId="15">
+  <w:num w:numId="15" w16cid:durableId="2090035277">
     <w:abstractNumId w:val="17"/>
   </w:num>
-  <w:num w:numId="16">
+  <w:num w:numId="16" w16cid:durableId="1653170695">
     <w:abstractNumId w:val="13"/>
   </w:num>
-  <w:num w:numId="17">
+  <w:num w:numId="17" w16cid:durableId="785350153">
     <w:abstractNumId w:val="4"/>
   </w:num>
-  <w:num w:numId="18">
+  <w:num w:numId="18" w16cid:durableId="1939750897">
     <w:abstractNumId w:val="11"/>
   </w:num>
-  <w:num w:numId="19">
+  <w:num w:numId="19" w16cid:durableId="770009619">
     <w:abstractNumId w:val="2"/>
   </w:num>
   <w:numIdMacAtCleanup w:val="6"/>
@@ -27953,7 +27878,7 @@
 </file>
 
 <file path=word/styles.xml><?xml version="1.0" encoding="utf-8"?>
-<w:styles xmlns:mc="http://schemas.openxmlformats.org/markup-compatibility/2006" xmlns:r="http://schemas.openxmlformats.org/officeDocument/2006/relationships" xmlns:w="http://schemas.openxmlformats.org/wordprocessingml/2006/main" xmlns:w14="http://schemas.microsoft.com/office/word/2010/wordml" xmlns:w15="http://schemas.microsoft.com/office/word/2012/wordml" xmlns:w16cex="http://schemas.microsoft.com/office/word/2018/wordml/cex" xmlns:w16cid="http://schemas.microsoft.com/office/word/2016/wordml/cid" xmlns:w16="http://schemas.microsoft.com/office/word/2018/wordml" xmlns:w16sdtdh="http://schemas.microsoft.com/office/word/2020/wordml/sdtdatahash" xmlns:w16se="http://schemas.microsoft.com/office/word/2015/wordml/symex" mc:Ignorable="w14 w15 w16se w16cid w16 w16cex w16sdtdh">
+<w:styles xmlns:mc="http://schemas.openxmlformats.org/markup-compatibility/2006" xmlns:r="http://schemas.openxmlformats.org/officeDocument/2006/relationships" xmlns:w="http://schemas.openxmlformats.org/wordprocessingml/2006/main" xmlns:w14="http://schemas.microsoft.com/office/word/2010/wordml" xmlns:w15="http://schemas.microsoft.com/office/word/2012/wordml" xmlns:w16cex="http://schemas.microsoft.com/office/word/2018/wordml/cex" xmlns:w16cid="http://schemas.microsoft.com/office/word/2016/wordml/cid" xmlns:w16="http://schemas.microsoft.com/office/word/2018/wordml" xmlns:w16du="http://schemas.microsoft.com/office/word/2023/wordml/word16du" xmlns:w16sdtdh="http://schemas.microsoft.com/office/word/2020/wordml/sdtdatahash" xmlns:w16sdtfl="http://schemas.microsoft.com/office/word/2024/wordml/sdtformatlock" xmlns:w16se="http://schemas.microsoft.com/office/word/2015/wordml/symex" mc:Ignorable="w14 w15 w16se w16cid w16 w16cex w16sdtdh w16sdtfl w16du">
   <w:docDefaults>
     <w:rPrDefault>
       <w:rPr>

--- a/doc/Улитка.docx
+++ b/doc/Улитка.docx
@@ -2121,6 +2121,7 @@
           <w:sz w:val="28"/>
           <w:szCs w:val="28"/>
         </w:rPr>
+        <w:lastRenderedPageBreak/>
         <w:br w:type="page"/>
       </w:r>
     </w:p>
@@ -3344,7 +3345,7 @@
           <w:sz w:val="28"/>
           <w:szCs w:val="28"/>
         </w:rPr>
-        <w:t>блок питания представляет собой связку готовых решений, включающую модули DA1, SW1 и DA2. Модуль DA1 отвечает за зарядку аккумулятора, обеспечивая стабильные параметры тока и напряжения с необходимыми защитами. Кнопка SW1 служит для включения и выключения устройства, управляя подачей питания. Модуль DA2 является DC-DC преобразователем с возможностью регули</w:t>
+        <w:t xml:space="preserve">блок питания представляет собой связку готовых решений, включающую модули DA1, SW1 и DA2. Модуль DA1 отвечает за зарядку аккумулятора, обеспечивая стабильные параметры тока и напряжения с необходимыми защитами. Кнопка SW1 служит для включения и выключения устройства, управляя подачей питания. Модуль DA2 является DC-DC преобразователем с возможностью регулировки выходного напряжения, преобразуя энергию аккумулятора в </w:t>
       </w:r>
       <w:r>
         <w:rPr>
@@ -3352,7 +3353,7 @@
           <w:szCs w:val="28"/>
         </w:rPr>
         <w:lastRenderedPageBreak/>
-        <w:t>ровки выходного напряжения, преобразуя энергию аккумулятора в стабильное питание для нагрузки. Все компоненты работают совместно, обеспечивая безопасную зарядку аккумулятора и подачу необходимого выходного напряжения, а схема блока питания представлена на рисунке 3;</w:t>
+        <w:t>стабильное питание для нагрузки. Все компоненты работают совместно, обеспечивая безопасную зарядку аккумулятора и подачу необходимого выходного напряжения, а схема блока питания представлена на рисунке 3;</w:t>
       </w:r>
       <w:r>
         <w:rPr>
@@ -4037,7 +4038,7 @@
           <w:sz w:val="28"/>
           <w:szCs w:val="28"/>
         </w:rPr>
-        <w:t xml:space="preserve">лок на схеме представлен в виде разъема и предназначен для подключения внешней платы, которая сама формирует напряжение +3,3 В для питания периферийных устройств, а также имеет линию +5 В для </w:t>
+        <w:t xml:space="preserve">лок на схеме представлен в виде разъема и предназначен для подключения внешней платы, которая сама формирует напряжение +3,3 В для питания периферийных устройств, а также имеет линию +5 </w:t>
       </w:r>
       <w:r>
         <w:rPr>
@@ -4045,7 +4046,7 @@
           <w:szCs w:val="28"/>
         </w:rPr>
         <w:lastRenderedPageBreak/>
-        <w:t>питания компонентов схемы. Передача данных организована через дифференциальные линии D+ и D– (USB-интерфейс). Большая часть выводов соединена с землей (GND) для обеспечения надежной работы и снижения помех. Одноплатный ПК является основой всей системы и используется для запуска игр, обрабатывая сигналы от органов управления и передавая их в игровое приложение.</w:t>
+        <w:t>В для питания компонентов схемы. Передача данных организована через дифференциальные линии D+ и D– (USB-интерфейс). Большая часть выводов соединена с землей (GND) для обеспечения надежной работы и снижения помех. Одноплатный ПК является основой всей системы и используется для запуска игр, обрабатывая сигналы от органов управления и передавая их в игровое приложение.</w:t>
       </w:r>
       <w:r>
         <w:rPr>
@@ -4658,7 +4659,7 @@
           <w:sz w:val="28"/>
           <w:szCs w:val="28"/>
         </w:rPr>
-        <w:t xml:space="preserve">-памяти для хранения программы, 2,5 КБ оперативной </w:t>
+        <w:t xml:space="preserve">-памяти для хранения программы, 2,5 КБ оперативной памяти SRAM и 1 КБ энергонезависимой памяти EEPROM. Особенностью </w:t>
       </w:r>
       <w:r>
         <w:rPr>
@@ -4667,7 +4668,41 @@
           <w:szCs w:val="28"/>
         </w:rPr>
         <w:lastRenderedPageBreak/>
-        <w:t>памяти SRAM и 1 КБ энергонезависимой памяти EEPROM. Особенностью микроконтроллера является встроенный полноценный USB 2.0 интерфейс, позволяющий подключать его напрямую к компьютеру без внешних преобразователей. В чип также интегрированы АЦП на 10 бит, шесть 8-битных и три 16-битных таймера, поддержка протоколов SPI, I2C и UART. Микроконтроллер отличается низким энергопотреблением, поддержкой нескольких режимов энергосбережения и богатым набором периферии, что делает его идеальным для проектов, требующих USB-связи и компактности.</w:t>
+        <w:t xml:space="preserve">микроконтроллера является встроенный полноценный USB 2.0 интерфейс, позволяющий подключать его напрямую к компьютеру без внешних преобразователей. В чип также интегрированы АЦП на 10 бит, шесть 8-битных и три 16-битных таймера, поддержка протоколов SPI, I2C и UART. Микроконтроллер отличается низким энергопотреблением, поддержкой нескольких режимов энергосбережения и богатым набором периферии, что делает его идеальным для проектов, требующих USB-связи и </w:t>
+      </w:r>
+      <w:proofErr w:type="gramStart"/>
+      <w:r>
+        <w:rPr>
+          <w:color w:val="000000" w:themeColor="text1"/>
+          <w:sz w:val="28"/>
+          <w:szCs w:val="28"/>
+        </w:rPr>
+        <w:t>компактности</w:t>
+      </w:r>
+      <w:r>
+        <w:rPr>
+          <w:color w:val="000000" w:themeColor="text1"/>
+          <w:sz w:val="28"/>
+          <w:szCs w:val="28"/>
+        </w:rPr>
+        <w:t>[</w:t>
+      </w:r>
+      <w:proofErr w:type="gramEnd"/>
+      <w:r>
+        <w:rPr>
+          <w:color w:val="000000" w:themeColor="text1"/>
+          <w:sz w:val="28"/>
+          <w:szCs w:val="28"/>
+        </w:rPr>
+        <w:t>1]</w:t>
+      </w:r>
+      <w:r>
+        <w:rPr>
+          <w:color w:val="000000" w:themeColor="text1"/>
+          <w:sz w:val="28"/>
+          <w:szCs w:val="28"/>
+        </w:rPr>
+        <w:t>.</w:t>
       </w:r>
     </w:p>
     <w:p>
@@ -4695,7 +4730,7 @@
           <w:noProof/>
         </w:rPr>
         <w:drawing>
-          <wp:inline distT="0" distB="0" distL="0" distR="0" wp14:anchorId="453F0102" wp14:editId="4D844832">
+          <wp:inline distT="0" distB="0" distL="0" distR="0" wp14:anchorId="453F0102" wp14:editId="5C290449">
             <wp:extent cx="2288215" cy="2288215"/>
             <wp:effectExtent l="19050" t="19050" r="17145" b="17145"/>
             <wp:docPr id="988709737" name="Рисунок 69" descr="Купить Atmel Atmega 32U4 оптом и в розницу"/>
@@ -4894,7 +4929,7 @@
         </w:rPr>
         <w:lastRenderedPageBreak/>
         <w:drawing>
-          <wp:inline distT="0" distB="0" distL="0" distR="0" wp14:anchorId="762FE324" wp14:editId="1813DFFA">
+          <wp:inline distT="0" distB="0" distL="0" distR="0" wp14:anchorId="762FE324" wp14:editId="7F5E3520">
             <wp:extent cx="2254813" cy="2267866"/>
             <wp:effectExtent l="19050" t="19050" r="12700" b="18415"/>
             <wp:docPr id="709631861" name="Рисунок 73" descr="4.000 МГц, HC-49U, Кварцевый резонатор, SJK | купить в розницу и оптом"/>
@@ -5203,40 +5238,47 @@
           <w:sz w:val="28"/>
           <w:szCs w:val="28"/>
         </w:rPr>
+        <w:t xml:space="preserve">Orange </w:t>
+      </w:r>
+      <w:proofErr w:type="spellStart"/>
+      <w:r>
+        <w:rPr>
+          <w:sz w:val="28"/>
+          <w:szCs w:val="28"/>
+        </w:rPr>
+        <w:t>Pi</w:t>
+      </w:r>
+      <w:proofErr w:type="spellEnd"/>
+      <w:r>
+        <w:rPr>
+          <w:sz w:val="28"/>
+          <w:szCs w:val="28"/>
+        </w:rPr>
+        <w:t xml:space="preserve"> Zero 3 — это </w:t>
+      </w:r>
+      <w:proofErr w:type="spellStart"/>
+      <w:r>
+        <w:rPr>
+          <w:sz w:val="28"/>
+          <w:szCs w:val="28"/>
+        </w:rPr>
+        <w:t>высокоинтегрированный</w:t>
+      </w:r>
+      <w:proofErr w:type="spellEnd"/>
+      <w:r>
+        <w:rPr>
+          <w:sz w:val="28"/>
+          <w:szCs w:val="28"/>
+        </w:rPr>
+        <w:t xml:space="preserve"> одноплатный мини-компьютер, который в данном проекте используется в качестве основного </w:t>
+      </w:r>
+      <w:r>
+        <w:rPr>
+          <w:sz w:val="28"/>
+          <w:szCs w:val="28"/>
+        </w:rPr>
         <w:lastRenderedPageBreak/>
-        <w:t xml:space="preserve">Orange </w:t>
-      </w:r>
-      <w:proofErr w:type="spellStart"/>
-      <w:r>
-        <w:rPr>
-          <w:sz w:val="28"/>
-          <w:szCs w:val="28"/>
-        </w:rPr>
-        <w:t>Pi</w:t>
-      </w:r>
-      <w:proofErr w:type="spellEnd"/>
-      <w:r>
-        <w:rPr>
-          <w:sz w:val="28"/>
-          <w:szCs w:val="28"/>
-        </w:rPr>
-        <w:t xml:space="preserve"> Zero 3 — это </w:t>
-      </w:r>
-      <w:proofErr w:type="spellStart"/>
-      <w:r>
-        <w:rPr>
-          <w:sz w:val="28"/>
-          <w:szCs w:val="28"/>
-        </w:rPr>
-        <w:t>высокоинтегрированный</w:t>
-      </w:r>
-      <w:proofErr w:type="spellEnd"/>
-      <w:r>
-        <w:rPr>
-          <w:sz w:val="28"/>
-          <w:szCs w:val="28"/>
-        </w:rPr>
-        <w:t xml:space="preserve"> одноплатный мини-компьютер, который в данном проекте используется в качестве основного вычислительного элемента портативной игровой консоли. Благодаря своим компактным размерам (55×50 мм), энергоэффективности и при этом достаточно высокой производительности, данная плата позволяет реализовать полноценную игровую систему с широким функционалом. В основе Orange </w:t>
+        <w:t xml:space="preserve">вычислительного элемента портативной игровой консоли. Благодаря своим компактным размерам (55×50 мм), энергоэффективности и при этом достаточно высокой производительности, данная плата позволяет реализовать полноценную игровую систему с широким функционалом. В основе Orange </w:t>
       </w:r>
       <w:proofErr w:type="spellStart"/>
       <w:r>
@@ -5766,7 +5808,21 @@
           <w:sz w:val="28"/>
           <w:szCs w:val="28"/>
         </w:rPr>
-        <w:t>Аналоговые стики от PSP-2000 применяются в проекте в качестве элементов управления для реализации плавного и точного ввода, аналогичного управлению в оригинальных игровых консолях. Эти миниатюрные джойстики имеют компактную конструкцию и позволяют считывать отклонения по двум осям (X и Y), обеспечивая аналоговый сигнал, который преобразуется в цифровой с помощью АЦП (аналогово-цифрового преобразователя) на управляющем контроллере. Стики от PSP-2000 отличаются надёжностью, удобной формой и мягким ходом, что делает их идеальными для портативных устройств, где важно сочетание эргономики и компактности. Они крепятся к корпусу консоли и подключаются через шлейф или напрямую к печатной плате, занимая минимальное пространство и обеспечивая качественный пользовательский опыт при управлении персонажем, навигации по меню или в играх, требующих точного позиционирования. Устройство представлено на рисунке 13.</w:t>
+        <w:t>Аналоговые стики от PSP-2000 применяются в проекте в качестве элементов управления для реализации плавного и точного ввода, аналогичного управлению в оригинальных игровых консолях. Эти миниатюрные джойстики имеют компактную конструкцию и позволяют считывать отклонения по двум осям (X и Y), обеспечивая аналоговый сигнал, который преобразуется в цифровой с помощью АЦП (аналогово-цифрового преобразователя) на управляющем контроллере. Стики от PSP-2000 отличаются надёжностью, удобной формой и мягким ходом, что делает их идеальными для портативных устройств, где важно сочетание эргономики и компактности. Они крепятся к корпусу консоли и подключаются через шлейф или напрямую к печатной плате, занимая минимальное пространство и обеспечивая качественный пользовательский опыт при управлении персонажем, навигации по меню или в играх, требующих точного позиционирования.</w:t>
+      </w:r>
+      <w:r>
+        <w:rPr>
+          <w:sz w:val="28"/>
+          <w:szCs w:val="28"/>
+        </w:rPr>
+        <w:t>[6]</w:t>
+      </w:r>
+      <w:r>
+        <w:rPr>
+          <w:sz w:val="28"/>
+          <w:szCs w:val="28"/>
+        </w:rPr>
+        <w:t xml:space="preserve"> Устройство представлено на рисунке 13.</w:t>
       </w:r>
     </w:p>
     <w:p>
@@ -6991,7 +7047,7 @@
           <w:sz w:val="28"/>
           <w:szCs w:val="28"/>
         </w:rPr>
-        <w:t xml:space="preserve"> IDE позволяет писать, компилировать и загружать программы на управляющий микроконтроллер консоли, обеспечивая взаимодействие с элементами ввода </w:t>
+        <w:t xml:space="preserve"> IDE позволяет писать, компилировать и загружать программы на управляющий микроконтроллер консоли, обеспечивая </w:t>
       </w:r>
       <w:r>
         <w:rPr>
@@ -7000,7 +7056,7 @@
           <w:szCs w:val="28"/>
         </w:rPr>
         <w:lastRenderedPageBreak/>
-        <w:t>(кнопками, стиками), а также с различными периферийными модулями. Среда также предоставляет удобные инструменты для отладки, включая монитор последовательного порта, что облегчает настройку, тестирование и управление функциональностью устройства на этапе разработки.</w:t>
+        <w:t>взаимодействие с элементами ввода (кнопками, стиками), а также с различными периферийными модулями. Среда также предоставляет удобные инструменты для отладки, включая монитор последовательного порта, что облегчает настройку, тестирование и управление функциональностью устройства на этапе разработки.</w:t>
       </w:r>
     </w:p>
     <w:p>
@@ -7529,6 +7585,7 @@
           <w:sz w:val="28"/>
           <w:szCs w:val="28"/>
         </w:rPr>
+        <w:lastRenderedPageBreak/>
         <w:drawing>
           <wp:inline distT="0" distB="0" distL="0" distR="0" wp14:anchorId="4318FF36" wp14:editId="32C641C7">
             <wp:extent cx="2449853" cy="2568047"/>
@@ -8107,6 +8164,7 @@
           <w:sz w:val="28"/>
           <w:szCs w:val="28"/>
         </w:rPr>
+        <w:lastRenderedPageBreak/>
         <w:drawing>
           <wp:inline distT="0" distB="0" distL="0" distR="0" wp14:anchorId="1946A8C1" wp14:editId="037D6517">
             <wp:extent cx="3810532" cy="1562318"/>
@@ -8300,7 +8358,6 @@
           <w:sz w:val="28"/>
           <w:szCs w:val="28"/>
         </w:rPr>
-        <w:lastRenderedPageBreak/>
         <w:t>7</w:t>
       </w:r>
       <w:r>
@@ -8879,7 +8936,16 @@
           <w:sz w:val="28"/>
           <w:szCs w:val="28"/>
         </w:rPr>
-        <w:t>поддерживает обмен данными с другими системами автоматизированного проектирования (CAD), что обеспечивает интеграцию с существующими проектами и совместную работу в команде</w:t>
+        <w:t xml:space="preserve">поддерживает обмен данными с другими системами автоматизированного проектирования </w:t>
+      </w:r>
+      <w:r>
+        <w:rPr>
+          <w:color w:val="000000" w:themeColor="text1"/>
+          <w:sz w:val="28"/>
+          <w:szCs w:val="28"/>
+        </w:rPr>
+        <w:lastRenderedPageBreak/>
+        <w:t>(CAD), что обеспечивает интеграцию с существующими проектами и совместную работу в команде</w:t>
       </w:r>
       <w:r>
         <w:rPr>
@@ -11897,15 +11963,14 @@
       </w:pPr>
       <w:r>
         <w:rPr>
-          <w:noProof/>
           <w:sz w:val="28"/>
           <w:szCs w:val="28"/>
         </w:rPr>
         <w:drawing>
-          <wp:inline distT="0" distB="0" distL="0" distR="0" wp14:anchorId="60A77675" wp14:editId="6A8444FA">
-            <wp:extent cx="3985260" cy="2899643"/>
-            <wp:effectExtent l="0" t="0" r="0" b="0"/>
-            <wp:docPr id="80" name="Рисунок 80"/>
+          <wp:inline distT="0" distB="0" distL="0" distR="0" wp14:anchorId="4715D5D4" wp14:editId="3620149F">
+            <wp:extent cx="4667788" cy="2854960"/>
+            <wp:effectExtent l="0" t="0" r="0" b="2540"/>
+            <wp:docPr id="160795123" name="Рисунок 1" descr="Изображение выглядит как текст, диаграмма, План, Шрифт&#10;&#10;Контент, сгенерированный ИИ, может содержать ошибки."/>
             <wp:cNvGraphicFramePr>
               <a:graphicFrameLocks xmlns:a="http://schemas.openxmlformats.org/drawingml/2006/main" noChangeAspect="1"/>
             </wp:cNvGraphicFramePr>
@@ -11913,7 +11978,7 @@
               <a:graphicData uri="http://schemas.openxmlformats.org/drawingml/2006/picture">
                 <pic:pic xmlns:pic="http://schemas.openxmlformats.org/drawingml/2006/picture">
                   <pic:nvPicPr>
-                    <pic:cNvPr id="1" name=""/>
+                    <pic:cNvPr id="160795123" name="Рисунок 1" descr="Изображение выглядит как текст, диаграмма, План, Шрифт&#10;&#10;Контент, сгенерированный ИИ, может содержать ошибки."/>
                     <pic:cNvPicPr/>
                   </pic:nvPicPr>
                   <pic:blipFill>
@@ -11925,7 +11990,7 @@
                   <pic:spPr>
                     <a:xfrm>
                       <a:off x="0" y="0"/>
-                      <a:ext cx="3988475" cy="2901982"/>
+                      <a:ext cx="4673143" cy="2858235"/>
                     </a:xfrm>
                     <a:prstGeom prst="rect">
                       <a:avLst/>
@@ -12472,16 +12537,15 @@
       </w:pPr>
       <w:r>
         <w:rPr>
-          <w:noProof/>
           <w:sz w:val="28"/>
           <w:szCs w:val="28"/>
         </w:rPr>
         <w:lastRenderedPageBreak/>
         <w:drawing>
-          <wp:inline distT="0" distB="0" distL="0" distR="0" wp14:anchorId="710F8C8B" wp14:editId="72FD14B2">
-            <wp:extent cx="5680700" cy="3742690"/>
-            <wp:effectExtent l="0" t="0" r="0" b="0"/>
-            <wp:docPr id="43" name="Рисунок 43"/>
+          <wp:inline distT="0" distB="0" distL="0" distR="0" wp14:anchorId="53EE1524" wp14:editId="540C0137">
+            <wp:extent cx="5594350" cy="3468604"/>
+            <wp:effectExtent l="0" t="0" r="6350" b="0"/>
+            <wp:docPr id="2054107944" name="Рисунок 1" descr="Изображение выглядит как текст, диаграмма, План, схематичный&#10;&#10;Контент, сгенерированный ИИ, может содержать ошибки."/>
             <wp:cNvGraphicFramePr>
               <a:graphicFrameLocks xmlns:a="http://schemas.openxmlformats.org/drawingml/2006/main" noChangeAspect="1"/>
             </wp:cNvGraphicFramePr>
@@ -12489,30 +12553,23 @@
               <a:graphicData uri="http://schemas.openxmlformats.org/drawingml/2006/picture">
                 <pic:pic xmlns:pic="http://schemas.openxmlformats.org/drawingml/2006/picture">
                   <pic:nvPicPr>
-                    <pic:cNvPr id="1" name=""/>
+                    <pic:cNvPr id="2054107944" name="Рисунок 1" descr="Изображение выглядит как текст, диаграмма, План, схематичный&#10;&#10;Контент, сгенерированный ИИ, может содержать ошибки."/>
                     <pic:cNvPicPr/>
                   </pic:nvPicPr>
-                  <pic:blipFill rotWithShape="1">
+                  <pic:blipFill>
                     <a:blip r:embed="rId37"/>
-                    <a:srcRect l="3992" t="2578"/>
-                    <a:stretch/>
+                    <a:stretch>
+                      <a:fillRect/>
+                    </a:stretch>
                   </pic:blipFill>
-                  <pic:spPr bwMode="auto">
+                  <pic:spPr>
                     <a:xfrm>
                       <a:off x="0" y="0"/>
-                      <a:ext cx="5692695" cy="3750593"/>
+                      <a:ext cx="5602963" cy="3473944"/>
                     </a:xfrm>
                     <a:prstGeom prst="rect">
                       <a:avLst/>
                     </a:prstGeom>
-                    <a:ln>
-                      <a:noFill/>
-                    </a:ln>
-                    <a:extLst>
-                      <a:ext uri="{53640926-AAD7-44D8-BBD7-CCE9431645EC}">
-                        <a14:shadowObscured xmlns:a14="http://schemas.microsoft.com/office/drawing/2010/main"/>
-                      </a:ext>
-                    </a:extLst>
                   </pic:spPr>
                 </pic:pic>
               </a:graphicData>
@@ -12694,7 +12751,7 @@
           <w:tab w:val="left" w:pos="851"/>
           <w:tab w:val="left" w:pos="2127"/>
         </w:tabs>
-        <w:ind w:left="284" w:right="284" w:firstLine="709"/>
+        <w:ind w:left="284" w:right="284" w:firstLine="851"/>
         <w:jc w:val="both"/>
         <w:rPr>
           <w:color w:val="000000" w:themeColor="text1"/>
@@ -12865,291 +12922,17 @@
           <w:szCs w:val="28"/>
         </w:rPr>
       </w:pPr>
-    </w:p>
-    <w:p>
-      <w:pPr>
-        <w:pStyle w:val="ad"/>
-        <w:spacing w:before="0" w:beforeAutospacing="0" w:after="0" w:afterAutospacing="0"/>
-        <w:jc w:val="center"/>
-        <w:rPr>
-          <w:color w:val="000000"/>
-          <w:sz w:val="28"/>
-          <w:szCs w:val="28"/>
-        </w:rPr>
-      </w:pPr>
-    </w:p>
-    <w:p>
-      <w:pPr>
-        <w:pStyle w:val="ad"/>
-        <w:spacing w:before="0" w:beforeAutospacing="0" w:after="0" w:afterAutospacing="0" w:line="360" w:lineRule="auto"/>
-        <w:jc w:val="center"/>
-        <w:rPr>
-          <w:color w:val="000000"/>
-          <w:sz w:val="28"/>
-          <w:szCs w:val="28"/>
-        </w:rPr>
-      </w:pPr>
-      <w:r>
-        <w:rPr>
-          <w:color w:val="000000"/>
-          <w:sz w:val="28"/>
-          <w:szCs w:val="28"/>
-        </w:rPr>
-        <w:t>Рис</w:t>
-      </w:r>
-      <w:r>
-        <w:rPr>
-          <w:color w:val="000000"/>
-          <w:sz w:val="28"/>
-          <w:szCs w:val="28"/>
-        </w:rPr>
-        <w:t>унок</w:t>
-      </w:r>
-      <w:r>
-        <w:rPr>
-          <w:color w:val="000000"/>
-          <w:sz w:val="28"/>
-          <w:szCs w:val="28"/>
-        </w:rPr>
-        <w:t xml:space="preserve"> </w:t>
-      </w:r>
-      <w:r>
-        <w:rPr>
-          <w:color w:val="000000"/>
-          <w:sz w:val="28"/>
-          <w:szCs w:val="28"/>
-        </w:rPr>
-        <w:t>2</w:t>
-      </w:r>
-      <w:r>
-        <w:rPr>
-          <w:color w:val="000000"/>
-          <w:sz w:val="28"/>
-          <w:szCs w:val="28"/>
-        </w:rPr>
-        <w:t>9</w:t>
-      </w:r>
-      <w:r>
-        <w:rPr>
-          <w:color w:val="000000"/>
-          <w:sz w:val="28"/>
-          <w:szCs w:val="28"/>
-        </w:rPr>
-        <w:t xml:space="preserve"> – 2</w:t>
-      </w:r>
-      <w:r>
-        <w:rPr>
-          <w:color w:val="000000"/>
-          <w:sz w:val="28"/>
-          <w:szCs w:val="28"/>
-          <w:lang w:val="en-US"/>
-        </w:rPr>
-        <w:t>D</w:t>
-      </w:r>
-      <w:r>
-        <w:rPr>
-          <w:color w:val="000000"/>
-          <w:sz w:val="28"/>
-          <w:szCs w:val="28"/>
-        </w:rPr>
-        <w:t>-каркас</w:t>
-      </w:r>
-    </w:p>
-    <w:p>
-      <w:pPr>
-        <w:pStyle w:val="ad"/>
-        <w:spacing w:before="0" w:beforeAutospacing="0" w:after="0" w:afterAutospacing="0"/>
-        <w:jc w:val="center"/>
-        <w:rPr>
-          <w:color w:val="000000"/>
-          <w:sz w:val="28"/>
-          <w:szCs w:val="28"/>
-        </w:rPr>
-      </w:pPr>
-    </w:p>
-    <w:p>
-      <w:pPr>
-        <w:pStyle w:val="ad"/>
-        <w:spacing w:before="0" w:beforeAutospacing="0" w:after="0" w:afterAutospacing="0" w:line="360" w:lineRule="auto"/>
-        <w:jc w:val="center"/>
-        <w:rPr>
-          <w:color w:val="000000"/>
-          <w:sz w:val="28"/>
-          <w:szCs w:val="28"/>
-        </w:rPr>
-      </w:pPr>
-    </w:p>
-    <w:p>
-      <w:pPr>
-        <w:pStyle w:val="ad"/>
-        <w:spacing w:before="0" w:beforeAutospacing="0" w:after="0" w:afterAutospacing="0"/>
-        <w:jc w:val="center"/>
-        <w:rPr>
-          <w:color w:val="000000"/>
-          <w:sz w:val="28"/>
-          <w:szCs w:val="28"/>
-        </w:rPr>
-      </w:pPr>
-    </w:p>
-    <w:p>
-      <w:pPr>
-        <w:pStyle w:val="ad"/>
-        <w:spacing w:before="0" w:beforeAutospacing="0" w:after="0" w:afterAutospacing="0" w:line="360" w:lineRule="auto"/>
-        <w:jc w:val="center"/>
-        <w:rPr>
-          <w:color w:val="000000"/>
-          <w:sz w:val="28"/>
-          <w:szCs w:val="28"/>
-        </w:rPr>
-      </w:pPr>
-      <w:r>
-        <w:rPr>
-          <w:color w:val="000000"/>
-          <w:sz w:val="28"/>
-          <w:szCs w:val="28"/>
-        </w:rPr>
-        <w:t xml:space="preserve">Рисунок </w:t>
-      </w:r>
-      <w:r>
-        <w:rPr>
-          <w:color w:val="000000"/>
-          <w:sz w:val="28"/>
-          <w:szCs w:val="28"/>
-        </w:rPr>
-        <w:t>30</w:t>
-      </w:r>
-      <w:r>
-        <w:rPr>
-          <w:color w:val="000000"/>
-          <w:sz w:val="28"/>
-          <w:szCs w:val="28"/>
-        </w:rPr>
-        <w:t xml:space="preserve"> – 3</w:t>
-      </w:r>
-      <w:r>
-        <w:rPr>
-          <w:color w:val="000000"/>
-          <w:sz w:val="28"/>
-          <w:szCs w:val="28"/>
-          <w:lang w:val="en-US"/>
-        </w:rPr>
-        <w:t>D</w:t>
-      </w:r>
-      <w:r>
-        <w:rPr>
-          <w:color w:val="000000"/>
-          <w:sz w:val="28"/>
-          <w:szCs w:val="28"/>
-        </w:rPr>
-        <w:t>-каркас</w:t>
-      </w:r>
-    </w:p>
-    <w:p>
-      <w:pPr>
-        <w:pStyle w:val="ad"/>
-        <w:spacing w:before="0" w:beforeAutospacing="0" w:after="0" w:afterAutospacing="0"/>
-        <w:jc w:val="both"/>
-        <w:rPr>
-          <w:color w:val="000000"/>
-          <w:sz w:val="28"/>
-          <w:szCs w:val="28"/>
-        </w:rPr>
-      </w:pPr>
-    </w:p>
-    <w:p>
-      <w:pPr>
-        <w:pStyle w:val="ad"/>
-        <w:spacing w:before="0" w:beforeAutospacing="0" w:after="0" w:afterAutospacing="0" w:line="360" w:lineRule="auto"/>
-        <w:ind w:left="284" w:right="284" w:firstLine="709"/>
-        <w:jc w:val="both"/>
-        <w:rPr>
-          <w:color w:val="000000"/>
-          <w:sz w:val="28"/>
-          <w:szCs w:val="28"/>
-        </w:rPr>
-      </w:pPr>
-      <w:r>
-        <w:rPr>
-          <w:color w:val="000000"/>
-          <w:sz w:val="28"/>
-          <w:szCs w:val="28"/>
-        </w:rPr>
-        <w:t xml:space="preserve">Корпус разделен на основу и крышку. Изначально деталь создается цельная, а затем разделяется на две части. На рисунках </w:t>
-      </w:r>
-      <w:r>
-        <w:rPr>
-          <w:color w:val="000000"/>
-          <w:sz w:val="28"/>
-          <w:szCs w:val="28"/>
-        </w:rPr>
-        <w:t>31</w:t>
-      </w:r>
-      <w:r>
-        <w:rPr>
-          <w:color w:val="000000"/>
-          <w:sz w:val="28"/>
-          <w:szCs w:val="28"/>
-        </w:rPr>
-        <w:t xml:space="preserve"> и</w:t>
-      </w:r>
-      <w:r>
-        <w:rPr>
-          <w:color w:val="000000"/>
-          <w:sz w:val="28"/>
-          <w:szCs w:val="28"/>
-        </w:rPr>
-        <w:t xml:space="preserve"> </w:t>
-      </w:r>
-      <w:r>
-        <w:rPr>
-          <w:color w:val="000000"/>
-          <w:sz w:val="28"/>
-          <w:szCs w:val="28"/>
-        </w:rPr>
-        <w:t>32</w:t>
-      </w:r>
-      <w:r>
-        <w:rPr>
-          <w:color w:val="000000"/>
-          <w:sz w:val="28"/>
-          <w:szCs w:val="28"/>
-        </w:rPr>
-        <w:t xml:space="preserve"> представлены основа корпуса и крышка.</w:t>
-      </w:r>
-    </w:p>
-    <w:p>
-      <w:pPr>
-        <w:pStyle w:val="ad"/>
-        <w:spacing w:before="0" w:beforeAutospacing="0" w:after="0" w:afterAutospacing="0"/>
-        <w:jc w:val="center"/>
-        <w:rPr>
-          <w:color w:val="000000"/>
-          <w:sz w:val="28"/>
-          <w:szCs w:val="28"/>
-        </w:rPr>
-      </w:pPr>
-    </w:p>
-    <w:p>
-      <w:pPr>
-        <w:pStyle w:val="ad"/>
-        <w:spacing w:before="0" w:beforeAutospacing="0" w:after="0" w:afterAutospacing="0" w:line="360" w:lineRule="auto"/>
-        <w:jc w:val="center"/>
-        <w:rPr>
-          <w:color w:val="000000"/>
-          <w:sz w:val="28"/>
-          <w:szCs w:val="28"/>
-        </w:rPr>
-      </w:pPr>
-      <w:r>
-        <w:rPr>
+      <w:r>
+        <w:rPr>
+          <w:noProof/>
           <w:color w:val="000000"/>
           <w:sz w:val="28"/>
           <w:szCs w:val="28"/>
         </w:rPr>
         <w:drawing>
-          <wp:inline distT="0" distB="0" distL="0" distR="0" wp14:anchorId="3418DC84" wp14:editId="3AE1E386">
-            <wp:extent cx="5977488" cy="4296498"/>
-            <wp:effectExtent l="0" t="0" r="4445" b="8890"/>
+          <wp:inline distT="0" distB="0" distL="0" distR="0" wp14:anchorId="52D5251C" wp14:editId="75FC692C">
+            <wp:extent cx="5215255" cy="3748621"/>
+            <wp:effectExtent l="0" t="0" r="4445" b="4445"/>
             <wp:docPr id="1643392725" name="Рисунок 1" descr="Изображение выглядит как текст, Прямоугольник, снимок экрана&#10;&#10;Контент, сгенерированный ИИ, может содержать ошибки."/>
             <wp:cNvGraphicFramePr>
               <a:graphicFrameLocks xmlns:a="http://schemas.openxmlformats.org/drawingml/2006/main" noChangeAspect="1"/>
@@ -13170,7 +12953,7 @@
                   <pic:spPr>
                     <a:xfrm>
                       <a:off x="0" y="0"/>
-                      <a:ext cx="6033197" cy="4336541"/>
+                      <a:ext cx="5267872" cy="3786441"/>
                     </a:xfrm>
                     <a:prstGeom prst="rect">
                       <a:avLst/>
@@ -13236,6 +13019,30 @@
           <w:sz w:val="28"/>
           <w:szCs w:val="28"/>
         </w:rPr>
+        <w:t>2</w:t>
+      </w:r>
+      <w:r>
+        <w:rPr>
+          <w:color w:val="000000"/>
+          <w:sz w:val="28"/>
+          <w:szCs w:val="28"/>
+        </w:rPr>
+        <w:t>9</w:t>
+      </w:r>
+      <w:r>
+        <w:rPr>
+          <w:color w:val="000000"/>
+          <w:sz w:val="28"/>
+          <w:szCs w:val="28"/>
+        </w:rPr>
+        <w:t xml:space="preserve"> – </w:t>
+      </w:r>
+      <w:r>
+        <w:rPr>
+          <w:color w:val="000000"/>
+          <w:sz w:val="28"/>
+          <w:szCs w:val="28"/>
+        </w:rPr>
         <w:t>3</w:t>
       </w:r>
       <w:r>
@@ -13243,255 +13050,58 @@
           <w:color w:val="000000"/>
           <w:sz w:val="28"/>
           <w:szCs w:val="28"/>
-        </w:rPr>
-        <w:t>1</w:t>
-      </w:r>
-      <w:r>
-        <w:rPr>
-          <w:color w:val="000000"/>
-          <w:sz w:val="28"/>
-          <w:szCs w:val="28"/>
-        </w:rPr>
-        <w:t xml:space="preserve"> – </w:t>
-      </w:r>
-      <w:r>
-        <w:rPr>
-          <w:color w:val="000000"/>
-          <w:sz w:val="28"/>
-          <w:szCs w:val="28"/>
-        </w:rPr>
-        <w:t>Крышка корпуса</w:t>
-      </w:r>
-    </w:p>
-    <w:p>
-      <w:pPr>
-        <w:rPr>
-          <w:color w:val="000000"/>
-          <w:sz w:val="28"/>
-          <w:szCs w:val="28"/>
-        </w:rPr>
-      </w:pPr>
-    </w:p>
-    <w:p>
-      <w:pPr>
-        <w:spacing w:line="360" w:lineRule="auto"/>
+          <w:lang w:val="en-US"/>
+        </w:rPr>
+        <w:t>D</w:t>
+      </w:r>
+      <w:r>
+        <w:rPr>
+          <w:color w:val="000000"/>
+          <w:sz w:val="28"/>
+          <w:szCs w:val="28"/>
+        </w:rPr>
+        <w:t>-</w:t>
+      </w:r>
+      <w:r>
+        <w:rPr>
+          <w:color w:val="000000"/>
+          <w:sz w:val="28"/>
+          <w:szCs w:val="28"/>
+        </w:rPr>
+        <w:t>модель верхней части</w:t>
+      </w:r>
+    </w:p>
+    <w:p>
+      <w:pPr>
+        <w:pStyle w:val="ad"/>
+        <w:spacing w:before="0" w:beforeAutospacing="0" w:after="0" w:afterAutospacing="0" w:line="360" w:lineRule="auto"/>
         <w:jc w:val="center"/>
         <w:rPr>
-          <w:sz w:val="28"/>
-          <w:szCs w:val="28"/>
-        </w:rPr>
-      </w:pPr>
-      <w:r>
-        <w:rPr>
-          <w:sz w:val="28"/>
-          <w:szCs w:val="28"/>
-        </w:rPr>
-        <w:lastRenderedPageBreak/>
+          <w:color w:val="000000"/>
+          <w:sz w:val="28"/>
+          <w:szCs w:val="28"/>
+        </w:rPr>
+      </w:pPr>
+    </w:p>
+    <w:p>
+      <w:pPr>
+        <w:pStyle w:val="ad"/>
+        <w:spacing w:before="0" w:beforeAutospacing="0" w:after="0" w:afterAutospacing="0" w:line="360" w:lineRule="auto"/>
+        <w:jc w:val="center"/>
+        <w:rPr>
+          <w:color w:val="000000"/>
+          <w:sz w:val="28"/>
+          <w:szCs w:val="28"/>
+        </w:rPr>
+      </w:pPr>
+      <w:r>
+        <w:rPr>
+          <w:noProof/>
+          <w:sz w:val="28"/>
+          <w:szCs w:val="28"/>
+        </w:rPr>
         <w:drawing>
-          <wp:inline distT="0" distB="0" distL="0" distR="0" wp14:anchorId="7CDF8391" wp14:editId="6A92AD6B">
-            <wp:extent cx="4987373" cy="3573888"/>
-            <wp:effectExtent l="0" t="0" r="3810" b="7620"/>
-            <wp:docPr id="2049652674" name="Рисунок 1" descr="Изображение выглядит как кухонные принадлежности, сушилка для посуды, дизайн&#10;&#10;Контент, сгенерированный ИИ, может содержать ошибки."/>
-            <wp:cNvGraphicFramePr>
-              <a:graphicFrameLocks xmlns:a="http://schemas.openxmlformats.org/drawingml/2006/main" noChangeAspect="1"/>
-            </wp:cNvGraphicFramePr>
-            <a:graphic xmlns:a="http://schemas.openxmlformats.org/drawingml/2006/main">
-              <a:graphicData uri="http://schemas.openxmlformats.org/drawingml/2006/picture">
-                <pic:pic xmlns:pic="http://schemas.openxmlformats.org/drawingml/2006/picture">
-                  <pic:nvPicPr>
-                    <pic:cNvPr id="2049652674" name="Рисунок 1" descr="Изображение выглядит как кухонные принадлежности, сушилка для посуды, дизайн&#10;&#10;Контент, сгенерированный ИИ, может содержать ошибки."/>
-                    <pic:cNvPicPr/>
-                  </pic:nvPicPr>
-                  <pic:blipFill>
-                    <a:blip r:embed="rId39"/>
-                    <a:stretch>
-                      <a:fillRect/>
-                    </a:stretch>
-                  </pic:blipFill>
-                  <pic:spPr>
-                    <a:xfrm>
-                      <a:off x="0" y="0"/>
-                      <a:ext cx="5002284" cy="3584573"/>
-                    </a:xfrm>
-                    <a:prstGeom prst="rect">
-                      <a:avLst/>
-                    </a:prstGeom>
-                  </pic:spPr>
-                </pic:pic>
-              </a:graphicData>
-            </a:graphic>
-          </wp:inline>
-        </w:drawing>
-      </w:r>
-    </w:p>
-    <w:p>
-      <w:pPr>
-        <w:jc w:val="center"/>
-        <w:rPr>
-          <w:sz w:val="28"/>
-          <w:szCs w:val="28"/>
-        </w:rPr>
-      </w:pPr>
-    </w:p>
-    <w:p>
-      <w:pPr>
-        <w:spacing w:line="360" w:lineRule="auto"/>
-        <w:jc w:val="center"/>
-        <w:rPr>
-          <w:sz w:val="28"/>
-          <w:szCs w:val="28"/>
-        </w:rPr>
-      </w:pPr>
-      <w:r>
-        <w:rPr>
-          <w:sz w:val="28"/>
-          <w:szCs w:val="28"/>
-        </w:rPr>
-        <w:t>Рис</w:t>
-      </w:r>
-      <w:r>
-        <w:rPr>
-          <w:sz w:val="28"/>
-          <w:szCs w:val="28"/>
-        </w:rPr>
-        <w:t>унок</w:t>
-      </w:r>
-      <w:r>
-        <w:rPr>
-          <w:sz w:val="28"/>
-          <w:szCs w:val="28"/>
-        </w:rPr>
-        <w:t xml:space="preserve"> </w:t>
-      </w:r>
-      <w:r>
-        <w:rPr>
-          <w:sz w:val="28"/>
-          <w:szCs w:val="28"/>
-        </w:rPr>
-        <w:t>32</w:t>
-      </w:r>
-      <w:r>
-        <w:rPr>
-          <w:sz w:val="28"/>
-          <w:szCs w:val="28"/>
-        </w:rPr>
-        <w:t xml:space="preserve"> – </w:t>
-      </w:r>
-      <w:r>
-        <w:rPr>
-          <w:sz w:val="28"/>
-          <w:szCs w:val="28"/>
-        </w:rPr>
-        <w:t>Основание корпуса</w:t>
-      </w:r>
-    </w:p>
-    <w:p>
-      <w:pPr>
-        <w:ind w:right="284"/>
-        <w:jc w:val="both"/>
-        <w:rPr>
-          <w:color w:val="000000" w:themeColor="text1"/>
-          <w:sz w:val="28"/>
-          <w:szCs w:val="28"/>
-        </w:rPr>
-      </w:pPr>
-    </w:p>
-    <w:p>
-      <w:pPr>
-        <w:spacing w:line="360" w:lineRule="auto"/>
-        <w:ind w:left="284" w:right="284" w:firstLine="709"/>
-        <w:jc w:val="both"/>
-        <w:rPr>
-          <w:color w:val="000000" w:themeColor="text1"/>
-          <w:sz w:val="28"/>
-          <w:szCs w:val="28"/>
-        </w:rPr>
-      </w:pPr>
-      <w:r>
-        <w:rPr>
-          <w:color w:val="000000" w:themeColor="text1"/>
-          <w:sz w:val="28"/>
-          <w:szCs w:val="28"/>
-        </w:rPr>
-        <w:t xml:space="preserve">Чтобы гарантировать стабильное крепление крышки корпуса, применяется особый паз, размещенный на внутренней стороне корпуса. Этот паз проходит вдоль всего края корпуса и предназначен для установки крышки, позволяя ей плотно примыкать к корпусу. Если взглянуть на рисунок </w:t>
-      </w:r>
-      <w:r>
-        <w:rPr>
-          <w:color w:val="000000" w:themeColor="text1"/>
-          <w:sz w:val="28"/>
-          <w:szCs w:val="28"/>
-        </w:rPr>
-        <w:t>33</w:t>
-      </w:r>
-      <w:r>
-        <w:rPr>
-          <w:color w:val="000000" w:themeColor="text1"/>
-          <w:sz w:val="28"/>
-          <w:szCs w:val="28"/>
-        </w:rPr>
-        <w:t xml:space="preserve">, то можно увидеть, как этот паз выглядит и как именно в него вставляется крышка. Благодаря наличию пазов, крышка корпуса устанавливается надежно и не может отсоединиться случайно, что обеспечивает защиту устройства и исключает </w:t>
-      </w:r>
-      <w:r>
-        <w:rPr>
-          <w:color w:val="000000" w:themeColor="text1"/>
-          <w:sz w:val="28"/>
-          <w:szCs w:val="28"/>
-        </w:rPr>
-        <w:t xml:space="preserve">возможные </w:t>
-      </w:r>
-      <w:r>
-        <w:rPr>
-          <w:color w:val="000000" w:themeColor="text1"/>
-          <w:sz w:val="28"/>
-          <w:szCs w:val="28"/>
-        </w:rPr>
-        <w:t>повреждени</w:t>
-      </w:r>
-      <w:r>
-        <w:rPr>
-          <w:color w:val="000000" w:themeColor="text1"/>
-          <w:sz w:val="28"/>
-          <w:szCs w:val="28"/>
-        </w:rPr>
-        <w:t>я</w:t>
-      </w:r>
-      <w:r>
-        <w:rPr>
-          <w:color w:val="000000" w:themeColor="text1"/>
-          <w:sz w:val="28"/>
-          <w:szCs w:val="28"/>
-        </w:rPr>
-        <w:t>.</w:t>
-      </w:r>
-    </w:p>
-    <w:p>
-      <w:pPr>
-        <w:ind w:left="284" w:right="284" w:firstLine="709"/>
-        <w:jc w:val="both"/>
-        <w:rPr>
-          <w:color w:val="000000" w:themeColor="text1"/>
-          <w:sz w:val="28"/>
-          <w:szCs w:val="28"/>
-        </w:rPr>
-      </w:pPr>
-    </w:p>
-    <w:p>
-      <w:pPr>
-        <w:spacing w:line="360" w:lineRule="auto"/>
-        <w:jc w:val="center"/>
-        <w:rPr>
-          <w:sz w:val="28"/>
-          <w:szCs w:val="28"/>
-        </w:rPr>
-      </w:pPr>
-      <w:r>
-        <w:rPr>
-          <w:sz w:val="28"/>
-          <w:szCs w:val="28"/>
-        </w:rPr>
-        <w:lastRenderedPageBreak/>
-        <w:drawing>
-          <wp:inline distT="0" distB="0" distL="0" distR="0" wp14:anchorId="74649B82" wp14:editId="1559E06F">
+          <wp:inline distT="0" distB="0" distL="0" distR="0" wp14:anchorId="7F2D1923" wp14:editId="002A4A08">
             <wp:extent cx="4938473" cy="3538846"/>
             <wp:effectExtent l="0" t="0" r="0" b="5080"/>
             <wp:docPr id="1988168009" name="Рисунок 1" descr="Изображение выглядит как кухонные принадлежности, сушилка для посуды, дизайн&#10;&#10;Контент, сгенерированный ИИ, может содержать ошибки."/>
@@ -13529,350 +13139,213 @@
     </w:p>
     <w:p>
       <w:pPr>
+        <w:pStyle w:val="ad"/>
+        <w:spacing w:before="0" w:beforeAutospacing="0" w:after="0" w:afterAutospacing="0"/>
         <w:jc w:val="center"/>
         <w:rPr>
-          <w:sz w:val="28"/>
-          <w:szCs w:val="28"/>
-        </w:rPr>
-      </w:pPr>
-    </w:p>
-    <w:p>
-      <w:pPr>
-        <w:spacing w:line="360" w:lineRule="auto"/>
+          <w:color w:val="000000"/>
+          <w:sz w:val="28"/>
+          <w:szCs w:val="28"/>
+        </w:rPr>
+      </w:pPr>
+    </w:p>
+    <w:p>
+      <w:pPr>
+        <w:pStyle w:val="ad"/>
+        <w:spacing w:before="0" w:beforeAutospacing="0" w:after="0" w:afterAutospacing="0" w:line="360" w:lineRule="auto"/>
         <w:jc w:val="center"/>
         <w:rPr>
-          <w:sz w:val="28"/>
-          <w:szCs w:val="28"/>
-        </w:rPr>
-      </w:pPr>
-      <w:r>
-        <w:rPr>
-          <w:sz w:val="28"/>
-          <w:szCs w:val="28"/>
-        </w:rPr>
-        <w:t>Рис</w:t>
-      </w:r>
-      <w:r>
-        <w:rPr>
-          <w:sz w:val="28"/>
-          <w:szCs w:val="28"/>
-        </w:rPr>
-        <w:t>унок</w:t>
-      </w:r>
-      <w:r>
-        <w:rPr>
+          <w:color w:val="000000"/>
+          <w:sz w:val="28"/>
+          <w:szCs w:val="28"/>
+        </w:rPr>
+      </w:pPr>
+      <w:r>
+        <w:rPr>
+          <w:color w:val="000000"/>
+          <w:sz w:val="28"/>
+          <w:szCs w:val="28"/>
+        </w:rPr>
+        <w:t xml:space="preserve">Рисунок </w:t>
+      </w:r>
+      <w:r>
+        <w:rPr>
+          <w:color w:val="000000"/>
+          <w:sz w:val="28"/>
+          <w:szCs w:val="28"/>
+        </w:rPr>
+        <w:t>30</w:t>
+      </w:r>
+      <w:r>
+        <w:rPr>
+          <w:color w:val="000000"/>
+          <w:sz w:val="28"/>
+          <w:szCs w:val="28"/>
+        </w:rPr>
+        <w:t xml:space="preserve"> – 3</w:t>
+      </w:r>
+      <w:r>
+        <w:rPr>
+          <w:color w:val="000000"/>
+          <w:sz w:val="28"/>
+          <w:szCs w:val="28"/>
+          <w:lang w:val="en-US"/>
+        </w:rPr>
+        <w:t>D</w:t>
+      </w:r>
+      <w:r>
+        <w:rPr>
+          <w:color w:val="000000"/>
+          <w:sz w:val="28"/>
+          <w:szCs w:val="28"/>
+        </w:rPr>
+        <w:t>-</w:t>
+      </w:r>
+      <w:r>
+        <w:rPr>
+          <w:color w:val="000000"/>
+          <w:sz w:val="28"/>
+          <w:szCs w:val="28"/>
+        </w:rPr>
+        <w:t>основная часть консоли</w:t>
+      </w:r>
+    </w:p>
+    <w:p>
+      <w:pPr>
+        <w:pStyle w:val="ad"/>
+        <w:spacing w:before="0" w:beforeAutospacing="0" w:after="0" w:afterAutospacing="0"/>
+        <w:jc w:val="both"/>
+        <w:rPr>
+          <w:color w:val="000000"/>
+          <w:sz w:val="28"/>
+          <w:szCs w:val="28"/>
+        </w:rPr>
+      </w:pPr>
+    </w:p>
+    <w:p>
+      <w:pPr>
+        <w:spacing w:after="200" w:line="360" w:lineRule="auto"/>
+        <w:ind w:left="284" w:right="284" w:firstLine="851"/>
+        <w:jc w:val="both"/>
+        <w:rPr>
+          <w:color w:val="000000" w:themeColor="text1"/>
+          <w:sz w:val="28"/>
+          <w:szCs w:val="28"/>
+        </w:rPr>
+      </w:pPr>
+      <w:r>
+        <w:rPr>
+          <w:color w:val="000000"/>
+          <w:sz w:val="28"/>
+          <w:szCs w:val="28"/>
+        </w:rPr>
+        <w:lastRenderedPageBreak/>
+        <w:t xml:space="preserve">Корпус портативной консоли изначально моделировался как две отдельные детали: верхняя крышка, в которой предусмотрено место под установку дисплея, и нижняя часть, в которую монтируется основная электроника устройства </w:t>
+      </w:r>
+      <w:r>
+        <w:rPr>
+          <w:color w:val="000000"/>
+          <w:sz w:val="28"/>
+          <w:szCs w:val="28"/>
+        </w:rPr>
+        <w:t>–</w:t>
+      </w:r>
+      <w:r>
+        <w:rPr>
+          <w:color w:val="000000"/>
+          <w:sz w:val="28"/>
+          <w:szCs w:val="28"/>
+        </w:rPr>
+        <w:t xml:space="preserve"> плата, аккумулятор, разъёмы и органы управления. Такое разделение позволило с самого начала учесть все конструктивные особенности каждой из частей и обеспечить точную подгонку без необходимости последующего разделения цельной модели. Для надёжного крепления крышки в нижней части корпуса был предусмотрен специальный паз, проходящий по всему внутреннему периметру. Этот паз обеспечивает плотную посадку крышки и предотвращает её смещение или случайное отсоединение в процессе эксплуатации, что особенно важно для защиты внутренних компонентов. Обе части корпуса были напечатаны на 3D-принтере </w:t>
+      </w:r>
+      <w:proofErr w:type="spellStart"/>
+      <w:r>
+        <w:rPr>
+          <w:color w:val="000000"/>
+          <w:sz w:val="28"/>
+          <w:szCs w:val="28"/>
+        </w:rPr>
+        <w:t>Anycubic</w:t>
+      </w:r>
+      <w:proofErr w:type="spellEnd"/>
+      <w:r>
+        <w:rPr>
+          <w:color w:val="000000"/>
           <w:sz w:val="28"/>
           <w:szCs w:val="28"/>
         </w:rPr>
         <w:t xml:space="preserve"> </w:t>
       </w:r>
-      <w:r>
-        <w:rPr>
-          <w:sz w:val="28"/>
-          <w:szCs w:val="28"/>
-        </w:rPr>
-        <w:t>33</w:t>
-      </w:r>
-      <w:r>
-        <w:rPr>
-          <w:sz w:val="28"/>
-          <w:szCs w:val="28"/>
-        </w:rPr>
-        <w:t xml:space="preserve"> – </w:t>
-      </w:r>
-      <w:r>
-        <w:rPr>
-          <w:sz w:val="28"/>
-          <w:szCs w:val="28"/>
-        </w:rPr>
-        <w:t>Пазы для крепления</w:t>
-      </w:r>
-    </w:p>
-    <w:p>
-      <w:pPr>
-        <w:ind w:left="284" w:right="284" w:firstLine="709"/>
-        <w:jc w:val="center"/>
-        <w:rPr>
-          <w:color w:val="000000" w:themeColor="text1"/>
-          <w:sz w:val="28"/>
-          <w:szCs w:val="28"/>
-        </w:rPr>
-      </w:pPr>
-    </w:p>
-    <w:p>
-      <w:pPr>
-        <w:spacing w:line="360" w:lineRule="auto"/>
-        <w:ind w:left="284" w:right="284" w:firstLine="709"/>
-        <w:jc w:val="both"/>
-        <w:rPr>
-          <w:color w:val="000000" w:themeColor="text1"/>
-          <w:sz w:val="28"/>
-          <w:szCs w:val="28"/>
-        </w:rPr>
-      </w:pPr>
-      <w:r>
-        <w:rPr>
-          <w:color w:val="000000" w:themeColor="text1"/>
-          <w:sz w:val="28"/>
-          <w:szCs w:val="28"/>
-        </w:rPr>
-        <w:t>Созданный корпус полностью удовлетворяет все требования, предъявляемые к устройству.</w:t>
-      </w:r>
-      <w:r>
-        <w:rPr>
-          <w:color w:val="000000" w:themeColor="text1"/>
+      <w:proofErr w:type="spellStart"/>
+      <w:r>
+        <w:rPr>
+          <w:color w:val="000000"/>
+          <w:sz w:val="28"/>
+          <w:szCs w:val="28"/>
+        </w:rPr>
+        <w:t>Kobra</w:t>
+      </w:r>
+      <w:proofErr w:type="spellEnd"/>
+      <w:r>
+        <w:rPr>
+          <w:color w:val="000000"/>
+          <w:sz w:val="28"/>
+          <w:szCs w:val="28"/>
+        </w:rPr>
+        <w:t xml:space="preserve"> Neo 2 из PLA-пластика</w:t>
+      </w:r>
+      <w:r>
+        <w:rPr>
+          <w:color w:val="000000"/>
+          <w:sz w:val="28"/>
+          <w:szCs w:val="28"/>
+        </w:rPr>
+        <w:t xml:space="preserve"> –</w:t>
+      </w:r>
+      <w:r>
+        <w:rPr>
+          <w:color w:val="000000"/>
+          <w:sz w:val="28"/>
+          <w:szCs w:val="28"/>
+        </w:rPr>
+        <w:t xml:space="preserve"> прочного, экологически чистого материала, изготовленного из возобновляемого сырья, такого как кукуруза и сахарный тростник. PLA обладает хорошей жёсткостью, высокой детализацией при печати и безопасен для использования, включая применение в детских и бытовых устройствах. Подготовка модели к печати выполнялась в программе </w:t>
+      </w:r>
+      <w:proofErr w:type="spellStart"/>
+      <w:r>
+        <w:rPr>
+          <w:color w:val="000000"/>
+          <w:sz w:val="28"/>
+          <w:szCs w:val="28"/>
+        </w:rPr>
+        <w:t>UltiMaker</w:t>
+      </w:r>
+      <w:proofErr w:type="spellEnd"/>
+      <w:r>
+        <w:rPr>
+          <w:color w:val="000000"/>
           <w:sz w:val="28"/>
           <w:szCs w:val="28"/>
         </w:rPr>
         <w:t xml:space="preserve"> </w:t>
       </w:r>
-      <w:r>
-        <w:rPr>
-          <w:color w:val="000000" w:themeColor="text1"/>
-          <w:sz w:val="28"/>
-          <w:szCs w:val="28"/>
-        </w:rPr>
-        <w:t>Модель будет печататься на 3</w:t>
-      </w:r>
-      <w:r>
-        <w:rPr>
-          <w:color w:val="000000" w:themeColor="text1"/>
-          <w:sz w:val="28"/>
-          <w:szCs w:val="28"/>
-          <w:lang w:val="en-US"/>
-        </w:rPr>
-        <w:t>D</w:t>
-      </w:r>
-      <w:r>
-        <w:rPr>
-          <w:color w:val="000000" w:themeColor="text1"/>
-          <w:sz w:val="28"/>
-          <w:szCs w:val="28"/>
-        </w:rPr>
-        <w:t xml:space="preserve"> </w:t>
-      </w:r>
-      <w:r>
-        <w:rPr>
-          <w:color w:val="000000" w:themeColor="text1"/>
-          <w:sz w:val="28"/>
-          <w:szCs w:val="28"/>
-        </w:rPr>
-        <w:t xml:space="preserve">принтере </w:t>
-      </w:r>
-      <w:r>
-        <w:rPr>
-          <w:color w:val="000000" w:themeColor="text1"/>
-          <w:sz w:val="28"/>
-          <w:szCs w:val="28"/>
-          <w:lang w:val="en-US"/>
-        </w:rPr>
-        <w:t>F</w:t>
-      </w:r>
       <w:proofErr w:type="spellStart"/>
       <w:r>
         <w:rPr>
-          <w:color w:val="000000" w:themeColor="text1"/>
-          <w:sz w:val="28"/>
-          <w:szCs w:val="28"/>
-        </w:rPr>
-        <w:t>lying</w:t>
+          <w:color w:val="000000"/>
+          <w:sz w:val="28"/>
+          <w:szCs w:val="28"/>
+        </w:rPr>
+        <w:t>Cura</w:t>
       </w:r>
       <w:proofErr w:type="spellEnd"/>
       <w:r>
         <w:rPr>
-          <w:color w:val="000000" w:themeColor="text1"/>
-          <w:sz w:val="28"/>
-          <w:szCs w:val="28"/>
-        </w:rPr>
-        <w:t xml:space="preserve"> </w:t>
-      </w:r>
-      <w:r>
-        <w:rPr>
-          <w:color w:val="000000" w:themeColor="text1"/>
-          <w:sz w:val="28"/>
-          <w:szCs w:val="28"/>
-          <w:lang w:val="en-US"/>
-        </w:rPr>
-        <w:t>B</w:t>
-      </w:r>
-      <w:proofErr w:type="spellStart"/>
-      <w:r>
-        <w:rPr>
-          <w:color w:val="000000" w:themeColor="text1"/>
-          <w:sz w:val="28"/>
-          <w:szCs w:val="28"/>
-        </w:rPr>
-        <w:t>ear</w:t>
-      </w:r>
-      <w:proofErr w:type="spellEnd"/>
-      <w:r>
-        <w:rPr>
-          <w:color w:val="000000" w:themeColor="text1"/>
-          <w:sz w:val="28"/>
-          <w:szCs w:val="28"/>
-        </w:rPr>
-        <w:t xml:space="preserve"> </w:t>
-      </w:r>
-      <w:r>
-        <w:rPr>
-          <w:color w:val="000000" w:themeColor="text1"/>
-          <w:sz w:val="28"/>
-          <w:szCs w:val="28"/>
-          <w:lang w:val="en-US"/>
-        </w:rPr>
-        <w:t>G</w:t>
-      </w:r>
-      <w:proofErr w:type="spellStart"/>
-      <w:r>
-        <w:rPr>
-          <w:color w:val="000000" w:themeColor="text1"/>
-          <w:sz w:val="28"/>
-          <w:szCs w:val="28"/>
-        </w:rPr>
-        <w:t>host</w:t>
-      </w:r>
-      <w:proofErr w:type="spellEnd"/>
-      <w:r>
-        <w:rPr>
-          <w:color w:val="000000" w:themeColor="text1"/>
-          <w:sz w:val="28"/>
-          <w:szCs w:val="28"/>
-        </w:rPr>
-        <w:t xml:space="preserve"> 5</w:t>
-      </w:r>
-      <w:r>
-        <w:rPr>
-          <w:color w:val="000000" w:themeColor="text1"/>
-          <w:sz w:val="28"/>
-          <w:szCs w:val="28"/>
-        </w:rPr>
-        <w:t xml:space="preserve">, в качестве материала для печати будет выбран </w:t>
-      </w:r>
-      <w:r>
-        <w:rPr>
-          <w:color w:val="000000" w:themeColor="text1"/>
-          <w:sz w:val="28"/>
-          <w:szCs w:val="28"/>
-          <w:lang w:val="en-US"/>
-        </w:rPr>
-        <w:t>PLA</w:t>
-      </w:r>
-      <w:r>
-        <w:rPr>
-          <w:color w:val="000000" w:themeColor="text1"/>
-          <w:sz w:val="28"/>
-          <w:szCs w:val="28"/>
-        </w:rPr>
-        <w:t xml:space="preserve"> </w:t>
-      </w:r>
-      <w:r>
-        <w:rPr>
-          <w:color w:val="000000" w:themeColor="text1"/>
-          <w:sz w:val="28"/>
-          <w:szCs w:val="28"/>
-        </w:rPr>
-        <w:t>пластик, который обладает жёсткостью и высокой плотностью. Данный материал экологичен, поскольку сырьём для него являются сахарный тростник и кукуруза, поэтому его часто используют при печати детских игрушек.</w:t>
-      </w:r>
-      <w:r>
-        <w:rPr>
-          <w:color w:val="000000" w:themeColor="text1"/>
-          <w:sz w:val="28"/>
-          <w:szCs w:val="28"/>
-        </w:rPr>
-        <w:t>[12]</w:t>
-      </w:r>
-    </w:p>
-    <w:p>
-      <w:pPr>
-        <w:spacing w:line="360" w:lineRule="auto"/>
-        <w:ind w:left="284" w:right="284" w:firstLine="709"/>
-        <w:jc w:val="both"/>
-        <w:rPr>
-          <w:color w:val="000000" w:themeColor="text1"/>
-          <w:sz w:val="28"/>
-          <w:szCs w:val="28"/>
-        </w:rPr>
-      </w:pPr>
-      <w:r>
-        <w:rPr>
-          <w:color w:val="000000" w:themeColor="text1"/>
-          <w:sz w:val="28"/>
-          <w:szCs w:val="28"/>
-        </w:rPr>
-        <w:t xml:space="preserve">Подготовка модели к печати будет осуществляться в программе </w:t>
-      </w:r>
-      <w:proofErr w:type="spellStart"/>
-      <w:r>
-        <w:rPr>
-          <w:color w:val="000000" w:themeColor="text1"/>
-          <w:sz w:val="28"/>
-          <w:szCs w:val="28"/>
-          <w:lang w:val="en-US"/>
-        </w:rPr>
-        <w:t>UltiMaker</w:t>
-      </w:r>
-      <w:proofErr w:type="spellEnd"/>
-      <w:r>
-        <w:rPr>
-          <w:color w:val="000000" w:themeColor="text1"/>
-          <w:sz w:val="28"/>
-          <w:szCs w:val="28"/>
-        </w:rPr>
-        <w:t xml:space="preserve"> </w:t>
-      </w:r>
-      <w:r>
-        <w:rPr>
-          <w:color w:val="000000" w:themeColor="text1"/>
-          <w:sz w:val="28"/>
-          <w:szCs w:val="28"/>
-          <w:lang w:val="en-US"/>
-        </w:rPr>
-        <w:t>Cura</w:t>
-      </w:r>
-      <w:r>
-        <w:rPr>
-          <w:color w:val="000000" w:themeColor="text1"/>
-          <w:sz w:val="28"/>
-          <w:szCs w:val="28"/>
-        </w:rPr>
-        <w:t xml:space="preserve">. В данном приложении можно поэтапно настроить печать, в том числе и выбрать настройку под каждый пластик, а также узнать сколько будет печататься </w:t>
-      </w:r>
-      <w:r>
-        <w:rPr>
-          <w:color w:val="000000" w:themeColor="text1"/>
-          <w:sz w:val="28"/>
-          <w:szCs w:val="28"/>
-        </w:rPr>
-        <w:t>3</w:t>
-      </w:r>
-      <w:r>
-        <w:rPr>
-          <w:color w:val="000000" w:themeColor="text1"/>
-          <w:sz w:val="28"/>
-          <w:szCs w:val="28"/>
-          <w:lang w:val="en-US"/>
-        </w:rPr>
-        <w:t>D</w:t>
-      </w:r>
-      <w:r>
-        <w:rPr>
-          <w:color w:val="000000" w:themeColor="text1"/>
-          <w:sz w:val="28"/>
-          <w:szCs w:val="28"/>
-        </w:rPr>
-        <w:t xml:space="preserve"> модель. </w:t>
-      </w:r>
-    </w:p>
-    <w:p>
-      <w:pPr>
-        <w:spacing w:after="200" w:line="276" w:lineRule="auto"/>
-        <w:jc w:val="both"/>
-        <w:rPr>
-          <w:color w:val="000000" w:themeColor="text1"/>
-          <w:sz w:val="28"/>
-          <w:szCs w:val="28"/>
-        </w:rPr>
-      </w:pPr>
+          <w:color w:val="000000"/>
+          <w:sz w:val="28"/>
+          <w:szCs w:val="28"/>
+        </w:rPr>
+        <w:t>, где были заданы параметры печати, соответствующие PLA: температура сопла, скорость, заполнение и другие настройки, а также рассчитано время печати и расход материала для каждой из двух частей корпуса.</w:t>
+      </w:r>
       <w:r>
         <w:rPr>
           <w:color w:val="000000" w:themeColor="text1"/>
@@ -16236,6 +15709,7 @@
           <w:szCs w:val="28"/>
           <w:lang w:val="ru-RU"/>
         </w:rPr>
+        <w:lastRenderedPageBreak/>
         <w:t xml:space="preserve">Микроконтроллер </w:t>
       </w:r>
       <w:proofErr w:type="spellStart"/>
@@ -16358,7 +15832,6 @@
           <w:color w:val="000000" w:themeColor="text1"/>
           <w:szCs w:val="28"/>
         </w:rPr>
-        <w:lastRenderedPageBreak/>
         <w:t>Объектно-ориентированное</w:t>
       </w:r>
       <w:proofErr w:type="spellEnd"/>
@@ -18054,10 +17527,10 @@
           <w:lang w:val="en-US"/>
         </w:rPr>
         <w:drawing>
-          <wp:inline distT="0" distB="0" distL="0" distR="0" wp14:anchorId="5089E40D" wp14:editId="54FEA25C">
-            <wp:extent cx="1867062" cy="4686706"/>
-            <wp:effectExtent l="57150" t="57150" r="57150" b="57150"/>
-            <wp:docPr id="46" name="Рисунок 46"/>
+          <wp:inline distT="0" distB="0" distL="0" distR="0" wp14:anchorId="36DA2D6F" wp14:editId="3FDB8E09">
+            <wp:extent cx="4667250" cy="6891749"/>
+            <wp:effectExtent l="19050" t="19050" r="19050" b="23495"/>
+            <wp:docPr id="990821702" name="Рисунок 1" descr="Изображение выглядит как текст, диаграмма, зарисовка, рисунок&#10;&#10;Контент, сгенерированный ИИ, может содержать ошибки."/>
             <wp:cNvGraphicFramePr>
               <a:graphicFrameLocks xmlns:a="http://schemas.openxmlformats.org/drawingml/2006/main" noChangeAspect="1"/>
             </wp:cNvGraphicFramePr>
@@ -18065,7 +17538,3913 @@
               <a:graphicData uri="http://schemas.openxmlformats.org/drawingml/2006/picture">
                 <pic:pic xmlns:pic="http://schemas.openxmlformats.org/drawingml/2006/picture">
                   <pic:nvPicPr>
-                    <pic:cNvPr id="1" name=""/>
+                    <pic:cNvPr id="2023230116" name="Рисунок 1" descr="Изображение выглядит как текст, диаграмма, зарисовка, рисунок&#10;&#10;Контент, сгенерированный ИИ, может содержать ошибки."/>
+                    <pic:cNvPicPr/>
+                  </pic:nvPicPr>
+                  <pic:blipFill>
+                    <a:blip r:embed="rId23"/>
+                    <a:stretch>
+                      <a:fillRect/>
+                    </a:stretch>
+                  </pic:blipFill>
+                  <pic:spPr>
+                    <a:xfrm>
+                      <a:off x="0" y="0"/>
+                      <a:ext cx="4698292" cy="6937586"/>
+                    </a:xfrm>
+                    <a:prstGeom prst="rect">
+                      <a:avLst/>
+                    </a:prstGeom>
+                    <a:ln w="12700">
+                      <a:solidFill>
+                        <a:schemeClr val="tx1"/>
+                      </a:solidFill>
+                    </a:ln>
+                  </pic:spPr>
+                </pic:pic>
+              </a:graphicData>
+            </a:graphic>
+          </wp:inline>
+        </w:drawing>
+      </w:r>
+    </w:p>
+    <w:p>
+      <w:pPr>
+        <w:tabs>
+          <w:tab w:val="left" w:pos="1276"/>
+        </w:tabs>
+        <w:ind w:right="-2"/>
+        <w:contextualSpacing/>
+        <w:jc w:val="center"/>
+        <w:rPr>
+          <w:color w:val="333333"/>
+          <w:kern w:val="36"/>
+          <w:sz w:val="28"/>
+          <w:szCs w:val="28"/>
+        </w:rPr>
+      </w:pPr>
+    </w:p>
+    <w:p>
+      <w:pPr>
+        <w:tabs>
+          <w:tab w:val="left" w:pos="1276"/>
+        </w:tabs>
+        <w:spacing w:line="360" w:lineRule="auto"/>
+        <w:ind w:right="-2"/>
+        <w:contextualSpacing/>
+        <w:jc w:val="center"/>
+        <w:rPr>
+          <w:color w:val="333333"/>
+          <w:kern w:val="36"/>
+          <w:sz w:val="28"/>
+          <w:szCs w:val="28"/>
+        </w:rPr>
+      </w:pPr>
+      <w:r>
+        <w:rPr>
+          <w:color w:val="333333"/>
+          <w:kern w:val="36"/>
+          <w:sz w:val="28"/>
+          <w:szCs w:val="28"/>
+        </w:rPr>
+        <w:t>Рисунок А.1 – Блок-схема программы</w:t>
+      </w:r>
+    </w:p>
+    <w:p>
+      <w:pPr>
+        <w:spacing w:after="160" w:line="259" w:lineRule="auto"/>
+        <w:rPr>
+          <w:color w:val="333333"/>
+          <w:kern w:val="36"/>
+          <w:sz w:val="28"/>
+          <w:szCs w:val="28"/>
+        </w:rPr>
+      </w:pPr>
+      <w:r>
+        <w:rPr>
+          <w:color w:val="333333"/>
+          <w:kern w:val="36"/>
+          <w:sz w:val="28"/>
+          <w:szCs w:val="28"/>
+        </w:rPr>
+        <w:br w:type="page"/>
+      </w:r>
+    </w:p>
+    <w:p>
+      <w:pPr>
+        <w:tabs>
+          <w:tab w:val="left" w:pos="1276"/>
+        </w:tabs>
+        <w:spacing w:line="360" w:lineRule="auto"/>
+        <w:ind w:right="-2"/>
+        <w:contextualSpacing/>
+        <w:jc w:val="center"/>
+        <w:rPr>
+          <w:color w:val="333333"/>
+          <w:kern w:val="36"/>
+          <w:sz w:val="28"/>
+          <w:szCs w:val="28"/>
+        </w:rPr>
+      </w:pPr>
+      <w:r>
+        <w:rPr>
+          <w:color w:val="333333"/>
+          <w:kern w:val="36"/>
+          <w:sz w:val="28"/>
+          <w:szCs w:val="28"/>
+        </w:rPr>
+        <w:lastRenderedPageBreak/>
+        <w:t>Приложение Б</w:t>
+      </w:r>
+    </w:p>
+    <w:p>
+      <w:pPr>
+        <w:tabs>
+          <w:tab w:val="left" w:pos="1276"/>
+        </w:tabs>
+        <w:spacing w:line="360" w:lineRule="auto"/>
+        <w:ind w:right="-2"/>
+        <w:contextualSpacing/>
+        <w:jc w:val="center"/>
+        <w:rPr>
+          <w:color w:val="333333"/>
+          <w:kern w:val="36"/>
+          <w:sz w:val="28"/>
+          <w:szCs w:val="28"/>
+        </w:rPr>
+      </w:pPr>
+      <w:r>
+        <w:rPr>
+          <w:color w:val="333333"/>
+          <w:kern w:val="36"/>
+          <w:sz w:val="28"/>
+          <w:szCs w:val="28"/>
+        </w:rPr>
+        <w:t>(</w:t>
+      </w:r>
+      <w:r>
+        <w:rPr>
+          <w:color w:val="333333"/>
+          <w:kern w:val="36"/>
+          <w:sz w:val="28"/>
+          <w:szCs w:val="28"/>
+        </w:rPr>
+        <w:t>обязательное</w:t>
+      </w:r>
+      <w:r>
+        <w:rPr>
+          <w:color w:val="333333"/>
+          <w:kern w:val="36"/>
+          <w:sz w:val="28"/>
+          <w:szCs w:val="28"/>
+        </w:rPr>
+        <w:t>)</w:t>
+      </w:r>
+    </w:p>
+    <w:p>
+      <w:pPr>
+        <w:tabs>
+          <w:tab w:val="left" w:pos="1276"/>
+        </w:tabs>
+        <w:ind w:right="-2"/>
+        <w:contextualSpacing/>
+        <w:jc w:val="center"/>
+        <w:rPr>
+          <w:color w:val="333333"/>
+          <w:kern w:val="36"/>
+          <w:sz w:val="28"/>
+          <w:szCs w:val="28"/>
+        </w:rPr>
+      </w:pPr>
+    </w:p>
+    <w:p>
+      <w:pPr>
+        <w:tabs>
+          <w:tab w:val="left" w:pos="1276"/>
+        </w:tabs>
+        <w:spacing w:line="360" w:lineRule="auto"/>
+        <w:ind w:right="-2"/>
+        <w:contextualSpacing/>
+        <w:jc w:val="center"/>
+        <w:rPr>
+          <w:color w:val="333333"/>
+          <w:kern w:val="36"/>
+          <w:sz w:val="28"/>
+          <w:szCs w:val="28"/>
+        </w:rPr>
+      </w:pPr>
+      <w:r>
+        <w:rPr>
+          <w:color w:val="333333"/>
+          <w:kern w:val="36"/>
+          <w:sz w:val="28"/>
+          <w:szCs w:val="28"/>
+        </w:rPr>
+        <w:t>Листинг программ</w:t>
+      </w:r>
+      <w:r>
+        <w:rPr>
+          <w:color w:val="333333"/>
+          <w:kern w:val="36"/>
+          <w:sz w:val="28"/>
+          <w:szCs w:val="28"/>
+        </w:rPr>
+        <w:t>ного кода</w:t>
+      </w:r>
+    </w:p>
+    <w:p>
+      <w:pPr>
+        <w:tabs>
+          <w:tab w:val="left" w:pos="1276"/>
+        </w:tabs>
+        <w:spacing w:line="360" w:lineRule="auto"/>
+        <w:ind w:left="284" w:right="284"/>
+        <w:contextualSpacing/>
+        <w:rPr>
+          <w:color w:val="333333"/>
+          <w:kern w:val="36"/>
+          <w:sz w:val="28"/>
+          <w:szCs w:val="28"/>
+          <w:lang w:val="en-US"/>
+        </w:rPr>
+      </w:pPr>
+      <w:proofErr w:type="gramStart"/>
+      <w:r>
+        <w:rPr>
+          <w:color w:val="333333"/>
+          <w:kern w:val="36"/>
+          <w:sz w:val="28"/>
+          <w:szCs w:val="28"/>
+          <w:lang w:val="en-US"/>
+        </w:rPr>
+        <w:t>#include</w:t>
+      </w:r>
+      <w:proofErr w:type="gramEnd"/>
+      <w:r>
+        <w:rPr>
+          <w:color w:val="333333"/>
+          <w:kern w:val="36"/>
+          <w:sz w:val="28"/>
+          <w:szCs w:val="28"/>
+          <w:lang w:val="en-US"/>
+        </w:rPr>
+        <w:t xml:space="preserve"> &lt;</w:t>
+      </w:r>
+      <w:proofErr w:type="spellStart"/>
+      <w:r>
+        <w:rPr>
+          <w:color w:val="333333"/>
+          <w:kern w:val="36"/>
+          <w:sz w:val="28"/>
+          <w:szCs w:val="28"/>
+          <w:lang w:val="en-US"/>
+        </w:rPr>
+        <w:t>Joystick</w:t>
+      </w:r>
+      <w:proofErr w:type="gramStart"/>
+      <w:r>
+        <w:rPr>
+          <w:color w:val="333333"/>
+          <w:kern w:val="36"/>
+          <w:sz w:val="28"/>
+          <w:szCs w:val="28"/>
+          <w:lang w:val="en-US"/>
+        </w:rPr>
+        <w:t>.h</w:t>
+      </w:r>
+      <w:proofErr w:type="spellEnd"/>
+      <w:proofErr w:type="gramEnd"/>
+      <w:r>
+        <w:rPr>
+          <w:color w:val="333333"/>
+          <w:kern w:val="36"/>
+          <w:sz w:val="28"/>
+          <w:szCs w:val="28"/>
+          <w:lang w:val="en-US"/>
+        </w:rPr>
+        <w:t>&gt;</w:t>
+      </w:r>
+    </w:p>
+    <w:p>
+      <w:pPr>
+        <w:tabs>
+          <w:tab w:val="left" w:pos="1276"/>
+        </w:tabs>
+        <w:spacing w:line="360" w:lineRule="auto"/>
+        <w:ind w:left="284" w:right="284"/>
+        <w:contextualSpacing/>
+        <w:rPr>
+          <w:color w:val="333333"/>
+          <w:kern w:val="36"/>
+          <w:sz w:val="28"/>
+          <w:szCs w:val="28"/>
+          <w:lang w:val="en-US"/>
+        </w:rPr>
+      </w:pPr>
+    </w:p>
+    <w:p>
+      <w:pPr>
+        <w:tabs>
+          <w:tab w:val="left" w:pos="1276"/>
+        </w:tabs>
+        <w:spacing w:line="360" w:lineRule="auto"/>
+        <w:ind w:left="284" w:right="284"/>
+        <w:contextualSpacing/>
+        <w:rPr>
+          <w:color w:val="333333"/>
+          <w:kern w:val="36"/>
+          <w:sz w:val="28"/>
+          <w:szCs w:val="28"/>
+          <w:lang w:val="en-US"/>
+        </w:rPr>
+      </w:pPr>
+      <w:r>
+        <w:rPr>
+          <w:color w:val="333333"/>
+          <w:kern w:val="36"/>
+          <w:sz w:val="28"/>
+          <w:szCs w:val="28"/>
+          <w:lang w:val="en-US"/>
+        </w:rPr>
+        <w:t xml:space="preserve">Joystick_ </w:t>
+      </w:r>
+      <w:proofErr w:type="spellStart"/>
+      <w:proofErr w:type="gramStart"/>
+      <w:r>
+        <w:rPr>
+          <w:color w:val="333333"/>
+          <w:kern w:val="36"/>
+          <w:sz w:val="28"/>
+          <w:szCs w:val="28"/>
+          <w:lang w:val="en-US"/>
+        </w:rPr>
+        <w:t>Joystick</w:t>
+      </w:r>
+      <w:proofErr w:type="spellEnd"/>
+      <w:r>
+        <w:rPr>
+          <w:color w:val="333333"/>
+          <w:kern w:val="36"/>
+          <w:sz w:val="28"/>
+          <w:szCs w:val="28"/>
+          <w:lang w:val="en-US"/>
+        </w:rPr>
+        <w:t>;</w:t>
+      </w:r>
+      <w:proofErr w:type="gramEnd"/>
+    </w:p>
+    <w:p>
+      <w:pPr>
+        <w:tabs>
+          <w:tab w:val="left" w:pos="1276"/>
+        </w:tabs>
+        <w:spacing w:line="360" w:lineRule="auto"/>
+        <w:ind w:left="284" w:right="284"/>
+        <w:contextualSpacing/>
+        <w:rPr>
+          <w:color w:val="333333"/>
+          <w:kern w:val="36"/>
+          <w:sz w:val="28"/>
+          <w:szCs w:val="28"/>
+          <w:lang w:val="en-US"/>
+        </w:rPr>
+      </w:pPr>
+    </w:p>
+    <w:p>
+      <w:pPr>
+        <w:tabs>
+          <w:tab w:val="left" w:pos="1276"/>
+        </w:tabs>
+        <w:spacing w:line="360" w:lineRule="auto"/>
+        <w:ind w:left="284" w:right="284"/>
+        <w:contextualSpacing/>
+        <w:rPr>
+          <w:color w:val="333333"/>
+          <w:kern w:val="36"/>
+          <w:sz w:val="28"/>
+          <w:szCs w:val="28"/>
+          <w:lang w:val="en-US"/>
+        </w:rPr>
+      </w:pPr>
+      <w:r>
+        <w:rPr>
+          <w:color w:val="333333"/>
+          <w:kern w:val="36"/>
+          <w:sz w:val="28"/>
+          <w:szCs w:val="28"/>
+          <w:lang w:val="en-US"/>
+        </w:rPr>
+        <w:t xml:space="preserve">const int button1Pin = </w:t>
+      </w:r>
+      <w:proofErr w:type="gramStart"/>
+      <w:r>
+        <w:rPr>
+          <w:color w:val="333333"/>
+          <w:kern w:val="36"/>
+          <w:sz w:val="28"/>
+          <w:szCs w:val="28"/>
+          <w:lang w:val="en-US"/>
+        </w:rPr>
+        <w:t>2;</w:t>
+      </w:r>
+      <w:proofErr w:type="gramEnd"/>
+    </w:p>
+    <w:p>
+      <w:pPr>
+        <w:tabs>
+          <w:tab w:val="left" w:pos="1276"/>
+        </w:tabs>
+        <w:spacing w:line="360" w:lineRule="auto"/>
+        <w:ind w:left="284" w:right="284"/>
+        <w:contextualSpacing/>
+        <w:rPr>
+          <w:color w:val="333333"/>
+          <w:kern w:val="36"/>
+          <w:sz w:val="28"/>
+          <w:szCs w:val="28"/>
+          <w:lang w:val="en-US"/>
+        </w:rPr>
+      </w:pPr>
+      <w:r>
+        <w:rPr>
+          <w:color w:val="333333"/>
+          <w:kern w:val="36"/>
+          <w:sz w:val="28"/>
+          <w:szCs w:val="28"/>
+          <w:lang w:val="en-US"/>
+        </w:rPr>
+        <w:t xml:space="preserve">const int button2Pin = </w:t>
+      </w:r>
+      <w:proofErr w:type="gramStart"/>
+      <w:r>
+        <w:rPr>
+          <w:color w:val="333333"/>
+          <w:kern w:val="36"/>
+          <w:sz w:val="28"/>
+          <w:szCs w:val="28"/>
+          <w:lang w:val="en-US"/>
+        </w:rPr>
+        <w:t>3;</w:t>
+      </w:r>
+      <w:proofErr w:type="gramEnd"/>
+    </w:p>
+    <w:p>
+      <w:pPr>
+        <w:tabs>
+          <w:tab w:val="left" w:pos="1276"/>
+        </w:tabs>
+        <w:spacing w:line="360" w:lineRule="auto"/>
+        <w:ind w:left="284" w:right="284"/>
+        <w:contextualSpacing/>
+        <w:rPr>
+          <w:color w:val="333333"/>
+          <w:kern w:val="36"/>
+          <w:sz w:val="28"/>
+          <w:szCs w:val="28"/>
+          <w:lang w:val="en-US"/>
+        </w:rPr>
+      </w:pPr>
+      <w:r>
+        <w:rPr>
+          <w:color w:val="333333"/>
+          <w:kern w:val="36"/>
+          <w:sz w:val="28"/>
+          <w:szCs w:val="28"/>
+          <w:lang w:val="en-US"/>
+        </w:rPr>
+        <w:t xml:space="preserve">const int button3Pin = </w:t>
+      </w:r>
+      <w:proofErr w:type="gramStart"/>
+      <w:r>
+        <w:rPr>
+          <w:color w:val="333333"/>
+          <w:kern w:val="36"/>
+          <w:sz w:val="28"/>
+          <w:szCs w:val="28"/>
+          <w:lang w:val="en-US"/>
+        </w:rPr>
+        <w:t>4;</w:t>
+      </w:r>
+      <w:proofErr w:type="gramEnd"/>
+    </w:p>
+    <w:p>
+      <w:pPr>
+        <w:tabs>
+          <w:tab w:val="left" w:pos="1276"/>
+        </w:tabs>
+        <w:spacing w:line="360" w:lineRule="auto"/>
+        <w:ind w:left="284" w:right="284"/>
+        <w:contextualSpacing/>
+        <w:rPr>
+          <w:color w:val="333333"/>
+          <w:kern w:val="36"/>
+          <w:sz w:val="28"/>
+          <w:szCs w:val="28"/>
+          <w:lang w:val="en-US"/>
+        </w:rPr>
+      </w:pPr>
+      <w:r>
+        <w:rPr>
+          <w:color w:val="333333"/>
+          <w:kern w:val="36"/>
+          <w:sz w:val="28"/>
+          <w:szCs w:val="28"/>
+          <w:lang w:val="en-US"/>
+        </w:rPr>
+        <w:t xml:space="preserve">const int button4Pin = </w:t>
+      </w:r>
+      <w:proofErr w:type="gramStart"/>
+      <w:r>
+        <w:rPr>
+          <w:color w:val="333333"/>
+          <w:kern w:val="36"/>
+          <w:sz w:val="28"/>
+          <w:szCs w:val="28"/>
+          <w:lang w:val="en-US"/>
+        </w:rPr>
+        <w:t>5;</w:t>
+      </w:r>
+      <w:proofErr w:type="gramEnd"/>
+    </w:p>
+    <w:p>
+      <w:pPr>
+        <w:tabs>
+          <w:tab w:val="left" w:pos="1276"/>
+        </w:tabs>
+        <w:spacing w:line="360" w:lineRule="auto"/>
+        <w:ind w:left="284" w:right="284"/>
+        <w:contextualSpacing/>
+        <w:rPr>
+          <w:color w:val="333333"/>
+          <w:kern w:val="36"/>
+          <w:sz w:val="28"/>
+          <w:szCs w:val="28"/>
+          <w:lang w:val="en-US"/>
+        </w:rPr>
+      </w:pPr>
+      <w:r>
+        <w:rPr>
+          <w:color w:val="333333"/>
+          <w:kern w:val="36"/>
+          <w:sz w:val="28"/>
+          <w:szCs w:val="28"/>
+          <w:lang w:val="en-US"/>
+        </w:rPr>
+        <w:t xml:space="preserve">const int button5Pin = </w:t>
+      </w:r>
+      <w:proofErr w:type="gramStart"/>
+      <w:r>
+        <w:rPr>
+          <w:color w:val="333333"/>
+          <w:kern w:val="36"/>
+          <w:sz w:val="28"/>
+          <w:szCs w:val="28"/>
+          <w:lang w:val="en-US"/>
+        </w:rPr>
+        <w:t>6;</w:t>
+      </w:r>
+      <w:proofErr w:type="gramEnd"/>
+    </w:p>
+    <w:p>
+      <w:pPr>
+        <w:tabs>
+          <w:tab w:val="left" w:pos="1276"/>
+        </w:tabs>
+        <w:spacing w:line="360" w:lineRule="auto"/>
+        <w:ind w:left="284" w:right="284"/>
+        <w:contextualSpacing/>
+        <w:rPr>
+          <w:color w:val="333333"/>
+          <w:kern w:val="36"/>
+          <w:sz w:val="28"/>
+          <w:szCs w:val="28"/>
+          <w:lang w:val="en-US"/>
+        </w:rPr>
+      </w:pPr>
+      <w:r>
+        <w:rPr>
+          <w:color w:val="333333"/>
+          <w:kern w:val="36"/>
+          <w:sz w:val="28"/>
+          <w:szCs w:val="28"/>
+          <w:lang w:val="en-US"/>
+        </w:rPr>
+        <w:t xml:space="preserve">const int button6Pin = </w:t>
+      </w:r>
+      <w:proofErr w:type="gramStart"/>
+      <w:r>
+        <w:rPr>
+          <w:color w:val="333333"/>
+          <w:kern w:val="36"/>
+          <w:sz w:val="28"/>
+          <w:szCs w:val="28"/>
+          <w:lang w:val="en-US"/>
+        </w:rPr>
+        <w:t>7;</w:t>
+      </w:r>
+      <w:proofErr w:type="gramEnd"/>
+    </w:p>
+    <w:p>
+      <w:pPr>
+        <w:tabs>
+          <w:tab w:val="left" w:pos="1276"/>
+        </w:tabs>
+        <w:spacing w:line="360" w:lineRule="auto"/>
+        <w:ind w:left="284" w:right="284"/>
+        <w:contextualSpacing/>
+        <w:rPr>
+          <w:color w:val="333333"/>
+          <w:kern w:val="36"/>
+          <w:sz w:val="28"/>
+          <w:szCs w:val="28"/>
+          <w:lang w:val="en-US"/>
+        </w:rPr>
+      </w:pPr>
+      <w:r>
+        <w:rPr>
+          <w:color w:val="333333"/>
+          <w:kern w:val="36"/>
+          <w:sz w:val="28"/>
+          <w:szCs w:val="28"/>
+          <w:lang w:val="en-US"/>
+        </w:rPr>
+        <w:t xml:space="preserve">const int button7Pin = </w:t>
+      </w:r>
+      <w:proofErr w:type="gramStart"/>
+      <w:r>
+        <w:rPr>
+          <w:color w:val="333333"/>
+          <w:kern w:val="36"/>
+          <w:sz w:val="28"/>
+          <w:szCs w:val="28"/>
+          <w:lang w:val="en-US"/>
+        </w:rPr>
+        <w:t>8;</w:t>
+      </w:r>
+      <w:proofErr w:type="gramEnd"/>
+    </w:p>
+    <w:p>
+      <w:pPr>
+        <w:tabs>
+          <w:tab w:val="left" w:pos="1276"/>
+        </w:tabs>
+        <w:spacing w:line="360" w:lineRule="auto"/>
+        <w:ind w:left="284" w:right="284"/>
+        <w:contextualSpacing/>
+        <w:rPr>
+          <w:color w:val="333333"/>
+          <w:kern w:val="36"/>
+          <w:sz w:val="28"/>
+          <w:szCs w:val="28"/>
+          <w:lang w:val="en-US"/>
+        </w:rPr>
+      </w:pPr>
+      <w:r>
+        <w:rPr>
+          <w:color w:val="333333"/>
+          <w:kern w:val="36"/>
+          <w:sz w:val="28"/>
+          <w:szCs w:val="28"/>
+          <w:lang w:val="en-US"/>
+        </w:rPr>
+        <w:t xml:space="preserve">const int button8Pin = </w:t>
+      </w:r>
+      <w:proofErr w:type="gramStart"/>
+      <w:r>
+        <w:rPr>
+          <w:color w:val="333333"/>
+          <w:kern w:val="36"/>
+          <w:sz w:val="28"/>
+          <w:szCs w:val="28"/>
+          <w:lang w:val="en-US"/>
+        </w:rPr>
+        <w:t>9;</w:t>
+      </w:r>
+      <w:proofErr w:type="gramEnd"/>
+    </w:p>
+    <w:p>
+      <w:pPr>
+        <w:tabs>
+          <w:tab w:val="left" w:pos="1276"/>
+        </w:tabs>
+        <w:spacing w:line="360" w:lineRule="auto"/>
+        <w:ind w:left="284" w:right="284"/>
+        <w:contextualSpacing/>
+        <w:rPr>
+          <w:color w:val="333333"/>
+          <w:kern w:val="36"/>
+          <w:sz w:val="28"/>
+          <w:szCs w:val="28"/>
+          <w:lang w:val="en-US"/>
+        </w:rPr>
+      </w:pPr>
+    </w:p>
+    <w:p>
+      <w:pPr>
+        <w:tabs>
+          <w:tab w:val="left" w:pos="1276"/>
+        </w:tabs>
+        <w:spacing w:line="360" w:lineRule="auto"/>
+        <w:ind w:left="284" w:right="284"/>
+        <w:contextualSpacing/>
+        <w:rPr>
+          <w:color w:val="333333"/>
+          <w:kern w:val="36"/>
+          <w:sz w:val="28"/>
+          <w:szCs w:val="28"/>
+          <w:lang w:val="en-US"/>
+        </w:rPr>
+      </w:pPr>
+      <w:r>
+        <w:rPr>
+          <w:color w:val="333333"/>
+          <w:kern w:val="36"/>
+          <w:sz w:val="28"/>
+          <w:szCs w:val="28"/>
+          <w:lang w:val="en-US"/>
+        </w:rPr>
+        <w:t xml:space="preserve">const int DEADZONE = </w:t>
+      </w:r>
+      <w:proofErr w:type="gramStart"/>
+      <w:r>
+        <w:rPr>
+          <w:color w:val="333333"/>
+          <w:kern w:val="36"/>
+          <w:sz w:val="28"/>
+          <w:szCs w:val="28"/>
+          <w:lang w:val="en-US"/>
+        </w:rPr>
+        <w:t>5;</w:t>
+      </w:r>
+      <w:proofErr w:type="gramEnd"/>
+    </w:p>
+    <w:p>
+      <w:pPr>
+        <w:tabs>
+          <w:tab w:val="left" w:pos="1276"/>
+        </w:tabs>
+        <w:spacing w:line="360" w:lineRule="auto"/>
+        <w:ind w:left="284" w:right="284"/>
+        <w:contextualSpacing/>
+        <w:rPr>
+          <w:color w:val="333333"/>
+          <w:kern w:val="36"/>
+          <w:sz w:val="28"/>
+          <w:szCs w:val="28"/>
+          <w:lang w:val="en-US"/>
+        </w:rPr>
+      </w:pPr>
+    </w:p>
+    <w:p>
+      <w:pPr>
+        <w:tabs>
+          <w:tab w:val="left" w:pos="1276"/>
+        </w:tabs>
+        <w:spacing w:line="360" w:lineRule="auto"/>
+        <w:ind w:left="284" w:right="284"/>
+        <w:contextualSpacing/>
+        <w:rPr>
+          <w:color w:val="333333"/>
+          <w:kern w:val="36"/>
+          <w:sz w:val="28"/>
+          <w:szCs w:val="28"/>
+          <w:lang w:val="en-US"/>
+        </w:rPr>
+      </w:pPr>
+      <w:r>
+        <w:rPr>
+          <w:color w:val="333333"/>
+          <w:kern w:val="36"/>
+          <w:sz w:val="28"/>
+          <w:szCs w:val="28"/>
+          <w:lang w:val="en-US"/>
+        </w:rPr>
+        <w:t xml:space="preserve">int lastX1 = </w:t>
+      </w:r>
+      <w:proofErr w:type="gramStart"/>
+      <w:r>
+        <w:rPr>
+          <w:color w:val="333333"/>
+          <w:kern w:val="36"/>
+          <w:sz w:val="28"/>
+          <w:szCs w:val="28"/>
+          <w:lang w:val="en-US"/>
+        </w:rPr>
+        <w:t>-1;</w:t>
+      </w:r>
+      <w:proofErr w:type="gramEnd"/>
+    </w:p>
+    <w:p>
+      <w:pPr>
+        <w:tabs>
+          <w:tab w:val="left" w:pos="1276"/>
+        </w:tabs>
+        <w:spacing w:line="360" w:lineRule="auto"/>
+        <w:ind w:left="284" w:right="284"/>
+        <w:contextualSpacing/>
+        <w:rPr>
+          <w:color w:val="333333"/>
+          <w:kern w:val="36"/>
+          <w:sz w:val="28"/>
+          <w:szCs w:val="28"/>
+          <w:lang w:val="en-US"/>
+        </w:rPr>
+      </w:pPr>
+      <w:r>
+        <w:rPr>
+          <w:color w:val="333333"/>
+          <w:kern w:val="36"/>
+          <w:sz w:val="28"/>
+          <w:szCs w:val="28"/>
+          <w:lang w:val="en-US"/>
+        </w:rPr>
+        <w:t xml:space="preserve">int lastY1 = </w:t>
+      </w:r>
+      <w:proofErr w:type="gramStart"/>
+      <w:r>
+        <w:rPr>
+          <w:color w:val="333333"/>
+          <w:kern w:val="36"/>
+          <w:sz w:val="28"/>
+          <w:szCs w:val="28"/>
+          <w:lang w:val="en-US"/>
+        </w:rPr>
+        <w:t>-1;</w:t>
+      </w:r>
+      <w:proofErr w:type="gramEnd"/>
+    </w:p>
+    <w:p>
+      <w:pPr>
+        <w:tabs>
+          <w:tab w:val="left" w:pos="1276"/>
+        </w:tabs>
+        <w:spacing w:line="360" w:lineRule="auto"/>
+        <w:ind w:left="284" w:right="284"/>
+        <w:contextualSpacing/>
+        <w:rPr>
+          <w:color w:val="333333"/>
+          <w:kern w:val="36"/>
+          <w:sz w:val="28"/>
+          <w:szCs w:val="28"/>
+          <w:lang w:val="en-US"/>
+        </w:rPr>
+      </w:pPr>
+      <w:r>
+        <w:rPr>
+          <w:color w:val="333333"/>
+          <w:kern w:val="36"/>
+          <w:sz w:val="28"/>
+          <w:szCs w:val="28"/>
+          <w:lang w:val="en-US"/>
+        </w:rPr>
+        <w:t xml:space="preserve">int lastX2 = </w:t>
+      </w:r>
+      <w:proofErr w:type="gramStart"/>
+      <w:r>
+        <w:rPr>
+          <w:color w:val="333333"/>
+          <w:kern w:val="36"/>
+          <w:sz w:val="28"/>
+          <w:szCs w:val="28"/>
+          <w:lang w:val="en-US"/>
+        </w:rPr>
+        <w:t>-1;</w:t>
+      </w:r>
+      <w:proofErr w:type="gramEnd"/>
+    </w:p>
+    <w:p>
+      <w:pPr>
+        <w:tabs>
+          <w:tab w:val="left" w:pos="1276"/>
+        </w:tabs>
+        <w:spacing w:line="360" w:lineRule="auto"/>
+        <w:ind w:left="284" w:right="284"/>
+        <w:contextualSpacing/>
+        <w:rPr>
+          <w:color w:val="333333"/>
+          <w:kern w:val="36"/>
+          <w:sz w:val="28"/>
+          <w:szCs w:val="28"/>
+          <w:lang w:val="en-US"/>
+        </w:rPr>
+      </w:pPr>
+      <w:r>
+        <w:rPr>
+          <w:color w:val="333333"/>
+          <w:kern w:val="36"/>
+          <w:sz w:val="28"/>
+          <w:szCs w:val="28"/>
+          <w:lang w:val="en-US"/>
+        </w:rPr>
+        <w:t xml:space="preserve">int lastY2 = </w:t>
+      </w:r>
+      <w:proofErr w:type="gramStart"/>
+      <w:r>
+        <w:rPr>
+          <w:color w:val="333333"/>
+          <w:kern w:val="36"/>
+          <w:sz w:val="28"/>
+          <w:szCs w:val="28"/>
+          <w:lang w:val="en-US"/>
+        </w:rPr>
+        <w:t>-1;</w:t>
+      </w:r>
+      <w:proofErr w:type="gramEnd"/>
+    </w:p>
+    <w:p>
+      <w:pPr>
+        <w:tabs>
+          <w:tab w:val="left" w:pos="1276"/>
+        </w:tabs>
+        <w:spacing w:line="360" w:lineRule="auto"/>
+        <w:ind w:left="284" w:right="284"/>
+        <w:contextualSpacing/>
+        <w:rPr>
+          <w:color w:val="333333"/>
+          <w:kern w:val="36"/>
+          <w:sz w:val="28"/>
+          <w:szCs w:val="28"/>
+          <w:lang w:val="en-US"/>
+        </w:rPr>
+      </w:pPr>
+    </w:p>
+    <w:p>
+      <w:pPr>
+        <w:tabs>
+          <w:tab w:val="left" w:pos="1276"/>
+        </w:tabs>
+        <w:spacing w:line="360" w:lineRule="auto"/>
+        <w:ind w:left="284" w:right="284"/>
+        <w:contextualSpacing/>
+        <w:rPr>
+          <w:color w:val="333333"/>
+          <w:kern w:val="36"/>
+          <w:sz w:val="28"/>
+          <w:szCs w:val="28"/>
+          <w:lang w:val="en-US"/>
+        </w:rPr>
+      </w:pPr>
+      <w:r>
+        <w:rPr>
+          <w:color w:val="333333"/>
+          <w:kern w:val="36"/>
+          <w:sz w:val="28"/>
+          <w:szCs w:val="28"/>
+          <w:lang w:val="en-US"/>
+        </w:rPr>
+        <w:t xml:space="preserve">void </w:t>
+      </w:r>
+      <w:proofErr w:type="gramStart"/>
+      <w:r>
+        <w:rPr>
+          <w:color w:val="333333"/>
+          <w:kern w:val="36"/>
+          <w:sz w:val="28"/>
+          <w:szCs w:val="28"/>
+          <w:lang w:val="en-US"/>
+        </w:rPr>
+        <w:t>setup(</w:t>
+      </w:r>
+      <w:proofErr w:type="gramEnd"/>
+      <w:r>
+        <w:rPr>
+          <w:color w:val="333333"/>
+          <w:kern w:val="36"/>
+          <w:sz w:val="28"/>
+          <w:szCs w:val="28"/>
+          <w:lang w:val="en-US"/>
+        </w:rPr>
+        <w:t>) {</w:t>
+      </w:r>
+    </w:p>
+    <w:p>
+      <w:pPr>
+        <w:tabs>
+          <w:tab w:val="left" w:pos="1276"/>
+        </w:tabs>
+        <w:spacing w:line="360" w:lineRule="auto"/>
+        <w:ind w:left="284" w:right="284"/>
+        <w:contextualSpacing/>
+        <w:rPr>
+          <w:color w:val="333333"/>
+          <w:kern w:val="36"/>
+          <w:sz w:val="28"/>
+          <w:szCs w:val="28"/>
+          <w:lang w:val="en-US"/>
+        </w:rPr>
+      </w:pPr>
+      <w:r>
+        <w:rPr>
+          <w:color w:val="333333"/>
+          <w:kern w:val="36"/>
+          <w:sz w:val="28"/>
+          <w:szCs w:val="28"/>
+          <w:lang w:val="en-US"/>
+        </w:rPr>
+        <w:t xml:space="preserve">  </w:t>
+      </w:r>
+      <w:proofErr w:type="spellStart"/>
+      <w:proofErr w:type="gramStart"/>
+      <w:r>
+        <w:rPr>
+          <w:color w:val="333333"/>
+          <w:kern w:val="36"/>
+          <w:sz w:val="28"/>
+          <w:szCs w:val="28"/>
+          <w:lang w:val="en-US"/>
+        </w:rPr>
+        <w:t>pinMode</w:t>
+      </w:r>
+      <w:proofErr w:type="spellEnd"/>
+      <w:r>
+        <w:rPr>
+          <w:color w:val="333333"/>
+          <w:kern w:val="36"/>
+          <w:sz w:val="28"/>
+          <w:szCs w:val="28"/>
+          <w:lang w:val="en-US"/>
+        </w:rPr>
+        <w:t>(</w:t>
+      </w:r>
+      <w:proofErr w:type="gramEnd"/>
+      <w:r>
+        <w:rPr>
+          <w:color w:val="333333"/>
+          <w:kern w:val="36"/>
+          <w:sz w:val="28"/>
+          <w:szCs w:val="28"/>
+          <w:lang w:val="en-US"/>
+        </w:rPr>
+        <w:t>button1Pin, INPUT_PULLUP</w:t>
+      </w:r>
+      <w:proofErr w:type="gramStart"/>
+      <w:r>
+        <w:rPr>
+          <w:color w:val="333333"/>
+          <w:kern w:val="36"/>
+          <w:sz w:val="28"/>
+          <w:szCs w:val="28"/>
+          <w:lang w:val="en-US"/>
+        </w:rPr>
+        <w:t>);</w:t>
+      </w:r>
+      <w:proofErr w:type="gramEnd"/>
+    </w:p>
+    <w:p>
+      <w:pPr>
+        <w:tabs>
+          <w:tab w:val="left" w:pos="1276"/>
+        </w:tabs>
+        <w:spacing w:line="360" w:lineRule="auto"/>
+        <w:ind w:left="284" w:right="284"/>
+        <w:contextualSpacing/>
+        <w:rPr>
+          <w:color w:val="333333"/>
+          <w:kern w:val="36"/>
+          <w:sz w:val="28"/>
+          <w:szCs w:val="28"/>
+          <w:lang w:val="en-US"/>
+        </w:rPr>
+      </w:pPr>
+      <w:r>
+        <w:rPr>
+          <w:color w:val="333333"/>
+          <w:kern w:val="36"/>
+          <w:sz w:val="28"/>
+          <w:szCs w:val="28"/>
+          <w:lang w:val="en-US"/>
+        </w:rPr>
+        <w:t xml:space="preserve">  </w:t>
+      </w:r>
+      <w:proofErr w:type="spellStart"/>
+      <w:proofErr w:type="gramStart"/>
+      <w:r>
+        <w:rPr>
+          <w:color w:val="333333"/>
+          <w:kern w:val="36"/>
+          <w:sz w:val="28"/>
+          <w:szCs w:val="28"/>
+          <w:lang w:val="en-US"/>
+        </w:rPr>
+        <w:t>pinMode</w:t>
+      </w:r>
+      <w:proofErr w:type="spellEnd"/>
+      <w:r>
+        <w:rPr>
+          <w:color w:val="333333"/>
+          <w:kern w:val="36"/>
+          <w:sz w:val="28"/>
+          <w:szCs w:val="28"/>
+          <w:lang w:val="en-US"/>
+        </w:rPr>
+        <w:t>(</w:t>
+      </w:r>
+      <w:proofErr w:type="gramEnd"/>
+      <w:r>
+        <w:rPr>
+          <w:color w:val="333333"/>
+          <w:kern w:val="36"/>
+          <w:sz w:val="28"/>
+          <w:szCs w:val="28"/>
+          <w:lang w:val="en-US"/>
+        </w:rPr>
+        <w:t>button2Pin, INPUT_PULLUP</w:t>
+      </w:r>
+      <w:proofErr w:type="gramStart"/>
+      <w:r>
+        <w:rPr>
+          <w:color w:val="333333"/>
+          <w:kern w:val="36"/>
+          <w:sz w:val="28"/>
+          <w:szCs w:val="28"/>
+          <w:lang w:val="en-US"/>
+        </w:rPr>
+        <w:t>);</w:t>
+      </w:r>
+      <w:proofErr w:type="gramEnd"/>
+    </w:p>
+    <w:p>
+      <w:pPr>
+        <w:tabs>
+          <w:tab w:val="left" w:pos="1276"/>
+        </w:tabs>
+        <w:spacing w:line="360" w:lineRule="auto"/>
+        <w:ind w:left="284" w:right="284"/>
+        <w:contextualSpacing/>
+        <w:rPr>
+          <w:color w:val="333333"/>
+          <w:kern w:val="36"/>
+          <w:sz w:val="28"/>
+          <w:szCs w:val="28"/>
+          <w:lang w:val="en-US"/>
+        </w:rPr>
+      </w:pPr>
+      <w:r>
+        <w:rPr>
+          <w:color w:val="333333"/>
+          <w:kern w:val="36"/>
+          <w:sz w:val="28"/>
+          <w:szCs w:val="28"/>
+          <w:lang w:val="en-US"/>
+        </w:rPr>
+        <w:t xml:space="preserve">  </w:t>
+      </w:r>
+      <w:proofErr w:type="spellStart"/>
+      <w:proofErr w:type="gramStart"/>
+      <w:r>
+        <w:rPr>
+          <w:color w:val="333333"/>
+          <w:kern w:val="36"/>
+          <w:sz w:val="28"/>
+          <w:szCs w:val="28"/>
+          <w:lang w:val="en-US"/>
+        </w:rPr>
+        <w:t>pinMode</w:t>
+      </w:r>
+      <w:proofErr w:type="spellEnd"/>
+      <w:r>
+        <w:rPr>
+          <w:color w:val="333333"/>
+          <w:kern w:val="36"/>
+          <w:sz w:val="28"/>
+          <w:szCs w:val="28"/>
+          <w:lang w:val="en-US"/>
+        </w:rPr>
+        <w:t>(</w:t>
+      </w:r>
+      <w:proofErr w:type="gramEnd"/>
+      <w:r>
+        <w:rPr>
+          <w:color w:val="333333"/>
+          <w:kern w:val="36"/>
+          <w:sz w:val="28"/>
+          <w:szCs w:val="28"/>
+          <w:lang w:val="en-US"/>
+        </w:rPr>
+        <w:t>button3Pin, INPUT_PULLUP</w:t>
+      </w:r>
+      <w:proofErr w:type="gramStart"/>
+      <w:r>
+        <w:rPr>
+          <w:color w:val="333333"/>
+          <w:kern w:val="36"/>
+          <w:sz w:val="28"/>
+          <w:szCs w:val="28"/>
+          <w:lang w:val="en-US"/>
+        </w:rPr>
+        <w:t>);</w:t>
+      </w:r>
+      <w:proofErr w:type="gramEnd"/>
+    </w:p>
+    <w:p>
+      <w:pPr>
+        <w:tabs>
+          <w:tab w:val="left" w:pos="1276"/>
+        </w:tabs>
+        <w:spacing w:line="360" w:lineRule="auto"/>
+        <w:ind w:left="284" w:right="284"/>
+        <w:contextualSpacing/>
+        <w:rPr>
+          <w:color w:val="333333"/>
+          <w:kern w:val="36"/>
+          <w:sz w:val="28"/>
+          <w:szCs w:val="28"/>
+          <w:lang w:val="en-US"/>
+        </w:rPr>
+      </w:pPr>
+      <w:r>
+        <w:rPr>
+          <w:color w:val="333333"/>
+          <w:kern w:val="36"/>
+          <w:sz w:val="28"/>
+          <w:szCs w:val="28"/>
+          <w:lang w:val="en-US"/>
+        </w:rPr>
+        <w:t xml:space="preserve">  </w:t>
+      </w:r>
+      <w:proofErr w:type="spellStart"/>
+      <w:proofErr w:type="gramStart"/>
+      <w:r>
+        <w:rPr>
+          <w:color w:val="333333"/>
+          <w:kern w:val="36"/>
+          <w:sz w:val="28"/>
+          <w:szCs w:val="28"/>
+          <w:lang w:val="en-US"/>
+        </w:rPr>
+        <w:t>pinMode</w:t>
+      </w:r>
+      <w:proofErr w:type="spellEnd"/>
+      <w:r>
+        <w:rPr>
+          <w:color w:val="333333"/>
+          <w:kern w:val="36"/>
+          <w:sz w:val="28"/>
+          <w:szCs w:val="28"/>
+          <w:lang w:val="en-US"/>
+        </w:rPr>
+        <w:t>(</w:t>
+      </w:r>
+      <w:proofErr w:type="gramEnd"/>
+      <w:r>
+        <w:rPr>
+          <w:color w:val="333333"/>
+          <w:kern w:val="36"/>
+          <w:sz w:val="28"/>
+          <w:szCs w:val="28"/>
+          <w:lang w:val="en-US"/>
+        </w:rPr>
+        <w:t>button4Pin, INPUT_PULLUP</w:t>
+      </w:r>
+      <w:proofErr w:type="gramStart"/>
+      <w:r>
+        <w:rPr>
+          <w:color w:val="333333"/>
+          <w:kern w:val="36"/>
+          <w:sz w:val="28"/>
+          <w:szCs w:val="28"/>
+          <w:lang w:val="en-US"/>
+        </w:rPr>
+        <w:t>);</w:t>
+      </w:r>
+      <w:proofErr w:type="gramEnd"/>
+    </w:p>
+    <w:p>
+      <w:pPr>
+        <w:tabs>
+          <w:tab w:val="left" w:pos="1276"/>
+        </w:tabs>
+        <w:spacing w:line="360" w:lineRule="auto"/>
+        <w:ind w:left="284" w:right="284"/>
+        <w:contextualSpacing/>
+        <w:rPr>
+          <w:color w:val="333333"/>
+          <w:kern w:val="36"/>
+          <w:sz w:val="28"/>
+          <w:szCs w:val="28"/>
+          <w:lang w:val="en-US"/>
+        </w:rPr>
+      </w:pPr>
+      <w:r>
+        <w:rPr>
+          <w:color w:val="333333"/>
+          <w:kern w:val="36"/>
+          <w:sz w:val="28"/>
+          <w:szCs w:val="28"/>
+          <w:lang w:val="en-US"/>
+        </w:rPr>
+        <w:t xml:space="preserve">  </w:t>
+      </w:r>
+      <w:proofErr w:type="spellStart"/>
+      <w:proofErr w:type="gramStart"/>
+      <w:r>
+        <w:rPr>
+          <w:color w:val="333333"/>
+          <w:kern w:val="36"/>
+          <w:sz w:val="28"/>
+          <w:szCs w:val="28"/>
+          <w:lang w:val="en-US"/>
+        </w:rPr>
+        <w:t>pinMode</w:t>
+      </w:r>
+      <w:proofErr w:type="spellEnd"/>
+      <w:r>
+        <w:rPr>
+          <w:color w:val="333333"/>
+          <w:kern w:val="36"/>
+          <w:sz w:val="28"/>
+          <w:szCs w:val="28"/>
+          <w:lang w:val="en-US"/>
+        </w:rPr>
+        <w:t>(</w:t>
+      </w:r>
+      <w:proofErr w:type="gramEnd"/>
+      <w:r>
+        <w:rPr>
+          <w:color w:val="333333"/>
+          <w:kern w:val="36"/>
+          <w:sz w:val="28"/>
+          <w:szCs w:val="28"/>
+          <w:lang w:val="en-US"/>
+        </w:rPr>
+        <w:t>button5Pin, INPUT_PULLUP</w:t>
+      </w:r>
+      <w:proofErr w:type="gramStart"/>
+      <w:r>
+        <w:rPr>
+          <w:color w:val="333333"/>
+          <w:kern w:val="36"/>
+          <w:sz w:val="28"/>
+          <w:szCs w:val="28"/>
+          <w:lang w:val="en-US"/>
+        </w:rPr>
+        <w:t>);</w:t>
+      </w:r>
+      <w:proofErr w:type="gramEnd"/>
+    </w:p>
+    <w:p>
+      <w:pPr>
+        <w:tabs>
+          <w:tab w:val="left" w:pos="1276"/>
+        </w:tabs>
+        <w:spacing w:line="360" w:lineRule="auto"/>
+        <w:ind w:left="284" w:right="284"/>
+        <w:contextualSpacing/>
+        <w:rPr>
+          <w:color w:val="333333"/>
+          <w:kern w:val="36"/>
+          <w:sz w:val="28"/>
+          <w:szCs w:val="28"/>
+          <w:lang w:val="en-US"/>
+        </w:rPr>
+      </w:pPr>
+      <w:r>
+        <w:rPr>
+          <w:color w:val="333333"/>
+          <w:kern w:val="36"/>
+          <w:sz w:val="28"/>
+          <w:szCs w:val="28"/>
+          <w:lang w:val="en-US"/>
+        </w:rPr>
+        <w:lastRenderedPageBreak/>
+        <w:t xml:space="preserve">  </w:t>
+      </w:r>
+      <w:proofErr w:type="spellStart"/>
+      <w:proofErr w:type="gramStart"/>
+      <w:r>
+        <w:rPr>
+          <w:color w:val="333333"/>
+          <w:kern w:val="36"/>
+          <w:sz w:val="28"/>
+          <w:szCs w:val="28"/>
+          <w:lang w:val="en-US"/>
+        </w:rPr>
+        <w:t>pinMode</w:t>
+      </w:r>
+      <w:proofErr w:type="spellEnd"/>
+      <w:r>
+        <w:rPr>
+          <w:color w:val="333333"/>
+          <w:kern w:val="36"/>
+          <w:sz w:val="28"/>
+          <w:szCs w:val="28"/>
+          <w:lang w:val="en-US"/>
+        </w:rPr>
+        <w:t>(</w:t>
+      </w:r>
+      <w:proofErr w:type="gramEnd"/>
+      <w:r>
+        <w:rPr>
+          <w:color w:val="333333"/>
+          <w:kern w:val="36"/>
+          <w:sz w:val="28"/>
+          <w:szCs w:val="28"/>
+          <w:lang w:val="en-US"/>
+        </w:rPr>
+        <w:t>button6Pin, INPUT_PULLUP</w:t>
+      </w:r>
+      <w:proofErr w:type="gramStart"/>
+      <w:r>
+        <w:rPr>
+          <w:color w:val="333333"/>
+          <w:kern w:val="36"/>
+          <w:sz w:val="28"/>
+          <w:szCs w:val="28"/>
+          <w:lang w:val="en-US"/>
+        </w:rPr>
+        <w:t>);</w:t>
+      </w:r>
+      <w:proofErr w:type="gramEnd"/>
+    </w:p>
+    <w:p>
+      <w:pPr>
+        <w:tabs>
+          <w:tab w:val="left" w:pos="1276"/>
+        </w:tabs>
+        <w:spacing w:line="360" w:lineRule="auto"/>
+        <w:ind w:left="284" w:right="284"/>
+        <w:contextualSpacing/>
+        <w:rPr>
+          <w:color w:val="333333"/>
+          <w:kern w:val="36"/>
+          <w:sz w:val="28"/>
+          <w:szCs w:val="28"/>
+          <w:lang w:val="en-US"/>
+        </w:rPr>
+      </w:pPr>
+      <w:r>
+        <w:rPr>
+          <w:color w:val="333333"/>
+          <w:kern w:val="36"/>
+          <w:sz w:val="28"/>
+          <w:szCs w:val="28"/>
+          <w:lang w:val="en-US"/>
+        </w:rPr>
+        <w:t xml:space="preserve">  </w:t>
+      </w:r>
+      <w:proofErr w:type="spellStart"/>
+      <w:proofErr w:type="gramStart"/>
+      <w:r>
+        <w:rPr>
+          <w:color w:val="333333"/>
+          <w:kern w:val="36"/>
+          <w:sz w:val="28"/>
+          <w:szCs w:val="28"/>
+          <w:lang w:val="en-US"/>
+        </w:rPr>
+        <w:t>pinMode</w:t>
+      </w:r>
+      <w:proofErr w:type="spellEnd"/>
+      <w:r>
+        <w:rPr>
+          <w:color w:val="333333"/>
+          <w:kern w:val="36"/>
+          <w:sz w:val="28"/>
+          <w:szCs w:val="28"/>
+          <w:lang w:val="en-US"/>
+        </w:rPr>
+        <w:t>(</w:t>
+      </w:r>
+      <w:proofErr w:type="gramEnd"/>
+      <w:r>
+        <w:rPr>
+          <w:color w:val="333333"/>
+          <w:kern w:val="36"/>
+          <w:sz w:val="28"/>
+          <w:szCs w:val="28"/>
+          <w:lang w:val="en-US"/>
+        </w:rPr>
+        <w:t>button7Pin, INPUT_PULLUP</w:t>
+      </w:r>
+      <w:proofErr w:type="gramStart"/>
+      <w:r>
+        <w:rPr>
+          <w:color w:val="333333"/>
+          <w:kern w:val="36"/>
+          <w:sz w:val="28"/>
+          <w:szCs w:val="28"/>
+          <w:lang w:val="en-US"/>
+        </w:rPr>
+        <w:t>);</w:t>
+      </w:r>
+      <w:proofErr w:type="gramEnd"/>
+    </w:p>
+    <w:p>
+      <w:pPr>
+        <w:tabs>
+          <w:tab w:val="left" w:pos="1276"/>
+        </w:tabs>
+        <w:spacing w:line="360" w:lineRule="auto"/>
+        <w:ind w:left="284" w:right="284"/>
+        <w:contextualSpacing/>
+        <w:rPr>
+          <w:color w:val="333333"/>
+          <w:kern w:val="36"/>
+          <w:sz w:val="28"/>
+          <w:szCs w:val="28"/>
+          <w:lang w:val="en-US"/>
+        </w:rPr>
+      </w:pPr>
+      <w:r>
+        <w:rPr>
+          <w:color w:val="333333"/>
+          <w:kern w:val="36"/>
+          <w:sz w:val="28"/>
+          <w:szCs w:val="28"/>
+          <w:lang w:val="en-US"/>
+        </w:rPr>
+        <w:t xml:space="preserve">  </w:t>
+      </w:r>
+      <w:proofErr w:type="spellStart"/>
+      <w:proofErr w:type="gramStart"/>
+      <w:r>
+        <w:rPr>
+          <w:color w:val="333333"/>
+          <w:kern w:val="36"/>
+          <w:sz w:val="28"/>
+          <w:szCs w:val="28"/>
+          <w:lang w:val="en-US"/>
+        </w:rPr>
+        <w:t>pinMode</w:t>
+      </w:r>
+      <w:proofErr w:type="spellEnd"/>
+      <w:r>
+        <w:rPr>
+          <w:color w:val="333333"/>
+          <w:kern w:val="36"/>
+          <w:sz w:val="28"/>
+          <w:szCs w:val="28"/>
+          <w:lang w:val="en-US"/>
+        </w:rPr>
+        <w:t>(</w:t>
+      </w:r>
+      <w:proofErr w:type="gramEnd"/>
+      <w:r>
+        <w:rPr>
+          <w:color w:val="333333"/>
+          <w:kern w:val="36"/>
+          <w:sz w:val="28"/>
+          <w:szCs w:val="28"/>
+          <w:lang w:val="en-US"/>
+        </w:rPr>
+        <w:t>button8Pin, INPUT_PULLUP</w:t>
+      </w:r>
+      <w:proofErr w:type="gramStart"/>
+      <w:r>
+        <w:rPr>
+          <w:color w:val="333333"/>
+          <w:kern w:val="36"/>
+          <w:sz w:val="28"/>
+          <w:szCs w:val="28"/>
+          <w:lang w:val="en-US"/>
+        </w:rPr>
+        <w:t>);</w:t>
+      </w:r>
+      <w:proofErr w:type="gramEnd"/>
+    </w:p>
+    <w:p>
+      <w:pPr>
+        <w:tabs>
+          <w:tab w:val="left" w:pos="1276"/>
+        </w:tabs>
+        <w:spacing w:line="360" w:lineRule="auto"/>
+        <w:ind w:left="284" w:right="284"/>
+        <w:contextualSpacing/>
+        <w:rPr>
+          <w:color w:val="333333"/>
+          <w:kern w:val="36"/>
+          <w:sz w:val="28"/>
+          <w:szCs w:val="28"/>
+          <w:lang w:val="en-US"/>
+        </w:rPr>
+      </w:pPr>
+    </w:p>
+    <w:p>
+      <w:pPr>
+        <w:tabs>
+          <w:tab w:val="left" w:pos="1276"/>
+        </w:tabs>
+        <w:spacing w:line="360" w:lineRule="auto"/>
+        <w:ind w:left="284" w:right="284"/>
+        <w:contextualSpacing/>
+        <w:rPr>
+          <w:color w:val="333333"/>
+          <w:kern w:val="36"/>
+          <w:sz w:val="28"/>
+          <w:szCs w:val="28"/>
+          <w:lang w:val="en-US"/>
+        </w:rPr>
+      </w:pPr>
+      <w:r>
+        <w:rPr>
+          <w:color w:val="333333"/>
+          <w:kern w:val="36"/>
+          <w:sz w:val="28"/>
+          <w:szCs w:val="28"/>
+          <w:lang w:val="en-US"/>
+        </w:rPr>
+        <w:t xml:space="preserve">  </w:t>
+      </w:r>
+      <w:proofErr w:type="spellStart"/>
+      <w:r>
+        <w:rPr>
+          <w:color w:val="333333"/>
+          <w:kern w:val="36"/>
+          <w:sz w:val="28"/>
+          <w:szCs w:val="28"/>
+          <w:lang w:val="en-US"/>
+        </w:rPr>
+        <w:t>Joystick.begin</w:t>
+      </w:r>
+      <w:proofErr w:type="spellEnd"/>
+      <w:r>
+        <w:rPr>
+          <w:color w:val="333333"/>
+          <w:kern w:val="36"/>
+          <w:sz w:val="28"/>
+          <w:szCs w:val="28"/>
+          <w:lang w:val="en-US"/>
+        </w:rPr>
+        <w:t>(</w:t>
+      </w:r>
+      <w:proofErr w:type="gramStart"/>
+      <w:r>
+        <w:rPr>
+          <w:color w:val="333333"/>
+          <w:kern w:val="36"/>
+          <w:sz w:val="28"/>
+          <w:szCs w:val="28"/>
+          <w:lang w:val="en-US"/>
+        </w:rPr>
+        <w:t>);</w:t>
+      </w:r>
+      <w:proofErr w:type="gramEnd"/>
+    </w:p>
+    <w:p>
+      <w:pPr>
+        <w:tabs>
+          <w:tab w:val="left" w:pos="1276"/>
+        </w:tabs>
+        <w:spacing w:line="360" w:lineRule="auto"/>
+        <w:ind w:left="284" w:right="284"/>
+        <w:contextualSpacing/>
+        <w:rPr>
+          <w:color w:val="333333"/>
+          <w:kern w:val="36"/>
+          <w:sz w:val="28"/>
+          <w:szCs w:val="28"/>
+          <w:lang w:val="en-US"/>
+        </w:rPr>
+      </w:pPr>
+      <w:r>
+        <w:rPr>
+          <w:color w:val="333333"/>
+          <w:kern w:val="36"/>
+          <w:sz w:val="28"/>
+          <w:szCs w:val="28"/>
+          <w:lang w:val="en-US"/>
+        </w:rPr>
+        <w:t>}</w:t>
+      </w:r>
+    </w:p>
+    <w:p>
+      <w:pPr>
+        <w:tabs>
+          <w:tab w:val="left" w:pos="1276"/>
+        </w:tabs>
+        <w:spacing w:line="360" w:lineRule="auto"/>
+        <w:ind w:left="284" w:right="284"/>
+        <w:contextualSpacing/>
+        <w:rPr>
+          <w:color w:val="333333"/>
+          <w:kern w:val="36"/>
+          <w:sz w:val="28"/>
+          <w:szCs w:val="28"/>
+          <w:lang w:val="en-US"/>
+        </w:rPr>
+      </w:pPr>
+    </w:p>
+    <w:p>
+      <w:pPr>
+        <w:tabs>
+          <w:tab w:val="left" w:pos="1276"/>
+        </w:tabs>
+        <w:spacing w:line="360" w:lineRule="auto"/>
+        <w:ind w:left="284" w:right="284"/>
+        <w:contextualSpacing/>
+        <w:rPr>
+          <w:color w:val="333333"/>
+          <w:kern w:val="36"/>
+          <w:sz w:val="28"/>
+          <w:szCs w:val="28"/>
+          <w:lang w:val="en-US"/>
+        </w:rPr>
+      </w:pPr>
+      <w:r>
+        <w:rPr>
+          <w:color w:val="333333"/>
+          <w:kern w:val="36"/>
+          <w:sz w:val="28"/>
+          <w:szCs w:val="28"/>
+          <w:lang w:val="en-US"/>
+        </w:rPr>
+        <w:t xml:space="preserve">void </w:t>
+      </w:r>
+      <w:proofErr w:type="gramStart"/>
+      <w:r>
+        <w:rPr>
+          <w:color w:val="333333"/>
+          <w:kern w:val="36"/>
+          <w:sz w:val="28"/>
+          <w:szCs w:val="28"/>
+          <w:lang w:val="en-US"/>
+        </w:rPr>
+        <w:t>loop(</w:t>
+      </w:r>
+      <w:proofErr w:type="gramEnd"/>
+      <w:r>
+        <w:rPr>
+          <w:color w:val="333333"/>
+          <w:kern w:val="36"/>
+          <w:sz w:val="28"/>
+          <w:szCs w:val="28"/>
+          <w:lang w:val="en-US"/>
+        </w:rPr>
+        <w:t>) {</w:t>
+      </w:r>
+    </w:p>
+    <w:p>
+      <w:pPr>
+        <w:tabs>
+          <w:tab w:val="left" w:pos="1276"/>
+        </w:tabs>
+        <w:spacing w:line="360" w:lineRule="auto"/>
+        <w:ind w:left="284" w:right="284"/>
+        <w:contextualSpacing/>
+        <w:rPr>
+          <w:color w:val="333333"/>
+          <w:kern w:val="36"/>
+          <w:sz w:val="28"/>
+          <w:szCs w:val="28"/>
+          <w:lang w:val="en-US"/>
+        </w:rPr>
+      </w:pPr>
+      <w:r>
+        <w:rPr>
+          <w:color w:val="333333"/>
+          <w:kern w:val="36"/>
+          <w:sz w:val="28"/>
+          <w:szCs w:val="28"/>
+          <w:lang w:val="en-US"/>
+        </w:rPr>
+        <w:t xml:space="preserve">  </w:t>
+      </w:r>
+      <w:proofErr w:type="spellStart"/>
+      <w:r>
+        <w:rPr>
+          <w:color w:val="333333"/>
+          <w:kern w:val="36"/>
+          <w:sz w:val="28"/>
+          <w:szCs w:val="28"/>
+          <w:lang w:val="en-US"/>
+        </w:rPr>
+        <w:t>Joystick.setButton</w:t>
+      </w:r>
+      <w:proofErr w:type="spellEnd"/>
+      <w:r>
+        <w:rPr>
+          <w:color w:val="333333"/>
+          <w:kern w:val="36"/>
+          <w:sz w:val="28"/>
+          <w:szCs w:val="28"/>
+          <w:lang w:val="en-US"/>
+        </w:rPr>
+        <w:t>(0</w:t>
+      </w:r>
+      <w:proofErr w:type="gramStart"/>
+      <w:r>
+        <w:rPr>
+          <w:color w:val="333333"/>
+          <w:kern w:val="36"/>
+          <w:sz w:val="28"/>
+          <w:szCs w:val="28"/>
+          <w:lang w:val="en-US"/>
+        </w:rPr>
+        <w:t>, !</w:t>
+      </w:r>
+      <w:proofErr w:type="spellStart"/>
+      <w:r>
+        <w:rPr>
+          <w:color w:val="333333"/>
+          <w:kern w:val="36"/>
+          <w:sz w:val="28"/>
+          <w:szCs w:val="28"/>
+          <w:lang w:val="en-US"/>
+        </w:rPr>
+        <w:t>digitalRead</w:t>
+      </w:r>
+      <w:proofErr w:type="spellEnd"/>
+      <w:proofErr w:type="gramEnd"/>
+      <w:r>
+        <w:rPr>
+          <w:color w:val="333333"/>
+          <w:kern w:val="36"/>
+          <w:sz w:val="28"/>
+          <w:szCs w:val="28"/>
+          <w:lang w:val="en-US"/>
+        </w:rPr>
+        <w:t>(button1Pin)</w:t>
+      </w:r>
+      <w:proofErr w:type="gramStart"/>
+      <w:r>
+        <w:rPr>
+          <w:color w:val="333333"/>
+          <w:kern w:val="36"/>
+          <w:sz w:val="28"/>
+          <w:szCs w:val="28"/>
+          <w:lang w:val="en-US"/>
+        </w:rPr>
+        <w:t>);</w:t>
+      </w:r>
+      <w:proofErr w:type="gramEnd"/>
+    </w:p>
+    <w:p>
+      <w:pPr>
+        <w:tabs>
+          <w:tab w:val="left" w:pos="1276"/>
+        </w:tabs>
+        <w:spacing w:line="360" w:lineRule="auto"/>
+        <w:ind w:left="284" w:right="284"/>
+        <w:contextualSpacing/>
+        <w:rPr>
+          <w:color w:val="333333"/>
+          <w:kern w:val="36"/>
+          <w:sz w:val="28"/>
+          <w:szCs w:val="28"/>
+          <w:lang w:val="en-US"/>
+        </w:rPr>
+      </w:pPr>
+      <w:r>
+        <w:rPr>
+          <w:color w:val="333333"/>
+          <w:kern w:val="36"/>
+          <w:sz w:val="28"/>
+          <w:szCs w:val="28"/>
+          <w:lang w:val="en-US"/>
+        </w:rPr>
+        <w:t xml:space="preserve">  </w:t>
+      </w:r>
+      <w:proofErr w:type="spellStart"/>
+      <w:r>
+        <w:rPr>
+          <w:color w:val="333333"/>
+          <w:kern w:val="36"/>
+          <w:sz w:val="28"/>
+          <w:szCs w:val="28"/>
+          <w:lang w:val="en-US"/>
+        </w:rPr>
+        <w:t>Joystick.setButton</w:t>
+      </w:r>
+      <w:proofErr w:type="spellEnd"/>
+      <w:r>
+        <w:rPr>
+          <w:color w:val="333333"/>
+          <w:kern w:val="36"/>
+          <w:sz w:val="28"/>
+          <w:szCs w:val="28"/>
+          <w:lang w:val="en-US"/>
+        </w:rPr>
+        <w:t>(1</w:t>
+      </w:r>
+      <w:proofErr w:type="gramStart"/>
+      <w:r>
+        <w:rPr>
+          <w:color w:val="333333"/>
+          <w:kern w:val="36"/>
+          <w:sz w:val="28"/>
+          <w:szCs w:val="28"/>
+          <w:lang w:val="en-US"/>
+        </w:rPr>
+        <w:t>, !</w:t>
+      </w:r>
+      <w:proofErr w:type="spellStart"/>
+      <w:r>
+        <w:rPr>
+          <w:color w:val="333333"/>
+          <w:kern w:val="36"/>
+          <w:sz w:val="28"/>
+          <w:szCs w:val="28"/>
+          <w:lang w:val="en-US"/>
+        </w:rPr>
+        <w:t>digitalRead</w:t>
+      </w:r>
+      <w:proofErr w:type="spellEnd"/>
+      <w:proofErr w:type="gramEnd"/>
+      <w:r>
+        <w:rPr>
+          <w:color w:val="333333"/>
+          <w:kern w:val="36"/>
+          <w:sz w:val="28"/>
+          <w:szCs w:val="28"/>
+          <w:lang w:val="en-US"/>
+        </w:rPr>
+        <w:t>(button2Pin)</w:t>
+      </w:r>
+      <w:proofErr w:type="gramStart"/>
+      <w:r>
+        <w:rPr>
+          <w:color w:val="333333"/>
+          <w:kern w:val="36"/>
+          <w:sz w:val="28"/>
+          <w:szCs w:val="28"/>
+          <w:lang w:val="en-US"/>
+        </w:rPr>
+        <w:t>);</w:t>
+      </w:r>
+      <w:proofErr w:type="gramEnd"/>
+    </w:p>
+    <w:p>
+      <w:pPr>
+        <w:tabs>
+          <w:tab w:val="left" w:pos="1276"/>
+        </w:tabs>
+        <w:spacing w:line="360" w:lineRule="auto"/>
+        <w:ind w:left="284" w:right="284"/>
+        <w:contextualSpacing/>
+        <w:rPr>
+          <w:color w:val="333333"/>
+          <w:kern w:val="36"/>
+          <w:sz w:val="28"/>
+          <w:szCs w:val="28"/>
+          <w:lang w:val="en-US"/>
+        </w:rPr>
+      </w:pPr>
+      <w:r>
+        <w:rPr>
+          <w:color w:val="333333"/>
+          <w:kern w:val="36"/>
+          <w:sz w:val="28"/>
+          <w:szCs w:val="28"/>
+          <w:lang w:val="en-US"/>
+        </w:rPr>
+        <w:t xml:space="preserve">  </w:t>
+      </w:r>
+      <w:proofErr w:type="spellStart"/>
+      <w:r>
+        <w:rPr>
+          <w:color w:val="333333"/>
+          <w:kern w:val="36"/>
+          <w:sz w:val="28"/>
+          <w:szCs w:val="28"/>
+          <w:lang w:val="en-US"/>
+        </w:rPr>
+        <w:t>Joystick.setButton</w:t>
+      </w:r>
+      <w:proofErr w:type="spellEnd"/>
+      <w:r>
+        <w:rPr>
+          <w:color w:val="333333"/>
+          <w:kern w:val="36"/>
+          <w:sz w:val="28"/>
+          <w:szCs w:val="28"/>
+          <w:lang w:val="en-US"/>
+        </w:rPr>
+        <w:t>(2</w:t>
+      </w:r>
+      <w:proofErr w:type="gramStart"/>
+      <w:r>
+        <w:rPr>
+          <w:color w:val="333333"/>
+          <w:kern w:val="36"/>
+          <w:sz w:val="28"/>
+          <w:szCs w:val="28"/>
+          <w:lang w:val="en-US"/>
+        </w:rPr>
+        <w:t>, !</w:t>
+      </w:r>
+      <w:proofErr w:type="spellStart"/>
+      <w:r>
+        <w:rPr>
+          <w:color w:val="333333"/>
+          <w:kern w:val="36"/>
+          <w:sz w:val="28"/>
+          <w:szCs w:val="28"/>
+          <w:lang w:val="en-US"/>
+        </w:rPr>
+        <w:t>digitalRead</w:t>
+      </w:r>
+      <w:proofErr w:type="spellEnd"/>
+      <w:proofErr w:type="gramEnd"/>
+      <w:r>
+        <w:rPr>
+          <w:color w:val="333333"/>
+          <w:kern w:val="36"/>
+          <w:sz w:val="28"/>
+          <w:szCs w:val="28"/>
+          <w:lang w:val="en-US"/>
+        </w:rPr>
+        <w:t>(button3Pin)</w:t>
+      </w:r>
+      <w:proofErr w:type="gramStart"/>
+      <w:r>
+        <w:rPr>
+          <w:color w:val="333333"/>
+          <w:kern w:val="36"/>
+          <w:sz w:val="28"/>
+          <w:szCs w:val="28"/>
+          <w:lang w:val="en-US"/>
+        </w:rPr>
+        <w:t>);</w:t>
+      </w:r>
+      <w:proofErr w:type="gramEnd"/>
+    </w:p>
+    <w:p>
+      <w:pPr>
+        <w:tabs>
+          <w:tab w:val="left" w:pos="1276"/>
+        </w:tabs>
+        <w:spacing w:line="360" w:lineRule="auto"/>
+        <w:ind w:left="284" w:right="284"/>
+        <w:contextualSpacing/>
+        <w:rPr>
+          <w:color w:val="333333"/>
+          <w:kern w:val="36"/>
+          <w:sz w:val="28"/>
+          <w:szCs w:val="28"/>
+          <w:lang w:val="en-US"/>
+        </w:rPr>
+      </w:pPr>
+      <w:r>
+        <w:rPr>
+          <w:color w:val="333333"/>
+          <w:kern w:val="36"/>
+          <w:sz w:val="28"/>
+          <w:szCs w:val="28"/>
+          <w:lang w:val="en-US"/>
+        </w:rPr>
+        <w:t xml:space="preserve">  </w:t>
+      </w:r>
+      <w:proofErr w:type="spellStart"/>
+      <w:r>
+        <w:rPr>
+          <w:color w:val="333333"/>
+          <w:kern w:val="36"/>
+          <w:sz w:val="28"/>
+          <w:szCs w:val="28"/>
+          <w:lang w:val="en-US"/>
+        </w:rPr>
+        <w:t>Joystick.setButton</w:t>
+      </w:r>
+      <w:proofErr w:type="spellEnd"/>
+      <w:r>
+        <w:rPr>
+          <w:color w:val="333333"/>
+          <w:kern w:val="36"/>
+          <w:sz w:val="28"/>
+          <w:szCs w:val="28"/>
+          <w:lang w:val="en-US"/>
+        </w:rPr>
+        <w:t>(3</w:t>
+      </w:r>
+      <w:proofErr w:type="gramStart"/>
+      <w:r>
+        <w:rPr>
+          <w:color w:val="333333"/>
+          <w:kern w:val="36"/>
+          <w:sz w:val="28"/>
+          <w:szCs w:val="28"/>
+          <w:lang w:val="en-US"/>
+        </w:rPr>
+        <w:t>, !</w:t>
+      </w:r>
+      <w:proofErr w:type="spellStart"/>
+      <w:r>
+        <w:rPr>
+          <w:color w:val="333333"/>
+          <w:kern w:val="36"/>
+          <w:sz w:val="28"/>
+          <w:szCs w:val="28"/>
+          <w:lang w:val="en-US"/>
+        </w:rPr>
+        <w:t>digitalRead</w:t>
+      </w:r>
+      <w:proofErr w:type="spellEnd"/>
+      <w:proofErr w:type="gramEnd"/>
+      <w:r>
+        <w:rPr>
+          <w:color w:val="333333"/>
+          <w:kern w:val="36"/>
+          <w:sz w:val="28"/>
+          <w:szCs w:val="28"/>
+          <w:lang w:val="en-US"/>
+        </w:rPr>
+        <w:t>(button4Pin)</w:t>
+      </w:r>
+      <w:proofErr w:type="gramStart"/>
+      <w:r>
+        <w:rPr>
+          <w:color w:val="333333"/>
+          <w:kern w:val="36"/>
+          <w:sz w:val="28"/>
+          <w:szCs w:val="28"/>
+          <w:lang w:val="en-US"/>
+        </w:rPr>
+        <w:t>);</w:t>
+      </w:r>
+      <w:proofErr w:type="gramEnd"/>
+    </w:p>
+    <w:p>
+      <w:pPr>
+        <w:tabs>
+          <w:tab w:val="left" w:pos="1276"/>
+        </w:tabs>
+        <w:spacing w:line="360" w:lineRule="auto"/>
+        <w:ind w:left="284" w:right="284"/>
+        <w:contextualSpacing/>
+        <w:rPr>
+          <w:color w:val="333333"/>
+          <w:kern w:val="36"/>
+          <w:sz w:val="28"/>
+          <w:szCs w:val="28"/>
+          <w:lang w:val="en-US"/>
+        </w:rPr>
+      </w:pPr>
+      <w:r>
+        <w:rPr>
+          <w:color w:val="333333"/>
+          <w:kern w:val="36"/>
+          <w:sz w:val="28"/>
+          <w:szCs w:val="28"/>
+          <w:lang w:val="en-US"/>
+        </w:rPr>
+        <w:t xml:space="preserve">  </w:t>
+      </w:r>
+      <w:proofErr w:type="spellStart"/>
+      <w:r>
+        <w:rPr>
+          <w:color w:val="333333"/>
+          <w:kern w:val="36"/>
+          <w:sz w:val="28"/>
+          <w:szCs w:val="28"/>
+          <w:lang w:val="en-US"/>
+        </w:rPr>
+        <w:t>Joystick.setButton</w:t>
+      </w:r>
+      <w:proofErr w:type="spellEnd"/>
+      <w:r>
+        <w:rPr>
+          <w:color w:val="333333"/>
+          <w:kern w:val="36"/>
+          <w:sz w:val="28"/>
+          <w:szCs w:val="28"/>
+          <w:lang w:val="en-US"/>
+        </w:rPr>
+        <w:t>(4</w:t>
+      </w:r>
+      <w:proofErr w:type="gramStart"/>
+      <w:r>
+        <w:rPr>
+          <w:color w:val="333333"/>
+          <w:kern w:val="36"/>
+          <w:sz w:val="28"/>
+          <w:szCs w:val="28"/>
+          <w:lang w:val="en-US"/>
+        </w:rPr>
+        <w:t>, !</w:t>
+      </w:r>
+      <w:proofErr w:type="spellStart"/>
+      <w:r>
+        <w:rPr>
+          <w:color w:val="333333"/>
+          <w:kern w:val="36"/>
+          <w:sz w:val="28"/>
+          <w:szCs w:val="28"/>
+          <w:lang w:val="en-US"/>
+        </w:rPr>
+        <w:t>digitalRead</w:t>
+      </w:r>
+      <w:proofErr w:type="spellEnd"/>
+      <w:proofErr w:type="gramEnd"/>
+      <w:r>
+        <w:rPr>
+          <w:color w:val="333333"/>
+          <w:kern w:val="36"/>
+          <w:sz w:val="28"/>
+          <w:szCs w:val="28"/>
+          <w:lang w:val="en-US"/>
+        </w:rPr>
+        <w:t>(button5Pin)</w:t>
+      </w:r>
+      <w:proofErr w:type="gramStart"/>
+      <w:r>
+        <w:rPr>
+          <w:color w:val="333333"/>
+          <w:kern w:val="36"/>
+          <w:sz w:val="28"/>
+          <w:szCs w:val="28"/>
+          <w:lang w:val="en-US"/>
+        </w:rPr>
+        <w:t>);</w:t>
+      </w:r>
+      <w:proofErr w:type="gramEnd"/>
+    </w:p>
+    <w:p>
+      <w:pPr>
+        <w:tabs>
+          <w:tab w:val="left" w:pos="1276"/>
+        </w:tabs>
+        <w:spacing w:line="360" w:lineRule="auto"/>
+        <w:ind w:left="284" w:right="284"/>
+        <w:contextualSpacing/>
+        <w:rPr>
+          <w:color w:val="333333"/>
+          <w:kern w:val="36"/>
+          <w:sz w:val="28"/>
+          <w:szCs w:val="28"/>
+          <w:lang w:val="en-US"/>
+        </w:rPr>
+      </w:pPr>
+      <w:r>
+        <w:rPr>
+          <w:color w:val="333333"/>
+          <w:kern w:val="36"/>
+          <w:sz w:val="28"/>
+          <w:szCs w:val="28"/>
+          <w:lang w:val="en-US"/>
+        </w:rPr>
+        <w:t xml:space="preserve">  </w:t>
+      </w:r>
+      <w:proofErr w:type="spellStart"/>
+      <w:r>
+        <w:rPr>
+          <w:color w:val="333333"/>
+          <w:kern w:val="36"/>
+          <w:sz w:val="28"/>
+          <w:szCs w:val="28"/>
+          <w:lang w:val="en-US"/>
+        </w:rPr>
+        <w:t>Joystick.setButton</w:t>
+      </w:r>
+      <w:proofErr w:type="spellEnd"/>
+      <w:r>
+        <w:rPr>
+          <w:color w:val="333333"/>
+          <w:kern w:val="36"/>
+          <w:sz w:val="28"/>
+          <w:szCs w:val="28"/>
+          <w:lang w:val="en-US"/>
+        </w:rPr>
+        <w:t>(5</w:t>
+      </w:r>
+      <w:proofErr w:type="gramStart"/>
+      <w:r>
+        <w:rPr>
+          <w:color w:val="333333"/>
+          <w:kern w:val="36"/>
+          <w:sz w:val="28"/>
+          <w:szCs w:val="28"/>
+          <w:lang w:val="en-US"/>
+        </w:rPr>
+        <w:t>, !</w:t>
+      </w:r>
+      <w:proofErr w:type="spellStart"/>
+      <w:r>
+        <w:rPr>
+          <w:color w:val="333333"/>
+          <w:kern w:val="36"/>
+          <w:sz w:val="28"/>
+          <w:szCs w:val="28"/>
+          <w:lang w:val="en-US"/>
+        </w:rPr>
+        <w:t>digitalRead</w:t>
+      </w:r>
+      <w:proofErr w:type="spellEnd"/>
+      <w:proofErr w:type="gramEnd"/>
+      <w:r>
+        <w:rPr>
+          <w:color w:val="333333"/>
+          <w:kern w:val="36"/>
+          <w:sz w:val="28"/>
+          <w:szCs w:val="28"/>
+          <w:lang w:val="en-US"/>
+        </w:rPr>
+        <w:t>(button6Pin)</w:t>
+      </w:r>
+      <w:proofErr w:type="gramStart"/>
+      <w:r>
+        <w:rPr>
+          <w:color w:val="333333"/>
+          <w:kern w:val="36"/>
+          <w:sz w:val="28"/>
+          <w:szCs w:val="28"/>
+          <w:lang w:val="en-US"/>
+        </w:rPr>
+        <w:t>);</w:t>
+      </w:r>
+      <w:proofErr w:type="gramEnd"/>
+    </w:p>
+    <w:p>
+      <w:pPr>
+        <w:tabs>
+          <w:tab w:val="left" w:pos="1276"/>
+        </w:tabs>
+        <w:spacing w:line="360" w:lineRule="auto"/>
+        <w:ind w:left="284" w:right="284"/>
+        <w:contextualSpacing/>
+        <w:rPr>
+          <w:color w:val="333333"/>
+          <w:kern w:val="36"/>
+          <w:sz w:val="28"/>
+          <w:szCs w:val="28"/>
+          <w:lang w:val="en-US"/>
+        </w:rPr>
+      </w:pPr>
+      <w:r>
+        <w:rPr>
+          <w:color w:val="333333"/>
+          <w:kern w:val="36"/>
+          <w:sz w:val="28"/>
+          <w:szCs w:val="28"/>
+          <w:lang w:val="en-US"/>
+        </w:rPr>
+        <w:t xml:space="preserve">  </w:t>
+      </w:r>
+      <w:proofErr w:type="spellStart"/>
+      <w:r>
+        <w:rPr>
+          <w:color w:val="333333"/>
+          <w:kern w:val="36"/>
+          <w:sz w:val="28"/>
+          <w:szCs w:val="28"/>
+          <w:lang w:val="en-US"/>
+        </w:rPr>
+        <w:t>Joystick.setButton</w:t>
+      </w:r>
+      <w:proofErr w:type="spellEnd"/>
+      <w:r>
+        <w:rPr>
+          <w:color w:val="333333"/>
+          <w:kern w:val="36"/>
+          <w:sz w:val="28"/>
+          <w:szCs w:val="28"/>
+          <w:lang w:val="en-US"/>
+        </w:rPr>
+        <w:t>(6</w:t>
+      </w:r>
+      <w:proofErr w:type="gramStart"/>
+      <w:r>
+        <w:rPr>
+          <w:color w:val="333333"/>
+          <w:kern w:val="36"/>
+          <w:sz w:val="28"/>
+          <w:szCs w:val="28"/>
+          <w:lang w:val="en-US"/>
+        </w:rPr>
+        <w:t>, !</w:t>
+      </w:r>
+      <w:proofErr w:type="spellStart"/>
+      <w:r>
+        <w:rPr>
+          <w:color w:val="333333"/>
+          <w:kern w:val="36"/>
+          <w:sz w:val="28"/>
+          <w:szCs w:val="28"/>
+          <w:lang w:val="en-US"/>
+        </w:rPr>
+        <w:t>digitalRead</w:t>
+      </w:r>
+      <w:proofErr w:type="spellEnd"/>
+      <w:proofErr w:type="gramEnd"/>
+      <w:r>
+        <w:rPr>
+          <w:color w:val="333333"/>
+          <w:kern w:val="36"/>
+          <w:sz w:val="28"/>
+          <w:szCs w:val="28"/>
+          <w:lang w:val="en-US"/>
+        </w:rPr>
+        <w:t>(button7Pin)</w:t>
+      </w:r>
+      <w:proofErr w:type="gramStart"/>
+      <w:r>
+        <w:rPr>
+          <w:color w:val="333333"/>
+          <w:kern w:val="36"/>
+          <w:sz w:val="28"/>
+          <w:szCs w:val="28"/>
+          <w:lang w:val="en-US"/>
+        </w:rPr>
+        <w:t>);</w:t>
+      </w:r>
+      <w:proofErr w:type="gramEnd"/>
+    </w:p>
+    <w:p>
+      <w:pPr>
+        <w:tabs>
+          <w:tab w:val="left" w:pos="1276"/>
+        </w:tabs>
+        <w:spacing w:line="360" w:lineRule="auto"/>
+        <w:ind w:left="284" w:right="284"/>
+        <w:contextualSpacing/>
+        <w:rPr>
+          <w:color w:val="333333"/>
+          <w:kern w:val="36"/>
+          <w:sz w:val="28"/>
+          <w:szCs w:val="28"/>
+          <w:lang w:val="en-US"/>
+        </w:rPr>
+      </w:pPr>
+      <w:r>
+        <w:rPr>
+          <w:color w:val="333333"/>
+          <w:kern w:val="36"/>
+          <w:sz w:val="28"/>
+          <w:szCs w:val="28"/>
+          <w:lang w:val="en-US"/>
+        </w:rPr>
+        <w:t xml:space="preserve">  </w:t>
+      </w:r>
+      <w:proofErr w:type="spellStart"/>
+      <w:r>
+        <w:rPr>
+          <w:color w:val="333333"/>
+          <w:kern w:val="36"/>
+          <w:sz w:val="28"/>
+          <w:szCs w:val="28"/>
+          <w:lang w:val="en-US"/>
+        </w:rPr>
+        <w:t>Joystick.setButton</w:t>
+      </w:r>
+      <w:proofErr w:type="spellEnd"/>
+      <w:r>
+        <w:rPr>
+          <w:color w:val="333333"/>
+          <w:kern w:val="36"/>
+          <w:sz w:val="28"/>
+          <w:szCs w:val="28"/>
+          <w:lang w:val="en-US"/>
+        </w:rPr>
+        <w:t>(7</w:t>
+      </w:r>
+      <w:proofErr w:type="gramStart"/>
+      <w:r>
+        <w:rPr>
+          <w:color w:val="333333"/>
+          <w:kern w:val="36"/>
+          <w:sz w:val="28"/>
+          <w:szCs w:val="28"/>
+          <w:lang w:val="en-US"/>
+        </w:rPr>
+        <w:t>, !</w:t>
+      </w:r>
+      <w:proofErr w:type="spellStart"/>
+      <w:r>
+        <w:rPr>
+          <w:color w:val="333333"/>
+          <w:kern w:val="36"/>
+          <w:sz w:val="28"/>
+          <w:szCs w:val="28"/>
+          <w:lang w:val="en-US"/>
+        </w:rPr>
+        <w:t>digitalRead</w:t>
+      </w:r>
+      <w:proofErr w:type="spellEnd"/>
+      <w:proofErr w:type="gramEnd"/>
+      <w:r>
+        <w:rPr>
+          <w:color w:val="333333"/>
+          <w:kern w:val="36"/>
+          <w:sz w:val="28"/>
+          <w:szCs w:val="28"/>
+          <w:lang w:val="en-US"/>
+        </w:rPr>
+        <w:t>(button8Pin)</w:t>
+      </w:r>
+      <w:proofErr w:type="gramStart"/>
+      <w:r>
+        <w:rPr>
+          <w:color w:val="333333"/>
+          <w:kern w:val="36"/>
+          <w:sz w:val="28"/>
+          <w:szCs w:val="28"/>
+          <w:lang w:val="en-US"/>
+        </w:rPr>
+        <w:t>);</w:t>
+      </w:r>
+      <w:proofErr w:type="gramEnd"/>
+    </w:p>
+    <w:p>
+      <w:pPr>
+        <w:tabs>
+          <w:tab w:val="left" w:pos="1276"/>
+        </w:tabs>
+        <w:spacing w:line="360" w:lineRule="auto"/>
+        <w:ind w:left="284" w:right="284"/>
+        <w:contextualSpacing/>
+        <w:rPr>
+          <w:color w:val="333333"/>
+          <w:kern w:val="36"/>
+          <w:sz w:val="28"/>
+          <w:szCs w:val="28"/>
+          <w:lang w:val="en-US"/>
+        </w:rPr>
+      </w:pPr>
+    </w:p>
+    <w:p>
+      <w:pPr>
+        <w:tabs>
+          <w:tab w:val="left" w:pos="1276"/>
+        </w:tabs>
+        <w:spacing w:line="360" w:lineRule="auto"/>
+        <w:ind w:left="284" w:right="284"/>
+        <w:contextualSpacing/>
+        <w:rPr>
+          <w:color w:val="333333"/>
+          <w:kern w:val="36"/>
+          <w:sz w:val="28"/>
+          <w:szCs w:val="28"/>
+          <w:lang w:val="en-US"/>
+        </w:rPr>
+      </w:pPr>
+      <w:r>
+        <w:rPr>
+          <w:color w:val="333333"/>
+          <w:kern w:val="36"/>
+          <w:sz w:val="28"/>
+          <w:szCs w:val="28"/>
+          <w:lang w:val="en-US"/>
+        </w:rPr>
+        <w:t xml:space="preserve">  int x1 = </w:t>
+      </w:r>
+      <w:proofErr w:type="spellStart"/>
+      <w:r>
+        <w:rPr>
+          <w:color w:val="333333"/>
+          <w:kern w:val="36"/>
+          <w:sz w:val="28"/>
+          <w:szCs w:val="28"/>
+          <w:lang w:val="en-US"/>
+        </w:rPr>
+        <w:t>analogRead</w:t>
+      </w:r>
+      <w:proofErr w:type="spellEnd"/>
+      <w:r>
+        <w:rPr>
+          <w:color w:val="333333"/>
+          <w:kern w:val="36"/>
+          <w:sz w:val="28"/>
+          <w:szCs w:val="28"/>
+          <w:lang w:val="en-US"/>
+        </w:rPr>
+        <w:t>(A1</w:t>
+      </w:r>
+      <w:proofErr w:type="gramStart"/>
+      <w:r>
+        <w:rPr>
+          <w:color w:val="333333"/>
+          <w:kern w:val="36"/>
+          <w:sz w:val="28"/>
+          <w:szCs w:val="28"/>
+          <w:lang w:val="en-US"/>
+        </w:rPr>
+        <w:t>);</w:t>
+      </w:r>
+      <w:proofErr w:type="gramEnd"/>
+    </w:p>
+    <w:p>
+      <w:pPr>
+        <w:tabs>
+          <w:tab w:val="left" w:pos="1276"/>
+        </w:tabs>
+        <w:spacing w:line="360" w:lineRule="auto"/>
+        <w:ind w:left="284" w:right="284"/>
+        <w:contextualSpacing/>
+        <w:rPr>
+          <w:color w:val="333333"/>
+          <w:kern w:val="36"/>
+          <w:sz w:val="28"/>
+          <w:szCs w:val="28"/>
+          <w:lang w:val="en-US"/>
+        </w:rPr>
+      </w:pPr>
+      <w:r>
+        <w:rPr>
+          <w:color w:val="333333"/>
+          <w:kern w:val="36"/>
+          <w:sz w:val="28"/>
+          <w:szCs w:val="28"/>
+          <w:lang w:val="en-US"/>
+        </w:rPr>
+        <w:t xml:space="preserve">  int y1 = </w:t>
+      </w:r>
+      <w:proofErr w:type="spellStart"/>
+      <w:r>
+        <w:rPr>
+          <w:color w:val="333333"/>
+          <w:kern w:val="36"/>
+          <w:sz w:val="28"/>
+          <w:szCs w:val="28"/>
+          <w:lang w:val="en-US"/>
+        </w:rPr>
+        <w:t>analogRead</w:t>
+      </w:r>
+      <w:proofErr w:type="spellEnd"/>
+      <w:r>
+        <w:rPr>
+          <w:color w:val="333333"/>
+          <w:kern w:val="36"/>
+          <w:sz w:val="28"/>
+          <w:szCs w:val="28"/>
+          <w:lang w:val="en-US"/>
+        </w:rPr>
+        <w:t>(A0</w:t>
+      </w:r>
+      <w:proofErr w:type="gramStart"/>
+      <w:r>
+        <w:rPr>
+          <w:color w:val="333333"/>
+          <w:kern w:val="36"/>
+          <w:sz w:val="28"/>
+          <w:szCs w:val="28"/>
+          <w:lang w:val="en-US"/>
+        </w:rPr>
+        <w:t>);</w:t>
+      </w:r>
+      <w:proofErr w:type="gramEnd"/>
+    </w:p>
+    <w:p>
+      <w:pPr>
+        <w:tabs>
+          <w:tab w:val="left" w:pos="1276"/>
+        </w:tabs>
+        <w:spacing w:line="360" w:lineRule="auto"/>
+        <w:ind w:left="284" w:right="284"/>
+        <w:contextualSpacing/>
+        <w:rPr>
+          <w:color w:val="333333"/>
+          <w:kern w:val="36"/>
+          <w:sz w:val="28"/>
+          <w:szCs w:val="28"/>
+          <w:lang w:val="en-US"/>
+        </w:rPr>
+      </w:pPr>
+      <w:r>
+        <w:rPr>
+          <w:color w:val="333333"/>
+          <w:kern w:val="36"/>
+          <w:sz w:val="28"/>
+          <w:szCs w:val="28"/>
+          <w:lang w:val="en-US"/>
+        </w:rPr>
+        <w:t xml:space="preserve">  int x2 = </w:t>
+      </w:r>
+      <w:proofErr w:type="spellStart"/>
+      <w:r>
+        <w:rPr>
+          <w:color w:val="333333"/>
+          <w:kern w:val="36"/>
+          <w:sz w:val="28"/>
+          <w:szCs w:val="28"/>
+          <w:lang w:val="en-US"/>
+        </w:rPr>
+        <w:t>analogRead</w:t>
+      </w:r>
+      <w:proofErr w:type="spellEnd"/>
+      <w:r>
+        <w:rPr>
+          <w:color w:val="333333"/>
+          <w:kern w:val="36"/>
+          <w:sz w:val="28"/>
+          <w:szCs w:val="28"/>
+          <w:lang w:val="en-US"/>
+        </w:rPr>
+        <w:t>(A3</w:t>
+      </w:r>
+      <w:proofErr w:type="gramStart"/>
+      <w:r>
+        <w:rPr>
+          <w:color w:val="333333"/>
+          <w:kern w:val="36"/>
+          <w:sz w:val="28"/>
+          <w:szCs w:val="28"/>
+          <w:lang w:val="en-US"/>
+        </w:rPr>
+        <w:t>);</w:t>
+      </w:r>
+      <w:proofErr w:type="gramEnd"/>
+    </w:p>
+    <w:p>
+      <w:pPr>
+        <w:tabs>
+          <w:tab w:val="left" w:pos="1276"/>
+        </w:tabs>
+        <w:spacing w:line="360" w:lineRule="auto"/>
+        <w:ind w:left="284" w:right="284"/>
+        <w:contextualSpacing/>
+        <w:rPr>
+          <w:color w:val="333333"/>
+          <w:kern w:val="36"/>
+          <w:sz w:val="28"/>
+          <w:szCs w:val="28"/>
+          <w:lang w:val="en-US"/>
+        </w:rPr>
+      </w:pPr>
+      <w:r>
+        <w:rPr>
+          <w:color w:val="333333"/>
+          <w:kern w:val="36"/>
+          <w:sz w:val="28"/>
+          <w:szCs w:val="28"/>
+          <w:lang w:val="en-US"/>
+        </w:rPr>
+        <w:t xml:space="preserve">  int y2 = </w:t>
+      </w:r>
+      <w:proofErr w:type="spellStart"/>
+      <w:r>
+        <w:rPr>
+          <w:color w:val="333333"/>
+          <w:kern w:val="36"/>
+          <w:sz w:val="28"/>
+          <w:szCs w:val="28"/>
+          <w:lang w:val="en-US"/>
+        </w:rPr>
+        <w:t>analogRead</w:t>
+      </w:r>
+      <w:proofErr w:type="spellEnd"/>
+      <w:r>
+        <w:rPr>
+          <w:color w:val="333333"/>
+          <w:kern w:val="36"/>
+          <w:sz w:val="28"/>
+          <w:szCs w:val="28"/>
+          <w:lang w:val="en-US"/>
+        </w:rPr>
+        <w:t>(A2</w:t>
+      </w:r>
+      <w:proofErr w:type="gramStart"/>
+      <w:r>
+        <w:rPr>
+          <w:color w:val="333333"/>
+          <w:kern w:val="36"/>
+          <w:sz w:val="28"/>
+          <w:szCs w:val="28"/>
+          <w:lang w:val="en-US"/>
+        </w:rPr>
+        <w:t>);</w:t>
+      </w:r>
+      <w:proofErr w:type="gramEnd"/>
+    </w:p>
+    <w:p>
+      <w:pPr>
+        <w:tabs>
+          <w:tab w:val="left" w:pos="1276"/>
+        </w:tabs>
+        <w:spacing w:line="360" w:lineRule="auto"/>
+        <w:ind w:left="284" w:right="284"/>
+        <w:contextualSpacing/>
+        <w:rPr>
+          <w:color w:val="333333"/>
+          <w:kern w:val="36"/>
+          <w:sz w:val="28"/>
+          <w:szCs w:val="28"/>
+          <w:lang w:val="en-US"/>
+        </w:rPr>
+      </w:pPr>
+    </w:p>
+    <w:p>
+      <w:pPr>
+        <w:tabs>
+          <w:tab w:val="left" w:pos="1276"/>
+        </w:tabs>
+        <w:spacing w:line="360" w:lineRule="auto"/>
+        <w:ind w:left="284" w:right="284"/>
+        <w:contextualSpacing/>
+        <w:rPr>
+          <w:color w:val="333333"/>
+          <w:kern w:val="36"/>
+          <w:sz w:val="28"/>
+          <w:szCs w:val="28"/>
+          <w:lang w:val="en-US"/>
+        </w:rPr>
+      </w:pPr>
+      <w:r>
+        <w:rPr>
+          <w:color w:val="333333"/>
+          <w:kern w:val="36"/>
+          <w:sz w:val="28"/>
+          <w:szCs w:val="28"/>
+          <w:lang w:val="en-US"/>
+        </w:rPr>
+        <w:t>  if (</w:t>
+      </w:r>
+      <w:proofErr w:type="gramStart"/>
+      <w:r>
+        <w:rPr>
+          <w:color w:val="333333"/>
+          <w:kern w:val="36"/>
+          <w:sz w:val="28"/>
+          <w:szCs w:val="28"/>
+          <w:lang w:val="en-US"/>
+        </w:rPr>
+        <w:t>abs(</w:t>
+      </w:r>
+      <w:proofErr w:type="gramEnd"/>
+      <w:r>
+        <w:rPr>
+          <w:color w:val="333333"/>
+          <w:kern w:val="36"/>
+          <w:sz w:val="28"/>
+          <w:szCs w:val="28"/>
+          <w:lang w:val="en-US"/>
+        </w:rPr>
+        <w:t xml:space="preserve">x1 - lastX1) &gt; </w:t>
+      </w:r>
+      <w:proofErr w:type="gramStart"/>
+      <w:r>
+        <w:rPr>
+          <w:color w:val="333333"/>
+          <w:kern w:val="36"/>
+          <w:sz w:val="28"/>
+          <w:szCs w:val="28"/>
+          <w:lang w:val="en-US"/>
+        </w:rPr>
+        <w:t>DEADZONE) {</w:t>
+      </w:r>
+      <w:proofErr w:type="gramEnd"/>
+    </w:p>
+    <w:p>
+      <w:pPr>
+        <w:tabs>
+          <w:tab w:val="left" w:pos="1276"/>
+        </w:tabs>
+        <w:spacing w:line="360" w:lineRule="auto"/>
+        <w:ind w:left="284" w:right="284"/>
+        <w:contextualSpacing/>
+        <w:rPr>
+          <w:color w:val="333333"/>
+          <w:kern w:val="36"/>
+          <w:sz w:val="28"/>
+          <w:szCs w:val="28"/>
+          <w:lang w:val="en-US"/>
+        </w:rPr>
+      </w:pPr>
+      <w:r>
+        <w:rPr>
+          <w:color w:val="333333"/>
+          <w:kern w:val="36"/>
+          <w:sz w:val="28"/>
+          <w:szCs w:val="28"/>
+          <w:lang w:val="en-US"/>
+        </w:rPr>
+        <w:t xml:space="preserve">    </w:t>
+      </w:r>
+      <w:proofErr w:type="spellStart"/>
+      <w:r>
+        <w:rPr>
+          <w:color w:val="333333"/>
+          <w:kern w:val="36"/>
+          <w:sz w:val="28"/>
+          <w:szCs w:val="28"/>
+          <w:lang w:val="en-US"/>
+        </w:rPr>
+        <w:t>Joystick.setXAxis</w:t>
+      </w:r>
+      <w:proofErr w:type="spellEnd"/>
+      <w:r>
+        <w:rPr>
+          <w:color w:val="333333"/>
+          <w:kern w:val="36"/>
+          <w:sz w:val="28"/>
+          <w:szCs w:val="28"/>
+          <w:lang w:val="en-US"/>
+        </w:rPr>
+        <w:t>(x1</w:t>
+      </w:r>
+      <w:proofErr w:type="gramStart"/>
+      <w:r>
+        <w:rPr>
+          <w:color w:val="333333"/>
+          <w:kern w:val="36"/>
+          <w:sz w:val="28"/>
+          <w:szCs w:val="28"/>
+          <w:lang w:val="en-US"/>
+        </w:rPr>
+        <w:t>);</w:t>
+      </w:r>
+      <w:proofErr w:type="gramEnd"/>
+    </w:p>
+    <w:p>
+      <w:pPr>
+        <w:tabs>
+          <w:tab w:val="left" w:pos="1276"/>
+        </w:tabs>
+        <w:spacing w:line="360" w:lineRule="auto"/>
+        <w:ind w:left="284" w:right="284"/>
+        <w:contextualSpacing/>
+        <w:rPr>
+          <w:color w:val="333333"/>
+          <w:kern w:val="36"/>
+          <w:sz w:val="28"/>
+          <w:szCs w:val="28"/>
+          <w:lang w:val="en-US"/>
+        </w:rPr>
+      </w:pPr>
+      <w:r>
+        <w:rPr>
+          <w:color w:val="333333"/>
+          <w:kern w:val="36"/>
+          <w:sz w:val="28"/>
+          <w:szCs w:val="28"/>
+          <w:lang w:val="en-US"/>
+        </w:rPr>
+        <w:t xml:space="preserve">    lastX1 = </w:t>
+      </w:r>
+      <w:proofErr w:type="gramStart"/>
+      <w:r>
+        <w:rPr>
+          <w:color w:val="333333"/>
+          <w:kern w:val="36"/>
+          <w:sz w:val="28"/>
+          <w:szCs w:val="28"/>
+          <w:lang w:val="en-US"/>
+        </w:rPr>
+        <w:t>x1;</w:t>
+      </w:r>
+      <w:proofErr w:type="gramEnd"/>
+    </w:p>
+    <w:p>
+      <w:pPr>
+        <w:tabs>
+          <w:tab w:val="left" w:pos="1276"/>
+        </w:tabs>
+        <w:spacing w:line="360" w:lineRule="auto"/>
+        <w:ind w:left="284" w:right="284"/>
+        <w:contextualSpacing/>
+        <w:rPr>
+          <w:color w:val="333333"/>
+          <w:kern w:val="36"/>
+          <w:sz w:val="28"/>
+          <w:szCs w:val="28"/>
+          <w:lang w:val="en-US"/>
+        </w:rPr>
+      </w:pPr>
+      <w:r>
+        <w:rPr>
+          <w:color w:val="333333"/>
+          <w:kern w:val="36"/>
+          <w:sz w:val="28"/>
+          <w:szCs w:val="28"/>
+          <w:lang w:val="en-US"/>
+        </w:rPr>
+        <w:t>  }</w:t>
+      </w:r>
+    </w:p>
+    <w:p>
+      <w:pPr>
+        <w:tabs>
+          <w:tab w:val="left" w:pos="1276"/>
+        </w:tabs>
+        <w:spacing w:line="360" w:lineRule="auto"/>
+        <w:ind w:left="284" w:right="284"/>
+        <w:contextualSpacing/>
+        <w:rPr>
+          <w:color w:val="333333"/>
+          <w:kern w:val="36"/>
+          <w:sz w:val="28"/>
+          <w:szCs w:val="28"/>
+          <w:lang w:val="en-US"/>
+        </w:rPr>
+      </w:pPr>
+    </w:p>
+    <w:p>
+      <w:pPr>
+        <w:tabs>
+          <w:tab w:val="left" w:pos="1276"/>
+        </w:tabs>
+        <w:spacing w:line="360" w:lineRule="auto"/>
+        <w:ind w:left="284" w:right="284"/>
+        <w:contextualSpacing/>
+        <w:rPr>
+          <w:color w:val="333333"/>
+          <w:kern w:val="36"/>
+          <w:sz w:val="28"/>
+          <w:szCs w:val="28"/>
+          <w:lang w:val="en-US"/>
+        </w:rPr>
+      </w:pPr>
+      <w:r>
+        <w:rPr>
+          <w:color w:val="333333"/>
+          <w:kern w:val="36"/>
+          <w:sz w:val="28"/>
+          <w:szCs w:val="28"/>
+          <w:lang w:val="en-US"/>
+        </w:rPr>
+        <w:t>  if (</w:t>
+      </w:r>
+      <w:proofErr w:type="gramStart"/>
+      <w:r>
+        <w:rPr>
+          <w:color w:val="333333"/>
+          <w:kern w:val="36"/>
+          <w:sz w:val="28"/>
+          <w:szCs w:val="28"/>
+          <w:lang w:val="en-US"/>
+        </w:rPr>
+        <w:t>abs(</w:t>
+      </w:r>
+      <w:proofErr w:type="gramEnd"/>
+      <w:r>
+        <w:rPr>
+          <w:color w:val="333333"/>
+          <w:kern w:val="36"/>
+          <w:sz w:val="28"/>
+          <w:szCs w:val="28"/>
+          <w:lang w:val="en-US"/>
+        </w:rPr>
+        <w:t>y1 - lastY1) &gt; DEADZONE) {</w:t>
+      </w:r>
+    </w:p>
+    <w:p>
+      <w:pPr>
+        <w:tabs>
+          <w:tab w:val="left" w:pos="1276"/>
+        </w:tabs>
+        <w:spacing w:line="360" w:lineRule="auto"/>
+        <w:ind w:left="284" w:right="284"/>
+        <w:contextualSpacing/>
+        <w:rPr>
+          <w:color w:val="333333"/>
+          <w:kern w:val="36"/>
+          <w:sz w:val="28"/>
+          <w:szCs w:val="28"/>
+          <w:lang w:val="en-US"/>
+        </w:rPr>
+      </w:pPr>
+      <w:r>
+        <w:rPr>
+          <w:color w:val="333333"/>
+          <w:kern w:val="36"/>
+          <w:sz w:val="28"/>
+          <w:szCs w:val="28"/>
+          <w:lang w:val="en-US"/>
+        </w:rPr>
+        <w:t xml:space="preserve">    </w:t>
+      </w:r>
+      <w:proofErr w:type="spellStart"/>
+      <w:r>
+        <w:rPr>
+          <w:color w:val="333333"/>
+          <w:kern w:val="36"/>
+          <w:sz w:val="28"/>
+          <w:szCs w:val="28"/>
+          <w:lang w:val="en-US"/>
+        </w:rPr>
+        <w:t>Joystick.setYAxis</w:t>
+      </w:r>
+      <w:proofErr w:type="spellEnd"/>
+      <w:r>
+        <w:rPr>
+          <w:color w:val="333333"/>
+          <w:kern w:val="36"/>
+          <w:sz w:val="28"/>
+          <w:szCs w:val="28"/>
+          <w:lang w:val="en-US"/>
+        </w:rPr>
+        <w:t>(y1</w:t>
+      </w:r>
+      <w:proofErr w:type="gramStart"/>
+      <w:r>
+        <w:rPr>
+          <w:color w:val="333333"/>
+          <w:kern w:val="36"/>
+          <w:sz w:val="28"/>
+          <w:szCs w:val="28"/>
+          <w:lang w:val="en-US"/>
+        </w:rPr>
+        <w:t>);</w:t>
+      </w:r>
+      <w:proofErr w:type="gramEnd"/>
+    </w:p>
+    <w:p>
+      <w:pPr>
+        <w:tabs>
+          <w:tab w:val="left" w:pos="1276"/>
+        </w:tabs>
+        <w:spacing w:line="360" w:lineRule="auto"/>
+        <w:ind w:left="284" w:right="284"/>
+        <w:contextualSpacing/>
+        <w:rPr>
+          <w:color w:val="333333"/>
+          <w:kern w:val="36"/>
+          <w:sz w:val="28"/>
+          <w:szCs w:val="28"/>
+          <w:lang w:val="en-US"/>
+        </w:rPr>
+      </w:pPr>
+      <w:r>
+        <w:rPr>
+          <w:color w:val="333333"/>
+          <w:kern w:val="36"/>
+          <w:sz w:val="28"/>
+          <w:szCs w:val="28"/>
+          <w:lang w:val="en-US"/>
+        </w:rPr>
+        <w:t xml:space="preserve">    lastY1 = </w:t>
+      </w:r>
+      <w:proofErr w:type="gramStart"/>
+      <w:r>
+        <w:rPr>
+          <w:color w:val="333333"/>
+          <w:kern w:val="36"/>
+          <w:sz w:val="28"/>
+          <w:szCs w:val="28"/>
+          <w:lang w:val="en-US"/>
+        </w:rPr>
+        <w:t>y1;</w:t>
+      </w:r>
+      <w:proofErr w:type="gramEnd"/>
+    </w:p>
+    <w:p>
+      <w:pPr>
+        <w:tabs>
+          <w:tab w:val="left" w:pos="1276"/>
+        </w:tabs>
+        <w:spacing w:line="360" w:lineRule="auto"/>
+        <w:ind w:left="284" w:right="284"/>
+        <w:contextualSpacing/>
+        <w:rPr>
+          <w:color w:val="333333"/>
+          <w:kern w:val="36"/>
+          <w:sz w:val="28"/>
+          <w:szCs w:val="28"/>
+          <w:lang w:val="en-US"/>
+        </w:rPr>
+      </w:pPr>
+      <w:r>
+        <w:rPr>
+          <w:color w:val="333333"/>
+          <w:kern w:val="36"/>
+          <w:sz w:val="28"/>
+          <w:szCs w:val="28"/>
+          <w:lang w:val="en-US"/>
+        </w:rPr>
+        <w:lastRenderedPageBreak/>
+        <w:t>  }</w:t>
+      </w:r>
+    </w:p>
+    <w:p>
+      <w:pPr>
+        <w:tabs>
+          <w:tab w:val="left" w:pos="1276"/>
+        </w:tabs>
+        <w:spacing w:line="360" w:lineRule="auto"/>
+        <w:ind w:left="284" w:right="284"/>
+        <w:contextualSpacing/>
+        <w:rPr>
+          <w:color w:val="333333"/>
+          <w:kern w:val="36"/>
+          <w:sz w:val="28"/>
+          <w:szCs w:val="28"/>
+          <w:lang w:val="en-US"/>
+        </w:rPr>
+      </w:pPr>
+    </w:p>
+    <w:p>
+      <w:pPr>
+        <w:tabs>
+          <w:tab w:val="left" w:pos="1276"/>
+        </w:tabs>
+        <w:spacing w:line="360" w:lineRule="auto"/>
+        <w:ind w:left="284" w:right="284"/>
+        <w:contextualSpacing/>
+        <w:rPr>
+          <w:color w:val="333333"/>
+          <w:kern w:val="36"/>
+          <w:sz w:val="28"/>
+          <w:szCs w:val="28"/>
+          <w:lang w:val="en-US"/>
+        </w:rPr>
+      </w:pPr>
+      <w:r>
+        <w:rPr>
+          <w:color w:val="333333"/>
+          <w:kern w:val="36"/>
+          <w:sz w:val="28"/>
+          <w:szCs w:val="28"/>
+          <w:lang w:val="en-US"/>
+        </w:rPr>
+        <w:t>  if (</w:t>
+      </w:r>
+      <w:proofErr w:type="gramStart"/>
+      <w:r>
+        <w:rPr>
+          <w:color w:val="333333"/>
+          <w:kern w:val="36"/>
+          <w:sz w:val="28"/>
+          <w:szCs w:val="28"/>
+          <w:lang w:val="en-US"/>
+        </w:rPr>
+        <w:t>abs(</w:t>
+      </w:r>
+      <w:proofErr w:type="gramEnd"/>
+      <w:r>
+        <w:rPr>
+          <w:color w:val="333333"/>
+          <w:kern w:val="36"/>
+          <w:sz w:val="28"/>
+          <w:szCs w:val="28"/>
+          <w:lang w:val="en-US"/>
+        </w:rPr>
+        <w:t>x2 - lastX2) &gt; DEADZONE) {</w:t>
+      </w:r>
+    </w:p>
+    <w:p>
+      <w:pPr>
+        <w:tabs>
+          <w:tab w:val="left" w:pos="1276"/>
+        </w:tabs>
+        <w:spacing w:line="360" w:lineRule="auto"/>
+        <w:ind w:left="284" w:right="284"/>
+        <w:contextualSpacing/>
+        <w:rPr>
+          <w:color w:val="333333"/>
+          <w:kern w:val="36"/>
+          <w:sz w:val="28"/>
+          <w:szCs w:val="28"/>
+          <w:lang w:val="en-US"/>
+        </w:rPr>
+      </w:pPr>
+      <w:r>
+        <w:rPr>
+          <w:color w:val="333333"/>
+          <w:kern w:val="36"/>
+          <w:sz w:val="28"/>
+          <w:szCs w:val="28"/>
+          <w:lang w:val="en-US"/>
+        </w:rPr>
+        <w:t xml:space="preserve">    </w:t>
+      </w:r>
+      <w:proofErr w:type="spellStart"/>
+      <w:r>
+        <w:rPr>
+          <w:color w:val="333333"/>
+          <w:kern w:val="36"/>
+          <w:sz w:val="28"/>
+          <w:szCs w:val="28"/>
+          <w:lang w:val="en-US"/>
+        </w:rPr>
+        <w:t>Joystick.setRxAxis</w:t>
+      </w:r>
+      <w:proofErr w:type="spellEnd"/>
+      <w:r>
+        <w:rPr>
+          <w:color w:val="333333"/>
+          <w:kern w:val="36"/>
+          <w:sz w:val="28"/>
+          <w:szCs w:val="28"/>
+          <w:lang w:val="en-US"/>
+        </w:rPr>
+        <w:t>(x2</w:t>
+      </w:r>
+      <w:proofErr w:type="gramStart"/>
+      <w:r>
+        <w:rPr>
+          <w:color w:val="333333"/>
+          <w:kern w:val="36"/>
+          <w:sz w:val="28"/>
+          <w:szCs w:val="28"/>
+          <w:lang w:val="en-US"/>
+        </w:rPr>
+        <w:t>);</w:t>
+      </w:r>
+      <w:proofErr w:type="gramEnd"/>
+    </w:p>
+    <w:p>
+      <w:pPr>
+        <w:tabs>
+          <w:tab w:val="left" w:pos="1276"/>
+        </w:tabs>
+        <w:spacing w:line="360" w:lineRule="auto"/>
+        <w:ind w:left="284" w:right="284"/>
+        <w:contextualSpacing/>
+        <w:rPr>
+          <w:color w:val="333333"/>
+          <w:kern w:val="36"/>
+          <w:sz w:val="28"/>
+          <w:szCs w:val="28"/>
+          <w:lang w:val="en-US"/>
+        </w:rPr>
+      </w:pPr>
+      <w:r>
+        <w:rPr>
+          <w:color w:val="333333"/>
+          <w:kern w:val="36"/>
+          <w:sz w:val="28"/>
+          <w:szCs w:val="28"/>
+          <w:lang w:val="en-US"/>
+        </w:rPr>
+        <w:t xml:space="preserve">    lastX2 = </w:t>
+      </w:r>
+      <w:proofErr w:type="gramStart"/>
+      <w:r>
+        <w:rPr>
+          <w:color w:val="333333"/>
+          <w:kern w:val="36"/>
+          <w:sz w:val="28"/>
+          <w:szCs w:val="28"/>
+          <w:lang w:val="en-US"/>
+        </w:rPr>
+        <w:t>x2;</w:t>
+      </w:r>
+      <w:proofErr w:type="gramEnd"/>
+    </w:p>
+    <w:p>
+      <w:pPr>
+        <w:tabs>
+          <w:tab w:val="left" w:pos="1276"/>
+        </w:tabs>
+        <w:spacing w:line="360" w:lineRule="auto"/>
+        <w:ind w:left="284" w:right="284"/>
+        <w:contextualSpacing/>
+        <w:rPr>
+          <w:color w:val="333333"/>
+          <w:kern w:val="36"/>
+          <w:sz w:val="28"/>
+          <w:szCs w:val="28"/>
+          <w:lang w:val="en-US"/>
+        </w:rPr>
+      </w:pPr>
+      <w:r>
+        <w:rPr>
+          <w:color w:val="333333"/>
+          <w:kern w:val="36"/>
+          <w:sz w:val="28"/>
+          <w:szCs w:val="28"/>
+          <w:lang w:val="en-US"/>
+        </w:rPr>
+        <w:t>  }</w:t>
+      </w:r>
+    </w:p>
+    <w:p>
+      <w:pPr>
+        <w:tabs>
+          <w:tab w:val="left" w:pos="1276"/>
+        </w:tabs>
+        <w:spacing w:line="360" w:lineRule="auto"/>
+        <w:ind w:left="284" w:right="284"/>
+        <w:contextualSpacing/>
+        <w:rPr>
+          <w:color w:val="333333"/>
+          <w:kern w:val="36"/>
+          <w:sz w:val="28"/>
+          <w:szCs w:val="28"/>
+          <w:lang w:val="en-US"/>
+        </w:rPr>
+      </w:pPr>
+    </w:p>
+    <w:p>
+      <w:pPr>
+        <w:tabs>
+          <w:tab w:val="left" w:pos="1276"/>
+        </w:tabs>
+        <w:spacing w:line="360" w:lineRule="auto"/>
+        <w:ind w:left="284" w:right="284"/>
+        <w:contextualSpacing/>
+        <w:rPr>
+          <w:color w:val="333333"/>
+          <w:kern w:val="36"/>
+          <w:sz w:val="28"/>
+          <w:szCs w:val="28"/>
+          <w:lang w:val="en-US"/>
+        </w:rPr>
+      </w:pPr>
+      <w:r>
+        <w:rPr>
+          <w:color w:val="333333"/>
+          <w:kern w:val="36"/>
+          <w:sz w:val="28"/>
+          <w:szCs w:val="28"/>
+          <w:lang w:val="en-US"/>
+        </w:rPr>
+        <w:t>  if (</w:t>
+      </w:r>
+      <w:proofErr w:type="gramStart"/>
+      <w:r>
+        <w:rPr>
+          <w:color w:val="333333"/>
+          <w:kern w:val="36"/>
+          <w:sz w:val="28"/>
+          <w:szCs w:val="28"/>
+          <w:lang w:val="en-US"/>
+        </w:rPr>
+        <w:t>abs(</w:t>
+      </w:r>
+      <w:proofErr w:type="gramEnd"/>
+      <w:r>
+        <w:rPr>
+          <w:color w:val="333333"/>
+          <w:kern w:val="36"/>
+          <w:sz w:val="28"/>
+          <w:szCs w:val="28"/>
+          <w:lang w:val="en-US"/>
+        </w:rPr>
+        <w:t>y2 - lastY2) &gt; DEADZONE) {</w:t>
+      </w:r>
+    </w:p>
+    <w:p>
+      <w:pPr>
+        <w:tabs>
+          <w:tab w:val="left" w:pos="1276"/>
+        </w:tabs>
+        <w:spacing w:line="360" w:lineRule="auto"/>
+        <w:ind w:left="284" w:right="284"/>
+        <w:contextualSpacing/>
+        <w:rPr>
+          <w:color w:val="333333"/>
+          <w:kern w:val="36"/>
+          <w:sz w:val="28"/>
+          <w:szCs w:val="28"/>
+          <w:lang w:val="en-US"/>
+        </w:rPr>
+      </w:pPr>
+      <w:r>
+        <w:rPr>
+          <w:color w:val="333333"/>
+          <w:kern w:val="36"/>
+          <w:sz w:val="28"/>
+          <w:szCs w:val="28"/>
+          <w:lang w:val="en-US"/>
+        </w:rPr>
+        <w:t xml:space="preserve">    </w:t>
+      </w:r>
+      <w:proofErr w:type="spellStart"/>
+      <w:r>
+        <w:rPr>
+          <w:color w:val="333333"/>
+          <w:kern w:val="36"/>
+          <w:sz w:val="28"/>
+          <w:szCs w:val="28"/>
+          <w:lang w:val="en-US"/>
+        </w:rPr>
+        <w:t>Joystick.setRyAxis</w:t>
+      </w:r>
+      <w:proofErr w:type="spellEnd"/>
+      <w:r>
+        <w:rPr>
+          <w:color w:val="333333"/>
+          <w:kern w:val="36"/>
+          <w:sz w:val="28"/>
+          <w:szCs w:val="28"/>
+          <w:lang w:val="en-US"/>
+        </w:rPr>
+        <w:t>(y2</w:t>
+      </w:r>
+      <w:proofErr w:type="gramStart"/>
+      <w:r>
+        <w:rPr>
+          <w:color w:val="333333"/>
+          <w:kern w:val="36"/>
+          <w:sz w:val="28"/>
+          <w:szCs w:val="28"/>
+          <w:lang w:val="en-US"/>
+        </w:rPr>
+        <w:t>);</w:t>
+      </w:r>
+      <w:proofErr w:type="gramEnd"/>
+    </w:p>
+    <w:p>
+      <w:pPr>
+        <w:tabs>
+          <w:tab w:val="left" w:pos="1276"/>
+        </w:tabs>
+        <w:spacing w:line="360" w:lineRule="auto"/>
+        <w:ind w:left="284" w:right="284"/>
+        <w:contextualSpacing/>
+        <w:rPr>
+          <w:color w:val="333333"/>
+          <w:kern w:val="36"/>
+          <w:sz w:val="28"/>
+          <w:szCs w:val="28"/>
+          <w:lang w:val="en-US"/>
+        </w:rPr>
+      </w:pPr>
+      <w:r>
+        <w:rPr>
+          <w:color w:val="333333"/>
+          <w:kern w:val="36"/>
+          <w:sz w:val="28"/>
+          <w:szCs w:val="28"/>
+          <w:lang w:val="en-US"/>
+        </w:rPr>
+        <w:t xml:space="preserve">    lastY2 = </w:t>
+      </w:r>
+      <w:proofErr w:type="gramStart"/>
+      <w:r>
+        <w:rPr>
+          <w:color w:val="333333"/>
+          <w:kern w:val="36"/>
+          <w:sz w:val="28"/>
+          <w:szCs w:val="28"/>
+          <w:lang w:val="en-US"/>
+        </w:rPr>
+        <w:t>y2;</w:t>
+      </w:r>
+      <w:proofErr w:type="gramEnd"/>
+    </w:p>
+    <w:p>
+      <w:pPr>
+        <w:tabs>
+          <w:tab w:val="left" w:pos="1276"/>
+        </w:tabs>
+        <w:spacing w:line="360" w:lineRule="auto"/>
+        <w:ind w:left="284" w:right="284"/>
+        <w:contextualSpacing/>
+        <w:rPr>
+          <w:color w:val="333333"/>
+          <w:kern w:val="36"/>
+          <w:sz w:val="28"/>
+          <w:szCs w:val="28"/>
+        </w:rPr>
+      </w:pPr>
+      <w:r>
+        <w:rPr>
+          <w:color w:val="333333"/>
+          <w:kern w:val="36"/>
+          <w:sz w:val="28"/>
+          <w:szCs w:val="28"/>
+          <w:lang w:val="en-US"/>
+        </w:rPr>
+        <w:t xml:space="preserve">  </w:t>
+      </w:r>
+      <w:r>
+        <w:rPr>
+          <w:color w:val="333333"/>
+          <w:kern w:val="36"/>
+          <w:sz w:val="28"/>
+          <w:szCs w:val="28"/>
+        </w:rPr>
+        <w:t>}</w:t>
+      </w:r>
+    </w:p>
+    <w:p>
+      <w:pPr>
+        <w:tabs>
+          <w:tab w:val="left" w:pos="1276"/>
+        </w:tabs>
+        <w:spacing w:line="360" w:lineRule="auto"/>
+        <w:ind w:left="284" w:right="284"/>
+        <w:contextualSpacing/>
+        <w:rPr>
+          <w:color w:val="333333"/>
+          <w:kern w:val="36"/>
+          <w:sz w:val="28"/>
+          <w:szCs w:val="28"/>
+        </w:rPr>
+      </w:pPr>
+    </w:p>
+    <w:p>
+      <w:pPr>
+        <w:tabs>
+          <w:tab w:val="left" w:pos="1276"/>
+        </w:tabs>
+        <w:spacing w:line="360" w:lineRule="auto"/>
+        <w:ind w:left="284" w:right="284"/>
+        <w:contextualSpacing/>
+        <w:rPr>
+          <w:color w:val="333333"/>
+          <w:kern w:val="36"/>
+          <w:sz w:val="28"/>
+          <w:szCs w:val="28"/>
+        </w:rPr>
+      </w:pPr>
+      <w:r>
+        <w:rPr>
+          <w:color w:val="333333"/>
+          <w:kern w:val="36"/>
+          <w:sz w:val="28"/>
+          <w:szCs w:val="28"/>
+        </w:rPr>
+        <w:t xml:space="preserve">  </w:t>
+      </w:r>
+      <w:proofErr w:type="spellStart"/>
+      <w:proofErr w:type="gramStart"/>
+      <w:r>
+        <w:rPr>
+          <w:color w:val="333333"/>
+          <w:kern w:val="36"/>
+          <w:sz w:val="28"/>
+          <w:szCs w:val="28"/>
+        </w:rPr>
+        <w:t>delay</w:t>
+      </w:r>
+      <w:proofErr w:type="spellEnd"/>
+      <w:r>
+        <w:rPr>
+          <w:color w:val="333333"/>
+          <w:kern w:val="36"/>
+          <w:sz w:val="28"/>
+          <w:szCs w:val="28"/>
+        </w:rPr>
+        <w:t>(</w:t>
+      </w:r>
+      <w:proofErr w:type="gramEnd"/>
+      <w:r>
+        <w:rPr>
+          <w:color w:val="333333"/>
+          <w:kern w:val="36"/>
+          <w:sz w:val="28"/>
+          <w:szCs w:val="28"/>
+        </w:rPr>
+        <w:t>10);</w:t>
+      </w:r>
+    </w:p>
+    <w:p>
+      <w:pPr>
+        <w:tabs>
+          <w:tab w:val="left" w:pos="1276"/>
+        </w:tabs>
+        <w:spacing w:line="360" w:lineRule="auto"/>
+        <w:ind w:left="284" w:right="284"/>
+        <w:contextualSpacing/>
+        <w:rPr>
+          <w:color w:val="333333"/>
+          <w:kern w:val="36"/>
+          <w:sz w:val="28"/>
+          <w:szCs w:val="28"/>
+        </w:rPr>
+      </w:pPr>
+      <w:r>
+        <w:rPr>
+          <w:color w:val="333333"/>
+          <w:kern w:val="36"/>
+          <w:sz w:val="28"/>
+          <w:szCs w:val="28"/>
+        </w:rPr>
+        <w:t>}</w:t>
+      </w:r>
+    </w:p>
+    <w:p>
+      <w:pPr>
+        <w:tabs>
+          <w:tab w:val="left" w:pos="1276"/>
+        </w:tabs>
+        <w:spacing w:line="360" w:lineRule="auto"/>
+        <w:ind w:left="284" w:right="284"/>
+        <w:contextualSpacing/>
+        <w:rPr>
+          <w:color w:val="333333"/>
+          <w:kern w:val="36"/>
+          <w:sz w:val="28"/>
+          <w:szCs w:val="28"/>
+        </w:rPr>
+      </w:pPr>
+    </w:p>
+    <w:p>
+      <w:pPr>
+        <w:tabs>
+          <w:tab w:val="left" w:pos="1276"/>
+        </w:tabs>
+        <w:ind w:right="-2"/>
+        <w:contextualSpacing/>
+        <w:jc w:val="center"/>
+        <w:rPr>
+          <w:color w:val="333333"/>
+          <w:kern w:val="36"/>
+          <w:sz w:val="28"/>
+          <w:szCs w:val="28"/>
+          <w:lang w:val="en-US"/>
+        </w:rPr>
+      </w:pPr>
+    </w:p>
+    <w:p>
+      <w:pPr>
+        <w:tabs>
+          <w:tab w:val="left" w:pos="1276"/>
+        </w:tabs>
+        <w:ind w:right="-2"/>
+        <w:contextualSpacing/>
+        <w:jc w:val="center"/>
+        <w:rPr>
+          <w:color w:val="333333"/>
+          <w:kern w:val="36"/>
+          <w:sz w:val="28"/>
+          <w:szCs w:val="28"/>
+          <w:lang w:val="en-US"/>
+        </w:rPr>
+      </w:pPr>
+    </w:p>
+    <w:p>
+      <w:pPr>
+        <w:spacing w:after="200" w:line="276" w:lineRule="auto"/>
+        <w:rPr>
+          <w:color w:val="000000" w:themeColor="text1"/>
+          <w:sz w:val="28"/>
+          <w:szCs w:val="28"/>
+          <w:lang w:val="en-US"/>
+        </w:rPr>
+      </w:pPr>
+      <w:r>
+        <w:rPr>
+          <w:color w:val="000000" w:themeColor="text1"/>
+          <w:sz w:val="28"/>
+          <w:szCs w:val="28"/>
+          <w:lang w:val="en-US"/>
+        </w:rPr>
+        <w:br w:type="page"/>
+      </w:r>
+    </w:p>
+    <w:p>
+      <w:pPr>
+        <w:tabs>
+          <w:tab w:val="left" w:pos="1276"/>
+        </w:tabs>
+        <w:spacing w:line="360" w:lineRule="auto"/>
+        <w:ind w:right="-2"/>
+        <w:contextualSpacing/>
+        <w:jc w:val="center"/>
+        <w:rPr>
+          <w:color w:val="000000" w:themeColor="text1"/>
+          <w:kern w:val="36"/>
+          <w:sz w:val="28"/>
+          <w:szCs w:val="28"/>
+          <w:lang w:val="en-US"/>
+        </w:rPr>
+      </w:pPr>
+      <w:r>
+        <w:rPr>
+          <w:color w:val="000000" w:themeColor="text1"/>
+          <w:kern w:val="36"/>
+          <w:sz w:val="28"/>
+          <w:szCs w:val="28"/>
+        </w:rPr>
+        <w:lastRenderedPageBreak/>
+        <w:t>Приложение</w:t>
+      </w:r>
+      <w:r>
+        <w:rPr>
+          <w:color w:val="000000" w:themeColor="text1"/>
+          <w:kern w:val="36"/>
+          <w:sz w:val="28"/>
+          <w:szCs w:val="28"/>
+          <w:lang w:val="en-US"/>
+        </w:rPr>
+        <w:t xml:space="preserve"> </w:t>
+      </w:r>
+      <w:r>
+        <w:rPr>
+          <w:color w:val="000000" w:themeColor="text1"/>
+          <w:kern w:val="36"/>
+          <w:sz w:val="28"/>
+          <w:szCs w:val="28"/>
+        </w:rPr>
+        <w:t>В</w:t>
+      </w:r>
+    </w:p>
+    <w:p>
+      <w:pPr>
+        <w:tabs>
+          <w:tab w:val="left" w:pos="1276"/>
+        </w:tabs>
+        <w:spacing w:line="360" w:lineRule="auto"/>
+        <w:ind w:right="-2"/>
+        <w:contextualSpacing/>
+        <w:jc w:val="center"/>
+        <w:rPr>
+          <w:color w:val="000000" w:themeColor="text1"/>
+          <w:kern w:val="36"/>
+          <w:sz w:val="28"/>
+          <w:szCs w:val="28"/>
+          <w:lang w:val="en-US"/>
+        </w:rPr>
+      </w:pPr>
+      <w:r>
+        <w:rPr>
+          <w:color w:val="000000" w:themeColor="text1"/>
+          <w:kern w:val="36"/>
+          <w:sz w:val="28"/>
+          <w:szCs w:val="28"/>
+          <w:lang w:val="en-US"/>
+        </w:rPr>
+        <w:t>(</w:t>
+      </w:r>
+      <w:r>
+        <w:rPr>
+          <w:color w:val="000000" w:themeColor="text1"/>
+          <w:kern w:val="36"/>
+          <w:sz w:val="28"/>
+          <w:szCs w:val="28"/>
+        </w:rPr>
+        <w:t>справочное</w:t>
+      </w:r>
+      <w:r>
+        <w:rPr>
+          <w:color w:val="000000" w:themeColor="text1"/>
+          <w:kern w:val="36"/>
+          <w:sz w:val="28"/>
+          <w:szCs w:val="28"/>
+          <w:lang w:val="en-US"/>
+        </w:rPr>
+        <w:t>)</w:t>
+      </w:r>
+    </w:p>
+    <w:p>
+      <w:pPr>
+        <w:tabs>
+          <w:tab w:val="left" w:pos="1276"/>
+        </w:tabs>
+        <w:ind w:right="-2"/>
+        <w:contextualSpacing/>
+        <w:jc w:val="center"/>
+        <w:rPr>
+          <w:color w:val="000000" w:themeColor="text1"/>
+          <w:kern w:val="36"/>
+          <w:sz w:val="28"/>
+          <w:szCs w:val="28"/>
+          <w:lang w:val="en-US"/>
+        </w:rPr>
+      </w:pPr>
+    </w:p>
+    <w:p>
+      <w:pPr>
+        <w:tabs>
+          <w:tab w:val="left" w:pos="1276"/>
+        </w:tabs>
+        <w:spacing w:line="360" w:lineRule="auto"/>
+        <w:ind w:right="-2"/>
+        <w:contextualSpacing/>
+        <w:jc w:val="center"/>
+        <w:rPr>
+          <w:color w:val="000000" w:themeColor="text1"/>
+          <w:kern w:val="36"/>
+          <w:sz w:val="28"/>
+          <w:szCs w:val="28"/>
+          <w:lang w:val="en-US"/>
+        </w:rPr>
+      </w:pPr>
+      <w:r>
+        <w:rPr>
+          <w:color w:val="000000" w:themeColor="text1"/>
+          <w:kern w:val="36"/>
+          <w:sz w:val="28"/>
+          <w:szCs w:val="28"/>
+        </w:rPr>
+        <w:t>Макетирование</w:t>
+      </w:r>
+    </w:p>
+    <w:p>
+      <w:pPr>
+        <w:tabs>
+          <w:tab w:val="left" w:pos="1276"/>
+        </w:tabs>
+        <w:ind w:right="-2"/>
+        <w:contextualSpacing/>
+        <w:rPr>
+          <w:color w:val="000000" w:themeColor="text1"/>
+          <w:kern w:val="36"/>
+          <w:sz w:val="28"/>
+          <w:szCs w:val="28"/>
+          <w:lang w:val="en-US"/>
+        </w:rPr>
+      </w:pPr>
+    </w:p>
+    <w:p>
+      <w:pPr>
+        <w:tabs>
+          <w:tab w:val="left" w:pos="1276"/>
+        </w:tabs>
+        <w:spacing w:line="360" w:lineRule="auto"/>
+        <w:contextualSpacing/>
+        <w:jc w:val="center"/>
+        <w:rPr>
+          <w:color w:val="000000" w:themeColor="text1"/>
+          <w:kern w:val="36"/>
+          <w:sz w:val="28"/>
+          <w:szCs w:val="28"/>
+          <w:lang w:val="en-US"/>
+        </w:rPr>
+      </w:pPr>
+      <w:r>
+        <w:rPr>
+          <w:color w:val="000000" w:themeColor="text1"/>
+          <w:kern w:val="36"/>
+          <w:sz w:val="28"/>
+          <w:szCs w:val="28"/>
+          <w:lang w:val="en-US"/>
+        </w:rPr>
+        <w:drawing>
+          <wp:inline distT="0" distB="0" distL="0" distR="0" wp14:anchorId="207016FC" wp14:editId="26D7AA4E">
+            <wp:extent cx="6051061" cy="3778885"/>
+            <wp:effectExtent l="0" t="0" r="6985" b="0"/>
+            <wp:docPr id="2063465462" name="Рисунок 1" descr="Изображение выглядит как текст, диаграмма, План, карта&#10;&#10;Контент, сгенерированный ИИ, может содержать ошибки."/>
+            <wp:cNvGraphicFramePr>
+              <a:graphicFrameLocks xmlns:a="http://schemas.openxmlformats.org/drawingml/2006/main" noChangeAspect="1"/>
+            </wp:cNvGraphicFramePr>
+            <a:graphic xmlns:a="http://schemas.openxmlformats.org/drawingml/2006/main">
+              <a:graphicData uri="http://schemas.openxmlformats.org/drawingml/2006/picture">
+                <pic:pic xmlns:pic="http://schemas.openxmlformats.org/drawingml/2006/picture">
+                  <pic:nvPicPr>
+                    <pic:cNvPr id="2063465462" name="Рисунок 1" descr="Изображение выглядит как текст, диаграмма, План, карта&#10;&#10;Контент, сгенерированный ИИ, может содержать ошибки."/>
                     <pic:cNvPicPr/>
                   </pic:nvPicPr>
                   <pic:blipFill>
@@ -18077,38 +21456,11 @@
                   <pic:spPr>
                     <a:xfrm>
                       <a:off x="0" y="0"/>
-                      <a:ext cx="1867062" cy="4686706"/>
+                      <a:ext cx="6052416" cy="3779731"/>
                     </a:xfrm>
                     <a:prstGeom prst="rect">
                       <a:avLst/>
                     </a:prstGeom>
-                    <a:solidFill>
-                      <a:srgbClr val="FFFFFF">
-                        <a:shade val="85000"/>
-                      </a:srgbClr>
-                    </a:solidFill>
-                    <a:ln w="12700" cap="sq">
-                      <a:solidFill>
-                        <a:schemeClr val="tx1">
-                          <a:lumMod val="85000"/>
-                          <a:lumOff val="15000"/>
-                        </a:schemeClr>
-                      </a:solidFill>
-                      <a:miter lim="800000"/>
-                    </a:ln>
-                    <a:effectLst/>
-                    <a:scene3d>
-                      <a:camera prst="orthographicFront"/>
-                      <a:lightRig rig="twoPt" dir="t">
-                        <a:rot lat="0" lon="0" rev="7200000"/>
-                      </a:lightRig>
-                    </a:scene3d>
-                    <a:sp3d>
-                      <a:bevelT w="25400" h="19050"/>
-                      <a:contourClr>
-                        <a:srgbClr val="FFFFFF"/>
-                      </a:contourClr>
-                    </a:sp3d>
                   </pic:spPr>
                 </pic:pic>
               </a:graphicData>
@@ -18122,1913 +21474,13 @@
         <w:tabs>
           <w:tab w:val="left" w:pos="1276"/>
         </w:tabs>
-        <w:ind w:right="-2"/>
         <w:contextualSpacing/>
-        <w:jc w:val="center"/>
-        <w:rPr>
-          <w:color w:val="333333"/>
-          <w:kern w:val="36"/>
-          <w:sz w:val="28"/>
-          <w:szCs w:val="28"/>
-        </w:rPr>
-      </w:pPr>
-    </w:p>
-    <w:p>
-      <w:pPr>
-        <w:tabs>
-          <w:tab w:val="left" w:pos="1276"/>
-        </w:tabs>
-        <w:spacing w:line="360" w:lineRule="auto"/>
-        <w:ind w:right="-2"/>
-        <w:contextualSpacing/>
-        <w:jc w:val="center"/>
-        <w:rPr>
-          <w:color w:val="333333"/>
-          <w:kern w:val="36"/>
-          <w:sz w:val="28"/>
-          <w:szCs w:val="28"/>
-        </w:rPr>
-      </w:pPr>
-      <w:r>
-        <w:rPr>
-          <w:color w:val="333333"/>
-          <w:kern w:val="36"/>
-          <w:sz w:val="28"/>
-          <w:szCs w:val="28"/>
-        </w:rPr>
-        <w:t>Рисунок А.1 – Блок-схема программы</w:t>
-      </w:r>
-    </w:p>
-    <w:p>
-      <w:pPr>
-        <w:spacing w:after="160" w:line="259" w:lineRule="auto"/>
-        <w:rPr>
-          <w:color w:val="333333"/>
-          <w:kern w:val="36"/>
-          <w:sz w:val="28"/>
-          <w:szCs w:val="28"/>
-        </w:rPr>
-      </w:pPr>
-      <w:r>
-        <w:rPr>
-          <w:color w:val="333333"/>
-          <w:kern w:val="36"/>
-          <w:sz w:val="28"/>
-          <w:szCs w:val="28"/>
-        </w:rPr>
-        <w:br w:type="page"/>
-      </w:r>
-    </w:p>
-    <w:p>
-      <w:pPr>
-        <w:tabs>
-          <w:tab w:val="left" w:pos="1276"/>
-        </w:tabs>
-        <w:spacing w:line="360" w:lineRule="auto"/>
-        <w:ind w:right="-2"/>
-        <w:contextualSpacing/>
-        <w:jc w:val="center"/>
-        <w:rPr>
-          <w:color w:val="333333"/>
-          <w:kern w:val="36"/>
-          <w:sz w:val="28"/>
-          <w:szCs w:val="28"/>
-        </w:rPr>
-      </w:pPr>
-      <w:r>
-        <w:rPr>
-          <w:color w:val="333333"/>
-          <w:kern w:val="36"/>
-          <w:sz w:val="28"/>
-          <w:szCs w:val="28"/>
-        </w:rPr>
-        <w:lastRenderedPageBreak/>
-        <w:t>Приложение Б</w:t>
-      </w:r>
-    </w:p>
-    <w:p>
-      <w:pPr>
-        <w:tabs>
-          <w:tab w:val="left" w:pos="1276"/>
-        </w:tabs>
-        <w:spacing w:line="360" w:lineRule="auto"/>
-        <w:ind w:right="-2"/>
-        <w:contextualSpacing/>
-        <w:jc w:val="center"/>
-        <w:rPr>
-          <w:color w:val="333333"/>
-          <w:kern w:val="36"/>
-          <w:sz w:val="28"/>
-          <w:szCs w:val="28"/>
-        </w:rPr>
-      </w:pPr>
-      <w:r>
-        <w:rPr>
-          <w:color w:val="333333"/>
-          <w:kern w:val="36"/>
-          <w:sz w:val="28"/>
-          <w:szCs w:val="28"/>
-        </w:rPr>
-        <w:t>(</w:t>
-      </w:r>
-      <w:r>
-        <w:rPr>
-          <w:color w:val="333333"/>
-          <w:kern w:val="36"/>
-          <w:sz w:val="28"/>
-          <w:szCs w:val="28"/>
-        </w:rPr>
-        <w:t>обязательное</w:t>
-      </w:r>
-      <w:r>
-        <w:rPr>
-          <w:color w:val="333333"/>
-          <w:kern w:val="36"/>
-          <w:sz w:val="28"/>
-          <w:szCs w:val="28"/>
-        </w:rPr>
-        <w:t>)</w:t>
-      </w:r>
-    </w:p>
-    <w:p>
-      <w:pPr>
-        <w:tabs>
-          <w:tab w:val="left" w:pos="1276"/>
-        </w:tabs>
-        <w:ind w:right="-2"/>
-        <w:contextualSpacing/>
-        <w:jc w:val="center"/>
-        <w:rPr>
-          <w:color w:val="333333"/>
-          <w:kern w:val="36"/>
-          <w:sz w:val="28"/>
-          <w:szCs w:val="28"/>
-        </w:rPr>
-      </w:pPr>
-    </w:p>
-    <w:p>
-      <w:pPr>
-        <w:tabs>
-          <w:tab w:val="left" w:pos="1276"/>
-        </w:tabs>
-        <w:spacing w:line="360" w:lineRule="auto"/>
-        <w:ind w:right="-2"/>
-        <w:contextualSpacing/>
-        <w:jc w:val="center"/>
-        <w:rPr>
-          <w:color w:val="333333"/>
-          <w:kern w:val="36"/>
-          <w:sz w:val="28"/>
-          <w:szCs w:val="28"/>
-        </w:rPr>
-      </w:pPr>
-      <w:r>
-        <w:rPr>
-          <w:color w:val="333333"/>
-          <w:kern w:val="36"/>
-          <w:sz w:val="28"/>
-          <w:szCs w:val="28"/>
-        </w:rPr>
-        <w:t>Листинг программ</w:t>
-      </w:r>
-      <w:r>
-        <w:rPr>
-          <w:color w:val="333333"/>
-          <w:kern w:val="36"/>
-          <w:sz w:val="28"/>
-          <w:szCs w:val="28"/>
-        </w:rPr>
-        <w:t>ного кода</w:t>
-      </w:r>
-    </w:p>
-    <w:p>
-      <w:pPr>
-        <w:tabs>
-          <w:tab w:val="left" w:pos="1276"/>
-        </w:tabs>
-        <w:ind w:right="-2"/>
-        <w:contextualSpacing/>
-        <w:jc w:val="center"/>
-        <w:rPr>
-          <w:color w:val="333333"/>
-          <w:kern w:val="36"/>
-          <w:sz w:val="28"/>
-          <w:szCs w:val="28"/>
-        </w:rPr>
-      </w:pPr>
-    </w:p>
-    <w:p>
-      <w:pPr>
-        <w:spacing w:line="360" w:lineRule="auto"/>
-        <w:ind w:left="284" w:right="284" w:firstLine="709"/>
-        <w:jc w:val="both"/>
-        <w:rPr>
-          <w:color w:val="000000" w:themeColor="text1"/>
-          <w:sz w:val="28"/>
-          <w:szCs w:val="28"/>
-        </w:rPr>
-      </w:pPr>
-      <w:r>
-        <w:rPr>
-          <w:color w:val="000000" w:themeColor="text1"/>
-          <w:sz w:val="28"/>
-          <w:szCs w:val="28"/>
-        </w:rPr>
-        <w:t>#</w:t>
-      </w:r>
-      <w:r>
-        <w:rPr>
-          <w:color w:val="000000" w:themeColor="text1"/>
-          <w:sz w:val="28"/>
-          <w:szCs w:val="28"/>
-          <w:lang w:val="en-US"/>
-        </w:rPr>
-        <w:t>include</w:t>
-      </w:r>
-      <w:r>
-        <w:rPr>
-          <w:color w:val="000000" w:themeColor="text1"/>
-          <w:sz w:val="28"/>
-          <w:szCs w:val="28"/>
-        </w:rPr>
-        <w:t xml:space="preserve"> &lt;</w:t>
-      </w:r>
-      <w:r>
-        <w:rPr>
-          <w:color w:val="000000" w:themeColor="text1"/>
-          <w:sz w:val="28"/>
-          <w:szCs w:val="28"/>
-          <w:lang w:val="en-US"/>
-        </w:rPr>
-        <w:t>Joystick</w:t>
-      </w:r>
-      <w:r>
-        <w:rPr>
-          <w:color w:val="000000" w:themeColor="text1"/>
-          <w:sz w:val="28"/>
-          <w:szCs w:val="28"/>
-        </w:rPr>
-        <w:t>.</w:t>
-      </w:r>
-      <w:r>
-        <w:rPr>
-          <w:color w:val="000000" w:themeColor="text1"/>
-          <w:sz w:val="28"/>
-          <w:szCs w:val="28"/>
-          <w:lang w:val="en-US"/>
-        </w:rPr>
-        <w:t>h</w:t>
-      </w:r>
-      <w:r>
-        <w:rPr>
-          <w:color w:val="000000" w:themeColor="text1"/>
-          <w:sz w:val="28"/>
-          <w:szCs w:val="28"/>
-        </w:rPr>
-        <w:t>&gt;</w:t>
-      </w:r>
-    </w:p>
-    <w:p>
-      <w:pPr>
-        <w:spacing w:line="360" w:lineRule="auto"/>
-        <w:ind w:left="284" w:right="284" w:firstLine="709"/>
-        <w:jc w:val="both"/>
-        <w:rPr>
-          <w:color w:val="000000" w:themeColor="text1"/>
-          <w:sz w:val="28"/>
-          <w:szCs w:val="28"/>
-          <w:lang w:val="en-US"/>
-        </w:rPr>
-      </w:pPr>
-      <w:r>
-        <w:rPr>
-          <w:color w:val="000000" w:themeColor="text1"/>
-          <w:sz w:val="28"/>
-          <w:szCs w:val="28"/>
-          <w:lang w:val="en-US"/>
-        </w:rPr>
-        <w:t xml:space="preserve">Joystick_ </w:t>
-      </w:r>
-      <w:proofErr w:type="spellStart"/>
-      <w:r>
-        <w:rPr>
-          <w:color w:val="000000" w:themeColor="text1"/>
-          <w:sz w:val="28"/>
-          <w:szCs w:val="28"/>
-          <w:lang w:val="en-US"/>
-        </w:rPr>
-        <w:t>Joystick</w:t>
-      </w:r>
-      <w:proofErr w:type="spellEnd"/>
-      <w:r>
-        <w:rPr>
-          <w:color w:val="000000" w:themeColor="text1"/>
-          <w:sz w:val="28"/>
-          <w:szCs w:val="28"/>
-          <w:lang w:val="en-US"/>
-        </w:rPr>
-        <w:t>;</w:t>
-      </w:r>
-    </w:p>
-    <w:p>
-      <w:pPr>
-        <w:spacing w:line="360" w:lineRule="auto"/>
-        <w:ind w:left="284" w:right="284" w:firstLine="709"/>
-        <w:jc w:val="both"/>
-        <w:rPr>
-          <w:color w:val="000000" w:themeColor="text1"/>
-          <w:sz w:val="28"/>
-          <w:szCs w:val="28"/>
-          <w:lang w:val="en-US"/>
-        </w:rPr>
-      </w:pPr>
-      <w:r>
-        <w:rPr>
-          <w:color w:val="000000" w:themeColor="text1"/>
-          <w:sz w:val="28"/>
-          <w:szCs w:val="28"/>
-          <w:lang w:val="en-US"/>
-        </w:rPr>
-        <w:t xml:space="preserve">const int </w:t>
-      </w:r>
-      <w:proofErr w:type="spellStart"/>
-      <w:r>
-        <w:rPr>
-          <w:color w:val="000000" w:themeColor="text1"/>
-          <w:sz w:val="28"/>
-          <w:szCs w:val="28"/>
-          <w:lang w:val="en-US"/>
-        </w:rPr>
-        <w:t>pinToButtonMap</w:t>
-      </w:r>
-      <w:proofErr w:type="spellEnd"/>
-      <w:r>
-        <w:rPr>
-          <w:color w:val="000000" w:themeColor="text1"/>
-          <w:sz w:val="28"/>
-          <w:szCs w:val="28"/>
-          <w:lang w:val="en-US"/>
-        </w:rPr>
-        <w:t xml:space="preserve"> = 9;</w:t>
-      </w:r>
-    </w:p>
-    <w:p>
-      <w:pPr>
-        <w:spacing w:line="360" w:lineRule="auto"/>
-        <w:ind w:left="284" w:right="284" w:firstLine="709"/>
-        <w:jc w:val="both"/>
-        <w:rPr>
-          <w:color w:val="000000" w:themeColor="text1"/>
-          <w:sz w:val="28"/>
-          <w:szCs w:val="28"/>
-          <w:lang w:val="en-US"/>
-        </w:rPr>
-      </w:pPr>
-      <w:r>
-        <w:rPr>
-          <w:color w:val="000000" w:themeColor="text1"/>
-          <w:sz w:val="28"/>
-          <w:szCs w:val="28"/>
-          <w:lang w:val="en-US"/>
-        </w:rPr>
-        <w:t>const int LED=10;</w:t>
-      </w:r>
-    </w:p>
-    <w:p>
-      <w:pPr>
-        <w:spacing w:line="360" w:lineRule="auto"/>
-        <w:ind w:left="284" w:right="284" w:firstLine="709"/>
-        <w:jc w:val="both"/>
-        <w:rPr>
-          <w:color w:val="000000" w:themeColor="text1"/>
-          <w:sz w:val="28"/>
-          <w:szCs w:val="28"/>
-          <w:lang w:val="en-US"/>
-        </w:rPr>
-      </w:pPr>
-      <w:r>
-        <w:rPr>
-          <w:color w:val="000000" w:themeColor="text1"/>
-          <w:sz w:val="28"/>
-          <w:szCs w:val="28"/>
-          <w:lang w:val="en-US"/>
-        </w:rPr>
-        <w:t xml:space="preserve">int </w:t>
-      </w:r>
-      <w:proofErr w:type="spellStart"/>
-      <w:proofErr w:type="gramStart"/>
-      <w:r>
-        <w:rPr>
-          <w:color w:val="000000" w:themeColor="text1"/>
-          <w:sz w:val="28"/>
-          <w:szCs w:val="28"/>
-          <w:lang w:val="en-US"/>
-        </w:rPr>
-        <w:t>p,sw</w:t>
-      </w:r>
-      <w:proofErr w:type="spellEnd"/>
-      <w:proofErr w:type="gramEnd"/>
-      <w:r>
-        <w:rPr>
-          <w:color w:val="000000" w:themeColor="text1"/>
-          <w:sz w:val="28"/>
-          <w:szCs w:val="28"/>
-          <w:lang w:val="en-US"/>
-        </w:rPr>
-        <w:t xml:space="preserve">; </w:t>
-      </w:r>
-    </w:p>
-    <w:p>
-      <w:pPr>
-        <w:spacing w:line="360" w:lineRule="auto"/>
-        <w:ind w:left="284" w:right="284" w:firstLine="709"/>
-        <w:jc w:val="both"/>
-        <w:rPr>
-          <w:color w:val="000000" w:themeColor="text1"/>
-          <w:sz w:val="28"/>
-          <w:szCs w:val="28"/>
-          <w:lang w:val="en-US"/>
-        </w:rPr>
-      </w:pPr>
-      <w:r>
-        <w:rPr>
-          <w:color w:val="000000" w:themeColor="text1"/>
-          <w:sz w:val="28"/>
-          <w:szCs w:val="28"/>
-          <w:lang w:val="en-US"/>
-        </w:rPr>
-        <w:t xml:space="preserve">void </w:t>
-      </w:r>
-      <w:proofErr w:type="gramStart"/>
-      <w:r>
-        <w:rPr>
-          <w:color w:val="000000" w:themeColor="text1"/>
-          <w:sz w:val="28"/>
-          <w:szCs w:val="28"/>
-          <w:lang w:val="en-US"/>
-        </w:rPr>
-        <w:t>setup(</w:t>
-      </w:r>
-      <w:proofErr w:type="gramEnd"/>
-      <w:r>
-        <w:rPr>
-          <w:color w:val="000000" w:themeColor="text1"/>
-          <w:sz w:val="28"/>
-          <w:szCs w:val="28"/>
-          <w:lang w:val="en-US"/>
-        </w:rPr>
-        <w:t>) {</w:t>
-      </w:r>
-    </w:p>
-    <w:p>
-      <w:pPr>
-        <w:spacing w:line="360" w:lineRule="auto"/>
-        <w:ind w:left="284" w:right="284" w:firstLine="709"/>
-        <w:jc w:val="both"/>
-        <w:rPr>
-          <w:color w:val="000000" w:themeColor="text1"/>
-          <w:sz w:val="28"/>
-          <w:szCs w:val="28"/>
-          <w:lang w:val="en-US"/>
-        </w:rPr>
-      </w:pPr>
-      <w:proofErr w:type="spellStart"/>
-      <w:proofErr w:type="gramStart"/>
-      <w:r>
-        <w:rPr>
-          <w:color w:val="000000" w:themeColor="text1"/>
-          <w:sz w:val="28"/>
-          <w:szCs w:val="28"/>
-          <w:lang w:val="en-US"/>
-        </w:rPr>
-        <w:t>pinMode</w:t>
-      </w:r>
-      <w:proofErr w:type="spellEnd"/>
-      <w:r>
-        <w:rPr>
-          <w:color w:val="000000" w:themeColor="text1"/>
-          <w:sz w:val="28"/>
-          <w:szCs w:val="28"/>
-          <w:lang w:val="en-US"/>
-        </w:rPr>
-        <w:t>(</w:t>
-      </w:r>
-      <w:proofErr w:type="gramEnd"/>
-      <w:r>
-        <w:rPr>
-          <w:color w:val="000000" w:themeColor="text1"/>
-          <w:sz w:val="28"/>
-          <w:szCs w:val="28"/>
-          <w:lang w:val="en-US"/>
-        </w:rPr>
-        <w:t>LED, OUTPUT</w:t>
-      </w:r>
-      <w:proofErr w:type="gramStart"/>
-      <w:r>
-        <w:rPr>
-          <w:color w:val="000000" w:themeColor="text1"/>
-          <w:sz w:val="28"/>
-          <w:szCs w:val="28"/>
-          <w:lang w:val="en-US"/>
-        </w:rPr>
-        <w:t>);</w:t>
-      </w:r>
-      <w:proofErr w:type="gramEnd"/>
-    </w:p>
-    <w:p>
-      <w:pPr>
-        <w:spacing w:line="360" w:lineRule="auto"/>
-        <w:ind w:left="284" w:right="284" w:firstLine="709"/>
-        <w:jc w:val="both"/>
-        <w:rPr>
-          <w:color w:val="000000" w:themeColor="text1"/>
-          <w:sz w:val="28"/>
-          <w:szCs w:val="28"/>
-          <w:lang w:val="en-US"/>
-        </w:rPr>
-      </w:pPr>
-      <w:proofErr w:type="spellStart"/>
-      <w:proofErr w:type="gramStart"/>
-      <w:r>
-        <w:rPr>
-          <w:color w:val="000000" w:themeColor="text1"/>
-          <w:sz w:val="28"/>
-          <w:szCs w:val="28"/>
-          <w:lang w:val="en-US"/>
-        </w:rPr>
-        <w:t>pinMode</w:t>
-      </w:r>
-      <w:proofErr w:type="spellEnd"/>
-      <w:r>
-        <w:rPr>
-          <w:color w:val="000000" w:themeColor="text1"/>
-          <w:sz w:val="28"/>
-          <w:szCs w:val="28"/>
-          <w:lang w:val="en-US"/>
-        </w:rPr>
-        <w:t>(</w:t>
-      </w:r>
-      <w:proofErr w:type="spellStart"/>
-      <w:proofErr w:type="gramEnd"/>
-      <w:r>
-        <w:rPr>
-          <w:color w:val="000000" w:themeColor="text1"/>
-          <w:sz w:val="28"/>
-          <w:szCs w:val="28"/>
-          <w:lang w:val="en-US"/>
-        </w:rPr>
-        <w:t>pinToButtonMap</w:t>
-      </w:r>
-      <w:proofErr w:type="spellEnd"/>
-      <w:r>
-        <w:rPr>
-          <w:color w:val="000000" w:themeColor="text1"/>
-          <w:sz w:val="28"/>
-          <w:szCs w:val="28"/>
-          <w:lang w:val="en-US"/>
-        </w:rPr>
-        <w:t>, INPUT_PULLUP</w:t>
-      </w:r>
-      <w:proofErr w:type="gramStart"/>
-      <w:r>
-        <w:rPr>
-          <w:color w:val="000000" w:themeColor="text1"/>
-          <w:sz w:val="28"/>
-          <w:szCs w:val="28"/>
-          <w:lang w:val="en-US"/>
-        </w:rPr>
-        <w:t>);</w:t>
-      </w:r>
-      <w:proofErr w:type="gramEnd"/>
-    </w:p>
-    <w:p>
-      <w:pPr>
-        <w:spacing w:line="360" w:lineRule="auto"/>
-        <w:ind w:left="284" w:right="284" w:firstLine="709"/>
-        <w:jc w:val="both"/>
-        <w:rPr>
-          <w:color w:val="000000" w:themeColor="text1"/>
-          <w:sz w:val="28"/>
-          <w:szCs w:val="28"/>
-          <w:lang w:val="en-US"/>
-        </w:rPr>
-      </w:pPr>
-      <w:proofErr w:type="spellStart"/>
-      <w:r>
-        <w:rPr>
-          <w:color w:val="000000" w:themeColor="text1"/>
-          <w:sz w:val="28"/>
-          <w:szCs w:val="28"/>
-          <w:lang w:val="en-US"/>
-        </w:rPr>
-        <w:t>pinMode</w:t>
-      </w:r>
-      <w:proofErr w:type="spellEnd"/>
-      <w:r>
-        <w:rPr>
-          <w:color w:val="000000" w:themeColor="text1"/>
-          <w:sz w:val="28"/>
-          <w:szCs w:val="28"/>
-          <w:lang w:val="en-US"/>
-        </w:rPr>
-        <w:t>(</w:t>
-      </w:r>
-      <w:proofErr w:type="gramStart"/>
-      <w:r>
-        <w:rPr>
-          <w:color w:val="000000" w:themeColor="text1"/>
-          <w:sz w:val="28"/>
-          <w:szCs w:val="28"/>
-          <w:lang w:val="en-US"/>
-        </w:rPr>
-        <w:t>1,INPUT);</w:t>
-      </w:r>
-      <w:proofErr w:type="gramEnd"/>
-    </w:p>
-    <w:p>
-      <w:pPr>
-        <w:spacing w:line="360" w:lineRule="auto"/>
-        <w:ind w:left="284" w:right="284" w:firstLine="709"/>
-        <w:jc w:val="both"/>
-        <w:rPr>
-          <w:color w:val="000000" w:themeColor="text1"/>
-          <w:sz w:val="28"/>
-          <w:szCs w:val="28"/>
-          <w:lang w:val="en-US"/>
-        </w:rPr>
-      </w:pPr>
-      <w:proofErr w:type="spellStart"/>
-      <w:r>
-        <w:rPr>
-          <w:color w:val="000000" w:themeColor="text1"/>
-          <w:sz w:val="28"/>
-          <w:szCs w:val="28"/>
-          <w:lang w:val="en-US"/>
-        </w:rPr>
-        <w:t>pinMode</w:t>
-      </w:r>
-      <w:proofErr w:type="spellEnd"/>
-      <w:r>
-        <w:rPr>
-          <w:color w:val="000000" w:themeColor="text1"/>
-          <w:sz w:val="28"/>
-          <w:szCs w:val="28"/>
-          <w:lang w:val="en-US"/>
-        </w:rPr>
-        <w:t>(</w:t>
-      </w:r>
-      <w:proofErr w:type="gramStart"/>
-      <w:r>
-        <w:rPr>
-          <w:color w:val="000000" w:themeColor="text1"/>
-          <w:sz w:val="28"/>
-          <w:szCs w:val="28"/>
-          <w:lang w:val="en-US"/>
-        </w:rPr>
-        <w:t>12,OUTPUT);</w:t>
-      </w:r>
-      <w:proofErr w:type="gramEnd"/>
-    </w:p>
-    <w:p>
-      <w:pPr>
-        <w:spacing w:line="360" w:lineRule="auto"/>
-        <w:ind w:left="284" w:right="284" w:firstLine="709"/>
-        <w:jc w:val="both"/>
-        <w:rPr>
-          <w:color w:val="000000" w:themeColor="text1"/>
-          <w:sz w:val="28"/>
-          <w:szCs w:val="28"/>
-          <w:lang w:val="en-US"/>
-        </w:rPr>
-      </w:pPr>
-      <w:proofErr w:type="spellStart"/>
-      <w:r>
-        <w:rPr>
-          <w:color w:val="000000" w:themeColor="text1"/>
-          <w:sz w:val="28"/>
-          <w:szCs w:val="28"/>
-          <w:lang w:val="en-US"/>
-        </w:rPr>
-        <w:t>Joystick.begin</w:t>
-      </w:r>
-      <w:proofErr w:type="spellEnd"/>
-      <w:r>
-        <w:rPr>
-          <w:color w:val="000000" w:themeColor="text1"/>
-          <w:sz w:val="28"/>
-          <w:szCs w:val="28"/>
-          <w:lang w:val="en-US"/>
-        </w:rPr>
-        <w:t>();</w:t>
-      </w:r>
-    </w:p>
-    <w:p>
-      <w:pPr>
-        <w:spacing w:line="360" w:lineRule="auto"/>
-        <w:ind w:left="284" w:right="284" w:firstLine="709"/>
-        <w:jc w:val="both"/>
-        <w:rPr>
-          <w:color w:val="000000" w:themeColor="text1"/>
-          <w:sz w:val="28"/>
-          <w:szCs w:val="28"/>
-          <w:lang w:val="en-US"/>
-        </w:rPr>
-      </w:pPr>
-      <w:r>
-        <w:rPr>
-          <w:color w:val="000000" w:themeColor="text1"/>
-          <w:sz w:val="28"/>
-          <w:szCs w:val="28"/>
-          <w:lang w:val="en-US"/>
-        </w:rPr>
-        <w:t>p=0;</w:t>
-      </w:r>
-    </w:p>
-    <w:p>
-      <w:pPr>
-        <w:spacing w:line="360" w:lineRule="auto"/>
-        <w:ind w:left="284" w:right="284" w:firstLine="709"/>
-        <w:jc w:val="both"/>
-        <w:rPr>
-          <w:color w:val="000000" w:themeColor="text1"/>
-          <w:sz w:val="28"/>
-          <w:szCs w:val="28"/>
-          <w:lang w:val="en-US"/>
-        </w:rPr>
-      </w:pPr>
-      <w:proofErr w:type="spellStart"/>
-      <w:r>
-        <w:rPr>
-          <w:color w:val="000000" w:themeColor="text1"/>
-          <w:sz w:val="28"/>
-          <w:szCs w:val="28"/>
-          <w:lang w:val="en-US"/>
-        </w:rPr>
-        <w:t>sw</w:t>
-      </w:r>
-      <w:proofErr w:type="spellEnd"/>
-      <w:r>
-        <w:rPr>
-          <w:color w:val="000000" w:themeColor="text1"/>
-          <w:sz w:val="28"/>
-          <w:szCs w:val="28"/>
-          <w:lang w:val="en-US"/>
-        </w:rPr>
-        <w:t>=0;}</w:t>
-      </w:r>
-    </w:p>
-    <w:p>
-      <w:pPr>
-        <w:spacing w:line="360" w:lineRule="auto"/>
-        <w:ind w:left="284" w:right="284" w:firstLine="709"/>
-        <w:jc w:val="both"/>
-        <w:rPr>
-          <w:color w:val="000000" w:themeColor="text1"/>
-          <w:sz w:val="28"/>
-          <w:szCs w:val="28"/>
-          <w:lang w:val="en-US"/>
-        </w:rPr>
-      </w:pPr>
-      <w:r>
-        <w:rPr>
-          <w:color w:val="000000" w:themeColor="text1"/>
-          <w:sz w:val="28"/>
-          <w:szCs w:val="28"/>
-          <w:lang w:val="en-US"/>
-        </w:rPr>
-        <w:t xml:space="preserve">int </w:t>
-      </w:r>
-      <w:proofErr w:type="spellStart"/>
-      <w:r>
-        <w:rPr>
-          <w:color w:val="000000" w:themeColor="text1"/>
-          <w:sz w:val="28"/>
-          <w:szCs w:val="28"/>
-          <w:lang w:val="en-US"/>
-        </w:rPr>
-        <w:t>lastButtonState</w:t>
-      </w:r>
-      <w:proofErr w:type="spellEnd"/>
-      <w:r>
-        <w:rPr>
-          <w:color w:val="000000" w:themeColor="text1"/>
-          <w:sz w:val="28"/>
-          <w:szCs w:val="28"/>
-          <w:lang w:val="en-US"/>
-        </w:rPr>
-        <w:t xml:space="preserve"> = 0;</w:t>
-      </w:r>
-    </w:p>
-    <w:p>
-      <w:pPr>
-        <w:spacing w:line="360" w:lineRule="auto"/>
-        <w:ind w:left="284" w:right="284" w:firstLine="709"/>
-        <w:jc w:val="both"/>
-        <w:rPr>
-          <w:color w:val="000000" w:themeColor="text1"/>
-          <w:sz w:val="28"/>
-          <w:szCs w:val="28"/>
-          <w:lang w:val="en-US"/>
-        </w:rPr>
-      </w:pPr>
-      <w:r>
-        <w:rPr>
-          <w:color w:val="000000" w:themeColor="text1"/>
-          <w:sz w:val="28"/>
-          <w:szCs w:val="28"/>
-          <w:lang w:val="en-US"/>
-        </w:rPr>
-        <w:t xml:space="preserve">void </w:t>
-      </w:r>
-      <w:proofErr w:type="gramStart"/>
-      <w:r>
-        <w:rPr>
-          <w:color w:val="000000" w:themeColor="text1"/>
-          <w:sz w:val="28"/>
-          <w:szCs w:val="28"/>
-          <w:lang w:val="en-US"/>
-        </w:rPr>
-        <w:t>loop(</w:t>
-      </w:r>
-      <w:proofErr w:type="gramEnd"/>
-      <w:r>
-        <w:rPr>
-          <w:color w:val="000000" w:themeColor="text1"/>
-          <w:sz w:val="28"/>
-          <w:szCs w:val="28"/>
-          <w:lang w:val="en-US"/>
-        </w:rPr>
-        <w:t>) {</w:t>
-      </w:r>
-    </w:p>
-    <w:p>
-      <w:pPr>
-        <w:spacing w:line="360" w:lineRule="auto"/>
-        <w:ind w:left="284" w:right="284" w:firstLine="709"/>
-        <w:jc w:val="both"/>
-        <w:rPr>
-          <w:color w:val="000000" w:themeColor="text1"/>
-          <w:sz w:val="28"/>
-          <w:szCs w:val="28"/>
-          <w:lang w:val="en-US"/>
-        </w:rPr>
-      </w:pPr>
-      <w:r>
-        <w:rPr>
-          <w:color w:val="000000" w:themeColor="text1"/>
-          <w:sz w:val="28"/>
-          <w:szCs w:val="28"/>
-          <w:lang w:val="en-US"/>
-        </w:rPr>
-        <w:t>if(</w:t>
-      </w:r>
-      <w:proofErr w:type="spellStart"/>
-      <w:r>
-        <w:rPr>
-          <w:color w:val="000000" w:themeColor="text1"/>
-          <w:sz w:val="28"/>
-          <w:szCs w:val="28"/>
-          <w:lang w:val="en-US"/>
-        </w:rPr>
-        <w:t>digitalRead</w:t>
-      </w:r>
-      <w:proofErr w:type="spellEnd"/>
-      <w:r>
-        <w:rPr>
-          <w:color w:val="000000" w:themeColor="text1"/>
-          <w:sz w:val="28"/>
-          <w:szCs w:val="28"/>
-          <w:lang w:val="en-US"/>
-        </w:rPr>
-        <w:t>(1)&gt;</w:t>
-      </w:r>
-      <w:proofErr w:type="gramStart"/>
-      <w:r>
-        <w:rPr>
-          <w:color w:val="000000" w:themeColor="text1"/>
-          <w:sz w:val="28"/>
-          <w:szCs w:val="28"/>
-          <w:lang w:val="en-US"/>
-        </w:rPr>
-        <w:t>0){</w:t>
-      </w:r>
-      <w:proofErr w:type="spellStart"/>
-      <w:proofErr w:type="gramEnd"/>
-      <w:r>
-        <w:rPr>
-          <w:color w:val="000000" w:themeColor="text1"/>
-          <w:sz w:val="28"/>
-          <w:szCs w:val="28"/>
-          <w:lang w:val="en-US"/>
-        </w:rPr>
-        <w:t>sw</w:t>
-      </w:r>
-      <w:proofErr w:type="spellEnd"/>
-      <w:r>
-        <w:rPr>
-          <w:color w:val="000000" w:themeColor="text1"/>
-          <w:sz w:val="28"/>
-          <w:szCs w:val="28"/>
-          <w:lang w:val="en-US"/>
-        </w:rPr>
-        <w:t>++;}</w:t>
-      </w:r>
-    </w:p>
-    <w:p>
-      <w:pPr>
-        <w:spacing w:line="360" w:lineRule="auto"/>
-        <w:ind w:left="284" w:right="284" w:firstLine="709"/>
-        <w:jc w:val="both"/>
-        <w:rPr>
-          <w:color w:val="000000" w:themeColor="text1"/>
-          <w:sz w:val="28"/>
-          <w:szCs w:val="28"/>
-          <w:lang w:val="en-US"/>
-        </w:rPr>
-      </w:pPr>
-      <w:proofErr w:type="gramStart"/>
-      <w:r>
-        <w:rPr>
-          <w:color w:val="000000" w:themeColor="text1"/>
-          <w:sz w:val="28"/>
-          <w:szCs w:val="28"/>
-          <w:lang w:val="en-US"/>
-        </w:rPr>
-        <w:t>else{</w:t>
-      </w:r>
-      <w:proofErr w:type="gramEnd"/>
-    </w:p>
-    <w:p>
-      <w:pPr>
-        <w:spacing w:line="360" w:lineRule="auto"/>
-        <w:ind w:left="284" w:right="284" w:firstLine="709"/>
-        <w:jc w:val="both"/>
-        <w:rPr>
-          <w:color w:val="000000" w:themeColor="text1"/>
-          <w:sz w:val="28"/>
-          <w:szCs w:val="28"/>
-          <w:lang w:val="en-US"/>
-        </w:rPr>
-      </w:pPr>
-      <w:r>
-        <w:rPr>
-          <w:color w:val="000000" w:themeColor="text1"/>
-          <w:sz w:val="28"/>
-          <w:szCs w:val="28"/>
-          <w:lang w:val="en-US"/>
-        </w:rPr>
-        <w:t>if(</w:t>
-      </w:r>
-      <w:proofErr w:type="spellStart"/>
-      <w:r>
-        <w:rPr>
-          <w:color w:val="000000" w:themeColor="text1"/>
-          <w:sz w:val="28"/>
-          <w:szCs w:val="28"/>
-          <w:lang w:val="en-US"/>
-        </w:rPr>
-        <w:t>sw</w:t>
-      </w:r>
-      <w:proofErr w:type="spellEnd"/>
-      <w:r>
-        <w:rPr>
-          <w:color w:val="000000" w:themeColor="text1"/>
-          <w:sz w:val="28"/>
-          <w:szCs w:val="28"/>
-          <w:lang w:val="en-US"/>
-        </w:rPr>
-        <w:t>&gt;</w:t>
-      </w:r>
-      <w:proofErr w:type="gramStart"/>
-      <w:r>
-        <w:rPr>
-          <w:color w:val="000000" w:themeColor="text1"/>
-          <w:sz w:val="28"/>
-          <w:szCs w:val="28"/>
-          <w:lang w:val="en-US"/>
-        </w:rPr>
-        <w:t>1){</w:t>
-      </w:r>
-      <w:proofErr w:type="gramEnd"/>
-    </w:p>
-    <w:p>
-      <w:pPr>
-        <w:spacing w:line="360" w:lineRule="auto"/>
-        <w:ind w:left="284" w:right="284" w:firstLine="709"/>
-        <w:jc w:val="both"/>
-        <w:rPr>
-          <w:color w:val="000000" w:themeColor="text1"/>
-          <w:sz w:val="28"/>
-          <w:szCs w:val="28"/>
-          <w:lang w:val="en-US"/>
-        </w:rPr>
-      </w:pPr>
-      <w:proofErr w:type="spellStart"/>
-      <w:proofErr w:type="gramStart"/>
-      <w:r>
-        <w:rPr>
-          <w:color w:val="000000" w:themeColor="text1"/>
-          <w:sz w:val="28"/>
-          <w:szCs w:val="28"/>
-          <w:lang w:val="en-US"/>
-        </w:rPr>
-        <w:t>digitalWrite</w:t>
-      </w:r>
-      <w:proofErr w:type="spellEnd"/>
-      <w:r>
-        <w:rPr>
-          <w:color w:val="000000" w:themeColor="text1"/>
-          <w:sz w:val="28"/>
-          <w:szCs w:val="28"/>
-          <w:lang w:val="en-US"/>
-        </w:rPr>
-        <w:t>(</w:t>
-      </w:r>
-      <w:proofErr w:type="gramEnd"/>
-      <w:r>
-        <w:rPr>
-          <w:color w:val="000000" w:themeColor="text1"/>
-          <w:sz w:val="28"/>
-          <w:szCs w:val="28"/>
-          <w:lang w:val="en-US"/>
-        </w:rPr>
-        <w:t>12,1</w:t>
-      </w:r>
-      <w:proofErr w:type="gramStart"/>
-      <w:r>
-        <w:rPr>
-          <w:color w:val="000000" w:themeColor="text1"/>
-          <w:sz w:val="28"/>
-          <w:szCs w:val="28"/>
-          <w:lang w:val="en-US"/>
-        </w:rPr>
-        <w:t>);</w:t>
-      </w:r>
-      <w:proofErr w:type="gramEnd"/>
-    </w:p>
-    <w:p>
-      <w:pPr>
-        <w:spacing w:line="360" w:lineRule="auto"/>
-        <w:ind w:left="284" w:right="284" w:firstLine="709"/>
-        <w:jc w:val="both"/>
-        <w:rPr>
-          <w:color w:val="000000" w:themeColor="text1"/>
-          <w:sz w:val="28"/>
-          <w:szCs w:val="28"/>
-          <w:lang w:val="en-US"/>
-        </w:rPr>
-      </w:pPr>
-      <w:r>
-        <w:rPr>
-          <w:color w:val="000000" w:themeColor="text1"/>
-          <w:sz w:val="28"/>
-          <w:szCs w:val="28"/>
-          <w:lang w:val="en-US"/>
-        </w:rPr>
-        <w:t>p=(</w:t>
-      </w:r>
-      <w:proofErr w:type="spellStart"/>
-      <w:proofErr w:type="gramStart"/>
-      <w:r>
-        <w:rPr>
-          <w:color w:val="000000" w:themeColor="text1"/>
-          <w:sz w:val="28"/>
-          <w:szCs w:val="28"/>
-          <w:lang w:val="en-US"/>
-        </w:rPr>
-        <w:t>millis</w:t>
-      </w:r>
-      <w:proofErr w:type="spellEnd"/>
-      <w:r>
-        <w:rPr>
-          <w:color w:val="000000" w:themeColor="text1"/>
-          <w:sz w:val="28"/>
-          <w:szCs w:val="28"/>
-          <w:lang w:val="en-US"/>
-        </w:rPr>
-        <w:t>(</w:t>
-      </w:r>
-      <w:proofErr w:type="gramEnd"/>
-      <w:r>
-        <w:rPr>
-          <w:color w:val="000000" w:themeColor="text1"/>
-          <w:sz w:val="28"/>
-          <w:szCs w:val="28"/>
-          <w:lang w:val="en-US"/>
-        </w:rPr>
-        <w:t>)/1000</w:t>
-      </w:r>
-      <w:proofErr w:type="gramStart"/>
-      <w:r>
-        <w:rPr>
-          <w:color w:val="000000" w:themeColor="text1"/>
-          <w:sz w:val="28"/>
-          <w:szCs w:val="28"/>
-          <w:lang w:val="en-US"/>
-        </w:rPr>
-        <w:t>);</w:t>
-      </w:r>
-      <w:proofErr w:type="gramEnd"/>
-    </w:p>
-    <w:p>
-      <w:pPr>
-        <w:spacing w:line="360" w:lineRule="auto"/>
-        <w:ind w:left="284" w:right="284" w:firstLine="709"/>
-        <w:jc w:val="both"/>
-        <w:rPr>
-          <w:color w:val="000000" w:themeColor="text1"/>
-          <w:sz w:val="28"/>
-          <w:szCs w:val="28"/>
-          <w:lang w:val="en-US"/>
-        </w:rPr>
-      </w:pPr>
-      <w:r>
-        <w:rPr>
-          <w:color w:val="000000" w:themeColor="text1"/>
-          <w:sz w:val="28"/>
-          <w:szCs w:val="28"/>
-          <w:lang w:val="en-US"/>
-        </w:rPr>
-        <w:t>if (p==</w:t>
-      </w:r>
-      <w:proofErr w:type="gramStart"/>
-      <w:r>
-        <w:rPr>
-          <w:color w:val="000000" w:themeColor="text1"/>
-          <w:sz w:val="28"/>
-          <w:szCs w:val="28"/>
-          <w:lang w:val="en-US"/>
-        </w:rPr>
-        <w:t>5){</w:t>
-      </w:r>
-      <w:proofErr w:type="gramEnd"/>
-    </w:p>
-    <w:p>
-      <w:pPr>
-        <w:spacing w:line="360" w:lineRule="auto"/>
-        <w:ind w:left="284" w:right="284" w:firstLine="709"/>
-        <w:jc w:val="both"/>
-        <w:rPr>
-          <w:color w:val="000000" w:themeColor="text1"/>
-          <w:sz w:val="28"/>
-          <w:szCs w:val="28"/>
-          <w:lang w:val="en-US"/>
-        </w:rPr>
-      </w:pPr>
-      <w:proofErr w:type="spellStart"/>
-      <w:proofErr w:type="gramStart"/>
-      <w:r>
-        <w:rPr>
-          <w:color w:val="000000" w:themeColor="text1"/>
-          <w:sz w:val="28"/>
-          <w:szCs w:val="28"/>
-          <w:lang w:val="en-US"/>
-        </w:rPr>
-        <w:t>digitalWrite</w:t>
-      </w:r>
-      <w:proofErr w:type="spellEnd"/>
-      <w:r>
-        <w:rPr>
-          <w:color w:val="000000" w:themeColor="text1"/>
-          <w:sz w:val="28"/>
-          <w:szCs w:val="28"/>
-          <w:lang w:val="en-US"/>
-        </w:rPr>
-        <w:t>(</w:t>
-      </w:r>
-      <w:proofErr w:type="gramEnd"/>
-      <w:r>
-        <w:rPr>
-          <w:color w:val="000000" w:themeColor="text1"/>
-          <w:sz w:val="28"/>
-          <w:szCs w:val="28"/>
-          <w:lang w:val="en-US"/>
-        </w:rPr>
-        <w:t>12,0);}}}</w:t>
-      </w:r>
-    </w:p>
-    <w:p>
-      <w:pPr>
-        <w:spacing w:line="360" w:lineRule="auto"/>
-        <w:ind w:left="284" w:right="284" w:firstLine="709"/>
-        <w:jc w:val="both"/>
-        <w:rPr>
-          <w:color w:val="000000" w:themeColor="text1"/>
-          <w:sz w:val="28"/>
-          <w:szCs w:val="28"/>
-          <w:lang w:val="en-US"/>
-        </w:rPr>
-      </w:pPr>
-      <w:proofErr w:type="spellStart"/>
-      <w:proofErr w:type="gramStart"/>
-      <w:r>
-        <w:rPr>
-          <w:color w:val="000000" w:themeColor="text1"/>
-          <w:sz w:val="28"/>
-          <w:szCs w:val="28"/>
-          <w:lang w:val="en-US"/>
-        </w:rPr>
-        <w:t>digitalWrite</w:t>
-      </w:r>
-      <w:proofErr w:type="spellEnd"/>
-      <w:r>
-        <w:rPr>
-          <w:color w:val="000000" w:themeColor="text1"/>
-          <w:sz w:val="28"/>
-          <w:szCs w:val="28"/>
-          <w:lang w:val="en-US"/>
-        </w:rPr>
-        <w:t>(LED,HIGH);</w:t>
-      </w:r>
-      <w:proofErr w:type="gramEnd"/>
-    </w:p>
-    <w:p>
-      <w:pPr>
-        <w:spacing w:line="360" w:lineRule="auto"/>
-        <w:ind w:left="284" w:right="284" w:firstLine="709"/>
-        <w:jc w:val="both"/>
-        <w:rPr>
-          <w:color w:val="000000" w:themeColor="text1"/>
-          <w:sz w:val="28"/>
-          <w:szCs w:val="28"/>
-          <w:lang w:val="en-US"/>
-        </w:rPr>
-      </w:pPr>
-      <w:proofErr w:type="gramStart"/>
-      <w:r>
-        <w:rPr>
-          <w:color w:val="000000" w:themeColor="text1"/>
-          <w:sz w:val="28"/>
-          <w:szCs w:val="28"/>
-          <w:lang w:val="en-US"/>
-        </w:rPr>
-        <w:t>delay(</w:t>
-      </w:r>
-      <w:proofErr w:type="gramEnd"/>
-      <w:r>
-        <w:rPr>
-          <w:color w:val="000000" w:themeColor="text1"/>
-          <w:sz w:val="28"/>
-          <w:szCs w:val="28"/>
-          <w:lang w:val="en-US"/>
-        </w:rPr>
-        <w:t>5000</w:t>
-      </w:r>
-      <w:proofErr w:type="gramStart"/>
-      <w:r>
-        <w:rPr>
-          <w:color w:val="000000" w:themeColor="text1"/>
-          <w:sz w:val="28"/>
-          <w:szCs w:val="28"/>
-          <w:lang w:val="en-US"/>
-        </w:rPr>
-        <w:t>);</w:t>
-      </w:r>
-      <w:proofErr w:type="gramEnd"/>
-    </w:p>
-    <w:p>
-      <w:pPr>
-        <w:spacing w:line="360" w:lineRule="auto"/>
-        <w:ind w:left="284" w:right="284" w:firstLine="709"/>
-        <w:jc w:val="both"/>
-        <w:rPr>
-          <w:color w:val="000000" w:themeColor="text1"/>
-          <w:sz w:val="28"/>
-          <w:szCs w:val="28"/>
-          <w:lang w:val="en-US"/>
-        </w:rPr>
-      </w:pPr>
-      <w:proofErr w:type="spellStart"/>
-      <w:proofErr w:type="gramStart"/>
-      <w:r>
-        <w:rPr>
-          <w:color w:val="000000" w:themeColor="text1"/>
-          <w:sz w:val="28"/>
-          <w:szCs w:val="28"/>
-          <w:lang w:val="en-US"/>
-        </w:rPr>
-        <w:t>digitalWrite</w:t>
-      </w:r>
-      <w:proofErr w:type="spellEnd"/>
-      <w:r>
-        <w:rPr>
-          <w:color w:val="000000" w:themeColor="text1"/>
-          <w:sz w:val="28"/>
-          <w:szCs w:val="28"/>
-          <w:lang w:val="en-US"/>
-        </w:rPr>
-        <w:t>(LED,LOW);</w:t>
-      </w:r>
-      <w:proofErr w:type="gramEnd"/>
-    </w:p>
-    <w:p>
-      <w:pPr>
-        <w:spacing w:line="360" w:lineRule="auto"/>
-        <w:ind w:left="284" w:right="284" w:firstLine="709"/>
-        <w:jc w:val="both"/>
-        <w:rPr>
-          <w:color w:val="000000" w:themeColor="text1"/>
-          <w:sz w:val="28"/>
-          <w:szCs w:val="28"/>
-          <w:lang w:val="en-US"/>
-        </w:rPr>
-      </w:pPr>
-      <w:proofErr w:type="gramStart"/>
-      <w:r>
-        <w:rPr>
-          <w:color w:val="000000" w:themeColor="text1"/>
-          <w:sz w:val="28"/>
-          <w:szCs w:val="28"/>
-          <w:lang w:val="en-US"/>
-        </w:rPr>
-        <w:t>delay(</w:t>
-      </w:r>
-      <w:proofErr w:type="gramEnd"/>
-      <w:r>
-        <w:rPr>
-          <w:color w:val="000000" w:themeColor="text1"/>
-          <w:sz w:val="28"/>
-          <w:szCs w:val="28"/>
-          <w:lang w:val="en-US"/>
-        </w:rPr>
-        <w:t>5000</w:t>
-      </w:r>
-      <w:proofErr w:type="gramStart"/>
-      <w:r>
-        <w:rPr>
-          <w:color w:val="000000" w:themeColor="text1"/>
-          <w:sz w:val="28"/>
-          <w:szCs w:val="28"/>
-          <w:lang w:val="en-US"/>
-        </w:rPr>
-        <w:t>);</w:t>
-      </w:r>
-      <w:proofErr w:type="gramEnd"/>
-    </w:p>
-    <w:p>
-      <w:pPr>
-        <w:spacing w:line="360" w:lineRule="auto"/>
-        <w:ind w:left="284" w:right="284" w:firstLine="709"/>
-        <w:jc w:val="both"/>
-        <w:rPr>
-          <w:color w:val="000000" w:themeColor="text1"/>
-          <w:sz w:val="28"/>
-          <w:szCs w:val="28"/>
-          <w:lang w:val="en-US"/>
-        </w:rPr>
-      </w:pPr>
-      <w:r>
-        <w:rPr>
-          <w:color w:val="000000" w:themeColor="text1"/>
-          <w:sz w:val="28"/>
-          <w:szCs w:val="28"/>
-          <w:lang w:val="en-US"/>
-        </w:rPr>
-        <w:lastRenderedPageBreak/>
-        <w:t xml:space="preserve">int </w:t>
-      </w:r>
-      <w:proofErr w:type="spellStart"/>
-      <w:r>
-        <w:rPr>
-          <w:color w:val="000000" w:themeColor="text1"/>
-          <w:sz w:val="28"/>
-          <w:szCs w:val="28"/>
-          <w:lang w:val="en-US"/>
-        </w:rPr>
-        <w:t>currentButtonState</w:t>
-      </w:r>
-      <w:proofErr w:type="spellEnd"/>
-      <w:r>
-        <w:rPr>
-          <w:color w:val="000000" w:themeColor="text1"/>
-          <w:sz w:val="28"/>
-          <w:szCs w:val="28"/>
-          <w:lang w:val="en-US"/>
-        </w:rPr>
-        <w:t xml:space="preserve"> </w:t>
-      </w:r>
-      <w:proofErr w:type="gramStart"/>
-      <w:r>
-        <w:rPr>
-          <w:color w:val="000000" w:themeColor="text1"/>
-          <w:sz w:val="28"/>
-          <w:szCs w:val="28"/>
-          <w:lang w:val="en-US"/>
-        </w:rPr>
-        <w:t>= !</w:t>
-      </w:r>
-      <w:proofErr w:type="spellStart"/>
-      <w:r>
-        <w:rPr>
-          <w:color w:val="000000" w:themeColor="text1"/>
-          <w:sz w:val="28"/>
-          <w:szCs w:val="28"/>
-          <w:lang w:val="en-US"/>
-        </w:rPr>
-        <w:t>digitalRead</w:t>
-      </w:r>
-      <w:proofErr w:type="spellEnd"/>
-      <w:proofErr w:type="gramEnd"/>
-      <w:r>
-        <w:rPr>
-          <w:color w:val="000000" w:themeColor="text1"/>
-          <w:sz w:val="28"/>
-          <w:szCs w:val="28"/>
-          <w:lang w:val="en-US"/>
-        </w:rPr>
-        <w:t>(</w:t>
-      </w:r>
-      <w:proofErr w:type="spellStart"/>
-      <w:r>
-        <w:rPr>
-          <w:color w:val="000000" w:themeColor="text1"/>
-          <w:sz w:val="28"/>
-          <w:szCs w:val="28"/>
-          <w:lang w:val="en-US"/>
-        </w:rPr>
-        <w:t>pinToButtonMap</w:t>
-      </w:r>
-      <w:proofErr w:type="spellEnd"/>
-      <w:proofErr w:type="gramStart"/>
-      <w:r>
-        <w:rPr>
-          <w:color w:val="000000" w:themeColor="text1"/>
-          <w:sz w:val="28"/>
-          <w:szCs w:val="28"/>
-          <w:lang w:val="en-US"/>
-        </w:rPr>
-        <w:t>);</w:t>
-      </w:r>
-      <w:proofErr w:type="gramEnd"/>
-    </w:p>
-    <w:p>
-      <w:pPr>
-        <w:spacing w:line="360" w:lineRule="auto"/>
-        <w:ind w:left="284" w:right="284" w:firstLine="709"/>
-        <w:jc w:val="both"/>
-        <w:rPr>
-          <w:color w:val="000000" w:themeColor="text1"/>
-          <w:sz w:val="28"/>
-          <w:szCs w:val="28"/>
-          <w:lang w:val="en-US"/>
-        </w:rPr>
-      </w:pPr>
-      <w:r>
-        <w:rPr>
-          <w:color w:val="000000" w:themeColor="text1"/>
-          <w:sz w:val="28"/>
-          <w:szCs w:val="28"/>
-          <w:lang w:val="en-US"/>
-        </w:rPr>
-        <w:t>if (</w:t>
-      </w:r>
-      <w:proofErr w:type="spellStart"/>
-      <w:proofErr w:type="gramStart"/>
-      <w:r>
-        <w:rPr>
-          <w:color w:val="000000" w:themeColor="text1"/>
-          <w:sz w:val="28"/>
-          <w:szCs w:val="28"/>
-          <w:lang w:val="en-US"/>
-        </w:rPr>
-        <w:t>currentButtonState</w:t>
-      </w:r>
-      <w:proofErr w:type="spellEnd"/>
-      <w:r>
-        <w:rPr>
-          <w:color w:val="000000" w:themeColor="text1"/>
-          <w:sz w:val="28"/>
-          <w:szCs w:val="28"/>
-          <w:lang w:val="en-US"/>
-        </w:rPr>
-        <w:t xml:space="preserve"> !</w:t>
-      </w:r>
-      <w:proofErr w:type="gramEnd"/>
-      <w:r>
-        <w:rPr>
-          <w:color w:val="000000" w:themeColor="text1"/>
-          <w:sz w:val="28"/>
-          <w:szCs w:val="28"/>
-          <w:lang w:val="en-US"/>
-        </w:rPr>
-        <w:t xml:space="preserve">= </w:t>
-      </w:r>
-      <w:proofErr w:type="spellStart"/>
-      <w:proofErr w:type="gramStart"/>
-      <w:r>
-        <w:rPr>
-          <w:color w:val="000000" w:themeColor="text1"/>
-          <w:sz w:val="28"/>
-          <w:szCs w:val="28"/>
-          <w:lang w:val="en-US"/>
-        </w:rPr>
-        <w:t>lastButtonState</w:t>
-      </w:r>
-      <w:proofErr w:type="spellEnd"/>
-      <w:r>
-        <w:rPr>
-          <w:color w:val="000000" w:themeColor="text1"/>
-          <w:sz w:val="28"/>
-          <w:szCs w:val="28"/>
-          <w:lang w:val="en-US"/>
-        </w:rPr>
-        <w:t>){</w:t>
-      </w:r>
-      <w:proofErr w:type="gramEnd"/>
-    </w:p>
-    <w:p>
-      <w:pPr>
-        <w:spacing w:line="360" w:lineRule="auto"/>
-        <w:ind w:left="284" w:right="284" w:firstLine="709"/>
-        <w:jc w:val="both"/>
-        <w:rPr>
-          <w:color w:val="000000" w:themeColor="text1"/>
-          <w:sz w:val="28"/>
-          <w:szCs w:val="28"/>
-          <w:lang w:val="en-US"/>
-        </w:rPr>
-      </w:pPr>
-      <w:proofErr w:type="spellStart"/>
-      <w:r>
-        <w:rPr>
-          <w:color w:val="000000" w:themeColor="text1"/>
-          <w:sz w:val="28"/>
-          <w:szCs w:val="28"/>
-          <w:lang w:val="en-US"/>
-        </w:rPr>
-        <w:t>Joystick.setButton</w:t>
-      </w:r>
-      <w:proofErr w:type="spellEnd"/>
-      <w:r>
-        <w:rPr>
-          <w:color w:val="000000" w:themeColor="text1"/>
-          <w:sz w:val="28"/>
-          <w:szCs w:val="28"/>
-          <w:lang w:val="en-US"/>
-        </w:rPr>
-        <w:t xml:space="preserve">(0, </w:t>
-      </w:r>
-      <w:proofErr w:type="spellStart"/>
-      <w:r>
-        <w:rPr>
-          <w:color w:val="000000" w:themeColor="text1"/>
-          <w:sz w:val="28"/>
-          <w:szCs w:val="28"/>
-          <w:lang w:val="en-US"/>
-        </w:rPr>
-        <w:t>currentButtonState</w:t>
-      </w:r>
-      <w:proofErr w:type="spellEnd"/>
-      <w:r>
-        <w:rPr>
-          <w:color w:val="000000" w:themeColor="text1"/>
-          <w:sz w:val="28"/>
-          <w:szCs w:val="28"/>
-          <w:lang w:val="en-US"/>
-        </w:rPr>
-        <w:t>);</w:t>
-      </w:r>
-    </w:p>
-    <w:p>
-      <w:pPr>
-        <w:spacing w:line="360" w:lineRule="auto"/>
-        <w:ind w:left="284" w:right="284" w:firstLine="709"/>
-        <w:jc w:val="both"/>
-        <w:rPr>
-          <w:color w:val="000000" w:themeColor="text1"/>
-          <w:sz w:val="28"/>
-          <w:szCs w:val="28"/>
-          <w:lang w:val="en-US"/>
-        </w:rPr>
-      </w:pPr>
-      <w:proofErr w:type="spellStart"/>
-      <w:r>
-        <w:rPr>
-          <w:color w:val="000000" w:themeColor="text1"/>
-          <w:sz w:val="28"/>
-          <w:szCs w:val="28"/>
-          <w:lang w:val="en-US"/>
-        </w:rPr>
-        <w:t>lastButtonState</w:t>
-      </w:r>
-      <w:proofErr w:type="spellEnd"/>
-      <w:r>
-        <w:rPr>
-          <w:color w:val="000000" w:themeColor="text1"/>
-          <w:sz w:val="28"/>
-          <w:szCs w:val="28"/>
-          <w:lang w:val="en-US"/>
-        </w:rPr>
-        <w:t xml:space="preserve"> = </w:t>
-      </w:r>
-      <w:proofErr w:type="spellStart"/>
-      <w:r>
-        <w:rPr>
-          <w:color w:val="000000" w:themeColor="text1"/>
-          <w:sz w:val="28"/>
-          <w:szCs w:val="28"/>
-          <w:lang w:val="en-US"/>
-        </w:rPr>
-        <w:t>currentButtonState</w:t>
-      </w:r>
-      <w:proofErr w:type="spellEnd"/>
-      <w:r>
-        <w:rPr>
-          <w:color w:val="000000" w:themeColor="text1"/>
-          <w:sz w:val="28"/>
-          <w:szCs w:val="28"/>
-          <w:lang w:val="en-US"/>
-        </w:rPr>
-        <w:t>;}</w:t>
-      </w:r>
-    </w:p>
-    <w:p>
-      <w:pPr>
-        <w:spacing w:line="360" w:lineRule="auto"/>
-        <w:ind w:left="284" w:right="284" w:firstLine="709"/>
-        <w:jc w:val="both"/>
-        <w:rPr>
-          <w:color w:val="000000" w:themeColor="text1"/>
-          <w:sz w:val="28"/>
-          <w:szCs w:val="28"/>
-          <w:lang w:val="en-US"/>
-        </w:rPr>
-      </w:pPr>
-      <w:proofErr w:type="gramStart"/>
-      <w:r>
-        <w:rPr>
-          <w:color w:val="000000" w:themeColor="text1"/>
-          <w:sz w:val="28"/>
-          <w:szCs w:val="28"/>
-          <w:lang w:val="en-US"/>
-        </w:rPr>
-        <w:t>delay(</w:t>
-      </w:r>
-      <w:proofErr w:type="gramEnd"/>
-      <w:r>
-        <w:rPr>
-          <w:color w:val="000000" w:themeColor="text1"/>
-          <w:sz w:val="28"/>
-          <w:szCs w:val="28"/>
-          <w:lang w:val="en-US"/>
-        </w:rPr>
-        <w:t>50);}</w:t>
-      </w:r>
-    </w:p>
-    <w:p>
-      <w:pPr>
-        <w:spacing w:after="200" w:line="276" w:lineRule="auto"/>
-        <w:rPr>
-          <w:color w:val="000000" w:themeColor="text1"/>
-          <w:sz w:val="28"/>
-          <w:szCs w:val="28"/>
-          <w:lang w:val="en-US"/>
-        </w:rPr>
-      </w:pPr>
-      <w:r>
-        <w:rPr>
-          <w:color w:val="000000" w:themeColor="text1"/>
-          <w:sz w:val="28"/>
-          <w:szCs w:val="28"/>
-          <w:lang w:val="en-US"/>
-        </w:rPr>
-        <w:br w:type="page"/>
-      </w:r>
-    </w:p>
-    <w:p>
-      <w:pPr>
-        <w:tabs>
-          <w:tab w:val="left" w:pos="1276"/>
-        </w:tabs>
-        <w:spacing w:line="360" w:lineRule="auto"/>
-        <w:ind w:right="-2"/>
-        <w:contextualSpacing/>
-        <w:jc w:val="center"/>
-        <w:rPr>
-          <w:color w:val="000000" w:themeColor="text1"/>
-          <w:kern w:val="36"/>
-          <w:sz w:val="28"/>
-          <w:szCs w:val="28"/>
-          <w:lang w:val="en-US"/>
-        </w:rPr>
-      </w:pPr>
-      <w:r>
-        <w:rPr>
-          <w:color w:val="000000" w:themeColor="text1"/>
-          <w:kern w:val="36"/>
-          <w:sz w:val="28"/>
-          <w:szCs w:val="28"/>
-        </w:rPr>
-        <w:lastRenderedPageBreak/>
-        <w:t>Приложение</w:t>
-      </w:r>
-      <w:r>
-        <w:rPr>
-          <w:color w:val="000000" w:themeColor="text1"/>
-          <w:kern w:val="36"/>
-          <w:sz w:val="28"/>
-          <w:szCs w:val="28"/>
-          <w:lang w:val="en-US"/>
-        </w:rPr>
-        <w:t xml:space="preserve"> </w:t>
-      </w:r>
-      <w:r>
-        <w:rPr>
-          <w:color w:val="000000" w:themeColor="text1"/>
-          <w:kern w:val="36"/>
-          <w:sz w:val="28"/>
-          <w:szCs w:val="28"/>
-        </w:rPr>
-        <w:t>В</w:t>
-      </w:r>
-    </w:p>
-    <w:p>
-      <w:pPr>
-        <w:tabs>
-          <w:tab w:val="left" w:pos="1276"/>
-        </w:tabs>
-        <w:spacing w:line="360" w:lineRule="auto"/>
-        <w:ind w:right="-2"/>
-        <w:contextualSpacing/>
-        <w:jc w:val="center"/>
-        <w:rPr>
-          <w:color w:val="000000" w:themeColor="text1"/>
-          <w:kern w:val="36"/>
-          <w:sz w:val="28"/>
-          <w:szCs w:val="28"/>
-          <w:lang w:val="en-US"/>
-        </w:rPr>
-      </w:pPr>
-      <w:r>
-        <w:rPr>
-          <w:color w:val="000000" w:themeColor="text1"/>
-          <w:kern w:val="36"/>
-          <w:sz w:val="28"/>
-          <w:szCs w:val="28"/>
-          <w:lang w:val="en-US"/>
-        </w:rPr>
-        <w:t>(</w:t>
-      </w:r>
-      <w:r>
-        <w:rPr>
-          <w:color w:val="000000" w:themeColor="text1"/>
-          <w:kern w:val="36"/>
-          <w:sz w:val="28"/>
-          <w:szCs w:val="28"/>
-        </w:rPr>
-        <w:t>справочное</w:t>
-      </w:r>
-      <w:r>
-        <w:rPr>
-          <w:color w:val="000000" w:themeColor="text1"/>
-          <w:kern w:val="36"/>
-          <w:sz w:val="28"/>
-          <w:szCs w:val="28"/>
-          <w:lang w:val="en-US"/>
-        </w:rPr>
-        <w:t>)</w:t>
-      </w:r>
-    </w:p>
-    <w:p>
-      <w:pPr>
-        <w:tabs>
-          <w:tab w:val="left" w:pos="1276"/>
-        </w:tabs>
-        <w:ind w:right="-2"/>
-        <w:contextualSpacing/>
-        <w:jc w:val="center"/>
-        <w:rPr>
-          <w:color w:val="000000" w:themeColor="text1"/>
-          <w:kern w:val="36"/>
-          <w:sz w:val="28"/>
-          <w:szCs w:val="28"/>
-          <w:lang w:val="en-US"/>
-        </w:rPr>
-      </w:pPr>
-    </w:p>
-    <w:p>
-      <w:pPr>
-        <w:tabs>
-          <w:tab w:val="left" w:pos="1276"/>
-        </w:tabs>
-        <w:spacing w:line="360" w:lineRule="auto"/>
-        <w:ind w:right="-2"/>
-        <w:contextualSpacing/>
-        <w:jc w:val="center"/>
-        <w:rPr>
-          <w:color w:val="000000" w:themeColor="text1"/>
-          <w:kern w:val="36"/>
-          <w:sz w:val="28"/>
-          <w:szCs w:val="28"/>
-          <w:lang w:val="en-US"/>
-        </w:rPr>
-      </w:pPr>
-      <w:r>
-        <w:rPr>
-          <w:color w:val="000000" w:themeColor="text1"/>
-          <w:kern w:val="36"/>
-          <w:sz w:val="28"/>
-          <w:szCs w:val="28"/>
-        </w:rPr>
-        <w:t>Макетирование</w:t>
-      </w:r>
-    </w:p>
-    <w:p>
-      <w:pPr>
-        <w:tabs>
-          <w:tab w:val="left" w:pos="1276"/>
-        </w:tabs>
-        <w:ind w:right="-2"/>
-        <w:contextualSpacing/>
-        <w:jc w:val="center"/>
-        <w:rPr>
-          <w:color w:val="000000" w:themeColor="text1"/>
-          <w:kern w:val="36"/>
-          <w:sz w:val="28"/>
-          <w:szCs w:val="28"/>
-          <w:lang w:val="en-US"/>
-        </w:rPr>
-      </w:pPr>
-    </w:p>
-    <w:p>
-      <w:pPr>
-        <w:tabs>
-          <w:tab w:val="left" w:pos="1276"/>
-        </w:tabs>
-        <w:spacing w:line="360" w:lineRule="auto"/>
-        <w:ind w:right="-2"/>
-        <w:contextualSpacing/>
-        <w:jc w:val="center"/>
-        <w:rPr>
-          <w:color w:val="000000" w:themeColor="text1"/>
-          <w:kern w:val="36"/>
-          <w:sz w:val="28"/>
-          <w:szCs w:val="28"/>
-        </w:rPr>
-      </w:pPr>
-      <w:r>
-        <w:rPr>
-          <w:noProof/>
-          <w:sz w:val="28"/>
-          <w:szCs w:val="28"/>
-        </w:rPr>
-        <w:drawing>
-          <wp:inline distT="0" distB="0" distL="0" distR="0" wp14:anchorId="1BCD8DBA" wp14:editId="37C2EAB1">
-            <wp:extent cx="5680700" cy="3742690"/>
-            <wp:effectExtent l="0" t="0" r="0" b="0"/>
-            <wp:docPr id="87" name="Рисунок 87"/>
-            <wp:cNvGraphicFramePr>
-              <a:graphicFrameLocks xmlns:a="http://schemas.openxmlformats.org/drawingml/2006/main" noChangeAspect="1"/>
-            </wp:cNvGraphicFramePr>
-            <a:graphic xmlns:a="http://schemas.openxmlformats.org/drawingml/2006/main">
-              <a:graphicData uri="http://schemas.openxmlformats.org/drawingml/2006/picture">
-                <pic:pic xmlns:pic="http://schemas.openxmlformats.org/drawingml/2006/picture">
-                  <pic:nvPicPr>
-                    <pic:cNvPr id="1" name=""/>
-                    <pic:cNvPicPr/>
-                  </pic:nvPicPr>
-                  <pic:blipFill rotWithShape="1">
-                    <a:blip r:embed="rId37"/>
-                    <a:srcRect l="3992" t="2578"/>
-                    <a:stretch/>
-                  </pic:blipFill>
-                  <pic:spPr bwMode="auto">
-                    <a:xfrm>
-                      <a:off x="0" y="0"/>
-                      <a:ext cx="5692695" cy="3750593"/>
-                    </a:xfrm>
-                    <a:prstGeom prst="rect">
-                      <a:avLst/>
-                    </a:prstGeom>
-                    <a:ln>
-                      <a:noFill/>
-                    </a:ln>
-                    <a:extLst>
-                      <a:ext uri="{53640926-AAD7-44D8-BBD7-CCE9431645EC}">
-                        <a14:shadowObscured xmlns:a14="http://schemas.microsoft.com/office/drawing/2010/main"/>
-                      </a:ext>
-                    </a:extLst>
-                  </pic:spPr>
-                </pic:pic>
-              </a:graphicData>
-            </a:graphic>
-          </wp:inline>
-        </w:drawing>
-      </w:r>
-    </w:p>
-    <w:p>
-      <w:pPr>
-        <w:tabs>
-          <w:tab w:val="left" w:pos="1276"/>
-        </w:tabs>
-        <w:ind w:right="-2"/>
-        <w:contextualSpacing/>
-        <w:jc w:val="center"/>
-        <w:rPr>
-          <w:color w:val="000000" w:themeColor="text1"/>
-          <w:kern w:val="36"/>
-          <w:sz w:val="28"/>
-          <w:szCs w:val="28"/>
+        <w:rPr>
+          <w:color w:val="000000" w:themeColor="text1"/>
+          <w:kern w:val="36"/>
+          <w:sz w:val="28"/>
+          <w:szCs w:val="28"/>
+          <w:lang w:val="en-US"/>
         </w:rPr>
       </w:pPr>
     </w:p>
@@ -28474,7 +29926,6 @@
   <w:style w:type="character" w:default="1" w:styleId="a0">
     <w:name w:val="Default Paragraph Font"/>
     <w:uiPriority w:val="1"/>
-    <w:semiHidden/>
     <w:unhideWhenUsed/>
   </w:style>
   <w:style w:type="table" w:default="1" w:styleId="a1">
